--- a/Practice.docx
+++ b/Practice.docx
@@ -3,6 +3,668 @@
 <w:document xmlns:wpc="http://schemas.microsoft.com/office/word/2010/wordprocessingCanvas" xmlns:cx="http://schemas.microsoft.com/office/drawing/2014/chartex" xmlns:cx1="http://schemas.microsoft.com/office/drawing/2015/9/8/chartex" xmlns:cx2="http://schemas.microsoft.com/office/drawing/2015/10/21/chartex" xmlns:cx3="http://schemas.microsoft.com/office/drawing/2016/5/9/chartex" xmlns:cx4="http://schemas.microsoft.com/office/drawing/2016/5/10/chartex" xmlns:cx5="http://schemas.microsoft.com/office/drawing/2016/5/11/chartex" xmlns:cx6="http://schemas.microsoft.com/office/drawing/2016/5/12/chartex" xmlns:cx7="http://schemas.microsoft.com/office/drawing/2016/5/13/chartex" xmlns:cx8="http://schemas.microsoft.com/office/drawing/2016/5/14/chartex" xmlns:mc="http://schemas.openxmlformats.org/markup-compatibility/2006" xmlns:aink="http://schemas.microsoft.com/office/drawing/2016/ink" xmlns:am3d="http://schemas.microsoft.com/office/drawing/2017/model3d" xmlns:o="urn:schemas-microsoft-com:office:office" xmlns:r="http://schemas.openxmlformats.org/officeDocument/2006/relationships" xmlns:m="http://schemas.openxmlformats.org/officeDocument/2006/math" xmlns:v="urn:schemas-microsoft-com:vml" xmlns:wp14="http://schemas.microsoft.com/office/word/2010/wordprocessingDrawing" xmlns:wp="http://schemas.openxmlformats.org/drawingml/2006/wordprocessingDrawing" xmlns:w10="urn:schemas-microsoft-com:office:word" xmlns:w="http://schemas.openxmlformats.org/wordprocessingml/2006/main" xmlns:w14="http://schemas.microsoft.com/office/word/2010/wordml" xmlns:w15="http://schemas.microsoft.com/office/word/2012/wordml" xmlns:w16cex="http://schemas.microsoft.com/office/word/2018/wordml/cex" xmlns:w16cid="http://schemas.microsoft.com/office/word/2016/wordml/cid" xmlns:w16="http://schemas.microsoft.com/office/word/2018/wordml" xmlns:w16se="http://schemas.microsoft.com/office/word/2015/wordml/symex" xmlns:wpg="http://schemas.microsoft.com/office/word/2010/wordprocessingGroup" xmlns:wpi="http://schemas.microsoft.com/office/word/2010/wordprocessingInk" xmlns:wne="http://schemas.microsoft.com/office/word/2006/wordml" xmlns:wps="http://schemas.microsoft.com/office/word/2010/wordprocessingShape" mc:Ignorable="w14 w15 w16se w16cid w16 w16cex wp14">
   <w:body>
     <w:p/>
+    <w:p>
+      <w:pPr>
+        <w:pStyle w:val="1"/>
+      </w:pPr>
+      <w:r>
+        <w:t>Введение</w:t>
+      </w:r>
+    </w:p>
+    <w:p>
+      <w:pPr>
+        <w:pStyle w:val="default1"/>
+      </w:pPr>
+      <w:r>
+        <w:t>Сфера транспортных перевозок является важной частью экономики современного мира</w:t>
+      </w:r>
+      <w:r>
+        <w:t xml:space="preserve"> </w:t>
+      </w:r>
+      <w:r>
+        <w:t>и, в частности, Российской Федерации</w:t>
+      </w:r>
+      <w:r>
+        <w:t xml:space="preserve">. Посредством </w:t>
+      </w:r>
+      <w:r>
+        <w:t xml:space="preserve">различных типов транспорта, таких как железнодорожный транспорт, воздушный </w:t>
+      </w:r>
+      <w:r>
+        <w:t>транспорт</w:t>
+      </w:r>
+      <w:r>
+        <w:t xml:space="preserve">, автомобильный </w:t>
+      </w:r>
+      <w:r>
+        <w:t>транспорт</w:t>
+      </w:r>
+      <w:r>
+        <w:t xml:space="preserve">, водный </w:t>
+      </w:r>
+      <w:r>
+        <w:t>транспорт</w:t>
+      </w:r>
+      <w:r>
+        <w:t xml:space="preserve"> в Российской Федерации перевозится не менее 7 миллиардов тонн грузов</w:t>
+      </w:r>
+      <w:r>
+        <w:t xml:space="preserve"> </w:t>
+      </w:r>
+      <w:r>
+        <w:t>ежегодно</w:t>
+      </w:r>
+      <w:r>
+        <w:t xml:space="preserve"> за период с</w:t>
+      </w:r>
+      <w:r>
+        <w:t xml:space="preserve"> 2000</w:t>
+      </w:r>
+      <w:r>
+        <w:t xml:space="preserve"> по 2024 год</w:t>
+      </w:r>
+      <w:r>
+        <w:t>.</w:t>
+      </w:r>
+      <w:r>
+        <w:t xml:space="preserve"> Объем пассажирских перевозок за тот же период составляет ежегодно не менее 12,4 миллиардов человек</w:t>
+      </w:r>
+      <w:r>
+        <w:t xml:space="preserve"> </w:t>
+      </w:r>
+      <w:r>
+        <w:t>[1].</w:t>
+      </w:r>
+    </w:p>
+    <w:p>
+      <w:pPr>
+        <w:pStyle w:val="default1"/>
+      </w:pPr>
+      <w:r>
+        <w:t>Большой объем транспортной работы в условиях повсеместной цифровизации ставит перед транспортными предприятиями задачи сбора, хранения, обработки и передачи большого объема информации, связанного с транспортной деятельностью.</w:t>
+      </w:r>
+      <w:r>
+        <w:t xml:space="preserve"> Эти задачи различного типа не теряют своей актуальности как благодаря </w:t>
+      </w:r>
+      <w:r>
+        <w:t xml:space="preserve">растущей конкуренции и закономерному развитию автоматизации с целью повышения эффективности связанных с производственной деятельностью процессов, так и ввиду </w:t>
+      </w:r>
+      <w:r>
+        <w:t>развития законодательства, предписывающего предприятиям-перевозчикам устанавливать определенное оборудование, отслеживать перевозки с возможностью быстрого реагирования на внештатные ситуации, передавать данные в государственные структуры и социально значимые для населения сервисы.</w:t>
+      </w:r>
+    </w:p>
+    <w:p>
+      <w:pPr>
+        <w:pStyle w:val="default1"/>
+      </w:pPr>
+      <w:r>
+        <w:t xml:space="preserve">Например, с 1 сентября 2021 года все транспортные средства категорий М2, М3 и </w:t>
+      </w:r>
+      <w:r>
+        <w:rPr>
+          <w:lang w:val="en-US"/>
+        </w:rPr>
+        <w:t>N</w:t>
+      </w:r>
+      <w:r>
+        <w:t xml:space="preserve"> </w:t>
+      </w:r>
+      <w:r>
+        <w:t>в обязательном порядке должны быть оборудованы аппаратурой спутниковой навигации, выполняющей передачу данных в Ространснадзор через оператора системы «ЭРА-ГЛОНАСС»</w:t>
+      </w:r>
+      <w:r>
+        <w:t xml:space="preserve"> </w:t>
+      </w:r>
+      <w:r>
+        <w:t>[2].</w:t>
+      </w:r>
+      <w:r>
+        <w:t xml:space="preserve"> </w:t>
+      </w:r>
+      <w:r>
+        <w:t>Согласно постановлению Правительства РФ №504 от 14.06.2013 все</w:t>
+      </w:r>
+      <w:r>
+        <w:t xml:space="preserve"> автомобильные</w:t>
+      </w:r>
+      <w:r>
+        <w:t xml:space="preserve"> транспортные средства, имеющие разрешенную максимальную массу более 12 тонн, обязаны передавать навигационные данные для автоматического расчета оплаты за пользование </w:t>
+      </w:r>
+      <w:r>
+        <w:t>дорожной</w:t>
+      </w:r>
+      <w:r>
+        <w:t xml:space="preserve"> инфраструктурой</w:t>
+      </w:r>
+      <w:r>
+        <w:t xml:space="preserve"> </w:t>
+      </w:r>
+      <w:r>
+        <w:t>[3</w:t>
+      </w:r>
+      <w:r>
+        <w:t>]</w:t>
+      </w:r>
+      <w:r>
+        <w:t>.</w:t>
+      </w:r>
+    </w:p>
+    <w:p>
+      <w:pPr>
+        <w:pStyle w:val="default1"/>
+      </w:pPr>
+      <w:r>
+        <w:lastRenderedPageBreak/>
+        <w:t xml:space="preserve">Указанные выше факторы привели к появлению </w:t>
+      </w:r>
+      <w:r>
+        <w:t xml:space="preserve">и </w:t>
+      </w:r>
+      <w:r>
+        <w:t xml:space="preserve">активному </w:t>
+      </w:r>
+      <w:r>
+        <w:t>развитию на протяжении десятилетий систем отслеживания транспортных средств</w:t>
+      </w:r>
+      <w:r>
+        <w:t>, призванных решить различные задачи, стоящие перед транспортными предприятиями.</w:t>
+      </w:r>
+      <w:r>
+        <w:t xml:space="preserve"> Система отслеживания транспортных средств представляет из себя совокупность аппаратного и программного обеспечения, направленную на решение задач, возникающих </w:t>
+      </w:r>
+      <w:r>
+        <w:t>в работе транспортного предприятия.</w:t>
+      </w:r>
+    </w:p>
+    <w:p>
+      <w:pPr>
+        <w:pStyle w:val="default1"/>
+      </w:pPr>
+      <w:r>
+        <w:t xml:space="preserve">Задачи, которые решаются системами отслеживания транспорта, в достаточной степени разнообразны. </w:t>
+      </w:r>
+      <w:r>
+        <w:t xml:space="preserve">Каждая система, как правило, решает задачи для предприятий особого профиля, диктующего некоторую специфику перечня задач, которые должны решаться системой, а также допустимые способы решения и ограничения, применяемые </w:t>
+      </w:r>
+      <w:r>
+        <w:t>при проектировании систем.</w:t>
+      </w:r>
+    </w:p>
+    <w:p>
+      <w:pPr>
+        <w:pStyle w:val="default1"/>
+      </w:pPr>
+      <w:r>
+        <w:t xml:space="preserve">В качестве задач, являющихся общими для подобных систем, можно указать следующие: </w:t>
+      </w:r>
+      <w:r>
+        <w:t>прием</w:t>
+      </w:r>
+      <w:r>
+        <w:t xml:space="preserve"> сигналов оборудования, формирование, обработка </w:t>
+      </w:r>
+      <w:r>
+        <w:t xml:space="preserve">(формирование) </w:t>
+      </w:r>
+      <w:r>
+        <w:t>телематической информации</w:t>
+      </w:r>
+      <w:r>
+        <w:t>, хранение телематической информации</w:t>
+      </w:r>
+      <w:r>
+        <w:t>.</w:t>
+      </w:r>
+      <w:r>
+        <w:t xml:space="preserve"> Эти задачи являются общими, поскольку</w:t>
+      </w:r>
+      <w:r>
+        <w:t xml:space="preserve"> обеспечивают </w:t>
+      </w:r>
+      <w:r>
+        <w:t>доступность данных</w:t>
+      </w:r>
+      <w:r>
+        <w:t xml:space="preserve">, используемых для решения других более </w:t>
+      </w:r>
+      <w:r>
+        <w:t>узких</w:t>
+      </w:r>
+      <w:r>
+        <w:t xml:space="preserve"> задач.</w:t>
+      </w:r>
+    </w:p>
+    <w:p>
+      <w:pPr>
+        <w:pStyle w:val="default1"/>
+      </w:pPr>
+      <w:r>
+        <w:t>Также в качестве общих можно указать следующие задачи: зональное отслеживание транспортных средств, пространственно-временной поиск телеметрии, ретрансляция данных телеметрии.</w:t>
+      </w:r>
+      <w:r>
+        <w:t xml:space="preserve"> Зональное отслеживание позволяет контролировать местоположение ТС, основываясь</w:t>
+      </w:r>
+      <w:r>
+        <w:t xml:space="preserve"> </w:t>
+      </w:r>
+      <w:r>
+        <w:t>на заданных географических областях. Пространственно-временной поиск позволяет выполнять поиск телеметрической информации</w:t>
+      </w:r>
+      <w:r>
+        <w:t>, ограничиваясь рамками определенной географической области и определенного временного интервала.</w:t>
+      </w:r>
+      <w:r>
+        <w:t xml:space="preserve"> Эти две задачи (проблемы) являются основополагающими для многих методов решения более узких задач автоматизации производственных процессов транспортного предприятия.</w:t>
+      </w:r>
+      <w:r>
+        <w:t xml:space="preserve"> </w:t>
+      </w:r>
+      <w:r>
+        <w:t>В свою очередь, р</w:t>
+      </w:r>
+      <w:r>
+        <w:t>етрансляция данных телеметрии позволяет передавать телематические данные в один или несколько сторонних сервисов, что закрывает потребность передачи данных в предписанные нормативными актами службы.</w:t>
+      </w:r>
+    </w:p>
+    <w:p>
+      <w:pPr>
+        <w:pStyle w:val="default1"/>
+      </w:pPr>
+      <w:r>
+        <w:lastRenderedPageBreak/>
+        <w:t xml:space="preserve">Таким образом, становится понятен образ </w:t>
+      </w:r>
+      <w:r>
+        <w:t xml:space="preserve">базового перечня потребностей транспортного предприятия любой направленности (грузоперевозки, пассажирские перевозки и т.д.), а соответственно, </w:t>
+      </w:r>
+      <w:r>
+        <w:t xml:space="preserve">и требований к системам отслеживания транспорта и базовым задачам информатизации, которые должны быть решены в </w:t>
+      </w:r>
+      <w:r>
+        <w:t>ходе проектирования такой системы.</w:t>
+      </w:r>
+    </w:p>
+    <w:p>
+      <w:pPr>
+        <w:pStyle w:val="default1"/>
+      </w:pPr>
+      <w:r>
+        <w:t>Рассмотрим подходы, которые могут быть применены в ходе решения ранее перечисленных задач.</w:t>
+      </w:r>
+    </w:p>
+    <w:p>
+      <w:pPr>
+        <w:pStyle w:val="default1"/>
+      </w:pPr>
+      <w:r>
+        <w:t>Задачи приема, формирования и хранения телеметрической информации сильно взаимосвязаны.</w:t>
+      </w:r>
+      <w:r>
+        <w:t xml:space="preserve"> С алгоритмической точки зрения эти задачи должны решаться </w:t>
+      </w:r>
+      <w:r>
+        <w:t>в соответствии с типом использованного оборудования и типом протокола, который используется при приеме данных.</w:t>
+      </w:r>
+      <w:r>
+        <w:t xml:space="preserve"> Наиболее интересными проблемами, связанными с решением этих задач, являются задачи повышения производительности, масштабируемости и отказоустойчивости сервисов, выполняющих </w:t>
+      </w:r>
+      <w:r>
+        <w:t>обработку телеметрических данных.</w:t>
+      </w:r>
+      <w:r>
+        <w:t xml:space="preserve"> Поскольку объем обрабатываемых данных </w:t>
+      </w:r>
+      <w:r>
+        <w:t xml:space="preserve">напрямую зависит от количества отслеживаемых объектов, </w:t>
+      </w:r>
+      <w:r>
+        <w:t>велик риск упереться в предел вычислительных возможностей.</w:t>
+      </w:r>
+      <w:r>
+        <w:t xml:space="preserve"> </w:t>
+      </w:r>
+      <w:r>
+        <w:t>Способов р</w:t>
+      </w:r>
+      <w:r>
+        <w:t xml:space="preserve">ешений </w:t>
+      </w:r>
+      <w:r>
+        <w:t xml:space="preserve">этих проблем </w:t>
+      </w:r>
+      <w:r>
+        <w:t xml:space="preserve">множество: повышение алгоритмической эффективности, наращивание вычислительных мощностей, </w:t>
+      </w:r>
+      <w:r>
+        <w:t>ограничение нагрузки на уровне конечных устройств</w:t>
+      </w:r>
+      <w:r>
+        <w:t>, использование распределенных систем</w:t>
+      </w:r>
+      <w:r>
+        <w:t xml:space="preserve"> и т.д., но наиболее эффективными представляются решения, относящиеся к архитектуре </w:t>
+      </w:r>
+      <w:r>
+        <w:t>программной системы</w:t>
+      </w:r>
+      <w:r>
+        <w:t>.</w:t>
+      </w:r>
+      <w:r>
+        <w:t xml:space="preserve"> С помощью архитектурных решений, таких как использование микросервисного подхода, использование брокеров сообщений, поддержки разделения хранения данных можно создать систему, имеющую высокий потенциал к масштабированию в зависимости от оказываемой на неё нагрузки.</w:t>
+      </w:r>
+    </w:p>
+    <w:p>
+      <w:pPr>
+        <w:pStyle w:val="default1"/>
+      </w:pPr>
+      <w:r>
+        <w:t xml:space="preserve">Задача зонального отслеживания </w:t>
+      </w:r>
+      <w:r>
+        <w:t>транспортных средств сводится к задаче определения вхождения точки на поверхности земного шара</w:t>
+      </w:r>
+      <w:r>
+        <w:t xml:space="preserve"> (местоположение ТС)</w:t>
+      </w:r>
+      <w:r>
+        <w:t xml:space="preserve"> в ограниченную </w:t>
+      </w:r>
+      <w:r>
+        <w:t xml:space="preserve">географическую </w:t>
+      </w:r>
+      <w:r>
+        <w:t>область. Эта область задается, как правило, окружностью</w:t>
+      </w:r>
+      <w:r>
+        <w:t xml:space="preserve"> либо многоугольником (набором точек, </w:t>
+      </w:r>
+      <w:r>
+        <w:lastRenderedPageBreak/>
+        <w:t>образующих вершины многоугольника).</w:t>
+      </w:r>
+      <w:r>
+        <w:t xml:space="preserve"> Для </w:t>
+      </w:r>
+      <w:r>
+        <w:t>определения вхождения</w:t>
+      </w:r>
+      <w:r>
+        <w:t xml:space="preserve"> могут быть применены следующие методы: перебор зон с проверкой вхождения, применение пространственных индексов в различных СУБД (например,</w:t>
+      </w:r>
+      <w:r>
+        <w:t xml:space="preserve"> </w:t>
+      </w:r>
+      <w:r>
+        <w:t xml:space="preserve">индекс </w:t>
+      </w:r>
+      <w:r>
+        <w:rPr>
+          <w:lang w:val="en-US"/>
+        </w:rPr>
+        <w:t>GiST</w:t>
+      </w:r>
+      <w:r>
+        <w:t xml:space="preserve"> </w:t>
+      </w:r>
+      <w:r>
+        <w:t xml:space="preserve">в расширении </w:t>
+      </w:r>
+      <w:r>
+        <w:rPr>
+          <w:lang w:val="en-US"/>
+        </w:rPr>
+        <w:t>PostGIS</w:t>
+      </w:r>
+      <w:r>
+        <w:t xml:space="preserve"> </w:t>
+      </w:r>
+      <w:r>
+        <w:t xml:space="preserve">для СУБД </w:t>
+      </w:r>
+      <w:r>
+        <w:rPr>
+          <w:lang w:val="en-US"/>
+        </w:rPr>
+        <w:t>Postgresql</w:t>
+      </w:r>
+      <w:r>
+        <w:t xml:space="preserve">), </w:t>
+      </w:r>
+      <w:r>
+        <w:t>использование иерархических пространственных деревьев, использование систем геохеширования (</w:t>
+      </w:r>
+      <w:r>
+        <w:rPr>
+          <w:lang w:val="en-US"/>
+        </w:rPr>
+        <w:t>geohash</w:t>
+      </w:r>
+      <w:r>
+        <w:t xml:space="preserve">, </w:t>
+      </w:r>
+      <w:r>
+        <w:rPr>
+          <w:lang w:val="en-US"/>
+        </w:rPr>
+        <w:t>google</w:t>
+      </w:r>
+      <w:r>
+        <w:t xml:space="preserve"> </w:t>
+      </w:r>
+      <w:r>
+        <w:rPr>
+          <w:lang w:val="en-US"/>
+        </w:rPr>
+        <w:t>s</w:t>
+      </w:r>
+      <w:r>
+        <w:t>2</w:t>
+      </w:r>
+      <w:r>
+        <w:t xml:space="preserve">, </w:t>
+      </w:r>
+      <w:r>
+        <w:rPr>
+          <w:lang w:val="en-US"/>
+        </w:rPr>
+        <w:t>uber</w:t>
+      </w:r>
+      <w:r>
+        <w:t xml:space="preserve"> </w:t>
+      </w:r>
+      <w:r>
+        <w:rPr>
+          <w:lang w:val="en-US"/>
+        </w:rPr>
+        <w:t>h</w:t>
+      </w:r>
+      <w:r>
+        <w:t>3</w:t>
+      </w:r>
+      <w:r>
+        <w:t>)</w:t>
+      </w:r>
+      <w:r>
+        <w:t xml:space="preserve"> для создания пространственных индексов в оперативной памяти</w:t>
+      </w:r>
+      <w:r>
+        <w:t>.</w:t>
+      </w:r>
+      <w:r>
+        <w:t xml:space="preserve"> </w:t>
+      </w:r>
+      <w:r>
+        <w:t xml:space="preserve">Наиболее </w:t>
+      </w:r>
+      <w:r>
+        <w:t xml:space="preserve">оптимальным </w:t>
+      </w:r>
+      <w:r>
+        <w:t xml:space="preserve">представляется подход с использованием геохеширования, поскольку он обладает рядом преимуществ: имеет легко настраиваемую точность работы (уровень детализации), возможность создания индекса в памяти, занимающего даже на миллионах объектов небольшие объемы ОЗУ, </w:t>
+      </w:r>
+      <w:r>
+        <w:t xml:space="preserve">и является предсказуемым по сложности вычисления вхождения, обходя по этому показателю пространственные деревья, </w:t>
+      </w:r>
+      <w:r>
+        <w:t>которые в сложных ситуациях могут показывать падение производительности и в любом случае требуют проверки геометрического вхождения, определяя лишь набор кандидатов на вхождение.</w:t>
+      </w:r>
+      <w:r>
+        <w:t xml:space="preserve"> Высокая и предсказуемая производительность метода </w:t>
+      </w:r>
+      <w:r>
+        <w:t>определения</w:t>
+      </w:r>
+      <w:r>
+        <w:t xml:space="preserve"> вхождения особенно актуальна в случае, когда выполняется генерация событий вхождения в реальном времени, то есть сразу при приеме данных</w:t>
+      </w:r>
+      <w:r>
+        <w:t xml:space="preserve"> с оборудования, установленного на транспортных средствах.</w:t>
+      </w:r>
+    </w:p>
+    <w:p>
+      <w:pPr>
+        <w:pStyle w:val="default1"/>
+      </w:pPr>
+      <w:r>
+        <w:t>П</w:t>
+      </w:r>
+      <w:r>
+        <w:t xml:space="preserve">ространственно-временной поиск </w:t>
+      </w:r>
+      <w:r>
+        <w:t>данных</w:t>
+      </w:r>
+      <w:r>
+        <w:t xml:space="preserve"> </w:t>
+      </w:r>
+      <w:r>
+        <w:t>позволяет запрашивать данные, ограничи</w:t>
+      </w:r>
+      <w:r>
+        <w:t xml:space="preserve">вая запрос по времени поступлении информации и по географической области поступления информации. Данные телеметрии хранятся в какой-либо СУБД. На относительно небольших объемах данных и при небольшой нагрузке на </w:t>
+      </w:r>
+      <w:r>
+        <w:t xml:space="preserve">базу данных возможно использование только временного индексирования с проверкой вхождения в географическую область на уровне приложения, но с повышением нагрузки такой способ становится неприемлем. </w:t>
+      </w:r>
+      <w:r>
+        <w:t xml:space="preserve">Задача может быть решена с помощью комбинации двух индексов – пространственного и по времени – в тех СУБД, которые поддерживают подобный подход. </w:t>
+      </w:r>
+      <w:r>
+        <w:t>Наиболее оптимальным является применение геохеширования (</w:t>
+      </w:r>
+      <w:r>
+        <w:t>кодирования) географической</w:t>
+      </w:r>
+      <w:r>
+        <w:t xml:space="preserve"> позиции </w:t>
+      </w:r>
+      <w:r>
+        <w:lastRenderedPageBreak/>
+        <w:t>телеметрических данных</w:t>
+      </w:r>
+      <w:r>
+        <w:t xml:space="preserve"> и составления в результате одного индекса</w:t>
+      </w:r>
+      <w:r>
+        <w:t xml:space="preserve"> в реляционной СУБД</w:t>
+      </w:r>
+      <w:r>
+        <w:t xml:space="preserve"> – по результату кодирования и по времени. При этом применяется дискретизация временных и географических показателей с целью увеличения мощности индекса.</w:t>
+      </w:r>
+    </w:p>
+    <w:p>
+      <w:pPr>
+        <w:pStyle w:val="default1"/>
+      </w:pPr>
+      <w:r>
+        <w:t>Задача ретрансляции сводится к задаче отправки по определенному протоколу ранее полученных данных телеметрии. Сложность</w:t>
+      </w:r>
+      <w:r>
+        <w:t xml:space="preserve"> алгоритмического</w:t>
+      </w:r>
+      <w:r>
+        <w:t xml:space="preserve"> проектирования зависит от используемого протокола. </w:t>
+      </w:r>
+      <w:r>
+        <w:t>Более важной представляется обеспечение отказоустойчивости: обработка недоступности, повтор отправки</w:t>
+      </w:r>
+      <w:r>
+        <w:t>, контроль допустимой нагрузки</w:t>
+      </w:r>
+      <w:r>
+        <w:t>. Эти цели достигаются с помощ</w:t>
+      </w:r>
+      <w:r>
+        <w:t>ью</w:t>
+      </w:r>
+      <w:r>
+        <w:t xml:space="preserve"> архитектурного проектирования, отвечающего соответствующим требованиям.</w:t>
+      </w:r>
+    </w:p>
+    <w:p>
+      <w:pPr>
+        <w:pStyle w:val="default1"/>
+      </w:pPr>
+      <w:r>
+        <w:t xml:space="preserve">// </w:t>
+      </w:r>
+      <w:r>
+        <w:rPr>
+          <w:lang w:val="en-US"/>
+        </w:rPr>
+        <w:t>TODO</w:t>
+      </w:r>
+      <w:r>
+        <w:t xml:space="preserve"> </w:t>
+      </w:r>
+      <w:r>
+        <w:t xml:space="preserve">окончание введения, </w:t>
+      </w:r>
+      <w:r>
+        <w:t xml:space="preserve">цель, </w:t>
+      </w:r>
+      <w:r>
+        <w:t>задачи, объект, предмет</w:t>
+      </w:r>
+      <w:r>
+        <w:t>, ценность</w:t>
+      </w:r>
+      <w:bookmarkStart w:id="0" w:name="_GoBack"/>
+      <w:bookmarkEnd w:id="0"/>
+    </w:p>
+    <w:p>
+      <w:pPr>
+        <w:pStyle w:val="default1"/>
+      </w:pPr>
+    </w:p>
+    <w:p>
+      <w:pPr>
+        <w:pStyle w:val="default1"/>
+      </w:pPr>
+      <w:r>
+        <w:t>Проблема позиционного отслеживания транспорта – современная сводка (законодательство)</w:t>
+      </w:r>
+    </w:p>
+    <w:p>
+      <w:pPr>
+        <w:pStyle w:val="default1"/>
+      </w:pPr>
+      <w:r>
+        <w:t>Историческая сводка – способы решения</w:t>
+      </w:r>
+    </w:p>
+    <w:p>
+      <w:pPr>
+        <w:pStyle w:val="default1"/>
+      </w:pPr>
+      <w:r>
+        <w:t>Современные способы решения – системы отслеживания: популярная функциональность</w:t>
+      </w:r>
+      <w:r>
+        <w:t xml:space="preserve"> (позиционирование на карте, исторические данные, зональное отслеживание, временно-пространственный поиск), методы эффективной реализации</w:t>
+      </w:r>
+    </w:p>
     <w:p/>
     <w:p/>
     <w:p>
@@ -117,6 +779,7 @@
                 <w:szCs w:val="23"/>
                 <w:lang w:eastAsia="ru-RU"/>
               </w:rPr>
+              <w:lastRenderedPageBreak/>
               <w:t>Характеристика</w:t>
             </w:r>
           </w:p>
@@ -176,7 +839,6 @@
                 <w:lang w:eastAsia="ru-RU"/>
               </w:rPr>
             </w:pPr>
-            <w:proofErr w:type="spellStart"/>
             <w:r>
               <w:rPr>
                 <w:rFonts w:ascii="Segoe UI" w:eastAsia="Times New Roman" w:hAnsi="Segoe UI" w:cs="Segoe UI"/>
@@ -186,32 +848,30 @@
               </w:rPr>
               <w:t>Traccar</w:t>
             </w:r>
-            <w:proofErr w:type="spellEnd"/>
-          </w:p>
-        </w:tc>
-        <w:tc>
-          <w:tcPr>
-            <w:tcW w:w="0" w:type="auto"/>
-            <w:tcMar>
-              <w:top w:w="150" w:type="dxa"/>
-              <w:left w:w="240" w:type="dxa"/>
-              <w:bottom w:w="150" w:type="dxa"/>
-              <w:right w:w="240" w:type="dxa"/>
-            </w:tcMar>
-            <w:vAlign w:val="center"/>
-            <w:hideMark/>
-          </w:tcPr>
-          <w:p>
-            <w:pPr>
-              <w:spacing w:after="0" w:line="375" w:lineRule="atLeast"/>
-              <w:rPr>
-                <w:rFonts w:ascii="Segoe UI" w:eastAsia="Times New Roman" w:hAnsi="Segoe UI" w:cs="Segoe UI"/>
-                <w:sz w:val="23"/>
-                <w:szCs w:val="23"/>
-                <w:lang w:eastAsia="ru-RU"/>
-              </w:rPr>
-            </w:pPr>
-            <w:proofErr w:type="spellStart"/>
+          </w:p>
+        </w:tc>
+        <w:tc>
+          <w:tcPr>
+            <w:tcW w:w="0" w:type="auto"/>
+            <w:tcMar>
+              <w:top w:w="150" w:type="dxa"/>
+              <w:left w:w="240" w:type="dxa"/>
+              <w:bottom w:w="150" w:type="dxa"/>
+              <w:right w:w="240" w:type="dxa"/>
+            </w:tcMar>
+            <w:vAlign w:val="center"/>
+            <w:hideMark/>
+          </w:tcPr>
+          <w:p>
+            <w:pPr>
+              <w:spacing w:after="0" w:line="375" w:lineRule="atLeast"/>
+              <w:rPr>
+                <w:rFonts w:ascii="Segoe UI" w:eastAsia="Times New Roman" w:hAnsi="Segoe UI" w:cs="Segoe UI"/>
+                <w:sz w:val="23"/>
+                <w:szCs w:val="23"/>
+                <w:lang w:eastAsia="ru-RU"/>
+              </w:rPr>
+            </w:pPr>
             <w:r>
               <w:rPr>
                 <w:rFonts w:ascii="Segoe UI" w:eastAsia="Times New Roman" w:hAnsi="Segoe UI" w:cs="Segoe UI"/>
@@ -221,32 +881,30 @@
               </w:rPr>
               <w:t>Wialon</w:t>
             </w:r>
-            <w:proofErr w:type="spellEnd"/>
-          </w:p>
-        </w:tc>
-        <w:tc>
-          <w:tcPr>
-            <w:tcW w:w="0" w:type="auto"/>
-            <w:tcMar>
-              <w:top w:w="150" w:type="dxa"/>
-              <w:left w:w="240" w:type="dxa"/>
-              <w:bottom w:w="150" w:type="dxa"/>
-              <w:right w:w="240" w:type="dxa"/>
-            </w:tcMar>
-            <w:vAlign w:val="center"/>
-            <w:hideMark/>
-          </w:tcPr>
-          <w:p>
-            <w:pPr>
-              <w:spacing w:after="0" w:line="375" w:lineRule="atLeast"/>
-              <w:rPr>
-                <w:rFonts w:ascii="Segoe UI" w:eastAsia="Times New Roman" w:hAnsi="Segoe UI" w:cs="Segoe UI"/>
-                <w:sz w:val="23"/>
-                <w:szCs w:val="23"/>
-                <w:lang w:eastAsia="ru-RU"/>
-              </w:rPr>
-            </w:pPr>
-            <w:proofErr w:type="spellStart"/>
+          </w:p>
+        </w:tc>
+        <w:tc>
+          <w:tcPr>
+            <w:tcW w:w="0" w:type="auto"/>
+            <w:tcMar>
+              <w:top w:w="150" w:type="dxa"/>
+              <w:left w:w="240" w:type="dxa"/>
+              <w:bottom w:w="150" w:type="dxa"/>
+              <w:right w:w="240" w:type="dxa"/>
+            </w:tcMar>
+            <w:vAlign w:val="center"/>
+            <w:hideMark/>
+          </w:tcPr>
+          <w:p>
+            <w:pPr>
+              <w:spacing w:after="0" w:line="375" w:lineRule="atLeast"/>
+              <w:rPr>
+                <w:rFonts w:ascii="Segoe UI" w:eastAsia="Times New Roman" w:hAnsi="Segoe UI" w:cs="Segoe UI"/>
+                <w:sz w:val="23"/>
+                <w:szCs w:val="23"/>
+                <w:lang w:eastAsia="ru-RU"/>
+              </w:rPr>
+            </w:pPr>
             <w:r>
               <w:rPr>
                 <w:rFonts w:ascii="Segoe UI" w:eastAsia="Times New Roman" w:hAnsi="Segoe UI" w:cs="Segoe UI"/>
@@ -256,32 +914,30 @@
               </w:rPr>
               <w:t>Navixy</w:t>
             </w:r>
-            <w:proofErr w:type="spellEnd"/>
-          </w:p>
-        </w:tc>
-        <w:tc>
-          <w:tcPr>
-            <w:tcW w:w="0" w:type="auto"/>
-            <w:tcMar>
-              <w:top w:w="150" w:type="dxa"/>
-              <w:left w:w="240" w:type="dxa"/>
-              <w:bottom w:w="150" w:type="dxa"/>
-              <w:right w:w="240" w:type="dxa"/>
-            </w:tcMar>
-            <w:vAlign w:val="center"/>
-            <w:hideMark/>
-          </w:tcPr>
-          <w:p>
-            <w:pPr>
-              <w:spacing w:after="0" w:line="375" w:lineRule="atLeast"/>
-              <w:rPr>
-                <w:rFonts w:ascii="Segoe UI" w:eastAsia="Times New Roman" w:hAnsi="Segoe UI" w:cs="Segoe UI"/>
-                <w:sz w:val="23"/>
-                <w:szCs w:val="23"/>
-                <w:lang w:eastAsia="ru-RU"/>
-              </w:rPr>
-            </w:pPr>
-            <w:proofErr w:type="spellStart"/>
+          </w:p>
+        </w:tc>
+        <w:tc>
+          <w:tcPr>
+            <w:tcW w:w="0" w:type="auto"/>
+            <w:tcMar>
+              <w:top w:w="150" w:type="dxa"/>
+              <w:left w:w="240" w:type="dxa"/>
+              <w:bottom w:w="150" w:type="dxa"/>
+              <w:right w:w="240" w:type="dxa"/>
+            </w:tcMar>
+            <w:vAlign w:val="center"/>
+            <w:hideMark/>
+          </w:tcPr>
+          <w:p>
+            <w:pPr>
+              <w:spacing w:after="0" w:line="375" w:lineRule="atLeast"/>
+              <w:rPr>
+                <w:rFonts w:ascii="Segoe UI" w:eastAsia="Times New Roman" w:hAnsi="Segoe UI" w:cs="Segoe UI"/>
+                <w:sz w:val="23"/>
+                <w:szCs w:val="23"/>
+                <w:lang w:eastAsia="ru-RU"/>
+              </w:rPr>
+            </w:pPr>
             <w:r>
               <w:rPr>
                 <w:rFonts w:ascii="Segoe UI" w:eastAsia="Times New Roman" w:hAnsi="Segoe UI" w:cs="Segoe UI"/>
@@ -291,7 +947,6 @@
               </w:rPr>
               <w:t>OpenGTS</w:t>
             </w:r>
-            <w:proofErr w:type="spellEnd"/>
           </w:p>
         </w:tc>
         <w:tc>
@@ -433,9 +1088,32 @@
                 <w:szCs w:val="23"/>
                 <w:lang w:eastAsia="ru-RU"/>
               </w:rPr>
-              <w:t>Открытая (</w:t>
-            </w:r>
-            <w:proofErr w:type="spellStart"/>
+              <w:t>Открытая (Apache 2.0)</w:t>
+            </w:r>
+          </w:p>
+        </w:tc>
+        <w:tc>
+          <w:tcPr>
+            <w:tcW w:w="0" w:type="auto"/>
+            <w:tcMar>
+              <w:top w:w="150" w:type="dxa"/>
+              <w:left w:w="240" w:type="dxa"/>
+              <w:bottom w:w="150" w:type="dxa"/>
+              <w:right w:w="240" w:type="dxa"/>
+            </w:tcMar>
+            <w:vAlign w:val="center"/>
+            <w:hideMark/>
+          </w:tcPr>
+          <w:p>
+            <w:pPr>
+              <w:spacing w:after="0" w:line="375" w:lineRule="atLeast"/>
+              <w:rPr>
+                <w:rFonts w:ascii="Segoe UI" w:eastAsia="Times New Roman" w:hAnsi="Segoe UI" w:cs="Segoe UI"/>
+                <w:sz w:val="23"/>
+                <w:szCs w:val="23"/>
+                <w:lang w:eastAsia="ru-RU"/>
+              </w:rPr>
+            </w:pPr>
             <w:r>
               <w:rPr>
                 <w:rFonts w:ascii="Segoe UI" w:eastAsia="Times New Roman" w:hAnsi="Segoe UI" w:cs="Segoe UI"/>
@@ -445,9 +1123,32 @@
                 <w:szCs w:val="23"/>
                 <w:lang w:eastAsia="ru-RU"/>
               </w:rPr>
-              <w:t>Apache</w:t>
-            </w:r>
-            <w:proofErr w:type="spellEnd"/>
+              <w:t>Проприетарная (SaaS/On-prem)</w:t>
+            </w:r>
+          </w:p>
+        </w:tc>
+        <w:tc>
+          <w:tcPr>
+            <w:tcW w:w="0" w:type="auto"/>
+            <w:tcMar>
+              <w:top w:w="150" w:type="dxa"/>
+              <w:left w:w="240" w:type="dxa"/>
+              <w:bottom w:w="150" w:type="dxa"/>
+              <w:right w:w="240" w:type="dxa"/>
+            </w:tcMar>
+            <w:vAlign w:val="center"/>
+            <w:hideMark/>
+          </w:tcPr>
+          <w:p>
+            <w:pPr>
+              <w:spacing w:after="0" w:line="375" w:lineRule="atLeast"/>
+              <w:rPr>
+                <w:rFonts w:ascii="Segoe UI" w:eastAsia="Times New Roman" w:hAnsi="Segoe UI" w:cs="Segoe UI"/>
+                <w:sz w:val="23"/>
+                <w:szCs w:val="23"/>
+                <w:lang w:eastAsia="ru-RU"/>
+              </w:rPr>
+            </w:pPr>
             <w:r>
               <w:rPr>
                 <w:rFonts w:ascii="Segoe UI" w:eastAsia="Times New Roman" w:hAnsi="Segoe UI" w:cs="Segoe UI"/>
@@ -457,7 +1158,7 @@
                 <w:szCs w:val="23"/>
                 <w:lang w:eastAsia="ru-RU"/>
               </w:rPr>
-              <w:t xml:space="preserve"> 2.0)</w:t>
+              <w:t>Проприетарная (SaaS/On-prem)</w:t>
             </w:r>
           </w:p>
         </w:tc>
@@ -492,9 +1193,41 @@
                 <w:szCs w:val="23"/>
                 <w:lang w:eastAsia="ru-RU"/>
               </w:rPr>
-              <w:t>Проприетарная (</w:t>
-            </w:r>
-            <w:proofErr w:type="spellStart"/>
+              <w:t>Открытая</w:t>
+            </w:r>
+            <w:r>
+              <w:rPr>
+                <w:rFonts w:ascii="Segoe UI" w:eastAsia="Times New Roman" w:hAnsi="Segoe UI" w:cs="Segoe UI"/>
+                <w:sz w:val="23"/>
+                <w:szCs w:val="23"/>
+                <w:lang w:eastAsia="ru-RU"/>
+              </w:rPr>
+              <w:t> </w:t>
+            </w:r>
+          </w:p>
+        </w:tc>
+        <w:tc>
+          <w:tcPr>
+            <w:tcW w:w="0" w:type="auto"/>
+            <w:tcMar>
+              <w:top w:w="150" w:type="dxa"/>
+              <w:left w:w="240" w:type="dxa"/>
+              <w:bottom w:w="150" w:type="dxa"/>
+              <w:right w:w="0" w:type="dxa"/>
+            </w:tcMar>
+            <w:vAlign w:val="center"/>
+            <w:hideMark/>
+          </w:tcPr>
+          <w:p>
+            <w:pPr>
+              <w:spacing w:after="0" w:line="375" w:lineRule="atLeast"/>
+              <w:rPr>
+                <w:rFonts w:ascii="Segoe UI" w:eastAsia="Times New Roman" w:hAnsi="Segoe UI" w:cs="Segoe UI"/>
+                <w:sz w:val="23"/>
+                <w:szCs w:val="23"/>
+                <w:lang w:eastAsia="ru-RU"/>
+              </w:rPr>
+            </w:pPr>
             <w:r>
               <w:rPr>
                 <w:rFonts w:ascii="Segoe UI" w:eastAsia="Times New Roman" w:hAnsi="Segoe UI" w:cs="Segoe UI"/>
@@ -504,9 +1237,34 @@
                 <w:szCs w:val="23"/>
                 <w:lang w:eastAsia="ru-RU"/>
               </w:rPr>
-              <w:t>SaaS</w:t>
-            </w:r>
-            <w:proofErr w:type="spellEnd"/>
+              <w:t>Проприетарная (SaaS/On-prem)</w:t>
+            </w:r>
+          </w:p>
+        </w:tc>
+      </w:tr>
+      <w:tr>
+        <w:tc>
+          <w:tcPr>
+            <w:tcW w:w="0" w:type="auto"/>
+            <w:tcMar>
+              <w:top w:w="150" w:type="dxa"/>
+              <w:left w:w="0" w:type="dxa"/>
+              <w:bottom w:w="150" w:type="dxa"/>
+              <w:right w:w="240" w:type="dxa"/>
+            </w:tcMar>
+            <w:vAlign w:val="center"/>
+            <w:hideMark/>
+          </w:tcPr>
+          <w:p>
+            <w:pPr>
+              <w:spacing w:after="0" w:line="375" w:lineRule="atLeast"/>
+              <w:rPr>
+                <w:rFonts w:ascii="Segoe UI" w:eastAsia="Times New Roman" w:hAnsi="Segoe UI" w:cs="Segoe UI"/>
+                <w:sz w:val="23"/>
+                <w:szCs w:val="23"/>
+                <w:lang w:eastAsia="ru-RU"/>
+              </w:rPr>
+            </w:pPr>
             <w:r>
               <w:rPr>
                 <w:rFonts w:ascii="Segoe UI" w:eastAsia="Times New Roman" w:hAnsi="Segoe UI" w:cs="Segoe UI"/>
@@ -516,9 +1274,32 @@
                 <w:szCs w:val="23"/>
                 <w:lang w:eastAsia="ru-RU"/>
               </w:rPr>
-              <w:t>/</w:t>
-            </w:r>
-            <w:proofErr w:type="spellStart"/>
+              <w:t>Протокол EGTS</w:t>
+            </w:r>
+          </w:p>
+        </w:tc>
+        <w:tc>
+          <w:tcPr>
+            <w:tcW w:w="0" w:type="auto"/>
+            <w:tcMar>
+              <w:top w:w="150" w:type="dxa"/>
+              <w:left w:w="240" w:type="dxa"/>
+              <w:bottom w:w="150" w:type="dxa"/>
+              <w:right w:w="240" w:type="dxa"/>
+            </w:tcMar>
+            <w:vAlign w:val="center"/>
+            <w:hideMark/>
+          </w:tcPr>
+          <w:p>
+            <w:pPr>
+              <w:spacing w:after="0" w:line="375" w:lineRule="atLeast"/>
+              <w:rPr>
+                <w:rFonts w:ascii="Segoe UI" w:eastAsia="Times New Roman" w:hAnsi="Segoe UI" w:cs="Segoe UI"/>
+                <w:sz w:val="23"/>
+                <w:szCs w:val="23"/>
+                <w:lang w:eastAsia="ru-RU"/>
+              </w:rPr>
+            </w:pPr>
             <w:r>
               <w:rPr>
                 <w:rFonts w:ascii="Segoe UI" w:eastAsia="Times New Roman" w:hAnsi="Segoe UI" w:cs="Segoe UI"/>
@@ -528,9 +1309,199 @@
                 <w:szCs w:val="23"/>
                 <w:lang w:eastAsia="ru-RU"/>
               </w:rPr>
-              <w:t>On-prem</w:t>
-            </w:r>
-            <w:proofErr w:type="spellEnd"/>
+              <w:t>Нативная поддержка</w:t>
+            </w:r>
+          </w:p>
+        </w:tc>
+        <w:tc>
+          <w:tcPr>
+            <w:tcW w:w="0" w:type="auto"/>
+            <w:tcMar>
+              <w:top w:w="150" w:type="dxa"/>
+              <w:left w:w="240" w:type="dxa"/>
+              <w:bottom w:w="150" w:type="dxa"/>
+              <w:right w:w="240" w:type="dxa"/>
+            </w:tcMar>
+            <w:vAlign w:val="center"/>
+            <w:hideMark/>
+          </w:tcPr>
+          <w:p>
+            <w:pPr>
+              <w:spacing w:after="0" w:line="375" w:lineRule="atLeast"/>
+              <w:rPr>
+                <w:rFonts w:ascii="Segoe UI" w:eastAsia="Times New Roman" w:hAnsi="Segoe UI" w:cs="Segoe UI"/>
+                <w:sz w:val="23"/>
+                <w:szCs w:val="23"/>
+                <w:lang w:eastAsia="ru-RU"/>
+              </w:rPr>
+            </w:pPr>
+            <w:r>
+              <w:rPr>
+                <w:rFonts w:ascii="Segoe UI" w:eastAsia="Times New Roman" w:hAnsi="Segoe UI" w:cs="Segoe UI"/>
+                <w:sz w:val="23"/>
+                <w:szCs w:val="23"/>
+                <w:lang w:eastAsia="ru-RU"/>
+              </w:rPr>
+              <w:t>Не заявлена</w:t>
+            </w:r>
+          </w:p>
+        </w:tc>
+        <w:tc>
+          <w:tcPr>
+            <w:tcW w:w="0" w:type="auto"/>
+            <w:tcMar>
+              <w:top w:w="150" w:type="dxa"/>
+              <w:left w:w="240" w:type="dxa"/>
+              <w:bottom w:w="150" w:type="dxa"/>
+              <w:right w:w="240" w:type="dxa"/>
+            </w:tcMar>
+            <w:vAlign w:val="center"/>
+            <w:hideMark/>
+          </w:tcPr>
+          <w:p>
+            <w:pPr>
+              <w:spacing w:after="0" w:line="375" w:lineRule="atLeast"/>
+              <w:rPr>
+                <w:rFonts w:ascii="Segoe UI" w:eastAsia="Times New Roman" w:hAnsi="Segoe UI" w:cs="Segoe UI"/>
+                <w:sz w:val="23"/>
+                <w:szCs w:val="23"/>
+                <w:lang w:eastAsia="ru-RU"/>
+              </w:rPr>
+            </w:pPr>
+            <w:r>
+              <w:rPr>
+                <w:rFonts w:ascii="Segoe UI" w:eastAsia="Times New Roman" w:hAnsi="Segoe UI" w:cs="Segoe UI"/>
+                <w:sz w:val="23"/>
+                <w:szCs w:val="23"/>
+                <w:lang w:eastAsia="ru-RU"/>
+              </w:rPr>
+              <w:t>Есть (через ретрансляцию)</w:t>
+            </w:r>
+          </w:p>
+        </w:tc>
+        <w:tc>
+          <w:tcPr>
+            <w:tcW w:w="0" w:type="auto"/>
+            <w:tcMar>
+              <w:top w:w="150" w:type="dxa"/>
+              <w:left w:w="240" w:type="dxa"/>
+              <w:bottom w:w="150" w:type="dxa"/>
+              <w:right w:w="240" w:type="dxa"/>
+            </w:tcMar>
+            <w:vAlign w:val="center"/>
+            <w:hideMark/>
+          </w:tcPr>
+          <w:p>
+            <w:pPr>
+              <w:spacing w:after="0" w:line="375" w:lineRule="atLeast"/>
+              <w:rPr>
+                <w:rFonts w:ascii="Segoe UI" w:eastAsia="Times New Roman" w:hAnsi="Segoe UI" w:cs="Segoe UI"/>
+                <w:sz w:val="23"/>
+                <w:szCs w:val="23"/>
+                <w:lang w:eastAsia="ru-RU"/>
+              </w:rPr>
+            </w:pPr>
+            <w:r>
+              <w:rPr>
+                <w:rFonts w:ascii="Segoe UI" w:eastAsia="Times New Roman" w:hAnsi="Segoe UI" w:cs="Segoe UI"/>
+                <w:sz w:val="23"/>
+                <w:szCs w:val="23"/>
+                <w:lang w:eastAsia="ru-RU"/>
+              </w:rPr>
+              <w:t>Не заявлена</w:t>
+            </w:r>
+          </w:p>
+        </w:tc>
+        <w:tc>
+          <w:tcPr>
+            <w:tcW w:w="0" w:type="auto"/>
+            <w:tcMar>
+              <w:top w:w="150" w:type="dxa"/>
+              <w:left w:w="240" w:type="dxa"/>
+              <w:bottom w:w="150" w:type="dxa"/>
+              <w:right w:w="240" w:type="dxa"/>
+            </w:tcMar>
+            <w:vAlign w:val="center"/>
+            <w:hideMark/>
+          </w:tcPr>
+          <w:p>
+            <w:pPr>
+              <w:spacing w:after="0" w:line="375" w:lineRule="atLeast"/>
+              <w:rPr>
+                <w:rFonts w:ascii="Segoe UI" w:eastAsia="Times New Roman" w:hAnsi="Segoe UI" w:cs="Segoe UI"/>
+                <w:sz w:val="23"/>
+                <w:szCs w:val="23"/>
+                <w:lang w:eastAsia="ru-RU"/>
+              </w:rPr>
+            </w:pPr>
+            <w:r>
+              <w:rPr>
+                <w:rFonts w:ascii="Segoe UI" w:eastAsia="Times New Roman" w:hAnsi="Segoe UI" w:cs="Segoe UI"/>
+                <w:sz w:val="23"/>
+                <w:szCs w:val="23"/>
+                <w:lang w:eastAsia="ru-RU"/>
+              </w:rPr>
+              <w:t>Не заявлена</w:t>
+            </w:r>
+          </w:p>
+        </w:tc>
+        <w:tc>
+          <w:tcPr>
+            <w:tcW w:w="0" w:type="auto"/>
+            <w:tcMar>
+              <w:top w:w="150" w:type="dxa"/>
+              <w:left w:w="240" w:type="dxa"/>
+              <w:bottom w:w="150" w:type="dxa"/>
+              <w:right w:w="0" w:type="dxa"/>
+            </w:tcMar>
+            <w:vAlign w:val="center"/>
+            <w:hideMark/>
+          </w:tcPr>
+          <w:p>
+            <w:pPr>
+              <w:spacing w:after="0" w:line="375" w:lineRule="atLeast"/>
+              <w:rPr>
+                <w:rFonts w:ascii="Segoe UI" w:eastAsia="Times New Roman" w:hAnsi="Segoe UI" w:cs="Segoe UI"/>
+                <w:sz w:val="23"/>
+                <w:szCs w:val="23"/>
+                <w:lang w:eastAsia="ru-RU"/>
+              </w:rPr>
+            </w:pPr>
+            <w:r>
+              <w:rPr>
+                <w:rFonts w:ascii="Segoe UI" w:eastAsia="Times New Roman" w:hAnsi="Segoe UI" w:cs="Segoe UI"/>
+                <w:sz w:val="23"/>
+                <w:szCs w:val="23"/>
+                <w:lang w:eastAsia="ru-RU"/>
+              </w:rPr>
+              <w:t>Не заявлена</w:t>
+            </w:r>
+          </w:p>
+        </w:tc>
+      </w:tr>
+      <w:tr>
+        <w:tc>
+          <w:tcPr>
+            <w:tcW w:w="0" w:type="auto"/>
+            <w:tcMar>
+              <w:top w:w="150" w:type="dxa"/>
+              <w:left w:w="0" w:type="dxa"/>
+              <w:bottom w:w="150" w:type="dxa"/>
+              <w:right w:w="240" w:type="dxa"/>
+            </w:tcMar>
+            <w:vAlign w:val="center"/>
+            <w:hideMark/>
+          </w:tcPr>
+          <w:p>
+            <w:pPr>
+              <w:spacing w:after="0" w:line="375" w:lineRule="atLeast"/>
+              <w:rPr>
+                <w:rFonts w:ascii="Segoe UI" w:eastAsia="Times New Roman" w:hAnsi="Segoe UI" w:cs="Segoe UI"/>
+                <w:sz w:val="23"/>
+                <w:szCs w:val="23"/>
+                <w:lang w:eastAsia="ru-RU"/>
+              </w:rPr>
+            </w:pPr>
             <w:r>
               <w:rPr>
                 <w:rFonts w:ascii="Segoe UI" w:eastAsia="Times New Roman" w:hAnsi="Segoe UI" w:cs="Segoe UI"/>
@@ -540,7 +1511,7 @@
                 <w:szCs w:val="23"/>
                 <w:lang w:eastAsia="ru-RU"/>
               </w:rPr>
-              <w:t>)</w:t>
+              <w:t>Производительность геозон</w:t>
             </w:r>
           </w:p>
         </w:tc>
@@ -575,9 +1546,32 @@
                 <w:szCs w:val="23"/>
                 <w:lang w:eastAsia="ru-RU"/>
               </w:rPr>
-              <w:t>Проприетарная (</w:t>
-            </w:r>
-            <w:proofErr w:type="spellStart"/>
+              <w:t>Высокая (S2 в памяти)</w:t>
+            </w:r>
+          </w:p>
+        </w:tc>
+        <w:tc>
+          <w:tcPr>
+            <w:tcW w:w="0" w:type="auto"/>
+            <w:tcMar>
+              <w:top w:w="150" w:type="dxa"/>
+              <w:left w:w="240" w:type="dxa"/>
+              <w:bottom w:w="150" w:type="dxa"/>
+              <w:right w:w="240" w:type="dxa"/>
+            </w:tcMar>
+            <w:vAlign w:val="center"/>
+            <w:hideMark/>
+          </w:tcPr>
+          <w:p>
+            <w:pPr>
+              <w:spacing w:after="0" w:line="375" w:lineRule="atLeast"/>
+              <w:rPr>
+                <w:rFonts w:ascii="Segoe UI" w:eastAsia="Times New Roman" w:hAnsi="Segoe UI" w:cs="Segoe UI"/>
+                <w:sz w:val="23"/>
+                <w:szCs w:val="23"/>
+                <w:lang w:eastAsia="ru-RU"/>
+              </w:rPr>
+            </w:pPr>
             <w:r>
               <w:rPr>
                 <w:rFonts w:ascii="Segoe UI" w:eastAsia="Times New Roman" w:hAnsi="Segoe UI" w:cs="Segoe UI"/>
@@ -587,9 +1581,166 @@
                 <w:szCs w:val="23"/>
                 <w:lang w:eastAsia="ru-RU"/>
               </w:rPr>
-              <w:t>SaaS</w:t>
-            </w:r>
-            <w:proofErr w:type="spellEnd"/>
+              <w:t>Низкая/Средняя (БД)</w:t>
+            </w:r>
+          </w:p>
+        </w:tc>
+        <w:tc>
+          <w:tcPr>
+            <w:tcW w:w="0" w:type="auto"/>
+            <w:tcMar>
+              <w:top w:w="150" w:type="dxa"/>
+              <w:left w:w="240" w:type="dxa"/>
+              <w:bottom w:w="150" w:type="dxa"/>
+              <w:right w:w="240" w:type="dxa"/>
+            </w:tcMar>
+            <w:vAlign w:val="center"/>
+            <w:hideMark/>
+          </w:tcPr>
+          <w:p>
+            <w:pPr>
+              <w:spacing w:after="0" w:line="375" w:lineRule="atLeast"/>
+              <w:rPr>
+                <w:rFonts w:ascii="Segoe UI" w:eastAsia="Times New Roman" w:hAnsi="Segoe UI" w:cs="Segoe UI"/>
+                <w:sz w:val="23"/>
+                <w:szCs w:val="23"/>
+                <w:lang w:eastAsia="ru-RU"/>
+              </w:rPr>
+            </w:pPr>
+            <w:r>
+              <w:rPr>
+                <w:rFonts w:ascii="Segoe UI" w:eastAsia="Times New Roman" w:hAnsi="Segoe UI" w:cs="Segoe UI"/>
+                <w:sz w:val="23"/>
+                <w:szCs w:val="23"/>
+                <w:lang w:eastAsia="ru-RU"/>
+              </w:rPr>
+              <w:t>Высокая (коммерческое решение)</w:t>
+            </w:r>
+          </w:p>
+        </w:tc>
+        <w:tc>
+          <w:tcPr>
+            <w:tcW w:w="0" w:type="auto"/>
+            <w:tcMar>
+              <w:top w:w="150" w:type="dxa"/>
+              <w:left w:w="240" w:type="dxa"/>
+              <w:bottom w:w="150" w:type="dxa"/>
+              <w:right w:w="240" w:type="dxa"/>
+            </w:tcMar>
+            <w:vAlign w:val="center"/>
+            <w:hideMark/>
+          </w:tcPr>
+          <w:p>
+            <w:pPr>
+              <w:spacing w:after="0" w:line="375" w:lineRule="atLeast"/>
+              <w:rPr>
+                <w:rFonts w:ascii="Segoe UI" w:eastAsia="Times New Roman" w:hAnsi="Segoe UI" w:cs="Segoe UI"/>
+                <w:sz w:val="23"/>
+                <w:szCs w:val="23"/>
+                <w:lang w:eastAsia="ru-RU"/>
+              </w:rPr>
+            </w:pPr>
+            <w:r>
+              <w:rPr>
+                <w:rFonts w:ascii="Segoe UI" w:eastAsia="Times New Roman" w:hAnsi="Segoe UI" w:cs="Segoe UI"/>
+                <w:sz w:val="23"/>
+                <w:szCs w:val="23"/>
+                <w:lang w:eastAsia="ru-RU"/>
+              </w:rPr>
+              <w:t>Высокая (коммерческое решение)</w:t>
+            </w:r>
+          </w:p>
+        </w:tc>
+        <w:tc>
+          <w:tcPr>
+            <w:tcW w:w="0" w:type="auto"/>
+            <w:tcMar>
+              <w:top w:w="150" w:type="dxa"/>
+              <w:left w:w="240" w:type="dxa"/>
+              <w:bottom w:w="150" w:type="dxa"/>
+              <w:right w:w="240" w:type="dxa"/>
+            </w:tcMar>
+            <w:vAlign w:val="center"/>
+            <w:hideMark/>
+          </w:tcPr>
+          <w:p>
+            <w:pPr>
+              <w:spacing w:after="0" w:line="375" w:lineRule="atLeast"/>
+              <w:rPr>
+                <w:rFonts w:ascii="Segoe UI" w:eastAsia="Times New Roman" w:hAnsi="Segoe UI" w:cs="Segoe UI"/>
+                <w:sz w:val="23"/>
+                <w:szCs w:val="23"/>
+                <w:lang w:eastAsia="ru-RU"/>
+              </w:rPr>
+            </w:pPr>
+            <w:r>
+              <w:rPr>
+                <w:rFonts w:ascii="Segoe UI" w:eastAsia="Times New Roman" w:hAnsi="Segoe UI" w:cs="Segoe UI"/>
+                <w:sz w:val="23"/>
+                <w:szCs w:val="23"/>
+                <w:lang w:eastAsia="ru-RU"/>
+              </w:rPr>
+              <w:t>Низкая (устаревшая)</w:t>
+            </w:r>
+          </w:p>
+        </w:tc>
+        <w:tc>
+          <w:tcPr>
+            <w:tcW w:w="0" w:type="auto"/>
+            <w:tcMar>
+              <w:top w:w="150" w:type="dxa"/>
+              <w:left w:w="240" w:type="dxa"/>
+              <w:bottom w:w="150" w:type="dxa"/>
+              <w:right w:w="0" w:type="dxa"/>
+            </w:tcMar>
+            <w:vAlign w:val="center"/>
+            <w:hideMark/>
+          </w:tcPr>
+          <w:p>
+            <w:pPr>
+              <w:spacing w:after="0" w:line="375" w:lineRule="atLeast"/>
+              <w:rPr>
+                <w:rFonts w:ascii="Segoe UI" w:eastAsia="Times New Roman" w:hAnsi="Segoe UI" w:cs="Segoe UI"/>
+                <w:sz w:val="23"/>
+                <w:szCs w:val="23"/>
+                <w:lang w:eastAsia="ru-RU"/>
+              </w:rPr>
+            </w:pPr>
+            <w:r>
+              <w:rPr>
+                <w:rFonts w:ascii="Segoe UI" w:eastAsia="Times New Roman" w:hAnsi="Segoe UI" w:cs="Segoe UI"/>
+                <w:sz w:val="23"/>
+                <w:szCs w:val="23"/>
+                <w:lang w:eastAsia="ru-RU"/>
+              </w:rPr>
+              <w:t>Средняя</w:t>
+            </w:r>
+          </w:p>
+        </w:tc>
+      </w:tr>
+      <w:tr>
+        <w:tc>
+          <w:tcPr>
+            <w:tcW w:w="0" w:type="auto"/>
+            <w:tcMar>
+              <w:top w:w="150" w:type="dxa"/>
+              <w:left w:w="0" w:type="dxa"/>
+              <w:bottom w:w="150" w:type="dxa"/>
+              <w:right w:w="240" w:type="dxa"/>
+            </w:tcMar>
+            <w:vAlign w:val="center"/>
+            <w:hideMark/>
+          </w:tcPr>
+          <w:p>
+            <w:pPr>
+              <w:spacing w:after="0" w:line="375" w:lineRule="atLeast"/>
+              <w:rPr>
+                <w:rFonts w:ascii="Segoe UI" w:eastAsia="Times New Roman" w:hAnsi="Segoe UI" w:cs="Segoe UI"/>
+                <w:sz w:val="23"/>
+                <w:szCs w:val="23"/>
+                <w:lang w:eastAsia="ru-RU"/>
+              </w:rPr>
+            </w:pPr>
             <w:r>
               <w:rPr>
                 <w:rFonts w:ascii="Segoe UI" w:eastAsia="Times New Roman" w:hAnsi="Segoe UI" w:cs="Segoe UI"/>
@@ -599,9 +1750,32 @@
                 <w:szCs w:val="23"/>
                 <w:lang w:eastAsia="ru-RU"/>
               </w:rPr>
-              <w:t>/</w:t>
-            </w:r>
-            <w:proofErr w:type="spellStart"/>
+              <w:t>Временно-пространственный поиск</w:t>
+            </w:r>
+          </w:p>
+        </w:tc>
+        <w:tc>
+          <w:tcPr>
+            <w:tcW w:w="0" w:type="auto"/>
+            <w:tcMar>
+              <w:top w:w="150" w:type="dxa"/>
+              <w:left w:w="240" w:type="dxa"/>
+              <w:bottom w:w="150" w:type="dxa"/>
+              <w:right w:w="240" w:type="dxa"/>
+            </w:tcMar>
+            <w:vAlign w:val="center"/>
+            <w:hideMark/>
+          </w:tcPr>
+          <w:p>
+            <w:pPr>
+              <w:spacing w:after="0" w:line="375" w:lineRule="atLeast"/>
+              <w:rPr>
+                <w:rFonts w:ascii="Segoe UI" w:eastAsia="Times New Roman" w:hAnsi="Segoe UI" w:cs="Segoe UI"/>
+                <w:sz w:val="23"/>
+                <w:szCs w:val="23"/>
+                <w:lang w:eastAsia="ru-RU"/>
+              </w:rPr>
+            </w:pPr>
             <w:r>
               <w:rPr>
                 <w:rFonts w:ascii="Segoe UI" w:eastAsia="Times New Roman" w:hAnsi="Segoe UI" w:cs="Segoe UI"/>
@@ -611,9 +1785,199 @@
                 <w:szCs w:val="23"/>
                 <w:lang w:eastAsia="ru-RU"/>
               </w:rPr>
-              <w:t>On-prem</w:t>
-            </w:r>
-            <w:proofErr w:type="spellEnd"/>
+              <w:t>Высокая (Прямая поддержка)</w:t>
+            </w:r>
+          </w:p>
+        </w:tc>
+        <w:tc>
+          <w:tcPr>
+            <w:tcW w:w="0" w:type="auto"/>
+            <w:tcMar>
+              <w:top w:w="150" w:type="dxa"/>
+              <w:left w:w="240" w:type="dxa"/>
+              <w:bottom w:w="150" w:type="dxa"/>
+              <w:right w:w="240" w:type="dxa"/>
+            </w:tcMar>
+            <w:vAlign w:val="center"/>
+            <w:hideMark/>
+          </w:tcPr>
+          <w:p>
+            <w:pPr>
+              <w:spacing w:after="0" w:line="375" w:lineRule="atLeast"/>
+              <w:rPr>
+                <w:rFonts w:ascii="Segoe UI" w:eastAsia="Times New Roman" w:hAnsi="Segoe UI" w:cs="Segoe UI"/>
+                <w:sz w:val="23"/>
+                <w:szCs w:val="23"/>
+                <w:lang w:eastAsia="ru-RU"/>
+              </w:rPr>
+            </w:pPr>
+            <w:r>
+              <w:rPr>
+                <w:rFonts w:ascii="Segoe UI" w:eastAsia="Times New Roman" w:hAnsi="Segoe UI" w:cs="Segoe UI"/>
+                <w:sz w:val="23"/>
+                <w:szCs w:val="23"/>
+                <w:lang w:eastAsia="ru-RU"/>
+              </w:rPr>
+              <w:t>Ограничена (БД)</w:t>
+            </w:r>
+          </w:p>
+        </w:tc>
+        <w:tc>
+          <w:tcPr>
+            <w:tcW w:w="0" w:type="auto"/>
+            <w:tcMar>
+              <w:top w:w="150" w:type="dxa"/>
+              <w:left w:w="240" w:type="dxa"/>
+              <w:bottom w:w="150" w:type="dxa"/>
+              <w:right w:w="240" w:type="dxa"/>
+            </w:tcMar>
+            <w:vAlign w:val="center"/>
+            <w:hideMark/>
+          </w:tcPr>
+          <w:p>
+            <w:pPr>
+              <w:spacing w:after="0" w:line="375" w:lineRule="atLeast"/>
+              <w:rPr>
+                <w:rFonts w:ascii="Segoe UI" w:eastAsia="Times New Roman" w:hAnsi="Segoe UI" w:cs="Segoe UI"/>
+                <w:sz w:val="23"/>
+                <w:szCs w:val="23"/>
+                <w:lang w:eastAsia="ru-RU"/>
+              </w:rPr>
+            </w:pPr>
+            <w:r>
+              <w:rPr>
+                <w:rFonts w:ascii="Segoe UI" w:eastAsia="Times New Roman" w:hAnsi="Segoe UI" w:cs="Segoe UI"/>
+                <w:sz w:val="23"/>
+                <w:szCs w:val="23"/>
+                <w:lang w:eastAsia="ru-RU"/>
+              </w:rPr>
+              <w:t>Есть (как часть функционала)</w:t>
+            </w:r>
+          </w:p>
+        </w:tc>
+        <w:tc>
+          <w:tcPr>
+            <w:tcW w:w="0" w:type="auto"/>
+            <w:tcMar>
+              <w:top w:w="150" w:type="dxa"/>
+              <w:left w:w="240" w:type="dxa"/>
+              <w:bottom w:w="150" w:type="dxa"/>
+              <w:right w:w="240" w:type="dxa"/>
+            </w:tcMar>
+            <w:vAlign w:val="center"/>
+            <w:hideMark/>
+          </w:tcPr>
+          <w:p>
+            <w:pPr>
+              <w:spacing w:after="0" w:line="375" w:lineRule="atLeast"/>
+              <w:rPr>
+                <w:rFonts w:ascii="Segoe UI" w:eastAsia="Times New Roman" w:hAnsi="Segoe UI" w:cs="Segoe UI"/>
+                <w:sz w:val="23"/>
+                <w:szCs w:val="23"/>
+                <w:lang w:eastAsia="ru-RU"/>
+              </w:rPr>
+            </w:pPr>
+            <w:r>
+              <w:rPr>
+                <w:rFonts w:ascii="Segoe UI" w:eastAsia="Times New Roman" w:hAnsi="Segoe UI" w:cs="Segoe UI"/>
+                <w:sz w:val="23"/>
+                <w:szCs w:val="23"/>
+                <w:lang w:eastAsia="ru-RU"/>
+              </w:rPr>
+              <w:t>Есть</w:t>
+            </w:r>
+          </w:p>
+        </w:tc>
+        <w:tc>
+          <w:tcPr>
+            <w:tcW w:w="0" w:type="auto"/>
+            <w:tcMar>
+              <w:top w:w="150" w:type="dxa"/>
+              <w:left w:w="240" w:type="dxa"/>
+              <w:bottom w:w="150" w:type="dxa"/>
+              <w:right w:w="240" w:type="dxa"/>
+            </w:tcMar>
+            <w:vAlign w:val="center"/>
+            <w:hideMark/>
+          </w:tcPr>
+          <w:p>
+            <w:pPr>
+              <w:spacing w:after="0" w:line="375" w:lineRule="atLeast"/>
+              <w:rPr>
+                <w:rFonts w:ascii="Segoe UI" w:eastAsia="Times New Roman" w:hAnsi="Segoe UI" w:cs="Segoe UI"/>
+                <w:sz w:val="23"/>
+                <w:szCs w:val="23"/>
+                <w:lang w:eastAsia="ru-RU"/>
+              </w:rPr>
+            </w:pPr>
+            <w:r>
+              <w:rPr>
+                <w:rFonts w:ascii="Segoe UI" w:eastAsia="Times New Roman" w:hAnsi="Segoe UI" w:cs="Segoe UI"/>
+                <w:sz w:val="23"/>
+                <w:szCs w:val="23"/>
+                <w:lang w:eastAsia="ru-RU"/>
+              </w:rPr>
+              <w:t>Ограничена</w:t>
+            </w:r>
+          </w:p>
+        </w:tc>
+        <w:tc>
+          <w:tcPr>
+            <w:tcW w:w="0" w:type="auto"/>
+            <w:tcMar>
+              <w:top w:w="150" w:type="dxa"/>
+              <w:left w:w="240" w:type="dxa"/>
+              <w:bottom w:w="150" w:type="dxa"/>
+              <w:right w:w="0" w:type="dxa"/>
+            </w:tcMar>
+            <w:vAlign w:val="center"/>
+            <w:hideMark/>
+          </w:tcPr>
+          <w:p>
+            <w:pPr>
+              <w:spacing w:after="0" w:line="375" w:lineRule="atLeast"/>
+              <w:rPr>
+                <w:rFonts w:ascii="Segoe UI" w:eastAsia="Times New Roman" w:hAnsi="Segoe UI" w:cs="Segoe UI"/>
+                <w:sz w:val="23"/>
+                <w:szCs w:val="23"/>
+                <w:lang w:eastAsia="ru-RU"/>
+              </w:rPr>
+            </w:pPr>
+            <w:r>
+              <w:rPr>
+                <w:rFonts w:ascii="Segoe UI" w:eastAsia="Times New Roman" w:hAnsi="Segoe UI" w:cs="Segoe UI"/>
+                <w:sz w:val="23"/>
+                <w:szCs w:val="23"/>
+                <w:lang w:eastAsia="ru-RU"/>
+              </w:rPr>
+              <w:t>Есть</w:t>
+            </w:r>
+          </w:p>
+        </w:tc>
+      </w:tr>
+      <w:tr>
+        <w:tc>
+          <w:tcPr>
+            <w:tcW w:w="0" w:type="auto"/>
+            <w:tcMar>
+              <w:top w:w="150" w:type="dxa"/>
+              <w:left w:w="0" w:type="dxa"/>
+              <w:bottom w:w="150" w:type="dxa"/>
+              <w:right w:w="240" w:type="dxa"/>
+            </w:tcMar>
+            <w:vAlign w:val="center"/>
+            <w:hideMark/>
+          </w:tcPr>
+          <w:p>
+            <w:pPr>
+              <w:spacing w:after="0" w:line="375" w:lineRule="atLeast"/>
+              <w:rPr>
+                <w:rFonts w:ascii="Segoe UI" w:eastAsia="Times New Roman" w:hAnsi="Segoe UI" w:cs="Segoe UI"/>
+                <w:sz w:val="23"/>
+                <w:szCs w:val="23"/>
+                <w:lang w:eastAsia="ru-RU"/>
+              </w:rPr>
+            </w:pPr>
             <w:r>
               <w:rPr>
                 <w:rFonts w:ascii="Segoe UI" w:eastAsia="Times New Roman" w:hAnsi="Segoe UI" w:cs="Segoe UI"/>
@@ -623,7 +1987,7 @@
                 <w:szCs w:val="23"/>
                 <w:lang w:eastAsia="ru-RU"/>
               </w:rPr>
-              <w:t>)</w:t>
+              <w:t>Ретрансляция EGTS</w:t>
             </w:r>
           </w:p>
         </w:tc>
@@ -658,16 +2022,139 @@
                 <w:szCs w:val="23"/>
                 <w:lang w:eastAsia="ru-RU"/>
               </w:rPr>
-              <w:t>Открытая</w:t>
-            </w:r>
-            <w:r>
-              <w:rPr>
-                <w:rFonts w:ascii="Segoe UI" w:eastAsia="Times New Roman" w:hAnsi="Segoe UI" w:cs="Segoe UI"/>
-                <w:sz w:val="23"/>
-                <w:szCs w:val="23"/>
-                <w:lang w:eastAsia="ru-RU"/>
-              </w:rPr>
-              <w:t> </w:t>
+              <w:t>Нативная поддержка</w:t>
+            </w:r>
+          </w:p>
+        </w:tc>
+        <w:tc>
+          <w:tcPr>
+            <w:tcW w:w="0" w:type="auto"/>
+            <w:tcMar>
+              <w:top w:w="150" w:type="dxa"/>
+              <w:left w:w="240" w:type="dxa"/>
+              <w:bottom w:w="150" w:type="dxa"/>
+              <w:right w:w="240" w:type="dxa"/>
+            </w:tcMar>
+            <w:vAlign w:val="center"/>
+            <w:hideMark/>
+          </w:tcPr>
+          <w:p>
+            <w:pPr>
+              <w:spacing w:after="0" w:line="375" w:lineRule="atLeast"/>
+              <w:rPr>
+                <w:rFonts w:ascii="Segoe UI" w:eastAsia="Times New Roman" w:hAnsi="Segoe UI" w:cs="Segoe UI"/>
+                <w:sz w:val="23"/>
+                <w:szCs w:val="23"/>
+                <w:lang w:eastAsia="ru-RU"/>
+              </w:rPr>
+            </w:pPr>
+            <w:r>
+              <w:rPr>
+                <w:rFonts w:ascii="Segoe UI" w:eastAsia="Times New Roman" w:hAnsi="Segoe UI" w:cs="Segoe UI"/>
+                <w:sz w:val="23"/>
+                <w:szCs w:val="23"/>
+                <w:lang w:eastAsia="ru-RU"/>
+              </w:rPr>
+              <w:t>Ограничена</w:t>
+            </w:r>
+          </w:p>
+        </w:tc>
+        <w:tc>
+          <w:tcPr>
+            <w:tcW w:w="0" w:type="auto"/>
+            <w:tcMar>
+              <w:top w:w="150" w:type="dxa"/>
+              <w:left w:w="240" w:type="dxa"/>
+              <w:bottom w:w="150" w:type="dxa"/>
+              <w:right w:w="240" w:type="dxa"/>
+            </w:tcMar>
+            <w:vAlign w:val="center"/>
+            <w:hideMark/>
+          </w:tcPr>
+          <w:p>
+            <w:pPr>
+              <w:spacing w:after="0" w:line="375" w:lineRule="atLeast"/>
+              <w:rPr>
+                <w:rFonts w:ascii="Segoe UI" w:eastAsia="Times New Roman" w:hAnsi="Segoe UI" w:cs="Segoe UI"/>
+                <w:sz w:val="23"/>
+                <w:szCs w:val="23"/>
+                <w:lang w:eastAsia="ru-RU"/>
+              </w:rPr>
+            </w:pPr>
+            <w:r>
+              <w:rPr>
+                <w:rFonts w:ascii="Segoe UI" w:eastAsia="Times New Roman" w:hAnsi="Segoe UI" w:cs="Segoe UI"/>
+                <w:sz w:val="23"/>
+                <w:szCs w:val="23"/>
+                <w:lang w:eastAsia="ru-RU"/>
+              </w:rPr>
+              <w:t>Есть</w:t>
+            </w:r>
+          </w:p>
+        </w:tc>
+        <w:tc>
+          <w:tcPr>
+            <w:tcW w:w="0" w:type="auto"/>
+            <w:tcMar>
+              <w:top w:w="150" w:type="dxa"/>
+              <w:left w:w="240" w:type="dxa"/>
+              <w:bottom w:w="150" w:type="dxa"/>
+              <w:right w:w="240" w:type="dxa"/>
+            </w:tcMar>
+            <w:vAlign w:val="center"/>
+            <w:hideMark/>
+          </w:tcPr>
+          <w:p>
+            <w:pPr>
+              <w:spacing w:after="0" w:line="375" w:lineRule="atLeast"/>
+              <w:rPr>
+                <w:rFonts w:ascii="Segoe UI" w:eastAsia="Times New Roman" w:hAnsi="Segoe UI" w:cs="Segoe UI"/>
+                <w:sz w:val="23"/>
+                <w:szCs w:val="23"/>
+                <w:lang w:eastAsia="ru-RU"/>
+              </w:rPr>
+            </w:pPr>
+            <w:r>
+              <w:rPr>
+                <w:rFonts w:ascii="Segoe UI" w:eastAsia="Times New Roman" w:hAnsi="Segoe UI" w:cs="Segoe UI"/>
+                <w:sz w:val="23"/>
+                <w:szCs w:val="23"/>
+                <w:lang w:eastAsia="ru-RU"/>
+              </w:rPr>
+              <w:t>Ограничена</w:t>
+            </w:r>
+          </w:p>
+        </w:tc>
+        <w:tc>
+          <w:tcPr>
+            <w:tcW w:w="0" w:type="auto"/>
+            <w:tcMar>
+              <w:top w:w="150" w:type="dxa"/>
+              <w:left w:w="240" w:type="dxa"/>
+              <w:bottom w:w="150" w:type="dxa"/>
+              <w:right w:w="240" w:type="dxa"/>
+            </w:tcMar>
+            <w:vAlign w:val="center"/>
+            <w:hideMark/>
+          </w:tcPr>
+          <w:p>
+            <w:pPr>
+              <w:spacing w:after="0" w:line="375" w:lineRule="atLeast"/>
+              <w:rPr>
+                <w:rFonts w:ascii="Segoe UI" w:eastAsia="Times New Roman" w:hAnsi="Segoe UI" w:cs="Segoe UI"/>
+                <w:sz w:val="23"/>
+                <w:szCs w:val="23"/>
+                <w:lang w:eastAsia="ru-RU"/>
+              </w:rPr>
+            </w:pPr>
+            <w:r>
+              <w:rPr>
+                <w:rFonts w:ascii="Segoe UI" w:eastAsia="Times New Roman" w:hAnsi="Segoe UI" w:cs="Segoe UI"/>
+                <w:sz w:val="23"/>
+                <w:szCs w:val="23"/>
+                <w:lang w:eastAsia="ru-RU"/>
+              </w:rPr>
+              <w:t>Ограничена</w:t>
             </w:r>
           </w:p>
         </w:tc>
@@ -679,6 +2166,41 @@
               <w:left w:w="240" w:type="dxa"/>
               <w:bottom w:w="150" w:type="dxa"/>
               <w:right w:w="0" w:type="dxa"/>
+            </w:tcMar>
+            <w:vAlign w:val="center"/>
+            <w:hideMark/>
+          </w:tcPr>
+          <w:p>
+            <w:pPr>
+              <w:spacing w:after="0" w:line="375" w:lineRule="atLeast"/>
+              <w:rPr>
+                <w:rFonts w:ascii="Segoe UI" w:eastAsia="Times New Roman" w:hAnsi="Segoe UI" w:cs="Segoe UI"/>
+                <w:sz w:val="23"/>
+                <w:szCs w:val="23"/>
+                <w:lang w:eastAsia="ru-RU"/>
+              </w:rPr>
+            </w:pPr>
+            <w:r>
+              <w:rPr>
+                <w:rFonts w:ascii="Segoe UI" w:eastAsia="Times New Roman" w:hAnsi="Segoe UI" w:cs="Segoe UI"/>
+                <w:sz w:val="23"/>
+                <w:szCs w:val="23"/>
+                <w:lang w:eastAsia="ru-RU"/>
+              </w:rPr>
+              <w:t>Не заявлена</w:t>
+            </w:r>
+          </w:p>
+        </w:tc>
+      </w:tr>
+      <w:tr>
+        <w:tc>
+          <w:tcPr>
+            <w:tcW w:w="0" w:type="auto"/>
+            <w:tcMar>
+              <w:top w:w="150" w:type="dxa"/>
+              <w:left w:w="0" w:type="dxa"/>
+              <w:bottom w:w="150" w:type="dxa"/>
+              <w:right w:w="240" w:type="dxa"/>
             </w:tcMar>
             <w:vAlign w:val="center"/>
             <w:hideMark/>
@@ -702,9 +2224,8 @@
                 <w:szCs w:val="23"/>
                 <w:lang w:eastAsia="ru-RU"/>
               </w:rPr>
-              <w:t>Проприетарная (</w:t>
-            </w:r>
-            <w:proofErr w:type="spellStart"/>
+              <w:t xml:space="preserve">Обработка событий в </w:t>
+            </w:r>
             <w:r>
               <w:rPr>
                 <w:rFonts w:ascii="Segoe UI" w:eastAsia="Times New Roman" w:hAnsi="Segoe UI" w:cs="Segoe UI"/>
@@ -714,9 +2235,33 @@
                 <w:szCs w:val="23"/>
                 <w:lang w:eastAsia="ru-RU"/>
               </w:rPr>
-              <w:t>SaaS</w:t>
-            </w:r>
-            <w:proofErr w:type="spellEnd"/>
+              <w:lastRenderedPageBreak/>
+              <w:t>реальном времени</w:t>
+            </w:r>
+          </w:p>
+        </w:tc>
+        <w:tc>
+          <w:tcPr>
+            <w:tcW w:w="0" w:type="auto"/>
+            <w:tcMar>
+              <w:top w:w="150" w:type="dxa"/>
+              <w:left w:w="240" w:type="dxa"/>
+              <w:bottom w:w="150" w:type="dxa"/>
+              <w:right w:w="240" w:type="dxa"/>
+            </w:tcMar>
+            <w:vAlign w:val="center"/>
+            <w:hideMark/>
+          </w:tcPr>
+          <w:p>
+            <w:pPr>
+              <w:spacing w:after="0" w:line="375" w:lineRule="atLeast"/>
+              <w:rPr>
+                <w:rFonts w:ascii="Segoe UI" w:eastAsia="Times New Roman" w:hAnsi="Segoe UI" w:cs="Segoe UI"/>
+                <w:sz w:val="23"/>
+                <w:szCs w:val="23"/>
+                <w:lang w:eastAsia="ru-RU"/>
+              </w:rPr>
+            </w:pPr>
             <w:r>
               <w:rPr>
                 <w:rFonts w:ascii="Segoe UI" w:eastAsia="Times New Roman" w:hAnsi="Segoe UI" w:cs="Segoe UI"/>
@@ -726,9 +2271,9 @@
                 <w:szCs w:val="23"/>
                 <w:lang w:eastAsia="ru-RU"/>
               </w:rPr>
-              <w:t>/</w:t>
-            </w:r>
-            <w:proofErr w:type="spellStart"/>
+              <w:lastRenderedPageBreak/>
+              <w:t>Высокая (Целе</w:t>
+            </w:r>
             <w:r>
               <w:rPr>
                 <w:rFonts w:ascii="Segoe UI" w:eastAsia="Times New Roman" w:hAnsi="Segoe UI" w:cs="Segoe UI"/>
@@ -738,1149 +2283,41 @@
                 <w:szCs w:val="23"/>
                 <w:lang w:eastAsia="ru-RU"/>
               </w:rPr>
-              <w:t>On-prem</w:t>
-            </w:r>
-            <w:proofErr w:type="spellEnd"/>
-            <w:r>
-              <w:rPr>
-                <w:rFonts w:ascii="Segoe UI" w:eastAsia="Times New Roman" w:hAnsi="Segoe UI" w:cs="Segoe UI"/>
-                <w:b/>
-                <w:bCs/>
-                <w:sz w:val="23"/>
-                <w:szCs w:val="23"/>
-                <w:lang w:eastAsia="ru-RU"/>
-              </w:rPr>
-              <w:t>)</w:t>
-            </w:r>
-          </w:p>
-        </w:tc>
-      </w:tr>
-      <w:tr>
-        <w:tc>
-          <w:tcPr>
-            <w:tcW w:w="0" w:type="auto"/>
-            <w:tcMar>
-              <w:top w:w="150" w:type="dxa"/>
-              <w:left w:w="0" w:type="dxa"/>
-              <w:bottom w:w="150" w:type="dxa"/>
-              <w:right w:w="240" w:type="dxa"/>
-            </w:tcMar>
-            <w:vAlign w:val="center"/>
-            <w:hideMark/>
-          </w:tcPr>
-          <w:p>
-            <w:pPr>
-              <w:spacing w:after="0" w:line="375" w:lineRule="atLeast"/>
-              <w:rPr>
-                <w:rFonts w:ascii="Segoe UI" w:eastAsia="Times New Roman" w:hAnsi="Segoe UI" w:cs="Segoe UI"/>
-                <w:sz w:val="23"/>
-                <w:szCs w:val="23"/>
-                <w:lang w:eastAsia="ru-RU"/>
-              </w:rPr>
-            </w:pPr>
-            <w:r>
-              <w:rPr>
-                <w:rFonts w:ascii="Segoe UI" w:eastAsia="Times New Roman" w:hAnsi="Segoe UI" w:cs="Segoe UI"/>
-                <w:b/>
-                <w:bCs/>
-                <w:sz w:val="23"/>
-                <w:szCs w:val="23"/>
-                <w:lang w:eastAsia="ru-RU"/>
-              </w:rPr>
-              <w:t>Протокол EGTS</w:t>
-            </w:r>
-          </w:p>
-        </w:tc>
-        <w:tc>
-          <w:tcPr>
-            <w:tcW w:w="0" w:type="auto"/>
-            <w:tcMar>
-              <w:top w:w="150" w:type="dxa"/>
-              <w:left w:w="240" w:type="dxa"/>
-              <w:bottom w:w="150" w:type="dxa"/>
-              <w:right w:w="240" w:type="dxa"/>
-            </w:tcMar>
-            <w:vAlign w:val="center"/>
-            <w:hideMark/>
-          </w:tcPr>
-          <w:p>
-            <w:pPr>
-              <w:spacing w:after="0" w:line="375" w:lineRule="atLeast"/>
-              <w:rPr>
-                <w:rFonts w:ascii="Segoe UI" w:eastAsia="Times New Roman" w:hAnsi="Segoe UI" w:cs="Segoe UI"/>
-                <w:sz w:val="23"/>
-                <w:szCs w:val="23"/>
-                <w:lang w:eastAsia="ru-RU"/>
-              </w:rPr>
-            </w:pPr>
-            <w:proofErr w:type="spellStart"/>
-            <w:r>
-              <w:rPr>
-                <w:rFonts w:ascii="Segoe UI" w:eastAsia="Times New Roman" w:hAnsi="Segoe UI" w:cs="Segoe UI"/>
-                <w:b/>
-                <w:bCs/>
-                <w:sz w:val="23"/>
-                <w:szCs w:val="23"/>
-                <w:lang w:eastAsia="ru-RU"/>
-              </w:rPr>
-              <w:t>Нативная</w:t>
-            </w:r>
-            <w:proofErr w:type="spellEnd"/>
-            <w:r>
-              <w:rPr>
-                <w:rFonts w:ascii="Segoe UI" w:eastAsia="Times New Roman" w:hAnsi="Segoe UI" w:cs="Segoe UI"/>
-                <w:b/>
-                <w:bCs/>
-                <w:sz w:val="23"/>
-                <w:szCs w:val="23"/>
-                <w:lang w:eastAsia="ru-RU"/>
-              </w:rPr>
-              <w:t xml:space="preserve"> поддержка</w:t>
-            </w:r>
-          </w:p>
-        </w:tc>
-        <w:tc>
-          <w:tcPr>
-            <w:tcW w:w="0" w:type="auto"/>
-            <w:tcMar>
-              <w:top w:w="150" w:type="dxa"/>
-              <w:left w:w="240" w:type="dxa"/>
-              <w:bottom w:w="150" w:type="dxa"/>
-              <w:right w:w="240" w:type="dxa"/>
-            </w:tcMar>
-            <w:vAlign w:val="center"/>
-            <w:hideMark/>
-          </w:tcPr>
-          <w:p>
-            <w:pPr>
-              <w:spacing w:after="0" w:line="375" w:lineRule="atLeast"/>
-              <w:rPr>
-                <w:rFonts w:ascii="Segoe UI" w:eastAsia="Times New Roman" w:hAnsi="Segoe UI" w:cs="Segoe UI"/>
-                <w:sz w:val="23"/>
-                <w:szCs w:val="23"/>
-                <w:lang w:eastAsia="ru-RU"/>
-              </w:rPr>
-            </w:pPr>
-            <w:r>
-              <w:rPr>
-                <w:rFonts w:ascii="Segoe UI" w:eastAsia="Times New Roman" w:hAnsi="Segoe UI" w:cs="Segoe UI"/>
-                <w:sz w:val="23"/>
-                <w:szCs w:val="23"/>
-                <w:lang w:eastAsia="ru-RU"/>
-              </w:rPr>
-              <w:t>Не заявлена</w:t>
-            </w:r>
-          </w:p>
-        </w:tc>
-        <w:tc>
-          <w:tcPr>
-            <w:tcW w:w="0" w:type="auto"/>
-            <w:tcMar>
-              <w:top w:w="150" w:type="dxa"/>
-              <w:left w:w="240" w:type="dxa"/>
-              <w:bottom w:w="150" w:type="dxa"/>
-              <w:right w:w="240" w:type="dxa"/>
-            </w:tcMar>
-            <w:vAlign w:val="center"/>
-            <w:hideMark/>
-          </w:tcPr>
-          <w:p>
-            <w:pPr>
-              <w:spacing w:after="0" w:line="375" w:lineRule="atLeast"/>
-              <w:rPr>
-                <w:rFonts w:ascii="Segoe UI" w:eastAsia="Times New Roman" w:hAnsi="Segoe UI" w:cs="Segoe UI"/>
-                <w:sz w:val="23"/>
-                <w:szCs w:val="23"/>
-                <w:lang w:eastAsia="ru-RU"/>
-              </w:rPr>
-            </w:pPr>
-            <w:r>
-              <w:rPr>
-                <w:rFonts w:ascii="Segoe UI" w:eastAsia="Times New Roman" w:hAnsi="Segoe UI" w:cs="Segoe UI"/>
-                <w:sz w:val="23"/>
-                <w:szCs w:val="23"/>
-                <w:lang w:eastAsia="ru-RU"/>
-              </w:rPr>
-              <w:t>Есть (через ретрансляцию)</w:t>
-            </w:r>
-          </w:p>
-        </w:tc>
-        <w:tc>
-          <w:tcPr>
-            <w:tcW w:w="0" w:type="auto"/>
-            <w:tcMar>
-              <w:top w:w="150" w:type="dxa"/>
-              <w:left w:w="240" w:type="dxa"/>
-              <w:bottom w:w="150" w:type="dxa"/>
-              <w:right w:w="240" w:type="dxa"/>
-            </w:tcMar>
-            <w:vAlign w:val="center"/>
-            <w:hideMark/>
-          </w:tcPr>
-          <w:p>
-            <w:pPr>
-              <w:spacing w:after="0" w:line="375" w:lineRule="atLeast"/>
-              <w:rPr>
-                <w:rFonts w:ascii="Segoe UI" w:eastAsia="Times New Roman" w:hAnsi="Segoe UI" w:cs="Segoe UI"/>
-                <w:sz w:val="23"/>
-                <w:szCs w:val="23"/>
-                <w:lang w:eastAsia="ru-RU"/>
-              </w:rPr>
-            </w:pPr>
-            <w:r>
-              <w:rPr>
-                <w:rFonts w:ascii="Segoe UI" w:eastAsia="Times New Roman" w:hAnsi="Segoe UI" w:cs="Segoe UI"/>
-                <w:sz w:val="23"/>
-                <w:szCs w:val="23"/>
-                <w:lang w:eastAsia="ru-RU"/>
-              </w:rPr>
-              <w:t>Не заявлена</w:t>
-            </w:r>
-          </w:p>
-        </w:tc>
-        <w:tc>
-          <w:tcPr>
-            <w:tcW w:w="0" w:type="auto"/>
-            <w:tcMar>
-              <w:top w:w="150" w:type="dxa"/>
-              <w:left w:w="240" w:type="dxa"/>
-              <w:bottom w:w="150" w:type="dxa"/>
-              <w:right w:w="240" w:type="dxa"/>
-            </w:tcMar>
-            <w:vAlign w:val="center"/>
-            <w:hideMark/>
-          </w:tcPr>
-          <w:p>
-            <w:pPr>
-              <w:spacing w:after="0" w:line="375" w:lineRule="atLeast"/>
-              <w:rPr>
-                <w:rFonts w:ascii="Segoe UI" w:eastAsia="Times New Roman" w:hAnsi="Segoe UI" w:cs="Segoe UI"/>
-                <w:sz w:val="23"/>
-                <w:szCs w:val="23"/>
-                <w:lang w:eastAsia="ru-RU"/>
-              </w:rPr>
-            </w:pPr>
-            <w:r>
-              <w:rPr>
-                <w:rFonts w:ascii="Segoe UI" w:eastAsia="Times New Roman" w:hAnsi="Segoe UI" w:cs="Segoe UI"/>
-                <w:sz w:val="23"/>
-                <w:szCs w:val="23"/>
-                <w:lang w:eastAsia="ru-RU"/>
-              </w:rPr>
-              <w:t>Не заявлена</w:t>
-            </w:r>
-          </w:p>
-        </w:tc>
-        <w:tc>
-          <w:tcPr>
-            <w:tcW w:w="0" w:type="auto"/>
-            <w:tcMar>
-              <w:top w:w="150" w:type="dxa"/>
-              <w:left w:w="240" w:type="dxa"/>
-              <w:bottom w:w="150" w:type="dxa"/>
-              <w:right w:w="0" w:type="dxa"/>
-            </w:tcMar>
-            <w:vAlign w:val="center"/>
-            <w:hideMark/>
-          </w:tcPr>
-          <w:p>
-            <w:pPr>
-              <w:spacing w:after="0" w:line="375" w:lineRule="atLeast"/>
-              <w:rPr>
-                <w:rFonts w:ascii="Segoe UI" w:eastAsia="Times New Roman" w:hAnsi="Segoe UI" w:cs="Segoe UI"/>
-                <w:sz w:val="23"/>
-                <w:szCs w:val="23"/>
-                <w:lang w:eastAsia="ru-RU"/>
-              </w:rPr>
-            </w:pPr>
-            <w:r>
-              <w:rPr>
-                <w:rFonts w:ascii="Segoe UI" w:eastAsia="Times New Roman" w:hAnsi="Segoe UI" w:cs="Segoe UI"/>
-                <w:sz w:val="23"/>
-                <w:szCs w:val="23"/>
-                <w:lang w:eastAsia="ru-RU"/>
-              </w:rPr>
-              <w:t>Не заявлена</w:t>
-            </w:r>
-          </w:p>
-        </w:tc>
-      </w:tr>
-      <w:tr>
-        <w:tc>
-          <w:tcPr>
-            <w:tcW w:w="0" w:type="auto"/>
-            <w:tcMar>
-              <w:top w:w="150" w:type="dxa"/>
-              <w:left w:w="0" w:type="dxa"/>
-              <w:bottom w:w="150" w:type="dxa"/>
-              <w:right w:w="240" w:type="dxa"/>
-            </w:tcMar>
-            <w:vAlign w:val="center"/>
-            <w:hideMark/>
-          </w:tcPr>
-          <w:p>
-            <w:pPr>
-              <w:spacing w:after="0" w:line="375" w:lineRule="atLeast"/>
-              <w:rPr>
-                <w:rFonts w:ascii="Segoe UI" w:eastAsia="Times New Roman" w:hAnsi="Segoe UI" w:cs="Segoe UI"/>
-                <w:sz w:val="23"/>
-                <w:szCs w:val="23"/>
-                <w:lang w:eastAsia="ru-RU"/>
-              </w:rPr>
-            </w:pPr>
-            <w:r>
-              <w:rPr>
-                <w:rFonts w:ascii="Segoe UI" w:eastAsia="Times New Roman" w:hAnsi="Segoe UI" w:cs="Segoe UI"/>
-                <w:b/>
-                <w:bCs/>
-                <w:sz w:val="23"/>
-                <w:szCs w:val="23"/>
-                <w:lang w:eastAsia="ru-RU"/>
-              </w:rPr>
-              <w:t xml:space="preserve">Производительность </w:t>
-            </w:r>
-            <w:proofErr w:type="spellStart"/>
-            <w:r>
-              <w:rPr>
-                <w:rFonts w:ascii="Segoe UI" w:eastAsia="Times New Roman" w:hAnsi="Segoe UI" w:cs="Segoe UI"/>
-                <w:b/>
-                <w:bCs/>
-                <w:sz w:val="23"/>
-                <w:szCs w:val="23"/>
-                <w:lang w:eastAsia="ru-RU"/>
-              </w:rPr>
-              <w:t>геозон</w:t>
-            </w:r>
-            <w:proofErr w:type="spellEnd"/>
-          </w:p>
-        </w:tc>
-        <w:tc>
-          <w:tcPr>
-            <w:tcW w:w="0" w:type="auto"/>
-            <w:tcMar>
-              <w:top w:w="150" w:type="dxa"/>
-              <w:left w:w="240" w:type="dxa"/>
-              <w:bottom w:w="150" w:type="dxa"/>
-              <w:right w:w="240" w:type="dxa"/>
-            </w:tcMar>
-            <w:vAlign w:val="center"/>
-            <w:hideMark/>
-          </w:tcPr>
-          <w:p>
-            <w:pPr>
-              <w:spacing w:after="0" w:line="375" w:lineRule="atLeast"/>
-              <w:rPr>
-                <w:rFonts w:ascii="Segoe UI" w:eastAsia="Times New Roman" w:hAnsi="Segoe UI" w:cs="Segoe UI"/>
-                <w:sz w:val="23"/>
-                <w:szCs w:val="23"/>
-                <w:lang w:eastAsia="ru-RU"/>
-              </w:rPr>
-            </w:pPr>
-            <w:r>
-              <w:rPr>
-                <w:rFonts w:ascii="Segoe UI" w:eastAsia="Times New Roman" w:hAnsi="Segoe UI" w:cs="Segoe UI"/>
-                <w:b/>
-                <w:bCs/>
-                <w:sz w:val="23"/>
-                <w:szCs w:val="23"/>
-                <w:lang w:eastAsia="ru-RU"/>
-              </w:rPr>
-              <w:t>Высокая (S2 в памяти)</w:t>
-            </w:r>
-          </w:p>
-        </w:tc>
-        <w:tc>
-          <w:tcPr>
-            <w:tcW w:w="0" w:type="auto"/>
-            <w:tcMar>
-              <w:top w:w="150" w:type="dxa"/>
-              <w:left w:w="240" w:type="dxa"/>
-              <w:bottom w:w="150" w:type="dxa"/>
-              <w:right w:w="240" w:type="dxa"/>
-            </w:tcMar>
-            <w:vAlign w:val="center"/>
-            <w:hideMark/>
-          </w:tcPr>
-          <w:p>
-            <w:pPr>
-              <w:spacing w:after="0" w:line="375" w:lineRule="atLeast"/>
-              <w:rPr>
-                <w:rFonts w:ascii="Segoe UI" w:eastAsia="Times New Roman" w:hAnsi="Segoe UI" w:cs="Segoe UI"/>
-                <w:sz w:val="23"/>
-                <w:szCs w:val="23"/>
-                <w:lang w:eastAsia="ru-RU"/>
-              </w:rPr>
-            </w:pPr>
-            <w:r>
-              <w:rPr>
-                <w:rFonts w:ascii="Segoe UI" w:eastAsia="Times New Roman" w:hAnsi="Segoe UI" w:cs="Segoe UI"/>
-                <w:b/>
-                <w:bCs/>
-                <w:sz w:val="23"/>
-                <w:szCs w:val="23"/>
-                <w:lang w:eastAsia="ru-RU"/>
-              </w:rPr>
-              <w:t>Низкая/Средняя (БД)</w:t>
-            </w:r>
-          </w:p>
-        </w:tc>
-        <w:tc>
-          <w:tcPr>
-            <w:tcW w:w="0" w:type="auto"/>
-            <w:tcMar>
-              <w:top w:w="150" w:type="dxa"/>
-              <w:left w:w="240" w:type="dxa"/>
-              <w:bottom w:w="150" w:type="dxa"/>
-              <w:right w:w="240" w:type="dxa"/>
-            </w:tcMar>
-            <w:vAlign w:val="center"/>
-            <w:hideMark/>
-          </w:tcPr>
-          <w:p>
-            <w:pPr>
-              <w:spacing w:after="0" w:line="375" w:lineRule="atLeast"/>
-              <w:rPr>
-                <w:rFonts w:ascii="Segoe UI" w:eastAsia="Times New Roman" w:hAnsi="Segoe UI" w:cs="Segoe UI"/>
-                <w:sz w:val="23"/>
-                <w:szCs w:val="23"/>
-                <w:lang w:eastAsia="ru-RU"/>
-              </w:rPr>
-            </w:pPr>
-            <w:r>
-              <w:rPr>
-                <w:rFonts w:ascii="Segoe UI" w:eastAsia="Times New Roman" w:hAnsi="Segoe UI" w:cs="Segoe UI"/>
-                <w:sz w:val="23"/>
-                <w:szCs w:val="23"/>
-                <w:lang w:eastAsia="ru-RU"/>
-              </w:rPr>
-              <w:t>Высокая (коммерческое решение)</w:t>
-            </w:r>
-          </w:p>
-        </w:tc>
-        <w:tc>
-          <w:tcPr>
-            <w:tcW w:w="0" w:type="auto"/>
-            <w:tcMar>
-              <w:top w:w="150" w:type="dxa"/>
-              <w:left w:w="240" w:type="dxa"/>
-              <w:bottom w:w="150" w:type="dxa"/>
-              <w:right w:w="240" w:type="dxa"/>
-            </w:tcMar>
-            <w:vAlign w:val="center"/>
-            <w:hideMark/>
-          </w:tcPr>
-          <w:p>
-            <w:pPr>
-              <w:spacing w:after="0" w:line="375" w:lineRule="atLeast"/>
-              <w:rPr>
-                <w:rFonts w:ascii="Segoe UI" w:eastAsia="Times New Roman" w:hAnsi="Segoe UI" w:cs="Segoe UI"/>
-                <w:sz w:val="23"/>
-                <w:szCs w:val="23"/>
-                <w:lang w:eastAsia="ru-RU"/>
-              </w:rPr>
-            </w:pPr>
-            <w:r>
-              <w:rPr>
-                <w:rFonts w:ascii="Segoe UI" w:eastAsia="Times New Roman" w:hAnsi="Segoe UI" w:cs="Segoe UI"/>
-                <w:sz w:val="23"/>
-                <w:szCs w:val="23"/>
-                <w:lang w:eastAsia="ru-RU"/>
-              </w:rPr>
-              <w:t>Высокая (коммерческое решение)</w:t>
-            </w:r>
-          </w:p>
-        </w:tc>
-        <w:tc>
-          <w:tcPr>
-            <w:tcW w:w="0" w:type="auto"/>
-            <w:tcMar>
-              <w:top w:w="150" w:type="dxa"/>
-              <w:left w:w="240" w:type="dxa"/>
-              <w:bottom w:w="150" w:type="dxa"/>
-              <w:right w:w="240" w:type="dxa"/>
-            </w:tcMar>
-            <w:vAlign w:val="center"/>
-            <w:hideMark/>
-          </w:tcPr>
-          <w:p>
-            <w:pPr>
-              <w:spacing w:after="0" w:line="375" w:lineRule="atLeast"/>
-              <w:rPr>
-                <w:rFonts w:ascii="Segoe UI" w:eastAsia="Times New Roman" w:hAnsi="Segoe UI" w:cs="Segoe UI"/>
-                <w:sz w:val="23"/>
-                <w:szCs w:val="23"/>
-                <w:lang w:eastAsia="ru-RU"/>
-              </w:rPr>
-            </w:pPr>
-            <w:r>
-              <w:rPr>
-                <w:rFonts w:ascii="Segoe UI" w:eastAsia="Times New Roman" w:hAnsi="Segoe UI" w:cs="Segoe UI"/>
-                <w:sz w:val="23"/>
-                <w:szCs w:val="23"/>
-                <w:lang w:eastAsia="ru-RU"/>
-              </w:rPr>
-              <w:t>Низкая (устаревшая)</w:t>
-            </w:r>
-          </w:p>
-        </w:tc>
-        <w:tc>
-          <w:tcPr>
-            <w:tcW w:w="0" w:type="auto"/>
-            <w:tcMar>
-              <w:top w:w="150" w:type="dxa"/>
-              <w:left w:w="240" w:type="dxa"/>
-              <w:bottom w:w="150" w:type="dxa"/>
-              <w:right w:w="0" w:type="dxa"/>
-            </w:tcMar>
-            <w:vAlign w:val="center"/>
-            <w:hideMark/>
-          </w:tcPr>
-          <w:p>
-            <w:pPr>
-              <w:spacing w:after="0" w:line="375" w:lineRule="atLeast"/>
-              <w:rPr>
-                <w:rFonts w:ascii="Segoe UI" w:eastAsia="Times New Roman" w:hAnsi="Segoe UI" w:cs="Segoe UI"/>
-                <w:sz w:val="23"/>
-                <w:szCs w:val="23"/>
-                <w:lang w:eastAsia="ru-RU"/>
-              </w:rPr>
-            </w:pPr>
-            <w:r>
-              <w:rPr>
-                <w:rFonts w:ascii="Segoe UI" w:eastAsia="Times New Roman" w:hAnsi="Segoe UI" w:cs="Segoe UI"/>
-                <w:sz w:val="23"/>
-                <w:szCs w:val="23"/>
-                <w:lang w:eastAsia="ru-RU"/>
-              </w:rPr>
-              <w:t>Средняя</w:t>
-            </w:r>
-          </w:p>
-        </w:tc>
-      </w:tr>
-      <w:tr>
-        <w:tc>
-          <w:tcPr>
-            <w:tcW w:w="0" w:type="auto"/>
-            <w:tcMar>
-              <w:top w:w="150" w:type="dxa"/>
-              <w:left w:w="0" w:type="dxa"/>
-              <w:bottom w:w="150" w:type="dxa"/>
-              <w:right w:w="240" w:type="dxa"/>
-            </w:tcMar>
-            <w:vAlign w:val="center"/>
-            <w:hideMark/>
-          </w:tcPr>
-          <w:p>
-            <w:pPr>
-              <w:spacing w:after="0" w:line="375" w:lineRule="atLeast"/>
-              <w:rPr>
-                <w:rFonts w:ascii="Segoe UI" w:eastAsia="Times New Roman" w:hAnsi="Segoe UI" w:cs="Segoe UI"/>
-                <w:sz w:val="23"/>
-                <w:szCs w:val="23"/>
-                <w:lang w:eastAsia="ru-RU"/>
-              </w:rPr>
-            </w:pPr>
-            <w:r>
-              <w:rPr>
-                <w:rFonts w:ascii="Segoe UI" w:eastAsia="Times New Roman" w:hAnsi="Segoe UI" w:cs="Segoe UI"/>
-                <w:b/>
-                <w:bCs/>
-                <w:sz w:val="23"/>
-                <w:szCs w:val="23"/>
-                <w:lang w:eastAsia="ru-RU"/>
-              </w:rPr>
-              <w:t>Временно-пространс</w:t>
-            </w:r>
-            <w:r>
-              <w:rPr>
-                <w:rFonts w:ascii="Segoe UI" w:eastAsia="Times New Roman" w:hAnsi="Segoe UI" w:cs="Segoe UI"/>
-                <w:b/>
-                <w:bCs/>
-                <w:sz w:val="23"/>
-                <w:szCs w:val="23"/>
-                <w:lang w:eastAsia="ru-RU"/>
-              </w:rPr>
               <w:lastRenderedPageBreak/>
-              <w:t>твенный поиск</w:t>
-            </w:r>
-          </w:p>
-        </w:tc>
-        <w:tc>
-          <w:tcPr>
-            <w:tcW w:w="0" w:type="auto"/>
-            <w:tcMar>
-              <w:top w:w="150" w:type="dxa"/>
-              <w:left w:w="240" w:type="dxa"/>
-              <w:bottom w:w="150" w:type="dxa"/>
-              <w:right w:w="240" w:type="dxa"/>
-            </w:tcMar>
-            <w:vAlign w:val="center"/>
-            <w:hideMark/>
-          </w:tcPr>
-          <w:p>
-            <w:pPr>
-              <w:spacing w:after="0" w:line="375" w:lineRule="atLeast"/>
-              <w:rPr>
-                <w:rFonts w:ascii="Segoe UI" w:eastAsia="Times New Roman" w:hAnsi="Segoe UI" w:cs="Segoe UI"/>
-                <w:sz w:val="23"/>
-                <w:szCs w:val="23"/>
-                <w:lang w:eastAsia="ru-RU"/>
-              </w:rPr>
-            </w:pPr>
-            <w:r>
-              <w:rPr>
-                <w:rFonts w:ascii="Segoe UI" w:eastAsia="Times New Roman" w:hAnsi="Segoe UI" w:cs="Segoe UI"/>
-                <w:b/>
-                <w:bCs/>
+              <w:t>вая архитектура)</w:t>
+            </w:r>
+          </w:p>
+        </w:tc>
+        <w:tc>
+          <w:tcPr>
+            <w:tcW w:w="0" w:type="auto"/>
+            <w:tcMar>
+              <w:top w:w="150" w:type="dxa"/>
+              <w:left w:w="240" w:type="dxa"/>
+              <w:bottom w:w="150" w:type="dxa"/>
+              <w:right w:w="240" w:type="dxa"/>
+            </w:tcMar>
+            <w:vAlign w:val="center"/>
+            <w:hideMark/>
+          </w:tcPr>
+          <w:p>
+            <w:pPr>
+              <w:spacing w:after="0" w:line="375" w:lineRule="atLeast"/>
+              <w:rPr>
+                <w:rFonts w:ascii="Segoe UI" w:eastAsia="Times New Roman" w:hAnsi="Segoe UI" w:cs="Segoe UI"/>
+                <w:sz w:val="23"/>
+                <w:szCs w:val="23"/>
+                <w:lang w:eastAsia="ru-RU"/>
+              </w:rPr>
+            </w:pPr>
+            <w:r>
+              <w:rPr>
+                <w:rFonts w:ascii="Segoe UI" w:eastAsia="Times New Roman" w:hAnsi="Segoe UI" w:cs="Segoe UI"/>
                 <w:sz w:val="23"/>
                 <w:szCs w:val="23"/>
                 <w:lang w:eastAsia="ru-RU"/>
               </w:rPr>
               <w:lastRenderedPageBreak/>
-              <w:t>Высокая (Прям</w:t>
-            </w:r>
-            <w:r>
-              <w:rPr>
-                <w:rFonts w:ascii="Segoe UI" w:eastAsia="Times New Roman" w:hAnsi="Segoe UI" w:cs="Segoe UI"/>
-                <w:b/>
-                <w:bCs/>
-                <w:sz w:val="23"/>
-                <w:szCs w:val="23"/>
-                <w:lang w:eastAsia="ru-RU"/>
-              </w:rPr>
-              <w:lastRenderedPageBreak/>
-              <w:t>ая поддержка)</w:t>
-            </w:r>
-          </w:p>
-        </w:tc>
-        <w:tc>
-          <w:tcPr>
-            <w:tcW w:w="0" w:type="auto"/>
-            <w:tcMar>
-              <w:top w:w="150" w:type="dxa"/>
-              <w:left w:w="240" w:type="dxa"/>
-              <w:bottom w:w="150" w:type="dxa"/>
-              <w:right w:w="240" w:type="dxa"/>
-            </w:tcMar>
-            <w:vAlign w:val="center"/>
-            <w:hideMark/>
-          </w:tcPr>
-          <w:p>
-            <w:pPr>
-              <w:spacing w:after="0" w:line="375" w:lineRule="atLeast"/>
-              <w:rPr>
-                <w:rFonts w:ascii="Segoe UI" w:eastAsia="Times New Roman" w:hAnsi="Segoe UI" w:cs="Segoe UI"/>
-                <w:sz w:val="23"/>
-                <w:szCs w:val="23"/>
-                <w:lang w:eastAsia="ru-RU"/>
-              </w:rPr>
-            </w:pPr>
-            <w:r>
-              <w:rPr>
-                <w:rFonts w:ascii="Segoe UI" w:eastAsia="Times New Roman" w:hAnsi="Segoe UI" w:cs="Segoe UI"/>
-                <w:sz w:val="23"/>
-                <w:szCs w:val="23"/>
-                <w:lang w:eastAsia="ru-RU"/>
-              </w:rPr>
-              <w:lastRenderedPageBreak/>
-              <w:t>Ограничена (БД)</w:t>
-            </w:r>
-          </w:p>
-        </w:tc>
-        <w:tc>
-          <w:tcPr>
-            <w:tcW w:w="0" w:type="auto"/>
-            <w:tcMar>
-              <w:top w:w="150" w:type="dxa"/>
-              <w:left w:w="240" w:type="dxa"/>
-              <w:bottom w:w="150" w:type="dxa"/>
-              <w:right w:w="240" w:type="dxa"/>
-            </w:tcMar>
-            <w:vAlign w:val="center"/>
-            <w:hideMark/>
-          </w:tcPr>
-          <w:p>
-            <w:pPr>
-              <w:spacing w:after="0" w:line="375" w:lineRule="atLeast"/>
-              <w:rPr>
-                <w:rFonts w:ascii="Segoe UI" w:eastAsia="Times New Roman" w:hAnsi="Segoe UI" w:cs="Segoe UI"/>
-                <w:sz w:val="23"/>
-                <w:szCs w:val="23"/>
-                <w:lang w:eastAsia="ru-RU"/>
-              </w:rPr>
-            </w:pPr>
-            <w:r>
-              <w:rPr>
-                <w:rFonts w:ascii="Segoe UI" w:eastAsia="Times New Roman" w:hAnsi="Segoe UI" w:cs="Segoe UI"/>
-                <w:sz w:val="23"/>
-                <w:szCs w:val="23"/>
-                <w:lang w:eastAsia="ru-RU"/>
-              </w:rPr>
-              <w:t xml:space="preserve">Есть (как часть </w:t>
-            </w:r>
-            <w:r>
-              <w:rPr>
-                <w:rFonts w:ascii="Segoe UI" w:eastAsia="Times New Roman" w:hAnsi="Segoe UI" w:cs="Segoe UI"/>
-                <w:sz w:val="23"/>
-                <w:szCs w:val="23"/>
-                <w:lang w:eastAsia="ru-RU"/>
-              </w:rPr>
-              <w:lastRenderedPageBreak/>
-              <w:t>функционала)</w:t>
-            </w:r>
-          </w:p>
-        </w:tc>
-        <w:tc>
-          <w:tcPr>
-            <w:tcW w:w="0" w:type="auto"/>
-            <w:tcMar>
-              <w:top w:w="150" w:type="dxa"/>
-              <w:left w:w="240" w:type="dxa"/>
-              <w:bottom w:w="150" w:type="dxa"/>
-              <w:right w:w="240" w:type="dxa"/>
-            </w:tcMar>
-            <w:vAlign w:val="center"/>
-            <w:hideMark/>
-          </w:tcPr>
-          <w:p>
-            <w:pPr>
-              <w:spacing w:after="0" w:line="375" w:lineRule="atLeast"/>
-              <w:rPr>
-                <w:rFonts w:ascii="Segoe UI" w:eastAsia="Times New Roman" w:hAnsi="Segoe UI" w:cs="Segoe UI"/>
-                <w:sz w:val="23"/>
-                <w:szCs w:val="23"/>
-                <w:lang w:eastAsia="ru-RU"/>
-              </w:rPr>
-            </w:pPr>
-            <w:r>
-              <w:rPr>
-                <w:rFonts w:ascii="Segoe UI" w:eastAsia="Times New Roman" w:hAnsi="Segoe UI" w:cs="Segoe UI"/>
-                <w:sz w:val="23"/>
-                <w:szCs w:val="23"/>
-                <w:lang w:eastAsia="ru-RU"/>
-              </w:rPr>
-              <w:lastRenderedPageBreak/>
-              <w:t>Есть</w:t>
-            </w:r>
-          </w:p>
-        </w:tc>
-        <w:tc>
-          <w:tcPr>
-            <w:tcW w:w="0" w:type="auto"/>
-            <w:tcMar>
-              <w:top w:w="150" w:type="dxa"/>
-              <w:left w:w="240" w:type="dxa"/>
-              <w:bottom w:w="150" w:type="dxa"/>
-              <w:right w:w="240" w:type="dxa"/>
-            </w:tcMar>
-            <w:vAlign w:val="center"/>
-            <w:hideMark/>
-          </w:tcPr>
-          <w:p>
-            <w:pPr>
-              <w:spacing w:after="0" w:line="375" w:lineRule="atLeast"/>
-              <w:rPr>
-                <w:rFonts w:ascii="Segoe UI" w:eastAsia="Times New Roman" w:hAnsi="Segoe UI" w:cs="Segoe UI"/>
-                <w:sz w:val="23"/>
-                <w:szCs w:val="23"/>
-                <w:lang w:eastAsia="ru-RU"/>
-              </w:rPr>
-            </w:pPr>
-            <w:r>
-              <w:rPr>
-                <w:rFonts w:ascii="Segoe UI" w:eastAsia="Times New Roman" w:hAnsi="Segoe UI" w:cs="Segoe UI"/>
-                <w:sz w:val="23"/>
-                <w:szCs w:val="23"/>
-                <w:lang w:eastAsia="ru-RU"/>
-              </w:rPr>
-              <w:t>Ограничена</w:t>
-            </w:r>
-          </w:p>
-        </w:tc>
-        <w:tc>
-          <w:tcPr>
-            <w:tcW w:w="0" w:type="auto"/>
-            <w:tcMar>
-              <w:top w:w="150" w:type="dxa"/>
-              <w:left w:w="240" w:type="dxa"/>
-              <w:bottom w:w="150" w:type="dxa"/>
-              <w:right w:w="0" w:type="dxa"/>
-            </w:tcMar>
-            <w:vAlign w:val="center"/>
-            <w:hideMark/>
-          </w:tcPr>
-          <w:p>
-            <w:pPr>
-              <w:spacing w:after="0" w:line="375" w:lineRule="atLeast"/>
-              <w:rPr>
-                <w:rFonts w:ascii="Segoe UI" w:eastAsia="Times New Roman" w:hAnsi="Segoe UI" w:cs="Segoe UI"/>
-                <w:sz w:val="23"/>
-                <w:szCs w:val="23"/>
-                <w:lang w:eastAsia="ru-RU"/>
-              </w:rPr>
-            </w:pPr>
-            <w:r>
-              <w:rPr>
-                <w:rFonts w:ascii="Segoe UI" w:eastAsia="Times New Roman" w:hAnsi="Segoe UI" w:cs="Segoe UI"/>
-                <w:sz w:val="23"/>
-                <w:szCs w:val="23"/>
-                <w:lang w:eastAsia="ru-RU"/>
-              </w:rPr>
-              <w:t>Есть</w:t>
-            </w:r>
-          </w:p>
-        </w:tc>
-      </w:tr>
-      <w:tr>
-        <w:tc>
-          <w:tcPr>
-            <w:tcW w:w="0" w:type="auto"/>
-            <w:tcMar>
-              <w:top w:w="150" w:type="dxa"/>
-              <w:left w:w="0" w:type="dxa"/>
-              <w:bottom w:w="150" w:type="dxa"/>
-              <w:right w:w="240" w:type="dxa"/>
-            </w:tcMar>
-            <w:vAlign w:val="center"/>
-            <w:hideMark/>
-          </w:tcPr>
-          <w:p>
-            <w:pPr>
-              <w:spacing w:after="0" w:line="375" w:lineRule="atLeast"/>
-              <w:rPr>
-                <w:rFonts w:ascii="Segoe UI" w:eastAsia="Times New Roman" w:hAnsi="Segoe UI" w:cs="Segoe UI"/>
-                <w:sz w:val="23"/>
-                <w:szCs w:val="23"/>
-                <w:lang w:eastAsia="ru-RU"/>
-              </w:rPr>
-            </w:pPr>
-            <w:r>
-              <w:rPr>
-                <w:rFonts w:ascii="Segoe UI" w:eastAsia="Times New Roman" w:hAnsi="Segoe UI" w:cs="Segoe UI"/>
-                <w:b/>
-                <w:bCs/>
-                <w:sz w:val="23"/>
-                <w:szCs w:val="23"/>
-                <w:lang w:eastAsia="ru-RU"/>
-              </w:rPr>
-              <w:t>Ретрансляция EGTS</w:t>
-            </w:r>
-          </w:p>
-        </w:tc>
-        <w:tc>
-          <w:tcPr>
-            <w:tcW w:w="0" w:type="auto"/>
-            <w:tcMar>
-              <w:top w:w="150" w:type="dxa"/>
-              <w:left w:w="240" w:type="dxa"/>
-              <w:bottom w:w="150" w:type="dxa"/>
-              <w:right w:w="240" w:type="dxa"/>
-            </w:tcMar>
-            <w:vAlign w:val="center"/>
-            <w:hideMark/>
-          </w:tcPr>
-          <w:p>
-            <w:pPr>
-              <w:spacing w:after="0" w:line="375" w:lineRule="atLeast"/>
-              <w:rPr>
-                <w:rFonts w:ascii="Segoe UI" w:eastAsia="Times New Roman" w:hAnsi="Segoe UI" w:cs="Segoe UI"/>
-                <w:sz w:val="23"/>
-                <w:szCs w:val="23"/>
-                <w:lang w:eastAsia="ru-RU"/>
-              </w:rPr>
-            </w:pPr>
-            <w:proofErr w:type="spellStart"/>
-            <w:r>
-              <w:rPr>
-                <w:rFonts w:ascii="Segoe UI" w:eastAsia="Times New Roman" w:hAnsi="Segoe UI" w:cs="Segoe UI"/>
-                <w:b/>
-                <w:bCs/>
-                <w:sz w:val="23"/>
-                <w:szCs w:val="23"/>
-                <w:lang w:eastAsia="ru-RU"/>
-              </w:rPr>
-              <w:t>Нативная</w:t>
-            </w:r>
-            <w:proofErr w:type="spellEnd"/>
-            <w:r>
-              <w:rPr>
-                <w:rFonts w:ascii="Segoe UI" w:eastAsia="Times New Roman" w:hAnsi="Segoe UI" w:cs="Segoe UI"/>
-                <w:b/>
-                <w:bCs/>
-                <w:sz w:val="23"/>
-                <w:szCs w:val="23"/>
-                <w:lang w:eastAsia="ru-RU"/>
-              </w:rPr>
-              <w:t xml:space="preserve"> поддержка</w:t>
-            </w:r>
-          </w:p>
-        </w:tc>
-        <w:tc>
-          <w:tcPr>
-            <w:tcW w:w="0" w:type="auto"/>
-            <w:tcMar>
-              <w:top w:w="150" w:type="dxa"/>
-              <w:left w:w="240" w:type="dxa"/>
-              <w:bottom w:w="150" w:type="dxa"/>
-              <w:right w:w="240" w:type="dxa"/>
-            </w:tcMar>
-            <w:vAlign w:val="center"/>
-            <w:hideMark/>
-          </w:tcPr>
-          <w:p>
-            <w:pPr>
-              <w:spacing w:after="0" w:line="375" w:lineRule="atLeast"/>
-              <w:rPr>
-                <w:rFonts w:ascii="Segoe UI" w:eastAsia="Times New Roman" w:hAnsi="Segoe UI" w:cs="Segoe UI"/>
-                <w:sz w:val="23"/>
-                <w:szCs w:val="23"/>
-                <w:lang w:eastAsia="ru-RU"/>
-              </w:rPr>
-            </w:pPr>
-            <w:r>
-              <w:rPr>
-                <w:rFonts w:ascii="Segoe UI" w:eastAsia="Times New Roman" w:hAnsi="Segoe UI" w:cs="Segoe UI"/>
-                <w:sz w:val="23"/>
-                <w:szCs w:val="23"/>
-                <w:lang w:eastAsia="ru-RU"/>
-              </w:rPr>
-              <w:t>Ограничена</w:t>
-            </w:r>
-          </w:p>
-        </w:tc>
-        <w:tc>
-          <w:tcPr>
-            <w:tcW w:w="0" w:type="auto"/>
-            <w:tcMar>
-              <w:top w:w="150" w:type="dxa"/>
-              <w:left w:w="240" w:type="dxa"/>
-              <w:bottom w:w="150" w:type="dxa"/>
-              <w:right w:w="240" w:type="dxa"/>
-            </w:tcMar>
-            <w:vAlign w:val="center"/>
-            <w:hideMark/>
-          </w:tcPr>
-          <w:p>
-            <w:pPr>
-              <w:spacing w:after="0" w:line="375" w:lineRule="atLeast"/>
-              <w:rPr>
-                <w:rFonts w:ascii="Segoe UI" w:eastAsia="Times New Roman" w:hAnsi="Segoe UI" w:cs="Segoe UI"/>
-                <w:sz w:val="23"/>
-                <w:szCs w:val="23"/>
-                <w:lang w:eastAsia="ru-RU"/>
-              </w:rPr>
-            </w:pPr>
-            <w:r>
-              <w:rPr>
-                <w:rFonts w:ascii="Segoe UI" w:eastAsia="Times New Roman" w:hAnsi="Segoe UI" w:cs="Segoe UI"/>
-                <w:sz w:val="23"/>
-                <w:szCs w:val="23"/>
-                <w:lang w:eastAsia="ru-RU"/>
-              </w:rPr>
-              <w:t>Есть</w:t>
-            </w:r>
-          </w:p>
-        </w:tc>
-        <w:tc>
-          <w:tcPr>
-            <w:tcW w:w="0" w:type="auto"/>
-            <w:tcMar>
-              <w:top w:w="150" w:type="dxa"/>
-              <w:left w:w="240" w:type="dxa"/>
-              <w:bottom w:w="150" w:type="dxa"/>
-              <w:right w:w="240" w:type="dxa"/>
-            </w:tcMar>
-            <w:vAlign w:val="center"/>
-            <w:hideMark/>
-          </w:tcPr>
-          <w:p>
-            <w:pPr>
-              <w:spacing w:after="0" w:line="375" w:lineRule="atLeast"/>
-              <w:rPr>
-                <w:rFonts w:ascii="Segoe UI" w:eastAsia="Times New Roman" w:hAnsi="Segoe UI" w:cs="Segoe UI"/>
-                <w:sz w:val="23"/>
-                <w:szCs w:val="23"/>
-                <w:lang w:eastAsia="ru-RU"/>
-              </w:rPr>
-            </w:pPr>
-            <w:r>
-              <w:rPr>
-                <w:rFonts w:ascii="Segoe UI" w:eastAsia="Times New Roman" w:hAnsi="Segoe UI" w:cs="Segoe UI"/>
-                <w:sz w:val="23"/>
-                <w:szCs w:val="23"/>
-                <w:lang w:eastAsia="ru-RU"/>
-              </w:rPr>
-              <w:t>Ограничена</w:t>
-            </w:r>
-          </w:p>
-        </w:tc>
-        <w:tc>
-          <w:tcPr>
-            <w:tcW w:w="0" w:type="auto"/>
-            <w:tcMar>
-              <w:top w:w="150" w:type="dxa"/>
-              <w:left w:w="240" w:type="dxa"/>
-              <w:bottom w:w="150" w:type="dxa"/>
-              <w:right w:w="240" w:type="dxa"/>
-            </w:tcMar>
-            <w:vAlign w:val="center"/>
-            <w:hideMark/>
-          </w:tcPr>
-          <w:p>
-            <w:pPr>
-              <w:spacing w:after="0" w:line="375" w:lineRule="atLeast"/>
-              <w:rPr>
-                <w:rFonts w:ascii="Segoe UI" w:eastAsia="Times New Roman" w:hAnsi="Segoe UI" w:cs="Segoe UI"/>
-                <w:sz w:val="23"/>
-                <w:szCs w:val="23"/>
-                <w:lang w:eastAsia="ru-RU"/>
-              </w:rPr>
-            </w:pPr>
-            <w:r>
-              <w:rPr>
-                <w:rFonts w:ascii="Segoe UI" w:eastAsia="Times New Roman" w:hAnsi="Segoe UI" w:cs="Segoe UI"/>
-                <w:sz w:val="23"/>
-                <w:szCs w:val="23"/>
-                <w:lang w:eastAsia="ru-RU"/>
-              </w:rPr>
-              <w:t>Ограничена</w:t>
-            </w:r>
-          </w:p>
-        </w:tc>
-        <w:tc>
-          <w:tcPr>
-            <w:tcW w:w="0" w:type="auto"/>
-            <w:tcMar>
-              <w:top w:w="150" w:type="dxa"/>
-              <w:left w:w="240" w:type="dxa"/>
-              <w:bottom w:w="150" w:type="dxa"/>
-              <w:right w:w="0" w:type="dxa"/>
-            </w:tcMar>
-            <w:vAlign w:val="center"/>
-            <w:hideMark/>
-          </w:tcPr>
-          <w:p>
-            <w:pPr>
-              <w:spacing w:after="0" w:line="375" w:lineRule="atLeast"/>
-              <w:rPr>
-                <w:rFonts w:ascii="Segoe UI" w:eastAsia="Times New Roman" w:hAnsi="Segoe UI" w:cs="Segoe UI"/>
-                <w:sz w:val="23"/>
-                <w:szCs w:val="23"/>
-                <w:lang w:eastAsia="ru-RU"/>
-              </w:rPr>
-            </w:pPr>
-            <w:r>
-              <w:rPr>
-                <w:rFonts w:ascii="Segoe UI" w:eastAsia="Times New Roman" w:hAnsi="Segoe UI" w:cs="Segoe UI"/>
-                <w:sz w:val="23"/>
-                <w:szCs w:val="23"/>
-                <w:lang w:eastAsia="ru-RU"/>
-              </w:rPr>
-              <w:t>Не заявлена</w:t>
-            </w:r>
-          </w:p>
-        </w:tc>
-      </w:tr>
-      <w:tr>
-        <w:tc>
-          <w:tcPr>
-            <w:tcW w:w="0" w:type="auto"/>
-            <w:tcMar>
-              <w:top w:w="150" w:type="dxa"/>
-              <w:left w:w="0" w:type="dxa"/>
-              <w:bottom w:w="150" w:type="dxa"/>
-              <w:right w:w="240" w:type="dxa"/>
-            </w:tcMar>
-            <w:vAlign w:val="center"/>
-            <w:hideMark/>
-          </w:tcPr>
-          <w:p>
-            <w:pPr>
-              <w:spacing w:after="0" w:line="375" w:lineRule="atLeast"/>
-              <w:rPr>
-                <w:rFonts w:ascii="Segoe UI" w:eastAsia="Times New Roman" w:hAnsi="Segoe UI" w:cs="Segoe UI"/>
-                <w:sz w:val="23"/>
-                <w:szCs w:val="23"/>
-                <w:lang w:eastAsia="ru-RU"/>
-              </w:rPr>
-            </w:pPr>
-            <w:r>
-              <w:rPr>
-                <w:rFonts w:ascii="Segoe UI" w:eastAsia="Times New Roman" w:hAnsi="Segoe UI" w:cs="Segoe UI"/>
-                <w:b/>
-                <w:bCs/>
-                <w:sz w:val="23"/>
-                <w:szCs w:val="23"/>
-                <w:lang w:eastAsia="ru-RU"/>
-              </w:rPr>
-              <w:t>Обработка событий в реальном времени</w:t>
-            </w:r>
-          </w:p>
-        </w:tc>
-        <w:tc>
-          <w:tcPr>
-            <w:tcW w:w="0" w:type="auto"/>
-            <w:tcMar>
-              <w:top w:w="150" w:type="dxa"/>
-              <w:left w:w="240" w:type="dxa"/>
-              <w:bottom w:w="150" w:type="dxa"/>
-              <w:right w:w="240" w:type="dxa"/>
-            </w:tcMar>
-            <w:vAlign w:val="center"/>
-            <w:hideMark/>
-          </w:tcPr>
-          <w:p>
-            <w:pPr>
-              <w:spacing w:after="0" w:line="375" w:lineRule="atLeast"/>
-              <w:rPr>
-                <w:rFonts w:ascii="Segoe UI" w:eastAsia="Times New Roman" w:hAnsi="Segoe UI" w:cs="Segoe UI"/>
-                <w:sz w:val="23"/>
-                <w:szCs w:val="23"/>
-                <w:lang w:eastAsia="ru-RU"/>
-              </w:rPr>
-            </w:pPr>
-            <w:r>
-              <w:rPr>
-                <w:rFonts w:ascii="Segoe UI" w:eastAsia="Times New Roman" w:hAnsi="Segoe UI" w:cs="Segoe UI"/>
-                <w:b/>
-                <w:bCs/>
-                <w:sz w:val="23"/>
-                <w:szCs w:val="23"/>
-                <w:lang w:eastAsia="ru-RU"/>
-              </w:rPr>
-              <w:t>Высокая (Целевая архитектура)</w:t>
-            </w:r>
-          </w:p>
-        </w:tc>
-        <w:tc>
-          <w:tcPr>
-            <w:tcW w:w="0" w:type="auto"/>
-            <w:tcMar>
-              <w:top w:w="150" w:type="dxa"/>
-              <w:left w:w="240" w:type="dxa"/>
-              <w:bottom w:w="150" w:type="dxa"/>
-              <w:right w:w="240" w:type="dxa"/>
-            </w:tcMar>
-            <w:vAlign w:val="center"/>
-            <w:hideMark/>
-          </w:tcPr>
-          <w:p>
-            <w:pPr>
-              <w:spacing w:after="0" w:line="375" w:lineRule="atLeast"/>
-              <w:rPr>
-                <w:rFonts w:ascii="Segoe UI" w:eastAsia="Times New Roman" w:hAnsi="Segoe UI" w:cs="Segoe UI"/>
-                <w:sz w:val="23"/>
-                <w:szCs w:val="23"/>
-                <w:lang w:eastAsia="ru-RU"/>
-              </w:rPr>
-            </w:pPr>
-            <w:r>
-              <w:rPr>
-                <w:rFonts w:ascii="Segoe UI" w:eastAsia="Times New Roman" w:hAnsi="Segoe UI" w:cs="Segoe UI"/>
-                <w:sz w:val="23"/>
-                <w:szCs w:val="23"/>
-                <w:lang w:eastAsia="ru-RU"/>
-              </w:rPr>
               <w:t>Высокая</w:t>
             </w:r>
           </w:p>
@@ -2319,7 +2756,6 @@
                 <w:szCs w:val="23"/>
                 <w:lang w:eastAsia="ru-RU"/>
               </w:rPr>
-              <w:lastRenderedPageBreak/>
               <w:t>Характеристика</w:t>
             </w:r>
           </w:p>
@@ -2390,7 +2826,6 @@
                 <w:lang w:eastAsia="ru-RU"/>
               </w:rPr>
             </w:pPr>
-            <w:proofErr w:type="spellStart"/>
             <w:r>
               <w:rPr>
                 <w:rFonts w:ascii="Segoe UI" w:eastAsia="Times New Roman" w:hAnsi="Segoe UI" w:cs="Segoe UI"/>
@@ -2399,31 +2834,8 @@
                 <w:szCs w:val="23"/>
                 <w:lang w:eastAsia="ru-RU"/>
               </w:rPr>
-              <w:t>Wialon</w:t>
-            </w:r>
-            <w:proofErr w:type="spellEnd"/>
-            <w:r>
-              <w:rPr>
-                <w:rFonts w:ascii="Segoe UI" w:eastAsia="Times New Roman" w:hAnsi="Segoe UI" w:cs="Segoe UI"/>
-                <w:color w:val="F9FAFB"/>
-                <w:sz w:val="23"/>
-                <w:szCs w:val="23"/>
-                <w:lang w:eastAsia="ru-RU"/>
-              </w:rPr>
-              <w:t xml:space="preserve"> / </w:t>
-            </w:r>
-            <w:proofErr w:type="spellStart"/>
-            <w:r>
-              <w:rPr>
-                <w:rFonts w:ascii="Segoe UI" w:eastAsia="Times New Roman" w:hAnsi="Segoe UI" w:cs="Segoe UI"/>
-                <w:color w:val="F9FAFB"/>
-                <w:sz w:val="23"/>
-                <w:szCs w:val="23"/>
-                <w:lang w:eastAsia="ru-RU"/>
-              </w:rPr>
-              <w:t>Navixy</w:t>
-            </w:r>
-            <w:proofErr w:type="spellEnd"/>
+              <w:t>Wialon / Navixy</w:t>
+            </w:r>
           </w:p>
         </w:tc>
       </w:tr>
@@ -2462,40 +2874,35 @@
                 <w:szCs w:val="23"/>
                 <w:lang w:eastAsia="ru-RU"/>
               </w:rPr>
-              <w:t xml:space="preserve">Алгоритм </w:t>
-            </w:r>
-            <w:proofErr w:type="spellStart"/>
-            <w:r>
-              <w:rPr>
-                <w:rFonts w:ascii="Segoe UI" w:eastAsia="Times New Roman" w:hAnsi="Segoe UI" w:cs="Segoe UI"/>
-                <w:b/>
-                <w:bCs/>
+              <w:t>Алгоритм геозонинга</w:t>
+            </w:r>
+          </w:p>
+        </w:tc>
+        <w:tc>
+          <w:tcPr>
+            <w:tcW w:w="0" w:type="auto"/>
+            <w:shd w:val="clear" w:color="auto" w:fill="151517"/>
+            <w:tcMar>
+              <w:top w:w="150" w:type="dxa"/>
+              <w:left w:w="240" w:type="dxa"/>
+              <w:bottom w:w="150" w:type="dxa"/>
+              <w:right w:w="240" w:type="dxa"/>
+            </w:tcMar>
+            <w:vAlign w:val="center"/>
+            <w:hideMark/>
+          </w:tcPr>
+          <w:p>
+            <w:pPr>
+              <w:spacing w:after="0" w:line="375" w:lineRule="atLeast"/>
+              <w:rPr>
+                <w:rFonts w:ascii="Segoe UI" w:eastAsia="Times New Roman" w:hAnsi="Segoe UI" w:cs="Segoe UI"/>
                 <w:color w:val="F9FAFB"/>
                 <w:sz w:val="23"/>
                 <w:szCs w:val="23"/>
                 <w:lang w:eastAsia="ru-RU"/>
               </w:rPr>
-              <w:t>геозонинга</w:t>
-            </w:r>
-            <w:proofErr w:type="spellEnd"/>
-          </w:p>
-        </w:tc>
-        <w:tc>
-          <w:tcPr>
-            <w:tcW w:w="0" w:type="auto"/>
-            <w:shd w:val="clear" w:color="auto" w:fill="151517"/>
-            <w:tcMar>
-              <w:top w:w="150" w:type="dxa"/>
-              <w:left w:w="240" w:type="dxa"/>
-              <w:bottom w:w="150" w:type="dxa"/>
-              <w:right w:w="240" w:type="dxa"/>
-            </w:tcMar>
-            <w:vAlign w:val="center"/>
-            <w:hideMark/>
-          </w:tcPr>
-          <w:p>
-            <w:pPr>
-              <w:spacing w:after="0" w:line="375" w:lineRule="atLeast"/>
+            </w:pPr>
+            <w:r>
               <w:rPr>
                 <w:rFonts w:ascii="Segoe UI" w:eastAsia="Times New Roman" w:hAnsi="Segoe UI" w:cs="Segoe UI"/>
                 <w:color w:val="F9FAFB"/>
@@ -2503,18 +2910,8 @@
                 <w:szCs w:val="23"/>
                 <w:lang w:eastAsia="ru-RU"/>
               </w:rPr>
-            </w:pPr>
-            <w:r>
-              <w:rPr>
-                <w:rFonts w:ascii="Segoe UI" w:eastAsia="Times New Roman" w:hAnsi="Segoe UI" w:cs="Segoe UI"/>
-                <w:color w:val="F9FAFB"/>
-                <w:sz w:val="23"/>
-                <w:szCs w:val="23"/>
-                <w:lang w:eastAsia="ru-RU"/>
-              </w:rPr>
               <w:t>Проверка по бинарному поиску, </w:t>
             </w:r>
-            <w:proofErr w:type="gramStart"/>
             <w:r>
               <w:rPr>
                 <w:rFonts w:ascii="Consolas" w:eastAsia="Times New Roman" w:hAnsi="Consolas" w:cs="Courier New"/>
@@ -2524,10 +2921,54 @@
                 <w:shd w:val="clear" w:color="auto" w:fill="2C2C2E"/>
                 <w:lang w:eastAsia="ru-RU"/>
               </w:rPr>
-              <w:t>O(</w:t>
-            </w:r>
-            <w:proofErr w:type="spellStart"/>
-            <w:proofErr w:type="gramEnd"/>
+              <w:t>O(log N)</w:t>
+            </w:r>
+            <w:r>
+              <w:rPr>
+                <w:rFonts w:ascii="Segoe UI" w:eastAsia="Times New Roman" w:hAnsi="Segoe UI" w:cs="Segoe UI"/>
+                <w:color w:val="F9FAFB"/>
+                <w:sz w:val="23"/>
+                <w:szCs w:val="23"/>
+                <w:lang w:eastAsia="ru-RU"/>
+              </w:rPr>
+              <w:t>.</w:t>
+            </w:r>
+          </w:p>
+        </w:tc>
+        <w:tc>
+          <w:tcPr>
+            <w:tcW w:w="0" w:type="auto"/>
+            <w:shd w:val="clear" w:color="auto" w:fill="151517"/>
+            <w:tcMar>
+              <w:top w:w="150" w:type="dxa"/>
+              <w:left w:w="240" w:type="dxa"/>
+              <w:bottom w:w="150" w:type="dxa"/>
+              <w:right w:w="0" w:type="dxa"/>
+            </w:tcMar>
+            <w:vAlign w:val="center"/>
+            <w:hideMark/>
+          </w:tcPr>
+          <w:p>
+            <w:pPr>
+              <w:spacing w:after="0" w:line="375" w:lineRule="atLeast"/>
+              <w:rPr>
+                <w:rFonts w:ascii="Segoe UI" w:eastAsia="Times New Roman" w:hAnsi="Segoe UI" w:cs="Segoe UI"/>
+                <w:color w:val="F9FAFB"/>
+                <w:sz w:val="23"/>
+                <w:szCs w:val="23"/>
+                <w:lang w:eastAsia="ru-RU"/>
+              </w:rPr>
+            </w:pPr>
+            <w:r>
+              <w:rPr>
+                <w:rFonts w:ascii="Segoe UI" w:eastAsia="Times New Roman" w:hAnsi="Segoe UI" w:cs="Segoe UI"/>
+                <w:color w:val="F9FAFB"/>
+                <w:sz w:val="23"/>
+                <w:szCs w:val="23"/>
+                <w:lang w:eastAsia="ru-RU"/>
+              </w:rPr>
+              <w:t>Гипотетически: расчет "точка-в-полигоне", </w:t>
+            </w:r>
             <w:r>
               <w:rPr>
                 <w:rFonts w:ascii="Consolas" w:eastAsia="Times New Roman" w:hAnsi="Consolas" w:cs="Courier New"/>
@@ -2537,75 +2978,6 @@
                 <w:shd w:val="clear" w:color="auto" w:fill="2C2C2E"/>
                 <w:lang w:eastAsia="ru-RU"/>
               </w:rPr>
-              <w:t>log</w:t>
-            </w:r>
-            <w:proofErr w:type="spellEnd"/>
-            <w:r>
-              <w:rPr>
-                <w:rFonts w:ascii="Consolas" w:eastAsia="Times New Roman" w:hAnsi="Consolas" w:cs="Courier New"/>
-                <w:color w:val="F9FAFB"/>
-                <w:sz w:val="20"/>
-                <w:szCs w:val="20"/>
-                <w:shd w:val="clear" w:color="auto" w:fill="2C2C2E"/>
-                <w:lang w:eastAsia="ru-RU"/>
-              </w:rPr>
-              <w:t xml:space="preserve"> N)</w:t>
-            </w:r>
-            <w:r>
-              <w:rPr>
-                <w:rFonts w:ascii="Segoe UI" w:eastAsia="Times New Roman" w:hAnsi="Segoe UI" w:cs="Segoe UI"/>
-                <w:color w:val="F9FAFB"/>
-                <w:sz w:val="23"/>
-                <w:szCs w:val="23"/>
-                <w:lang w:eastAsia="ru-RU"/>
-              </w:rPr>
-              <w:t>.</w:t>
-            </w:r>
-          </w:p>
-        </w:tc>
-        <w:tc>
-          <w:tcPr>
-            <w:tcW w:w="0" w:type="auto"/>
-            <w:shd w:val="clear" w:color="auto" w:fill="151517"/>
-            <w:tcMar>
-              <w:top w:w="150" w:type="dxa"/>
-              <w:left w:w="240" w:type="dxa"/>
-              <w:bottom w:w="150" w:type="dxa"/>
-              <w:right w:w="0" w:type="dxa"/>
-            </w:tcMar>
-            <w:vAlign w:val="center"/>
-            <w:hideMark/>
-          </w:tcPr>
-          <w:p>
-            <w:pPr>
-              <w:spacing w:after="0" w:line="375" w:lineRule="atLeast"/>
-              <w:rPr>
-                <w:rFonts w:ascii="Segoe UI" w:eastAsia="Times New Roman" w:hAnsi="Segoe UI" w:cs="Segoe UI"/>
-                <w:color w:val="F9FAFB"/>
-                <w:sz w:val="23"/>
-                <w:szCs w:val="23"/>
-                <w:lang w:eastAsia="ru-RU"/>
-              </w:rPr>
-            </w:pPr>
-            <w:r>
-              <w:rPr>
-                <w:rFonts w:ascii="Segoe UI" w:eastAsia="Times New Roman" w:hAnsi="Segoe UI" w:cs="Segoe UI"/>
-                <w:color w:val="F9FAFB"/>
-                <w:sz w:val="23"/>
-                <w:szCs w:val="23"/>
-                <w:lang w:eastAsia="ru-RU"/>
-              </w:rPr>
-              <w:t>Гипотетически: расчет "точка-в-полигоне", </w:t>
-            </w:r>
-            <w:r>
-              <w:rPr>
-                <w:rFonts w:ascii="Consolas" w:eastAsia="Times New Roman" w:hAnsi="Consolas" w:cs="Courier New"/>
-                <w:color w:val="F9FAFB"/>
-                <w:sz w:val="20"/>
-                <w:szCs w:val="20"/>
-                <w:shd w:val="clear" w:color="auto" w:fill="2C2C2E"/>
-                <w:lang w:eastAsia="ru-RU"/>
-              </w:rPr>
               <w:t>O(N)</w:t>
             </w:r>
             <w:r>
@@ -2798,7 +3170,6 @@
                 <w:lang w:eastAsia="ru-RU"/>
               </w:rPr>
             </w:pPr>
-            <w:proofErr w:type="spellStart"/>
             <w:r>
               <w:rPr>
                 <w:rFonts w:ascii="Segoe UI" w:eastAsia="Times New Roman" w:hAnsi="Segoe UI" w:cs="Segoe UI"/>
@@ -2807,10 +3178,26 @@
                 <w:szCs w:val="23"/>
                 <w:lang w:eastAsia="ru-RU"/>
               </w:rPr>
-              <w:t>In-memory</w:t>
-            </w:r>
-            <w:proofErr w:type="spellEnd"/>
-            <w:r>
+              <w:t>In-memory интервалы на основе S2.</w:t>
+            </w:r>
+          </w:p>
+        </w:tc>
+        <w:tc>
+          <w:tcPr>
+            <w:tcW w:w="0" w:type="auto"/>
+            <w:shd w:val="clear" w:color="auto" w:fill="151517"/>
+            <w:tcMar>
+              <w:top w:w="150" w:type="dxa"/>
+              <w:left w:w="240" w:type="dxa"/>
+              <w:bottom w:w="150" w:type="dxa"/>
+              <w:right w:w="0" w:type="dxa"/>
+            </w:tcMar>
+            <w:vAlign w:val="center"/>
+            <w:hideMark/>
+          </w:tcPr>
+          <w:p>
+            <w:pPr>
+              <w:spacing w:after="0" w:line="375" w:lineRule="atLeast"/>
               <w:rPr>
                 <w:rFonts w:ascii="Segoe UI" w:eastAsia="Times New Roman" w:hAnsi="Segoe UI" w:cs="Segoe UI"/>
                 <w:color w:val="F9FAFB"/>
@@ -2818,26 +3205,8 @@
                 <w:szCs w:val="23"/>
                 <w:lang w:eastAsia="ru-RU"/>
               </w:rPr>
-              <w:t xml:space="preserve"> интервалы на основе S2.</w:t>
-            </w:r>
-          </w:p>
-        </w:tc>
-        <w:tc>
-          <w:tcPr>
-            <w:tcW w:w="0" w:type="auto"/>
-            <w:shd w:val="clear" w:color="auto" w:fill="151517"/>
-            <w:tcMar>
-              <w:top w:w="150" w:type="dxa"/>
-              <w:left w:w="240" w:type="dxa"/>
-              <w:bottom w:w="150" w:type="dxa"/>
-              <w:right w:w="0" w:type="dxa"/>
-            </w:tcMar>
-            <w:vAlign w:val="center"/>
-            <w:hideMark/>
-          </w:tcPr>
-          <w:p>
-            <w:pPr>
-              <w:spacing w:after="0" w:line="375" w:lineRule="atLeast"/>
+            </w:pPr>
+            <w:r>
               <w:rPr>
                 <w:rFonts w:ascii="Segoe UI" w:eastAsia="Times New Roman" w:hAnsi="Segoe UI" w:cs="Segoe UI"/>
                 <w:color w:val="F9FAFB"/>
@@ -2845,38 +3214,7 @@
                 <w:szCs w:val="23"/>
                 <w:lang w:eastAsia="ru-RU"/>
               </w:rPr>
-            </w:pPr>
-            <w:r>
-              <w:rPr>
-                <w:rFonts w:ascii="Segoe UI" w:eastAsia="Times New Roman" w:hAnsi="Segoe UI" w:cs="Segoe UI"/>
-                <w:color w:val="F9FAFB"/>
-                <w:sz w:val="23"/>
-                <w:szCs w:val="23"/>
-                <w:lang w:eastAsia="ru-RU"/>
-              </w:rPr>
-              <w:t>Дисковые индексы (например, R-</w:t>
-            </w:r>
-            <w:proofErr w:type="spellStart"/>
-            <w:r>
-              <w:rPr>
-                <w:rFonts w:ascii="Segoe UI" w:eastAsia="Times New Roman" w:hAnsi="Segoe UI" w:cs="Segoe UI"/>
-                <w:color w:val="F9FAFB"/>
-                <w:sz w:val="23"/>
-                <w:szCs w:val="23"/>
-                <w:lang w:eastAsia="ru-RU"/>
-              </w:rPr>
-              <w:t>Tree</w:t>
-            </w:r>
-            <w:proofErr w:type="spellEnd"/>
-            <w:r>
-              <w:rPr>
-                <w:rFonts w:ascii="Segoe UI" w:eastAsia="Times New Roman" w:hAnsi="Segoe UI" w:cs="Segoe UI"/>
-                <w:color w:val="F9FAFB"/>
-                <w:sz w:val="23"/>
-                <w:szCs w:val="23"/>
-                <w:lang w:eastAsia="ru-RU"/>
-              </w:rPr>
-              <w:t>).</w:t>
+              <w:t>Дисковые индексы (например, R-Tree).</w:t>
             </w:r>
           </w:p>
         </w:tc>
@@ -3000,29 +3338,7 @@
                 <w:szCs w:val="23"/>
                 <w:lang w:eastAsia="ru-RU"/>
               </w:rPr>
-              <w:t xml:space="preserve"> (отраслевой стандарт, ~99.98% </w:t>
-            </w:r>
-            <w:proofErr w:type="spellStart"/>
-            <w:r>
-              <w:rPr>
-                <w:rFonts w:ascii="Segoe UI" w:eastAsia="Times New Roman" w:hAnsi="Segoe UI" w:cs="Segoe UI"/>
-                <w:color w:val="F9FAFB"/>
-                <w:sz w:val="23"/>
-                <w:szCs w:val="23"/>
-                <w:lang w:eastAsia="ru-RU"/>
-              </w:rPr>
-              <w:t>аптайма</w:t>
-            </w:r>
-            <w:proofErr w:type="spellEnd"/>
-            <w:r>
-              <w:rPr>
-                <w:rFonts w:ascii="Segoe UI" w:eastAsia="Times New Roman" w:hAnsi="Segoe UI" w:cs="Segoe UI"/>
-                <w:color w:val="F9FAFB"/>
-                <w:sz w:val="23"/>
-                <w:szCs w:val="23"/>
-                <w:lang w:eastAsia="ru-RU"/>
-              </w:rPr>
-              <w:t>).</w:t>
+              <w:t> (отраслевой стандарт, ~99.98% аптайма).</w:t>
             </w:r>
           </w:p>
         </w:tc>
@@ -3062,6 +3378,7 @@
                 <w:szCs w:val="23"/>
                 <w:lang w:eastAsia="ru-RU"/>
               </w:rPr>
+              <w:lastRenderedPageBreak/>
               <w:t>Зависимости</w:t>
             </w:r>
           </w:p>
@@ -3144,8 +3461,82 @@
     <w:p/>
     <w:p/>
     <w:p>
-      <w:bookmarkStart w:id="0" w:name="_GoBack"/>
-      <w:bookmarkEnd w:id="0"/>
+      <w:r>
+        <w:t>Список литературы</w:t>
+      </w:r>
+    </w:p>
+    <w:p>
+      <w:r>
+        <w:t>1.</w:t>
+      </w:r>
+    </w:p>
+    <w:p>
+      <w:pPr>
+        <w:rPr>
+          <w:color w:val="333333"/>
+          <w:sz w:val="30"/>
+          <w:szCs w:val="30"/>
+          <w:shd w:val="clear" w:color="auto" w:fill="FFFFFF"/>
+        </w:rPr>
+      </w:pPr>
+      <w:r>
+        <w:t>2.</w:t>
+      </w:r>
+      <w:r>
+        <w:rPr>
+          <w:color w:val="333333"/>
+          <w:sz w:val="30"/>
+          <w:szCs w:val="30"/>
+          <w:shd w:val="clear" w:color="auto" w:fill="FFFFFF"/>
+        </w:rPr>
+        <w:t xml:space="preserve"> </w:t>
+      </w:r>
+      <w:r>
+        <w:rPr>
+          <w:color w:val="333333"/>
+          <w:sz w:val="30"/>
+          <w:szCs w:val="30"/>
+          <w:shd w:val="clear" w:color="auto" w:fill="FFFFFF"/>
+        </w:rPr>
+        <w:t>Постановление Правительства Российской Федерации от 22.12.2020 № 2216</w:t>
+      </w:r>
+      <w:r>
+        <w:rPr>
+          <w:color w:val="333333"/>
+          <w:sz w:val="30"/>
+          <w:szCs w:val="30"/>
+        </w:rPr>
+        <w:br/>
+      </w:r>
+      <w:r>
+        <w:rPr>
+          <w:color w:val="333333"/>
+          <w:sz w:val="30"/>
+          <w:szCs w:val="30"/>
+          <w:shd w:val="clear" w:color="auto" w:fill="FFFFFF"/>
+        </w:rPr>
+        <w:t>"Об утверждении Правил оснащения транспортных средств категорий М2, М3 и транспортных средств категории N, используемых для перевозки опасных грузов, аппаратурой спутниковой навигации"</w:t>
+      </w:r>
+    </w:p>
+    <w:p>
+      <w:r>
+        <w:rPr>
+          <w:color w:val="333333"/>
+          <w:sz w:val="30"/>
+          <w:szCs w:val="30"/>
+          <w:shd w:val="clear" w:color="auto" w:fill="FFFFFF"/>
+        </w:rPr>
+        <w:t xml:space="preserve">3. </w:t>
+      </w:r>
+      <w:r>
+        <w:rPr>
+          <w:color w:val="333333"/>
+          <w:sz w:val="30"/>
+          <w:szCs w:val="30"/>
+          <w:shd w:val="clear" w:color="auto" w:fill="FFFFFF"/>
+        </w:rPr>
+        <w:t>Постановление Правительства РФ от 14.06.2013 N 504 (ред. от 27.11.2025) "О взимании платы в счет возмещения вреда, причиняемого автомобильным дорогам общего пользования федерального значения транспортными средствами, имеющими разрешенную максимальную массу свыше 12 тонн"</w:t>
+      </w:r>
     </w:p>
     <w:sectPr>
       <w:pgSz w:w="11906" w:h="16838"/>
@@ -3556,6 +3947,28 @@
     <w:name w:val="Normal"/>
     <w:qFormat/>
   </w:style>
+  <w:style w:type="paragraph" w:styleId="1">
+    <w:name w:val="heading 1"/>
+    <w:basedOn w:val="a"/>
+    <w:next w:val="a"/>
+    <w:link w:val="10"/>
+    <w:uiPriority w:val="9"/>
+    <w:qFormat/>
+    <w:rsid w:val="00D2236D"/>
+    <w:pPr>
+      <w:keepNext/>
+      <w:keepLines/>
+      <w:spacing w:after="0" w:line="360" w:lineRule="auto"/>
+      <w:jc w:val="center"/>
+      <w:outlineLvl w:val="0"/>
+    </w:pPr>
+    <w:rPr>
+      <w:rFonts w:ascii="Times New Roman" w:eastAsiaTheme="majorEastAsia" w:hAnsi="Times New Roman" w:cstheme="majorBidi"/>
+      <w:b/>
+      <w:sz w:val="32"/>
+      <w:szCs w:val="32"/>
+    </w:rPr>
+  </w:style>
   <w:style w:type="paragraph" w:styleId="3">
     <w:name w:val="heading 3"/>
     <w:basedOn w:val="a"/>
@@ -3666,6 +4079,45 @@
       <w:rFonts w:ascii="Courier New" w:eastAsia="Times New Roman" w:hAnsi="Courier New" w:cs="Courier New"/>
       <w:sz w:val="20"/>
       <w:szCs w:val="20"/>
+    </w:rPr>
+  </w:style>
+  <w:style w:type="paragraph" w:customStyle="1" w:styleId="default1">
+    <w:name w:val="default1"/>
+    <w:basedOn w:val="a"/>
+    <w:link w:val="default10"/>
+    <w:qFormat/>
+    <w:rsid w:val="00EC3EC8"/>
+    <w:pPr>
+      <w:spacing w:after="0" w:line="360" w:lineRule="auto"/>
+      <w:ind w:firstLine="709"/>
+      <w:jc w:val="both"/>
+    </w:pPr>
+    <w:rPr>
+      <w:rFonts w:ascii="Times New Roman" w:hAnsi="Times New Roman"/>
+      <w:sz w:val="28"/>
+    </w:rPr>
+  </w:style>
+  <w:style w:type="character" w:customStyle="1" w:styleId="10">
+    <w:name w:val="Заголовок 1 Знак"/>
+    <w:basedOn w:val="a0"/>
+    <w:link w:val="1"/>
+    <w:uiPriority w:val="9"/>
+    <w:rsid w:val="00D2236D"/>
+    <w:rPr>
+      <w:rFonts w:ascii="Times New Roman" w:eastAsiaTheme="majorEastAsia" w:hAnsi="Times New Roman" w:cstheme="majorBidi"/>
+      <w:b/>
+      <w:sz w:val="32"/>
+      <w:szCs w:val="32"/>
+    </w:rPr>
+  </w:style>
+  <w:style w:type="character" w:customStyle="1" w:styleId="default10">
+    <w:name w:val="default1 Знак"/>
+    <w:basedOn w:val="a0"/>
+    <w:link w:val="default1"/>
+    <w:rsid w:val="00EC3EC8"/>
+    <w:rPr>
+      <w:rFonts w:ascii="Times New Roman" w:hAnsi="Times New Roman"/>
+      <w:sz w:val="28"/>
     </w:rPr>
   </w:style>
 </w:styles>

--- a/Practice.docx
+++ b/Practice.docx
@@ -28,31 +28,10 @@
         <w:t xml:space="preserve">. Посредством </w:t>
       </w:r>
       <w:r>
-        <w:t xml:space="preserve">различных типов транспорта, таких как железнодорожный транспорт, воздушный </w:t>
-      </w:r>
-      <w:r>
-        <w:t>транспорт</w:t>
-      </w:r>
-      <w:r>
-        <w:t xml:space="preserve">, автомобильный </w:t>
-      </w:r>
-      <w:r>
-        <w:t>транспорт</w:t>
-      </w:r>
-      <w:r>
-        <w:t xml:space="preserve">, водный </w:t>
-      </w:r>
-      <w:r>
-        <w:t>транспорт</w:t>
-      </w:r>
-      <w:r>
-        <w:t xml:space="preserve"> в Российской Федерации перевозится не менее 7 миллиардов тонн грузов</w:t>
-      </w:r>
-      <w:r>
-        <w:t xml:space="preserve"> </w:t>
-      </w:r>
-      <w:r>
-        <w:t>ежегодно</w:t>
+        <w:t>различных типов транспорта, таких как железнодорожный транспорт, воздушный транспорт, автомобильный транспорт, водный транспорт в Российской Федерации перевозится не менее 7 миллиардов тонн грузов</w:t>
+      </w:r>
+      <w:r>
+        <w:t xml:space="preserve"> ежегодно</w:t>
       </w:r>
       <w:r>
         <w:t xml:space="preserve"> за период с</w:t>
@@ -607,28 +586,637 @@
         <w:pStyle w:val="default1"/>
       </w:pPr>
       <w:r>
-        <w:t xml:space="preserve">// </w:t>
+        <w:t xml:space="preserve">Цель работы – спроектировать и реализовать систему позиционного отслеживания транспортных средств с обработкой событий в реальном времени. </w:t>
+      </w:r>
+    </w:p>
+    <w:p>
+      <w:pPr>
+        <w:pStyle w:val="default1"/>
+      </w:pPr>
+      <w:r>
+        <w:t xml:space="preserve">Для достижения цели решаются задачи: </w:t>
+      </w:r>
+    </w:p>
+    <w:p>
+      <w:pPr>
+        <w:pStyle w:val="default1"/>
+      </w:pPr>
+      <w:r>
+        <w:t>проанализировать предметную область, её современное состояние, обосновать актуальность разработки;</w:t>
+      </w:r>
+    </w:p>
+    <w:p>
+      <w:pPr>
+        <w:pStyle w:val="default1"/>
+      </w:pPr>
+      <w:r>
+        <w:t>выбрать и описать стек технологий, обосновать выбор;</w:t>
+      </w:r>
+    </w:p>
+    <w:p>
+      <w:pPr>
+        <w:pStyle w:val="default1"/>
+      </w:pPr>
+      <w:r>
+        <w:t>реализовать программный продукт, описать полученные результаты, провести тестировани</w:t>
+      </w:r>
+      <w:r>
+        <w:t>е</w:t>
+      </w:r>
+      <w:r>
+        <w:t xml:space="preserve"> разработанного решения.</w:t>
+      </w:r>
+    </w:p>
+    <w:p>
+      <w:pPr>
+        <w:pStyle w:val="default1"/>
+      </w:pPr>
+      <w:r>
+        <w:t>Объект исследования – процесс обеспечения обработки информации в системах позиционного отслеживания транспортных средств.</w:t>
+      </w:r>
+    </w:p>
+    <w:p>
+      <w:pPr>
+        <w:pStyle w:val="default1"/>
+      </w:pPr>
+      <w:r>
+        <w:t>Предмет исследования – программный продукт, выполняющий функции позиционного отслеживания транспортных средств с обработкой событий в реальном времени.</w:t>
+      </w:r>
+    </w:p>
+    <w:p>
+      <w:pPr>
+        <w:pStyle w:val="default1"/>
+      </w:pPr>
+      <w:r>
+        <w:t>Практическая ценность работы заключается в повышении эффективности</w:t>
+      </w:r>
+      <w:r>
+        <w:t xml:space="preserve"> </w:t>
+      </w:r>
+      <w:r>
+        <w:t>использования ресурсов, снижении эксплуатационных затрат и увеличении</w:t>
+      </w:r>
+      <w:r>
+        <w:t xml:space="preserve"> </w:t>
+      </w:r>
+      <w:r>
+        <w:t>устойчивости</w:t>
+      </w:r>
+      <w:r>
+        <w:t xml:space="preserve"> систем отслеживания транспорта в условиях высоких нагрузок</w:t>
+      </w:r>
+      <w:r>
+        <w:t>.</w:t>
+      </w:r>
+    </w:p>
+    <w:p>
+      <w:pPr>
+        <w:pStyle w:val="default1"/>
+      </w:pPr>
+    </w:p>
+    <w:p>
+      <w:pPr>
+        <w:pStyle w:val="1"/>
+      </w:pPr>
+      <w:r>
+        <w:lastRenderedPageBreak/>
+        <w:t>ГЛАВА 1 АНАЛИЗ ПРЕДМЕТНОЙ ОБЛАСТИ</w:t>
+      </w:r>
+    </w:p>
+    <w:p>
+      <w:pPr>
+        <w:pStyle w:val="2"/>
+        <w:numPr>
+          <w:ilvl w:val="1"/>
+          <w:numId w:val="3"/>
+        </w:numPr>
+      </w:pPr>
+      <w:r>
+        <w:t>Описание предметной области</w:t>
+      </w:r>
+    </w:p>
+    <w:p>
+      <w:pPr>
+        <w:pStyle w:val="default1"/>
+      </w:pPr>
+      <w:r>
+        <w:t>Современное транспортное предприятие, независимо от его профиля (грузовые, пассажирские, специальные перевозки), функционирует в условиях жесткой конкуренции и возрастающих требований со стороны государства. Законодательство Российской Федерации обязывает оснащать транспортные средства категорий М2, М3 и N аппаратурой спутниковой навигации с передачей данных в систему «ЭРА-ГЛОНАСС» [2], а для автомобилей разрешённой максимальной массой свыше 12 тонн – передавать навигационные данные для взимания платы за использование федеральных дорог [3]. Эти требования формируют устойчивый поток телематической информации, который должен быть принят, обработан и ретранслирован в соответствующие государственные информационные системы.</w:t>
+      </w:r>
+    </w:p>
+    <w:p>
+      <w:pPr>
+        <w:pStyle w:val="default1"/>
+      </w:pPr>
+      <w:r>
+        <w:t>Помимо нормативных требований, транспортные предприятия решают внутренние производственные задачи, что обуславливает функциональный состав систем отслеживания. Анализ существующих решений и публикаций [4–</w:t>
+      </w:r>
+      <w:r>
+        <w:t>5</w:t>
+      </w:r>
+      <w:r>
+        <w:t>] позволяет выделить следующий базовый перечень задач, решаемых такими системами:</w:t>
+      </w:r>
+    </w:p>
+    <w:p>
+      <w:pPr>
+        <w:pStyle w:val="default1"/>
+        <w:numPr>
+          <w:ilvl w:val="0"/>
+          <w:numId w:val="5"/>
+        </w:numPr>
+      </w:pPr>
+      <w:r>
+        <w:t xml:space="preserve">Приём, </w:t>
+      </w:r>
+      <w:r>
+        <w:t>обработка и</w:t>
+      </w:r>
+      <w:r>
+        <w:t xml:space="preserve"> хранение телеметрических данных, поступающих от бортового оборудования различных производителей</w:t>
+      </w:r>
+      <w:r>
+        <w:t xml:space="preserve"> с использованием различных протоколов</w:t>
+      </w:r>
+      <w:r>
+        <w:t>.</w:t>
+      </w:r>
+    </w:p>
+    <w:p>
+      <w:pPr>
+        <w:pStyle w:val="default1"/>
+        <w:numPr>
+          <w:ilvl w:val="0"/>
+          <w:numId w:val="5"/>
+        </w:numPr>
+      </w:pPr>
+      <w:r>
+        <w:t>Зональное отслеживание – контроль вхождения транспортного средства в заданные географические области (зоны) и генерация соответствующих событий в режиме, близком к реальному времени.</w:t>
+      </w:r>
+    </w:p>
+    <w:p>
+      <w:pPr>
+        <w:pStyle w:val="default1"/>
+        <w:numPr>
+          <w:ilvl w:val="0"/>
+          <w:numId w:val="5"/>
+        </w:numPr>
+      </w:pPr>
+      <w:r>
+        <w:t>Пространственно-временной поиск телеметрии – выборка данных о местоположении и параметрах движения транспортных средств с одновременными ограничениями по географическому региону и временному интервалу.</w:t>
+      </w:r>
+    </w:p>
+    <w:p>
+      <w:pPr>
+        <w:pStyle w:val="default1"/>
+        <w:numPr>
+          <w:ilvl w:val="0"/>
+          <w:numId w:val="5"/>
+        </w:numPr>
+      </w:pPr>
+      <w:r>
+        <w:lastRenderedPageBreak/>
+        <w:t>Ретрансляция телеметрических данных во внешние сервисы, включая государственные системы (ЭРА-ГЛОНАСС, «Платон»), с обеспечением гарантированной доставки и устойчивости к сбоям.</w:t>
+      </w:r>
+    </w:p>
+    <w:p>
+      <w:pPr>
+        <w:pStyle w:val="default1"/>
+      </w:pPr>
+      <w:r>
+        <w:t>Каждая из перечисленных задач обладает собственной спецификой, порождающей требования к алгоритмическим и архитектурным решениям.</w:t>
+      </w:r>
+    </w:p>
+    <w:p>
+      <w:pPr>
+        <w:pStyle w:val="default1"/>
+      </w:pPr>
+      <w:r>
+        <w:t>Далее будут приведены и</w:t>
+      </w:r>
+      <w:r>
+        <w:t>звестные подходы, модели, методы и алгоритмы решения задач</w:t>
+      </w:r>
+      <w:r>
+        <w:t>.</w:t>
+      </w:r>
+    </w:p>
+    <w:p>
+      <w:pPr>
+        <w:pStyle w:val="default1"/>
+      </w:pPr>
+      <w:r>
+        <w:t>Приём, обработка и хранение телеметрии.</w:t>
+      </w:r>
+    </w:p>
+    <w:p>
+      <w:pPr>
+        <w:pStyle w:val="default1"/>
+      </w:pPr>
+      <w:r>
+        <w:t>Поток навигационных данных от тысяч транспортных средств носит асинхронный и высокоинтенсивный характер. Традиционный монолитный подход к построению подсистемы приёма данных плохо масштабируется и не обеспечивает требуемой отказоустойчивости [</w:t>
+      </w:r>
+      <w:r>
+        <w:t>6</w:t>
+      </w:r>
+      <w:r>
+        <w:t>]. В современной литературе в качестве стандарта для решения подобных задач рассматриваются архитектуры, основанные на микросервисах</w:t>
+      </w:r>
+      <w:r>
+        <w:t xml:space="preserve"> и</w:t>
+      </w:r>
+      <w:r>
+        <w:t xml:space="preserve"> брокерах сообщений (Apache Kafka, RabbitMQ) и разделении хранилищ на оперативные (базы данных</w:t>
+      </w:r>
+      <w:r>
+        <w:t xml:space="preserve"> в ОЗУ</w:t>
+      </w:r>
+      <w:r>
+        <w:t>, кэши) и аналитические (реляционные СУБД, колоночные хранилища) [</w:t>
+      </w:r>
+      <w:r>
+        <w:t>7</w:t>
+      </w:r>
+      <w:r>
+        <w:t>]. Такое разделение позволяет независимо масштабировать компоненты приёма, первичной обработки и долговременного хранения, а также изолировать сбои, предотвращая отказы.</w:t>
+      </w:r>
+    </w:p>
+    <w:p>
+      <w:pPr>
+        <w:pStyle w:val="default1"/>
+      </w:pPr>
+      <w:r>
+        <w:t>Зональное отслеживание.</w:t>
+      </w:r>
+    </w:p>
+    <w:p>
+      <w:pPr>
+        <w:pStyle w:val="default1"/>
+      </w:pPr>
+      <w:r>
+        <w:t>Задача определения принадлежности точки с географическими координатами заданной области является классической задачей вычислительной геометрии. Для многоугольных зон применяются алгоритмы, такие как метод трассировки луча</w:t>
+      </w:r>
+      <w:r>
+        <w:t xml:space="preserve"> </w:t>
+      </w:r>
+      <w:r>
+        <w:t>[</w:t>
+      </w:r>
+      <w:r>
+        <w:t>8</w:t>
+      </w:r>
+      <w:r>
+        <w:t>]. Однако при необходимости обработки миллионов сообщений и тысяч зон прямой перебор зон с полной геометрической проверкой неприемлем из-за вычислительной сложности O(K·N), где K – число зон, N – число точек.</w:t>
+      </w:r>
+    </w:p>
+    <w:p>
+      <w:pPr>
+        <w:pStyle w:val="default1"/>
+      </w:pPr>
+      <w:r>
+        <w:t>Для снижения сложности используют методы пространственного индексирования:</w:t>
+      </w:r>
+    </w:p>
+    <w:p>
+      <w:pPr>
+        <w:pStyle w:val="default1"/>
+        <w:numPr>
+          <w:ilvl w:val="0"/>
+          <w:numId w:val="4"/>
+        </w:numPr>
+      </w:pPr>
+      <w:r>
+        <w:lastRenderedPageBreak/>
+        <w:t>Пространственные индексы в СУБД (</w:t>
+      </w:r>
+      <w:r>
+        <w:t>например,</w:t>
+      </w:r>
+      <w:r>
+        <w:t xml:space="preserve"> GiST в PostGIS). </w:t>
+      </w:r>
+      <w:r>
+        <w:t>Такой</w:t>
+      </w:r>
+      <w:r>
+        <w:t xml:space="preserve"> подход эффектив</w:t>
+      </w:r>
+      <w:r>
+        <w:t>ен</w:t>
+      </w:r>
+      <w:r>
+        <w:t xml:space="preserve"> для пакетной и аналитической обработки, но </w:t>
+      </w:r>
+      <w:r>
+        <w:t xml:space="preserve">при использовании </w:t>
+      </w:r>
+      <w:r>
+        <w:t>потоковой</w:t>
+      </w:r>
+      <w:r>
+        <w:t xml:space="preserve"> архитектуры вызывают</w:t>
+      </w:r>
+      <w:r>
+        <w:t xml:space="preserve"> задержки, связанные с обращениями к дисковой подсистеме [</w:t>
+      </w:r>
+      <w:r>
+        <w:t>9</w:t>
+      </w:r>
+      <w:r>
+        <w:t>].</w:t>
+      </w:r>
+    </w:p>
+    <w:p>
+      <w:pPr>
+        <w:pStyle w:val="default1"/>
+        <w:numPr>
+          <w:ilvl w:val="0"/>
+          <w:numId w:val="4"/>
+        </w:numPr>
+      </w:pPr>
+      <w:r>
+        <w:t>Иерархические пространственные деревь</w:t>
+      </w:r>
+      <w:r>
+        <w:t>я</w:t>
+      </w:r>
+      <w:r>
+        <w:t>. Обеспечивают логарифмическую сложность поиска кандидатов, однако в худших случаях (неравномерное распределение, вытянутые полигоны) могут требовать проверки большого числа кандидатов и сложны в балансировке [</w:t>
+      </w:r>
+      <w:r>
+        <w:t>10</w:t>
+      </w:r>
+      <w:r>
+        <w:t>].</w:t>
+      </w:r>
+    </w:p>
+    <w:p>
+      <w:pPr>
+        <w:pStyle w:val="default1"/>
+        <w:numPr>
+          <w:ilvl w:val="0"/>
+          <w:numId w:val="4"/>
+        </w:numPr>
+      </w:pPr>
+      <w:r>
+        <w:t>Системы геохеширования и сферической дискретизации</w:t>
+      </w:r>
+      <w:r>
+        <w:t xml:space="preserve">, самыми популярными представителями которых можно назвать </w:t>
       </w:r>
       <w:r>
         <w:rPr>
           <w:lang w:val="en-US"/>
         </w:rPr>
-        <w:t>TODO</w:t>
+        <w:t>geohash</w:t>
+      </w:r>
+      <w:r>
+        <w:t xml:space="preserve">, </w:t>
+      </w:r>
+      <w:r>
+        <w:rPr>
+          <w:lang w:val="en-US"/>
+        </w:rPr>
+        <w:t>Google</w:t>
       </w:r>
       <w:r>
         <w:t xml:space="preserve"> </w:t>
       </w:r>
       <w:r>
-        <w:t xml:space="preserve">окончание введения, </w:t>
-      </w:r>
-      <w:r>
-        <w:t xml:space="preserve">цель, </w:t>
-      </w:r>
-      <w:r>
-        <w:t>задачи, объект, предмет</w:t>
-      </w:r>
-      <w:r>
-        <w:t>, ценность</w:t>
+        <w:rPr>
+          <w:lang w:val="en-US"/>
+        </w:rPr>
+        <w:t>S</w:t>
+      </w:r>
+      <w:r>
+        <w:t xml:space="preserve">2, </w:t>
+      </w:r>
+      <w:r>
+        <w:rPr>
+          <w:lang w:val="en-US"/>
+        </w:rPr>
+        <w:t>Uber</w:t>
+      </w:r>
+      <w:r>
+        <w:t xml:space="preserve"> </w:t>
+      </w:r>
+      <w:r>
+        <w:rPr>
+          <w:lang w:val="en-US"/>
+        </w:rPr>
+        <w:t>H</w:t>
+      </w:r>
+      <w:r>
+        <w:t xml:space="preserve">3. </w:t>
+      </w:r>
+      <w:r>
+        <w:t xml:space="preserve">Эти методы набирают популярность благодаря возможности представить географическую область в виде набора дискретных ячеек и выполнять проверку вхождения точечного объекта за </w:t>
+      </w:r>
+      <w:r>
+        <w:t xml:space="preserve">логарифмическое количество </w:t>
+      </w:r>
+      <w:r>
+        <w:t>операций бинарного поиска по предварительно рассчитанному интервальному индексу, хранимому в оперативной памяти. В частности, библиотека Google S2 позволяет строить компактные индексы, сохраняющие предсказуемую производительность при любом количестве и форме зон, что критически важно для обработки событий в реальном времени</w:t>
+      </w:r>
+      <w:r>
+        <w:t xml:space="preserve"> </w:t>
+      </w:r>
+      <w:r>
+        <w:t>[11, 12</w:t>
+      </w:r>
+      <w:r>
+        <w:t>]</w:t>
+      </w:r>
+      <w:r>
+        <w:t>.</w:t>
+      </w:r>
+    </w:p>
+    <w:p>
+      <w:pPr>
+        <w:pStyle w:val="default1"/>
+      </w:pPr>
+      <w:r>
+        <w:t xml:space="preserve">Таким образом, для систем с жёсткими временными ограничениями наиболее перспективным </w:t>
+      </w:r>
+      <w:r>
+        <w:t>представляется</w:t>
+      </w:r>
+      <w:r>
+        <w:t xml:space="preserve"> использование пространственных индексов на основе</w:t>
+      </w:r>
+      <w:r>
+        <w:t xml:space="preserve"> системы геохеширования</w:t>
+      </w:r>
+      <w:r>
+        <w:t xml:space="preserve"> S2, обеспечивающих высокую скорость проверки вхождения ценой предварительного разложения зон на наборы ячеек заданного уровня.</w:t>
+      </w:r>
+    </w:p>
+    <w:p>
+      <w:pPr>
+        <w:pStyle w:val="default1"/>
+      </w:pPr>
+      <w:r>
+        <w:t>Пространственно-временной поиск.</w:t>
+      </w:r>
+    </w:p>
+    <w:p>
+      <w:pPr>
+        <w:pStyle w:val="default1"/>
+      </w:pPr>
+      <w:r>
+        <w:t xml:space="preserve">Запросы, объединяющие пространственные и временные фильтры, являются типовым инструментом диспетчерского анализа. Классический подход заключается в создании составных индексов в реляционных СУБД </w:t>
+      </w:r>
+      <w:r>
+        <w:lastRenderedPageBreak/>
+        <w:t>(например, B-tree</w:t>
+      </w:r>
+      <w:r>
+        <w:t xml:space="preserve"> индекс</w:t>
+      </w:r>
+      <w:r>
+        <w:t xml:space="preserve"> по столбцам sector_id, timestamp), где идентификатор сектора получают заранее определённой пространственной дискретизацией [1</w:t>
+      </w:r>
+      <w:r>
+        <w:t>1</w:t>
+      </w:r>
+      <w:r>
+        <w:t>]. Альтернативой выступают специализированные time-series базы данных с поддержкой геопространственных типов (TimescaleDB + PostGIS), которые позволяют эффективно обрабатывать подобные запросы за счёт партиционирования по времени и использования пространственных индексов внутри партиций [</w:t>
+      </w:r>
+      <w:r>
+        <w:t>9</w:t>
+      </w:r>
+      <w:r>
+        <w:t>].</w:t>
+      </w:r>
+      <w:r>
+        <w:t xml:space="preserve"> Также возможен вариант с использованием двух не связанных между собой индексов в тех СУБД, которые поддерживают построение плана по разным индексам для одного запроса</w:t>
+      </w:r>
+      <w:r>
+        <w:t xml:space="preserve"> </w:t>
+      </w:r>
+      <w:r>
+        <w:t>[1</w:t>
+      </w:r>
+      <w:r>
+        <w:t>3</w:t>
+      </w:r>
+      <w:r>
+        <w:t>]</w:t>
+      </w:r>
+      <w:r>
+        <w:t>.</w:t>
+      </w:r>
+      <w:r>
+        <w:t xml:space="preserve"> В системах, ориентированных на высокую нагрузку, применяется предварительная дискретизация как временных, так и пространственных показателей с построением единого индекса, что максимизирует плотность упаковки данных и уменьшает количество операций ввода-вывода.</w:t>
+      </w:r>
+      <w:r>
+        <w:t xml:space="preserve"> Наиболее производительным и гибким решением представляется составной индекс в СУБД по времени и идентификатору сектора, поскольку мощность такого индекса легко контролировать изменением </w:t>
+      </w:r>
+      <w:r>
+        <w:t>уровня геохеширования</w:t>
+      </w:r>
+      <w:r>
+        <w:t>, не</w:t>
+      </w:r>
+      <w:r>
+        <w:t xml:space="preserve">т необходимости партиционирования, которое уменьшает эффективность запросов, не задействующих ключ партиционирования, а также не зависит от планировщика запросов так же сильно, как подход с двумя раздельными индексами. </w:t>
+      </w:r>
+    </w:p>
+    <w:p>
+      <w:pPr>
+        <w:pStyle w:val="default1"/>
+      </w:pPr>
+      <w:r>
+        <w:t>Ретрансляция данных.</w:t>
+      </w:r>
+    </w:p>
+    <w:p>
+      <w:pPr>
+        <w:pStyle w:val="default1"/>
+      </w:pPr>
+      <w:r>
+        <w:t>Алгоритмическая сложность задачи ретрансляции зависит от целевого протокола (EGTS, HTTP, MQTT) и требований к гарантии доставки. Основная инженерная проблема лежит в области обеспечения отказоустойчивости: обработка временной недоступности внешнего сервиса, повтор отправки с экспоненциальной отсрочкой, контроль входящего потока</w:t>
+      </w:r>
+      <w:r>
+        <w:t xml:space="preserve">. </w:t>
+      </w:r>
+      <w:r>
+        <w:t xml:space="preserve">Эти задачи решаются архитектурными средствами – введением исходящих очередей с механизмом повторной обработки неудачных сообщений и стратегией </w:t>
+      </w:r>
+      <w:r>
+        <w:t xml:space="preserve">очереди недоставленных писем </w:t>
+      </w:r>
+      <w:r>
+        <w:t>(DLQ) для окончательно недоставленных данных</w:t>
+      </w:r>
+      <w:r>
+        <w:t xml:space="preserve"> </w:t>
+      </w:r>
+      <w:r>
+        <w:t>[7</w:t>
+      </w:r>
+      <w:r>
+        <w:t>]</w:t>
+      </w:r>
+      <w:r>
+        <w:t>.</w:t>
+      </w:r>
+    </w:p>
+    <w:p>
+      <w:pPr>
+        <w:pStyle w:val="default1"/>
+      </w:pPr>
+      <w:r>
+        <w:lastRenderedPageBreak/>
+        <w:t>Вопросам построения систем мониторинга и управления транспортом посвящён ряд научных работ и отраслевых публикаций. В статье А.Н. Зиарманда и В.И. Хаханова «Модели и методы мониторинга и управления транспортом» (2016) рассмотрены основные направления развития киберфизического транспортного компьютинга, включая средства точного позиционирования, облачные сервисы и системы мониторинга в реальном времени. Монография П.И. Смирнова, М.Ю. Карелиной и Б.С. Субботина «Применение систем транспортной телематики для повышения эффективности эксплуатации техники» (2023) представляет математические модели и концепции управления бизнес-процессами предприятий на основе данных спутникового мониторинга. Учебное пособие А.В. Пузакова «Телематика на автомобильном транспорте» (2024) описывает принципы построения интеллектуальных транспортных систем, включая подсистемы мониторинга транспортных потоков и информационного обеспечения участников дорожного движения.</w:t>
+      </w:r>
+    </w:p>
+    <w:p>
+      <w:pPr>
+        <w:pStyle w:val="default1"/>
+        <w:rPr>
+          <w:highlight w:val="yellow"/>
+        </w:rPr>
+      </w:pPr>
+      <w:r>
+        <w:rPr>
+          <w:highlight w:val="yellow"/>
+        </w:rPr>
+        <w:t xml:space="preserve">Проблематике масштабируемости серверной части систем отслеживания транспорта посвящена статья А.О. Игумнова «Архитектура программного обеспечения распределенной системы мониторинга и управления транспортом» (2021), в которой рассматриваются особенности существующих решений и предлагается подход к построению единой платформы на основе сервис-ориентированной архитектуры. Практическим примером реализации высоконагруженной платформы для сбора и обработки телематических данных является проект компании «Рексофт» для ГК «СТТ», описанный в публикации «Платформа обработки больших данных» (2024). В рамках проекта создана платформа на базе Hadoop, Spark, Kafka и ClickHouse, обеспечивающая гарантированный приём и обработку телематических данных от десятков тысяч транспортных средств. Более детально технологии потоковой обработки данных — Apache Kafka и Spark Streaming — рассмотрены в обзоре Н.В. Кушнир и соавторов «Анализ данных в реальном времени: преимущества и примеры использования Stream Processing» (2023), </w:t>
+      </w:r>
+      <w:r>
+        <w:rPr>
+          <w:highlight w:val="yellow"/>
+        </w:rPr>
+        <w:lastRenderedPageBreak/>
+        <w:t>где показаны возможности построения отказоустойчивых конвейеров обработки потоковых данных.</w:t>
+      </w:r>
+    </w:p>
+    <w:p>
+      <w:pPr>
+        <w:pStyle w:val="default1"/>
+        <w:rPr>
+          <w:highlight w:val="yellow"/>
+        </w:rPr>
+      </w:pPr>
+      <w:r>
+        <w:rPr>
+          <w:highlight w:val="yellow"/>
+        </w:rPr>
+        <w:t>Методам геопространственного индексирования, имеющим ключевое значение для задачи зонального отслеживания, посвящена статья JIANG Bohui и ZHOU Weifeng «Comparative Analysis of GeoHash, Google S2 and Uber H3 as Global Geographic Grid Coding Methods» (2024). В работе выполнен сравнительный анализ трёх наиболее распространённых в коммерческих приложениях систем геокодирования, рассмотрены алгоритмические особенности каждой из них, включая форму ячейки, число уровней иерархии и вычислительную сложность операций. Статья Н.В. Гриневой и А.Д. Топыркина «Theoretical aspects of collecting, processing and storing spatial data in solving location and planning problems» (2025) также содержит анализ трёх иерархических индексных систем — Geohash, S2 и H3, с выделением их характеристик и слабых сторон. Отмечается, что библиотека Google S2 обеспечивает более зрелый функционал и удобство работы по сравнению с аналогами, что делает её предпочтительным выбором для задач геопространственного анализа в реальном времени.</w:t>
+      </w:r>
+    </w:p>
+    <w:p>
+      <w:pPr>
+        <w:pStyle w:val="default1"/>
+        <w:rPr>
+          <w:highlight w:val="yellow"/>
+        </w:rPr>
+      </w:pPr>
+      <w:r>
+        <w:rPr>
+          <w:highlight w:val="yellow"/>
+        </w:rPr>
+        <w:t>Задача пространственно-временного поиска телеметрических данных исследована в работах M. Gorawski и A. Dyga. В статье «Indexing of Spatio-Temporal Telemetric Data based on Distributed Mobile Bucket Index» (2006) предложена структура данных, отвечающая на пространственно-временные диапазонные запросы к телеметрическим данным, с возможностью адаптивной настройки под изменяющееся распределение данных. В развитие этой темы авторами опубликована работа «Indexing of Spatio-Temporal Telemetric Data Based on Adaptive Multi-Dimensional Bucket Index» (2009), где идея многомерного индексного сегмента распространена на более широкий класс телеметрических приложений.</w:t>
       </w:r>
       <w:bookmarkStart w:id="0" w:name="_GoBack"/>
       <w:bookmarkEnd w:id="0"/>
@@ -636,14 +1224,36 @@
     <w:p>
       <w:pPr>
         <w:pStyle w:val="default1"/>
-      </w:pPr>
+        <w:rPr>
+          <w:highlight w:val="yellow"/>
+        </w:rPr>
+      </w:pPr>
+      <w:r>
+        <w:rPr>
+          <w:highlight w:val="yellow"/>
+        </w:rPr>
+        <w:t xml:space="preserve">Правовые и технические аспекты передачи телематической информации в государственные информационные системы регулируются рядом нормативных документов. Протокол EGTS (Era Glonass Telematics Standard) </w:t>
+      </w:r>
+      <w:r>
+        <w:rPr>
+          <w:highlight w:val="yellow"/>
+        </w:rPr>
+        <w:lastRenderedPageBreak/>
+        <w:t>введён в действие ГОСТ Р 54619-2011 и приказом Министерства транспорта Российской Федерации от 31.07.2012 г. Протокол является обязательным для использования при передаче данных в систему «ЭРА-ГЛОНАСС». Практические аспекты реализации обмена данными по протоколу EGTS с применением шифрованных каналов связи TLS рассмотрены в публикации «Доверенная среда обмена и обработки информации» (2022).</w:t>
+      </w:r>
     </w:p>
     <w:p>
       <w:pPr>
         <w:pStyle w:val="default1"/>
-      </w:pPr>
-      <w:r>
-        <w:t>Проблема позиционного отслеживания транспорта – современная сводка (законодательство)</w:t>
+        <w:rPr>
+          <w:highlight w:val="yellow"/>
+        </w:rPr>
+      </w:pPr>
+      <w:r>
+        <w:rPr>
+          <w:highlight w:val="yellow"/>
+        </w:rPr>
+        <w:t>Обзор функциональных возможностей современных коммерческих систем мониторинга транспорта показывает, что платформа Wialon предоставляет широкий набор средств для отслеживания местоположения объектов, контроля геозон и мониторинга параметров в режиме реального времени, а также поддерживает интеграцию с государственной системой «ЭРА-ГЛОНАСС» и протоколом EGTS.</w:t>
       </w:r>
     </w:p>
     <w:p>
@@ -651,18 +1261,23 @@
         <w:pStyle w:val="default1"/>
       </w:pPr>
       <w:r>
-        <w:t>Историческая сводка – способы решения</w:t>
+        <w:rPr>
+          <w:highlight w:val="yellow"/>
+        </w:rPr>
+        <w:t>Таким образом, проведённый обзор научной литературы и отраслевых публикаций подтверждает актуальность задачи создания системы позиционного отслеживания транспортных средств с обработкой событий в реальном времени, сочетающей современные подходы к геопространственному индексированию и потоковой обработке данных.</w:t>
       </w:r>
     </w:p>
     <w:p>
       <w:pPr>
         <w:pStyle w:val="default1"/>
       </w:pPr>
-      <w:r>
-        <w:t>Современные способы решения – системы отслеживания: популярная функциональность</w:t>
-      </w:r>
-      <w:r>
-        <w:t xml:space="preserve"> (позиционирование на карте, исторические данные, зональное отслеживание, временно-пространственный поиск), методы эффективной реализации</w:t>
+    </w:p>
+    <w:p>
+      <w:pPr>
+        <w:pStyle w:val="default1"/>
+      </w:pPr>
+      <w:r>
+        <w:t>Проведённый обзор подтверждает актуальность задачи создания системы позиционного отслеживания транспортных средств с обработкой событий в реальном времени на основе современных подходов: микросервисной архитектуры с брокером сообщений, пространственных индексов на базе Google S2 и дискретных временных индексов для пространственно-временного поиска. Данные решения позволяют добиться высокой производительности, предсказуемого поведения под нагрузкой и отказоустойчивости, что является ключевыми критериями качества для транспортных телематических платформ</w:t>
       </w:r>
     </w:p>
     <w:p/>
@@ -687,6 +1302,7 @@
           <w:szCs w:val="24"/>
           <w:lang w:eastAsia="ru-RU"/>
         </w:rPr>
+        <w:lastRenderedPageBreak/>
         <w:t>Проведенный анализ подтверждает, что ваш проект имеет ряд весомых конкурентных преимуществ, особенно в области производительности, использования современных технологий (S2) и ориентации на реальное время. Я подготовил детальный анализ ключевых игроков рынка и сводную таблицу, которая наглядно демонстрирует ваши сильные стороны.</w:t>
       </w:r>
     </w:p>
@@ -779,7 +1395,6 @@
                 <w:szCs w:val="23"/>
                 <w:lang w:eastAsia="ru-RU"/>
               </w:rPr>
-              <w:lastRenderedPageBreak/>
               <w:t>Характеристика</w:t>
             </w:r>
           </w:p>
@@ -971,7 +1586,7 @@
                 <w:lang w:val="en-US" w:eastAsia="ru-RU"/>
               </w:rPr>
             </w:pPr>
-            <w:hyperlink r:id="rId4" w:tgtFrame="_blank" w:history="1">
+            <w:hyperlink r:id="rId5" w:tgtFrame="_blank" w:history="1">
               <w:r>
                 <w:rPr>
                   <w:rFonts w:ascii="Segoe UI" w:eastAsia="Times New Roman" w:hAnsi="Segoe UI" w:cs="Segoe UI"/>
@@ -1987,6 +2602,7 @@
                 <w:szCs w:val="23"/>
                 <w:lang w:eastAsia="ru-RU"/>
               </w:rPr>
+              <w:lastRenderedPageBreak/>
               <w:t>Ретрансляция EGTS</w:t>
             </w:r>
           </w:p>
@@ -2224,8 +2840,32 @@
                 <w:szCs w:val="23"/>
                 <w:lang w:eastAsia="ru-RU"/>
               </w:rPr>
-              <w:t xml:space="preserve">Обработка событий в </w:t>
-            </w:r>
+              <w:t>Обработка событий в реальном времени</w:t>
+            </w:r>
+          </w:p>
+        </w:tc>
+        <w:tc>
+          <w:tcPr>
+            <w:tcW w:w="0" w:type="auto"/>
+            <w:tcMar>
+              <w:top w:w="150" w:type="dxa"/>
+              <w:left w:w="240" w:type="dxa"/>
+              <w:bottom w:w="150" w:type="dxa"/>
+              <w:right w:w="240" w:type="dxa"/>
+            </w:tcMar>
+            <w:vAlign w:val="center"/>
+            <w:hideMark/>
+          </w:tcPr>
+          <w:p>
+            <w:pPr>
+              <w:spacing w:after="0" w:line="375" w:lineRule="atLeast"/>
+              <w:rPr>
+                <w:rFonts w:ascii="Segoe UI" w:eastAsia="Times New Roman" w:hAnsi="Segoe UI" w:cs="Segoe UI"/>
+                <w:sz w:val="23"/>
+                <w:szCs w:val="23"/>
+                <w:lang w:eastAsia="ru-RU"/>
+              </w:rPr>
+            </w:pPr>
             <w:r>
               <w:rPr>
                 <w:rFonts w:ascii="Segoe UI" w:eastAsia="Times New Roman" w:hAnsi="Segoe UI" w:cs="Segoe UI"/>
@@ -2235,8 +2875,7 @@
                 <w:szCs w:val="23"/>
                 <w:lang w:eastAsia="ru-RU"/>
               </w:rPr>
-              <w:lastRenderedPageBreak/>
-              <w:t>реальном времени</w:t>
+              <w:t>Высокая (Целевая архитектура)</w:t>
             </w:r>
           </w:p>
         </w:tc>
@@ -2265,59 +2904,10 @@
             <w:r>
               <w:rPr>
                 <w:rFonts w:ascii="Segoe UI" w:eastAsia="Times New Roman" w:hAnsi="Segoe UI" w:cs="Segoe UI"/>
-                <w:b/>
-                <w:bCs/>
-                <w:sz w:val="23"/>
-                <w:szCs w:val="23"/>
-                <w:lang w:eastAsia="ru-RU"/>
-              </w:rPr>
-              <w:lastRenderedPageBreak/>
-              <w:t>Высокая (Целе</w:t>
-            </w:r>
-            <w:r>
-              <w:rPr>
-                <w:rFonts w:ascii="Segoe UI" w:eastAsia="Times New Roman" w:hAnsi="Segoe UI" w:cs="Segoe UI"/>
-                <w:b/>
-                <w:bCs/>
-                <w:sz w:val="23"/>
-                <w:szCs w:val="23"/>
-                <w:lang w:eastAsia="ru-RU"/>
-              </w:rPr>
-              <w:lastRenderedPageBreak/>
-              <w:t>вая архитектура)</w:t>
-            </w:r>
-          </w:p>
-        </w:tc>
-        <w:tc>
-          <w:tcPr>
-            <w:tcW w:w="0" w:type="auto"/>
-            <w:tcMar>
-              <w:top w:w="150" w:type="dxa"/>
-              <w:left w:w="240" w:type="dxa"/>
-              <w:bottom w:w="150" w:type="dxa"/>
-              <w:right w:w="240" w:type="dxa"/>
-            </w:tcMar>
-            <w:vAlign w:val="center"/>
-            <w:hideMark/>
-          </w:tcPr>
-          <w:p>
-            <w:pPr>
-              <w:spacing w:after="0" w:line="375" w:lineRule="atLeast"/>
-              <w:rPr>
-                <w:rFonts w:ascii="Segoe UI" w:eastAsia="Times New Roman" w:hAnsi="Segoe UI" w:cs="Segoe UI"/>
-                <w:sz w:val="23"/>
-                <w:szCs w:val="23"/>
-                <w:lang w:eastAsia="ru-RU"/>
-              </w:rPr>
-            </w:pPr>
-            <w:r>
-              <w:rPr>
-                <w:rFonts w:ascii="Segoe UI" w:eastAsia="Times New Roman" w:hAnsi="Segoe UI" w:cs="Segoe UI"/>
-                <w:sz w:val="23"/>
-                <w:szCs w:val="23"/>
-                <w:lang w:eastAsia="ru-RU"/>
-              </w:rPr>
-              <w:lastRenderedPageBreak/>
+                <w:sz w:val="23"/>
+                <w:szCs w:val="23"/>
+                <w:lang w:eastAsia="ru-RU"/>
+              </w:rPr>
               <w:t>Высокая</w:t>
             </w:r>
           </w:p>
@@ -3028,6 +3618,7 @@
                 <w:szCs w:val="23"/>
                 <w:lang w:eastAsia="ru-RU"/>
               </w:rPr>
+              <w:lastRenderedPageBreak/>
               <w:t>Задержка (при 10k+ зон)</w:t>
             </w:r>
           </w:p>
@@ -3378,7 +3969,6 @@
                 <w:szCs w:val="23"/>
                 <w:lang w:eastAsia="ru-RU"/>
               </w:rPr>
-              <w:lastRenderedPageBreak/>
               <w:t>Зависимости</w:t>
             </w:r>
           </w:p>
@@ -3519,15 +4109,14 @@
       </w:r>
     </w:p>
     <w:p>
-      <w:r>
+      <w:pPr>
         <w:rPr>
           <w:color w:val="333333"/>
           <w:sz w:val="30"/>
           <w:szCs w:val="30"/>
           <w:shd w:val="clear" w:color="auto" w:fill="FFFFFF"/>
         </w:rPr>
-        <w:t xml:space="preserve">3. </w:t>
-      </w:r>
+      </w:pPr>
       <w:r>
         <w:rPr>
           <w:color w:val="333333"/>
@@ -3535,7 +4124,365 @@
           <w:szCs w:val="30"/>
           <w:shd w:val="clear" w:color="auto" w:fill="FFFFFF"/>
         </w:rPr>
+        <w:t xml:space="preserve">3. </w:t>
+      </w:r>
+      <w:r>
+        <w:rPr>
+          <w:color w:val="333333"/>
+          <w:sz w:val="30"/>
+          <w:szCs w:val="30"/>
+          <w:shd w:val="clear" w:color="auto" w:fill="FFFFFF"/>
+        </w:rPr>
         <w:t>Постановление Правительства РФ от 14.06.2013 N 504 (ред. от 27.11.2025) "О взимании платы в счет возмещения вреда, причиняемого автомобильным дорогам общего пользования федерального значения транспортными средствами, имеющими разрешенную максимальную массу свыше 12 тонн"</w:t>
+      </w:r>
+    </w:p>
+    <w:p>
+      <w:pPr>
+        <w:rPr>
+          <w:color w:val="333333"/>
+          <w:sz w:val="30"/>
+          <w:szCs w:val="30"/>
+          <w:shd w:val="clear" w:color="auto" w:fill="FFFFFF"/>
+        </w:rPr>
+      </w:pPr>
+      <w:r>
+        <w:rPr>
+          <w:color w:val="333333"/>
+          <w:sz w:val="30"/>
+          <w:szCs w:val="30"/>
+          <w:shd w:val="clear" w:color="auto" w:fill="FFFFFF"/>
+        </w:rPr>
+        <w:t xml:space="preserve">4. </w:t>
+      </w:r>
+      <w:r>
+        <w:rPr>
+          <w:color w:val="333333"/>
+          <w:sz w:val="30"/>
+          <w:szCs w:val="30"/>
+          <w:shd w:val="clear" w:color="auto" w:fill="FFFFFF"/>
+        </w:rPr>
+        <w:t>Зиарманд Артур Нисарович, Хаханов Владимир Иванович Модели и методы мониторинга и управления транспортом // Радиоэлектроника и информатика. 2016. №3.</w:t>
+      </w:r>
+    </w:p>
+    <w:p>
+      <w:pPr>
+        <w:rPr>
+          <w:color w:val="333333"/>
+          <w:sz w:val="30"/>
+          <w:szCs w:val="30"/>
+          <w:shd w:val="clear" w:color="auto" w:fill="FFFFFF"/>
+        </w:rPr>
+      </w:pPr>
+      <w:r>
+        <w:rPr>
+          <w:color w:val="333333"/>
+          <w:sz w:val="30"/>
+          <w:szCs w:val="30"/>
+          <w:shd w:val="clear" w:color="auto" w:fill="FFFFFF"/>
+        </w:rPr>
+        <w:t xml:space="preserve">5. </w:t>
+      </w:r>
+      <w:r>
+        <w:rPr>
+          <w:color w:val="333333"/>
+          <w:sz w:val="30"/>
+          <w:szCs w:val="30"/>
+          <w:shd w:val="clear" w:color="auto" w:fill="FFFFFF"/>
+        </w:rPr>
+        <w:t xml:space="preserve">Игумнов Артем Олегович АРХИТЕКТУРА ПРОГРАММНОГО ОБЕСПЕЧЕНИЯ РАСПРЕДЕЛЕННОЙ СИСТЕМЫ МОНИТОРИНГА И УПРАВЛЕНИЯ ТРАНСПОРТОМ // Доклады ТУСУР. 2021. №2. </w:t>
+      </w:r>
+    </w:p>
+    <w:p>
+      <w:r>
+        <w:lastRenderedPageBreak/>
+        <w:t xml:space="preserve">6. </w:t>
+      </w:r>
+      <w:r>
+        <w:t>Кушнир Надежда Владимировна, Вонарх Юлия Сергеевна, Деев Илья Максимович, Долунц Анастасия Станиславовна, Карпенко Никита Андреевич АНАЛИЗ ДАННЫХ В РЕАЛЬНОМ ВРЕМЕНИ: ПРЕИМУЩЕСТВА И ПРИМЕРЫ ИСПОЛЬЗОВАНИЯ STREAM PROCESSING // Научный журнал КубГАУ. 2025. №207.</w:t>
+      </w:r>
+    </w:p>
+    <w:p>
+      <w:r>
+        <w:t xml:space="preserve">7. </w:t>
+      </w:r>
+      <w:r>
+        <w:t xml:space="preserve">Баженов Артём Эдуардович, Райков Александр Вячеславович, Нехаев Максим Вадимович, Ореховский Никита Викторович Оптимизация взаимодействия микросервисов с использованием асинхронных вызовов и брокеров сообщений (Kafka, RabbitMQ) // Программные системы и вычислительные методы. 2025. №4. </w:t>
+      </w:r>
+    </w:p>
+    <w:p>
+      <w:pPr>
+        <w:rPr>
+          <w:lang w:val="en-US"/>
+        </w:rPr>
+      </w:pPr>
+      <w:r>
+        <w:t xml:space="preserve">8. </w:t>
+      </w:r>
+      <w:r>
+        <w:t xml:space="preserve">Тюкачев Николай Аркадиевич Алгоритм определения принадлежности точки многоугольнику общего вида или многограннику с треугольными гранями // Вестник ТГТУ. 2009. №3. </w:t>
+      </w:r>
+    </w:p>
+    <w:p>
+      <w:r>
+        <w:t xml:space="preserve">9. </w:t>
+      </w:r>
+      <w:r>
+        <w:t>Долгий П. С. ПРОГРАММНЫЕ ОСОБЕННОСТИ РАЗРАБОТКИ ГИС-ПРОЕКТА «ГЕОДИНАМИКА И ТЕХНОГЕНЕЗ БЕЛАРУСИ» // Вестник Полоцкого государственного университета. Серия F. Строительство. Прикладные науки. 2023. №1.</w:t>
+      </w:r>
+    </w:p>
+    <w:p>
+      <w:pPr>
+        <w:rPr>
+          <w:rFonts w:ascii="Consolas" w:hAnsi="Consolas"/>
+          <w:color w:val="1B1B1B"/>
+          <w:shd w:val="clear" w:color="auto" w:fill="FFFFFF"/>
+          <w:lang w:val="en-US"/>
+        </w:rPr>
+      </w:pPr>
+      <w:r>
+        <w:rPr>
+          <w:rFonts w:ascii="Consolas" w:hAnsi="Consolas"/>
+          <w:color w:val="1B1B1B"/>
+          <w:shd w:val="clear" w:color="auto" w:fill="FFFFFF"/>
+          <w:lang w:val="en-US"/>
+        </w:rPr>
+        <w:t>1</w:t>
+      </w:r>
+      <w:r>
+        <w:rPr>
+          <w:rFonts w:ascii="Consolas" w:hAnsi="Consolas"/>
+          <w:color w:val="1B1B1B"/>
+          <w:shd w:val="clear" w:color="auto" w:fill="FFFFFF"/>
+        </w:rPr>
+        <w:t>0</w:t>
+      </w:r>
+      <w:r>
+        <w:rPr>
+          <w:rFonts w:ascii="Consolas" w:hAnsi="Consolas"/>
+          <w:color w:val="1B1B1B"/>
+          <w:shd w:val="clear" w:color="auto" w:fill="FFFFFF"/>
+          <w:lang w:val="en-US"/>
+        </w:rPr>
+        <w:t xml:space="preserve">. </w:t>
+      </w:r>
+      <w:r>
+        <w:rPr>
+          <w:rFonts w:ascii="Consolas" w:hAnsi="Consolas"/>
+          <w:color w:val="1B1B1B"/>
+          <w:shd w:val="clear" w:color="auto" w:fill="FFFFFF"/>
+          <w:lang w:val="en-US"/>
+        </w:rPr>
+        <w:t>Trees or Grids? Indexing Moving Objects in Main Memory (Saulys, D. и др.)</w:t>
+      </w:r>
+    </w:p>
+    <w:p>
+      <w:pPr>
+        <w:rPr>
+          <w:lang w:val="en-US"/>
+        </w:rPr>
+      </w:pPr>
+      <w:r>
+        <w:rPr>
+          <w:lang w:val="en-US"/>
+        </w:rPr>
+        <w:t>1</w:t>
+      </w:r>
+      <w:r>
+        <w:t>1</w:t>
+      </w:r>
+      <w:r>
+        <w:rPr>
+          <w:lang w:val="en-US"/>
+        </w:rPr>
+        <w:t xml:space="preserve">. </w:t>
+      </w:r>
+      <w:hyperlink r:id="rId6" w:history="1">
+        <w:r>
+          <w:rPr>
+            <w:rStyle w:val="a3"/>
+            <w:rFonts w:ascii="Consolas" w:hAnsi="Consolas"/>
+            <w:shd w:val="clear" w:color="auto" w:fill="FFFFFF"/>
+            <w:lang w:val="en-US"/>
+          </w:rPr>
+          <w:t>https://learn.microsoft.com/ru-ru/kusto/query/geospatial-grid-systems?view=azure-data-explorer</w:t>
+        </w:r>
+      </w:hyperlink>
+    </w:p>
+    <w:p>
+      <w:pPr>
+        <w:rPr>
+          <w:lang w:val="en-US"/>
+        </w:rPr>
+      </w:pPr>
+      <w:r>
+        <w:rPr>
+          <w:rFonts w:ascii="Consolas" w:hAnsi="Consolas"/>
+          <w:color w:val="1B1B1B"/>
+          <w:shd w:val="clear" w:color="auto" w:fill="FFFFFF"/>
+          <w:lang w:val="en-US"/>
+        </w:rPr>
+        <w:t xml:space="preserve">12. </w:t>
+      </w:r>
+      <w:r>
+        <w:rPr>
+          <w:rFonts w:ascii="Arial" w:hAnsi="Arial" w:cs="Arial"/>
+          <w:color w:val="333333"/>
+          <w:sz w:val="20"/>
+          <w:szCs w:val="20"/>
+          <w:shd w:val="clear" w:color="auto" w:fill="FFFFFF"/>
+          <w:lang w:val="en-US"/>
+        </w:rPr>
+        <w:t>E. Al-Nsour, A. Sleit and M. Alshraideh, "A Pictorial Performance Comparison of Spatial Indexes," </w:t>
+      </w:r>
+      <w:r>
+        <w:rPr>
+          <w:rStyle w:val="a6"/>
+          <w:rFonts w:ascii="Arial" w:hAnsi="Arial" w:cs="Arial"/>
+          <w:color w:val="333333"/>
+          <w:sz w:val="20"/>
+          <w:szCs w:val="20"/>
+          <w:shd w:val="clear" w:color="auto" w:fill="FFFFFF"/>
+          <w:lang w:val="en-US"/>
+        </w:rPr>
+        <w:t>2020 11th International Conference on Information and Communication Systems (ICICS)</w:t>
+      </w:r>
+      <w:r>
+        <w:rPr>
+          <w:rFonts w:ascii="Arial" w:hAnsi="Arial" w:cs="Arial"/>
+          <w:color w:val="333333"/>
+          <w:sz w:val="20"/>
+          <w:szCs w:val="20"/>
+          <w:shd w:val="clear" w:color="auto" w:fill="FFFFFF"/>
+          <w:lang w:val="en-US"/>
+        </w:rPr>
+        <w:t>, Irbid, Jordan, 2020, pp. 042-047</w:t>
+      </w:r>
+    </w:p>
+    <w:p>
+      <w:r>
+        <w:t xml:space="preserve">13. </w:t>
+      </w:r>
+      <w:r>
+        <w:t>Толмачев Павел Владимирович</w:t>
+      </w:r>
+      <w:r>
+        <w:t xml:space="preserve"> </w:t>
+      </w:r>
+      <w:r>
+        <w:rPr>
+          <w:lang w:val="en-US"/>
+        </w:rPr>
+        <w:t>PostgreSQL</w:t>
+      </w:r>
+      <w:r>
+        <w:t xml:space="preserve"> 16. Оптимизация запросов</w:t>
+      </w:r>
+      <w:r>
+        <w:t xml:space="preserve"> </w:t>
+      </w:r>
+      <w:r>
+        <w:t>//</w:t>
+      </w:r>
+      <w:r>
+        <w:t>Москва, Постгрес Профессиональный, 2026</w:t>
+      </w:r>
+    </w:p>
+    <w:p/>
+    <w:p/>
+    <w:p>
+      <w:pPr>
+        <w:rPr>
+          <w:rFonts w:ascii="Arial" w:hAnsi="Arial" w:cs="Arial"/>
+          <w:color w:val="333333"/>
+          <w:shd w:val="clear" w:color="auto" w:fill="EAEAEA"/>
+        </w:rPr>
+      </w:pPr>
+      <w:r>
+        <w:rPr>
+          <w:lang w:val="en-US"/>
+        </w:rPr>
+        <w:t xml:space="preserve">8. </w:t>
+      </w:r>
+      <w:r>
+        <w:rPr>
+          <w:rFonts w:ascii="Arial" w:hAnsi="Arial" w:cs="Arial"/>
+          <w:color w:val="333333"/>
+          <w:shd w:val="clear" w:color="auto" w:fill="EAEAEA"/>
+          <w:lang w:val="en-US"/>
+        </w:rPr>
+        <w:t>Kmoch, A., Vasilyev, I., Virro, H., &amp; Uuemaa, E. (2022). Area and shape distortions in open-source discrete global grid systems. </w:t>
+      </w:r>
+      <w:r>
+        <w:rPr>
+          <w:rFonts w:ascii="Arial" w:hAnsi="Arial" w:cs="Arial"/>
+          <w:i/>
+          <w:iCs/>
+          <w:color w:val="333333"/>
+          <w:shd w:val="clear" w:color="auto" w:fill="EAEAEA"/>
+        </w:rPr>
+        <w:t>Big Earth Data</w:t>
+      </w:r>
+      <w:r>
+        <w:rPr>
+          <w:rFonts w:ascii="Arial" w:hAnsi="Arial" w:cs="Arial"/>
+          <w:color w:val="333333"/>
+          <w:shd w:val="clear" w:color="auto" w:fill="EAEAEA"/>
+        </w:rPr>
+        <w:t>, </w:t>
+      </w:r>
+      <w:r>
+        <w:rPr>
+          <w:rFonts w:ascii="Arial" w:hAnsi="Arial" w:cs="Arial"/>
+          <w:i/>
+          <w:iCs/>
+          <w:color w:val="333333"/>
+          <w:shd w:val="clear" w:color="auto" w:fill="EAEAEA"/>
+        </w:rPr>
+        <w:t>6</w:t>
+      </w:r>
+      <w:r>
+        <w:rPr>
+          <w:rFonts w:ascii="Arial" w:hAnsi="Arial" w:cs="Arial"/>
+          <w:color w:val="333333"/>
+          <w:shd w:val="clear" w:color="auto" w:fill="EAEAEA"/>
+        </w:rPr>
+        <w:t>(3), 256–275</w:t>
+      </w:r>
+    </w:p>
+    <w:p>
+      <w:pPr>
+        <w:rPr>
+          <w:rFonts w:ascii="Consolas" w:hAnsi="Consolas"/>
+          <w:color w:val="1B1B1B"/>
+          <w:shd w:val="clear" w:color="auto" w:fill="FFFFFF"/>
+          <w:lang w:val="en-US"/>
+        </w:rPr>
+      </w:pPr>
+      <w:r>
+        <w:rPr>
+          <w:rFonts w:ascii="Arial" w:hAnsi="Arial" w:cs="Arial"/>
+          <w:color w:val="333333"/>
+          <w:shd w:val="clear" w:color="auto" w:fill="EAEAEA"/>
+          <w:lang w:val="en-US"/>
+        </w:rPr>
+        <w:t xml:space="preserve">9. </w:t>
+      </w:r>
+      <w:r>
+        <w:rPr>
+          <w:rFonts w:ascii="Consolas" w:hAnsi="Consolas"/>
+          <w:color w:val="1B1B1B"/>
+          <w:shd w:val="clear" w:color="auto" w:fill="FFFFFF"/>
+          <w:lang w:val="en-US"/>
+        </w:rPr>
+        <w:t xml:space="preserve">Bousquin J. Discrete Global Grid Systems as scalable geospatial frameworks for characterizing coastal environments. </w:t>
+      </w:r>
+      <w:r>
+        <w:rPr>
+          <w:rFonts w:ascii="Consolas" w:hAnsi="Consolas"/>
+          <w:color w:val="1B1B1B"/>
+          <w:shd w:val="clear" w:color="auto" w:fill="FFFFFF"/>
+        </w:rPr>
+        <w:t>Environ Model Softw. 2021 Dec 1;146:1-14</w:t>
       </w:r>
     </w:p>
     <w:sectPr>
@@ -3546,6 +4493,543 @@
     </w:sectPr>
   </w:body>
 </w:document>
+</file>
+
+<file path=word/numbering.xml><?xml version="1.0" encoding="utf-8"?>
+<w:numbering xmlns:wpc="http://schemas.microsoft.com/office/word/2010/wordprocessingCanvas" xmlns:cx="http://schemas.microsoft.com/office/drawing/2014/chartex" xmlns:cx1="http://schemas.microsoft.com/office/drawing/2015/9/8/chartex" xmlns:cx2="http://schemas.microsoft.com/office/drawing/2015/10/21/chartex" xmlns:cx3="http://schemas.microsoft.com/office/drawing/2016/5/9/chartex" xmlns:cx4="http://schemas.microsoft.com/office/drawing/2016/5/10/chartex" xmlns:cx5="http://schemas.microsoft.com/office/drawing/2016/5/11/chartex" xmlns:cx6="http://schemas.microsoft.com/office/drawing/2016/5/12/chartex" xmlns:cx7="http://schemas.microsoft.com/office/drawing/2016/5/13/chartex" xmlns:cx8="http://schemas.microsoft.com/office/drawing/2016/5/14/chartex" xmlns:mc="http://schemas.openxmlformats.org/markup-compatibility/2006" xmlns:aink="http://schemas.microsoft.com/office/drawing/2016/ink" xmlns:am3d="http://schemas.microsoft.com/office/drawing/2017/model3d" xmlns:o="urn:schemas-microsoft-com:office:office" xmlns:r="http://schemas.openxmlformats.org/officeDocument/2006/relationships" xmlns:m="http://schemas.openxmlformats.org/officeDocument/2006/math" xmlns:v="urn:schemas-microsoft-com:vml" xmlns:wp14="http://schemas.microsoft.com/office/word/2010/wordprocessingDrawing" xmlns:wp="http://schemas.openxmlformats.org/drawingml/2006/wordprocessingDrawing" xmlns:w10="urn:schemas-microsoft-com:office:word" xmlns:w="http://schemas.openxmlformats.org/wordprocessingml/2006/main" xmlns:w14="http://schemas.microsoft.com/office/word/2010/wordml" xmlns:w15="http://schemas.microsoft.com/office/word/2012/wordml" xmlns:w16cex="http://schemas.microsoft.com/office/word/2018/wordml/cex" xmlns:w16cid="http://schemas.microsoft.com/office/word/2016/wordml/cid" xmlns:w16="http://schemas.microsoft.com/office/word/2018/wordml" xmlns:w16se="http://schemas.microsoft.com/office/word/2015/wordml/symex" xmlns:wpg="http://schemas.microsoft.com/office/word/2010/wordprocessingGroup" xmlns:wpi="http://schemas.microsoft.com/office/word/2010/wordprocessingInk" xmlns:wne="http://schemas.microsoft.com/office/word/2006/wordml" xmlns:wps="http://schemas.microsoft.com/office/word/2010/wordprocessingShape" mc:Ignorable="w14 w15 w16se w16cid w16 w16cex wp14">
+  <w:abstractNum w:abstractNumId="0" w15:restartNumberingAfterBreak="0">
+    <w:nsid w:val="120A2E95"/>
+    <w:multiLevelType w:val="hybridMultilevel"/>
+    <w:tmpl w:val="DFB6D7C8"/>
+    <w:lvl w:ilvl="0" w:tplc="ED102738">
+      <w:start w:val="1"/>
+      <w:numFmt w:val="decimal"/>
+      <w:lvlText w:val="%1."/>
+      <w:lvlJc w:val="left"/>
+      <w:pPr>
+        <w:ind w:left="1069" w:hanging="360"/>
+      </w:pPr>
+      <w:rPr>
+        <w:rFonts w:hint="default"/>
+      </w:rPr>
+    </w:lvl>
+    <w:lvl w:ilvl="1" w:tplc="04190019" w:tentative="1">
+      <w:start w:val="1"/>
+      <w:numFmt w:val="lowerLetter"/>
+      <w:lvlText w:val="%2."/>
+      <w:lvlJc w:val="left"/>
+      <w:pPr>
+        <w:ind w:left="1789" w:hanging="360"/>
+      </w:pPr>
+    </w:lvl>
+    <w:lvl w:ilvl="2" w:tplc="0419001B" w:tentative="1">
+      <w:start w:val="1"/>
+      <w:numFmt w:val="lowerRoman"/>
+      <w:lvlText w:val="%3."/>
+      <w:lvlJc w:val="right"/>
+      <w:pPr>
+        <w:ind w:left="2509" w:hanging="180"/>
+      </w:pPr>
+    </w:lvl>
+    <w:lvl w:ilvl="3" w:tplc="0419000F" w:tentative="1">
+      <w:start w:val="1"/>
+      <w:numFmt w:val="decimal"/>
+      <w:lvlText w:val="%4."/>
+      <w:lvlJc w:val="left"/>
+      <w:pPr>
+        <w:ind w:left="3229" w:hanging="360"/>
+      </w:pPr>
+    </w:lvl>
+    <w:lvl w:ilvl="4" w:tplc="04190019" w:tentative="1">
+      <w:start w:val="1"/>
+      <w:numFmt w:val="lowerLetter"/>
+      <w:lvlText w:val="%5."/>
+      <w:lvlJc w:val="left"/>
+      <w:pPr>
+        <w:ind w:left="3949" w:hanging="360"/>
+      </w:pPr>
+    </w:lvl>
+    <w:lvl w:ilvl="5" w:tplc="0419001B" w:tentative="1">
+      <w:start w:val="1"/>
+      <w:numFmt w:val="lowerRoman"/>
+      <w:lvlText w:val="%6."/>
+      <w:lvlJc w:val="right"/>
+      <w:pPr>
+        <w:ind w:left="4669" w:hanging="180"/>
+      </w:pPr>
+    </w:lvl>
+    <w:lvl w:ilvl="6" w:tplc="0419000F" w:tentative="1">
+      <w:start w:val="1"/>
+      <w:numFmt w:val="decimal"/>
+      <w:lvlText w:val="%7."/>
+      <w:lvlJc w:val="left"/>
+      <w:pPr>
+        <w:ind w:left="5389" w:hanging="360"/>
+      </w:pPr>
+    </w:lvl>
+    <w:lvl w:ilvl="7" w:tplc="04190019" w:tentative="1">
+      <w:start w:val="1"/>
+      <w:numFmt w:val="lowerLetter"/>
+      <w:lvlText w:val="%8."/>
+      <w:lvlJc w:val="left"/>
+      <w:pPr>
+        <w:ind w:left="6109" w:hanging="360"/>
+      </w:pPr>
+    </w:lvl>
+    <w:lvl w:ilvl="8" w:tplc="0419001B" w:tentative="1">
+      <w:start w:val="1"/>
+      <w:numFmt w:val="lowerRoman"/>
+      <w:lvlText w:val="%9."/>
+      <w:lvlJc w:val="right"/>
+      <w:pPr>
+        <w:ind w:left="6829" w:hanging="180"/>
+      </w:pPr>
+    </w:lvl>
+  </w:abstractNum>
+  <w:abstractNum w:abstractNumId="1" w15:restartNumberingAfterBreak="0">
+    <w:nsid w:val="5C0B61CE"/>
+    <w:multiLevelType w:val="multilevel"/>
+    <w:tmpl w:val="DC7E4D28"/>
+    <w:lvl w:ilvl="0">
+      <w:start w:val="1"/>
+      <w:numFmt w:val="decimal"/>
+      <w:lvlText w:val="%1"/>
+      <w:lvlJc w:val="left"/>
+      <w:pPr>
+        <w:ind w:left="420" w:hanging="420"/>
+      </w:pPr>
+      <w:rPr>
+        <w:rFonts w:hint="default"/>
+      </w:rPr>
+    </w:lvl>
+    <w:lvl w:ilvl="1">
+      <w:start w:val="1"/>
+      <w:numFmt w:val="decimal"/>
+      <w:lvlText w:val="%1.%2"/>
+      <w:lvlJc w:val="left"/>
+      <w:pPr>
+        <w:ind w:left="1129" w:hanging="420"/>
+      </w:pPr>
+      <w:rPr>
+        <w:rFonts w:hint="default"/>
+      </w:rPr>
+    </w:lvl>
+    <w:lvl w:ilvl="2">
+      <w:start w:val="1"/>
+      <w:numFmt w:val="decimal"/>
+      <w:lvlText w:val="%1.%2.%3"/>
+      <w:lvlJc w:val="left"/>
+      <w:pPr>
+        <w:ind w:left="2138" w:hanging="720"/>
+      </w:pPr>
+      <w:rPr>
+        <w:rFonts w:hint="default"/>
+      </w:rPr>
+    </w:lvl>
+    <w:lvl w:ilvl="3">
+      <w:start w:val="1"/>
+      <w:numFmt w:val="decimal"/>
+      <w:lvlText w:val="%1.%2.%3.%4"/>
+      <w:lvlJc w:val="left"/>
+      <w:pPr>
+        <w:ind w:left="3207" w:hanging="1080"/>
+      </w:pPr>
+      <w:rPr>
+        <w:rFonts w:hint="default"/>
+      </w:rPr>
+    </w:lvl>
+    <w:lvl w:ilvl="4">
+      <w:start w:val="1"/>
+      <w:numFmt w:val="decimal"/>
+      <w:lvlText w:val="%1.%2.%3.%4.%5"/>
+      <w:lvlJc w:val="left"/>
+      <w:pPr>
+        <w:ind w:left="3916" w:hanging="1080"/>
+      </w:pPr>
+      <w:rPr>
+        <w:rFonts w:hint="default"/>
+      </w:rPr>
+    </w:lvl>
+    <w:lvl w:ilvl="5">
+      <w:start w:val="1"/>
+      <w:numFmt w:val="decimal"/>
+      <w:lvlText w:val="%1.%2.%3.%4.%5.%6"/>
+      <w:lvlJc w:val="left"/>
+      <w:pPr>
+        <w:ind w:left="4985" w:hanging="1440"/>
+      </w:pPr>
+      <w:rPr>
+        <w:rFonts w:hint="default"/>
+      </w:rPr>
+    </w:lvl>
+    <w:lvl w:ilvl="6">
+      <w:start w:val="1"/>
+      <w:numFmt w:val="decimal"/>
+      <w:lvlText w:val="%1.%2.%3.%4.%5.%6.%7"/>
+      <w:lvlJc w:val="left"/>
+      <w:pPr>
+        <w:ind w:left="5694" w:hanging="1440"/>
+      </w:pPr>
+      <w:rPr>
+        <w:rFonts w:hint="default"/>
+      </w:rPr>
+    </w:lvl>
+    <w:lvl w:ilvl="7">
+      <w:start w:val="1"/>
+      <w:numFmt w:val="decimal"/>
+      <w:lvlText w:val="%1.%2.%3.%4.%5.%6.%7.%8"/>
+      <w:lvlJc w:val="left"/>
+      <w:pPr>
+        <w:ind w:left="6763" w:hanging="1800"/>
+      </w:pPr>
+      <w:rPr>
+        <w:rFonts w:hint="default"/>
+      </w:rPr>
+    </w:lvl>
+    <w:lvl w:ilvl="8">
+      <w:start w:val="1"/>
+      <w:numFmt w:val="decimal"/>
+      <w:lvlText w:val="%1.%2.%3.%4.%5.%6.%7.%8.%9"/>
+      <w:lvlJc w:val="left"/>
+      <w:pPr>
+        <w:ind w:left="7832" w:hanging="2160"/>
+      </w:pPr>
+      <w:rPr>
+        <w:rFonts w:hint="default"/>
+      </w:rPr>
+    </w:lvl>
+  </w:abstractNum>
+  <w:abstractNum w:abstractNumId="2" w15:restartNumberingAfterBreak="0">
+    <w:nsid w:val="5EBB76A3"/>
+    <w:multiLevelType w:val="multilevel"/>
+    <w:tmpl w:val="2F9CC404"/>
+    <w:lvl w:ilvl="0">
+      <w:start w:val="1"/>
+      <w:numFmt w:val="decimal"/>
+      <w:lvlText w:val="%1."/>
+      <w:lvlJc w:val="left"/>
+      <w:pPr>
+        <w:ind w:left="450" w:hanging="450"/>
+      </w:pPr>
+      <w:rPr>
+        <w:rFonts w:hint="default"/>
+      </w:rPr>
+    </w:lvl>
+    <w:lvl w:ilvl="1">
+      <w:start w:val="1"/>
+      <w:numFmt w:val="decimal"/>
+      <w:lvlText w:val="%1.%2."/>
+      <w:lvlJc w:val="left"/>
+      <w:pPr>
+        <w:ind w:left="720" w:hanging="720"/>
+      </w:pPr>
+      <w:rPr>
+        <w:rFonts w:hint="default"/>
+      </w:rPr>
+    </w:lvl>
+    <w:lvl w:ilvl="2">
+      <w:start w:val="1"/>
+      <w:numFmt w:val="decimal"/>
+      <w:lvlText w:val="%1.%2.%3."/>
+      <w:lvlJc w:val="left"/>
+      <w:pPr>
+        <w:ind w:left="720" w:hanging="720"/>
+      </w:pPr>
+      <w:rPr>
+        <w:rFonts w:hint="default"/>
+      </w:rPr>
+    </w:lvl>
+    <w:lvl w:ilvl="3">
+      <w:start w:val="1"/>
+      <w:numFmt w:val="decimal"/>
+      <w:lvlText w:val="%1.%2.%3.%4."/>
+      <w:lvlJc w:val="left"/>
+      <w:pPr>
+        <w:ind w:left="1080" w:hanging="1080"/>
+      </w:pPr>
+      <w:rPr>
+        <w:rFonts w:hint="default"/>
+      </w:rPr>
+    </w:lvl>
+    <w:lvl w:ilvl="4">
+      <w:start w:val="1"/>
+      <w:numFmt w:val="decimal"/>
+      <w:lvlText w:val="%1.%2.%3.%4.%5."/>
+      <w:lvlJc w:val="left"/>
+      <w:pPr>
+        <w:ind w:left="1080" w:hanging="1080"/>
+      </w:pPr>
+      <w:rPr>
+        <w:rFonts w:hint="default"/>
+      </w:rPr>
+    </w:lvl>
+    <w:lvl w:ilvl="5">
+      <w:start w:val="1"/>
+      <w:numFmt w:val="decimal"/>
+      <w:lvlText w:val="%1.%2.%3.%4.%5.%6."/>
+      <w:lvlJc w:val="left"/>
+      <w:pPr>
+        <w:ind w:left="1440" w:hanging="1440"/>
+      </w:pPr>
+      <w:rPr>
+        <w:rFonts w:hint="default"/>
+      </w:rPr>
+    </w:lvl>
+    <w:lvl w:ilvl="6">
+      <w:start w:val="1"/>
+      <w:numFmt w:val="decimal"/>
+      <w:lvlText w:val="%1.%2.%3.%4.%5.%6.%7."/>
+      <w:lvlJc w:val="left"/>
+      <w:pPr>
+        <w:ind w:left="1800" w:hanging="1800"/>
+      </w:pPr>
+      <w:rPr>
+        <w:rFonts w:hint="default"/>
+      </w:rPr>
+    </w:lvl>
+    <w:lvl w:ilvl="7">
+      <w:start w:val="1"/>
+      <w:numFmt w:val="decimal"/>
+      <w:lvlText w:val="%1.%2.%3.%4.%5.%6.%7.%8."/>
+      <w:lvlJc w:val="left"/>
+      <w:pPr>
+        <w:ind w:left="1800" w:hanging="1800"/>
+      </w:pPr>
+      <w:rPr>
+        <w:rFonts w:hint="default"/>
+      </w:rPr>
+    </w:lvl>
+    <w:lvl w:ilvl="8">
+      <w:start w:val="1"/>
+      <w:numFmt w:val="decimal"/>
+      <w:lvlText w:val="%1.%2.%3.%4.%5.%6.%7.%8.%9."/>
+      <w:lvlJc w:val="left"/>
+      <w:pPr>
+        <w:ind w:left="2160" w:hanging="2160"/>
+      </w:pPr>
+      <w:rPr>
+        <w:rFonts w:hint="default"/>
+      </w:rPr>
+    </w:lvl>
+  </w:abstractNum>
+  <w:abstractNum w:abstractNumId="3" w15:restartNumberingAfterBreak="0">
+    <w:nsid w:val="5FCE2F7B"/>
+    <w:multiLevelType w:val="multilevel"/>
+    <w:tmpl w:val="9F5E7722"/>
+    <w:lvl w:ilvl="0">
+      <w:start w:val="1"/>
+      <w:numFmt w:val="decimal"/>
+      <w:lvlText w:val="%1"/>
+      <w:lvlJc w:val="left"/>
+      <w:pPr>
+        <w:ind w:left="375" w:hanging="375"/>
+      </w:pPr>
+      <w:rPr>
+        <w:rFonts w:hint="default"/>
+      </w:rPr>
+    </w:lvl>
+    <w:lvl w:ilvl="1">
+      <w:start w:val="1"/>
+      <w:numFmt w:val="decimal"/>
+      <w:lvlText w:val="%1.%2"/>
+      <w:lvlJc w:val="left"/>
+      <w:pPr>
+        <w:ind w:left="375" w:hanging="375"/>
+      </w:pPr>
+      <w:rPr>
+        <w:rFonts w:hint="default"/>
+      </w:rPr>
+    </w:lvl>
+    <w:lvl w:ilvl="2">
+      <w:start w:val="1"/>
+      <w:numFmt w:val="decimal"/>
+      <w:lvlText w:val="%1.%2.%3"/>
+      <w:lvlJc w:val="left"/>
+      <w:pPr>
+        <w:ind w:left="720" w:hanging="720"/>
+      </w:pPr>
+      <w:rPr>
+        <w:rFonts w:hint="default"/>
+      </w:rPr>
+    </w:lvl>
+    <w:lvl w:ilvl="3">
+      <w:start w:val="1"/>
+      <w:numFmt w:val="decimal"/>
+      <w:lvlText w:val="%1.%2.%3.%4"/>
+      <w:lvlJc w:val="left"/>
+      <w:pPr>
+        <w:ind w:left="1080" w:hanging="1080"/>
+      </w:pPr>
+      <w:rPr>
+        <w:rFonts w:hint="default"/>
+      </w:rPr>
+    </w:lvl>
+    <w:lvl w:ilvl="4">
+      <w:start w:val="1"/>
+      <w:numFmt w:val="decimal"/>
+      <w:lvlText w:val="%1.%2.%3.%4.%5"/>
+      <w:lvlJc w:val="left"/>
+      <w:pPr>
+        <w:ind w:left="1080" w:hanging="1080"/>
+      </w:pPr>
+      <w:rPr>
+        <w:rFonts w:hint="default"/>
+      </w:rPr>
+    </w:lvl>
+    <w:lvl w:ilvl="5">
+      <w:start w:val="1"/>
+      <w:numFmt w:val="decimal"/>
+      <w:lvlText w:val="%1.%2.%3.%4.%5.%6"/>
+      <w:lvlJc w:val="left"/>
+      <w:pPr>
+        <w:ind w:left="1440" w:hanging="1440"/>
+      </w:pPr>
+      <w:rPr>
+        <w:rFonts w:hint="default"/>
+      </w:rPr>
+    </w:lvl>
+    <w:lvl w:ilvl="6">
+      <w:start w:val="1"/>
+      <w:numFmt w:val="decimal"/>
+      <w:lvlText w:val="%1.%2.%3.%4.%5.%6.%7"/>
+      <w:lvlJc w:val="left"/>
+      <w:pPr>
+        <w:ind w:left="1440" w:hanging="1440"/>
+      </w:pPr>
+      <w:rPr>
+        <w:rFonts w:hint="default"/>
+      </w:rPr>
+    </w:lvl>
+    <w:lvl w:ilvl="7">
+      <w:start w:val="1"/>
+      <w:numFmt w:val="decimal"/>
+      <w:lvlText w:val="%1.%2.%3.%4.%5.%6.%7.%8"/>
+      <w:lvlJc w:val="left"/>
+      <w:pPr>
+        <w:ind w:left="1800" w:hanging="1800"/>
+      </w:pPr>
+      <w:rPr>
+        <w:rFonts w:hint="default"/>
+      </w:rPr>
+    </w:lvl>
+    <w:lvl w:ilvl="8">
+      <w:start w:val="1"/>
+      <w:numFmt w:val="decimal"/>
+      <w:lvlText w:val="%1.%2.%3.%4.%5.%6.%7.%8.%9"/>
+      <w:lvlJc w:val="left"/>
+      <w:pPr>
+        <w:ind w:left="2160" w:hanging="2160"/>
+      </w:pPr>
+      <w:rPr>
+        <w:rFonts w:hint="default"/>
+      </w:rPr>
+    </w:lvl>
+  </w:abstractNum>
+  <w:abstractNum w:abstractNumId="4" w15:restartNumberingAfterBreak="0">
+    <w:nsid w:val="797667FD"/>
+    <w:multiLevelType w:val="hybridMultilevel"/>
+    <w:tmpl w:val="505C32EA"/>
+    <w:lvl w:ilvl="0" w:tplc="F05812F2">
+      <w:start w:val="1"/>
+      <w:numFmt w:val="decimal"/>
+      <w:lvlText w:val="%1."/>
+      <w:lvlJc w:val="left"/>
+      <w:pPr>
+        <w:ind w:left="1069" w:hanging="360"/>
+      </w:pPr>
+      <w:rPr>
+        <w:rFonts w:hint="default"/>
+      </w:rPr>
+    </w:lvl>
+    <w:lvl w:ilvl="1" w:tplc="04190019" w:tentative="1">
+      <w:start w:val="1"/>
+      <w:numFmt w:val="lowerLetter"/>
+      <w:lvlText w:val="%2."/>
+      <w:lvlJc w:val="left"/>
+      <w:pPr>
+        <w:ind w:left="1789" w:hanging="360"/>
+      </w:pPr>
+    </w:lvl>
+    <w:lvl w:ilvl="2" w:tplc="0419001B" w:tentative="1">
+      <w:start w:val="1"/>
+      <w:numFmt w:val="lowerRoman"/>
+      <w:lvlText w:val="%3."/>
+      <w:lvlJc w:val="right"/>
+      <w:pPr>
+        <w:ind w:left="2509" w:hanging="180"/>
+      </w:pPr>
+    </w:lvl>
+    <w:lvl w:ilvl="3" w:tplc="0419000F" w:tentative="1">
+      <w:start w:val="1"/>
+      <w:numFmt w:val="decimal"/>
+      <w:lvlText w:val="%4."/>
+      <w:lvlJc w:val="left"/>
+      <w:pPr>
+        <w:ind w:left="3229" w:hanging="360"/>
+      </w:pPr>
+    </w:lvl>
+    <w:lvl w:ilvl="4" w:tplc="04190019" w:tentative="1">
+      <w:start w:val="1"/>
+      <w:numFmt w:val="lowerLetter"/>
+      <w:lvlText w:val="%5."/>
+      <w:lvlJc w:val="left"/>
+      <w:pPr>
+        <w:ind w:left="3949" w:hanging="360"/>
+      </w:pPr>
+    </w:lvl>
+    <w:lvl w:ilvl="5" w:tplc="0419001B" w:tentative="1">
+      <w:start w:val="1"/>
+      <w:numFmt w:val="lowerRoman"/>
+      <w:lvlText w:val="%6."/>
+      <w:lvlJc w:val="right"/>
+      <w:pPr>
+        <w:ind w:left="4669" w:hanging="180"/>
+      </w:pPr>
+    </w:lvl>
+    <w:lvl w:ilvl="6" w:tplc="0419000F" w:tentative="1">
+      <w:start w:val="1"/>
+      <w:numFmt w:val="decimal"/>
+      <w:lvlText w:val="%7."/>
+      <w:lvlJc w:val="left"/>
+      <w:pPr>
+        <w:ind w:left="5389" w:hanging="360"/>
+      </w:pPr>
+    </w:lvl>
+    <w:lvl w:ilvl="7" w:tplc="04190019" w:tentative="1">
+      <w:start w:val="1"/>
+      <w:numFmt w:val="lowerLetter"/>
+      <w:lvlText w:val="%8."/>
+      <w:lvlJc w:val="left"/>
+      <w:pPr>
+        <w:ind w:left="6109" w:hanging="360"/>
+      </w:pPr>
+    </w:lvl>
+    <w:lvl w:ilvl="8" w:tplc="0419001B" w:tentative="1">
+      <w:start w:val="1"/>
+      <w:numFmt w:val="lowerRoman"/>
+      <w:lvlText w:val="%9."/>
+      <w:lvlJc w:val="right"/>
+      <w:pPr>
+        <w:ind w:left="6829" w:hanging="180"/>
+      </w:pPr>
+    </w:lvl>
+  </w:abstractNum>
+  <w:num w:numId="1">
+    <w:abstractNumId w:val="1"/>
+  </w:num>
+  <w:num w:numId="2">
+    <w:abstractNumId w:val="2"/>
+  </w:num>
+  <w:num w:numId="3">
+    <w:abstractNumId w:val="3"/>
+  </w:num>
+  <w:num w:numId="4">
+    <w:abstractNumId w:val="0"/>
+  </w:num>
+  <w:num w:numId="5">
+    <w:abstractNumId w:val="4"/>
+  </w:num>
+</w:numbering>
 </file>
 
 <file path=word/styles.xml><?xml version="1.0" encoding="utf-8"?>
@@ -3969,6 +5453,29 @@
       <w:szCs w:val="32"/>
     </w:rPr>
   </w:style>
+  <w:style w:type="paragraph" w:styleId="2">
+    <w:name w:val="heading 2"/>
+    <w:basedOn w:val="a"/>
+    <w:next w:val="a"/>
+    <w:link w:val="20"/>
+    <w:uiPriority w:val="9"/>
+    <w:unhideWhenUsed/>
+    <w:qFormat/>
+    <w:rsid w:val="00772B10"/>
+    <w:pPr>
+      <w:keepNext/>
+      <w:keepLines/>
+      <w:spacing w:after="0" w:line="360" w:lineRule="auto"/>
+      <w:jc w:val="center"/>
+      <w:outlineLvl w:val="1"/>
+    </w:pPr>
+    <w:rPr>
+      <w:rFonts w:ascii="Times New Roman" w:eastAsiaTheme="majorEastAsia" w:hAnsi="Times New Roman" w:cstheme="majorBidi"/>
+      <w:b/>
+      <w:sz w:val="28"/>
+      <w:szCs w:val="26"/>
+    </w:rPr>
+  </w:style>
   <w:style w:type="paragraph" w:styleId="3">
     <w:name w:val="heading 3"/>
     <w:basedOn w:val="a"/>
@@ -4049,7 +5556,6 @@
     <w:name w:val="Hyperlink"/>
     <w:basedOn w:val="a0"/>
     <w:uiPriority w:val="99"/>
-    <w:semiHidden/>
     <w:unhideWhenUsed/>
     <w:rsid w:val="001B2565"/>
     <w:rPr>
@@ -4118,6 +5624,42 @@
     <w:rPr>
       <w:rFonts w:ascii="Times New Roman" w:hAnsi="Times New Roman"/>
       <w:sz w:val="28"/>
+    </w:rPr>
+  </w:style>
+  <w:style w:type="character" w:customStyle="1" w:styleId="20">
+    <w:name w:val="Заголовок 2 Знак"/>
+    <w:basedOn w:val="a0"/>
+    <w:link w:val="2"/>
+    <w:uiPriority w:val="9"/>
+    <w:rsid w:val="00772B10"/>
+    <w:rPr>
+      <w:rFonts w:ascii="Times New Roman" w:eastAsiaTheme="majorEastAsia" w:hAnsi="Times New Roman" w:cstheme="majorBidi"/>
+      <w:b/>
+      <w:sz w:val="28"/>
+      <w:szCs w:val="26"/>
+    </w:rPr>
+  </w:style>
+  <w:style w:type="character" w:styleId="a5">
+    <w:name w:val="Unresolved Mention"/>
+    <w:basedOn w:val="a0"/>
+    <w:uiPriority w:val="99"/>
+    <w:semiHidden/>
+    <w:unhideWhenUsed/>
+    <w:rsid w:val="007A4426"/>
+    <w:rPr>
+      <w:color w:val="605E5C"/>
+      <w:shd w:val="clear" w:color="auto" w:fill="E1DFDD"/>
+    </w:rPr>
+  </w:style>
+  <w:style w:type="character" w:styleId="a6">
+    <w:name w:val="Emphasis"/>
+    <w:basedOn w:val="a0"/>
+    <w:uiPriority w:val="20"/>
+    <w:qFormat/>
+    <w:rsid w:val="00BA27AE"/>
+    <w:rPr>
+      <w:i/>
+      <w:iCs/>
     </w:rPr>
   </w:style>
 </w:styles>

--- a/Practice.docx
+++ b/Practice.docx
@@ -356,11 +356,11 @@
         <w:t>область. Эта область задается, как правило, окружностью</w:t>
       </w:r>
       <w:r>
-        <w:t xml:space="preserve"> либо многоугольником (набором точек, </w:t>
+        <w:t xml:space="preserve"> либо многоугольником (набором точек, образующих вершины </w:t>
       </w:r>
       <w:r>
         <w:lastRenderedPageBreak/>
-        <w:t>образующих вершины многоугольника).</w:t>
+        <w:t>многоугольника).</w:t>
       </w:r>
       <w:r>
         <w:t xml:space="preserve"> Для </w:t>
@@ -536,11 +536,11 @@
         <w:t>кодирования) географической</w:t>
       </w:r>
       <w:r>
-        <w:t xml:space="preserve"> позиции </w:t>
+        <w:t xml:space="preserve"> позиции телеметрических </w:t>
       </w:r>
       <w:r>
         <w:lastRenderedPageBreak/>
-        <w:t>телеметрических данных</w:t>
+        <w:t>данных</w:t>
       </w:r>
       <w:r>
         <w:t xml:space="preserve"> и составления в результате одного индекса</w:t>
@@ -648,22 +648,7 @@
         <w:pStyle w:val="default1"/>
       </w:pPr>
       <w:r>
-        <w:t>Практическая ценность работы заключается в повышении эффективности</w:t>
-      </w:r>
-      <w:r>
-        <w:t xml:space="preserve"> </w:t>
-      </w:r>
-      <w:r>
-        <w:t>использования ресурсов, снижении эксплуатационных затрат и увеличении</w:t>
-      </w:r>
-      <w:r>
-        <w:t xml:space="preserve"> </w:t>
-      </w:r>
-      <w:r>
-        <w:t>устойчивости</w:t>
-      </w:r>
-      <w:r>
-        <w:t xml:space="preserve"> систем отслеживания транспорта в условиях высоких нагрузок</w:t>
+        <w:t>Практическая ценность работы заключается в повышении эффективности использования ресурсов, снижении эксплуатационных затрат и увеличении устойчивости систем отслеживания транспорта в условиях высоких нагрузок</w:t>
       </w:r>
       <w:r>
         <w:t>.</w:t>
@@ -700,6 +685,46 @@
         <w:pStyle w:val="default1"/>
       </w:pPr>
       <w:r>
+        <w:t>Описание</w:t>
+      </w:r>
+      <w:r>
+        <w:t xml:space="preserve"> предметной области </w:t>
+      </w:r>
+      <w:r>
+        <w:t>охватывает современное состояние методов решения проблемы</w:t>
+      </w:r>
+      <w:r>
+        <w:t xml:space="preserve"> с указанием современной литературы</w:t>
+      </w:r>
+      <w:r>
+        <w:t xml:space="preserve">, </w:t>
+      </w:r>
+      <w:r>
+        <w:t xml:space="preserve">приводится </w:t>
+      </w:r>
+      <w:r>
+        <w:t>описание возможных способов её решения, их достоинства и недостатки</w:t>
+      </w:r>
+      <w:r>
+        <w:t>.</w:t>
+      </w:r>
+    </w:p>
+    <w:p>
+      <w:pPr>
+        <w:pStyle w:val="3"/>
+      </w:pPr>
+      <w:r>
+        <w:t>1.1.1</w:t>
+      </w:r>
+      <w:r>
+        <w:t xml:space="preserve"> Современное состояние предметной области</w:t>
+      </w:r>
+    </w:p>
+    <w:p>
+      <w:pPr>
+        <w:pStyle w:val="default1"/>
+      </w:pPr>
+      <w:r>
         <w:t>Современное транспортное предприятие, независимо от его профиля (грузовые, пассажирские, специальные перевозки), функционирует в условиях жесткой конкуренции и возрастающих требований со стороны государства. Законодательство Российской Федерации обязывает оснащать транспортные средства категорий М2, М3 и N аппаратурой спутниковой навигации с передачей данных в систему «ЭРА-ГЛОНАСС» [2], а для автомобилей разрешённой максимальной массой свыше 12 тонн – передавать навигационные данные для взимания платы за использование федеральных дорог [3]. Эти требования формируют устойчивый поток телематической информации, который должен быть принят, обработан и ретранслирован в соответствующие государственные информационные системы.</w:t>
       </w:r>
     </w:p>
@@ -762,6 +787,7 @@
         </w:numPr>
       </w:pPr>
       <w:r>
+        <w:lastRenderedPageBreak/>
         <w:t>Пространственно-временной поиск телеметрии – выборка данных о местоположении и параметрах движения транспортных средств с одновременными ограничениями по географическому региону и временному интервалу.</w:t>
       </w:r>
     </w:p>
@@ -774,98 +800,110 @@
         </w:numPr>
       </w:pPr>
       <w:r>
+        <w:t>Ретрансляция телеметрических данных во внешние сервисы, включая государственные системы (ЭРА-ГЛОНАСС, «Платон»), с обеспечением гарантированной доставки и устойчивости к сбоям.</w:t>
+      </w:r>
+    </w:p>
+    <w:p>
+      <w:pPr>
+        <w:pStyle w:val="default1"/>
+      </w:pPr>
+      <w:r>
+        <w:t>Каждая из перечисленных задач обладает собственной спецификой, порождающей требования к алгоритмическим и архитектурным решениям.</w:t>
+      </w:r>
+    </w:p>
+    <w:p>
+      <w:pPr>
+        <w:pStyle w:val="3"/>
+      </w:pPr>
+      <w:r>
+        <w:t>1.1.</w:t>
+      </w:r>
+      <w:r>
+        <w:t>2</w:t>
+      </w:r>
+      <w:r>
+        <w:t xml:space="preserve"> </w:t>
+      </w:r>
+      <w:r>
+        <w:t>Методы и алгоритмы решения задач</w:t>
+      </w:r>
+    </w:p>
+    <w:p>
+      <w:pPr>
+        <w:pStyle w:val="default1"/>
+      </w:pPr>
+      <w:r>
+        <w:t xml:space="preserve">1. </w:t>
+      </w:r>
+      <w:r>
+        <w:t>Приём, обработка и хранение телеметрии.</w:t>
+      </w:r>
+    </w:p>
+    <w:p>
+      <w:pPr>
+        <w:pStyle w:val="default1"/>
+      </w:pPr>
+      <w:r>
+        <w:t>Поток навигационных данных от тысяч транспортных средств носит асинхронный и высокоинтенсивный характер. Традиционный монолитный подход к построению подсистемы приёма данных плохо масштабируется и не обеспечивает требуемой отказоустойчивости [</w:t>
+      </w:r>
+      <w:r>
+        <w:t>6</w:t>
+      </w:r>
+      <w:r>
+        <w:t>]. В современной литературе в качестве стандарта для решения подобных задач рассматриваются архитектуры, основанные на микросервисах</w:t>
+      </w:r>
+      <w:r>
+        <w:t xml:space="preserve"> и</w:t>
+      </w:r>
+      <w:r>
+        <w:t xml:space="preserve"> брокерах сообщений (Apache Kafka, RabbitMQ) и разделении хранилищ на оперативные (базы данных</w:t>
+      </w:r>
+      <w:r>
+        <w:t xml:space="preserve"> в ОЗУ</w:t>
+      </w:r>
+      <w:r>
+        <w:t>, кэши) и аналитические (реляционные СУБД, колоночные хранилища) [</w:t>
+      </w:r>
+      <w:r>
+        <w:t>7</w:t>
+      </w:r>
+      <w:r>
+        <w:t>]. Такое разделение позволяет независимо масштабировать компоненты приёма, первичной обработки и долговременного хранения, а также изолировать сбои, предотвращая отказы.</w:t>
+      </w:r>
+    </w:p>
+    <w:p>
+      <w:pPr>
+        <w:pStyle w:val="default1"/>
+      </w:pPr>
+      <w:r>
+        <w:t xml:space="preserve">2. </w:t>
+      </w:r>
+      <w:r>
+        <w:t>Зональное отслеживание.</w:t>
+      </w:r>
+    </w:p>
+    <w:p>
+      <w:pPr>
+        <w:pStyle w:val="default1"/>
+      </w:pPr>
+      <w:r>
+        <w:t>Задача определения принадлежности точки с географическими координатами заданной области является классической задачей вычислительной геометрии. Для многоугольных зон применяются алгоритмы, такие как метод трассировки луча</w:t>
+      </w:r>
+      <w:r>
+        <w:t xml:space="preserve"> </w:t>
+      </w:r>
+      <w:r>
+        <w:t>[</w:t>
+      </w:r>
+      <w:r>
+        <w:t>8</w:t>
+      </w:r>
+      <w:r>
+        <w:t xml:space="preserve">]. Однако при необходимости обработки миллионов сообщений и тысяч зон прямой перебор зон с полной геометрической проверкой </w:t>
+      </w:r>
+      <w:r>
         <w:lastRenderedPageBreak/>
-        <w:t>Ретрансляция телеметрических данных во внешние сервисы, включая государственные системы (ЭРА-ГЛОНАСС, «Платон»), с обеспечением гарантированной доставки и устойчивости к сбоям.</w:t>
-      </w:r>
-    </w:p>
-    <w:p>
-      <w:pPr>
-        <w:pStyle w:val="default1"/>
-      </w:pPr>
-      <w:r>
-        <w:t>Каждая из перечисленных задач обладает собственной спецификой, порождающей требования к алгоритмическим и архитектурным решениям.</w:t>
-      </w:r>
-    </w:p>
-    <w:p>
-      <w:pPr>
-        <w:pStyle w:val="default1"/>
-      </w:pPr>
-      <w:r>
-        <w:t>Далее будут приведены и</w:t>
-      </w:r>
-      <w:r>
-        <w:t>звестные подходы, модели, методы и алгоритмы решения задач</w:t>
-      </w:r>
-      <w:r>
-        <w:t>.</w:t>
-      </w:r>
-    </w:p>
-    <w:p>
-      <w:pPr>
-        <w:pStyle w:val="default1"/>
-      </w:pPr>
-      <w:r>
-        <w:t>Приём, обработка и хранение телеметрии.</w:t>
-      </w:r>
-    </w:p>
-    <w:p>
-      <w:pPr>
-        <w:pStyle w:val="default1"/>
-      </w:pPr>
-      <w:r>
-        <w:t>Поток навигационных данных от тысяч транспортных средств носит асинхронный и высокоинтенсивный характер. Традиционный монолитный подход к построению подсистемы приёма данных плохо масштабируется и не обеспечивает требуемой отказоустойчивости [</w:t>
-      </w:r>
-      <w:r>
-        <w:t>6</w:t>
-      </w:r>
-      <w:r>
-        <w:t>]. В современной литературе в качестве стандарта для решения подобных задач рассматриваются архитектуры, основанные на микросервисах</w:t>
-      </w:r>
-      <w:r>
-        <w:t xml:space="preserve"> и</w:t>
-      </w:r>
-      <w:r>
-        <w:t xml:space="preserve"> брокерах сообщений (Apache Kafka, RabbitMQ) и разделении хранилищ на оперативные (базы данных</w:t>
-      </w:r>
-      <w:r>
-        <w:t xml:space="preserve"> в ОЗУ</w:t>
-      </w:r>
-      <w:r>
-        <w:t>, кэши) и аналитические (реляционные СУБД, колоночные хранилища) [</w:t>
-      </w:r>
-      <w:r>
-        <w:t>7</w:t>
-      </w:r>
-      <w:r>
-        <w:t>]. Такое разделение позволяет независимо масштабировать компоненты приёма, первичной обработки и долговременного хранения, а также изолировать сбои, предотвращая отказы.</w:t>
-      </w:r>
-    </w:p>
-    <w:p>
-      <w:pPr>
-        <w:pStyle w:val="default1"/>
-      </w:pPr>
-      <w:r>
-        <w:t>Зональное отслеживание.</w:t>
-      </w:r>
-    </w:p>
-    <w:p>
-      <w:pPr>
-        <w:pStyle w:val="default1"/>
-      </w:pPr>
-      <w:r>
-        <w:t>Задача определения принадлежности точки с географическими координатами заданной области является классической задачей вычислительной геометрии. Для многоугольных зон применяются алгоритмы, такие как метод трассировки луча</w:t>
-      </w:r>
-      <w:r>
-        <w:t xml:space="preserve"> </w:t>
-      </w:r>
-      <w:r>
-        <w:t>[</w:t>
-      </w:r>
-      <w:r>
-        <w:t>8</w:t>
-      </w:r>
-      <w:r>
-        <w:t>]. Однако при необходимости обработки миллионов сообщений и тысяч зон прямой перебор зон с полной геометрической проверкой неприемлем из-за вычислительной сложности O(K·N), где K – число зон, N – число точек.</w:t>
+        <w:t>неприемлем из-за вычислительной сложности O(K·N), где K – число зон, N – число точек.</w:t>
       </w:r>
     </w:p>
     <w:p>
@@ -885,7 +923,6 @@
         </w:numPr>
       </w:pPr>
       <w:r>
-        <w:lastRenderedPageBreak/>
         <w:t>Пространственные индексы в СУБД (</w:t>
       </w:r>
       <w:r>
@@ -1055,6 +1092,10 @@
         <w:pStyle w:val="default1"/>
       </w:pPr>
       <w:r>
+        <w:lastRenderedPageBreak/>
+        <w:t xml:space="preserve">3. </w:t>
+      </w:r>
+      <w:r>
         <w:t>Пространственно-временной поиск.</w:t>
       </w:r>
     </w:p>
@@ -1063,99 +1104,611 @@
         <w:pStyle w:val="default1"/>
       </w:pPr>
       <w:r>
-        <w:t xml:space="preserve">Запросы, объединяющие пространственные и временные фильтры, являются типовым инструментом диспетчерского анализа. Классический подход заключается в создании составных индексов в реляционных СУБД </w:t>
+        <w:t>Запросы, объединяющие пространственные и временные фильтры, являются типовым инструментом диспетчерского анализа. Классический подход заключается в создании составных индексов в реляционных СУБД (например, B-tree</w:t>
+      </w:r>
+      <w:r>
+        <w:t xml:space="preserve"> индекс</w:t>
+      </w:r>
+      <w:r>
+        <w:t xml:space="preserve"> по столбцам sector_id, timestamp), где идентификатор сектора получают заранее определённой пространственной дискретизацией [1</w:t>
+      </w:r>
+      <w:r>
+        <w:t>1</w:t>
+      </w:r>
+      <w:r>
+        <w:t>]. Альтернативой выступают специализированные time-series базы данных с поддержкой геопространственных типов (TimescaleDB + PostGIS), которые позволяют эффективно обрабатывать подобные запросы за счёт партиционирования по времени и использования пространственных индексов внутри партиций [</w:t>
+      </w:r>
+      <w:r>
+        <w:t>9</w:t>
+      </w:r>
+      <w:r>
+        <w:t>].</w:t>
+      </w:r>
+      <w:r>
+        <w:t xml:space="preserve"> Также возможен вариант с использованием двух не связанных между собой индексов в тех СУБД, которые поддерживают построение плана по разным индексам для одного запроса</w:t>
+      </w:r>
+      <w:r>
+        <w:t xml:space="preserve"> </w:t>
+      </w:r>
+      <w:r>
+        <w:t>[1</w:t>
+      </w:r>
+      <w:r>
+        <w:t>3</w:t>
+      </w:r>
+      <w:r>
+        <w:t>]</w:t>
+      </w:r>
+      <w:r>
+        <w:t>.</w:t>
+      </w:r>
+      <w:r>
+        <w:t xml:space="preserve"> В системах, ориентированных на высокую нагрузку, применяется предварительная дискретизация как временных, так и пространственных показателей с построением единого индекса, что максимизирует плотность упаковки данных и уменьшает количество операций ввода-вывода.</w:t>
+      </w:r>
+      <w:r>
+        <w:t xml:space="preserve"> Наиболее производительным и гибким решением представляется составной индекс в СУБД по времени и идентификатору сектора, поскольку мощность такого индекса легко контролировать изменением </w:t>
+      </w:r>
+      <w:r>
+        <w:t>уровня геохеширования</w:t>
+      </w:r>
+      <w:r>
+        <w:t>, не</w:t>
+      </w:r>
+      <w:r>
+        <w:t xml:space="preserve">т необходимости партиционирования, которое уменьшает эффективность запросов, не задействующих ключ партиционирования, а также не зависит от планировщика запросов так же сильно, как подход с двумя раздельными индексами. </w:t>
+      </w:r>
+    </w:p>
+    <w:p>
+      <w:pPr>
+        <w:pStyle w:val="default1"/>
+      </w:pPr>
+      <w:r>
+        <w:t xml:space="preserve">4. </w:t>
+      </w:r>
+      <w:r>
+        <w:t>Ретрансляция данных.</w:t>
+      </w:r>
+    </w:p>
+    <w:p>
+      <w:pPr>
+        <w:pStyle w:val="default1"/>
+      </w:pPr>
+      <w:r>
+        <w:t>Алгоритмическая сложность задачи ретрансляции зависит от целевого протокола (EGTS, HTTP, MQTT) и требований к гарантии доставки. Основная инженерная проблема лежит в области обеспечения отказоустойчивости: обработка временной недоступности внешнего сервиса, повтор отправки с экспоненциальной отсрочкой, контроль входящего потока</w:t>
+      </w:r>
+      <w:r>
+        <w:t xml:space="preserve">. </w:t>
+      </w:r>
+      <w:r>
+        <w:t xml:space="preserve">Эти задачи решаются </w:t>
       </w:r>
       <w:r>
         <w:lastRenderedPageBreak/>
-        <w:t>(например, B-tree</w:t>
-      </w:r>
-      <w:r>
-        <w:t xml:space="preserve"> индекс</w:t>
-      </w:r>
-      <w:r>
-        <w:t xml:space="preserve"> по столбцам sector_id, timestamp), где идентификатор сектора получают заранее определённой пространственной дискретизацией [1</w:t>
-      </w:r>
-      <w:r>
-        <w:t>1</w:t>
-      </w:r>
-      <w:r>
-        <w:t>]. Альтернативой выступают специализированные time-series базы данных с поддержкой геопространственных типов (TimescaleDB + PostGIS), которые позволяют эффективно обрабатывать подобные запросы за счёт партиционирования по времени и использования пространственных индексов внутри партиций [</w:t>
-      </w:r>
-      <w:r>
-        <w:t>9</w:t>
-      </w:r>
-      <w:r>
-        <w:t>].</w:t>
-      </w:r>
-      <w:r>
-        <w:t xml:space="preserve"> Также возможен вариант с использованием двух не связанных между собой индексов в тех СУБД, которые поддерживают построение плана по разным индексам для одного запроса</w:t>
+        <w:t xml:space="preserve">архитектурными средствами – введением исходящих очередей с механизмом повторной обработки неудачных сообщений и стратегией </w:t>
+      </w:r>
+      <w:r>
+        <w:t xml:space="preserve">очереди недоставленных писем </w:t>
+      </w:r>
+      <w:r>
+        <w:t>(DLQ) для окончательно недоставленных данных</w:t>
       </w:r>
       <w:r>
         <w:t xml:space="preserve"> </w:t>
       </w:r>
       <w:r>
+        <w:t>[7</w:t>
+      </w:r>
+      <w:r>
+        <w:t>]</w:t>
+      </w:r>
+      <w:r>
+        <w:t>.</w:t>
+      </w:r>
+    </w:p>
+    <w:p>
+      <w:pPr>
+        <w:pStyle w:val="3"/>
+      </w:pPr>
+      <w:r>
+        <w:t>1.1.</w:t>
+      </w:r>
+      <w:r>
+        <w:t>3</w:t>
+      </w:r>
+      <w:r>
+        <w:t xml:space="preserve"> </w:t>
+      </w:r>
+      <w:r>
+        <w:t>Обзор литературы</w:t>
+      </w:r>
+    </w:p>
+    <w:p>
+      <w:pPr>
+        <w:pStyle w:val="default1"/>
+      </w:pPr>
+      <w:r>
+        <w:t xml:space="preserve">Вопросам построения систем мониторинга и управления транспортом посвящён ряд научных работ и отраслевых публикаций. В статье А.Н. Зиарманда и В.И. Хаханова «Модели и методы мониторинга и управления транспортом» </w:t>
+      </w:r>
+      <w:r>
+        <w:t>[4</w:t>
+      </w:r>
+      <w:r>
+        <w:t>]</w:t>
+      </w:r>
+      <w:r>
+        <w:t xml:space="preserve"> рассмотрены основные направления развития киберфизического транспортного</w:t>
+      </w:r>
+      <w:r>
+        <w:t xml:space="preserve"> </w:t>
+      </w:r>
+      <w:r>
+        <w:t>мониторинга</w:t>
+      </w:r>
+      <w:r>
+        <w:t>, включая средства точного позиционирования, облачные сервисы и системы мониторинга в реальном времени. Монография П.И. Смирнова, М.Ю. Карелиной и Б.С. Субботина «Применение систем транспортной телематики для повышения эффективности эксплуатации техники» (2023)</w:t>
+      </w:r>
+      <w:r>
+        <w:t xml:space="preserve"> </w:t>
+      </w:r>
+      <w:r>
+        <w:t>[14]</w:t>
+      </w:r>
+      <w:r>
+        <w:t xml:space="preserve"> представляет математические модели и концепции управления бизнес-процессами предприятий на основе данных спутникового мониторинга. </w:t>
+      </w:r>
+    </w:p>
+    <w:p>
+      <w:pPr>
+        <w:pStyle w:val="default1"/>
+      </w:pPr>
+      <w:r>
+        <w:t>Проблематике масштабируемости серверной части систем отслеживания транспорта посвящена статья</w:t>
+      </w:r>
+      <w:r>
+        <w:t xml:space="preserve"> [5]</w:t>
+      </w:r>
+      <w:r>
+        <w:t xml:space="preserve">, в которой рассматриваются особенности существующих решений и предлагается подход к построению единой платформы на основе сервис-ориентированной архитектуры. </w:t>
+      </w:r>
+      <w:r>
+        <w:t>Т</w:t>
+      </w:r>
+      <w:r>
+        <w:t xml:space="preserve">ехнологии потоковой обработки данных — Apache Kafka и </w:t>
+      </w:r>
+      <w:r>
+        <w:rPr>
+          <w:lang w:val="en-US"/>
+        </w:rPr>
+        <w:t>RabbitMQ</w:t>
+      </w:r>
+      <w:r>
+        <w:t xml:space="preserve"> — рассмотрены в обзоре </w:t>
+      </w:r>
+      <w:r>
+        <w:t xml:space="preserve">[6], </w:t>
+      </w:r>
+      <w:r>
+        <w:t>где показаны возможности построения отказоустойчивых конвейеров обработки потоковых данных.</w:t>
+      </w:r>
+    </w:p>
+    <w:p>
+      <w:pPr>
+        <w:pStyle w:val="default1"/>
+      </w:pPr>
+      <w:r>
+        <w:t>Методам геопространственного индексирования, имеющим ключевое значение для задачи зонального отслеживания, посвящена статья</w:t>
+      </w:r>
+      <w:r>
+        <w:t xml:space="preserve"> [1</w:t>
+      </w:r>
+      <w:r>
+        <w:t>5</w:t>
+      </w:r>
+      <w:r>
+        <w:t>]</w:t>
+      </w:r>
+      <w:r>
+        <w:t xml:space="preserve">. В работе выполнен сравнительный анализ трёх наиболее распространённых в коммерческих приложениях систем геокодирования, рассмотрены алгоритмические особенности каждой из них, включая форму ячейки, число уровней иерархии и вычислительную сложность операций. </w:t>
+      </w:r>
+    </w:p>
+    <w:p>
+      <w:pPr>
+        <w:pStyle w:val="default1"/>
+      </w:pPr>
+      <w:r>
+        <w:t>Задача пространственно-временного поиска телеметрических данных исследована в работах M. Gorawski и A. Dyga. В статье «Indexing of Spatio-</w:t>
+      </w:r>
+      <w:r>
+        <w:lastRenderedPageBreak/>
+        <w:t xml:space="preserve">Temporal Telemetric Data based on Distributed Mobile Bucket Index» </w:t>
+      </w:r>
+      <w:r>
         <w:t>[1</w:t>
       </w:r>
       <w:r>
-        <w:t>3</w:t>
+        <w:t>6</w:t>
       </w:r>
       <w:r>
         <w:t>]</w:t>
       </w:r>
       <w:r>
+        <w:t xml:space="preserve"> предложена структура данных, отвечающая на пространственно-временные диапазонные запросы к телеметрическим данным, с возможностью адаптивной настройки под изменяющееся распределение данных.</w:t>
+      </w:r>
+    </w:p>
+    <w:p>
+      <w:pPr>
+        <w:pStyle w:val="default1"/>
+      </w:pPr>
+      <w:r>
+        <w:t>Протокол EGTS (Era Glonass Telematics Standard) введён в действие ГОСТ Р 54619-2011</w:t>
+      </w:r>
+      <w:r>
+        <w:t xml:space="preserve"> </w:t>
+      </w:r>
+      <w:r>
+        <w:t>[17]</w:t>
+      </w:r>
+      <w:r>
+        <w:t>. Протокол является обязательным для использования при передаче данных в систему «ЭРА-ГЛОНАСС».</w:t>
+      </w:r>
+    </w:p>
+    <w:p>
+      <w:pPr>
+        <w:pStyle w:val="default1"/>
+      </w:pPr>
+      <w:r>
+        <w:t xml:space="preserve">Проведённый обзор подтверждает актуальность задачи создания системы позиционного отслеживания транспортных средств с обработкой событий в реальном времени на основе современных подходов: микросервисной архитектуры с </w:t>
+      </w:r>
+      <w:r>
+        <w:t>потоковой обработкой данных</w:t>
+      </w:r>
+      <w:r>
+        <w:t>, пространственных индексов</w:t>
+      </w:r>
+      <w:r>
+        <w:t xml:space="preserve"> в памяти</w:t>
+      </w:r>
+      <w:r>
+        <w:t xml:space="preserve"> на базе Google S2 и дискрет</w:t>
+      </w:r>
+      <w:r>
+        <w:t>изированных</w:t>
+      </w:r>
+      <w:r>
+        <w:t xml:space="preserve"> индексов для пространственно-временного поиска. Данные решения позволяют добиться высокой производительности, предсказуемого поведения под нагрузкой и отказоустойчивости, что является ключевыми критериями качества для транспортных телематических платформ</w:t>
+      </w:r>
+      <w:r>
         <w:t>.</w:t>
       </w:r>
-      <w:r>
-        <w:t xml:space="preserve"> В системах, ориентированных на высокую нагрузку, применяется предварительная дискретизация как временных, так и пространственных показателей с построением единого индекса, что максимизирует плотность упаковки данных и уменьшает количество операций ввода-вывода.</w:t>
-      </w:r>
-      <w:r>
-        <w:t xml:space="preserve"> Наиболее производительным и гибким решением представляется составной индекс в СУБД по времени и идентификатору сектора, поскольку мощность такого индекса легко контролировать изменением </w:t>
-      </w:r>
-      <w:r>
-        <w:t>уровня геохеширования</w:t>
-      </w:r>
-      <w:r>
-        <w:t>, не</w:t>
-      </w:r>
-      <w:r>
-        <w:t xml:space="preserve">т необходимости партиционирования, которое уменьшает эффективность запросов, не задействующих ключ партиционирования, а также не зависит от планировщика запросов так же сильно, как подход с двумя раздельными индексами. </w:t>
-      </w:r>
-    </w:p>
-    <w:p>
-      <w:pPr>
-        <w:pStyle w:val="default1"/>
-      </w:pPr>
-      <w:r>
-        <w:t>Ретрансляция данных.</w:t>
-      </w:r>
-    </w:p>
-    <w:p>
-      <w:pPr>
-        <w:pStyle w:val="default1"/>
-      </w:pPr>
-      <w:r>
-        <w:t>Алгоритмическая сложность задачи ретрансляции зависит от целевого протокола (EGTS, HTTP, MQTT) и требований к гарантии доставки. Основная инженерная проблема лежит в области обеспечения отказоустойчивости: обработка временной недоступности внешнего сервиса, повтор отправки с экспоненциальной отсрочкой, контроль входящего потока</w:t>
-      </w:r>
-      <w:r>
-        <w:t xml:space="preserve">. </w:t>
-      </w:r>
-      <w:r>
-        <w:t xml:space="preserve">Эти задачи решаются архитектурными средствами – введением исходящих очередей с механизмом повторной обработки неудачных сообщений и стратегией </w:t>
-      </w:r>
-      <w:r>
-        <w:t xml:space="preserve">очереди недоставленных писем </w:t>
-      </w:r>
-      <w:r>
-        <w:t>(DLQ) для окончательно недоставленных данных</w:t>
+    </w:p>
+    <w:p>
+      <w:pPr>
+        <w:pStyle w:val="default1"/>
+      </w:pPr>
+    </w:p>
+    <w:p>
+      <w:pPr>
+        <w:pStyle w:val="2"/>
+      </w:pPr>
+      <w:r>
+        <w:t xml:space="preserve">1.2 </w:t>
+      </w:r>
+      <w:r>
+        <w:t>Постановка задачи</w:t>
+      </w:r>
+    </w:p>
+    <w:p>
+      <w:pPr>
+        <w:pStyle w:val="default1"/>
+      </w:pPr>
+      <w:r>
+        <w:t>На основании проведённого анализа предметной области, существующих систем-аналогов и современных технологических подходов сформулированы цель и требования к разрабатываемой системе позиционного отслеживания транспортных средств с обработкой событий в реальном времени.</w:t>
+      </w:r>
+    </w:p>
+    <w:p>
+      <w:pPr>
+        <w:pStyle w:val="default1"/>
+      </w:pPr>
+      <w:r>
+        <w:t>Цель разработки – создание высокопроизводительной, масштабируемой и отказоустойчивой программной платформы, обеспечивающей приём, обработку, хранение телеметрической информации, зональное отслеживание транспортных средств в режиме реального времени, пространственно-временной поиск телеметрии, а также ретрансляцию данных во внешние системы (в том числе государственные информационные системы «ЭРА-ГЛОНАСС» и «Платон»).</w:t>
+      </w:r>
+    </w:p>
+    <w:p>
+      <w:pPr>
+        <w:pStyle w:val="3"/>
+      </w:pPr>
+      <w:r>
+        <w:t xml:space="preserve">1.2.1 </w:t>
+      </w:r>
+      <w:r>
+        <w:t>Функциональные требования</w:t>
+      </w:r>
+    </w:p>
+    <w:p>
+      <w:pPr>
+        <w:pStyle w:val="default1"/>
+      </w:pPr>
+      <w:r>
+        <w:lastRenderedPageBreak/>
+        <w:t>Система должна обеспечивать выполнение следующих основных функций:</w:t>
+      </w:r>
+    </w:p>
+    <w:p>
+      <w:pPr>
+        <w:pStyle w:val="default1"/>
+        <w:numPr>
+          <w:ilvl w:val="0"/>
+          <w:numId w:val="11"/>
+        </w:numPr>
+      </w:pPr>
+      <w:r>
+        <w:t>Приём телеметрических данных:</w:t>
+      </w:r>
+    </w:p>
+    <w:p>
+      <w:pPr>
+        <w:pStyle w:val="default1"/>
+        <w:numPr>
+          <w:ilvl w:val="0"/>
+          <w:numId w:val="12"/>
+        </w:numPr>
+      </w:pPr>
+      <w:r>
+        <w:t>приём навигационных и диагностических пакетов от бортового оборудования различных производителей;</w:t>
+      </w:r>
+    </w:p>
+    <w:p>
+      <w:pPr>
+        <w:pStyle w:val="default1"/>
+        <w:numPr>
+          <w:ilvl w:val="0"/>
+          <w:numId w:val="12"/>
+        </w:numPr>
+      </w:pPr>
+      <w:r>
+        <w:t>поддержка протокола EGTS как обязательного стандарта взаимодействия с государственными системами</w:t>
+      </w:r>
+      <w:r>
+        <w:t xml:space="preserve"> и обязательным бортовым оборудованием;</w:t>
+      </w:r>
+    </w:p>
+    <w:p>
+      <w:pPr>
+        <w:pStyle w:val="default1"/>
+        <w:numPr>
+          <w:ilvl w:val="0"/>
+          <w:numId w:val="12"/>
+        </w:numPr>
+      </w:pPr>
+      <w:r>
+        <w:t>потоковая обработка входящих сообщений с гарантией сохранения порядка в рамках одного транспортного средства</w:t>
+      </w:r>
+      <w:r>
+        <w:t>;</w:t>
+      </w:r>
+    </w:p>
+    <w:p>
+      <w:pPr>
+        <w:pStyle w:val="default1"/>
+        <w:numPr>
+          <w:ilvl w:val="0"/>
+          <w:numId w:val="12"/>
+        </w:numPr>
+      </w:pPr>
+      <w:r>
+        <w:t>подтверждение приема данных только после подтверждения их отправки во внутренний брокер сообщений</w:t>
+      </w:r>
+      <w:r>
+        <w:t>.</w:t>
+      </w:r>
+    </w:p>
+    <w:p>
+      <w:pPr>
+        <w:pStyle w:val="default1"/>
+        <w:numPr>
+          <w:ilvl w:val="0"/>
+          <w:numId w:val="11"/>
+        </w:numPr>
+      </w:pPr>
+      <w:r>
+        <w:t>Первичная обработка и хранение телеметрии:</w:t>
+      </w:r>
+    </w:p>
+    <w:p>
+      <w:pPr>
+        <w:pStyle w:val="default1"/>
+        <w:numPr>
+          <w:ilvl w:val="0"/>
+          <w:numId w:val="13"/>
+        </w:numPr>
+      </w:pPr>
+      <w:r>
+        <w:t>анализ показателей телеметрии; формирование событий, связанных с телеметрическими показателями</w:t>
+      </w:r>
+      <w:r>
+        <w:t>;</w:t>
+      </w:r>
+    </w:p>
+    <w:p>
+      <w:pPr>
+        <w:pStyle w:val="default1"/>
+        <w:numPr>
+          <w:ilvl w:val="0"/>
+          <w:numId w:val="13"/>
+        </w:numPr>
+      </w:pPr>
+      <w:r>
+        <w:t>сохранение данных в СУБД для дальнейших запросов.</w:t>
+      </w:r>
+    </w:p>
+    <w:p>
+      <w:pPr>
+        <w:pStyle w:val="default1"/>
+        <w:numPr>
+          <w:ilvl w:val="0"/>
+          <w:numId w:val="11"/>
+        </w:numPr>
+      </w:pPr>
+      <w:r>
+        <w:t>Зональное отслеживание в реальном времени:</w:t>
+      </w:r>
+    </w:p>
+    <w:p>
+      <w:pPr>
+        <w:pStyle w:val="default1"/>
+        <w:numPr>
+          <w:ilvl w:val="0"/>
+          <w:numId w:val="14"/>
+        </w:numPr>
+      </w:pPr>
+      <w:r>
+        <w:t>ведение реестра геозо</w:t>
+      </w:r>
+      <w:r>
+        <w:t>н</w:t>
+      </w:r>
+      <w:r>
+        <w:t>, описываемых многоугольниками</w:t>
       </w:r>
       <w:r>
         <w:t xml:space="preserve"> </w:t>
       </w:r>
       <w:r>
-        <w:t>[7</w:t>
-      </w:r>
-      <w:r>
-        <w:t>]</w:t>
+        <w:t>и окружностями</w:t>
+      </w:r>
+      <w:r>
+        <w:t>;</w:t>
+      </w:r>
+    </w:p>
+    <w:p>
+      <w:pPr>
+        <w:pStyle w:val="default1"/>
+        <w:numPr>
+          <w:ilvl w:val="0"/>
+          <w:numId w:val="14"/>
+        </w:numPr>
+      </w:pPr>
+      <w:r>
+        <w:t>автоматическое определение факта вхождения/выхода транспортного средства в/из контролируемой зоны в момент поступления телеметрического пакета;</w:t>
+      </w:r>
+    </w:p>
+    <w:p>
+      <w:pPr>
+        <w:pStyle w:val="default1"/>
+        <w:numPr>
+          <w:ilvl w:val="0"/>
+          <w:numId w:val="14"/>
+        </w:numPr>
+      </w:pPr>
+      <w:r>
+        <w:t>генерация событий (вход, выход, превышение скорости в зоне и др.) и их доставка заинтересованным подсистемам;</w:t>
+      </w:r>
+    </w:p>
+    <w:p>
+      <w:pPr>
+        <w:pStyle w:val="default1"/>
+        <w:numPr>
+          <w:ilvl w:val="0"/>
+          <w:numId w:val="14"/>
+        </w:numPr>
+      </w:pPr>
+      <w:r>
+        <w:t>использование пространственного индекса</w:t>
+      </w:r>
+      <w:r>
+        <w:t xml:space="preserve"> в оперативной памяти</w:t>
+      </w:r>
+      <w:r>
+        <w:t xml:space="preserve"> на базе</w:t>
+      </w:r>
+      <w:r>
+        <w:t xml:space="preserve"> гео</w:t>
+      </w:r>
+      <w:r>
+        <w:t>хеш</w:t>
+      </w:r>
+      <w:r>
+        <w:t xml:space="preserve">ирования </w:t>
+      </w:r>
+      <w:r>
+        <w:rPr>
+          <w:lang w:val="en-US"/>
+        </w:rPr>
+        <w:t>Google</w:t>
+      </w:r>
+      <w:r>
+        <w:t xml:space="preserve"> S2 для обеспечения высокой и предсказуемой производительности при количестве зон порядка 10 000 и более.</w:t>
+      </w:r>
+    </w:p>
+    <w:p>
+      <w:pPr>
+        <w:pStyle w:val="default1"/>
+        <w:numPr>
+          <w:ilvl w:val="0"/>
+          <w:numId w:val="11"/>
+        </w:numPr>
+      </w:pPr>
+      <w:r>
+        <w:lastRenderedPageBreak/>
+        <w:t>Пространственно-временной поиск телеметрии:</w:t>
+      </w:r>
+    </w:p>
+    <w:p>
+      <w:pPr>
+        <w:pStyle w:val="default1"/>
+        <w:numPr>
+          <w:ilvl w:val="0"/>
+          <w:numId w:val="15"/>
+        </w:numPr>
+      </w:pPr>
+      <w:r>
+        <w:t>выборка телеметрических записей по комбинированному фильтру: географический регион (прямоугольник) и временной интервал;</w:t>
+      </w:r>
+    </w:p>
+    <w:p>
+      <w:pPr>
+        <w:pStyle w:val="default1"/>
+        <w:numPr>
+          <w:ilvl w:val="0"/>
+          <w:numId w:val="15"/>
+        </w:numPr>
+      </w:pPr>
+      <w:r>
+        <w:t>использование дискретизированных пространственно-временных индексов (составной индекс по идентификатору ячейки</w:t>
+      </w:r>
+      <w:r>
+        <w:t xml:space="preserve"> (геохеш)</w:t>
+      </w:r>
+      <w:r>
+        <w:t xml:space="preserve"> и времени) для эффективного выполнения запросов;</w:t>
+      </w:r>
+    </w:p>
+    <w:p>
+      <w:pPr>
+        <w:pStyle w:val="default1"/>
+        <w:numPr>
+          <w:ilvl w:val="0"/>
+          <w:numId w:val="15"/>
+        </w:numPr>
+      </w:pPr>
+      <w:r>
+        <w:t xml:space="preserve">предоставление </w:t>
+      </w:r>
+      <w:r>
+        <w:t xml:space="preserve">пользовательского </w:t>
+      </w:r>
+      <w:r>
+        <w:t>интерфейса для отображения треков</w:t>
+      </w:r>
+      <w:r>
+        <w:t xml:space="preserve"> за запрошенный период</w:t>
+      </w:r>
+      <w:r>
+        <w:t xml:space="preserve"> на карте</w:t>
+      </w:r>
+      <w:r>
+        <w:t>, вывод списка транспортных средств, находившихся за указанный временной интервал в запрошенной географической области</w:t>
       </w:r>
       <w:r>
         <w:t>.</w:t>
@@ -1164,123 +1717,3636 @@
     <w:p>
       <w:pPr>
         <w:pStyle w:val="default1"/>
+        <w:numPr>
+          <w:ilvl w:val="0"/>
+          <w:numId w:val="11"/>
+        </w:numPr>
+      </w:pPr>
+      <w:r>
+        <w:t>Ретрансляция данных:</w:t>
+      </w:r>
+    </w:p>
+    <w:p>
+      <w:pPr>
+        <w:pStyle w:val="default1"/>
+        <w:numPr>
+          <w:ilvl w:val="0"/>
+          <w:numId w:val="16"/>
+        </w:numPr>
+      </w:pPr>
+      <w:r>
+        <w:t xml:space="preserve">возможность настройки </w:t>
+      </w:r>
+      <w:r>
+        <w:t>передач</w:t>
+      </w:r>
+      <w:r>
+        <w:t>и</w:t>
+      </w:r>
+      <w:r>
+        <w:t xml:space="preserve"> обработанных телеметрических пакетов в одну или несколько внешних систем по различным протоколам (EGTS, HTTP/JSON);</w:t>
+      </w:r>
+    </w:p>
+    <w:p>
+      <w:pPr>
+        <w:pStyle w:val="default1"/>
+        <w:numPr>
+          <w:ilvl w:val="0"/>
+          <w:numId w:val="16"/>
+        </w:numPr>
+      </w:pPr>
+      <w:r>
+        <w:t>настраиваемые правила маршрутизации</w:t>
+      </w:r>
+      <w:r>
+        <w:t>:</w:t>
+      </w:r>
+      <w:r>
+        <w:t xml:space="preserve"> </w:t>
+      </w:r>
+      <w:r>
+        <w:t>т</w:t>
+      </w:r>
+      <w:r>
+        <w:t>ип данных</w:t>
+      </w:r>
+      <w:r>
+        <w:t>,</w:t>
+      </w:r>
+      <w:r>
+        <w:t xml:space="preserve"> идентификатор транспортного средства;</w:t>
+      </w:r>
+    </w:p>
+    <w:p>
+      <w:pPr>
+        <w:pStyle w:val="default1"/>
+        <w:numPr>
+          <w:ilvl w:val="0"/>
+          <w:numId w:val="16"/>
+        </w:numPr>
+      </w:pPr>
+      <w:r>
+        <w:t>механизм гарантированной доставки: буферизация и повторные попытки с экспоненциальной отсрочкой, выделенная очередь недоставленных сообщений.</w:t>
+      </w:r>
+    </w:p>
+    <w:p>
+      <w:pPr>
+        <w:pStyle w:val="default1"/>
+        <w:numPr>
+          <w:ilvl w:val="0"/>
+          <w:numId w:val="11"/>
+        </w:numPr>
+      </w:pPr>
+      <w:r>
+        <w:t>Пользовательский интерфейс:</w:t>
+      </w:r>
+    </w:p>
+    <w:p>
+      <w:pPr>
+        <w:pStyle w:val="default1"/>
+        <w:numPr>
+          <w:ilvl w:val="0"/>
+          <w:numId w:val="17"/>
+        </w:numPr>
+      </w:pPr>
+      <w:r>
+        <w:t>веб-интерфейс для администраторов и диспетчеров, обеспечивающий визуализацию текущего положения транспортных средств на карте, историю треков, конфигурирование геозон, правил ретрансляции и просмотр событий;</w:t>
+      </w:r>
+    </w:p>
+    <w:p>
+      <w:pPr>
+        <w:pStyle w:val="default1"/>
+        <w:numPr>
+          <w:ilvl w:val="0"/>
+          <w:numId w:val="17"/>
+        </w:numPr>
+      </w:pPr>
+      <w:r>
+        <w:t>REST API для интеграции с внешними информационными системами предприятия (учётные системы, системы документооборота, мобильные приложения).</w:t>
+      </w:r>
+    </w:p>
+    <w:p>
+      <w:pPr>
+        <w:pStyle w:val="default1"/>
+        <w:numPr>
+          <w:ilvl w:val="0"/>
+          <w:numId w:val="11"/>
+        </w:numPr>
+      </w:pPr>
+      <w:r>
+        <w:t>Требования к данным</w:t>
+      </w:r>
+    </w:p>
+    <w:p>
+      <w:pPr>
+        <w:pStyle w:val="default1"/>
       </w:pPr>
       <w:r>
         <w:lastRenderedPageBreak/>
-        <w:t>Вопросам построения систем мониторинга и управления транспортом посвящён ряд научных работ и отраслевых публикаций. В статье А.Н. Зиарманда и В.И. Хаханова «Модели и методы мониторинга и управления транспортом» (2016) рассмотрены основные направления развития киберфизического транспортного компьютинга, включая средства точного позиционирования, облачные сервисы и системы мониторинга в реальном времени. Монография П.И. Смирнова, М.Ю. Карелиной и Б.С. Субботина «Применение систем транспортной телематики для повышения эффективности эксплуатации техники» (2023) представляет математические модели и концепции управления бизнес-процессами предприятий на основе данных спутникового мониторинга. Учебное пособие А.В. Пузакова «Телематика на автомобильном транспорте» (2024) описывает принципы построения интеллектуальных транспортных систем, включая подсистемы мониторинга транспортных потоков и информационного обеспечения участников дорожного движения.</w:t>
-      </w:r>
-    </w:p>
-    <w:p>
-      <w:pPr>
-        <w:pStyle w:val="default1"/>
+        <w:t>Входные данные: телеметрические пакеты, содержащие идентификатор устройства, географические координаты, скорость, направление, высоту, показания датчиков, временную метку; пакеты поступают от бортовых навигационных терминалов.</w:t>
+      </w:r>
+    </w:p>
+    <w:p>
+      <w:pPr>
+        <w:pStyle w:val="default1"/>
+      </w:pPr>
+      <w:r>
+        <w:t>Выходные данные:</w:t>
+      </w:r>
+    </w:p>
+    <w:p>
+      <w:pPr>
+        <w:pStyle w:val="default1"/>
+        <w:numPr>
+          <w:ilvl w:val="0"/>
+          <w:numId w:val="18"/>
+        </w:numPr>
+      </w:pPr>
+      <w:r>
+        <w:t>события телеметрического контроля (тип события, объект, время, координаты, метаданные)</w:t>
+      </w:r>
+    </w:p>
+    <w:p>
+      <w:pPr>
+        <w:pStyle w:val="default1"/>
+        <w:numPr>
+          <w:ilvl w:val="0"/>
+          <w:numId w:val="18"/>
+        </w:numPr>
+      </w:pPr>
+      <w:r>
+        <w:t>события зонального контроля (тип события, объект, зона, время);</w:t>
+      </w:r>
+    </w:p>
+    <w:p>
+      <w:pPr>
+        <w:pStyle w:val="default1"/>
+        <w:numPr>
+          <w:ilvl w:val="0"/>
+          <w:numId w:val="18"/>
+        </w:numPr>
+      </w:pPr>
+      <w:r>
+        <w:t>результаты пространственно-временных запросов (набор телеметрических записей);</w:t>
+      </w:r>
+    </w:p>
+    <w:p>
+      <w:pPr>
+        <w:pStyle w:val="default1"/>
+        <w:numPr>
+          <w:ilvl w:val="0"/>
+          <w:numId w:val="18"/>
+        </w:numPr>
+      </w:pPr>
+      <w:r>
+        <w:t>ретранслированные пакеты в формате, требуемом принимающей стороной.</w:t>
+      </w:r>
+    </w:p>
+    <w:p>
+      <w:pPr>
+        <w:pStyle w:val="default1"/>
+      </w:pPr>
+      <w:r>
+        <w:t xml:space="preserve">Хранение: долговременное хранение всех необработанных и обработанных телеметрических записей в реляционной СУБД; хранение конфигураций (геозоны, правила) </w:t>
+      </w:r>
+      <w:r>
+        <w:t>в реляционной СУБД</w:t>
+      </w:r>
+      <w:r>
+        <w:t xml:space="preserve">, кратковременное хранение данных в персистентном брокере сообщений </w:t>
+      </w:r>
+      <w:r>
+        <w:t>(</w:t>
+      </w:r>
+      <w:r>
+        <w:rPr>
+          <w:lang w:val="en-US"/>
+        </w:rPr>
+        <w:t>Apache</w:t>
+      </w:r>
+      <w:r>
+        <w:t xml:space="preserve"> </w:t>
+      </w:r>
+      <w:r>
+        <w:rPr>
+          <w:lang w:val="en-US"/>
+        </w:rPr>
+        <w:t>Kafka</w:t>
+      </w:r>
+      <w:r>
+        <w:t>)</w:t>
+      </w:r>
+      <w:r>
+        <w:t>.</w:t>
+      </w:r>
+    </w:p>
+    <w:p>
+      <w:pPr>
+        <w:pStyle w:val="3"/>
+      </w:pPr>
+      <w:r>
+        <w:rPr>
+          <w:lang w:val="en-US"/>
+        </w:rPr>
+        <w:t xml:space="preserve">1.2.2 </w:t>
+      </w:r>
+      <w:r>
+        <w:t>Нефункциональные требования</w:t>
+      </w:r>
+    </w:p>
+    <w:p>
+      <w:pPr>
+        <w:pStyle w:val="default1"/>
+        <w:numPr>
+          <w:ilvl w:val="0"/>
+          <w:numId w:val="6"/>
+        </w:numPr>
+      </w:pPr>
+      <w:r>
+        <w:t>Производительность:</w:t>
+      </w:r>
+    </w:p>
+    <w:p>
+      <w:pPr>
+        <w:pStyle w:val="default1"/>
+        <w:numPr>
+          <w:ilvl w:val="0"/>
+          <w:numId w:val="9"/>
+        </w:numPr>
+      </w:pPr>
+      <w:r>
+        <w:t xml:space="preserve">система должна обрабатывать поток </w:t>
+      </w:r>
+      <w:r>
+        <w:t>не менее</w:t>
+      </w:r>
+      <w:r>
+        <w:t xml:space="preserve"> </w:t>
+      </w:r>
+      <w:r>
+        <w:t>2</w:t>
+      </w:r>
+      <w:r>
+        <w:t xml:space="preserve"> 000 сообщений в секунду на типовом аппаратном обеспечении</w:t>
+      </w:r>
+      <w:r>
+        <w:t xml:space="preserve"> (</w:t>
+      </w:r>
+      <w:r>
         <w:rPr>
           <w:highlight w:val="yellow"/>
         </w:rPr>
-      </w:pPr>
+        <w:t>Приложение ?</w:t>
+      </w:r>
+      <w:r>
+        <w:t>)</w:t>
+      </w:r>
+      <w:r>
+        <w:t>;</w:t>
+      </w:r>
+    </w:p>
+    <w:p>
+      <w:pPr>
+        <w:pStyle w:val="default1"/>
+        <w:numPr>
+          <w:ilvl w:val="0"/>
+          <w:numId w:val="9"/>
+        </w:numPr>
+      </w:pPr>
+      <w:r>
+        <w:t>задержка между поступлением пакета</w:t>
+      </w:r>
+      <w:r>
+        <w:t xml:space="preserve"> в приемную службу</w:t>
+      </w:r>
+      <w:r>
+        <w:t xml:space="preserve"> и генерацией события входа/выхода из зоны не должна превышать 500 мс в 95% случаев</w:t>
+      </w:r>
+      <w:r>
+        <w:t xml:space="preserve"> при нагрузке 2</w:t>
+      </w:r>
+      <w:r>
+        <w:t xml:space="preserve"> </w:t>
+      </w:r>
+      <w:r>
+        <w:t>000 сообщений в секунду</w:t>
+      </w:r>
+      <w:r>
+        <w:t>.</w:t>
+      </w:r>
+    </w:p>
+    <w:p>
+      <w:pPr>
+        <w:pStyle w:val="default1"/>
+        <w:numPr>
+          <w:ilvl w:val="0"/>
+          <w:numId w:val="6"/>
+        </w:numPr>
+      </w:pPr>
+      <w:r>
+        <w:t>Масштабируемость:</w:t>
+      </w:r>
+    </w:p>
+    <w:p>
+      <w:pPr>
+        <w:pStyle w:val="default1"/>
+        <w:numPr>
+          <w:ilvl w:val="0"/>
+          <w:numId w:val="8"/>
+        </w:numPr>
+      </w:pPr>
+      <w:r>
+        <w:t>архитектура должна позволять горизонтальное масштабирование компонентов приёма, обработки</w:t>
+      </w:r>
+      <w:r>
+        <w:t>,</w:t>
+      </w:r>
+      <w:r>
+        <w:t xml:space="preserve"> хранения</w:t>
+      </w:r>
+      <w:r>
+        <w:t xml:space="preserve"> и ретрансляции</w:t>
+      </w:r>
+      <w:r>
+        <w:t xml:space="preserve"> данных;</w:t>
+      </w:r>
+    </w:p>
+    <w:p>
+      <w:pPr>
+        <w:pStyle w:val="default1"/>
+        <w:numPr>
+          <w:ilvl w:val="0"/>
+          <w:numId w:val="8"/>
+        </w:numPr>
+      </w:pPr>
+      <w:r>
+        <w:lastRenderedPageBreak/>
+        <w:t>должен быть использован</w:t>
+      </w:r>
+      <w:r>
+        <w:t xml:space="preserve"> микросервисн</w:t>
+      </w:r>
+      <w:r>
+        <w:t>ый</w:t>
+      </w:r>
+      <w:r>
+        <w:t xml:space="preserve"> подход и</w:t>
+      </w:r>
+      <w:r>
+        <w:t xml:space="preserve"> применено</w:t>
+      </w:r>
+      <w:r>
+        <w:t xml:space="preserve"> асинхронно</w:t>
+      </w:r>
+      <w:r>
+        <w:t>е</w:t>
+      </w:r>
+      <w:r>
+        <w:t xml:space="preserve"> взаимодействи</w:t>
+      </w:r>
+      <w:r>
+        <w:t>е</w:t>
+      </w:r>
+      <w:r>
+        <w:t xml:space="preserve"> через брокер сообщений для независимого расширения узких мест.</w:t>
+      </w:r>
+    </w:p>
+    <w:p>
+      <w:pPr>
+        <w:pStyle w:val="default1"/>
+        <w:numPr>
+          <w:ilvl w:val="0"/>
+          <w:numId w:val="6"/>
+        </w:numPr>
+      </w:pPr>
+      <w:r>
+        <w:t>Отказоустойчивость:</w:t>
+      </w:r>
+    </w:p>
+    <w:p>
+      <w:pPr>
+        <w:pStyle w:val="default1"/>
+        <w:numPr>
+          <w:ilvl w:val="0"/>
+          <w:numId w:val="7"/>
+        </w:numPr>
+      </w:pPr>
+      <w:r>
+        <w:t>система должна сохранять работоспособность при временной недоступности внешних сервисов (очереди повторной отправки);</w:t>
+      </w:r>
+    </w:p>
+    <w:p>
+      <w:pPr>
+        <w:pStyle w:val="default1"/>
+        <w:numPr>
+          <w:ilvl w:val="0"/>
+          <w:numId w:val="7"/>
+        </w:numPr>
+      </w:pPr>
+      <w:r>
+        <w:t xml:space="preserve">предусмотреть </w:t>
+      </w:r>
+      <w:r>
+        <w:t>аппаратное разделение</w:t>
+      </w:r>
+      <w:r>
+        <w:t xml:space="preserve"> критичных компонентов для устранения единой точки отказа</w:t>
+      </w:r>
+      <w:r>
+        <w:t xml:space="preserve"> и уменьшении вероятности полной потери работоспособности</w:t>
+      </w:r>
+      <w:r>
+        <w:t>;</w:t>
+      </w:r>
+    </w:p>
+    <w:p>
+      <w:pPr>
+        <w:pStyle w:val="default1"/>
+        <w:numPr>
+          <w:ilvl w:val="0"/>
+          <w:numId w:val="7"/>
+        </w:numPr>
+      </w:pPr>
+      <w:r>
+        <w:t>автоматическое восстановление после сбоев без потери уже принятых данных.</w:t>
+      </w:r>
+    </w:p>
+    <w:p>
+      <w:pPr>
+        <w:pStyle w:val="default1"/>
+        <w:numPr>
+          <w:ilvl w:val="0"/>
+          <w:numId w:val="6"/>
+        </w:numPr>
+      </w:pPr>
+      <w:r>
+        <w:t>Безопасность:</w:t>
+      </w:r>
+    </w:p>
+    <w:p>
+      <w:pPr>
+        <w:pStyle w:val="default1"/>
+        <w:numPr>
+          <w:ilvl w:val="0"/>
+          <w:numId w:val="10"/>
+        </w:numPr>
+      </w:pPr>
+      <w:r>
+        <w:t>аутентификация и авторизация пользователей веб-интерфейса и API;</w:t>
+      </w:r>
+    </w:p>
+    <w:p>
+      <w:pPr>
+        <w:pStyle w:val="default1"/>
+        <w:numPr>
+          <w:ilvl w:val="0"/>
+          <w:numId w:val="10"/>
+        </w:numPr>
+      </w:pPr>
+      <w:r>
+        <w:t>межсервисное взаимодействие по защищённым каналам</w:t>
+      </w:r>
+      <w:r>
+        <w:t xml:space="preserve"> </w:t>
+      </w:r>
+      <w:r>
+        <w:t>(</w:t>
+      </w:r>
       <w:r>
         <w:rPr>
-          <w:highlight w:val="yellow"/>
+          <w:lang w:val="en-US"/>
         </w:rPr>
-        <w:t xml:space="preserve">Проблематике масштабируемости серверной части систем отслеживания транспорта посвящена статья А.О. Игумнова «Архитектура программного обеспечения распределенной системы мониторинга и управления транспортом» (2021), в которой рассматриваются особенности существующих решений и предлагается подход к построению единой платформы на основе сервис-ориентированной архитектуры. Практическим примером реализации высоконагруженной платформы для сбора и обработки телематических данных является проект компании «Рексофт» для ГК «СТТ», описанный в публикации «Платформа обработки больших данных» (2024). В рамках проекта создана платформа на базе Hadoop, Spark, Kafka и ClickHouse, обеспечивающая гарантированный приём и обработку телематических данных от десятков тысяч транспортных средств. Более детально технологии потоковой обработки данных — Apache Kafka и Spark Streaming — рассмотрены в обзоре Н.В. Кушнир и соавторов «Анализ данных в реальном времени: преимущества и примеры использования Stream Processing» (2023), </w:t>
+        <w:t>SSL</w:t>
+      </w:r>
+      <w:r>
+        <w:t>/</w:t>
       </w:r>
       <w:r>
         <w:rPr>
-          <w:highlight w:val="yellow"/>
+          <w:lang w:val="en-US"/>
         </w:rPr>
+        <w:t>TLS</w:t>
+      </w:r>
+      <w:r>
+        <w:t>)</w:t>
+      </w:r>
+      <w:r>
+        <w:t>;</w:t>
+      </w:r>
+    </w:p>
+    <w:p>
+      <w:pPr>
+        <w:pStyle w:val="default1"/>
+        <w:numPr>
+          <w:ilvl w:val="0"/>
+          <w:numId w:val="10"/>
+        </w:numPr>
+      </w:pPr>
+      <w:r>
+        <w:t>журналирование действий пользователей и административных операций.</w:t>
+      </w:r>
+    </w:p>
+    <w:p>
+      <w:pPr>
+        <w:pStyle w:val="default1"/>
+      </w:pPr>
+      <w:r>
+        <w:t xml:space="preserve">5. </w:t>
+      </w:r>
+      <w:r>
+        <w:t>Технологические требования</w:t>
+      </w:r>
+    </w:p>
+    <w:p>
+      <w:pPr>
+        <w:pStyle w:val="default1"/>
+        <w:numPr>
+          <w:ilvl w:val="0"/>
+          <w:numId w:val="19"/>
+        </w:numPr>
+      </w:pPr>
+      <w:r>
+        <w:t>с</w:t>
+      </w:r>
+      <w:r>
+        <w:t>ерверн</w:t>
+      </w:r>
+      <w:r>
+        <w:t xml:space="preserve">ые приложения </w:t>
+      </w:r>
+      <w:r>
+        <w:t>должны</w:t>
+      </w:r>
+      <w:r>
+        <w:t xml:space="preserve"> быть </w:t>
+      </w:r>
+      <w:r>
+        <w:t>реализ</w:t>
+      </w:r>
+      <w:r>
+        <w:t>ованы</w:t>
+      </w:r>
+      <w:r>
+        <w:t xml:space="preserve"> с использованием язык</w:t>
+      </w:r>
+      <w:r>
+        <w:t>ов программирования</w:t>
+      </w:r>
+      <w:r>
+        <w:t xml:space="preserve"> </w:t>
+      </w:r>
+      <w:r>
+        <w:rPr>
+          <w:lang w:val="en-US"/>
+        </w:rPr>
+        <w:t>Kotlin</w:t>
+      </w:r>
+      <w:r>
+        <w:t xml:space="preserve">, </w:t>
+      </w:r>
+      <w:r>
+        <w:rPr>
+          <w:lang w:val="en-US"/>
+        </w:rPr>
+        <w:t>C</w:t>
+      </w:r>
+      <w:r>
+        <w:t xml:space="preserve">#, </w:t>
+      </w:r>
+      <w:r>
+        <w:rPr>
+          <w:lang w:val="en-US"/>
+        </w:rPr>
+        <w:t>Python</w:t>
+      </w:r>
+      <w:r>
+        <w:t>;</w:t>
+      </w:r>
+    </w:p>
+    <w:p>
+      <w:pPr>
+        <w:pStyle w:val="default1"/>
+        <w:numPr>
+          <w:ilvl w:val="0"/>
+          <w:numId w:val="19"/>
+        </w:numPr>
+      </w:pPr>
+      <w:r>
+        <w:t xml:space="preserve">для разработки клиентского веб-интерфейса должен быть использован компонентно-ориентированный </w:t>
+      </w:r>
+      <w:r>
+        <w:t>фронтенд-</w:t>
+      </w:r>
+      <w:r>
+        <w:t xml:space="preserve">фреймворк </w:t>
+      </w:r>
+      <w:r>
+        <w:rPr>
+          <w:lang w:val="en-US"/>
+        </w:rPr>
+        <w:t>Vue</w:t>
+      </w:r>
+      <w:r>
+        <w:t xml:space="preserve">, язык программирования – </w:t>
+      </w:r>
+      <w:r>
+        <w:rPr>
+          <w:lang w:val="en-US"/>
+        </w:rPr>
+        <w:t>TypeScript</w:t>
+      </w:r>
+      <w:r>
+        <w:t>/</w:t>
+      </w:r>
+      <w:r>
+        <w:rPr>
+          <w:lang w:val="en-US"/>
+        </w:rPr>
+        <w:t>JavaScript</w:t>
+      </w:r>
+      <w:r>
+        <w:t>;</w:t>
+      </w:r>
+    </w:p>
+    <w:p>
+      <w:pPr>
+        <w:pStyle w:val="default1"/>
+        <w:numPr>
+          <w:ilvl w:val="0"/>
+          <w:numId w:val="19"/>
+        </w:numPr>
+      </w:pPr>
+      <w:r>
+        <w:t>в</w:t>
+      </w:r>
+      <w:r>
+        <w:t xml:space="preserve"> качестве брокера сообщений и потоковой шины используется Apache Kafka и RabbitMQ</w:t>
+      </w:r>
+      <w:r>
+        <w:t>;</w:t>
+      </w:r>
+    </w:p>
+    <w:p>
+      <w:pPr>
+        <w:pStyle w:val="default1"/>
+        <w:numPr>
+          <w:ilvl w:val="0"/>
+          <w:numId w:val="19"/>
+        </w:numPr>
+      </w:pPr>
+      <w:r>
+        <w:t>о</w:t>
+      </w:r>
+      <w:r>
+        <w:t>сновная СУБД – PostgreSQL</w:t>
+      </w:r>
+      <w:r>
+        <w:t>,</w:t>
+      </w:r>
+      <w:r>
+        <w:t xml:space="preserve"> для </w:t>
+      </w:r>
+      <w:r>
+        <w:t>кэшировани</w:t>
+      </w:r>
+      <w:r>
+        <w:t>я применяется</w:t>
+      </w:r>
+      <w:r>
+        <w:t xml:space="preserve"> Redis</w:t>
+      </w:r>
+      <w:r>
+        <w:t>;</w:t>
+      </w:r>
+    </w:p>
+    <w:p>
+      <w:pPr>
+        <w:pStyle w:val="default1"/>
+        <w:numPr>
+          <w:ilvl w:val="0"/>
+          <w:numId w:val="19"/>
+        </w:numPr>
+      </w:pPr>
+      <w:r>
+        <w:t>п</w:t>
+      </w:r>
+      <w:r>
+        <w:t xml:space="preserve">ространственное индексирование зон </w:t>
+      </w:r>
+      <w:r>
+        <w:t>выполняется</w:t>
+      </w:r>
+      <w:r>
+        <w:t xml:space="preserve"> </w:t>
+      </w:r>
+      <w:r>
+        <w:t>с помощью геохеширования</w:t>
+      </w:r>
+      <w:r>
+        <w:t xml:space="preserve"> Google S2</w:t>
+      </w:r>
+      <w:r>
+        <w:t>;</w:t>
+      </w:r>
+    </w:p>
+    <w:p>
+      <w:pPr>
+        <w:pStyle w:val="default1"/>
+        <w:numPr>
+          <w:ilvl w:val="0"/>
+          <w:numId w:val="19"/>
+        </w:numPr>
+      </w:pPr>
+      <w:r>
         <w:lastRenderedPageBreak/>
-        <w:t>где показаны возможности построения отказоустойчивых конвейеров обработки потоковых данных.</w:t>
-      </w:r>
-    </w:p>
-    <w:p>
-      <w:pPr>
-        <w:pStyle w:val="default1"/>
-        <w:rPr>
-          <w:highlight w:val="yellow"/>
-        </w:rPr>
-      </w:pPr>
-      <w:r>
-        <w:rPr>
-          <w:highlight w:val="yellow"/>
-        </w:rPr>
-        <w:t>Методам геопространственного индексирования, имеющим ключевое значение для задачи зонального отслеживания, посвящена статья JIANG Bohui и ZHOU Weifeng «Comparative Analysis of GeoHash, Google S2 and Uber H3 as Global Geographic Grid Coding Methods» (2024). В работе выполнен сравнительный анализ трёх наиболее распространённых в коммерческих приложениях систем геокодирования, рассмотрены алгоритмические особенности каждой из них, включая форму ячейки, число уровней иерархии и вычислительную сложность операций. Статья Н.В. Гриневой и А.Д. Топыркина «Theoretical aspects of collecting, processing and storing spatial data in solving location and planning problems» (2025) также содержит анализ трёх иерархических индексных систем — Geohash, S2 и H3, с выделением их характеристик и слабых сторон. Отмечается, что библиотека Google S2 обеспечивает более зрелый функционал и удобство работы по сравнению с аналогами, что делает её предпочтительным выбором для задач геопространственного анализа в реальном времени.</w:t>
-      </w:r>
-    </w:p>
-    <w:p>
-      <w:pPr>
-        <w:pStyle w:val="default1"/>
-        <w:rPr>
-          <w:highlight w:val="yellow"/>
-        </w:rPr>
-      </w:pPr>
-      <w:r>
-        <w:rPr>
-          <w:highlight w:val="yellow"/>
-        </w:rPr>
-        <w:t>Задача пространственно-временного поиска телеметрических данных исследована в работах M. Gorawski и A. Dyga. В статье «Indexing of Spatio-Temporal Telemetric Data based on Distributed Mobile Bucket Index» (2006) предложена структура данных, отвечающая на пространственно-временные диапазонные запросы к телеметрическим данным, с возможностью адаптивной настройки под изменяющееся распределение данных. В развитие этой темы авторами опубликована работа «Indexing of Spatio-Temporal Telemetric Data Based on Adaptive Multi-Dimensional Bucket Index» (2009), где идея многомерного индексного сегмента распространена на более широкий класс телеметрических приложений.</w:t>
-      </w:r>
-      <w:bookmarkStart w:id="0" w:name="_GoBack"/>
-      <w:bookmarkEnd w:id="0"/>
-    </w:p>
-    <w:p>
-      <w:pPr>
-        <w:pStyle w:val="default1"/>
-        <w:rPr>
-          <w:highlight w:val="yellow"/>
-        </w:rPr>
-      </w:pPr>
-      <w:r>
-        <w:rPr>
-          <w:highlight w:val="yellow"/>
-        </w:rPr>
-        <w:t xml:space="preserve">Правовые и технические аспекты передачи телематической информации в государственные информационные системы регулируются рядом нормативных документов. Протокол EGTS (Era Glonass Telematics Standard) </w:t>
-      </w:r>
-      <w:r>
-        <w:rPr>
-          <w:highlight w:val="yellow"/>
-        </w:rPr>
+        <w:t>р</w:t>
+      </w:r>
+      <w:r>
+        <w:t>азвёртывание</w:t>
+      </w:r>
+      <w:r>
+        <w:t xml:space="preserve"> выполняется</w:t>
+      </w:r>
+      <w:r>
+        <w:t xml:space="preserve"> в контейнерах Docker для упрощения эксплуатации и масштабирования.</w:t>
+      </w:r>
+    </w:p>
+    <w:p>
+      <w:pPr>
+        <w:pStyle w:val="default1"/>
+      </w:pPr>
+      <w:r>
+        <w:t xml:space="preserve">6. </w:t>
+      </w:r>
+      <w:r>
+        <w:t>Сопровождение и документация:</w:t>
+      </w:r>
+    </w:p>
+    <w:p>
+      <w:pPr>
+        <w:pStyle w:val="default1"/>
+        <w:numPr>
+          <w:ilvl w:val="0"/>
+          <w:numId w:val="21"/>
+        </w:numPr>
+      </w:pPr>
+      <w:r>
+        <w:t>код должен сопровождаться технической документацией и руководством по развёртыванию;</w:t>
+      </w:r>
+    </w:p>
+    <w:p>
+      <w:pPr>
+        <w:pStyle w:val="default1"/>
+        <w:numPr>
+          <w:ilvl w:val="0"/>
+          <w:numId w:val="21"/>
+        </w:numPr>
+      </w:pPr>
+      <w:r>
+        <w:t>предусмотрены средства мониторинга работоспособности (метрики поступления, задержек, ошибок ретрансляции).</w:t>
+      </w:r>
+    </w:p>
+    <w:p/>
+    <w:p>
+      <w:pPr>
+        <w:pStyle w:val="2"/>
+        <w:ind w:left="360"/>
+      </w:pPr>
+      <w:r>
+        <w:t xml:space="preserve">1.3 </w:t>
+      </w:r>
+      <w:r>
+        <w:t>Сравнение с аналогами</w:t>
+      </w:r>
+    </w:p>
+    <w:p/>
+    <w:p>
+      <w:pPr>
+        <w:pStyle w:val="default1"/>
+      </w:pPr>
+      <w:r>
+        <w:t>Для оценки конкурентоспособности разрабатываемой системы позиционного отслеживания транспортных средств с обработкой событий в реальном времени был проведён сравнительный анализ наиболее распространённых на рынке решений. Основное внимание уделялось функциональным возможностям, производительности геозон, поддержке протокола EGTS и государственных информационных систем, масштабируемости и отказоустойчивости.</w:t>
+      </w:r>
+    </w:p>
+    <w:p>
+      <w:pPr>
+        <w:pStyle w:val="default1"/>
+      </w:pPr>
+    </w:p>
+    <w:p>
+      <w:pPr>
+        <w:pStyle w:val="default1"/>
+      </w:pPr>
+      <w:r>
+        <w:t>1.3.1 Обзор существующих аналогов</w:t>
+      </w:r>
+    </w:p>
+    <w:p>
+      <w:pPr>
+        <w:pStyle w:val="default1"/>
+      </w:pPr>
+      <w:r>
+        <w:t>Traccar</w:t>
+      </w:r>
+    </w:p>
+    <w:p>
+      <w:pPr>
+        <w:pStyle w:val="default1"/>
+      </w:pPr>
+      <w:r>
+        <w:t>Открытая платформа спутникового мониторинга (лицензия Apache 2.0), поддерживающая широкий спектр протоколов телематического оборудования. Функциональность включает отображение текущего положения, историю треков, отчёты и базовый геозонинг.</w:t>
+      </w:r>
+    </w:p>
+    <w:p>
+      <w:pPr>
+        <w:pStyle w:val="default1"/>
+      </w:pPr>
+      <w:r>
+        <w:t>Преимущества: бесплатное распространение, большое сообщество, простой REST API.</w:t>
+      </w:r>
+    </w:p>
+    <w:p>
+      <w:pPr>
+        <w:pStyle w:val="default1"/>
+      </w:pPr>
+      <w:r>
+        <w:t xml:space="preserve">Недостатки: геозоны обрабатываются на уровне реляционной базы данных, что приводит к задержкам при большом количестве зон (более 1000); отсутствует нативная поддержка протокола EGTS (требуется доработка); </w:t>
+      </w:r>
+      <w:r>
         <w:lastRenderedPageBreak/>
-        <w:t>введён в действие ГОСТ Р 54619-2011 и приказом Министерства транспорта Российской Федерации от 31.07.2012 г. Протокол является обязательным для использования при передаче данных в систему «ЭРА-ГЛОНАСС». Практические аспекты реализации обмена данными по протоколу EGTS с применением шифрованных каналов связи TLS рассмотрены в публикации «Доверенная среда обмена и обработки информации» (2022).</w:t>
-      </w:r>
-    </w:p>
-    <w:p>
-      <w:pPr>
-        <w:pStyle w:val="default1"/>
-        <w:rPr>
-          <w:highlight w:val="yellow"/>
-        </w:rPr>
-      </w:pPr>
-      <w:r>
-        <w:rPr>
-          <w:highlight w:val="yellow"/>
-        </w:rPr>
-        <w:t>Обзор функциональных возможностей современных коммерческих систем мониторинга транспорта показывает, что платформа Wialon предоставляет широкий набор средств для отслеживания местоположения объектов, контроля геозон и мониторинга параметров в режиме реального времени, а также поддерживает интеграцию с государственной системой «ЭРА-ГЛОНАСС» и протоколом EGTS.</w:t>
-      </w:r>
-    </w:p>
-    <w:p>
-      <w:pPr>
-        <w:pStyle w:val="default1"/>
-      </w:pPr>
-      <w:r>
-        <w:rPr>
-          <w:highlight w:val="yellow"/>
-        </w:rPr>
-        <w:t>Таким образом, проведённый обзор научной литературы и отраслевых публикаций подтверждает актуальность задачи создания системы позиционного отслеживания транспортных средств с обработкой событий в реальном времени, сочетающей современные подходы к геопространственному индексированию и потоковой обработке данных.</w:t>
-      </w:r>
-    </w:p>
-    <w:p>
-      <w:pPr>
-        <w:pStyle w:val="default1"/>
-      </w:pPr>
-    </w:p>
-    <w:p>
-      <w:pPr>
-        <w:pStyle w:val="default1"/>
-      </w:pPr>
-      <w:r>
-        <w:t>Проведённый обзор подтверждает актуальность задачи создания системы позиционного отслеживания транспортных средств с обработкой событий в реальном времени на основе современных подходов: микросервисной архитектуры с брокером сообщений, пространственных индексов на базе Google S2 и дискретных временных индексов для пространственно-временного поиска. Данные решения позволяют добиться высокой производительности, предсказуемого поведения под нагрузкой и отказоустойчивости, что является ключевыми критериями качества для транспортных телематических платформ</w:t>
-      </w:r>
-    </w:p>
-    <w:p/>
+        <w:t>ограниченные возможности ретрансляции в государственные системы; отказоустойчивость сильно зависит от СУБД и сервера приложений.</w:t>
+      </w:r>
+    </w:p>
+    <w:p>
+      <w:pPr>
+        <w:pStyle w:val="default1"/>
+      </w:pPr>
+    </w:p>
+    <w:p>
+      <w:pPr>
+        <w:pStyle w:val="default1"/>
+      </w:pPr>
+      <w:r>
+        <w:t>Wialon</w:t>
+      </w:r>
+    </w:p>
+    <w:p>
+      <w:pPr>
+        <w:pStyle w:val="default1"/>
+      </w:pPr>
+      <w:r>
+        <w:t>Проприетарная SaaS/On-premise платформа от Gurtam, один из лидеров рынка. Предоставляет развитый интерфейс, сотни типов отчётов, продвинутый геозонинг и интеграцию с датчиками. Поддерживает ретрансляцию данных по различным протоколам, включая EGTS.</w:t>
+      </w:r>
+    </w:p>
+    <w:p>
+      <w:pPr>
+        <w:pStyle w:val="default1"/>
+      </w:pPr>
+      <w:r>
+        <w:t>Преимущества: высокая надёжность (заявленный аптайм 99,98 %), регулярные обновления, поддержка большинства оборудования, мощная аналитика.</w:t>
+      </w:r>
+    </w:p>
+    <w:p>
+      <w:pPr>
+        <w:pStyle w:val="default1"/>
+      </w:pPr>
+      <w:r>
+        <w:t>Недостатки: высокая стоимость лицензий, особенно для крупных автопарков; алгоритмы геозонинга реализованы преимущественно на дисковых пространственных индексах, что при десятках тысяч зон может вызывать снижение производительности; закрытый исходный код ограничивает возможности кастомизации.</w:t>
+      </w:r>
+    </w:p>
+    <w:p>
+      <w:pPr>
+        <w:pStyle w:val="default1"/>
+      </w:pPr>
+    </w:p>
+    <w:p>
+      <w:pPr>
+        <w:pStyle w:val="default1"/>
+      </w:pPr>
+      <w:r>
+        <w:t>Navixy</w:t>
+      </w:r>
+    </w:p>
+    <w:p>
+      <w:pPr>
+        <w:pStyle w:val="default1"/>
+      </w:pPr>
+      <w:r>
+        <w:t>Коммерческая IoT-платформа, ориентированная на телематику и fleet management. Обладает широкими возможностями white-label, интеграцией с различным оборудованием, ретрансляцией данных.</w:t>
+      </w:r>
+    </w:p>
+    <w:p>
+      <w:pPr>
+        <w:pStyle w:val="default1"/>
+      </w:pPr>
+      <w:r>
+        <w:t>Преимущества: гибкая система отчётов, удобный конструктор дашбордов, поддержка EGTS.</w:t>
+      </w:r>
+    </w:p>
+    <w:p>
+      <w:pPr>
+        <w:pStyle w:val="default1"/>
+      </w:pPr>
+      <w:r>
+        <w:t>Недостатки: для получения конкурентоспособной производительности геозон часто требуется расширение лицензии; ограниченные возможности по самостоятельному горизонтальному масштабированию; зависимость от вендора.</w:t>
+      </w:r>
+    </w:p>
+    <w:p>
+      <w:pPr>
+        <w:pStyle w:val="default1"/>
+      </w:pPr>
+    </w:p>
+    <w:p>
+      <w:pPr>
+        <w:pStyle w:val="default1"/>
+      </w:pPr>
+      <w:r>
+        <w:t>1С:Центр спутникового мониторинга ГЛОНАСС/GPS</w:t>
+      </w:r>
+    </w:p>
+    <w:p>
+      <w:pPr>
+        <w:pStyle w:val="default1"/>
+      </w:pPr>
+      <w:r>
+        <w:lastRenderedPageBreak/>
+        <w:t>Российское решение, интегрированное с платформой 1С:Предприятие. Позволяет организовать мониторинг транспорта в единой информационной среде предприятия, поддерживает работу с оборудованием, передающим данные в систему ЭРА-ГЛОНАСС.</w:t>
+      </w:r>
+    </w:p>
+    <w:p>
+      <w:pPr>
+        <w:pStyle w:val="default1"/>
+      </w:pPr>
+      <w:r>
+        <w:t>Преимущества: тесная интеграция с учётными системами 1С, соответствие требованиям российского законодательства, поддержка ретрансляции в Ространснадзор.</w:t>
+      </w:r>
+    </w:p>
+    <w:p>
+      <w:pPr>
+        <w:pStyle w:val="default1"/>
+      </w:pPr>
+      <w:r>
+        <w:t>Недостатки: ограниченная производительность потоковой обработки – архитектура не рассчитана на тысячи сообщений в секунду в реальном времени; геозоны реализованы через запросы к СУБД, что сказывается на задержках; масштабирование и отказоустойчивость требуют дополнительных настроек.</w:t>
+      </w:r>
+    </w:p>
+    <w:p>
+      <w:pPr>
+        <w:pStyle w:val="default1"/>
+      </w:pPr>
+    </w:p>
+    <w:p>
+      <w:pPr>
+        <w:pStyle w:val="default1"/>
+      </w:pPr>
+      <w:r>
+        <w:t>Fort Monitor</w:t>
+      </w:r>
+    </w:p>
+    <w:p>
+      <w:pPr>
+        <w:pStyle w:val="default1"/>
+      </w:pPr>
+      <w:r>
+        <w:t>Отечественная система мониторинга транспорта, сертифицированная для использования в государственных структурах. Поддерживает протокол EGTS и ретрансляцию в Ространснадзор.</w:t>
+      </w:r>
+    </w:p>
+    <w:p>
+      <w:pPr>
+        <w:pStyle w:val="default1"/>
+      </w:pPr>
+      <w:r>
+        <w:t>Преимущества: полное соответствие российским нормативным требованиям, развитая картографическая подсистема, собственное серверное решение.</w:t>
+      </w:r>
+    </w:p>
+    <w:p>
+      <w:pPr>
+        <w:pStyle w:val="default1"/>
+      </w:pPr>
+      <w:r>
+        <w:t>Недостатки: закрытость архитектуры; пространственное индексирование для геозон основано на классических подходах (R-tree в БД), что не обеспечивает предсказуемой производительности при большом числе зон и высокой частоте поступления данных; стоимость лицензий сопоставима с зарубежными аналогами.</w:t>
+      </w:r>
+    </w:p>
+    <w:p>
+      <w:pPr>
+        <w:pStyle w:val="default1"/>
+      </w:pPr>
+    </w:p>
+    <w:p>
+      <w:pPr>
+        <w:pStyle w:val="default1"/>
+      </w:pPr>
+      <w:r>
+        <w:t>1.3.2 Сравнительная таблица характеристик</w:t>
+      </w:r>
+    </w:p>
+    <w:p>
+      <w:pPr>
+        <w:pStyle w:val="default1"/>
+      </w:pPr>
+      <w:r>
+        <w:t>В таблице ниже приведено сравнение ключевых функциональных и нефункциональных характеристик рассмотренных аналогов с целевыми показателями разрабатываемой системы.</w:t>
+      </w:r>
+    </w:p>
+    <w:tbl>
+      <w:tblPr>
+        <w:tblW w:w="0" w:type="auto"/>
+        <w:tblInd w:w="-998" w:type="dxa"/>
+        <w:tblBorders>
+          <w:top w:val="single" w:sz="4" w:space="0" w:color="auto"/>
+          <w:left w:val="single" w:sz="4" w:space="0" w:color="auto"/>
+          <w:bottom w:val="single" w:sz="4" w:space="0" w:color="auto"/>
+          <w:right w:val="single" w:sz="4" w:space="0" w:color="auto"/>
+          <w:insideH w:val="single" w:sz="4" w:space="0" w:color="auto"/>
+          <w:insideV w:val="single" w:sz="4" w:space="0" w:color="auto"/>
+        </w:tblBorders>
+        <w:tblCellMar>
+          <w:top w:w="15" w:type="dxa"/>
+          <w:left w:w="15" w:type="dxa"/>
+          <w:bottom w:w="15" w:type="dxa"/>
+          <w:right w:w="15" w:type="dxa"/>
+        </w:tblCellMar>
+        <w:tblLook w:val="04A0" w:firstRow="1" w:lastRow="0" w:firstColumn="1" w:lastColumn="0" w:noHBand="0" w:noVBand="1"/>
+      </w:tblPr>
+      <w:tblGrid>
+        <w:gridCol w:w="1502"/>
+        <w:gridCol w:w="1810"/>
+        <w:gridCol w:w="1343"/>
+        <w:gridCol w:w="1402"/>
+        <w:gridCol w:w="1523"/>
+        <w:gridCol w:w="1851"/>
+        <w:gridCol w:w="1195"/>
+      </w:tblGrid>
+      <w:tr>
+        <w:trPr>
+          <w:tblHeader/>
+        </w:trPr>
+        <w:tc>
+          <w:tcPr>
+            <w:tcW w:w="0" w:type="auto"/>
+            <w:shd w:val="clear" w:color="auto" w:fill="auto"/>
+            <w:tcMar>
+              <w:top w:w="150" w:type="dxa"/>
+              <w:left w:w="0" w:type="dxa"/>
+              <w:bottom w:w="150" w:type="dxa"/>
+              <w:right w:w="240" w:type="dxa"/>
+            </w:tcMar>
+            <w:vAlign w:val="center"/>
+            <w:hideMark/>
+          </w:tcPr>
+          <w:p>
+            <w:pPr>
+              <w:spacing w:after="0" w:line="375" w:lineRule="atLeast"/>
+              <w:rPr>
+                <w:rFonts w:ascii="Times New Roman" w:eastAsia="Times New Roman" w:hAnsi="Times New Roman" w:cs="Times New Roman"/>
+                <w:b/>
+                <w:bCs/>
+                <w:sz w:val="23"/>
+                <w:szCs w:val="23"/>
+                <w:lang w:eastAsia="ru-RU"/>
+              </w:rPr>
+            </w:pPr>
+            <w:r>
+              <w:rPr>
+                <w:rFonts w:ascii="Times New Roman" w:eastAsia="Times New Roman" w:hAnsi="Times New Roman" w:cs="Times New Roman"/>
+                <w:b/>
+                <w:bCs/>
+                <w:sz w:val="23"/>
+                <w:szCs w:val="23"/>
+                <w:lang w:eastAsia="ru-RU"/>
+              </w:rPr>
+              <w:lastRenderedPageBreak/>
+              <w:t>Характеристика</w:t>
+            </w:r>
+          </w:p>
+        </w:tc>
+        <w:tc>
+          <w:tcPr>
+            <w:tcW w:w="0" w:type="auto"/>
+            <w:shd w:val="clear" w:color="auto" w:fill="auto"/>
+            <w:tcMar>
+              <w:top w:w="150" w:type="dxa"/>
+              <w:left w:w="240" w:type="dxa"/>
+              <w:bottom w:w="150" w:type="dxa"/>
+              <w:right w:w="240" w:type="dxa"/>
+            </w:tcMar>
+            <w:vAlign w:val="center"/>
+            <w:hideMark/>
+          </w:tcPr>
+          <w:p>
+            <w:pPr>
+              <w:spacing w:after="0" w:line="375" w:lineRule="atLeast"/>
+              <w:rPr>
+                <w:rFonts w:ascii="Times New Roman" w:eastAsia="Times New Roman" w:hAnsi="Times New Roman" w:cs="Times New Roman"/>
+                <w:b/>
+                <w:bCs/>
+                <w:sz w:val="23"/>
+                <w:szCs w:val="23"/>
+                <w:lang w:eastAsia="ru-RU"/>
+              </w:rPr>
+            </w:pPr>
+            <w:r>
+              <w:rPr>
+                <w:rFonts w:ascii="Times New Roman" w:eastAsia="Times New Roman" w:hAnsi="Times New Roman" w:cs="Times New Roman"/>
+                <w:b/>
+                <w:bCs/>
+                <w:sz w:val="23"/>
+                <w:szCs w:val="23"/>
+                <w:lang w:eastAsia="ru-RU"/>
+              </w:rPr>
+              <w:t>Разрабатываемая система (целевая архитектура)</w:t>
+            </w:r>
+          </w:p>
+        </w:tc>
+        <w:tc>
+          <w:tcPr>
+            <w:tcW w:w="0" w:type="auto"/>
+            <w:shd w:val="clear" w:color="auto" w:fill="auto"/>
+            <w:tcMar>
+              <w:top w:w="150" w:type="dxa"/>
+              <w:left w:w="240" w:type="dxa"/>
+              <w:bottom w:w="150" w:type="dxa"/>
+              <w:right w:w="240" w:type="dxa"/>
+            </w:tcMar>
+            <w:vAlign w:val="center"/>
+            <w:hideMark/>
+          </w:tcPr>
+          <w:p>
+            <w:pPr>
+              <w:spacing w:after="0" w:line="375" w:lineRule="atLeast"/>
+              <w:rPr>
+                <w:rFonts w:ascii="Times New Roman" w:eastAsia="Times New Roman" w:hAnsi="Times New Roman" w:cs="Times New Roman"/>
+                <w:b/>
+                <w:bCs/>
+                <w:sz w:val="23"/>
+                <w:szCs w:val="23"/>
+                <w:lang w:eastAsia="ru-RU"/>
+              </w:rPr>
+            </w:pPr>
+            <w:r>
+              <w:rPr>
+                <w:rFonts w:ascii="Times New Roman" w:eastAsia="Times New Roman" w:hAnsi="Times New Roman" w:cs="Times New Roman"/>
+                <w:b/>
+                <w:bCs/>
+                <w:sz w:val="23"/>
+                <w:szCs w:val="23"/>
+                <w:lang w:eastAsia="ru-RU"/>
+              </w:rPr>
+              <w:t>Traccar</w:t>
+            </w:r>
+          </w:p>
+        </w:tc>
+        <w:tc>
+          <w:tcPr>
+            <w:tcW w:w="0" w:type="auto"/>
+            <w:shd w:val="clear" w:color="auto" w:fill="auto"/>
+            <w:tcMar>
+              <w:top w:w="150" w:type="dxa"/>
+              <w:left w:w="240" w:type="dxa"/>
+              <w:bottom w:w="150" w:type="dxa"/>
+              <w:right w:w="240" w:type="dxa"/>
+            </w:tcMar>
+            <w:vAlign w:val="center"/>
+            <w:hideMark/>
+          </w:tcPr>
+          <w:p>
+            <w:pPr>
+              <w:spacing w:after="0" w:line="375" w:lineRule="atLeast"/>
+              <w:rPr>
+                <w:rFonts w:ascii="Times New Roman" w:eastAsia="Times New Roman" w:hAnsi="Times New Roman" w:cs="Times New Roman"/>
+                <w:b/>
+                <w:bCs/>
+                <w:sz w:val="23"/>
+                <w:szCs w:val="23"/>
+                <w:lang w:eastAsia="ru-RU"/>
+              </w:rPr>
+            </w:pPr>
+            <w:r>
+              <w:rPr>
+                <w:rFonts w:ascii="Times New Roman" w:eastAsia="Times New Roman" w:hAnsi="Times New Roman" w:cs="Times New Roman"/>
+                <w:b/>
+                <w:bCs/>
+                <w:sz w:val="23"/>
+                <w:szCs w:val="23"/>
+                <w:lang w:eastAsia="ru-RU"/>
+              </w:rPr>
+              <w:t>Wialon</w:t>
+            </w:r>
+          </w:p>
+        </w:tc>
+        <w:tc>
+          <w:tcPr>
+            <w:tcW w:w="0" w:type="auto"/>
+            <w:shd w:val="clear" w:color="auto" w:fill="auto"/>
+            <w:tcMar>
+              <w:top w:w="150" w:type="dxa"/>
+              <w:left w:w="240" w:type="dxa"/>
+              <w:bottom w:w="150" w:type="dxa"/>
+              <w:right w:w="240" w:type="dxa"/>
+            </w:tcMar>
+            <w:vAlign w:val="center"/>
+            <w:hideMark/>
+          </w:tcPr>
+          <w:p>
+            <w:pPr>
+              <w:spacing w:after="0" w:line="375" w:lineRule="atLeast"/>
+              <w:rPr>
+                <w:rFonts w:ascii="Times New Roman" w:eastAsia="Times New Roman" w:hAnsi="Times New Roman" w:cs="Times New Roman"/>
+                <w:b/>
+                <w:bCs/>
+                <w:sz w:val="23"/>
+                <w:szCs w:val="23"/>
+                <w:lang w:eastAsia="ru-RU"/>
+              </w:rPr>
+            </w:pPr>
+            <w:r>
+              <w:rPr>
+                <w:rFonts w:ascii="Times New Roman" w:eastAsia="Times New Roman" w:hAnsi="Times New Roman" w:cs="Times New Roman"/>
+                <w:b/>
+                <w:bCs/>
+                <w:sz w:val="23"/>
+                <w:szCs w:val="23"/>
+                <w:lang w:eastAsia="ru-RU"/>
+              </w:rPr>
+              <w:t>Navixy</w:t>
+            </w:r>
+          </w:p>
+        </w:tc>
+        <w:tc>
+          <w:tcPr>
+            <w:tcW w:w="0" w:type="auto"/>
+            <w:shd w:val="clear" w:color="auto" w:fill="auto"/>
+            <w:tcMar>
+              <w:top w:w="150" w:type="dxa"/>
+              <w:left w:w="240" w:type="dxa"/>
+              <w:bottom w:w="150" w:type="dxa"/>
+              <w:right w:w="240" w:type="dxa"/>
+            </w:tcMar>
+            <w:vAlign w:val="center"/>
+            <w:hideMark/>
+          </w:tcPr>
+          <w:p>
+            <w:pPr>
+              <w:spacing w:after="0" w:line="375" w:lineRule="atLeast"/>
+              <w:rPr>
+                <w:rFonts w:ascii="Times New Roman" w:eastAsia="Times New Roman" w:hAnsi="Times New Roman" w:cs="Times New Roman"/>
+                <w:b/>
+                <w:bCs/>
+                <w:sz w:val="23"/>
+                <w:szCs w:val="23"/>
+                <w:lang w:eastAsia="ru-RU"/>
+              </w:rPr>
+            </w:pPr>
+            <w:r>
+              <w:rPr>
+                <w:rFonts w:ascii="Times New Roman" w:eastAsia="Times New Roman" w:hAnsi="Times New Roman" w:cs="Times New Roman"/>
+                <w:b/>
+                <w:bCs/>
+                <w:sz w:val="23"/>
+                <w:szCs w:val="23"/>
+                <w:lang w:eastAsia="ru-RU"/>
+              </w:rPr>
+              <w:t>1С:ЦСМ</w:t>
+            </w:r>
+          </w:p>
+        </w:tc>
+        <w:tc>
+          <w:tcPr>
+            <w:tcW w:w="1060" w:type="dxa"/>
+            <w:shd w:val="clear" w:color="auto" w:fill="auto"/>
+            <w:tcMar>
+              <w:top w:w="150" w:type="dxa"/>
+              <w:left w:w="240" w:type="dxa"/>
+              <w:bottom w:w="150" w:type="dxa"/>
+              <w:right w:w="240" w:type="dxa"/>
+            </w:tcMar>
+            <w:vAlign w:val="center"/>
+            <w:hideMark/>
+          </w:tcPr>
+          <w:p>
+            <w:pPr>
+              <w:spacing w:after="0" w:line="375" w:lineRule="atLeast"/>
+              <w:rPr>
+                <w:rFonts w:ascii="Times New Roman" w:eastAsia="Times New Roman" w:hAnsi="Times New Roman" w:cs="Times New Roman"/>
+                <w:b/>
+                <w:bCs/>
+                <w:sz w:val="23"/>
+                <w:szCs w:val="23"/>
+                <w:lang w:eastAsia="ru-RU"/>
+              </w:rPr>
+            </w:pPr>
+            <w:r>
+              <w:rPr>
+                <w:rFonts w:ascii="Times New Roman" w:eastAsia="Times New Roman" w:hAnsi="Times New Roman" w:cs="Times New Roman"/>
+                <w:b/>
+                <w:bCs/>
+                <w:sz w:val="23"/>
+                <w:szCs w:val="23"/>
+                <w:lang w:eastAsia="ru-RU"/>
+              </w:rPr>
+              <w:t>Fort Monitor</w:t>
+            </w:r>
+          </w:p>
+        </w:tc>
+      </w:tr>
+      <w:tr>
+        <w:tc>
+          <w:tcPr>
+            <w:tcW w:w="0" w:type="auto"/>
+            <w:shd w:val="clear" w:color="auto" w:fill="auto"/>
+            <w:tcMar>
+              <w:top w:w="150" w:type="dxa"/>
+              <w:left w:w="0" w:type="dxa"/>
+              <w:bottom w:w="150" w:type="dxa"/>
+              <w:right w:w="240" w:type="dxa"/>
+            </w:tcMar>
+            <w:vAlign w:val="center"/>
+            <w:hideMark/>
+          </w:tcPr>
+          <w:p>
+            <w:pPr>
+              <w:spacing w:after="0" w:line="375" w:lineRule="atLeast"/>
+              <w:rPr>
+                <w:rFonts w:ascii="Times New Roman" w:eastAsia="Times New Roman" w:hAnsi="Times New Roman" w:cs="Times New Roman"/>
+                <w:sz w:val="23"/>
+                <w:szCs w:val="23"/>
+                <w:lang w:eastAsia="ru-RU"/>
+              </w:rPr>
+            </w:pPr>
+            <w:r>
+              <w:rPr>
+                <w:rFonts w:ascii="Times New Roman" w:eastAsia="Times New Roman" w:hAnsi="Times New Roman" w:cs="Times New Roman"/>
+                <w:sz w:val="23"/>
+                <w:szCs w:val="23"/>
+                <w:lang w:eastAsia="ru-RU"/>
+              </w:rPr>
+              <w:t>Поддержка EGTS</w:t>
+            </w:r>
+          </w:p>
+        </w:tc>
+        <w:tc>
+          <w:tcPr>
+            <w:tcW w:w="0" w:type="auto"/>
+            <w:shd w:val="clear" w:color="auto" w:fill="auto"/>
+            <w:tcMar>
+              <w:top w:w="150" w:type="dxa"/>
+              <w:left w:w="240" w:type="dxa"/>
+              <w:bottom w:w="150" w:type="dxa"/>
+              <w:right w:w="240" w:type="dxa"/>
+            </w:tcMar>
+            <w:vAlign w:val="center"/>
+            <w:hideMark/>
+          </w:tcPr>
+          <w:p>
+            <w:pPr>
+              <w:spacing w:after="0" w:line="375" w:lineRule="atLeast"/>
+              <w:rPr>
+                <w:rFonts w:ascii="Times New Roman" w:eastAsia="Times New Roman" w:hAnsi="Times New Roman" w:cs="Times New Roman"/>
+                <w:sz w:val="23"/>
+                <w:szCs w:val="23"/>
+                <w:lang w:eastAsia="ru-RU"/>
+              </w:rPr>
+            </w:pPr>
+            <w:r>
+              <w:rPr>
+                <w:rFonts w:ascii="Times New Roman" w:eastAsia="Times New Roman" w:hAnsi="Times New Roman" w:cs="Times New Roman"/>
+                <w:sz w:val="23"/>
+                <w:szCs w:val="23"/>
+                <w:lang w:eastAsia="ru-RU"/>
+              </w:rPr>
+              <w:t>Нативная (приём, обработка, ретрансляция)</w:t>
+            </w:r>
+          </w:p>
+        </w:tc>
+        <w:tc>
+          <w:tcPr>
+            <w:tcW w:w="0" w:type="auto"/>
+            <w:shd w:val="clear" w:color="auto" w:fill="auto"/>
+            <w:tcMar>
+              <w:top w:w="150" w:type="dxa"/>
+              <w:left w:w="240" w:type="dxa"/>
+              <w:bottom w:w="150" w:type="dxa"/>
+              <w:right w:w="240" w:type="dxa"/>
+            </w:tcMar>
+            <w:vAlign w:val="center"/>
+            <w:hideMark/>
+          </w:tcPr>
+          <w:p>
+            <w:pPr>
+              <w:spacing w:after="0" w:line="375" w:lineRule="atLeast"/>
+              <w:rPr>
+                <w:rFonts w:ascii="Times New Roman" w:eastAsia="Times New Roman" w:hAnsi="Times New Roman" w:cs="Times New Roman"/>
+                <w:sz w:val="23"/>
+                <w:szCs w:val="23"/>
+                <w:lang w:eastAsia="ru-RU"/>
+              </w:rPr>
+            </w:pPr>
+            <w:r>
+              <w:rPr>
+                <w:rFonts w:ascii="Times New Roman" w:eastAsia="Times New Roman" w:hAnsi="Times New Roman" w:cs="Times New Roman"/>
+                <w:sz w:val="23"/>
+                <w:szCs w:val="23"/>
+                <w:lang w:eastAsia="ru-RU"/>
+              </w:rPr>
+              <w:t>Нет (требуется допиливание)</w:t>
+            </w:r>
+          </w:p>
+        </w:tc>
+        <w:tc>
+          <w:tcPr>
+            <w:tcW w:w="0" w:type="auto"/>
+            <w:shd w:val="clear" w:color="auto" w:fill="auto"/>
+            <w:tcMar>
+              <w:top w:w="150" w:type="dxa"/>
+              <w:left w:w="240" w:type="dxa"/>
+              <w:bottom w:w="150" w:type="dxa"/>
+              <w:right w:w="240" w:type="dxa"/>
+            </w:tcMar>
+            <w:vAlign w:val="center"/>
+            <w:hideMark/>
+          </w:tcPr>
+          <w:p>
+            <w:pPr>
+              <w:spacing w:after="0" w:line="375" w:lineRule="atLeast"/>
+              <w:rPr>
+                <w:rFonts w:ascii="Times New Roman" w:eastAsia="Times New Roman" w:hAnsi="Times New Roman" w:cs="Times New Roman"/>
+                <w:sz w:val="23"/>
+                <w:szCs w:val="23"/>
+                <w:lang w:eastAsia="ru-RU"/>
+              </w:rPr>
+            </w:pPr>
+            <w:r>
+              <w:rPr>
+                <w:rFonts w:ascii="Times New Roman" w:eastAsia="Times New Roman" w:hAnsi="Times New Roman" w:cs="Times New Roman"/>
+                <w:sz w:val="23"/>
+                <w:szCs w:val="23"/>
+                <w:lang w:eastAsia="ru-RU"/>
+              </w:rPr>
+              <w:t>Да (ретрансляция)</w:t>
+            </w:r>
+          </w:p>
+        </w:tc>
+        <w:tc>
+          <w:tcPr>
+            <w:tcW w:w="0" w:type="auto"/>
+            <w:shd w:val="clear" w:color="auto" w:fill="auto"/>
+            <w:tcMar>
+              <w:top w:w="150" w:type="dxa"/>
+              <w:left w:w="240" w:type="dxa"/>
+              <w:bottom w:w="150" w:type="dxa"/>
+              <w:right w:w="240" w:type="dxa"/>
+            </w:tcMar>
+            <w:vAlign w:val="center"/>
+            <w:hideMark/>
+          </w:tcPr>
+          <w:p>
+            <w:pPr>
+              <w:spacing w:after="0" w:line="375" w:lineRule="atLeast"/>
+              <w:rPr>
+                <w:rFonts w:ascii="Times New Roman" w:eastAsia="Times New Roman" w:hAnsi="Times New Roman" w:cs="Times New Roman"/>
+                <w:sz w:val="23"/>
+                <w:szCs w:val="23"/>
+                <w:lang w:eastAsia="ru-RU"/>
+              </w:rPr>
+            </w:pPr>
+            <w:r>
+              <w:rPr>
+                <w:rFonts w:ascii="Times New Roman" w:eastAsia="Times New Roman" w:hAnsi="Times New Roman" w:cs="Times New Roman"/>
+                <w:sz w:val="23"/>
+                <w:szCs w:val="23"/>
+                <w:lang w:eastAsia="ru-RU"/>
+              </w:rPr>
+              <w:t>Да (ретрансляция)</w:t>
+            </w:r>
+          </w:p>
+        </w:tc>
+        <w:tc>
+          <w:tcPr>
+            <w:tcW w:w="0" w:type="auto"/>
+            <w:shd w:val="clear" w:color="auto" w:fill="auto"/>
+            <w:tcMar>
+              <w:top w:w="150" w:type="dxa"/>
+              <w:left w:w="240" w:type="dxa"/>
+              <w:bottom w:w="150" w:type="dxa"/>
+              <w:right w:w="240" w:type="dxa"/>
+            </w:tcMar>
+            <w:vAlign w:val="center"/>
+            <w:hideMark/>
+          </w:tcPr>
+          <w:p>
+            <w:pPr>
+              <w:spacing w:after="0" w:line="375" w:lineRule="atLeast"/>
+              <w:rPr>
+                <w:rFonts w:ascii="Times New Roman" w:eastAsia="Times New Roman" w:hAnsi="Times New Roman" w:cs="Times New Roman"/>
+                <w:sz w:val="23"/>
+                <w:szCs w:val="23"/>
+                <w:lang w:eastAsia="ru-RU"/>
+              </w:rPr>
+            </w:pPr>
+            <w:r>
+              <w:rPr>
+                <w:rFonts w:ascii="Times New Roman" w:eastAsia="Times New Roman" w:hAnsi="Times New Roman" w:cs="Times New Roman"/>
+                <w:sz w:val="23"/>
+                <w:szCs w:val="23"/>
+                <w:lang w:eastAsia="ru-RU"/>
+              </w:rPr>
+              <w:t>Да</w:t>
+            </w:r>
+          </w:p>
+        </w:tc>
+        <w:tc>
+          <w:tcPr>
+            <w:tcW w:w="1060" w:type="dxa"/>
+            <w:shd w:val="clear" w:color="auto" w:fill="auto"/>
+            <w:tcMar>
+              <w:top w:w="150" w:type="dxa"/>
+              <w:left w:w="240" w:type="dxa"/>
+              <w:bottom w:w="150" w:type="dxa"/>
+              <w:right w:w="0" w:type="dxa"/>
+            </w:tcMar>
+            <w:vAlign w:val="center"/>
+            <w:hideMark/>
+          </w:tcPr>
+          <w:p>
+            <w:pPr>
+              <w:spacing w:after="0" w:line="375" w:lineRule="atLeast"/>
+              <w:rPr>
+                <w:rFonts w:ascii="Times New Roman" w:eastAsia="Times New Roman" w:hAnsi="Times New Roman" w:cs="Times New Roman"/>
+                <w:sz w:val="23"/>
+                <w:szCs w:val="23"/>
+                <w:lang w:eastAsia="ru-RU"/>
+              </w:rPr>
+            </w:pPr>
+            <w:r>
+              <w:rPr>
+                <w:rFonts w:ascii="Times New Roman" w:eastAsia="Times New Roman" w:hAnsi="Times New Roman" w:cs="Times New Roman"/>
+                <w:sz w:val="23"/>
+                <w:szCs w:val="23"/>
+                <w:lang w:eastAsia="ru-RU"/>
+              </w:rPr>
+              <w:t>Да</w:t>
+            </w:r>
+          </w:p>
+        </w:tc>
+      </w:tr>
+      <w:tr>
+        <w:tc>
+          <w:tcPr>
+            <w:tcW w:w="0" w:type="auto"/>
+            <w:shd w:val="clear" w:color="auto" w:fill="auto"/>
+            <w:tcMar>
+              <w:top w:w="150" w:type="dxa"/>
+              <w:left w:w="0" w:type="dxa"/>
+              <w:bottom w:w="150" w:type="dxa"/>
+              <w:right w:w="240" w:type="dxa"/>
+            </w:tcMar>
+            <w:vAlign w:val="center"/>
+            <w:hideMark/>
+          </w:tcPr>
+          <w:p>
+            <w:pPr>
+              <w:spacing w:after="0" w:line="375" w:lineRule="atLeast"/>
+              <w:rPr>
+                <w:rFonts w:ascii="Times New Roman" w:eastAsia="Times New Roman" w:hAnsi="Times New Roman" w:cs="Times New Roman"/>
+                <w:sz w:val="23"/>
+                <w:szCs w:val="23"/>
+                <w:lang w:eastAsia="ru-RU"/>
+              </w:rPr>
+            </w:pPr>
+            <w:r>
+              <w:rPr>
+                <w:rFonts w:ascii="Times New Roman" w:eastAsia="Times New Roman" w:hAnsi="Times New Roman" w:cs="Times New Roman"/>
+                <w:sz w:val="23"/>
+                <w:szCs w:val="23"/>
+                <w:lang w:eastAsia="ru-RU"/>
+              </w:rPr>
+              <w:t>Производительность геозон</w:t>
+            </w:r>
+          </w:p>
+        </w:tc>
+        <w:tc>
+          <w:tcPr>
+            <w:tcW w:w="0" w:type="auto"/>
+            <w:shd w:val="clear" w:color="auto" w:fill="auto"/>
+            <w:tcMar>
+              <w:top w:w="150" w:type="dxa"/>
+              <w:left w:w="240" w:type="dxa"/>
+              <w:bottom w:w="150" w:type="dxa"/>
+              <w:right w:w="240" w:type="dxa"/>
+            </w:tcMar>
+            <w:vAlign w:val="center"/>
+            <w:hideMark/>
+          </w:tcPr>
+          <w:p>
+            <w:pPr>
+              <w:spacing w:after="0" w:line="375" w:lineRule="atLeast"/>
+              <w:rPr>
+                <w:rFonts w:ascii="Times New Roman" w:eastAsia="Times New Roman" w:hAnsi="Times New Roman" w:cs="Times New Roman"/>
+                <w:sz w:val="23"/>
+                <w:szCs w:val="23"/>
+                <w:lang w:val="en-US" w:eastAsia="ru-RU"/>
+              </w:rPr>
+            </w:pPr>
+            <w:r>
+              <w:rPr>
+                <w:rFonts w:ascii="Times New Roman" w:eastAsia="Times New Roman" w:hAnsi="Times New Roman" w:cs="Times New Roman"/>
+                <w:sz w:val="23"/>
+                <w:szCs w:val="23"/>
+                <w:lang w:eastAsia="ru-RU"/>
+              </w:rPr>
+              <w:t>Очень</w:t>
+            </w:r>
+            <w:r>
+              <w:rPr>
+                <w:rFonts w:ascii="Times New Roman" w:eastAsia="Times New Roman" w:hAnsi="Times New Roman" w:cs="Times New Roman"/>
+                <w:sz w:val="23"/>
+                <w:szCs w:val="23"/>
+                <w:lang w:val="en-US" w:eastAsia="ru-RU"/>
+              </w:rPr>
+              <w:t xml:space="preserve"> </w:t>
+            </w:r>
+            <w:r>
+              <w:rPr>
+                <w:rFonts w:ascii="Times New Roman" w:eastAsia="Times New Roman" w:hAnsi="Times New Roman" w:cs="Times New Roman"/>
+                <w:sz w:val="23"/>
+                <w:szCs w:val="23"/>
+                <w:lang w:eastAsia="ru-RU"/>
+              </w:rPr>
+              <w:t>высокая</w:t>
+            </w:r>
+            <w:r>
+              <w:rPr>
+                <w:rFonts w:ascii="Times New Roman" w:eastAsia="Times New Roman" w:hAnsi="Times New Roman" w:cs="Times New Roman"/>
+                <w:sz w:val="23"/>
+                <w:szCs w:val="23"/>
+                <w:lang w:val="en-US" w:eastAsia="ru-RU"/>
+              </w:rPr>
+              <w:t xml:space="preserve"> (in-memory S2</w:t>
+            </w:r>
+            <w:r>
+              <w:rPr>
+                <w:rFonts w:ascii="Times New Roman" w:eastAsia="Times New Roman" w:hAnsi="Times New Roman" w:cs="Times New Roman"/>
+                <w:sz w:val="23"/>
+                <w:szCs w:val="23"/>
+                <w:lang w:val="en-US" w:eastAsia="ru-RU"/>
+              </w:rPr>
+              <w:noBreakHyphen/>
+            </w:r>
+            <w:r>
+              <w:rPr>
+                <w:rFonts w:ascii="Times New Roman" w:eastAsia="Times New Roman" w:hAnsi="Times New Roman" w:cs="Times New Roman"/>
+                <w:sz w:val="23"/>
+                <w:szCs w:val="23"/>
+                <w:lang w:eastAsia="ru-RU"/>
+              </w:rPr>
+              <w:t>индекс</w:t>
+            </w:r>
+            <w:r>
+              <w:rPr>
+                <w:rFonts w:ascii="Times New Roman" w:eastAsia="Times New Roman" w:hAnsi="Times New Roman" w:cs="Times New Roman"/>
+                <w:sz w:val="23"/>
+                <w:szCs w:val="23"/>
+                <w:lang w:val="en-US" w:eastAsia="ru-RU"/>
+              </w:rPr>
+              <w:t>, O(log N))</w:t>
+            </w:r>
+          </w:p>
+        </w:tc>
+        <w:tc>
+          <w:tcPr>
+            <w:tcW w:w="0" w:type="auto"/>
+            <w:shd w:val="clear" w:color="auto" w:fill="auto"/>
+            <w:tcMar>
+              <w:top w:w="150" w:type="dxa"/>
+              <w:left w:w="240" w:type="dxa"/>
+              <w:bottom w:w="150" w:type="dxa"/>
+              <w:right w:w="240" w:type="dxa"/>
+            </w:tcMar>
+            <w:vAlign w:val="center"/>
+            <w:hideMark/>
+          </w:tcPr>
+          <w:p>
+            <w:pPr>
+              <w:spacing w:after="0" w:line="375" w:lineRule="atLeast"/>
+              <w:rPr>
+                <w:rFonts w:ascii="Times New Roman" w:eastAsia="Times New Roman" w:hAnsi="Times New Roman" w:cs="Times New Roman"/>
+                <w:sz w:val="23"/>
+                <w:szCs w:val="23"/>
+                <w:lang w:eastAsia="ru-RU"/>
+              </w:rPr>
+            </w:pPr>
+            <w:r>
+              <w:rPr>
+                <w:rFonts w:ascii="Times New Roman" w:eastAsia="Times New Roman" w:hAnsi="Times New Roman" w:cs="Times New Roman"/>
+                <w:sz w:val="23"/>
+                <w:szCs w:val="23"/>
+                <w:lang w:eastAsia="ru-RU"/>
+              </w:rPr>
+              <w:t>Низкая (дисковые индексы БД)</w:t>
+            </w:r>
+          </w:p>
+        </w:tc>
+        <w:tc>
+          <w:tcPr>
+            <w:tcW w:w="0" w:type="auto"/>
+            <w:shd w:val="clear" w:color="auto" w:fill="auto"/>
+            <w:tcMar>
+              <w:top w:w="150" w:type="dxa"/>
+              <w:left w:w="240" w:type="dxa"/>
+              <w:bottom w:w="150" w:type="dxa"/>
+              <w:right w:w="240" w:type="dxa"/>
+            </w:tcMar>
+            <w:vAlign w:val="center"/>
+            <w:hideMark/>
+          </w:tcPr>
+          <w:p>
+            <w:pPr>
+              <w:spacing w:after="0" w:line="375" w:lineRule="atLeast"/>
+              <w:rPr>
+                <w:rFonts w:ascii="Times New Roman" w:eastAsia="Times New Roman" w:hAnsi="Times New Roman" w:cs="Times New Roman"/>
+                <w:sz w:val="23"/>
+                <w:szCs w:val="23"/>
+                <w:lang w:eastAsia="ru-RU"/>
+              </w:rPr>
+            </w:pPr>
+            <w:r>
+              <w:rPr>
+                <w:rFonts w:ascii="Times New Roman" w:eastAsia="Times New Roman" w:hAnsi="Times New Roman" w:cs="Times New Roman"/>
+                <w:sz w:val="23"/>
+                <w:szCs w:val="23"/>
+                <w:lang w:eastAsia="ru-RU"/>
+              </w:rPr>
+              <w:t>Высокая (коммерческий движок)</w:t>
+            </w:r>
+          </w:p>
+        </w:tc>
+        <w:tc>
+          <w:tcPr>
+            <w:tcW w:w="0" w:type="auto"/>
+            <w:shd w:val="clear" w:color="auto" w:fill="auto"/>
+            <w:tcMar>
+              <w:top w:w="150" w:type="dxa"/>
+              <w:left w:w="240" w:type="dxa"/>
+              <w:bottom w:w="150" w:type="dxa"/>
+              <w:right w:w="240" w:type="dxa"/>
+            </w:tcMar>
+            <w:vAlign w:val="center"/>
+            <w:hideMark/>
+          </w:tcPr>
+          <w:p>
+            <w:pPr>
+              <w:spacing w:after="0" w:line="375" w:lineRule="atLeast"/>
+              <w:rPr>
+                <w:rFonts w:ascii="Times New Roman" w:eastAsia="Times New Roman" w:hAnsi="Times New Roman" w:cs="Times New Roman"/>
+                <w:sz w:val="23"/>
+                <w:szCs w:val="23"/>
+                <w:lang w:eastAsia="ru-RU"/>
+              </w:rPr>
+            </w:pPr>
+            <w:r>
+              <w:rPr>
+                <w:rFonts w:ascii="Times New Roman" w:eastAsia="Times New Roman" w:hAnsi="Times New Roman" w:cs="Times New Roman"/>
+                <w:sz w:val="23"/>
+                <w:szCs w:val="23"/>
+                <w:lang w:eastAsia="ru-RU"/>
+              </w:rPr>
+              <w:t>Высокая (коммерческий движок)</w:t>
+            </w:r>
+          </w:p>
+        </w:tc>
+        <w:tc>
+          <w:tcPr>
+            <w:tcW w:w="0" w:type="auto"/>
+            <w:shd w:val="clear" w:color="auto" w:fill="auto"/>
+            <w:tcMar>
+              <w:top w:w="150" w:type="dxa"/>
+              <w:left w:w="240" w:type="dxa"/>
+              <w:bottom w:w="150" w:type="dxa"/>
+              <w:right w:w="240" w:type="dxa"/>
+            </w:tcMar>
+            <w:vAlign w:val="center"/>
+            <w:hideMark/>
+          </w:tcPr>
+          <w:p>
+            <w:pPr>
+              <w:spacing w:after="0" w:line="375" w:lineRule="atLeast"/>
+              <w:rPr>
+                <w:rFonts w:ascii="Times New Roman" w:eastAsia="Times New Roman" w:hAnsi="Times New Roman" w:cs="Times New Roman"/>
+                <w:sz w:val="23"/>
+                <w:szCs w:val="23"/>
+                <w:lang w:eastAsia="ru-RU"/>
+              </w:rPr>
+            </w:pPr>
+            <w:r>
+              <w:rPr>
+                <w:rFonts w:ascii="Times New Roman" w:eastAsia="Times New Roman" w:hAnsi="Times New Roman" w:cs="Times New Roman"/>
+                <w:sz w:val="23"/>
+                <w:szCs w:val="23"/>
+                <w:lang w:eastAsia="ru-RU"/>
+              </w:rPr>
+              <w:t>Средняя (БД</w:t>
+            </w:r>
+            <w:r>
+              <w:rPr>
+                <w:rFonts w:ascii="Times New Roman" w:eastAsia="Times New Roman" w:hAnsi="Times New Roman" w:cs="Times New Roman"/>
+                <w:sz w:val="23"/>
+                <w:szCs w:val="23"/>
+                <w:lang w:eastAsia="ru-RU"/>
+              </w:rPr>
+              <w:noBreakHyphen/>
+              <w:t>ориентированная)</w:t>
+            </w:r>
+          </w:p>
+        </w:tc>
+        <w:tc>
+          <w:tcPr>
+            <w:tcW w:w="1060" w:type="dxa"/>
+            <w:shd w:val="clear" w:color="auto" w:fill="auto"/>
+            <w:tcMar>
+              <w:top w:w="150" w:type="dxa"/>
+              <w:left w:w="240" w:type="dxa"/>
+              <w:bottom w:w="150" w:type="dxa"/>
+              <w:right w:w="0" w:type="dxa"/>
+            </w:tcMar>
+            <w:vAlign w:val="center"/>
+            <w:hideMark/>
+          </w:tcPr>
+          <w:p>
+            <w:pPr>
+              <w:spacing w:after="0" w:line="375" w:lineRule="atLeast"/>
+              <w:rPr>
+                <w:rFonts w:ascii="Times New Roman" w:eastAsia="Times New Roman" w:hAnsi="Times New Roman" w:cs="Times New Roman"/>
+                <w:sz w:val="23"/>
+                <w:szCs w:val="23"/>
+                <w:lang w:eastAsia="ru-RU"/>
+              </w:rPr>
+            </w:pPr>
+            <w:r>
+              <w:rPr>
+                <w:rFonts w:ascii="Times New Roman" w:eastAsia="Times New Roman" w:hAnsi="Times New Roman" w:cs="Times New Roman"/>
+                <w:sz w:val="23"/>
+                <w:szCs w:val="23"/>
+                <w:lang w:eastAsia="ru-RU"/>
+              </w:rPr>
+              <w:t>Средняя</w:t>
+            </w:r>
+          </w:p>
+        </w:tc>
+      </w:tr>
+      <w:tr>
+        <w:tc>
+          <w:tcPr>
+            <w:tcW w:w="0" w:type="auto"/>
+            <w:shd w:val="clear" w:color="auto" w:fill="auto"/>
+            <w:tcMar>
+              <w:top w:w="150" w:type="dxa"/>
+              <w:left w:w="0" w:type="dxa"/>
+              <w:bottom w:w="150" w:type="dxa"/>
+              <w:right w:w="240" w:type="dxa"/>
+            </w:tcMar>
+            <w:vAlign w:val="center"/>
+            <w:hideMark/>
+          </w:tcPr>
+          <w:p>
+            <w:pPr>
+              <w:spacing w:after="0" w:line="375" w:lineRule="atLeast"/>
+              <w:rPr>
+                <w:rFonts w:ascii="Times New Roman" w:eastAsia="Times New Roman" w:hAnsi="Times New Roman" w:cs="Times New Roman"/>
+                <w:sz w:val="23"/>
+                <w:szCs w:val="23"/>
+                <w:lang w:eastAsia="ru-RU"/>
+              </w:rPr>
+            </w:pPr>
+            <w:r>
+              <w:rPr>
+                <w:rFonts w:ascii="Times New Roman" w:eastAsia="Times New Roman" w:hAnsi="Times New Roman" w:cs="Times New Roman"/>
+                <w:sz w:val="23"/>
+                <w:szCs w:val="23"/>
+                <w:lang w:eastAsia="ru-RU"/>
+              </w:rPr>
+              <w:t>Пространственно-временной поиск</w:t>
+            </w:r>
+          </w:p>
+        </w:tc>
+        <w:tc>
+          <w:tcPr>
+            <w:tcW w:w="0" w:type="auto"/>
+            <w:shd w:val="clear" w:color="auto" w:fill="auto"/>
+            <w:tcMar>
+              <w:top w:w="150" w:type="dxa"/>
+              <w:left w:w="240" w:type="dxa"/>
+              <w:bottom w:w="150" w:type="dxa"/>
+              <w:right w:w="240" w:type="dxa"/>
+            </w:tcMar>
+            <w:vAlign w:val="center"/>
+            <w:hideMark/>
+          </w:tcPr>
+          <w:p>
+            <w:pPr>
+              <w:spacing w:after="0" w:line="375" w:lineRule="atLeast"/>
+              <w:rPr>
+                <w:rFonts w:ascii="Times New Roman" w:eastAsia="Times New Roman" w:hAnsi="Times New Roman" w:cs="Times New Roman"/>
+                <w:sz w:val="23"/>
+                <w:szCs w:val="23"/>
+                <w:lang w:eastAsia="ru-RU"/>
+              </w:rPr>
+            </w:pPr>
+            <w:r>
+              <w:rPr>
+                <w:rFonts w:ascii="Times New Roman" w:eastAsia="Times New Roman" w:hAnsi="Times New Roman" w:cs="Times New Roman"/>
+                <w:sz w:val="23"/>
+                <w:szCs w:val="23"/>
+                <w:lang w:eastAsia="ru-RU"/>
+              </w:rPr>
+              <w:t>Высокая (дискретизированный составной индекс)</w:t>
+            </w:r>
+          </w:p>
+        </w:tc>
+        <w:tc>
+          <w:tcPr>
+            <w:tcW w:w="0" w:type="auto"/>
+            <w:shd w:val="clear" w:color="auto" w:fill="auto"/>
+            <w:tcMar>
+              <w:top w:w="150" w:type="dxa"/>
+              <w:left w:w="240" w:type="dxa"/>
+              <w:bottom w:w="150" w:type="dxa"/>
+              <w:right w:w="240" w:type="dxa"/>
+            </w:tcMar>
+            <w:vAlign w:val="center"/>
+            <w:hideMark/>
+          </w:tcPr>
+          <w:p>
+            <w:pPr>
+              <w:spacing w:after="0" w:line="375" w:lineRule="atLeast"/>
+              <w:rPr>
+                <w:rFonts w:ascii="Times New Roman" w:eastAsia="Times New Roman" w:hAnsi="Times New Roman" w:cs="Times New Roman"/>
+                <w:sz w:val="23"/>
+                <w:szCs w:val="23"/>
+                <w:lang w:eastAsia="ru-RU"/>
+              </w:rPr>
+            </w:pPr>
+            <w:r>
+              <w:rPr>
+                <w:rFonts w:ascii="Times New Roman" w:eastAsia="Times New Roman" w:hAnsi="Times New Roman" w:cs="Times New Roman"/>
+                <w:sz w:val="23"/>
+                <w:szCs w:val="23"/>
+                <w:lang w:eastAsia="ru-RU"/>
+              </w:rPr>
+              <w:t>Ограниченная (БД)</w:t>
+            </w:r>
+          </w:p>
+        </w:tc>
+        <w:tc>
+          <w:tcPr>
+            <w:tcW w:w="0" w:type="auto"/>
+            <w:shd w:val="clear" w:color="auto" w:fill="auto"/>
+            <w:tcMar>
+              <w:top w:w="150" w:type="dxa"/>
+              <w:left w:w="240" w:type="dxa"/>
+              <w:bottom w:w="150" w:type="dxa"/>
+              <w:right w:w="240" w:type="dxa"/>
+            </w:tcMar>
+            <w:vAlign w:val="center"/>
+            <w:hideMark/>
+          </w:tcPr>
+          <w:p>
+            <w:pPr>
+              <w:spacing w:after="0" w:line="375" w:lineRule="atLeast"/>
+              <w:rPr>
+                <w:rFonts w:ascii="Times New Roman" w:eastAsia="Times New Roman" w:hAnsi="Times New Roman" w:cs="Times New Roman"/>
+                <w:sz w:val="23"/>
+                <w:szCs w:val="23"/>
+                <w:lang w:eastAsia="ru-RU"/>
+              </w:rPr>
+            </w:pPr>
+            <w:r>
+              <w:rPr>
+                <w:rFonts w:ascii="Times New Roman" w:eastAsia="Times New Roman" w:hAnsi="Times New Roman" w:cs="Times New Roman"/>
+                <w:sz w:val="23"/>
+                <w:szCs w:val="23"/>
+                <w:lang w:eastAsia="ru-RU"/>
+              </w:rPr>
+              <w:t>Есть (встроенный функционал)</w:t>
+            </w:r>
+          </w:p>
+        </w:tc>
+        <w:tc>
+          <w:tcPr>
+            <w:tcW w:w="0" w:type="auto"/>
+            <w:shd w:val="clear" w:color="auto" w:fill="auto"/>
+            <w:tcMar>
+              <w:top w:w="150" w:type="dxa"/>
+              <w:left w:w="240" w:type="dxa"/>
+              <w:bottom w:w="150" w:type="dxa"/>
+              <w:right w:w="240" w:type="dxa"/>
+            </w:tcMar>
+            <w:vAlign w:val="center"/>
+            <w:hideMark/>
+          </w:tcPr>
+          <w:p>
+            <w:pPr>
+              <w:spacing w:after="0" w:line="375" w:lineRule="atLeast"/>
+              <w:rPr>
+                <w:rFonts w:ascii="Times New Roman" w:eastAsia="Times New Roman" w:hAnsi="Times New Roman" w:cs="Times New Roman"/>
+                <w:sz w:val="23"/>
+                <w:szCs w:val="23"/>
+                <w:lang w:eastAsia="ru-RU"/>
+              </w:rPr>
+            </w:pPr>
+            <w:r>
+              <w:rPr>
+                <w:rFonts w:ascii="Times New Roman" w:eastAsia="Times New Roman" w:hAnsi="Times New Roman" w:cs="Times New Roman"/>
+                <w:sz w:val="23"/>
+                <w:szCs w:val="23"/>
+                <w:lang w:eastAsia="ru-RU"/>
+              </w:rPr>
+              <w:t>Есть</w:t>
+            </w:r>
+          </w:p>
+        </w:tc>
+        <w:tc>
+          <w:tcPr>
+            <w:tcW w:w="0" w:type="auto"/>
+            <w:shd w:val="clear" w:color="auto" w:fill="auto"/>
+            <w:tcMar>
+              <w:top w:w="150" w:type="dxa"/>
+              <w:left w:w="240" w:type="dxa"/>
+              <w:bottom w:w="150" w:type="dxa"/>
+              <w:right w:w="240" w:type="dxa"/>
+            </w:tcMar>
+            <w:vAlign w:val="center"/>
+            <w:hideMark/>
+          </w:tcPr>
+          <w:p>
+            <w:pPr>
+              <w:spacing w:after="0" w:line="375" w:lineRule="atLeast"/>
+              <w:rPr>
+                <w:rFonts w:ascii="Times New Roman" w:eastAsia="Times New Roman" w:hAnsi="Times New Roman" w:cs="Times New Roman"/>
+                <w:sz w:val="23"/>
+                <w:szCs w:val="23"/>
+                <w:lang w:eastAsia="ru-RU"/>
+              </w:rPr>
+            </w:pPr>
+            <w:r>
+              <w:rPr>
+                <w:rFonts w:ascii="Times New Roman" w:eastAsia="Times New Roman" w:hAnsi="Times New Roman" w:cs="Times New Roman"/>
+                <w:sz w:val="23"/>
+                <w:szCs w:val="23"/>
+                <w:lang w:eastAsia="ru-RU"/>
+              </w:rPr>
+              <w:t>Ограниченная</w:t>
+            </w:r>
+          </w:p>
+        </w:tc>
+        <w:tc>
+          <w:tcPr>
+            <w:tcW w:w="1060" w:type="dxa"/>
+            <w:shd w:val="clear" w:color="auto" w:fill="auto"/>
+            <w:tcMar>
+              <w:top w:w="150" w:type="dxa"/>
+              <w:left w:w="240" w:type="dxa"/>
+              <w:bottom w:w="150" w:type="dxa"/>
+              <w:right w:w="0" w:type="dxa"/>
+            </w:tcMar>
+            <w:vAlign w:val="center"/>
+            <w:hideMark/>
+          </w:tcPr>
+          <w:p>
+            <w:pPr>
+              <w:spacing w:after="0" w:line="375" w:lineRule="atLeast"/>
+              <w:rPr>
+                <w:rFonts w:ascii="Times New Roman" w:eastAsia="Times New Roman" w:hAnsi="Times New Roman" w:cs="Times New Roman"/>
+                <w:sz w:val="23"/>
+                <w:szCs w:val="23"/>
+                <w:lang w:eastAsia="ru-RU"/>
+              </w:rPr>
+            </w:pPr>
+            <w:r>
+              <w:rPr>
+                <w:rFonts w:ascii="Times New Roman" w:eastAsia="Times New Roman" w:hAnsi="Times New Roman" w:cs="Times New Roman"/>
+                <w:sz w:val="23"/>
+                <w:szCs w:val="23"/>
+                <w:lang w:eastAsia="ru-RU"/>
+              </w:rPr>
+              <w:t>Есть</w:t>
+            </w:r>
+          </w:p>
+        </w:tc>
+      </w:tr>
+      <w:tr>
+        <w:tc>
+          <w:tcPr>
+            <w:tcW w:w="0" w:type="auto"/>
+            <w:shd w:val="clear" w:color="auto" w:fill="auto"/>
+            <w:tcMar>
+              <w:top w:w="150" w:type="dxa"/>
+              <w:left w:w="0" w:type="dxa"/>
+              <w:bottom w:w="150" w:type="dxa"/>
+              <w:right w:w="240" w:type="dxa"/>
+            </w:tcMar>
+            <w:vAlign w:val="center"/>
+            <w:hideMark/>
+          </w:tcPr>
+          <w:p>
+            <w:pPr>
+              <w:spacing w:after="0" w:line="375" w:lineRule="atLeast"/>
+              <w:rPr>
+                <w:rFonts w:ascii="Times New Roman" w:eastAsia="Times New Roman" w:hAnsi="Times New Roman" w:cs="Times New Roman"/>
+                <w:sz w:val="23"/>
+                <w:szCs w:val="23"/>
+                <w:lang w:eastAsia="ru-RU"/>
+              </w:rPr>
+            </w:pPr>
+            <w:r>
+              <w:rPr>
+                <w:rFonts w:ascii="Times New Roman" w:eastAsia="Times New Roman" w:hAnsi="Times New Roman" w:cs="Times New Roman"/>
+                <w:sz w:val="23"/>
+                <w:szCs w:val="23"/>
+                <w:lang w:eastAsia="ru-RU"/>
+              </w:rPr>
+              <w:t>Ретрансляция в госсистемы (ЭРА-ГЛОНАСС, Платон)</w:t>
+            </w:r>
+          </w:p>
+        </w:tc>
+        <w:tc>
+          <w:tcPr>
+            <w:tcW w:w="0" w:type="auto"/>
+            <w:shd w:val="clear" w:color="auto" w:fill="auto"/>
+            <w:tcMar>
+              <w:top w:w="150" w:type="dxa"/>
+              <w:left w:w="240" w:type="dxa"/>
+              <w:bottom w:w="150" w:type="dxa"/>
+              <w:right w:w="240" w:type="dxa"/>
+            </w:tcMar>
+            <w:vAlign w:val="center"/>
+            <w:hideMark/>
+          </w:tcPr>
+          <w:p>
+            <w:pPr>
+              <w:spacing w:after="0" w:line="375" w:lineRule="atLeast"/>
+              <w:rPr>
+                <w:rFonts w:ascii="Times New Roman" w:eastAsia="Times New Roman" w:hAnsi="Times New Roman" w:cs="Times New Roman"/>
+                <w:sz w:val="23"/>
+                <w:szCs w:val="23"/>
+                <w:lang w:eastAsia="ru-RU"/>
+              </w:rPr>
+            </w:pPr>
+            <w:r>
+              <w:rPr>
+                <w:rFonts w:ascii="Times New Roman" w:eastAsia="Times New Roman" w:hAnsi="Times New Roman" w:cs="Times New Roman"/>
+                <w:sz w:val="23"/>
+                <w:szCs w:val="23"/>
+                <w:lang w:eastAsia="ru-RU"/>
+              </w:rPr>
+              <w:t>Встроенная, с гарантированной доставкой</w:t>
+            </w:r>
+          </w:p>
+        </w:tc>
+        <w:tc>
+          <w:tcPr>
+            <w:tcW w:w="0" w:type="auto"/>
+            <w:shd w:val="clear" w:color="auto" w:fill="auto"/>
+            <w:tcMar>
+              <w:top w:w="150" w:type="dxa"/>
+              <w:left w:w="240" w:type="dxa"/>
+              <w:bottom w:w="150" w:type="dxa"/>
+              <w:right w:w="240" w:type="dxa"/>
+            </w:tcMar>
+            <w:vAlign w:val="center"/>
+            <w:hideMark/>
+          </w:tcPr>
+          <w:p>
+            <w:pPr>
+              <w:spacing w:after="0" w:line="375" w:lineRule="atLeast"/>
+              <w:rPr>
+                <w:rFonts w:ascii="Times New Roman" w:eastAsia="Times New Roman" w:hAnsi="Times New Roman" w:cs="Times New Roman"/>
+                <w:sz w:val="23"/>
+                <w:szCs w:val="23"/>
+                <w:lang w:eastAsia="ru-RU"/>
+              </w:rPr>
+            </w:pPr>
+            <w:r>
+              <w:rPr>
+                <w:rFonts w:ascii="Times New Roman" w:eastAsia="Times New Roman" w:hAnsi="Times New Roman" w:cs="Times New Roman"/>
+                <w:sz w:val="23"/>
+                <w:szCs w:val="23"/>
+                <w:lang w:eastAsia="ru-RU"/>
+              </w:rPr>
+              <w:t>Отсутствует</w:t>
+            </w:r>
+          </w:p>
+        </w:tc>
+        <w:tc>
+          <w:tcPr>
+            <w:tcW w:w="0" w:type="auto"/>
+            <w:shd w:val="clear" w:color="auto" w:fill="auto"/>
+            <w:tcMar>
+              <w:top w:w="150" w:type="dxa"/>
+              <w:left w:w="240" w:type="dxa"/>
+              <w:bottom w:w="150" w:type="dxa"/>
+              <w:right w:w="240" w:type="dxa"/>
+            </w:tcMar>
+            <w:vAlign w:val="center"/>
+            <w:hideMark/>
+          </w:tcPr>
+          <w:p>
+            <w:pPr>
+              <w:spacing w:after="0" w:line="375" w:lineRule="atLeast"/>
+              <w:rPr>
+                <w:rFonts w:ascii="Times New Roman" w:eastAsia="Times New Roman" w:hAnsi="Times New Roman" w:cs="Times New Roman"/>
+                <w:sz w:val="23"/>
+                <w:szCs w:val="23"/>
+                <w:lang w:eastAsia="ru-RU"/>
+              </w:rPr>
+            </w:pPr>
+            <w:r>
+              <w:rPr>
+                <w:rFonts w:ascii="Times New Roman" w:eastAsia="Times New Roman" w:hAnsi="Times New Roman" w:cs="Times New Roman"/>
+                <w:sz w:val="23"/>
+                <w:szCs w:val="23"/>
+                <w:lang w:eastAsia="ru-RU"/>
+              </w:rPr>
+              <w:t>Требует настройки</w:t>
+            </w:r>
+          </w:p>
+        </w:tc>
+        <w:tc>
+          <w:tcPr>
+            <w:tcW w:w="0" w:type="auto"/>
+            <w:shd w:val="clear" w:color="auto" w:fill="auto"/>
+            <w:tcMar>
+              <w:top w:w="150" w:type="dxa"/>
+              <w:left w:w="240" w:type="dxa"/>
+              <w:bottom w:w="150" w:type="dxa"/>
+              <w:right w:w="240" w:type="dxa"/>
+            </w:tcMar>
+            <w:vAlign w:val="center"/>
+            <w:hideMark/>
+          </w:tcPr>
+          <w:p>
+            <w:pPr>
+              <w:spacing w:after="0" w:line="375" w:lineRule="atLeast"/>
+              <w:rPr>
+                <w:rFonts w:ascii="Times New Roman" w:eastAsia="Times New Roman" w:hAnsi="Times New Roman" w:cs="Times New Roman"/>
+                <w:sz w:val="23"/>
+                <w:szCs w:val="23"/>
+                <w:lang w:eastAsia="ru-RU"/>
+              </w:rPr>
+            </w:pPr>
+            <w:r>
+              <w:rPr>
+                <w:rFonts w:ascii="Times New Roman" w:eastAsia="Times New Roman" w:hAnsi="Times New Roman" w:cs="Times New Roman"/>
+                <w:sz w:val="23"/>
+                <w:szCs w:val="23"/>
+                <w:lang w:eastAsia="ru-RU"/>
+              </w:rPr>
+              <w:t>Требует настройки</w:t>
+            </w:r>
+          </w:p>
+        </w:tc>
+        <w:tc>
+          <w:tcPr>
+            <w:tcW w:w="0" w:type="auto"/>
+            <w:shd w:val="clear" w:color="auto" w:fill="auto"/>
+            <w:tcMar>
+              <w:top w:w="150" w:type="dxa"/>
+              <w:left w:w="240" w:type="dxa"/>
+              <w:bottom w:w="150" w:type="dxa"/>
+              <w:right w:w="240" w:type="dxa"/>
+            </w:tcMar>
+            <w:vAlign w:val="center"/>
+            <w:hideMark/>
+          </w:tcPr>
+          <w:p>
+            <w:pPr>
+              <w:spacing w:after="0" w:line="375" w:lineRule="atLeast"/>
+              <w:rPr>
+                <w:rFonts w:ascii="Times New Roman" w:eastAsia="Times New Roman" w:hAnsi="Times New Roman" w:cs="Times New Roman"/>
+                <w:sz w:val="23"/>
+                <w:szCs w:val="23"/>
+                <w:lang w:eastAsia="ru-RU"/>
+              </w:rPr>
+            </w:pPr>
+            <w:r>
+              <w:rPr>
+                <w:rFonts w:ascii="Times New Roman" w:eastAsia="Times New Roman" w:hAnsi="Times New Roman" w:cs="Times New Roman"/>
+                <w:sz w:val="23"/>
+                <w:szCs w:val="23"/>
+                <w:lang w:eastAsia="ru-RU"/>
+              </w:rPr>
+              <w:t>Частичная</w:t>
+            </w:r>
+          </w:p>
+        </w:tc>
+        <w:tc>
+          <w:tcPr>
+            <w:tcW w:w="1060" w:type="dxa"/>
+            <w:shd w:val="clear" w:color="auto" w:fill="auto"/>
+            <w:tcMar>
+              <w:top w:w="150" w:type="dxa"/>
+              <w:left w:w="240" w:type="dxa"/>
+              <w:bottom w:w="150" w:type="dxa"/>
+              <w:right w:w="0" w:type="dxa"/>
+            </w:tcMar>
+            <w:vAlign w:val="center"/>
+            <w:hideMark/>
+          </w:tcPr>
+          <w:p>
+            <w:pPr>
+              <w:spacing w:after="0" w:line="375" w:lineRule="atLeast"/>
+              <w:rPr>
+                <w:rFonts w:ascii="Times New Roman" w:eastAsia="Times New Roman" w:hAnsi="Times New Roman" w:cs="Times New Roman"/>
+                <w:sz w:val="23"/>
+                <w:szCs w:val="23"/>
+                <w:lang w:eastAsia="ru-RU"/>
+              </w:rPr>
+            </w:pPr>
+            <w:r>
+              <w:rPr>
+                <w:rFonts w:ascii="Times New Roman" w:eastAsia="Times New Roman" w:hAnsi="Times New Roman" w:cs="Times New Roman"/>
+                <w:sz w:val="23"/>
+                <w:szCs w:val="23"/>
+                <w:lang w:eastAsia="ru-RU"/>
+              </w:rPr>
+              <w:t>Частичная</w:t>
+            </w:r>
+          </w:p>
+        </w:tc>
+      </w:tr>
+      <w:tr>
+        <w:tc>
+          <w:tcPr>
+            <w:tcW w:w="0" w:type="auto"/>
+            <w:shd w:val="clear" w:color="auto" w:fill="auto"/>
+            <w:tcMar>
+              <w:top w:w="150" w:type="dxa"/>
+              <w:left w:w="0" w:type="dxa"/>
+              <w:bottom w:w="150" w:type="dxa"/>
+              <w:right w:w="240" w:type="dxa"/>
+            </w:tcMar>
+            <w:vAlign w:val="center"/>
+            <w:hideMark/>
+          </w:tcPr>
+          <w:p>
+            <w:pPr>
+              <w:spacing w:after="0" w:line="375" w:lineRule="atLeast"/>
+              <w:rPr>
+                <w:rFonts w:ascii="Times New Roman" w:eastAsia="Times New Roman" w:hAnsi="Times New Roman" w:cs="Times New Roman"/>
+                <w:sz w:val="23"/>
+                <w:szCs w:val="23"/>
+                <w:lang w:eastAsia="ru-RU"/>
+              </w:rPr>
+            </w:pPr>
+            <w:r>
+              <w:rPr>
+                <w:rFonts w:ascii="Times New Roman" w:eastAsia="Times New Roman" w:hAnsi="Times New Roman" w:cs="Times New Roman"/>
+                <w:sz w:val="23"/>
+                <w:szCs w:val="23"/>
+                <w:lang w:eastAsia="ru-RU"/>
+              </w:rPr>
+              <w:t>Обработка в реальном времени</w:t>
+            </w:r>
+          </w:p>
+        </w:tc>
+        <w:tc>
+          <w:tcPr>
+            <w:tcW w:w="0" w:type="auto"/>
+            <w:shd w:val="clear" w:color="auto" w:fill="auto"/>
+            <w:tcMar>
+              <w:top w:w="150" w:type="dxa"/>
+              <w:left w:w="240" w:type="dxa"/>
+              <w:bottom w:w="150" w:type="dxa"/>
+              <w:right w:w="240" w:type="dxa"/>
+            </w:tcMar>
+            <w:vAlign w:val="center"/>
+            <w:hideMark/>
+          </w:tcPr>
+          <w:p>
+            <w:pPr>
+              <w:spacing w:after="0" w:line="375" w:lineRule="atLeast"/>
+              <w:rPr>
+                <w:rFonts w:ascii="Times New Roman" w:eastAsia="Times New Roman" w:hAnsi="Times New Roman" w:cs="Times New Roman"/>
+                <w:sz w:val="23"/>
+                <w:szCs w:val="23"/>
+                <w:lang w:eastAsia="ru-RU"/>
+              </w:rPr>
+            </w:pPr>
+            <w:r>
+              <w:rPr>
+                <w:rFonts w:ascii="Times New Roman" w:eastAsia="Times New Roman" w:hAnsi="Times New Roman" w:cs="Times New Roman"/>
+                <w:sz w:val="23"/>
+                <w:szCs w:val="23"/>
+                <w:lang w:eastAsia="ru-RU"/>
+              </w:rPr>
+              <w:t>Высокая (потоковая архитектура, Kafka/RabbitMQ)</w:t>
+            </w:r>
+          </w:p>
+        </w:tc>
+        <w:tc>
+          <w:tcPr>
+            <w:tcW w:w="0" w:type="auto"/>
+            <w:shd w:val="clear" w:color="auto" w:fill="auto"/>
+            <w:tcMar>
+              <w:top w:w="150" w:type="dxa"/>
+              <w:left w:w="240" w:type="dxa"/>
+              <w:bottom w:w="150" w:type="dxa"/>
+              <w:right w:w="240" w:type="dxa"/>
+            </w:tcMar>
+            <w:vAlign w:val="center"/>
+            <w:hideMark/>
+          </w:tcPr>
+          <w:p>
+            <w:pPr>
+              <w:spacing w:after="0" w:line="375" w:lineRule="atLeast"/>
+              <w:rPr>
+                <w:rFonts w:ascii="Times New Roman" w:eastAsia="Times New Roman" w:hAnsi="Times New Roman" w:cs="Times New Roman"/>
+                <w:sz w:val="23"/>
+                <w:szCs w:val="23"/>
+                <w:lang w:eastAsia="ru-RU"/>
+              </w:rPr>
+            </w:pPr>
+            <w:r>
+              <w:rPr>
+                <w:rFonts w:ascii="Times New Roman" w:eastAsia="Times New Roman" w:hAnsi="Times New Roman" w:cs="Times New Roman"/>
+                <w:sz w:val="23"/>
+                <w:szCs w:val="23"/>
+                <w:lang w:eastAsia="ru-RU"/>
+              </w:rPr>
+              <w:t>Средняя</w:t>
+            </w:r>
+          </w:p>
+        </w:tc>
+        <w:tc>
+          <w:tcPr>
+            <w:tcW w:w="0" w:type="auto"/>
+            <w:shd w:val="clear" w:color="auto" w:fill="auto"/>
+            <w:tcMar>
+              <w:top w:w="150" w:type="dxa"/>
+              <w:left w:w="240" w:type="dxa"/>
+              <w:bottom w:w="150" w:type="dxa"/>
+              <w:right w:w="240" w:type="dxa"/>
+            </w:tcMar>
+            <w:vAlign w:val="center"/>
+            <w:hideMark/>
+          </w:tcPr>
+          <w:p>
+            <w:pPr>
+              <w:spacing w:after="0" w:line="375" w:lineRule="atLeast"/>
+              <w:rPr>
+                <w:rFonts w:ascii="Times New Roman" w:eastAsia="Times New Roman" w:hAnsi="Times New Roman" w:cs="Times New Roman"/>
+                <w:sz w:val="23"/>
+                <w:szCs w:val="23"/>
+                <w:lang w:eastAsia="ru-RU"/>
+              </w:rPr>
+            </w:pPr>
+            <w:r>
+              <w:rPr>
+                <w:rFonts w:ascii="Times New Roman" w:eastAsia="Times New Roman" w:hAnsi="Times New Roman" w:cs="Times New Roman"/>
+                <w:sz w:val="23"/>
+                <w:szCs w:val="23"/>
+                <w:lang w:eastAsia="ru-RU"/>
+              </w:rPr>
+              <w:t>Высокая</w:t>
+            </w:r>
+          </w:p>
+        </w:tc>
+        <w:tc>
+          <w:tcPr>
+            <w:tcW w:w="0" w:type="auto"/>
+            <w:shd w:val="clear" w:color="auto" w:fill="auto"/>
+            <w:tcMar>
+              <w:top w:w="150" w:type="dxa"/>
+              <w:left w:w="240" w:type="dxa"/>
+              <w:bottom w:w="150" w:type="dxa"/>
+              <w:right w:w="240" w:type="dxa"/>
+            </w:tcMar>
+            <w:vAlign w:val="center"/>
+            <w:hideMark/>
+          </w:tcPr>
+          <w:p>
+            <w:pPr>
+              <w:spacing w:after="0" w:line="375" w:lineRule="atLeast"/>
+              <w:rPr>
+                <w:rFonts w:ascii="Times New Roman" w:eastAsia="Times New Roman" w:hAnsi="Times New Roman" w:cs="Times New Roman"/>
+                <w:sz w:val="23"/>
+                <w:szCs w:val="23"/>
+                <w:lang w:eastAsia="ru-RU"/>
+              </w:rPr>
+            </w:pPr>
+            <w:r>
+              <w:rPr>
+                <w:rFonts w:ascii="Times New Roman" w:eastAsia="Times New Roman" w:hAnsi="Times New Roman" w:cs="Times New Roman"/>
+                <w:sz w:val="23"/>
+                <w:szCs w:val="23"/>
+                <w:lang w:eastAsia="ru-RU"/>
+              </w:rPr>
+              <w:t>Высокая</w:t>
+            </w:r>
+          </w:p>
+        </w:tc>
+        <w:tc>
+          <w:tcPr>
+            <w:tcW w:w="0" w:type="auto"/>
+            <w:shd w:val="clear" w:color="auto" w:fill="auto"/>
+            <w:tcMar>
+              <w:top w:w="150" w:type="dxa"/>
+              <w:left w:w="240" w:type="dxa"/>
+              <w:bottom w:w="150" w:type="dxa"/>
+              <w:right w:w="240" w:type="dxa"/>
+            </w:tcMar>
+            <w:vAlign w:val="center"/>
+            <w:hideMark/>
+          </w:tcPr>
+          <w:p>
+            <w:pPr>
+              <w:spacing w:after="0" w:line="375" w:lineRule="atLeast"/>
+              <w:rPr>
+                <w:rFonts w:ascii="Times New Roman" w:eastAsia="Times New Roman" w:hAnsi="Times New Roman" w:cs="Times New Roman"/>
+                <w:sz w:val="23"/>
+                <w:szCs w:val="23"/>
+                <w:lang w:eastAsia="ru-RU"/>
+              </w:rPr>
+            </w:pPr>
+            <w:r>
+              <w:rPr>
+                <w:rFonts w:ascii="Times New Roman" w:eastAsia="Times New Roman" w:hAnsi="Times New Roman" w:cs="Times New Roman"/>
+                <w:sz w:val="23"/>
+                <w:szCs w:val="23"/>
+                <w:lang w:eastAsia="ru-RU"/>
+              </w:rPr>
+              <w:t>Средняя</w:t>
+            </w:r>
+          </w:p>
+        </w:tc>
+        <w:tc>
+          <w:tcPr>
+            <w:tcW w:w="1060" w:type="dxa"/>
+            <w:shd w:val="clear" w:color="auto" w:fill="auto"/>
+            <w:tcMar>
+              <w:top w:w="150" w:type="dxa"/>
+              <w:left w:w="240" w:type="dxa"/>
+              <w:bottom w:w="150" w:type="dxa"/>
+              <w:right w:w="0" w:type="dxa"/>
+            </w:tcMar>
+            <w:vAlign w:val="center"/>
+            <w:hideMark/>
+          </w:tcPr>
+          <w:p>
+            <w:pPr>
+              <w:spacing w:after="0" w:line="375" w:lineRule="atLeast"/>
+              <w:rPr>
+                <w:rFonts w:ascii="Times New Roman" w:eastAsia="Times New Roman" w:hAnsi="Times New Roman" w:cs="Times New Roman"/>
+                <w:sz w:val="23"/>
+                <w:szCs w:val="23"/>
+                <w:lang w:eastAsia="ru-RU"/>
+              </w:rPr>
+            </w:pPr>
+            <w:r>
+              <w:rPr>
+                <w:rFonts w:ascii="Times New Roman" w:eastAsia="Times New Roman" w:hAnsi="Times New Roman" w:cs="Times New Roman"/>
+                <w:sz w:val="23"/>
+                <w:szCs w:val="23"/>
+                <w:lang w:eastAsia="ru-RU"/>
+              </w:rPr>
+              <w:t>Средняя</w:t>
+            </w:r>
+          </w:p>
+        </w:tc>
+      </w:tr>
+      <w:tr>
+        <w:tc>
+          <w:tcPr>
+            <w:tcW w:w="0" w:type="auto"/>
+            <w:shd w:val="clear" w:color="auto" w:fill="auto"/>
+            <w:tcMar>
+              <w:top w:w="150" w:type="dxa"/>
+              <w:left w:w="0" w:type="dxa"/>
+              <w:bottom w:w="150" w:type="dxa"/>
+              <w:right w:w="240" w:type="dxa"/>
+            </w:tcMar>
+            <w:vAlign w:val="center"/>
+            <w:hideMark/>
+          </w:tcPr>
+          <w:p>
+            <w:pPr>
+              <w:spacing w:after="0" w:line="375" w:lineRule="atLeast"/>
+              <w:rPr>
+                <w:rFonts w:ascii="Times New Roman" w:eastAsia="Times New Roman" w:hAnsi="Times New Roman" w:cs="Times New Roman"/>
+                <w:sz w:val="23"/>
+                <w:szCs w:val="23"/>
+                <w:lang w:eastAsia="ru-RU"/>
+              </w:rPr>
+            </w:pPr>
+            <w:r>
+              <w:rPr>
+                <w:rFonts w:ascii="Times New Roman" w:eastAsia="Times New Roman" w:hAnsi="Times New Roman" w:cs="Times New Roman"/>
+                <w:sz w:val="23"/>
+                <w:szCs w:val="23"/>
+                <w:lang w:eastAsia="ru-RU"/>
+              </w:rPr>
+              <w:lastRenderedPageBreak/>
+              <w:t>Масштабируемость</w:t>
+            </w:r>
+          </w:p>
+        </w:tc>
+        <w:tc>
+          <w:tcPr>
+            <w:tcW w:w="0" w:type="auto"/>
+            <w:shd w:val="clear" w:color="auto" w:fill="auto"/>
+            <w:tcMar>
+              <w:top w:w="150" w:type="dxa"/>
+              <w:left w:w="240" w:type="dxa"/>
+              <w:bottom w:w="150" w:type="dxa"/>
+              <w:right w:w="240" w:type="dxa"/>
+            </w:tcMar>
+            <w:vAlign w:val="center"/>
+            <w:hideMark/>
+          </w:tcPr>
+          <w:p>
+            <w:pPr>
+              <w:spacing w:after="0" w:line="375" w:lineRule="atLeast"/>
+              <w:rPr>
+                <w:rFonts w:ascii="Times New Roman" w:eastAsia="Times New Roman" w:hAnsi="Times New Roman" w:cs="Times New Roman"/>
+                <w:sz w:val="23"/>
+                <w:szCs w:val="23"/>
+                <w:lang w:eastAsia="ru-RU"/>
+              </w:rPr>
+            </w:pPr>
+            <w:r>
+              <w:rPr>
+                <w:rFonts w:ascii="Times New Roman" w:eastAsia="Times New Roman" w:hAnsi="Times New Roman" w:cs="Times New Roman"/>
+                <w:sz w:val="23"/>
+                <w:szCs w:val="23"/>
+                <w:lang w:eastAsia="ru-RU"/>
+              </w:rPr>
+              <w:t>Горизонтальное масштабирование всех компонентов</w:t>
+            </w:r>
+          </w:p>
+        </w:tc>
+        <w:tc>
+          <w:tcPr>
+            <w:tcW w:w="0" w:type="auto"/>
+            <w:shd w:val="clear" w:color="auto" w:fill="auto"/>
+            <w:tcMar>
+              <w:top w:w="150" w:type="dxa"/>
+              <w:left w:w="240" w:type="dxa"/>
+              <w:bottom w:w="150" w:type="dxa"/>
+              <w:right w:w="240" w:type="dxa"/>
+            </w:tcMar>
+            <w:vAlign w:val="center"/>
+            <w:hideMark/>
+          </w:tcPr>
+          <w:p>
+            <w:pPr>
+              <w:spacing w:after="0" w:line="375" w:lineRule="atLeast"/>
+              <w:rPr>
+                <w:rFonts w:ascii="Times New Roman" w:eastAsia="Times New Roman" w:hAnsi="Times New Roman" w:cs="Times New Roman"/>
+                <w:sz w:val="23"/>
+                <w:szCs w:val="23"/>
+                <w:lang w:eastAsia="ru-RU"/>
+              </w:rPr>
+            </w:pPr>
+            <w:r>
+              <w:rPr>
+                <w:rFonts w:ascii="Times New Roman" w:eastAsia="Times New Roman" w:hAnsi="Times New Roman" w:cs="Times New Roman"/>
+                <w:sz w:val="23"/>
+                <w:szCs w:val="23"/>
+                <w:lang w:eastAsia="ru-RU"/>
+              </w:rPr>
+              <w:t>Ограниченная (монолит)</w:t>
+            </w:r>
+          </w:p>
+        </w:tc>
+        <w:tc>
+          <w:tcPr>
+            <w:tcW w:w="0" w:type="auto"/>
+            <w:shd w:val="clear" w:color="auto" w:fill="auto"/>
+            <w:tcMar>
+              <w:top w:w="150" w:type="dxa"/>
+              <w:left w:w="240" w:type="dxa"/>
+              <w:bottom w:w="150" w:type="dxa"/>
+              <w:right w:w="240" w:type="dxa"/>
+            </w:tcMar>
+            <w:vAlign w:val="center"/>
+            <w:hideMark/>
+          </w:tcPr>
+          <w:p>
+            <w:pPr>
+              <w:spacing w:after="0" w:line="375" w:lineRule="atLeast"/>
+              <w:rPr>
+                <w:rFonts w:ascii="Times New Roman" w:eastAsia="Times New Roman" w:hAnsi="Times New Roman" w:cs="Times New Roman"/>
+                <w:sz w:val="23"/>
+                <w:szCs w:val="23"/>
+                <w:lang w:eastAsia="ru-RU"/>
+              </w:rPr>
+            </w:pPr>
+            <w:r>
+              <w:rPr>
+                <w:rFonts w:ascii="Times New Roman" w:eastAsia="Times New Roman" w:hAnsi="Times New Roman" w:cs="Times New Roman"/>
+                <w:sz w:val="23"/>
+                <w:szCs w:val="23"/>
+                <w:lang w:eastAsia="ru-RU"/>
+              </w:rPr>
+              <w:t>Высокая (облачный сервис)</w:t>
+            </w:r>
+          </w:p>
+        </w:tc>
+        <w:tc>
+          <w:tcPr>
+            <w:tcW w:w="0" w:type="auto"/>
+            <w:shd w:val="clear" w:color="auto" w:fill="auto"/>
+            <w:tcMar>
+              <w:top w:w="150" w:type="dxa"/>
+              <w:left w:w="240" w:type="dxa"/>
+              <w:bottom w:w="150" w:type="dxa"/>
+              <w:right w:w="240" w:type="dxa"/>
+            </w:tcMar>
+            <w:vAlign w:val="center"/>
+            <w:hideMark/>
+          </w:tcPr>
+          <w:p>
+            <w:pPr>
+              <w:spacing w:after="0" w:line="375" w:lineRule="atLeast"/>
+              <w:rPr>
+                <w:rFonts w:ascii="Times New Roman" w:eastAsia="Times New Roman" w:hAnsi="Times New Roman" w:cs="Times New Roman"/>
+                <w:sz w:val="23"/>
+                <w:szCs w:val="23"/>
+                <w:lang w:eastAsia="ru-RU"/>
+              </w:rPr>
+            </w:pPr>
+            <w:r>
+              <w:rPr>
+                <w:rFonts w:ascii="Times New Roman" w:eastAsia="Times New Roman" w:hAnsi="Times New Roman" w:cs="Times New Roman"/>
+                <w:sz w:val="23"/>
+                <w:szCs w:val="23"/>
+                <w:lang w:eastAsia="ru-RU"/>
+              </w:rPr>
+              <w:t>Высокая (облачный сервис)</w:t>
+            </w:r>
+          </w:p>
+        </w:tc>
+        <w:tc>
+          <w:tcPr>
+            <w:tcW w:w="0" w:type="auto"/>
+            <w:shd w:val="clear" w:color="auto" w:fill="auto"/>
+            <w:tcMar>
+              <w:top w:w="150" w:type="dxa"/>
+              <w:left w:w="240" w:type="dxa"/>
+              <w:bottom w:w="150" w:type="dxa"/>
+              <w:right w:w="240" w:type="dxa"/>
+            </w:tcMar>
+            <w:vAlign w:val="center"/>
+            <w:hideMark/>
+          </w:tcPr>
+          <w:p>
+            <w:pPr>
+              <w:spacing w:after="0" w:line="375" w:lineRule="atLeast"/>
+              <w:rPr>
+                <w:rFonts w:ascii="Times New Roman" w:eastAsia="Times New Roman" w:hAnsi="Times New Roman" w:cs="Times New Roman"/>
+                <w:sz w:val="23"/>
+                <w:szCs w:val="23"/>
+                <w:lang w:eastAsia="ru-RU"/>
+              </w:rPr>
+            </w:pPr>
+            <w:r>
+              <w:rPr>
+                <w:rFonts w:ascii="Times New Roman" w:eastAsia="Times New Roman" w:hAnsi="Times New Roman" w:cs="Times New Roman"/>
+                <w:sz w:val="23"/>
+                <w:szCs w:val="23"/>
+                <w:lang w:eastAsia="ru-RU"/>
+              </w:rPr>
+              <w:t>Зависит от конфигурации 1С</w:t>
+            </w:r>
+          </w:p>
+        </w:tc>
+        <w:tc>
+          <w:tcPr>
+            <w:tcW w:w="1060" w:type="dxa"/>
+            <w:shd w:val="clear" w:color="auto" w:fill="auto"/>
+            <w:tcMar>
+              <w:top w:w="150" w:type="dxa"/>
+              <w:left w:w="240" w:type="dxa"/>
+              <w:bottom w:w="150" w:type="dxa"/>
+              <w:right w:w="0" w:type="dxa"/>
+            </w:tcMar>
+            <w:vAlign w:val="center"/>
+            <w:hideMark/>
+          </w:tcPr>
+          <w:p>
+            <w:pPr>
+              <w:spacing w:after="0" w:line="375" w:lineRule="atLeast"/>
+              <w:rPr>
+                <w:rFonts w:ascii="Times New Roman" w:eastAsia="Times New Roman" w:hAnsi="Times New Roman" w:cs="Times New Roman"/>
+                <w:sz w:val="23"/>
+                <w:szCs w:val="23"/>
+                <w:lang w:eastAsia="ru-RU"/>
+              </w:rPr>
+            </w:pPr>
+            <w:r>
+              <w:rPr>
+                <w:rFonts w:ascii="Times New Roman" w:eastAsia="Times New Roman" w:hAnsi="Times New Roman" w:cs="Times New Roman"/>
+                <w:sz w:val="23"/>
+                <w:szCs w:val="23"/>
+                <w:lang w:eastAsia="ru-RU"/>
+              </w:rPr>
+              <w:t>Ограниченная</w:t>
+            </w:r>
+          </w:p>
+        </w:tc>
+      </w:tr>
+      <w:tr>
+        <w:tc>
+          <w:tcPr>
+            <w:tcW w:w="0" w:type="auto"/>
+            <w:shd w:val="clear" w:color="auto" w:fill="auto"/>
+            <w:tcMar>
+              <w:top w:w="150" w:type="dxa"/>
+              <w:left w:w="0" w:type="dxa"/>
+              <w:bottom w:w="150" w:type="dxa"/>
+              <w:right w:w="240" w:type="dxa"/>
+            </w:tcMar>
+            <w:vAlign w:val="center"/>
+            <w:hideMark/>
+          </w:tcPr>
+          <w:p>
+            <w:pPr>
+              <w:spacing w:after="0" w:line="375" w:lineRule="atLeast"/>
+              <w:rPr>
+                <w:rFonts w:ascii="Times New Roman" w:eastAsia="Times New Roman" w:hAnsi="Times New Roman" w:cs="Times New Roman"/>
+                <w:sz w:val="23"/>
+                <w:szCs w:val="23"/>
+                <w:lang w:eastAsia="ru-RU"/>
+              </w:rPr>
+            </w:pPr>
+            <w:r>
+              <w:rPr>
+                <w:rFonts w:ascii="Times New Roman" w:eastAsia="Times New Roman" w:hAnsi="Times New Roman" w:cs="Times New Roman"/>
+                <w:sz w:val="23"/>
+                <w:szCs w:val="23"/>
+                <w:lang w:eastAsia="ru-RU"/>
+              </w:rPr>
+              <w:t>Отказоустойчивость</w:t>
+            </w:r>
+          </w:p>
+        </w:tc>
+        <w:tc>
+          <w:tcPr>
+            <w:tcW w:w="0" w:type="auto"/>
+            <w:shd w:val="clear" w:color="auto" w:fill="auto"/>
+            <w:tcMar>
+              <w:top w:w="150" w:type="dxa"/>
+              <w:left w:w="240" w:type="dxa"/>
+              <w:bottom w:w="150" w:type="dxa"/>
+              <w:right w:w="240" w:type="dxa"/>
+            </w:tcMar>
+            <w:vAlign w:val="center"/>
+            <w:hideMark/>
+          </w:tcPr>
+          <w:p>
+            <w:pPr>
+              <w:spacing w:after="0" w:line="375" w:lineRule="atLeast"/>
+              <w:rPr>
+                <w:rFonts w:ascii="Times New Roman" w:eastAsia="Times New Roman" w:hAnsi="Times New Roman" w:cs="Times New Roman"/>
+                <w:sz w:val="23"/>
+                <w:szCs w:val="23"/>
+                <w:lang w:eastAsia="ru-RU"/>
+              </w:rPr>
+            </w:pPr>
+            <w:r>
+              <w:rPr>
+                <w:rFonts w:ascii="Times New Roman" w:eastAsia="Times New Roman" w:hAnsi="Times New Roman" w:cs="Times New Roman"/>
+                <w:sz w:val="23"/>
+                <w:szCs w:val="23"/>
+                <w:lang w:eastAsia="ru-RU"/>
+              </w:rPr>
+              <w:t>Встроенная (очереди, кластеризация)</w:t>
+            </w:r>
+          </w:p>
+        </w:tc>
+        <w:tc>
+          <w:tcPr>
+            <w:tcW w:w="0" w:type="auto"/>
+            <w:shd w:val="clear" w:color="auto" w:fill="auto"/>
+            <w:tcMar>
+              <w:top w:w="150" w:type="dxa"/>
+              <w:left w:w="240" w:type="dxa"/>
+              <w:bottom w:w="150" w:type="dxa"/>
+              <w:right w:w="240" w:type="dxa"/>
+            </w:tcMar>
+            <w:vAlign w:val="center"/>
+            <w:hideMark/>
+          </w:tcPr>
+          <w:p>
+            <w:pPr>
+              <w:spacing w:after="0" w:line="375" w:lineRule="atLeast"/>
+              <w:rPr>
+                <w:rFonts w:ascii="Times New Roman" w:eastAsia="Times New Roman" w:hAnsi="Times New Roman" w:cs="Times New Roman"/>
+                <w:sz w:val="23"/>
+                <w:szCs w:val="23"/>
+                <w:lang w:eastAsia="ru-RU"/>
+              </w:rPr>
+            </w:pPr>
+            <w:r>
+              <w:rPr>
+                <w:rFonts w:ascii="Times New Roman" w:eastAsia="Times New Roman" w:hAnsi="Times New Roman" w:cs="Times New Roman"/>
+                <w:sz w:val="23"/>
+                <w:szCs w:val="23"/>
+                <w:lang w:eastAsia="ru-RU"/>
+              </w:rPr>
+              <w:t>Низкая (одиночный сервер БД)</w:t>
+            </w:r>
+          </w:p>
+        </w:tc>
+        <w:tc>
+          <w:tcPr>
+            <w:tcW w:w="0" w:type="auto"/>
+            <w:shd w:val="clear" w:color="auto" w:fill="auto"/>
+            <w:tcMar>
+              <w:top w:w="150" w:type="dxa"/>
+              <w:left w:w="240" w:type="dxa"/>
+              <w:bottom w:w="150" w:type="dxa"/>
+              <w:right w:w="240" w:type="dxa"/>
+            </w:tcMar>
+            <w:vAlign w:val="center"/>
+            <w:hideMark/>
+          </w:tcPr>
+          <w:p>
+            <w:pPr>
+              <w:spacing w:after="0" w:line="375" w:lineRule="atLeast"/>
+              <w:rPr>
+                <w:rFonts w:ascii="Times New Roman" w:eastAsia="Times New Roman" w:hAnsi="Times New Roman" w:cs="Times New Roman"/>
+                <w:sz w:val="23"/>
+                <w:szCs w:val="23"/>
+                <w:lang w:eastAsia="ru-RU"/>
+              </w:rPr>
+            </w:pPr>
+            <w:r>
+              <w:rPr>
+                <w:rFonts w:ascii="Times New Roman" w:eastAsia="Times New Roman" w:hAnsi="Times New Roman" w:cs="Times New Roman"/>
+                <w:sz w:val="23"/>
+                <w:szCs w:val="23"/>
+                <w:lang w:eastAsia="ru-RU"/>
+              </w:rPr>
+              <w:t>Высокая (99,98 %)</w:t>
+            </w:r>
+          </w:p>
+        </w:tc>
+        <w:tc>
+          <w:tcPr>
+            <w:tcW w:w="0" w:type="auto"/>
+            <w:shd w:val="clear" w:color="auto" w:fill="auto"/>
+            <w:tcMar>
+              <w:top w:w="150" w:type="dxa"/>
+              <w:left w:w="240" w:type="dxa"/>
+              <w:bottom w:w="150" w:type="dxa"/>
+              <w:right w:w="240" w:type="dxa"/>
+            </w:tcMar>
+            <w:vAlign w:val="center"/>
+            <w:hideMark/>
+          </w:tcPr>
+          <w:p>
+            <w:pPr>
+              <w:spacing w:after="0" w:line="375" w:lineRule="atLeast"/>
+              <w:rPr>
+                <w:rFonts w:ascii="Times New Roman" w:eastAsia="Times New Roman" w:hAnsi="Times New Roman" w:cs="Times New Roman"/>
+                <w:sz w:val="23"/>
+                <w:szCs w:val="23"/>
+                <w:lang w:eastAsia="ru-RU"/>
+              </w:rPr>
+            </w:pPr>
+            <w:r>
+              <w:rPr>
+                <w:rFonts w:ascii="Times New Roman" w:eastAsia="Times New Roman" w:hAnsi="Times New Roman" w:cs="Times New Roman"/>
+                <w:sz w:val="23"/>
+                <w:szCs w:val="23"/>
+                <w:lang w:eastAsia="ru-RU"/>
+              </w:rPr>
+              <w:t>Высокая</w:t>
+            </w:r>
+          </w:p>
+        </w:tc>
+        <w:tc>
+          <w:tcPr>
+            <w:tcW w:w="0" w:type="auto"/>
+            <w:shd w:val="clear" w:color="auto" w:fill="auto"/>
+            <w:tcMar>
+              <w:top w:w="150" w:type="dxa"/>
+              <w:left w:w="240" w:type="dxa"/>
+              <w:bottom w:w="150" w:type="dxa"/>
+              <w:right w:w="240" w:type="dxa"/>
+            </w:tcMar>
+            <w:vAlign w:val="center"/>
+            <w:hideMark/>
+          </w:tcPr>
+          <w:p>
+            <w:pPr>
+              <w:spacing w:after="0" w:line="375" w:lineRule="atLeast"/>
+              <w:rPr>
+                <w:rFonts w:ascii="Times New Roman" w:eastAsia="Times New Roman" w:hAnsi="Times New Roman" w:cs="Times New Roman"/>
+                <w:sz w:val="23"/>
+                <w:szCs w:val="23"/>
+                <w:lang w:eastAsia="ru-RU"/>
+              </w:rPr>
+            </w:pPr>
+            <w:r>
+              <w:rPr>
+                <w:rFonts w:ascii="Times New Roman" w:eastAsia="Times New Roman" w:hAnsi="Times New Roman" w:cs="Times New Roman"/>
+                <w:sz w:val="23"/>
+                <w:szCs w:val="23"/>
+                <w:lang w:eastAsia="ru-RU"/>
+              </w:rPr>
+              <w:t>Требует настройки</w:t>
+            </w:r>
+          </w:p>
+        </w:tc>
+        <w:tc>
+          <w:tcPr>
+            <w:tcW w:w="1060" w:type="dxa"/>
+            <w:shd w:val="clear" w:color="auto" w:fill="auto"/>
+            <w:tcMar>
+              <w:top w:w="150" w:type="dxa"/>
+              <w:left w:w="240" w:type="dxa"/>
+              <w:bottom w:w="150" w:type="dxa"/>
+              <w:right w:w="0" w:type="dxa"/>
+            </w:tcMar>
+            <w:vAlign w:val="center"/>
+            <w:hideMark/>
+          </w:tcPr>
+          <w:p>
+            <w:pPr>
+              <w:spacing w:after="0" w:line="375" w:lineRule="atLeast"/>
+              <w:rPr>
+                <w:rFonts w:ascii="Times New Roman" w:eastAsia="Times New Roman" w:hAnsi="Times New Roman" w:cs="Times New Roman"/>
+                <w:sz w:val="23"/>
+                <w:szCs w:val="23"/>
+                <w:lang w:eastAsia="ru-RU"/>
+              </w:rPr>
+            </w:pPr>
+            <w:r>
+              <w:rPr>
+                <w:rFonts w:ascii="Times New Roman" w:eastAsia="Times New Roman" w:hAnsi="Times New Roman" w:cs="Times New Roman"/>
+                <w:sz w:val="23"/>
+                <w:szCs w:val="23"/>
+                <w:lang w:eastAsia="ru-RU"/>
+              </w:rPr>
+              <w:t>Средняя</w:t>
+            </w:r>
+          </w:p>
+        </w:tc>
+      </w:tr>
+      <w:tr>
+        <w:tc>
+          <w:tcPr>
+            <w:tcW w:w="0" w:type="auto"/>
+            <w:shd w:val="clear" w:color="auto" w:fill="auto"/>
+            <w:tcMar>
+              <w:top w:w="150" w:type="dxa"/>
+              <w:left w:w="0" w:type="dxa"/>
+              <w:bottom w:w="150" w:type="dxa"/>
+              <w:right w:w="240" w:type="dxa"/>
+            </w:tcMar>
+            <w:vAlign w:val="center"/>
+            <w:hideMark/>
+          </w:tcPr>
+          <w:p>
+            <w:pPr>
+              <w:spacing w:after="0" w:line="375" w:lineRule="atLeast"/>
+              <w:rPr>
+                <w:rFonts w:ascii="Times New Roman" w:eastAsia="Times New Roman" w:hAnsi="Times New Roman" w:cs="Times New Roman"/>
+                <w:sz w:val="23"/>
+                <w:szCs w:val="23"/>
+                <w:lang w:eastAsia="ru-RU"/>
+              </w:rPr>
+            </w:pPr>
+            <w:r>
+              <w:rPr>
+                <w:rFonts w:ascii="Times New Roman" w:eastAsia="Times New Roman" w:hAnsi="Times New Roman" w:cs="Times New Roman"/>
+                <w:sz w:val="23"/>
+                <w:szCs w:val="23"/>
+                <w:lang w:eastAsia="ru-RU"/>
+              </w:rPr>
+              <w:t>Открытость кода</w:t>
+            </w:r>
+          </w:p>
+        </w:tc>
+        <w:tc>
+          <w:tcPr>
+            <w:tcW w:w="0" w:type="auto"/>
+            <w:shd w:val="clear" w:color="auto" w:fill="auto"/>
+            <w:tcMar>
+              <w:top w:w="150" w:type="dxa"/>
+              <w:left w:w="240" w:type="dxa"/>
+              <w:bottom w:w="150" w:type="dxa"/>
+              <w:right w:w="240" w:type="dxa"/>
+            </w:tcMar>
+            <w:vAlign w:val="center"/>
+            <w:hideMark/>
+          </w:tcPr>
+          <w:p>
+            <w:pPr>
+              <w:spacing w:after="0" w:line="375" w:lineRule="atLeast"/>
+              <w:rPr>
+                <w:rFonts w:ascii="Times New Roman" w:eastAsia="Times New Roman" w:hAnsi="Times New Roman" w:cs="Times New Roman"/>
+                <w:sz w:val="23"/>
+                <w:szCs w:val="23"/>
+                <w:lang w:eastAsia="ru-RU"/>
+              </w:rPr>
+            </w:pPr>
+            <w:r>
+              <w:rPr>
+                <w:rFonts w:ascii="Times New Roman" w:eastAsia="Times New Roman" w:hAnsi="Times New Roman" w:cs="Times New Roman"/>
+                <w:sz w:val="23"/>
+                <w:szCs w:val="23"/>
+                <w:lang w:eastAsia="ru-RU"/>
+              </w:rPr>
+              <w:t>Открытая архитектура, возможность доработки</w:t>
+            </w:r>
+          </w:p>
+        </w:tc>
+        <w:tc>
+          <w:tcPr>
+            <w:tcW w:w="0" w:type="auto"/>
+            <w:shd w:val="clear" w:color="auto" w:fill="auto"/>
+            <w:tcMar>
+              <w:top w:w="150" w:type="dxa"/>
+              <w:left w:w="240" w:type="dxa"/>
+              <w:bottom w:w="150" w:type="dxa"/>
+              <w:right w:w="240" w:type="dxa"/>
+            </w:tcMar>
+            <w:vAlign w:val="center"/>
+            <w:hideMark/>
+          </w:tcPr>
+          <w:p>
+            <w:pPr>
+              <w:spacing w:after="0" w:line="375" w:lineRule="atLeast"/>
+              <w:rPr>
+                <w:rFonts w:ascii="Times New Roman" w:eastAsia="Times New Roman" w:hAnsi="Times New Roman" w:cs="Times New Roman"/>
+                <w:sz w:val="23"/>
+                <w:szCs w:val="23"/>
+                <w:lang w:eastAsia="ru-RU"/>
+              </w:rPr>
+            </w:pPr>
+            <w:r>
+              <w:rPr>
+                <w:rFonts w:ascii="Times New Roman" w:eastAsia="Times New Roman" w:hAnsi="Times New Roman" w:cs="Times New Roman"/>
+                <w:sz w:val="23"/>
+                <w:szCs w:val="23"/>
+                <w:lang w:eastAsia="ru-RU"/>
+              </w:rPr>
+              <w:t>Полностью открытый</w:t>
+            </w:r>
+          </w:p>
+        </w:tc>
+        <w:tc>
+          <w:tcPr>
+            <w:tcW w:w="0" w:type="auto"/>
+            <w:shd w:val="clear" w:color="auto" w:fill="auto"/>
+            <w:tcMar>
+              <w:top w:w="150" w:type="dxa"/>
+              <w:left w:w="240" w:type="dxa"/>
+              <w:bottom w:w="150" w:type="dxa"/>
+              <w:right w:w="240" w:type="dxa"/>
+            </w:tcMar>
+            <w:vAlign w:val="center"/>
+            <w:hideMark/>
+          </w:tcPr>
+          <w:p>
+            <w:pPr>
+              <w:spacing w:after="0" w:line="375" w:lineRule="atLeast"/>
+              <w:rPr>
+                <w:rFonts w:ascii="Times New Roman" w:eastAsia="Times New Roman" w:hAnsi="Times New Roman" w:cs="Times New Roman"/>
+                <w:sz w:val="23"/>
+                <w:szCs w:val="23"/>
+                <w:lang w:eastAsia="ru-RU"/>
+              </w:rPr>
+            </w:pPr>
+            <w:r>
+              <w:rPr>
+                <w:rFonts w:ascii="Times New Roman" w:eastAsia="Times New Roman" w:hAnsi="Times New Roman" w:cs="Times New Roman"/>
+                <w:sz w:val="23"/>
+                <w:szCs w:val="23"/>
+                <w:lang w:eastAsia="ru-RU"/>
+              </w:rPr>
+              <w:t>Закрытый</w:t>
+            </w:r>
+          </w:p>
+        </w:tc>
+        <w:tc>
+          <w:tcPr>
+            <w:tcW w:w="0" w:type="auto"/>
+            <w:shd w:val="clear" w:color="auto" w:fill="auto"/>
+            <w:tcMar>
+              <w:top w:w="150" w:type="dxa"/>
+              <w:left w:w="240" w:type="dxa"/>
+              <w:bottom w:w="150" w:type="dxa"/>
+              <w:right w:w="240" w:type="dxa"/>
+            </w:tcMar>
+            <w:vAlign w:val="center"/>
+            <w:hideMark/>
+          </w:tcPr>
+          <w:p>
+            <w:pPr>
+              <w:spacing w:after="0" w:line="375" w:lineRule="atLeast"/>
+              <w:rPr>
+                <w:rFonts w:ascii="Times New Roman" w:eastAsia="Times New Roman" w:hAnsi="Times New Roman" w:cs="Times New Roman"/>
+                <w:sz w:val="23"/>
+                <w:szCs w:val="23"/>
+                <w:lang w:eastAsia="ru-RU"/>
+              </w:rPr>
+            </w:pPr>
+            <w:r>
+              <w:rPr>
+                <w:rFonts w:ascii="Times New Roman" w:eastAsia="Times New Roman" w:hAnsi="Times New Roman" w:cs="Times New Roman"/>
+                <w:sz w:val="23"/>
+                <w:szCs w:val="23"/>
+                <w:lang w:eastAsia="ru-RU"/>
+              </w:rPr>
+              <w:t>Закрытый</w:t>
+            </w:r>
+          </w:p>
+        </w:tc>
+        <w:tc>
+          <w:tcPr>
+            <w:tcW w:w="0" w:type="auto"/>
+            <w:shd w:val="clear" w:color="auto" w:fill="auto"/>
+            <w:tcMar>
+              <w:top w:w="150" w:type="dxa"/>
+              <w:left w:w="240" w:type="dxa"/>
+              <w:bottom w:w="150" w:type="dxa"/>
+              <w:right w:w="240" w:type="dxa"/>
+            </w:tcMar>
+            <w:vAlign w:val="center"/>
+            <w:hideMark/>
+          </w:tcPr>
+          <w:p>
+            <w:pPr>
+              <w:spacing w:after="0" w:line="375" w:lineRule="atLeast"/>
+              <w:rPr>
+                <w:rFonts w:ascii="Times New Roman" w:eastAsia="Times New Roman" w:hAnsi="Times New Roman" w:cs="Times New Roman"/>
+                <w:sz w:val="23"/>
+                <w:szCs w:val="23"/>
+                <w:lang w:eastAsia="ru-RU"/>
+              </w:rPr>
+            </w:pPr>
+            <w:r>
+              <w:rPr>
+                <w:rFonts w:ascii="Times New Roman" w:eastAsia="Times New Roman" w:hAnsi="Times New Roman" w:cs="Times New Roman"/>
+                <w:sz w:val="23"/>
+                <w:szCs w:val="23"/>
+                <w:lang w:eastAsia="ru-RU"/>
+              </w:rPr>
+              <w:t>Закрытый</w:t>
+            </w:r>
+          </w:p>
+        </w:tc>
+        <w:tc>
+          <w:tcPr>
+            <w:tcW w:w="1060" w:type="dxa"/>
+            <w:shd w:val="clear" w:color="auto" w:fill="auto"/>
+            <w:tcMar>
+              <w:top w:w="150" w:type="dxa"/>
+              <w:left w:w="240" w:type="dxa"/>
+              <w:bottom w:w="150" w:type="dxa"/>
+              <w:right w:w="0" w:type="dxa"/>
+            </w:tcMar>
+            <w:vAlign w:val="center"/>
+            <w:hideMark/>
+          </w:tcPr>
+          <w:p>
+            <w:pPr>
+              <w:spacing w:after="0" w:line="375" w:lineRule="atLeast"/>
+              <w:rPr>
+                <w:rFonts w:ascii="Times New Roman" w:eastAsia="Times New Roman" w:hAnsi="Times New Roman" w:cs="Times New Roman"/>
+                <w:sz w:val="23"/>
+                <w:szCs w:val="23"/>
+                <w:lang w:eastAsia="ru-RU"/>
+              </w:rPr>
+            </w:pPr>
+            <w:r>
+              <w:rPr>
+                <w:rFonts w:ascii="Times New Roman" w:eastAsia="Times New Roman" w:hAnsi="Times New Roman" w:cs="Times New Roman"/>
+                <w:sz w:val="23"/>
+                <w:szCs w:val="23"/>
+                <w:lang w:eastAsia="ru-RU"/>
+              </w:rPr>
+              <w:t>Закрытый</w:t>
+            </w:r>
+          </w:p>
+        </w:tc>
+      </w:tr>
+      <w:tr>
+        <w:tc>
+          <w:tcPr>
+            <w:tcW w:w="0" w:type="auto"/>
+            <w:shd w:val="clear" w:color="auto" w:fill="auto"/>
+            <w:tcMar>
+              <w:top w:w="150" w:type="dxa"/>
+              <w:left w:w="0" w:type="dxa"/>
+              <w:bottom w:w="150" w:type="dxa"/>
+              <w:right w:w="240" w:type="dxa"/>
+            </w:tcMar>
+            <w:vAlign w:val="center"/>
+            <w:hideMark/>
+          </w:tcPr>
+          <w:p>
+            <w:pPr>
+              <w:spacing w:after="0" w:line="375" w:lineRule="atLeast"/>
+              <w:rPr>
+                <w:rFonts w:ascii="Times New Roman" w:eastAsia="Times New Roman" w:hAnsi="Times New Roman" w:cs="Times New Roman"/>
+                <w:sz w:val="23"/>
+                <w:szCs w:val="23"/>
+                <w:lang w:eastAsia="ru-RU"/>
+              </w:rPr>
+            </w:pPr>
+            <w:r>
+              <w:rPr>
+                <w:rFonts w:ascii="Times New Roman" w:eastAsia="Times New Roman" w:hAnsi="Times New Roman" w:cs="Times New Roman"/>
+                <w:sz w:val="23"/>
+                <w:szCs w:val="23"/>
+                <w:lang w:eastAsia="ru-RU"/>
+              </w:rPr>
+              <w:t>Лицензионная стоимость</w:t>
+            </w:r>
+          </w:p>
+        </w:tc>
+        <w:tc>
+          <w:tcPr>
+            <w:tcW w:w="0" w:type="auto"/>
+            <w:shd w:val="clear" w:color="auto" w:fill="auto"/>
+            <w:tcMar>
+              <w:top w:w="150" w:type="dxa"/>
+              <w:left w:w="240" w:type="dxa"/>
+              <w:bottom w:w="150" w:type="dxa"/>
+              <w:right w:w="240" w:type="dxa"/>
+            </w:tcMar>
+            <w:vAlign w:val="center"/>
+            <w:hideMark/>
+          </w:tcPr>
+          <w:p>
+            <w:pPr>
+              <w:spacing w:after="0" w:line="375" w:lineRule="atLeast"/>
+              <w:rPr>
+                <w:rFonts w:ascii="Times New Roman" w:eastAsia="Times New Roman" w:hAnsi="Times New Roman" w:cs="Times New Roman"/>
+                <w:sz w:val="23"/>
+                <w:szCs w:val="23"/>
+                <w:lang w:eastAsia="ru-RU"/>
+              </w:rPr>
+            </w:pPr>
+            <w:r>
+              <w:rPr>
+                <w:rFonts w:ascii="Times New Roman" w:eastAsia="Times New Roman" w:hAnsi="Times New Roman" w:cs="Times New Roman"/>
+                <w:sz w:val="23"/>
+                <w:szCs w:val="23"/>
+                <w:lang w:eastAsia="ru-RU"/>
+              </w:rPr>
+              <w:t>Бесплатно (open source)</w:t>
+            </w:r>
+          </w:p>
+        </w:tc>
+        <w:tc>
+          <w:tcPr>
+            <w:tcW w:w="0" w:type="auto"/>
+            <w:shd w:val="clear" w:color="auto" w:fill="auto"/>
+            <w:tcMar>
+              <w:top w:w="150" w:type="dxa"/>
+              <w:left w:w="240" w:type="dxa"/>
+              <w:bottom w:w="150" w:type="dxa"/>
+              <w:right w:w="240" w:type="dxa"/>
+            </w:tcMar>
+            <w:vAlign w:val="center"/>
+            <w:hideMark/>
+          </w:tcPr>
+          <w:p>
+            <w:pPr>
+              <w:spacing w:after="0" w:line="375" w:lineRule="atLeast"/>
+              <w:rPr>
+                <w:rFonts w:ascii="Times New Roman" w:eastAsia="Times New Roman" w:hAnsi="Times New Roman" w:cs="Times New Roman"/>
+                <w:sz w:val="23"/>
+                <w:szCs w:val="23"/>
+                <w:lang w:eastAsia="ru-RU"/>
+              </w:rPr>
+            </w:pPr>
+            <w:r>
+              <w:rPr>
+                <w:rFonts w:ascii="Times New Roman" w:eastAsia="Times New Roman" w:hAnsi="Times New Roman" w:cs="Times New Roman"/>
+                <w:sz w:val="23"/>
+                <w:szCs w:val="23"/>
+                <w:lang w:eastAsia="ru-RU"/>
+              </w:rPr>
+              <w:t>Бесплатно</w:t>
+            </w:r>
+          </w:p>
+        </w:tc>
+        <w:tc>
+          <w:tcPr>
+            <w:tcW w:w="0" w:type="auto"/>
+            <w:shd w:val="clear" w:color="auto" w:fill="auto"/>
+            <w:tcMar>
+              <w:top w:w="150" w:type="dxa"/>
+              <w:left w:w="240" w:type="dxa"/>
+              <w:bottom w:w="150" w:type="dxa"/>
+              <w:right w:w="240" w:type="dxa"/>
+            </w:tcMar>
+            <w:vAlign w:val="center"/>
+            <w:hideMark/>
+          </w:tcPr>
+          <w:p>
+            <w:pPr>
+              <w:spacing w:after="0" w:line="375" w:lineRule="atLeast"/>
+              <w:rPr>
+                <w:rFonts w:ascii="Times New Roman" w:eastAsia="Times New Roman" w:hAnsi="Times New Roman" w:cs="Times New Roman"/>
+                <w:sz w:val="23"/>
+                <w:szCs w:val="23"/>
+                <w:lang w:val="en-US" w:eastAsia="ru-RU"/>
+              </w:rPr>
+            </w:pPr>
+            <w:r>
+              <w:rPr>
+                <w:rFonts w:ascii="Times New Roman" w:eastAsia="Times New Roman" w:hAnsi="Times New Roman" w:cs="Times New Roman"/>
+                <w:sz w:val="23"/>
+                <w:szCs w:val="23"/>
+                <w:lang w:eastAsia="ru-RU"/>
+              </w:rPr>
+              <w:t>Высокая</w:t>
+            </w:r>
+            <w:r>
+              <w:rPr>
+                <w:rFonts w:ascii="Times New Roman" w:eastAsia="Times New Roman" w:hAnsi="Times New Roman" w:cs="Times New Roman"/>
+                <w:sz w:val="23"/>
+                <w:szCs w:val="23"/>
+                <w:lang w:eastAsia="ru-RU"/>
+              </w:rPr>
+              <w:t>, недос</w:t>
+            </w:r>
+            <w:bookmarkStart w:id="0" w:name="_GoBack"/>
+            <w:bookmarkEnd w:id="0"/>
+          </w:p>
+        </w:tc>
+        <w:tc>
+          <w:tcPr>
+            <w:tcW w:w="0" w:type="auto"/>
+            <w:shd w:val="clear" w:color="auto" w:fill="auto"/>
+            <w:tcMar>
+              <w:top w:w="150" w:type="dxa"/>
+              <w:left w:w="240" w:type="dxa"/>
+              <w:bottom w:w="150" w:type="dxa"/>
+              <w:right w:w="240" w:type="dxa"/>
+            </w:tcMar>
+            <w:vAlign w:val="center"/>
+            <w:hideMark/>
+          </w:tcPr>
+          <w:p>
+            <w:pPr>
+              <w:spacing w:after="0" w:line="375" w:lineRule="atLeast"/>
+              <w:rPr>
+                <w:rFonts w:ascii="Times New Roman" w:eastAsia="Times New Roman" w:hAnsi="Times New Roman" w:cs="Times New Roman"/>
+                <w:sz w:val="23"/>
+                <w:szCs w:val="23"/>
+                <w:lang w:eastAsia="ru-RU"/>
+              </w:rPr>
+            </w:pPr>
+            <w:r>
+              <w:rPr>
+                <w:rFonts w:ascii="Times New Roman" w:eastAsia="Times New Roman" w:hAnsi="Times New Roman" w:cs="Times New Roman"/>
+                <w:sz w:val="23"/>
+                <w:szCs w:val="23"/>
+                <w:lang w:eastAsia="ru-RU"/>
+              </w:rPr>
+              <w:t>Средняя/высокая</w:t>
+            </w:r>
+          </w:p>
+        </w:tc>
+        <w:tc>
+          <w:tcPr>
+            <w:tcW w:w="0" w:type="auto"/>
+            <w:shd w:val="clear" w:color="auto" w:fill="auto"/>
+            <w:tcMar>
+              <w:top w:w="150" w:type="dxa"/>
+              <w:left w:w="240" w:type="dxa"/>
+              <w:bottom w:w="150" w:type="dxa"/>
+              <w:right w:w="240" w:type="dxa"/>
+            </w:tcMar>
+            <w:vAlign w:val="center"/>
+            <w:hideMark/>
+          </w:tcPr>
+          <w:p>
+            <w:pPr>
+              <w:spacing w:after="0" w:line="375" w:lineRule="atLeast"/>
+              <w:rPr>
+                <w:rFonts w:ascii="Times New Roman" w:eastAsia="Times New Roman" w:hAnsi="Times New Roman" w:cs="Times New Roman"/>
+                <w:sz w:val="23"/>
+                <w:szCs w:val="23"/>
+                <w:lang w:eastAsia="ru-RU"/>
+              </w:rPr>
+            </w:pPr>
+            <w:r>
+              <w:rPr>
+                <w:rFonts w:ascii="Times New Roman" w:eastAsia="Times New Roman" w:hAnsi="Times New Roman" w:cs="Times New Roman"/>
+                <w:sz w:val="23"/>
+                <w:szCs w:val="23"/>
+                <w:lang w:eastAsia="ru-RU"/>
+              </w:rPr>
+              <w:t>Средняя</w:t>
+            </w:r>
+          </w:p>
+        </w:tc>
+        <w:tc>
+          <w:tcPr>
+            <w:tcW w:w="1060" w:type="dxa"/>
+            <w:shd w:val="clear" w:color="auto" w:fill="auto"/>
+            <w:tcMar>
+              <w:top w:w="150" w:type="dxa"/>
+              <w:left w:w="240" w:type="dxa"/>
+              <w:bottom w:w="150" w:type="dxa"/>
+              <w:right w:w="0" w:type="dxa"/>
+            </w:tcMar>
+            <w:vAlign w:val="center"/>
+            <w:hideMark/>
+          </w:tcPr>
+          <w:p>
+            <w:pPr>
+              <w:spacing w:after="0" w:line="375" w:lineRule="atLeast"/>
+              <w:rPr>
+                <w:rFonts w:ascii="Times New Roman" w:eastAsia="Times New Roman" w:hAnsi="Times New Roman" w:cs="Times New Roman"/>
+                <w:sz w:val="23"/>
+                <w:szCs w:val="23"/>
+                <w:lang w:eastAsia="ru-RU"/>
+              </w:rPr>
+            </w:pPr>
+            <w:r>
+              <w:rPr>
+                <w:rFonts w:ascii="Times New Roman" w:eastAsia="Times New Roman" w:hAnsi="Times New Roman" w:cs="Times New Roman"/>
+                <w:sz w:val="23"/>
+                <w:szCs w:val="23"/>
+                <w:lang w:eastAsia="ru-RU"/>
+              </w:rPr>
+              <w:t>Средняя</w:t>
+            </w:r>
+          </w:p>
+        </w:tc>
+      </w:tr>
+    </w:tbl>
+    <w:p>
+      <w:pPr>
+        <w:pStyle w:val="default1"/>
+      </w:pPr>
+    </w:p>
+    <w:p>
+      <w:pPr>
+        <w:pStyle w:val="default1"/>
+      </w:pPr>
+      <w:r>
+        <w:t>1.3.3 Обоснование целесообразности собственной разработки</w:t>
+      </w:r>
+    </w:p>
+    <w:p>
+      <w:pPr>
+        <w:pStyle w:val="default1"/>
+      </w:pPr>
+      <w:r>
+        <w:t>Анализ показывает, что ни одно из существующих решений не обеспечивает одновременно:</w:t>
+      </w:r>
+    </w:p>
+    <w:p>
+      <w:pPr>
+        <w:pStyle w:val="default1"/>
+      </w:pPr>
+      <w:r>
+        <w:t>высокой производительности геозон в режиме реального времени при количестве зон от 10 000 и более (за счёт in-memory индекса на базе Google S2);</w:t>
+      </w:r>
+    </w:p>
+    <w:p>
+      <w:pPr>
+        <w:pStyle w:val="default1"/>
+      </w:pPr>
+      <w:r>
+        <w:t>полной нативной поддержки протокола EGTS на всех этапах – от приёма до гарантированной ретрансляции в государственные системы;</w:t>
+      </w:r>
+    </w:p>
+    <w:p>
+      <w:pPr>
+        <w:pStyle w:val="default1"/>
+      </w:pPr>
+      <w:r>
+        <w:lastRenderedPageBreak/>
+        <w:t>открытой архитектуры, позволяющей гибко встраивать систему в существующую ИТ-инфраструктуру предприятия и адаптировать под изменяющиеся нормативные требования.</w:t>
+      </w:r>
+    </w:p>
+    <w:p>
+      <w:pPr>
+        <w:pStyle w:val="default1"/>
+      </w:pPr>
+      <w:r>
+        <w:t>Коммерческие продукты (Wialon, Navixy, Fort Monitor) решают многие задачи, но их закрытость, высокая стоимость и использование традиционных дисковых индексов для геозон не позволяют добиться стабильно низких задержек при интенсивных нагрузках. Открытый Traccar, в свою очередь, не предоставляет готовых механизмов взаимодействия с ЭРА-ГЛОНАСС и не рассчитан на потоковую обработку десятков тысяч сообщений в секунду.</w:t>
+      </w:r>
+    </w:p>
+    <w:p>
+      <w:pPr>
+        <w:pStyle w:val="default1"/>
+      </w:pPr>
+      <w:r>
+        <w:t>Таким образом, разработка собственной системы позиционного отслеживания с заявленными характеристиками является обоснованной. Предлагаемое решение позволит транспортным предприятиям выполнять законодательные требования, одновременно повышая эффективность управления парком и сокращая совокупную стоимость владения за счёт открытой архитектуры и современных алгоритмов пространственного индексирования.</w:t>
+      </w:r>
+    </w:p>
     <w:p/>
     <w:p>
       <w:pPr>
@@ -1302,7 +5368,6 @@
           <w:szCs w:val="24"/>
           <w:lang w:eastAsia="ru-RU"/>
         </w:rPr>
-        <w:lastRenderedPageBreak/>
         <w:t>Проведенный анализ подтверждает, что ваш проект имеет ряд весомых конкурентных преимуществ, особенно в области производительности, использования современных технологий (S2) и ориентации на реальное время. Я подготовил детальный анализ ключевых игроков рынка и сводную таблицу, которая наглядно демонстрирует ваши сильные стороны.</w:t>
       </w:r>
     </w:p>
@@ -1354,13 +5419,13 @@
         <w:tblLook w:val="04A0" w:firstRow="1" w:lastRow="0" w:firstColumn="1" w:lastColumn="0" w:noHBand="0" w:noVBand="1"/>
       </w:tblPr>
       <w:tblGrid>
-        <w:gridCol w:w="1463"/>
-        <w:gridCol w:w="1233"/>
-        <w:gridCol w:w="1435"/>
-        <w:gridCol w:w="1387"/>
-        <w:gridCol w:w="1387"/>
-        <w:gridCol w:w="1175"/>
-        <w:gridCol w:w="1265"/>
+        <w:gridCol w:w="1517"/>
+        <w:gridCol w:w="1266"/>
+        <w:gridCol w:w="1479"/>
+        <w:gridCol w:w="1429"/>
+        <w:gridCol w:w="1429"/>
+        <w:gridCol w:w="1207"/>
+        <w:gridCol w:w="1301"/>
       </w:tblGrid>
       <w:tr>
         <w:trPr>
@@ -1395,6 +5460,7 @@
                 <w:szCs w:val="23"/>
                 <w:lang w:eastAsia="ru-RU"/>
               </w:rPr>
+              <w:lastRenderedPageBreak/>
               <w:t>Характеристика</w:t>
             </w:r>
           </w:p>
@@ -2602,7 +6668,6 @@
                 <w:szCs w:val="23"/>
                 <w:lang w:eastAsia="ru-RU"/>
               </w:rPr>
-              <w:lastRenderedPageBreak/>
               <w:t>Ретрансляция EGTS</w:t>
             </w:r>
           </w:p>
@@ -2840,6 +6905,7 @@
                 <w:szCs w:val="23"/>
                 <w:lang w:eastAsia="ru-RU"/>
               </w:rPr>
+              <w:lastRenderedPageBreak/>
               <w:t>Обработка событий в реальном времени</w:t>
             </w:r>
           </w:p>
@@ -3618,7 +7684,6 @@
                 <w:szCs w:val="23"/>
                 <w:lang w:eastAsia="ru-RU"/>
               </w:rPr>
-              <w:lastRenderedPageBreak/>
               <w:t>Задержка (при 10k+ зон)</w:t>
             </w:r>
           </w:p>
@@ -3845,6 +7910,7 @@
                 <w:szCs w:val="23"/>
                 <w:lang w:eastAsia="ru-RU"/>
               </w:rPr>
+              <w:lastRenderedPageBreak/>
               <w:t>Общая надежность</w:t>
             </w:r>
           </w:p>
@@ -4194,19 +8260,22 @@
     </w:p>
     <w:p>
       <w:r>
+        <w:t xml:space="preserve">6. </w:t>
+      </w:r>
+      <w:r>
+        <w:t>Кушнир Надежда Владимировна, Вонарх Юлия Сергеевна, Деев Илья Максимович, Долунц Анастасия Станиславовна, Карпенко Никита Андреевич АНАЛИЗ ДАННЫХ В РЕАЛЬНОМ ВРЕМЕНИ: ПРЕИМУЩЕСТВА И ПРИМЕРЫ ИСПОЛЬЗОВАНИЯ STREAM PROCESSING // Научный журнал КубГАУ. 2025. №207.</w:t>
+      </w:r>
+    </w:p>
+    <w:p>
+      <w:r>
+        <w:t xml:space="preserve">7. </w:t>
+      </w:r>
+      <w:r>
+        <w:t xml:space="preserve">Баженов Артём Эдуардович, Райков Александр Вячеславович, Нехаев Максим Вадимович, Ореховский Никита Викторович Оптимизация взаимодействия микросервисов с использованием </w:t>
+      </w:r>
+      <w:r>
         <w:lastRenderedPageBreak/>
-        <w:t xml:space="preserve">6. </w:t>
-      </w:r>
-      <w:r>
-        <w:t>Кушнир Надежда Владимировна, Вонарх Юлия Сергеевна, Деев Илья Максимович, Долунц Анастасия Станиславовна, Карпенко Никита Андреевич АНАЛИЗ ДАННЫХ В РЕАЛЬНОМ ВРЕМЕНИ: ПРЕИМУЩЕСТВА И ПРИМЕРЫ ИСПОЛЬЗОВАНИЯ STREAM PROCESSING // Научный журнал КубГАУ. 2025. №207.</w:t>
-      </w:r>
-    </w:p>
-    <w:p>
-      <w:r>
-        <w:t xml:space="preserve">7. </w:t>
-      </w:r>
-      <w:r>
-        <w:t xml:space="preserve">Баженов Артём Эдуардович, Райков Александр Вячеславович, Нехаев Максим Вадимович, Ореховский Никита Викторович Оптимизация взаимодействия микросервисов с использованием асинхронных вызовов и брокеров сообщений (Kafka, RabbitMQ) // Программные системы и вычислительные методы. 2025. №4. </w:t>
+        <w:t xml:space="preserve">асинхронных вызовов и брокеров сообщений (Kafka, RabbitMQ) // Программные системы и вычислительные методы. 2025. №4. </w:t>
       </w:r>
     </w:p>
     <w:p>
@@ -4253,6 +8322,7 @@
           <w:rFonts w:ascii="Consolas" w:hAnsi="Consolas"/>
           <w:color w:val="1B1B1B"/>
           <w:shd w:val="clear" w:color="auto" w:fill="FFFFFF"/>
+          <w:lang w:val="en-US"/>
         </w:rPr>
         <w:t>0</w:t>
       </w:r>
@@ -4288,6 +8358,9 @@
         <w:t>1</w:t>
       </w:r>
       <w:r>
+        <w:rPr>
+          <w:lang w:val="en-US"/>
+        </w:rPr>
         <w:t>1</w:t>
       </w:r>
       <w:r>
@@ -4360,13 +8433,7 @@
     </w:p>
     <w:p>
       <w:r>
-        <w:t xml:space="preserve">13. </w:t>
-      </w:r>
-      <w:r>
-        <w:t>Толмачев Павел Владимирович</w:t>
-      </w:r>
-      <w:r>
-        <w:t xml:space="preserve"> </w:t>
+        <w:t xml:space="preserve">13. Толмачев Павел Владимирович </w:t>
       </w:r>
       <w:r>
         <w:rPr>
@@ -4375,26 +8442,171 @@
         <w:t>PostgreSQL</w:t>
       </w:r>
       <w:r>
-        <w:t xml:space="preserve"> 16. Оптимизация запросов</w:t>
-      </w:r>
-      <w:r>
+        <w:t xml:space="preserve"> 16. Оптимизация запросов </w:t>
+      </w:r>
+      <w:r>
+        <w:t>//</w:t>
+      </w:r>
+      <w:r>
+        <w:t>Москва, Постгрес Профессиональный, 2026</w:t>
+      </w:r>
+    </w:p>
+    <w:p>
+      <w:r>
+        <w:t xml:space="preserve">14. </w:t>
+      </w:r>
+      <w:r>
+        <w:rPr>
+          <w:rFonts w:ascii="Segoe UI" w:hAnsi="Segoe UI" w:cs="Segoe UI"/>
+          <w:i/>
+          <w:iCs/>
+          <w:sz w:val="21"/>
+          <w:szCs w:val="21"/>
+          <w:shd w:val="clear" w:color="auto" w:fill="FFFFFF"/>
+        </w:rPr>
+        <w:t>Смирнов, Петр Ильич. Применение систем транспортной телематики для повышения эффективности эксплуатации техники / П. И. Смирнов, М. Ю. Карелина, Б. С. Субботин ; Министерство науки и высшего образования Российской Федерации, Вологодский государственный университет. – Вологда : ВоГУ, 2023Библиогр.: с. 123-124</w:t>
+      </w:r>
+    </w:p>
+    <w:p>
+      <w:pPr>
+        <w:rPr>
+          <w:lang w:val="en-US"/>
+        </w:rPr>
+      </w:pPr>
+      <w:r>
+        <w:rPr>
+          <w:lang w:val="en-US"/>
+        </w:rPr>
+        <w:t>1</w:t>
+      </w:r>
+      <w:r>
+        <w:rPr>
+          <w:lang w:val="en-US"/>
+        </w:rPr>
+        <w:t>5</w:t>
+      </w:r>
+      <w:r>
+        <w:rPr>
+          <w:lang w:val="en-US"/>
+        </w:rPr>
+        <w:t xml:space="preserve">. </w:t>
+      </w:r>
+      <w:r>
+        <w:rPr>
+          <w:highlight w:val="yellow"/>
+          <w:lang w:val="en-US"/>
+        </w:rPr>
+        <w:t xml:space="preserve">JIANG Bohui </w:t>
+      </w:r>
+      <w:r>
+        <w:rPr>
+          <w:highlight w:val="yellow"/>
+        </w:rPr>
+        <w:t>и</w:t>
+      </w:r>
+      <w:r>
+        <w:rPr>
+          <w:highlight w:val="yellow"/>
+          <w:lang w:val="en-US"/>
+        </w:rPr>
+        <w:t xml:space="preserve"> ZHOU Weifeng «Comparative Analysis of GeoHash, Google S2 and Uber H3 as Global Geographic Grid Coding Methods» (2024)</w:t>
+      </w:r>
+    </w:p>
+    <w:p>
+      <w:pPr>
+        <w:rPr>
+          <w:lang w:val="en-US"/>
+        </w:rPr>
+      </w:pPr>
+      <w:r>
+        <w:rPr>
+          <w:lang w:val="en-US"/>
+        </w:rPr>
+        <w:t>1</w:t>
+      </w:r>
+      <w:r>
+        <w:rPr>
+          <w:lang w:val="en-US"/>
+        </w:rPr>
+        <w:t>6</w:t>
+      </w:r>
+      <w:r>
+        <w:rPr>
+          <w:lang w:val="en-US"/>
+        </w:rPr>
+        <w:t xml:space="preserve">. </w:t>
+      </w:r>
+      <w:r>
+        <w:rPr>
+          <w:lang w:val="en-US"/>
+        </w:rPr>
+        <w:t xml:space="preserve">M. Gorawski </w:t>
+      </w:r>
+      <w:r>
+        <w:t>и</w:t>
+      </w:r>
+      <w:r>
+        <w:rPr>
+          <w:lang w:val="en-US"/>
+        </w:rPr>
+        <w:t xml:space="preserve"> A. Dyga. </w:t>
+      </w:r>
+      <w:r>
+        <w:t>В</w:t>
+      </w:r>
+      <w:r>
+        <w:rPr>
+          <w:lang w:val="en-US"/>
+        </w:rPr>
         <w:t xml:space="preserve"> </w:t>
       </w:r>
       <w:r>
-        <w:t>//</w:t>
-      </w:r>
-      <w:r>
-        <w:t>Москва, Постгрес Профессиональный, 2026</w:t>
-      </w:r>
-    </w:p>
-    <w:p/>
-    <w:p/>
+        <w:t>статье</w:t>
+      </w:r>
+      <w:r>
+        <w:rPr>
+          <w:lang w:val="en-US"/>
+        </w:rPr>
+        <w:t xml:space="preserve"> «Indexing of Spatio-Temporal Telemetric Data based on Distributed Mobile Bucket Index» (2006)</w:t>
+      </w:r>
+    </w:p>
+    <w:p>
+      <w:pPr>
+        <w:rPr>
+          <w:lang w:val="en-US"/>
+        </w:rPr>
+      </w:pPr>
+      <w:r>
+        <w:rPr>
+          <w:lang w:val="en-US"/>
+        </w:rPr>
+        <w:t xml:space="preserve">17. </w:t>
+      </w:r>
+      <w:r>
+        <w:t>ГОСТ Р 54619-2011</w:t>
+      </w:r>
+    </w:p>
+    <w:p>
+      <w:pPr>
+        <w:rPr>
+          <w:lang w:val="en-US"/>
+        </w:rPr>
+      </w:pPr>
+    </w:p>
+    <w:p>
+      <w:pPr>
+        <w:rPr>
+          <w:lang w:val="en-US"/>
+        </w:rPr>
+      </w:pPr>
+    </w:p>
     <w:p>
       <w:pPr>
         <w:rPr>
           <w:rFonts w:ascii="Arial" w:hAnsi="Arial" w:cs="Arial"/>
           <w:color w:val="333333"/>
           <w:shd w:val="clear" w:color="auto" w:fill="EAEAEA"/>
+          <w:lang w:val="en-US"/>
         </w:rPr>
       </w:pPr>
       <w:r>
@@ -4419,6 +8631,7 @@
           <w:iCs/>
           <w:color w:val="333333"/>
           <w:shd w:val="clear" w:color="auto" w:fill="EAEAEA"/>
+          <w:lang w:val="en-US"/>
         </w:rPr>
         <w:t>Big Earth Data</w:t>
       </w:r>
@@ -4427,6 +8640,7 @@
           <w:rFonts w:ascii="Arial" w:hAnsi="Arial" w:cs="Arial"/>
           <w:color w:val="333333"/>
           <w:shd w:val="clear" w:color="auto" w:fill="EAEAEA"/>
+          <w:lang w:val="en-US"/>
         </w:rPr>
         <w:t>, </w:t>
       </w:r>
@@ -4437,6 +8651,7 @@
           <w:iCs/>
           <w:color w:val="333333"/>
           <w:shd w:val="clear" w:color="auto" w:fill="EAEAEA"/>
+          <w:lang w:val="en-US"/>
         </w:rPr>
         <w:t>6</w:t>
       </w:r>
@@ -4445,6 +8660,7 @@
           <w:rFonts w:ascii="Arial" w:hAnsi="Arial" w:cs="Arial"/>
           <w:color w:val="333333"/>
           <w:shd w:val="clear" w:color="auto" w:fill="EAEAEA"/>
+          <w:lang w:val="en-US"/>
         </w:rPr>
         <w:t>(3), 256–275</w:t>
       </w:r>
@@ -4455,7 +8671,6 @@
           <w:rFonts w:ascii="Consolas" w:hAnsi="Consolas"/>
           <w:color w:val="1B1B1B"/>
           <w:shd w:val="clear" w:color="auto" w:fill="FFFFFF"/>
-          <w:lang w:val="en-US"/>
         </w:rPr>
       </w:pPr>
       <w:r>
@@ -4485,9 +8700,37 @@
         <w:t>Environ Model Softw. 2021 Dec 1;146:1-14</w:t>
       </w:r>
     </w:p>
+    <w:p>
+      <w:pPr>
+        <w:rPr>
+          <w:rFonts w:ascii="Consolas" w:hAnsi="Consolas"/>
+          <w:color w:val="1B1B1B"/>
+          <w:shd w:val="clear" w:color="auto" w:fill="FFFFFF"/>
+        </w:rPr>
+      </w:pPr>
+    </w:p>
+    <w:p>
+      <w:pPr>
+        <w:rPr>
+          <w:rFonts w:ascii="Consolas" w:hAnsi="Consolas"/>
+          <w:color w:val="1B1B1B"/>
+          <w:shd w:val="clear" w:color="auto" w:fill="FFFFFF"/>
+          <w:lang w:val="en-US"/>
+        </w:rPr>
+      </w:pPr>
+      <w:r>
+        <w:rPr>
+          <w:rFonts w:ascii="Consolas" w:hAnsi="Consolas"/>
+          <w:color w:val="1B1B1B"/>
+          <w:shd w:val="clear" w:color="auto" w:fill="FFFFFF"/>
+          <w:lang w:val="en-US"/>
+        </w:rPr>
+        <w:t>https://juejin.cn/post/6921977063477870606</w:t>
+      </w:r>
+    </w:p>
     <w:sectPr>
       <w:pgSz w:w="11906" w:h="16838"/>
-      <w:pgMar w:top="1134" w:right="850" w:bottom="1134" w:left="1701" w:header="708" w:footer="708" w:gutter="0"/>
+      <w:pgMar w:top="1418" w:right="567" w:bottom="1418" w:left="1701" w:header="709" w:footer="709" w:gutter="0"/>
       <w:cols w:space="708"/>
       <w:docGrid w:linePitch="360"/>
     </w:sectPr>
@@ -4498,10 +8741,10 @@
 <file path=word/numbering.xml><?xml version="1.0" encoding="utf-8"?>
 <w:numbering xmlns:wpc="http://schemas.microsoft.com/office/word/2010/wordprocessingCanvas" xmlns:cx="http://schemas.microsoft.com/office/drawing/2014/chartex" xmlns:cx1="http://schemas.microsoft.com/office/drawing/2015/9/8/chartex" xmlns:cx2="http://schemas.microsoft.com/office/drawing/2015/10/21/chartex" xmlns:cx3="http://schemas.microsoft.com/office/drawing/2016/5/9/chartex" xmlns:cx4="http://schemas.microsoft.com/office/drawing/2016/5/10/chartex" xmlns:cx5="http://schemas.microsoft.com/office/drawing/2016/5/11/chartex" xmlns:cx6="http://schemas.microsoft.com/office/drawing/2016/5/12/chartex" xmlns:cx7="http://schemas.microsoft.com/office/drawing/2016/5/13/chartex" xmlns:cx8="http://schemas.microsoft.com/office/drawing/2016/5/14/chartex" xmlns:mc="http://schemas.openxmlformats.org/markup-compatibility/2006" xmlns:aink="http://schemas.microsoft.com/office/drawing/2016/ink" xmlns:am3d="http://schemas.microsoft.com/office/drawing/2017/model3d" xmlns:o="urn:schemas-microsoft-com:office:office" xmlns:r="http://schemas.openxmlformats.org/officeDocument/2006/relationships" xmlns:m="http://schemas.openxmlformats.org/officeDocument/2006/math" xmlns:v="urn:schemas-microsoft-com:vml" xmlns:wp14="http://schemas.microsoft.com/office/word/2010/wordprocessingDrawing" xmlns:wp="http://schemas.openxmlformats.org/drawingml/2006/wordprocessingDrawing" xmlns:w10="urn:schemas-microsoft-com:office:word" xmlns:w="http://schemas.openxmlformats.org/wordprocessingml/2006/main" xmlns:w14="http://schemas.microsoft.com/office/word/2010/wordml" xmlns:w15="http://schemas.microsoft.com/office/word/2012/wordml" xmlns:w16cex="http://schemas.microsoft.com/office/word/2018/wordml/cex" xmlns:w16cid="http://schemas.microsoft.com/office/word/2016/wordml/cid" xmlns:w16="http://schemas.microsoft.com/office/word/2018/wordml" xmlns:w16se="http://schemas.microsoft.com/office/word/2015/wordml/symex" xmlns:wpg="http://schemas.microsoft.com/office/word/2010/wordprocessingGroup" xmlns:wpi="http://schemas.microsoft.com/office/word/2010/wordprocessingInk" xmlns:wne="http://schemas.microsoft.com/office/word/2006/wordml" xmlns:wps="http://schemas.microsoft.com/office/word/2010/wordprocessingShape" mc:Ignorable="w14 w15 w16se w16cid w16 w16cex wp14">
   <w:abstractNum w:abstractNumId="0" w15:restartNumberingAfterBreak="0">
-    <w:nsid w:val="120A2E95"/>
+    <w:nsid w:val="014C643E"/>
     <w:multiLevelType w:val="hybridMultilevel"/>
-    <w:tmpl w:val="DFB6D7C8"/>
-    <w:lvl w:ilvl="0" w:tplc="ED102738">
+    <w:tmpl w:val="59963600"/>
+    <w:lvl w:ilvl="0" w:tplc="C76AB780">
       <w:start w:val="1"/>
       <w:numFmt w:val="decimal"/>
       <w:lvlText w:val="%1."/>
@@ -4587,6 +8830,1153 @@
     </w:lvl>
   </w:abstractNum>
   <w:abstractNum w:abstractNumId="1" w15:restartNumberingAfterBreak="0">
+    <w:nsid w:val="08A013F2"/>
+    <w:multiLevelType w:val="hybridMultilevel"/>
+    <w:tmpl w:val="8B48B94E"/>
+    <w:lvl w:ilvl="0" w:tplc="0419000F">
+      <w:start w:val="1"/>
+      <w:numFmt w:val="decimal"/>
+      <w:lvlText w:val="%1."/>
+      <w:lvlJc w:val="left"/>
+      <w:pPr>
+        <w:ind w:left="720" w:hanging="360"/>
+      </w:pPr>
+      <w:rPr>
+        <w:rFonts w:hint="default"/>
+      </w:rPr>
+    </w:lvl>
+    <w:lvl w:ilvl="1" w:tplc="04190019" w:tentative="1">
+      <w:start w:val="1"/>
+      <w:numFmt w:val="lowerLetter"/>
+      <w:lvlText w:val="%2."/>
+      <w:lvlJc w:val="left"/>
+      <w:pPr>
+        <w:ind w:left="1440" w:hanging="360"/>
+      </w:pPr>
+    </w:lvl>
+    <w:lvl w:ilvl="2" w:tplc="0419001B" w:tentative="1">
+      <w:start w:val="1"/>
+      <w:numFmt w:val="lowerRoman"/>
+      <w:lvlText w:val="%3."/>
+      <w:lvlJc w:val="right"/>
+      <w:pPr>
+        <w:ind w:left="2160" w:hanging="180"/>
+      </w:pPr>
+    </w:lvl>
+    <w:lvl w:ilvl="3" w:tplc="0419000F" w:tentative="1">
+      <w:start w:val="1"/>
+      <w:numFmt w:val="decimal"/>
+      <w:lvlText w:val="%4."/>
+      <w:lvlJc w:val="left"/>
+      <w:pPr>
+        <w:ind w:left="2880" w:hanging="360"/>
+      </w:pPr>
+    </w:lvl>
+    <w:lvl w:ilvl="4" w:tplc="04190019" w:tentative="1">
+      <w:start w:val="1"/>
+      <w:numFmt w:val="lowerLetter"/>
+      <w:lvlText w:val="%5."/>
+      <w:lvlJc w:val="left"/>
+      <w:pPr>
+        <w:ind w:left="3600" w:hanging="360"/>
+      </w:pPr>
+    </w:lvl>
+    <w:lvl w:ilvl="5" w:tplc="0419001B" w:tentative="1">
+      <w:start w:val="1"/>
+      <w:numFmt w:val="lowerRoman"/>
+      <w:lvlText w:val="%6."/>
+      <w:lvlJc w:val="right"/>
+      <w:pPr>
+        <w:ind w:left="4320" w:hanging="180"/>
+      </w:pPr>
+    </w:lvl>
+    <w:lvl w:ilvl="6" w:tplc="0419000F" w:tentative="1">
+      <w:start w:val="1"/>
+      <w:numFmt w:val="decimal"/>
+      <w:lvlText w:val="%7."/>
+      <w:lvlJc w:val="left"/>
+      <w:pPr>
+        <w:ind w:left="5040" w:hanging="360"/>
+      </w:pPr>
+    </w:lvl>
+    <w:lvl w:ilvl="7" w:tplc="04190019" w:tentative="1">
+      <w:start w:val="1"/>
+      <w:numFmt w:val="lowerLetter"/>
+      <w:lvlText w:val="%8."/>
+      <w:lvlJc w:val="left"/>
+      <w:pPr>
+        <w:ind w:left="5760" w:hanging="360"/>
+      </w:pPr>
+    </w:lvl>
+    <w:lvl w:ilvl="8" w:tplc="0419001B" w:tentative="1">
+      <w:start w:val="1"/>
+      <w:numFmt w:val="lowerRoman"/>
+      <w:lvlText w:val="%9."/>
+      <w:lvlJc w:val="right"/>
+      <w:pPr>
+        <w:ind w:left="6480" w:hanging="180"/>
+      </w:pPr>
+    </w:lvl>
+  </w:abstractNum>
+  <w:abstractNum w:abstractNumId="2" w15:restartNumberingAfterBreak="0">
+    <w:nsid w:val="0ABC0A06"/>
+    <w:multiLevelType w:val="hybridMultilevel"/>
+    <w:tmpl w:val="6342720E"/>
+    <w:lvl w:ilvl="0" w:tplc="04190001">
+      <w:start w:val="1"/>
+      <w:numFmt w:val="bullet"/>
+      <w:lvlText w:val=""/>
+      <w:lvlJc w:val="left"/>
+      <w:pPr>
+        <w:ind w:left="1429" w:hanging="360"/>
+      </w:pPr>
+      <w:rPr>
+        <w:rFonts w:ascii="Symbol" w:hAnsi="Symbol" w:hint="default"/>
+      </w:rPr>
+    </w:lvl>
+    <w:lvl w:ilvl="1" w:tplc="04190003" w:tentative="1">
+      <w:start w:val="1"/>
+      <w:numFmt w:val="bullet"/>
+      <w:lvlText w:val="o"/>
+      <w:lvlJc w:val="left"/>
+      <w:pPr>
+        <w:ind w:left="2149" w:hanging="360"/>
+      </w:pPr>
+      <w:rPr>
+        <w:rFonts w:ascii="Courier New" w:hAnsi="Courier New" w:cs="Courier New" w:hint="default"/>
+      </w:rPr>
+    </w:lvl>
+    <w:lvl w:ilvl="2" w:tplc="04190005" w:tentative="1">
+      <w:start w:val="1"/>
+      <w:numFmt w:val="bullet"/>
+      <w:lvlText w:val=""/>
+      <w:lvlJc w:val="left"/>
+      <w:pPr>
+        <w:ind w:left="2869" w:hanging="360"/>
+      </w:pPr>
+      <w:rPr>
+        <w:rFonts w:ascii="Wingdings" w:hAnsi="Wingdings" w:hint="default"/>
+      </w:rPr>
+    </w:lvl>
+    <w:lvl w:ilvl="3" w:tplc="04190001" w:tentative="1">
+      <w:start w:val="1"/>
+      <w:numFmt w:val="bullet"/>
+      <w:lvlText w:val=""/>
+      <w:lvlJc w:val="left"/>
+      <w:pPr>
+        <w:ind w:left="3589" w:hanging="360"/>
+      </w:pPr>
+      <w:rPr>
+        <w:rFonts w:ascii="Symbol" w:hAnsi="Symbol" w:hint="default"/>
+      </w:rPr>
+    </w:lvl>
+    <w:lvl w:ilvl="4" w:tplc="04190003" w:tentative="1">
+      <w:start w:val="1"/>
+      <w:numFmt w:val="bullet"/>
+      <w:lvlText w:val="o"/>
+      <w:lvlJc w:val="left"/>
+      <w:pPr>
+        <w:ind w:left="4309" w:hanging="360"/>
+      </w:pPr>
+      <w:rPr>
+        <w:rFonts w:ascii="Courier New" w:hAnsi="Courier New" w:cs="Courier New" w:hint="default"/>
+      </w:rPr>
+    </w:lvl>
+    <w:lvl w:ilvl="5" w:tplc="04190005" w:tentative="1">
+      <w:start w:val="1"/>
+      <w:numFmt w:val="bullet"/>
+      <w:lvlText w:val=""/>
+      <w:lvlJc w:val="left"/>
+      <w:pPr>
+        <w:ind w:left="5029" w:hanging="360"/>
+      </w:pPr>
+      <w:rPr>
+        <w:rFonts w:ascii="Wingdings" w:hAnsi="Wingdings" w:hint="default"/>
+      </w:rPr>
+    </w:lvl>
+    <w:lvl w:ilvl="6" w:tplc="04190001" w:tentative="1">
+      <w:start w:val="1"/>
+      <w:numFmt w:val="bullet"/>
+      <w:lvlText w:val=""/>
+      <w:lvlJc w:val="left"/>
+      <w:pPr>
+        <w:ind w:left="5749" w:hanging="360"/>
+      </w:pPr>
+      <w:rPr>
+        <w:rFonts w:ascii="Symbol" w:hAnsi="Symbol" w:hint="default"/>
+      </w:rPr>
+    </w:lvl>
+    <w:lvl w:ilvl="7" w:tplc="04190003" w:tentative="1">
+      <w:start w:val="1"/>
+      <w:numFmt w:val="bullet"/>
+      <w:lvlText w:val="o"/>
+      <w:lvlJc w:val="left"/>
+      <w:pPr>
+        <w:ind w:left="6469" w:hanging="360"/>
+      </w:pPr>
+      <w:rPr>
+        <w:rFonts w:ascii="Courier New" w:hAnsi="Courier New" w:cs="Courier New" w:hint="default"/>
+      </w:rPr>
+    </w:lvl>
+    <w:lvl w:ilvl="8" w:tplc="04190005" w:tentative="1">
+      <w:start w:val="1"/>
+      <w:numFmt w:val="bullet"/>
+      <w:lvlText w:val=""/>
+      <w:lvlJc w:val="left"/>
+      <w:pPr>
+        <w:ind w:left="7189" w:hanging="360"/>
+      </w:pPr>
+      <w:rPr>
+        <w:rFonts w:ascii="Wingdings" w:hAnsi="Wingdings" w:hint="default"/>
+      </w:rPr>
+    </w:lvl>
+  </w:abstractNum>
+  <w:abstractNum w:abstractNumId="3" w15:restartNumberingAfterBreak="0">
+    <w:nsid w:val="116B6815"/>
+    <w:multiLevelType w:val="hybridMultilevel"/>
+    <w:tmpl w:val="636A59B2"/>
+    <w:lvl w:ilvl="0" w:tplc="04190001">
+      <w:start w:val="1"/>
+      <w:numFmt w:val="bullet"/>
+      <w:lvlText w:val=""/>
+      <w:lvlJc w:val="left"/>
+      <w:pPr>
+        <w:ind w:left="1429" w:hanging="360"/>
+      </w:pPr>
+      <w:rPr>
+        <w:rFonts w:ascii="Symbol" w:hAnsi="Symbol" w:hint="default"/>
+      </w:rPr>
+    </w:lvl>
+    <w:lvl w:ilvl="1" w:tplc="04190003" w:tentative="1">
+      <w:start w:val="1"/>
+      <w:numFmt w:val="bullet"/>
+      <w:lvlText w:val="o"/>
+      <w:lvlJc w:val="left"/>
+      <w:pPr>
+        <w:ind w:left="2149" w:hanging="360"/>
+      </w:pPr>
+      <w:rPr>
+        <w:rFonts w:ascii="Courier New" w:hAnsi="Courier New" w:cs="Courier New" w:hint="default"/>
+      </w:rPr>
+    </w:lvl>
+    <w:lvl w:ilvl="2" w:tplc="04190005" w:tentative="1">
+      <w:start w:val="1"/>
+      <w:numFmt w:val="bullet"/>
+      <w:lvlText w:val=""/>
+      <w:lvlJc w:val="left"/>
+      <w:pPr>
+        <w:ind w:left="2869" w:hanging="360"/>
+      </w:pPr>
+      <w:rPr>
+        <w:rFonts w:ascii="Wingdings" w:hAnsi="Wingdings" w:hint="default"/>
+      </w:rPr>
+    </w:lvl>
+    <w:lvl w:ilvl="3" w:tplc="04190001" w:tentative="1">
+      <w:start w:val="1"/>
+      <w:numFmt w:val="bullet"/>
+      <w:lvlText w:val=""/>
+      <w:lvlJc w:val="left"/>
+      <w:pPr>
+        <w:ind w:left="3589" w:hanging="360"/>
+      </w:pPr>
+      <w:rPr>
+        <w:rFonts w:ascii="Symbol" w:hAnsi="Symbol" w:hint="default"/>
+      </w:rPr>
+    </w:lvl>
+    <w:lvl w:ilvl="4" w:tplc="04190003" w:tentative="1">
+      <w:start w:val="1"/>
+      <w:numFmt w:val="bullet"/>
+      <w:lvlText w:val="o"/>
+      <w:lvlJc w:val="left"/>
+      <w:pPr>
+        <w:ind w:left="4309" w:hanging="360"/>
+      </w:pPr>
+      <w:rPr>
+        <w:rFonts w:ascii="Courier New" w:hAnsi="Courier New" w:cs="Courier New" w:hint="default"/>
+      </w:rPr>
+    </w:lvl>
+    <w:lvl w:ilvl="5" w:tplc="04190005" w:tentative="1">
+      <w:start w:val="1"/>
+      <w:numFmt w:val="bullet"/>
+      <w:lvlText w:val=""/>
+      <w:lvlJc w:val="left"/>
+      <w:pPr>
+        <w:ind w:left="5029" w:hanging="360"/>
+      </w:pPr>
+      <w:rPr>
+        <w:rFonts w:ascii="Wingdings" w:hAnsi="Wingdings" w:hint="default"/>
+      </w:rPr>
+    </w:lvl>
+    <w:lvl w:ilvl="6" w:tplc="04190001" w:tentative="1">
+      <w:start w:val="1"/>
+      <w:numFmt w:val="bullet"/>
+      <w:lvlText w:val=""/>
+      <w:lvlJc w:val="left"/>
+      <w:pPr>
+        <w:ind w:left="5749" w:hanging="360"/>
+      </w:pPr>
+      <w:rPr>
+        <w:rFonts w:ascii="Symbol" w:hAnsi="Symbol" w:hint="default"/>
+      </w:rPr>
+    </w:lvl>
+    <w:lvl w:ilvl="7" w:tplc="04190003" w:tentative="1">
+      <w:start w:val="1"/>
+      <w:numFmt w:val="bullet"/>
+      <w:lvlText w:val="o"/>
+      <w:lvlJc w:val="left"/>
+      <w:pPr>
+        <w:ind w:left="6469" w:hanging="360"/>
+      </w:pPr>
+      <w:rPr>
+        <w:rFonts w:ascii="Courier New" w:hAnsi="Courier New" w:cs="Courier New" w:hint="default"/>
+      </w:rPr>
+    </w:lvl>
+    <w:lvl w:ilvl="8" w:tplc="04190005" w:tentative="1">
+      <w:start w:val="1"/>
+      <w:numFmt w:val="bullet"/>
+      <w:lvlText w:val=""/>
+      <w:lvlJc w:val="left"/>
+      <w:pPr>
+        <w:ind w:left="7189" w:hanging="360"/>
+      </w:pPr>
+      <w:rPr>
+        <w:rFonts w:ascii="Wingdings" w:hAnsi="Wingdings" w:hint="default"/>
+      </w:rPr>
+    </w:lvl>
+  </w:abstractNum>
+  <w:abstractNum w:abstractNumId="4" w15:restartNumberingAfterBreak="0">
+    <w:nsid w:val="120A2E95"/>
+    <w:multiLevelType w:val="hybridMultilevel"/>
+    <w:tmpl w:val="346C7742"/>
+    <w:lvl w:ilvl="0" w:tplc="04190001">
+      <w:start w:val="1"/>
+      <w:numFmt w:val="bullet"/>
+      <w:lvlText w:val=""/>
+      <w:lvlJc w:val="left"/>
+      <w:pPr>
+        <w:ind w:left="1069" w:hanging="360"/>
+      </w:pPr>
+      <w:rPr>
+        <w:rFonts w:ascii="Symbol" w:hAnsi="Symbol" w:hint="default"/>
+      </w:rPr>
+    </w:lvl>
+    <w:lvl w:ilvl="1" w:tplc="04190019" w:tentative="1">
+      <w:start w:val="1"/>
+      <w:numFmt w:val="lowerLetter"/>
+      <w:lvlText w:val="%2."/>
+      <w:lvlJc w:val="left"/>
+      <w:pPr>
+        <w:ind w:left="1789" w:hanging="360"/>
+      </w:pPr>
+    </w:lvl>
+    <w:lvl w:ilvl="2" w:tplc="0419001B" w:tentative="1">
+      <w:start w:val="1"/>
+      <w:numFmt w:val="lowerRoman"/>
+      <w:lvlText w:val="%3."/>
+      <w:lvlJc w:val="right"/>
+      <w:pPr>
+        <w:ind w:left="2509" w:hanging="180"/>
+      </w:pPr>
+    </w:lvl>
+    <w:lvl w:ilvl="3" w:tplc="0419000F" w:tentative="1">
+      <w:start w:val="1"/>
+      <w:numFmt w:val="decimal"/>
+      <w:lvlText w:val="%4."/>
+      <w:lvlJc w:val="left"/>
+      <w:pPr>
+        <w:ind w:left="3229" w:hanging="360"/>
+      </w:pPr>
+    </w:lvl>
+    <w:lvl w:ilvl="4" w:tplc="04190019" w:tentative="1">
+      <w:start w:val="1"/>
+      <w:numFmt w:val="lowerLetter"/>
+      <w:lvlText w:val="%5."/>
+      <w:lvlJc w:val="left"/>
+      <w:pPr>
+        <w:ind w:left="3949" w:hanging="360"/>
+      </w:pPr>
+    </w:lvl>
+    <w:lvl w:ilvl="5" w:tplc="0419001B" w:tentative="1">
+      <w:start w:val="1"/>
+      <w:numFmt w:val="lowerRoman"/>
+      <w:lvlText w:val="%6."/>
+      <w:lvlJc w:val="right"/>
+      <w:pPr>
+        <w:ind w:left="4669" w:hanging="180"/>
+      </w:pPr>
+    </w:lvl>
+    <w:lvl w:ilvl="6" w:tplc="0419000F" w:tentative="1">
+      <w:start w:val="1"/>
+      <w:numFmt w:val="decimal"/>
+      <w:lvlText w:val="%7."/>
+      <w:lvlJc w:val="left"/>
+      <w:pPr>
+        <w:ind w:left="5389" w:hanging="360"/>
+      </w:pPr>
+    </w:lvl>
+    <w:lvl w:ilvl="7" w:tplc="04190019" w:tentative="1">
+      <w:start w:val="1"/>
+      <w:numFmt w:val="lowerLetter"/>
+      <w:lvlText w:val="%8."/>
+      <w:lvlJc w:val="left"/>
+      <w:pPr>
+        <w:ind w:left="6109" w:hanging="360"/>
+      </w:pPr>
+    </w:lvl>
+    <w:lvl w:ilvl="8" w:tplc="0419001B" w:tentative="1">
+      <w:start w:val="1"/>
+      <w:numFmt w:val="lowerRoman"/>
+      <w:lvlText w:val="%9."/>
+      <w:lvlJc w:val="right"/>
+      <w:pPr>
+        <w:ind w:left="6829" w:hanging="180"/>
+      </w:pPr>
+    </w:lvl>
+  </w:abstractNum>
+  <w:abstractNum w:abstractNumId="5" w15:restartNumberingAfterBreak="0">
+    <w:nsid w:val="160F6587"/>
+    <w:multiLevelType w:val="hybridMultilevel"/>
+    <w:tmpl w:val="68E0BFAE"/>
+    <w:lvl w:ilvl="0" w:tplc="04190001">
+      <w:start w:val="1"/>
+      <w:numFmt w:val="bullet"/>
+      <w:lvlText w:val=""/>
+      <w:lvlJc w:val="left"/>
+      <w:pPr>
+        <w:ind w:left="1429" w:hanging="360"/>
+      </w:pPr>
+      <w:rPr>
+        <w:rFonts w:ascii="Symbol" w:hAnsi="Symbol" w:hint="default"/>
+      </w:rPr>
+    </w:lvl>
+    <w:lvl w:ilvl="1" w:tplc="04190003" w:tentative="1">
+      <w:start w:val="1"/>
+      <w:numFmt w:val="bullet"/>
+      <w:lvlText w:val="o"/>
+      <w:lvlJc w:val="left"/>
+      <w:pPr>
+        <w:ind w:left="2149" w:hanging="360"/>
+      </w:pPr>
+      <w:rPr>
+        <w:rFonts w:ascii="Courier New" w:hAnsi="Courier New" w:cs="Courier New" w:hint="default"/>
+      </w:rPr>
+    </w:lvl>
+    <w:lvl w:ilvl="2" w:tplc="04190005" w:tentative="1">
+      <w:start w:val="1"/>
+      <w:numFmt w:val="bullet"/>
+      <w:lvlText w:val=""/>
+      <w:lvlJc w:val="left"/>
+      <w:pPr>
+        <w:ind w:left="2869" w:hanging="360"/>
+      </w:pPr>
+      <w:rPr>
+        <w:rFonts w:ascii="Wingdings" w:hAnsi="Wingdings" w:hint="default"/>
+      </w:rPr>
+    </w:lvl>
+    <w:lvl w:ilvl="3" w:tplc="04190001" w:tentative="1">
+      <w:start w:val="1"/>
+      <w:numFmt w:val="bullet"/>
+      <w:lvlText w:val=""/>
+      <w:lvlJc w:val="left"/>
+      <w:pPr>
+        <w:ind w:left="3589" w:hanging="360"/>
+      </w:pPr>
+      <w:rPr>
+        <w:rFonts w:ascii="Symbol" w:hAnsi="Symbol" w:hint="default"/>
+      </w:rPr>
+    </w:lvl>
+    <w:lvl w:ilvl="4" w:tplc="04190003" w:tentative="1">
+      <w:start w:val="1"/>
+      <w:numFmt w:val="bullet"/>
+      <w:lvlText w:val="o"/>
+      <w:lvlJc w:val="left"/>
+      <w:pPr>
+        <w:ind w:left="4309" w:hanging="360"/>
+      </w:pPr>
+      <w:rPr>
+        <w:rFonts w:ascii="Courier New" w:hAnsi="Courier New" w:cs="Courier New" w:hint="default"/>
+      </w:rPr>
+    </w:lvl>
+    <w:lvl w:ilvl="5" w:tplc="04190005" w:tentative="1">
+      <w:start w:val="1"/>
+      <w:numFmt w:val="bullet"/>
+      <w:lvlText w:val=""/>
+      <w:lvlJc w:val="left"/>
+      <w:pPr>
+        <w:ind w:left="5029" w:hanging="360"/>
+      </w:pPr>
+      <w:rPr>
+        <w:rFonts w:ascii="Wingdings" w:hAnsi="Wingdings" w:hint="default"/>
+      </w:rPr>
+    </w:lvl>
+    <w:lvl w:ilvl="6" w:tplc="04190001" w:tentative="1">
+      <w:start w:val="1"/>
+      <w:numFmt w:val="bullet"/>
+      <w:lvlText w:val=""/>
+      <w:lvlJc w:val="left"/>
+      <w:pPr>
+        <w:ind w:left="5749" w:hanging="360"/>
+      </w:pPr>
+      <w:rPr>
+        <w:rFonts w:ascii="Symbol" w:hAnsi="Symbol" w:hint="default"/>
+      </w:rPr>
+    </w:lvl>
+    <w:lvl w:ilvl="7" w:tplc="04190003" w:tentative="1">
+      <w:start w:val="1"/>
+      <w:numFmt w:val="bullet"/>
+      <w:lvlText w:val="o"/>
+      <w:lvlJc w:val="left"/>
+      <w:pPr>
+        <w:ind w:left="6469" w:hanging="360"/>
+      </w:pPr>
+      <w:rPr>
+        <w:rFonts w:ascii="Courier New" w:hAnsi="Courier New" w:cs="Courier New" w:hint="default"/>
+      </w:rPr>
+    </w:lvl>
+    <w:lvl w:ilvl="8" w:tplc="04190005" w:tentative="1">
+      <w:start w:val="1"/>
+      <w:numFmt w:val="bullet"/>
+      <w:lvlText w:val=""/>
+      <w:lvlJc w:val="left"/>
+      <w:pPr>
+        <w:ind w:left="7189" w:hanging="360"/>
+      </w:pPr>
+      <w:rPr>
+        <w:rFonts w:ascii="Wingdings" w:hAnsi="Wingdings" w:hint="default"/>
+      </w:rPr>
+    </w:lvl>
+  </w:abstractNum>
+  <w:abstractNum w:abstractNumId="6" w15:restartNumberingAfterBreak="0">
+    <w:nsid w:val="165B5CBD"/>
+    <w:multiLevelType w:val="hybridMultilevel"/>
+    <w:tmpl w:val="35880DFC"/>
+    <w:lvl w:ilvl="0" w:tplc="04190001">
+      <w:start w:val="1"/>
+      <w:numFmt w:val="bullet"/>
+      <w:lvlText w:val=""/>
+      <w:lvlJc w:val="left"/>
+      <w:pPr>
+        <w:ind w:left="1429" w:hanging="360"/>
+      </w:pPr>
+      <w:rPr>
+        <w:rFonts w:ascii="Symbol" w:hAnsi="Symbol" w:hint="default"/>
+      </w:rPr>
+    </w:lvl>
+    <w:lvl w:ilvl="1" w:tplc="04190003" w:tentative="1">
+      <w:start w:val="1"/>
+      <w:numFmt w:val="bullet"/>
+      <w:lvlText w:val="o"/>
+      <w:lvlJc w:val="left"/>
+      <w:pPr>
+        <w:ind w:left="2149" w:hanging="360"/>
+      </w:pPr>
+      <w:rPr>
+        <w:rFonts w:ascii="Courier New" w:hAnsi="Courier New" w:cs="Courier New" w:hint="default"/>
+      </w:rPr>
+    </w:lvl>
+    <w:lvl w:ilvl="2" w:tplc="04190005" w:tentative="1">
+      <w:start w:val="1"/>
+      <w:numFmt w:val="bullet"/>
+      <w:lvlText w:val=""/>
+      <w:lvlJc w:val="left"/>
+      <w:pPr>
+        <w:ind w:left="2869" w:hanging="360"/>
+      </w:pPr>
+      <w:rPr>
+        <w:rFonts w:ascii="Wingdings" w:hAnsi="Wingdings" w:hint="default"/>
+      </w:rPr>
+    </w:lvl>
+    <w:lvl w:ilvl="3" w:tplc="04190001" w:tentative="1">
+      <w:start w:val="1"/>
+      <w:numFmt w:val="bullet"/>
+      <w:lvlText w:val=""/>
+      <w:lvlJc w:val="left"/>
+      <w:pPr>
+        <w:ind w:left="3589" w:hanging="360"/>
+      </w:pPr>
+      <w:rPr>
+        <w:rFonts w:ascii="Symbol" w:hAnsi="Symbol" w:hint="default"/>
+      </w:rPr>
+    </w:lvl>
+    <w:lvl w:ilvl="4" w:tplc="04190003" w:tentative="1">
+      <w:start w:val="1"/>
+      <w:numFmt w:val="bullet"/>
+      <w:lvlText w:val="o"/>
+      <w:lvlJc w:val="left"/>
+      <w:pPr>
+        <w:ind w:left="4309" w:hanging="360"/>
+      </w:pPr>
+      <w:rPr>
+        <w:rFonts w:ascii="Courier New" w:hAnsi="Courier New" w:cs="Courier New" w:hint="default"/>
+      </w:rPr>
+    </w:lvl>
+    <w:lvl w:ilvl="5" w:tplc="04190005" w:tentative="1">
+      <w:start w:val="1"/>
+      <w:numFmt w:val="bullet"/>
+      <w:lvlText w:val=""/>
+      <w:lvlJc w:val="left"/>
+      <w:pPr>
+        <w:ind w:left="5029" w:hanging="360"/>
+      </w:pPr>
+      <w:rPr>
+        <w:rFonts w:ascii="Wingdings" w:hAnsi="Wingdings" w:hint="default"/>
+      </w:rPr>
+    </w:lvl>
+    <w:lvl w:ilvl="6" w:tplc="04190001" w:tentative="1">
+      <w:start w:val="1"/>
+      <w:numFmt w:val="bullet"/>
+      <w:lvlText w:val=""/>
+      <w:lvlJc w:val="left"/>
+      <w:pPr>
+        <w:ind w:left="5749" w:hanging="360"/>
+      </w:pPr>
+      <w:rPr>
+        <w:rFonts w:ascii="Symbol" w:hAnsi="Symbol" w:hint="default"/>
+      </w:rPr>
+    </w:lvl>
+    <w:lvl w:ilvl="7" w:tplc="04190003" w:tentative="1">
+      <w:start w:val="1"/>
+      <w:numFmt w:val="bullet"/>
+      <w:lvlText w:val="o"/>
+      <w:lvlJc w:val="left"/>
+      <w:pPr>
+        <w:ind w:left="6469" w:hanging="360"/>
+      </w:pPr>
+      <w:rPr>
+        <w:rFonts w:ascii="Courier New" w:hAnsi="Courier New" w:cs="Courier New" w:hint="default"/>
+      </w:rPr>
+    </w:lvl>
+    <w:lvl w:ilvl="8" w:tplc="04190005" w:tentative="1">
+      <w:start w:val="1"/>
+      <w:numFmt w:val="bullet"/>
+      <w:lvlText w:val=""/>
+      <w:lvlJc w:val="left"/>
+      <w:pPr>
+        <w:ind w:left="7189" w:hanging="360"/>
+      </w:pPr>
+      <w:rPr>
+        <w:rFonts w:ascii="Wingdings" w:hAnsi="Wingdings" w:hint="default"/>
+      </w:rPr>
+    </w:lvl>
+  </w:abstractNum>
+  <w:abstractNum w:abstractNumId="7" w15:restartNumberingAfterBreak="0">
+    <w:nsid w:val="17A53C40"/>
+    <w:multiLevelType w:val="hybridMultilevel"/>
+    <w:tmpl w:val="39A040A6"/>
+    <w:lvl w:ilvl="0" w:tplc="04190001">
+      <w:start w:val="1"/>
+      <w:numFmt w:val="bullet"/>
+      <w:lvlText w:val=""/>
+      <w:lvlJc w:val="left"/>
+      <w:pPr>
+        <w:ind w:left="1429" w:hanging="360"/>
+      </w:pPr>
+      <w:rPr>
+        <w:rFonts w:ascii="Symbol" w:hAnsi="Symbol" w:hint="default"/>
+      </w:rPr>
+    </w:lvl>
+    <w:lvl w:ilvl="1" w:tplc="04190003" w:tentative="1">
+      <w:start w:val="1"/>
+      <w:numFmt w:val="bullet"/>
+      <w:lvlText w:val="o"/>
+      <w:lvlJc w:val="left"/>
+      <w:pPr>
+        <w:ind w:left="2149" w:hanging="360"/>
+      </w:pPr>
+      <w:rPr>
+        <w:rFonts w:ascii="Courier New" w:hAnsi="Courier New" w:cs="Courier New" w:hint="default"/>
+      </w:rPr>
+    </w:lvl>
+    <w:lvl w:ilvl="2" w:tplc="04190005" w:tentative="1">
+      <w:start w:val="1"/>
+      <w:numFmt w:val="bullet"/>
+      <w:lvlText w:val=""/>
+      <w:lvlJc w:val="left"/>
+      <w:pPr>
+        <w:ind w:left="2869" w:hanging="360"/>
+      </w:pPr>
+      <w:rPr>
+        <w:rFonts w:ascii="Wingdings" w:hAnsi="Wingdings" w:hint="default"/>
+      </w:rPr>
+    </w:lvl>
+    <w:lvl w:ilvl="3" w:tplc="04190001" w:tentative="1">
+      <w:start w:val="1"/>
+      <w:numFmt w:val="bullet"/>
+      <w:lvlText w:val=""/>
+      <w:lvlJc w:val="left"/>
+      <w:pPr>
+        <w:ind w:left="3589" w:hanging="360"/>
+      </w:pPr>
+      <w:rPr>
+        <w:rFonts w:ascii="Symbol" w:hAnsi="Symbol" w:hint="default"/>
+      </w:rPr>
+    </w:lvl>
+    <w:lvl w:ilvl="4" w:tplc="04190003" w:tentative="1">
+      <w:start w:val="1"/>
+      <w:numFmt w:val="bullet"/>
+      <w:lvlText w:val="o"/>
+      <w:lvlJc w:val="left"/>
+      <w:pPr>
+        <w:ind w:left="4309" w:hanging="360"/>
+      </w:pPr>
+      <w:rPr>
+        <w:rFonts w:ascii="Courier New" w:hAnsi="Courier New" w:cs="Courier New" w:hint="default"/>
+      </w:rPr>
+    </w:lvl>
+    <w:lvl w:ilvl="5" w:tplc="04190005" w:tentative="1">
+      <w:start w:val="1"/>
+      <w:numFmt w:val="bullet"/>
+      <w:lvlText w:val=""/>
+      <w:lvlJc w:val="left"/>
+      <w:pPr>
+        <w:ind w:left="5029" w:hanging="360"/>
+      </w:pPr>
+      <w:rPr>
+        <w:rFonts w:ascii="Wingdings" w:hAnsi="Wingdings" w:hint="default"/>
+      </w:rPr>
+    </w:lvl>
+    <w:lvl w:ilvl="6" w:tplc="04190001" w:tentative="1">
+      <w:start w:val="1"/>
+      <w:numFmt w:val="bullet"/>
+      <w:lvlText w:val=""/>
+      <w:lvlJc w:val="left"/>
+      <w:pPr>
+        <w:ind w:left="5749" w:hanging="360"/>
+      </w:pPr>
+      <w:rPr>
+        <w:rFonts w:ascii="Symbol" w:hAnsi="Symbol" w:hint="default"/>
+      </w:rPr>
+    </w:lvl>
+    <w:lvl w:ilvl="7" w:tplc="04190003" w:tentative="1">
+      <w:start w:val="1"/>
+      <w:numFmt w:val="bullet"/>
+      <w:lvlText w:val="o"/>
+      <w:lvlJc w:val="left"/>
+      <w:pPr>
+        <w:ind w:left="6469" w:hanging="360"/>
+      </w:pPr>
+      <w:rPr>
+        <w:rFonts w:ascii="Courier New" w:hAnsi="Courier New" w:cs="Courier New" w:hint="default"/>
+      </w:rPr>
+    </w:lvl>
+    <w:lvl w:ilvl="8" w:tplc="04190005" w:tentative="1">
+      <w:start w:val="1"/>
+      <w:numFmt w:val="bullet"/>
+      <w:lvlText w:val=""/>
+      <w:lvlJc w:val="left"/>
+      <w:pPr>
+        <w:ind w:left="7189" w:hanging="360"/>
+      </w:pPr>
+      <w:rPr>
+        <w:rFonts w:ascii="Wingdings" w:hAnsi="Wingdings" w:hint="default"/>
+      </w:rPr>
+    </w:lvl>
+  </w:abstractNum>
+  <w:abstractNum w:abstractNumId="8" w15:restartNumberingAfterBreak="0">
+    <w:nsid w:val="192E1F75"/>
+    <w:multiLevelType w:val="hybridMultilevel"/>
+    <w:tmpl w:val="2390A922"/>
+    <w:lvl w:ilvl="0" w:tplc="04190001">
+      <w:start w:val="1"/>
+      <w:numFmt w:val="bullet"/>
+      <w:lvlText w:val=""/>
+      <w:lvlJc w:val="left"/>
+      <w:pPr>
+        <w:ind w:left="1429" w:hanging="360"/>
+      </w:pPr>
+      <w:rPr>
+        <w:rFonts w:ascii="Symbol" w:hAnsi="Symbol" w:hint="default"/>
+      </w:rPr>
+    </w:lvl>
+    <w:lvl w:ilvl="1" w:tplc="04190003" w:tentative="1">
+      <w:start w:val="1"/>
+      <w:numFmt w:val="bullet"/>
+      <w:lvlText w:val="o"/>
+      <w:lvlJc w:val="left"/>
+      <w:pPr>
+        <w:ind w:left="2149" w:hanging="360"/>
+      </w:pPr>
+      <w:rPr>
+        <w:rFonts w:ascii="Courier New" w:hAnsi="Courier New" w:cs="Courier New" w:hint="default"/>
+      </w:rPr>
+    </w:lvl>
+    <w:lvl w:ilvl="2" w:tplc="04190005" w:tentative="1">
+      <w:start w:val="1"/>
+      <w:numFmt w:val="bullet"/>
+      <w:lvlText w:val=""/>
+      <w:lvlJc w:val="left"/>
+      <w:pPr>
+        <w:ind w:left="2869" w:hanging="360"/>
+      </w:pPr>
+      <w:rPr>
+        <w:rFonts w:ascii="Wingdings" w:hAnsi="Wingdings" w:hint="default"/>
+      </w:rPr>
+    </w:lvl>
+    <w:lvl w:ilvl="3" w:tplc="04190001" w:tentative="1">
+      <w:start w:val="1"/>
+      <w:numFmt w:val="bullet"/>
+      <w:lvlText w:val=""/>
+      <w:lvlJc w:val="left"/>
+      <w:pPr>
+        <w:ind w:left="3589" w:hanging="360"/>
+      </w:pPr>
+      <w:rPr>
+        <w:rFonts w:ascii="Symbol" w:hAnsi="Symbol" w:hint="default"/>
+      </w:rPr>
+    </w:lvl>
+    <w:lvl w:ilvl="4" w:tplc="04190003" w:tentative="1">
+      <w:start w:val="1"/>
+      <w:numFmt w:val="bullet"/>
+      <w:lvlText w:val="o"/>
+      <w:lvlJc w:val="left"/>
+      <w:pPr>
+        <w:ind w:left="4309" w:hanging="360"/>
+      </w:pPr>
+      <w:rPr>
+        <w:rFonts w:ascii="Courier New" w:hAnsi="Courier New" w:cs="Courier New" w:hint="default"/>
+      </w:rPr>
+    </w:lvl>
+    <w:lvl w:ilvl="5" w:tplc="04190005" w:tentative="1">
+      <w:start w:val="1"/>
+      <w:numFmt w:val="bullet"/>
+      <w:lvlText w:val=""/>
+      <w:lvlJc w:val="left"/>
+      <w:pPr>
+        <w:ind w:left="5029" w:hanging="360"/>
+      </w:pPr>
+      <w:rPr>
+        <w:rFonts w:ascii="Wingdings" w:hAnsi="Wingdings" w:hint="default"/>
+      </w:rPr>
+    </w:lvl>
+    <w:lvl w:ilvl="6" w:tplc="04190001" w:tentative="1">
+      <w:start w:val="1"/>
+      <w:numFmt w:val="bullet"/>
+      <w:lvlText w:val=""/>
+      <w:lvlJc w:val="left"/>
+      <w:pPr>
+        <w:ind w:left="5749" w:hanging="360"/>
+      </w:pPr>
+      <w:rPr>
+        <w:rFonts w:ascii="Symbol" w:hAnsi="Symbol" w:hint="default"/>
+      </w:rPr>
+    </w:lvl>
+    <w:lvl w:ilvl="7" w:tplc="04190003" w:tentative="1">
+      <w:start w:val="1"/>
+      <w:numFmt w:val="bullet"/>
+      <w:lvlText w:val="o"/>
+      <w:lvlJc w:val="left"/>
+      <w:pPr>
+        <w:ind w:left="6469" w:hanging="360"/>
+      </w:pPr>
+      <w:rPr>
+        <w:rFonts w:ascii="Courier New" w:hAnsi="Courier New" w:cs="Courier New" w:hint="default"/>
+      </w:rPr>
+    </w:lvl>
+    <w:lvl w:ilvl="8" w:tplc="04190005" w:tentative="1">
+      <w:start w:val="1"/>
+      <w:numFmt w:val="bullet"/>
+      <w:lvlText w:val=""/>
+      <w:lvlJc w:val="left"/>
+      <w:pPr>
+        <w:ind w:left="7189" w:hanging="360"/>
+      </w:pPr>
+      <w:rPr>
+        <w:rFonts w:ascii="Wingdings" w:hAnsi="Wingdings" w:hint="default"/>
+      </w:rPr>
+    </w:lvl>
+  </w:abstractNum>
+  <w:abstractNum w:abstractNumId="9" w15:restartNumberingAfterBreak="0">
+    <w:nsid w:val="23A76F6C"/>
+    <w:multiLevelType w:val="hybridMultilevel"/>
+    <w:tmpl w:val="2056CA4C"/>
+    <w:lvl w:ilvl="0" w:tplc="53C64C72">
+      <w:start w:val="1"/>
+      <w:numFmt w:val="decimal"/>
+      <w:lvlText w:val="%1."/>
+      <w:lvlJc w:val="left"/>
+      <w:pPr>
+        <w:ind w:left="1069" w:hanging="360"/>
+      </w:pPr>
+      <w:rPr>
+        <w:rFonts w:hint="default"/>
+      </w:rPr>
+    </w:lvl>
+    <w:lvl w:ilvl="1" w:tplc="04190019" w:tentative="1">
+      <w:start w:val="1"/>
+      <w:numFmt w:val="lowerLetter"/>
+      <w:lvlText w:val="%2."/>
+      <w:lvlJc w:val="left"/>
+      <w:pPr>
+        <w:ind w:left="1789" w:hanging="360"/>
+      </w:pPr>
+    </w:lvl>
+    <w:lvl w:ilvl="2" w:tplc="0419001B" w:tentative="1">
+      <w:start w:val="1"/>
+      <w:numFmt w:val="lowerRoman"/>
+      <w:lvlText w:val="%3."/>
+      <w:lvlJc w:val="right"/>
+      <w:pPr>
+        <w:ind w:left="2509" w:hanging="180"/>
+      </w:pPr>
+    </w:lvl>
+    <w:lvl w:ilvl="3" w:tplc="0419000F" w:tentative="1">
+      <w:start w:val="1"/>
+      <w:numFmt w:val="decimal"/>
+      <w:lvlText w:val="%4."/>
+      <w:lvlJc w:val="left"/>
+      <w:pPr>
+        <w:ind w:left="3229" w:hanging="360"/>
+      </w:pPr>
+    </w:lvl>
+    <w:lvl w:ilvl="4" w:tplc="04190019" w:tentative="1">
+      <w:start w:val="1"/>
+      <w:numFmt w:val="lowerLetter"/>
+      <w:lvlText w:val="%5."/>
+      <w:lvlJc w:val="left"/>
+      <w:pPr>
+        <w:ind w:left="3949" w:hanging="360"/>
+      </w:pPr>
+    </w:lvl>
+    <w:lvl w:ilvl="5" w:tplc="0419001B" w:tentative="1">
+      <w:start w:val="1"/>
+      <w:numFmt w:val="lowerRoman"/>
+      <w:lvlText w:val="%6."/>
+      <w:lvlJc w:val="right"/>
+      <w:pPr>
+        <w:ind w:left="4669" w:hanging="180"/>
+      </w:pPr>
+    </w:lvl>
+    <w:lvl w:ilvl="6" w:tplc="0419000F" w:tentative="1">
+      <w:start w:val="1"/>
+      <w:numFmt w:val="decimal"/>
+      <w:lvlText w:val="%7."/>
+      <w:lvlJc w:val="left"/>
+      <w:pPr>
+        <w:ind w:left="5389" w:hanging="360"/>
+      </w:pPr>
+    </w:lvl>
+    <w:lvl w:ilvl="7" w:tplc="04190019" w:tentative="1">
+      <w:start w:val="1"/>
+      <w:numFmt w:val="lowerLetter"/>
+      <w:lvlText w:val="%8."/>
+      <w:lvlJc w:val="left"/>
+      <w:pPr>
+        <w:ind w:left="6109" w:hanging="360"/>
+      </w:pPr>
+    </w:lvl>
+    <w:lvl w:ilvl="8" w:tplc="0419001B" w:tentative="1">
+      <w:start w:val="1"/>
+      <w:numFmt w:val="lowerRoman"/>
+      <w:lvlText w:val="%9."/>
+      <w:lvlJc w:val="right"/>
+      <w:pPr>
+        <w:ind w:left="6829" w:hanging="180"/>
+      </w:pPr>
+    </w:lvl>
+  </w:abstractNum>
+  <w:abstractNum w:abstractNumId="10" w15:restartNumberingAfterBreak="0">
+    <w:nsid w:val="259C0638"/>
+    <w:multiLevelType w:val="hybridMultilevel"/>
+    <w:tmpl w:val="7F148FFC"/>
+    <w:lvl w:ilvl="0" w:tplc="04190001">
+      <w:start w:val="1"/>
+      <w:numFmt w:val="bullet"/>
+      <w:lvlText w:val=""/>
+      <w:lvlJc w:val="left"/>
+      <w:pPr>
+        <w:ind w:left="1429" w:hanging="360"/>
+      </w:pPr>
+      <w:rPr>
+        <w:rFonts w:ascii="Symbol" w:hAnsi="Symbol" w:hint="default"/>
+      </w:rPr>
+    </w:lvl>
+    <w:lvl w:ilvl="1" w:tplc="04190003" w:tentative="1">
+      <w:start w:val="1"/>
+      <w:numFmt w:val="bullet"/>
+      <w:lvlText w:val="o"/>
+      <w:lvlJc w:val="left"/>
+      <w:pPr>
+        <w:ind w:left="2149" w:hanging="360"/>
+      </w:pPr>
+      <w:rPr>
+        <w:rFonts w:ascii="Courier New" w:hAnsi="Courier New" w:cs="Courier New" w:hint="default"/>
+      </w:rPr>
+    </w:lvl>
+    <w:lvl w:ilvl="2" w:tplc="04190005" w:tentative="1">
+      <w:start w:val="1"/>
+      <w:numFmt w:val="bullet"/>
+      <w:lvlText w:val=""/>
+      <w:lvlJc w:val="left"/>
+      <w:pPr>
+        <w:ind w:left="2869" w:hanging="360"/>
+      </w:pPr>
+      <w:rPr>
+        <w:rFonts w:ascii="Wingdings" w:hAnsi="Wingdings" w:hint="default"/>
+      </w:rPr>
+    </w:lvl>
+    <w:lvl w:ilvl="3" w:tplc="04190001" w:tentative="1">
+      <w:start w:val="1"/>
+      <w:numFmt w:val="bullet"/>
+      <w:lvlText w:val=""/>
+      <w:lvlJc w:val="left"/>
+      <w:pPr>
+        <w:ind w:left="3589" w:hanging="360"/>
+      </w:pPr>
+      <w:rPr>
+        <w:rFonts w:ascii="Symbol" w:hAnsi="Symbol" w:hint="default"/>
+      </w:rPr>
+    </w:lvl>
+    <w:lvl w:ilvl="4" w:tplc="04190003" w:tentative="1">
+      <w:start w:val="1"/>
+      <w:numFmt w:val="bullet"/>
+      <w:lvlText w:val="o"/>
+      <w:lvlJc w:val="left"/>
+      <w:pPr>
+        <w:ind w:left="4309" w:hanging="360"/>
+      </w:pPr>
+      <w:rPr>
+        <w:rFonts w:ascii="Courier New" w:hAnsi="Courier New" w:cs="Courier New" w:hint="default"/>
+      </w:rPr>
+    </w:lvl>
+    <w:lvl w:ilvl="5" w:tplc="04190005" w:tentative="1">
+      <w:start w:val="1"/>
+      <w:numFmt w:val="bullet"/>
+      <w:lvlText w:val=""/>
+      <w:lvlJc w:val="left"/>
+      <w:pPr>
+        <w:ind w:left="5029" w:hanging="360"/>
+      </w:pPr>
+      <w:rPr>
+        <w:rFonts w:ascii="Wingdings" w:hAnsi="Wingdings" w:hint="default"/>
+      </w:rPr>
+    </w:lvl>
+    <w:lvl w:ilvl="6" w:tplc="04190001" w:tentative="1">
+      <w:start w:val="1"/>
+      <w:numFmt w:val="bullet"/>
+      <w:lvlText w:val=""/>
+      <w:lvlJc w:val="left"/>
+      <w:pPr>
+        <w:ind w:left="5749" w:hanging="360"/>
+      </w:pPr>
+      <w:rPr>
+        <w:rFonts w:ascii="Symbol" w:hAnsi="Symbol" w:hint="default"/>
+      </w:rPr>
+    </w:lvl>
+    <w:lvl w:ilvl="7" w:tplc="04190003" w:tentative="1">
+      <w:start w:val="1"/>
+      <w:numFmt w:val="bullet"/>
+      <w:lvlText w:val="o"/>
+      <w:lvlJc w:val="left"/>
+      <w:pPr>
+        <w:ind w:left="6469" w:hanging="360"/>
+      </w:pPr>
+      <w:rPr>
+        <w:rFonts w:ascii="Courier New" w:hAnsi="Courier New" w:cs="Courier New" w:hint="default"/>
+      </w:rPr>
+    </w:lvl>
+    <w:lvl w:ilvl="8" w:tplc="04190005" w:tentative="1">
+      <w:start w:val="1"/>
+      <w:numFmt w:val="bullet"/>
+      <w:lvlText w:val=""/>
+      <w:lvlJc w:val="left"/>
+      <w:pPr>
+        <w:ind w:left="7189" w:hanging="360"/>
+      </w:pPr>
+      <w:rPr>
+        <w:rFonts w:ascii="Wingdings" w:hAnsi="Wingdings" w:hint="default"/>
+      </w:rPr>
+    </w:lvl>
+  </w:abstractNum>
+  <w:abstractNum w:abstractNumId="11" w15:restartNumberingAfterBreak="0">
+    <w:nsid w:val="29210B51"/>
+    <w:multiLevelType w:val="hybridMultilevel"/>
+    <w:tmpl w:val="E25C7456"/>
+    <w:lvl w:ilvl="0" w:tplc="F8FA57C0">
+      <w:start w:val="1"/>
+      <w:numFmt w:val="decimal"/>
+      <w:lvlText w:val="%1."/>
+      <w:lvlJc w:val="left"/>
+      <w:pPr>
+        <w:ind w:left="1069" w:hanging="360"/>
+      </w:pPr>
+      <w:rPr>
+        <w:rFonts w:hint="default"/>
+      </w:rPr>
+    </w:lvl>
+    <w:lvl w:ilvl="1" w:tplc="04190019" w:tentative="1">
+      <w:start w:val="1"/>
+      <w:numFmt w:val="lowerLetter"/>
+      <w:lvlText w:val="%2."/>
+      <w:lvlJc w:val="left"/>
+      <w:pPr>
+        <w:ind w:left="1789" w:hanging="360"/>
+      </w:pPr>
+    </w:lvl>
+    <w:lvl w:ilvl="2" w:tplc="0419001B" w:tentative="1">
+      <w:start w:val="1"/>
+      <w:numFmt w:val="lowerRoman"/>
+      <w:lvlText w:val="%3."/>
+      <w:lvlJc w:val="right"/>
+      <w:pPr>
+        <w:ind w:left="2509" w:hanging="180"/>
+      </w:pPr>
+    </w:lvl>
+    <w:lvl w:ilvl="3" w:tplc="0419000F" w:tentative="1">
+      <w:start w:val="1"/>
+      <w:numFmt w:val="decimal"/>
+      <w:lvlText w:val="%4."/>
+      <w:lvlJc w:val="left"/>
+      <w:pPr>
+        <w:ind w:left="3229" w:hanging="360"/>
+      </w:pPr>
+    </w:lvl>
+    <w:lvl w:ilvl="4" w:tplc="04190019" w:tentative="1">
+      <w:start w:val="1"/>
+      <w:numFmt w:val="lowerLetter"/>
+      <w:lvlText w:val="%5."/>
+      <w:lvlJc w:val="left"/>
+      <w:pPr>
+        <w:ind w:left="3949" w:hanging="360"/>
+      </w:pPr>
+    </w:lvl>
+    <w:lvl w:ilvl="5" w:tplc="0419001B" w:tentative="1">
+      <w:start w:val="1"/>
+      <w:numFmt w:val="lowerRoman"/>
+      <w:lvlText w:val="%6."/>
+      <w:lvlJc w:val="right"/>
+      <w:pPr>
+        <w:ind w:left="4669" w:hanging="180"/>
+      </w:pPr>
+    </w:lvl>
+    <w:lvl w:ilvl="6" w:tplc="0419000F" w:tentative="1">
+      <w:start w:val="1"/>
+      <w:numFmt w:val="decimal"/>
+      <w:lvlText w:val="%7."/>
+      <w:lvlJc w:val="left"/>
+      <w:pPr>
+        <w:ind w:left="5389" w:hanging="360"/>
+      </w:pPr>
+    </w:lvl>
+    <w:lvl w:ilvl="7" w:tplc="04190019" w:tentative="1">
+      <w:start w:val="1"/>
+      <w:numFmt w:val="lowerLetter"/>
+      <w:lvlText w:val="%8."/>
+      <w:lvlJc w:val="left"/>
+      <w:pPr>
+        <w:ind w:left="6109" w:hanging="360"/>
+      </w:pPr>
+    </w:lvl>
+    <w:lvl w:ilvl="8" w:tplc="0419001B" w:tentative="1">
+      <w:start w:val="1"/>
+      <w:numFmt w:val="lowerRoman"/>
+      <w:lvlText w:val="%9."/>
+      <w:lvlJc w:val="right"/>
+      <w:pPr>
+        <w:ind w:left="6829" w:hanging="180"/>
+      </w:pPr>
+    </w:lvl>
+  </w:abstractNum>
+  <w:abstractNum w:abstractNumId="12" w15:restartNumberingAfterBreak="0">
     <w:nsid w:val="5C0B61CE"/>
     <w:multiLevelType w:val="multilevel"/>
     <w:tmpl w:val="DC7E4D28"/>
@@ -4699,7 +10089,120 @@
       </w:rPr>
     </w:lvl>
   </w:abstractNum>
-  <w:abstractNum w:abstractNumId="2" w15:restartNumberingAfterBreak="0">
+  <w:abstractNum w:abstractNumId="13" w15:restartNumberingAfterBreak="0">
+    <w:nsid w:val="5CAF5D35"/>
+    <w:multiLevelType w:val="hybridMultilevel"/>
+    <w:tmpl w:val="E508F55C"/>
+    <w:lvl w:ilvl="0" w:tplc="04190001">
+      <w:start w:val="1"/>
+      <w:numFmt w:val="bullet"/>
+      <w:lvlText w:val=""/>
+      <w:lvlJc w:val="left"/>
+      <w:pPr>
+        <w:ind w:left="1429" w:hanging="360"/>
+      </w:pPr>
+      <w:rPr>
+        <w:rFonts w:ascii="Symbol" w:hAnsi="Symbol" w:hint="default"/>
+      </w:rPr>
+    </w:lvl>
+    <w:lvl w:ilvl="1" w:tplc="04190003" w:tentative="1">
+      <w:start w:val="1"/>
+      <w:numFmt w:val="bullet"/>
+      <w:lvlText w:val="o"/>
+      <w:lvlJc w:val="left"/>
+      <w:pPr>
+        <w:ind w:left="2149" w:hanging="360"/>
+      </w:pPr>
+      <w:rPr>
+        <w:rFonts w:ascii="Courier New" w:hAnsi="Courier New" w:cs="Courier New" w:hint="default"/>
+      </w:rPr>
+    </w:lvl>
+    <w:lvl w:ilvl="2" w:tplc="04190005" w:tentative="1">
+      <w:start w:val="1"/>
+      <w:numFmt w:val="bullet"/>
+      <w:lvlText w:val=""/>
+      <w:lvlJc w:val="left"/>
+      <w:pPr>
+        <w:ind w:left="2869" w:hanging="360"/>
+      </w:pPr>
+      <w:rPr>
+        <w:rFonts w:ascii="Wingdings" w:hAnsi="Wingdings" w:hint="default"/>
+      </w:rPr>
+    </w:lvl>
+    <w:lvl w:ilvl="3" w:tplc="04190001" w:tentative="1">
+      <w:start w:val="1"/>
+      <w:numFmt w:val="bullet"/>
+      <w:lvlText w:val=""/>
+      <w:lvlJc w:val="left"/>
+      <w:pPr>
+        <w:ind w:left="3589" w:hanging="360"/>
+      </w:pPr>
+      <w:rPr>
+        <w:rFonts w:ascii="Symbol" w:hAnsi="Symbol" w:hint="default"/>
+      </w:rPr>
+    </w:lvl>
+    <w:lvl w:ilvl="4" w:tplc="04190003" w:tentative="1">
+      <w:start w:val="1"/>
+      <w:numFmt w:val="bullet"/>
+      <w:lvlText w:val="o"/>
+      <w:lvlJc w:val="left"/>
+      <w:pPr>
+        <w:ind w:left="4309" w:hanging="360"/>
+      </w:pPr>
+      <w:rPr>
+        <w:rFonts w:ascii="Courier New" w:hAnsi="Courier New" w:cs="Courier New" w:hint="default"/>
+      </w:rPr>
+    </w:lvl>
+    <w:lvl w:ilvl="5" w:tplc="04190005" w:tentative="1">
+      <w:start w:val="1"/>
+      <w:numFmt w:val="bullet"/>
+      <w:lvlText w:val=""/>
+      <w:lvlJc w:val="left"/>
+      <w:pPr>
+        <w:ind w:left="5029" w:hanging="360"/>
+      </w:pPr>
+      <w:rPr>
+        <w:rFonts w:ascii="Wingdings" w:hAnsi="Wingdings" w:hint="default"/>
+      </w:rPr>
+    </w:lvl>
+    <w:lvl w:ilvl="6" w:tplc="04190001" w:tentative="1">
+      <w:start w:val="1"/>
+      <w:numFmt w:val="bullet"/>
+      <w:lvlText w:val=""/>
+      <w:lvlJc w:val="left"/>
+      <w:pPr>
+        <w:ind w:left="5749" w:hanging="360"/>
+      </w:pPr>
+      <w:rPr>
+        <w:rFonts w:ascii="Symbol" w:hAnsi="Symbol" w:hint="default"/>
+      </w:rPr>
+    </w:lvl>
+    <w:lvl w:ilvl="7" w:tplc="04190003" w:tentative="1">
+      <w:start w:val="1"/>
+      <w:numFmt w:val="bullet"/>
+      <w:lvlText w:val="o"/>
+      <w:lvlJc w:val="left"/>
+      <w:pPr>
+        <w:ind w:left="6469" w:hanging="360"/>
+      </w:pPr>
+      <w:rPr>
+        <w:rFonts w:ascii="Courier New" w:hAnsi="Courier New" w:cs="Courier New" w:hint="default"/>
+      </w:rPr>
+    </w:lvl>
+    <w:lvl w:ilvl="8" w:tplc="04190005" w:tentative="1">
+      <w:start w:val="1"/>
+      <w:numFmt w:val="bullet"/>
+      <w:lvlText w:val=""/>
+      <w:lvlJc w:val="left"/>
+      <w:pPr>
+        <w:ind w:left="7189" w:hanging="360"/>
+      </w:pPr>
+      <w:rPr>
+        <w:rFonts w:ascii="Wingdings" w:hAnsi="Wingdings" w:hint="default"/>
+      </w:rPr>
+    </w:lvl>
+  </w:abstractNum>
+  <w:abstractNum w:abstractNumId="14" w15:restartNumberingAfterBreak="0">
     <w:nsid w:val="5EBB76A3"/>
     <w:multiLevelType w:val="multilevel"/>
     <w:tmpl w:val="2F9CC404"/>
@@ -4812,7 +10315,7 @@
       </w:rPr>
     </w:lvl>
   </w:abstractNum>
-  <w:abstractNum w:abstractNumId="3" w15:restartNumberingAfterBreak="0">
+  <w:abstractNum w:abstractNumId="15" w15:restartNumberingAfterBreak="0">
     <w:nsid w:val="5FCE2F7B"/>
     <w:multiLevelType w:val="multilevel"/>
     <w:tmpl w:val="9F5E7722"/>
@@ -4925,7 +10428,572 @@
       </w:rPr>
     </w:lvl>
   </w:abstractNum>
-  <w:abstractNum w:abstractNumId="4" w15:restartNumberingAfterBreak="0">
+  <w:abstractNum w:abstractNumId="16" w15:restartNumberingAfterBreak="0">
+    <w:nsid w:val="640559B8"/>
+    <w:multiLevelType w:val="hybridMultilevel"/>
+    <w:tmpl w:val="883AC300"/>
+    <w:lvl w:ilvl="0" w:tplc="04190001">
+      <w:start w:val="1"/>
+      <w:numFmt w:val="bullet"/>
+      <w:lvlText w:val=""/>
+      <w:lvlJc w:val="left"/>
+      <w:pPr>
+        <w:ind w:left="1429" w:hanging="360"/>
+      </w:pPr>
+      <w:rPr>
+        <w:rFonts w:ascii="Symbol" w:hAnsi="Symbol" w:hint="default"/>
+      </w:rPr>
+    </w:lvl>
+    <w:lvl w:ilvl="1" w:tplc="04190003" w:tentative="1">
+      <w:start w:val="1"/>
+      <w:numFmt w:val="bullet"/>
+      <w:lvlText w:val="o"/>
+      <w:lvlJc w:val="left"/>
+      <w:pPr>
+        <w:ind w:left="2149" w:hanging="360"/>
+      </w:pPr>
+      <w:rPr>
+        <w:rFonts w:ascii="Courier New" w:hAnsi="Courier New" w:cs="Courier New" w:hint="default"/>
+      </w:rPr>
+    </w:lvl>
+    <w:lvl w:ilvl="2" w:tplc="04190005" w:tentative="1">
+      <w:start w:val="1"/>
+      <w:numFmt w:val="bullet"/>
+      <w:lvlText w:val=""/>
+      <w:lvlJc w:val="left"/>
+      <w:pPr>
+        <w:ind w:left="2869" w:hanging="360"/>
+      </w:pPr>
+      <w:rPr>
+        <w:rFonts w:ascii="Wingdings" w:hAnsi="Wingdings" w:hint="default"/>
+      </w:rPr>
+    </w:lvl>
+    <w:lvl w:ilvl="3" w:tplc="04190001" w:tentative="1">
+      <w:start w:val="1"/>
+      <w:numFmt w:val="bullet"/>
+      <w:lvlText w:val=""/>
+      <w:lvlJc w:val="left"/>
+      <w:pPr>
+        <w:ind w:left="3589" w:hanging="360"/>
+      </w:pPr>
+      <w:rPr>
+        <w:rFonts w:ascii="Symbol" w:hAnsi="Symbol" w:hint="default"/>
+      </w:rPr>
+    </w:lvl>
+    <w:lvl w:ilvl="4" w:tplc="04190003" w:tentative="1">
+      <w:start w:val="1"/>
+      <w:numFmt w:val="bullet"/>
+      <w:lvlText w:val="o"/>
+      <w:lvlJc w:val="left"/>
+      <w:pPr>
+        <w:ind w:left="4309" w:hanging="360"/>
+      </w:pPr>
+      <w:rPr>
+        <w:rFonts w:ascii="Courier New" w:hAnsi="Courier New" w:cs="Courier New" w:hint="default"/>
+      </w:rPr>
+    </w:lvl>
+    <w:lvl w:ilvl="5" w:tplc="04190005" w:tentative="1">
+      <w:start w:val="1"/>
+      <w:numFmt w:val="bullet"/>
+      <w:lvlText w:val=""/>
+      <w:lvlJc w:val="left"/>
+      <w:pPr>
+        <w:ind w:left="5029" w:hanging="360"/>
+      </w:pPr>
+      <w:rPr>
+        <w:rFonts w:ascii="Wingdings" w:hAnsi="Wingdings" w:hint="default"/>
+      </w:rPr>
+    </w:lvl>
+    <w:lvl w:ilvl="6" w:tplc="04190001" w:tentative="1">
+      <w:start w:val="1"/>
+      <w:numFmt w:val="bullet"/>
+      <w:lvlText w:val=""/>
+      <w:lvlJc w:val="left"/>
+      <w:pPr>
+        <w:ind w:left="5749" w:hanging="360"/>
+      </w:pPr>
+      <w:rPr>
+        <w:rFonts w:ascii="Symbol" w:hAnsi="Symbol" w:hint="default"/>
+      </w:rPr>
+    </w:lvl>
+    <w:lvl w:ilvl="7" w:tplc="04190003" w:tentative="1">
+      <w:start w:val="1"/>
+      <w:numFmt w:val="bullet"/>
+      <w:lvlText w:val="o"/>
+      <w:lvlJc w:val="left"/>
+      <w:pPr>
+        <w:ind w:left="6469" w:hanging="360"/>
+      </w:pPr>
+      <w:rPr>
+        <w:rFonts w:ascii="Courier New" w:hAnsi="Courier New" w:cs="Courier New" w:hint="default"/>
+      </w:rPr>
+    </w:lvl>
+    <w:lvl w:ilvl="8" w:tplc="04190005" w:tentative="1">
+      <w:start w:val="1"/>
+      <w:numFmt w:val="bullet"/>
+      <w:lvlText w:val=""/>
+      <w:lvlJc w:val="left"/>
+      <w:pPr>
+        <w:ind w:left="7189" w:hanging="360"/>
+      </w:pPr>
+      <w:rPr>
+        <w:rFonts w:ascii="Wingdings" w:hAnsi="Wingdings" w:hint="default"/>
+      </w:rPr>
+    </w:lvl>
+  </w:abstractNum>
+  <w:abstractNum w:abstractNumId="17" w15:restartNumberingAfterBreak="0">
+    <w:nsid w:val="67753A75"/>
+    <w:multiLevelType w:val="hybridMultilevel"/>
+    <w:tmpl w:val="D62E54EC"/>
+    <w:lvl w:ilvl="0" w:tplc="04190001">
+      <w:start w:val="1"/>
+      <w:numFmt w:val="bullet"/>
+      <w:lvlText w:val=""/>
+      <w:lvlJc w:val="left"/>
+      <w:pPr>
+        <w:ind w:left="1429" w:hanging="360"/>
+      </w:pPr>
+      <w:rPr>
+        <w:rFonts w:ascii="Symbol" w:hAnsi="Symbol" w:hint="default"/>
+      </w:rPr>
+    </w:lvl>
+    <w:lvl w:ilvl="1" w:tplc="04190003" w:tentative="1">
+      <w:start w:val="1"/>
+      <w:numFmt w:val="bullet"/>
+      <w:lvlText w:val="o"/>
+      <w:lvlJc w:val="left"/>
+      <w:pPr>
+        <w:ind w:left="2149" w:hanging="360"/>
+      </w:pPr>
+      <w:rPr>
+        <w:rFonts w:ascii="Courier New" w:hAnsi="Courier New" w:cs="Courier New" w:hint="default"/>
+      </w:rPr>
+    </w:lvl>
+    <w:lvl w:ilvl="2" w:tplc="04190005" w:tentative="1">
+      <w:start w:val="1"/>
+      <w:numFmt w:val="bullet"/>
+      <w:lvlText w:val=""/>
+      <w:lvlJc w:val="left"/>
+      <w:pPr>
+        <w:ind w:left="2869" w:hanging="360"/>
+      </w:pPr>
+      <w:rPr>
+        <w:rFonts w:ascii="Wingdings" w:hAnsi="Wingdings" w:hint="default"/>
+      </w:rPr>
+    </w:lvl>
+    <w:lvl w:ilvl="3" w:tplc="04190001" w:tentative="1">
+      <w:start w:val="1"/>
+      <w:numFmt w:val="bullet"/>
+      <w:lvlText w:val=""/>
+      <w:lvlJc w:val="left"/>
+      <w:pPr>
+        <w:ind w:left="3589" w:hanging="360"/>
+      </w:pPr>
+      <w:rPr>
+        <w:rFonts w:ascii="Symbol" w:hAnsi="Symbol" w:hint="default"/>
+      </w:rPr>
+    </w:lvl>
+    <w:lvl w:ilvl="4" w:tplc="04190003" w:tentative="1">
+      <w:start w:val="1"/>
+      <w:numFmt w:val="bullet"/>
+      <w:lvlText w:val="o"/>
+      <w:lvlJc w:val="left"/>
+      <w:pPr>
+        <w:ind w:left="4309" w:hanging="360"/>
+      </w:pPr>
+      <w:rPr>
+        <w:rFonts w:ascii="Courier New" w:hAnsi="Courier New" w:cs="Courier New" w:hint="default"/>
+      </w:rPr>
+    </w:lvl>
+    <w:lvl w:ilvl="5" w:tplc="04190005" w:tentative="1">
+      <w:start w:val="1"/>
+      <w:numFmt w:val="bullet"/>
+      <w:lvlText w:val=""/>
+      <w:lvlJc w:val="left"/>
+      <w:pPr>
+        <w:ind w:left="5029" w:hanging="360"/>
+      </w:pPr>
+      <w:rPr>
+        <w:rFonts w:ascii="Wingdings" w:hAnsi="Wingdings" w:hint="default"/>
+      </w:rPr>
+    </w:lvl>
+    <w:lvl w:ilvl="6" w:tplc="04190001" w:tentative="1">
+      <w:start w:val="1"/>
+      <w:numFmt w:val="bullet"/>
+      <w:lvlText w:val=""/>
+      <w:lvlJc w:val="left"/>
+      <w:pPr>
+        <w:ind w:left="5749" w:hanging="360"/>
+      </w:pPr>
+      <w:rPr>
+        <w:rFonts w:ascii="Symbol" w:hAnsi="Symbol" w:hint="default"/>
+      </w:rPr>
+    </w:lvl>
+    <w:lvl w:ilvl="7" w:tplc="04190003" w:tentative="1">
+      <w:start w:val="1"/>
+      <w:numFmt w:val="bullet"/>
+      <w:lvlText w:val="o"/>
+      <w:lvlJc w:val="left"/>
+      <w:pPr>
+        <w:ind w:left="6469" w:hanging="360"/>
+      </w:pPr>
+      <w:rPr>
+        <w:rFonts w:ascii="Courier New" w:hAnsi="Courier New" w:cs="Courier New" w:hint="default"/>
+      </w:rPr>
+    </w:lvl>
+    <w:lvl w:ilvl="8" w:tplc="04190005" w:tentative="1">
+      <w:start w:val="1"/>
+      <w:numFmt w:val="bullet"/>
+      <w:lvlText w:val=""/>
+      <w:lvlJc w:val="left"/>
+      <w:pPr>
+        <w:ind w:left="7189" w:hanging="360"/>
+      </w:pPr>
+      <w:rPr>
+        <w:rFonts w:ascii="Wingdings" w:hAnsi="Wingdings" w:hint="default"/>
+      </w:rPr>
+    </w:lvl>
+  </w:abstractNum>
+  <w:abstractNum w:abstractNumId="18" w15:restartNumberingAfterBreak="0">
+    <w:nsid w:val="6F597825"/>
+    <w:multiLevelType w:val="hybridMultilevel"/>
+    <w:tmpl w:val="C5BAE506"/>
+    <w:lvl w:ilvl="0" w:tplc="04190001">
+      <w:start w:val="1"/>
+      <w:numFmt w:val="bullet"/>
+      <w:lvlText w:val=""/>
+      <w:lvlJc w:val="left"/>
+      <w:pPr>
+        <w:ind w:left="1429" w:hanging="360"/>
+      </w:pPr>
+      <w:rPr>
+        <w:rFonts w:ascii="Symbol" w:hAnsi="Symbol" w:hint="default"/>
+      </w:rPr>
+    </w:lvl>
+    <w:lvl w:ilvl="1" w:tplc="04190003" w:tentative="1">
+      <w:start w:val="1"/>
+      <w:numFmt w:val="bullet"/>
+      <w:lvlText w:val="o"/>
+      <w:lvlJc w:val="left"/>
+      <w:pPr>
+        <w:ind w:left="2149" w:hanging="360"/>
+      </w:pPr>
+      <w:rPr>
+        <w:rFonts w:ascii="Courier New" w:hAnsi="Courier New" w:cs="Courier New" w:hint="default"/>
+      </w:rPr>
+    </w:lvl>
+    <w:lvl w:ilvl="2" w:tplc="04190005" w:tentative="1">
+      <w:start w:val="1"/>
+      <w:numFmt w:val="bullet"/>
+      <w:lvlText w:val=""/>
+      <w:lvlJc w:val="left"/>
+      <w:pPr>
+        <w:ind w:left="2869" w:hanging="360"/>
+      </w:pPr>
+      <w:rPr>
+        <w:rFonts w:ascii="Wingdings" w:hAnsi="Wingdings" w:hint="default"/>
+      </w:rPr>
+    </w:lvl>
+    <w:lvl w:ilvl="3" w:tplc="04190001" w:tentative="1">
+      <w:start w:val="1"/>
+      <w:numFmt w:val="bullet"/>
+      <w:lvlText w:val=""/>
+      <w:lvlJc w:val="left"/>
+      <w:pPr>
+        <w:ind w:left="3589" w:hanging="360"/>
+      </w:pPr>
+      <w:rPr>
+        <w:rFonts w:ascii="Symbol" w:hAnsi="Symbol" w:hint="default"/>
+      </w:rPr>
+    </w:lvl>
+    <w:lvl w:ilvl="4" w:tplc="04190003" w:tentative="1">
+      <w:start w:val="1"/>
+      <w:numFmt w:val="bullet"/>
+      <w:lvlText w:val="o"/>
+      <w:lvlJc w:val="left"/>
+      <w:pPr>
+        <w:ind w:left="4309" w:hanging="360"/>
+      </w:pPr>
+      <w:rPr>
+        <w:rFonts w:ascii="Courier New" w:hAnsi="Courier New" w:cs="Courier New" w:hint="default"/>
+      </w:rPr>
+    </w:lvl>
+    <w:lvl w:ilvl="5" w:tplc="04190005" w:tentative="1">
+      <w:start w:val="1"/>
+      <w:numFmt w:val="bullet"/>
+      <w:lvlText w:val=""/>
+      <w:lvlJc w:val="left"/>
+      <w:pPr>
+        <w:ind w:left="5029" w:hanging="360"/>
+      </w:pPr>
+      <w:rPr>
+        <w:rFonts w:ascii="Wingdings" w:hAnsi="Wingdings" w:hint="default"/>
+      </w:rPr>
+    </w:lvl>
+    <w:lvl w:ilvl="6" w:tplc="04190001" w:tentative="1">
+      <w:start w:val="1"/>
+      <w:numFmt w:val="bullet"/>
+      <w:lvlText w:val=""/>
+      <w:lvlJc w:val="left"/>
+      <w:pPr>
+        <w:ind w:left="5749" w:hanging="360"/>
+      </w:pPr>
+      <w:rPr>
+        <w:rFonts w:ascii="Symbol" w:hAnsi="Symbol" w:hint="default"/>
+      </w:rPr>
+    </w:lvl>
+    <w:lvl w:ilvl="7" w:tplc="04190003" w:tentative="1">
+      <w:start w:val="1"/>
+      <w:numFmt w:val="bullet"/>
+      <w:lvlText w:val="o"/>
+      <w:lvlJc w:val="left"/>
+      <w:pPr>
+        <w:ind w:left="6469" w:hanging="360"/>
+      </w:pPr>
+      <w:rPr>
+        <w:rFonts w:ascii="Courier New" w:hAnsi="Courier New" w:cs="Courier New" w:hint="default"/>
+      </w:rPr>
+    </w:lvl>
+    <w:lvl w:ilvl="8" w:tplc="04190005" w:tentative="1">
+      <w:start w:val="1"/>
+      <w:numFmt w:val="bullet"/>
+      <w:lvlText w:val=""/>
+      <w:lvlJc w:val="left"/>
+      <w:pPr>
+        <w:ind w:left="7189" w:hanging="360"/>
+      </w:pPr>
+      <w:rPr>
+        <w:rFonts w:ascii="Wingdings" w:hAnsi="Wingdings" w:hint="default"/>
+      </w:rPr>
+    </w:lvl>
+  </w:abstractNum>
+  <w:abstractNum w:abstractNumId="19" w15:restartNumberingAfterBreak="0">
+    <w:nsid w:val="72BB423F"/>
+    <w:multiLevelType w:val="hybridMultilevel"/>
+    <w:tmpl w:val="5BD44644"/>
+    <w:lvl w:ilvl="0" w:tplc="04190001">
+      <w:start w:val="1"/>
+      <w:numFmt w:val="bullet"/>
+      <w:lvlText w:val=""/>
+      <w:lvlJc w:val="left"/>
+      <w:pPr>
+        <w:ind w:left="1429" w:hanging="360"/>
+      </w:pPr>
+      <w:rPr>
+        <w:rFonts w:ascii="Symbol" w:hAnsi="Symbol" w:hint="default"/>
+      </w:rPr>
+    </w:lvl>
+    <w:lvl w:ilvl="1" w:tplc="04190003" w:tentative="1">
+      <w:start w:val="1"/>
+      <w:numFmt w:val="bullet"/>
+      <w:lvlText w:val="o"/>
+      <w:lvlJc w:val="left"/>
+      <w:pPr>
+        <w:ind w:left="2149" w:hanging="360"/>
+      </w:pPr>
+      <w:rPr>
+        <w:rFonts w:ascii="Courier New" w:hAnsi="Courier New" w:cs="Courier New" w:hint="default"/>
+      </w:rPr>
+    </w:lvl>
+    <w:lvl w:ilvl="2" w:tplc="04190005" w:tentative="1">
+      <w:start w:val="1"/>
+      <w:numFmt w:val="bullet"/>
+      <w:lvlText w:val=""/>
+      <w:lvlJc w:val="left"/>
+      <w:pPr>
+        <w:ind w:left="2869" w:hanging="360"/>
+      </w:pPr>
+      <w:rPr>
+        <w:rFonts w:ascii="Wingdings" w:hAnsi="Wingdings" w:hint="default"/>
+      </w:rPr>
+    </w:lvl>
+    <w:lvl w:ilvl="3" w:tplc="04190001" w:tentative="1">
+      <w:start w:val="1"/>
+      <w:numFmt w:val="bullet"/>
+      <w:lvlText w:val=""/>
+      <w:lvlJc w:val="left"/>
+      <w:pPr>
+        <w:ind w:left="3589" w:hanging="360"/>
+      </w:pPr>
+      <w:rPr>
+        <w:rFonts w:ascii="Symbol" w:hAnsi="Symbol" w:hint="default"/>
+      </w:rPr>
+    </w:lvl>
+    <w:lvl w:ilvl="4" w:tplc="04190003" w:tentative="1">
+      <w:start w:val="1"/>
+      <w:numFmt w:val="bullet"/>
+      <w:lvlText w:val="o"/>
+      <w:lvlJc w:val="left"/>
+      <w:pPr>
+        <w:ind w:left="4309" w:hanging="360"/>
+      </w:pPr>
+      <w:rPr>
+        <w:rFonts w:ascii="Courier New" w:hAnsi="Courier New" w:cs="Courier New" w:hint="default"/>
+      </w:rPr>
+    </w:lvl>
+    <w:lvl w:ilvl="5" w:tplc="04190005" w:tentative="1">
+      <w:start w:val="1"/>
+      <w:numFmt w:val="bullet"/>
+      <w:lvlText w:val=""/>
+      <w:lvlJc w:val="left"/>
+      <w:pPr>
+        <w:ind w:left="5029" w:hanging="360"/>
+      </w:pPr>
+      <w:rPr>
+        <w:rFonts w:ascii="Wingdings" w:hAnsi="Wingdings" w:hint="default"/>
+      </w:rPr>
+    </w:lvl>
+    <w:lvl w:ilvl="6" w:tplc="04190001" w:tentative="1">
+      <w:start w:val="1"/>
+      <w:numFmt w:val="bullet"/>
+      <w:lvlText w:val=""/>
+      <w:lvlJc w:val="left"/>
+      <w:pPr>
+        <w:ind w:left="5749" w:hanging="360"/>
+      </w:pPr>
+      <w:rPr>
+        <w:rFonts w:ascii="Symbol" w:hAnsi="Symbol" w:hint="default"/>
+      </w:rPr>
+    </w:lvl>
+    <w:lvl w:ilvl="7" w:tplc="04190003" w:tentative="1">
+      <w:start w:val="1"/>
+      <w:numFmt w:val="bullet"/>
+      <w:lvlText w:val="o"/>
+      <w:lvlJc w:val="left"/>
+      <w:pPr>
+        <w:ind w:left="6469" w:hanging="360"/>
+      </w:pPr>
+      <w:rPr>
+        <w:rFonts w:ascii="Courier New" w:hAnsi="Courier New" w:cs="Courier New" w:hint="default"/>
+      </w:rPr>
+    </w:lvl>
+    <w:lvl w:ilvl="8" w:tplc="04190005" w:tentative="1">
+      <w:start w:val="1"/>
+      <w:numFmt w:val="bullet"/>
+      <w:lvlText w:val=""/>
+      <w:lvlJc w:val="left"/>
+      <w:pPr>
+        <w:ind w:left="7189" w:hanging="360"/>
+      </w:pPr>
+      <w:rPr>
+        <w:rFonts w:ascii="Wingdings" w:hAnsi="Wingdings" w:hint="default"/>
+      </w:rPr>
+    </w:lvl>
+  </w:abstractNum>
+  <w:abstractNum w:abstractNumId="20" w15:restartNumberingAfterBreak="0">
+    <w:nsid w:val="76F2015A"/>
+    <w:multiLevelType w:val="hybridMultilevel"/>
+    <w:tmpl w:val="15C2228C"/>
+    <w:lvl w:ilvl="0" w:tplc="04190001">
+      <w:start w:val="1"/>
+      <w:numFmt w:val="bullet"/>
+      <w:lvlText w:val=""/>
+      <w:lvlJc w:val="left"/>
+      <w:pPr>
+        <w:ind w:left="1429" w:hanging="360"/>
+      </w:pPr>
+      <w:rPr>
+        <w:rFonts w:ascii="Symbol" w:hAnsi="Symbol" w:hint="default"/>
+      </w:rPr>
+    </w:lvl>
+    <w:lvl w:ilvl="1" w:tplc="04190003" w:tentative="1">
+      <w:start w:val="1"/>
+      <w:numFmt w:val="bullet"/>
+      <w:lvlText w:val="o"/>
+      <w:lvlJc w:val="left"/>
+      <w:pPr>
+        <w:ind w:left="2149" w:hanging="360"/>
+      </w:pPr>
+      <w:rPr>
+        <w:rFonts w:ascii="Courier New" w:hAnsi="Courier New" w:cs="Courier New" w:hint="default"/>
+      </w:rPr>
+    </w:lvl>
+    <w:lvl w:ilvl="2" w:tplc="04190005" w:tentative="1">
+      <w:start w:val="1"/>
+      <w:numFmt w:val="bullet"/>
+      <w:lvlText w:val=""/>
+      <w:lvlJc w:val="left"/>
+      <w:pPr>
+        <w:ind w:left="2869" w:hanging="360"/>
+      </w:pPr>
+      <w:rPr>
+        <w:rFonts w:ascii="Wingdings" w:hAnsi="Wingdings" w:hint="default"/>
+      </w:rPr>
+    </w:lvl>
+    <w:lvl w:ilvl="3" w:tplc="04190001" w:tentative="1">
+      <w:start w:val="1"/>
+      <w:numFmt w:val="bullet"/>
+      <w:lvlText w:val=""/>
+      <w:lvlJc w:val="left"/>
+      <w:pPr>
+        <w:ind w:left="3589" w:hanging="360"/>
+      </w:pPr>
+      <w:rPr>
+        <w:rFonts w:ascii="Symbol" w:hAnsi="Symbol" w:hint="default"/>
+      </w:rPr>
+    </w:lvl>
+    <w:lvl w:ilvl="4" w:tplc="04190003" w:tentative="1">
+      <w:start w:val="1"/>
+      <w:numFmt w:val="bullet"/>
+      <w:lvlText w:val="o"/>
+      <w:lvlJc w:val="left"/>
+      <w:pPr>
+        <w:ind w:left="4309" w:hanging="360"/>
+      </w:pPr>
+      <w:rPr>
+        <w:rFonts w:ascii="Courier New" w:hAnsi="Courier New" w:cs="Courier New" w:hint="default"/>
+      </w:rPr>
+    </w:lvl>
+    <w:lvl w:ilvl="5" w:tplc="04190005" w:tentative="1">
+      <w:start w:val="1"/>
+      <w:numFmt w:val="bullet"/>
+      <w:lvlText w:val=""/>
+      <w:lvlJc w:val="left"/>
+      <w:pPr>
+        <w:ind w:left="5029" w:hanging="360"/>
+      </w:pPr>
+      <w:rPr>
+        <w:rFonts w:ascii="Wingdings" w:hAnsi="Wingdings" w:hint="default"/>
+      </w:rPr>
+    </w:lvl>
+    <w:lvl w:ilvl="6" w:tplc="04190001" w:tentative="1">
+      <w:start w:val="1"/>
+      <w:numFmt w:val="bullet"/>
+      <w:lvlText w:val=""/>
+      <w:lvlJc w:val="left"/>
+      <w:pPr>
+        <w:ind w:left="5749" w:hanging="360"/>
+      </w:pPr>
+      <w:rPr>
+        <w:rFonts w:ascii="Symbol" w:hAnsi="Symbol" w:hint="default"/>
+      </w:rPr>
+    </w:lvl>
+    <w:lvl w:ilvl="7" w:tplc="04190003" w:tentative="1">
+      <w:start w:val="1"/>
+      <w:numFmt w:val="bullet"/>
+      <w:lvlText w:val="o"/>
+      <w:lvlJc w:val="left"/>
+      <w:pPr>
+        <w:ind w:left="6469" w:hanging="360"/>
+      </w:pPr>
+      <w:rPr>
+        <w:rFonts w:ascii="Courier New" w:hAnsi="Courier New" w:cs="Courier New" w:hint="default"/>
+      </w:rPr>
+    </w:lvl>
+    <w:lvl w:ilvl="8" w:tplc="04190005" w:tentative="1">
+      <w:start w:val="1"/>
+      <w:numFmt w:val="bullet"/>
+      <w:lvlText w:val=""/>
+      <w:lvlJc w:val="left"/>
+      <w:pPr>
+        <w:ind w:left="7189" w:hanging="360"/>
+      </w:pPr>
+      <w:rPr>
+        <w:rFonts w:ascii="Wingdings" w:hAnsi="Wingdings" w:hint="default"/>
+      </w:rPr>
+    </w:lvl>
+  </w:abstractNum>
+  <w:abstractNum w:abstractNumId="21" w15:restartNumberingAfterBreak="0">
     <w:nsid w:val="797667FD"/>
     <w:multiLevelType w:val="hybridMultilevel"/>
     <w:tmpl w:val="505C32EA"/>
@@ -5014,20 +11082,187 @@
       </w:pPr>
     </w:lvl>
   </w:abstractNum>
+  <w:abstractNum w:abstractNumId="22" w15:restartNumberingAfterBreak="0">
+    <w:nsid w:val="79D06786"/>
+    <w:multiLevelType w:val="hybridMultilevel"/>
+    <w:tmpl w:val="A07671C0"/>
+    <w:lvl w:ilvl="0" w:tplc="04190001">
+      <w:start w:val="1"/>
+      <w:numFmt w:val="bullet"/>
+      <w:lvlText w:val=""/>
+      <w:lvlJc w:val="left"/>
+      <w:pPr>
+        <w:ind w:left="1429" w:hanging="360"/>
+      </w:pPr>
+      <w:rPr>
+        <w:rFonts w:ascii="Symbol" w:hAnsi="Symbol" w:hint="default"/>
+      </w:rPr>
+    </w:lvl>
+    <w:lvl w:ilvl="1" w:tplc="04190003" w:tentative="1">
+      <w:start w:val="1"/>
+      <w:numFmt w:val="bullet"/>
+      <w:lvlText w:val="o"/>
+      <w:lvlJc w:val="left"/>
+      <w:pPr>
+        <w:ind w:left="2149" w:hanging="360"/>
+      </w:pPr>
+      <w:rPr>
+        <w:rFonts w:ascii="Courier New" w:hAnsi="Courier New" w:cs="Courier New" w:hint="default"/>
+      </w:rPr>
+    </w:lvl>
+    <w:lvl w:ilvl="2" w:tplc="04190005" w:tentative="1">
+      <w:start w:val="1"/>
+      <w:numFmt w:val="bullet"/>
+      <w:lvlText w:val=""/>
+      <w:lvlJc w:val="left"/>
+      <w:pPr>
+        <w:ind w:left="2869" w:hanging="360"/>
+      </w:pPr>
+      <w:rPr>
+        <w:rFonts w:ascii="Wingdings" w:hAnsi="Wingdings" w:hint="default"/>
+      </w:rPr>
+    </w:lvl>
+    <w:lvl w:ilvl="3" w:tplc="04190001" w:tentative="1">
+      <w:start w:val="1"/>
+      <w:numFmt w:val="bullet"/>
+      <w:lvlText w:val=""/>
+      <w:lvlJc w:val="left"/>
+      <w:pPr>
+        <w:ind w:left="3589" w:hanging="360"/>
+      </w:pPr>
+      <w:rPr>
+        <w:rFonts w:ascii="Symbol" w:hAnsi="Symbol" w:hint="default"/>
+      </w:rPr>
+    </w:lvl>
+    <w:lvl w:ilvl="4" w:tplc="04190003" w:tentative="1">
+      <w:start w:val="1"/>
+      <w:numFmt w:val="bullet"/>
+      <w:lvlText w:val="o"/>
+      <w:lvlJc w:val="left"/>
+      <w:pPr>
+        <w:ind w:left="4309" w:hanging="360"/>
+      </w:pPr>
+      <w:rPr>
+        <w:rFonts w:ascii="Courier New" w:hAnsi="Courier New" w:cs="Courier New" w:hint="default"/>
+      </w:rPr>
+    </w:lvl>
+    <w:lvl w:ilvl="5" w:tplc="04190005" w:tentative="1">
+      <w:start w:val="1"/>
+      <w:numFmt w:val="bullet"/>
+      <w:lvlText w:val=""/>
+      <w:lvlJc w:val="left"/>
+      <w:pPr>
+        <w:ind w:left="5029" w:hanging="360"/>
+      </w:pPr>
+      <w:rPr>
+        <w:rFonts w:ascii="Wingdings" w:hAnsi="Wingdings" w:hint="default"/>
+      </w:rPr>
+    </w:lvl>
+    <w:lvl w:ilvl="6" w:tplc="04190001" w:tentative="1">
+      <w:start w:val="1"/>
+      <w:numFmt w:val="bullet"/>
+      <w:lvlText w:val=""/>
+      <w:lvlJc w:val="left"/>
+      <w:pPr>
+        <w:ind w:left="5749" w:hanging="360"/>
+      </w:pPr>
+      <w:rPr>
+        <w:rFonts w:ascii="Symbol" w:hAnsi="Symbol" w:hint="default"/>
+      </w:rPr>
+    </w:lvl>
+    <w:lvl w:ilvl="7" w:tplc="04190003" w:tentative="1">
+      <w:start w:val="1"/>
+      <w:numFmt w:val="bullet"/>
+      <w:lvlText w:val="o"/>
+      <w:lvlJc w:val="left"/>
+      <w:pPr>
+        <w:ind w:left="6469" w:hanging="360"/>
+      </w:pPr>
+      <w:rPr>
+        <w:rFonts w:ascii="Courier New" w:hAnsi="Courier New" w:cs="Courier New" w:hint="default"/>
+      </w:rPr>
+    </w:lvl>
+    <w:lvl w:ilvl="8" w:tplc="04190005" w:tentative="1">
+      <w:start w:val="1"/>
+      <w:numFmt w:val="bullet"/>
+      <w:lvlText w:val=""/>
+      <w:lvlJc w:val="left"/>
+      <w:pPr>
+        <w:ind w:left="7189" w:hanging="360"/>
+      </w:pPr>
+      <w:rPr>
+        <w:rFonts w:ascii="Wingdings" w:hAnsi="Wingdings" w:hint="default"/>
+      </w:rPr>
+    </w:lvl>
+  </w:abstractNum>
   <w:num w:numId="1">
-    <w:abstractNumId w:val="1"/>
+    <w:abstractNumId w:val="12"/>
   </w:num>
   <w:num w:numId="2">
+    <w:abstractNumId w:val="14"/>
+  </w:num>
+  <w:num w:numId="3">
+    <w:abstractNumId w:val="15"/>
+  </w:num>
+  <w:num w:numId="4">
+    <w:abstractNumId w:val="4"/>
+  </w:num>
+  <w:num w:numId="5">
+    <w:abstractNumId w:val="21"/>
+  </w:num>
+  <w:num w:numId="6">
+    <w:abstractNumId w:val="0"/>
+  </w:num>
+  <w:num w:numId="7">
+    <w:abstractNumId w:val="6"/>
+  </w:num>
+  <w:num w:numId="8">
+    <w:abstractNumId w:val="19"/>
+  </w:num>
+  <w:num w:numId="9">
+    <w:abstractNumId w:val="22"/>
+  </w:num>
+  <w:num w:numId="10">
+    <w:abstractNumId w:val="17"/>
+  </w:num>
+  <w:num w:numId="11">
+    <w:abstractNumId w:val="11"/>
+  </w:num>
+  <w:num w:numId="12">
+    <w:abstractNumId w:val="8"/>
+  </w:num>
+  <w:num w:numId="13">
+    <w:abstractNumId w:val="5"/>
+  </w:num>
+  <w:num w:numId="14">
+    <w:abstractNumId w:val="16"/>
+  </w:num>
+  <w:num w:numId="15">
+    <w:abstractNumId w:val="13"/>
+  </w:num>
+  <w:num w:numId="16">
+    <w:abstractNumId w:val="10"/>
+  </w:num>
+  <w:num w:numId="17">
+    <w:abstractNumId w:val="20"/>
+  </w:num>
+  <w:num w:numId="18">
+    <w:abstractNumId w:val="7"/>
+  </w:num>
+  <w:num w:numId="19">
+    <w:abstractNumId w:val="18"/>
+  </w:num>
+  <w:num w:numId="20">
+    <w:abstractNumId w:val="9"/>
+  </w:num>
+  <w:num w:numId="21">
+    <w:abstractNumId w:val="3"/>
+  </w:num>
+  <w:num w:numId="22">
     <w:abstractNumId w:val="2"/>
   </w:num>
-  <w:num w:numId="3">
-    <w:abstractNumId w:val="3"/>
-  </w:num>
-  <w:num w:numId="4">
-    <w:abstractNumId w:val="0"/>
-  </w:num>
-  <w:num w:numId="5">
-    <w:abstractNumId w:val="4"/>
+  <w:num w:numId="23">
+    <w:abstractNumId w:val="1"/>
   </w:num>
 </w:numbering>
 </file>
@@ -5482,16 +11717,17 @@
     <w:link w:val="30"/>
     <w:uiPriority w:val="9"/>
     <w:qFormat/>
-    <w:rsid w:val="001B2565"/>
+    <w:rsid w:val="00867216"/>
     <w:pPr>
-      <w:spacing w:before="100" w:beforeAutospacing="1" w:after="100" w:afterAutospacing="1" w:line="240" w:lineRule="auto"/>
+      <w:spacing w:after="0" w:line="360" w:lineRule="auto"/>
+      <w:jc w:val="center"/>
       <w:outlineLvl w:val="2"/>
     </w:pPr>
     <w:rPr>
       <w:rFonts w:ascii="Times New Roman" w:eastAsia="Times New Roman" w:hAnsi="Times New Roman" w:cs="Times New Roman"/>
       <w:b/>
       <w:bCs/>
-      <w:sz w:val="27"/>
+      <w:sz w:val="28"/>
       <w:szCs w:val="27"/>
       <w:lang w:eastAsia="ru-RU"/>
     </w:rPr>
@@ -5528,12 +11764,12 @@
     <w:basedOn w:val="a0"/>
     <w:link w:val="3"/>
     <w:uiPriority w:val="9"/>
-    <w:rsid w:val="001B2565"/>
+    <w:rsid w:val="00867216"/>
     <w:rPr>
       <w:rFonts w:ascii="Times New Roman" w:eastAsia="Times New Roman" w:hAnsi="Times New Roman" w:cs="Times New Roman"/>
       <w:b/>
       <w:bCs/>
-      <w:sz w:val="27"/>
+      <w:sz w:val="28"/>
       <w:szCs w:val="27"/>
       <w:lang w:eastAsia="ru-RU"/>
     </w:rPr>
@@ -5661,6 +11897,17 @@
       <w:i/>
       <w:iCs/>
     </w:rPr>
+  </w:style>
+  <w:style w:type="paragraph" w:styleId="a7">
+    <w:name w:val="List Paragraph"/>
+    <w:basedOn w:val="a"/>
+    <w:uiPriority w:val="34"/>
+    <w:qFormat/>
+    <w:rsid w:val="00BC4F5C"/>
+    <w:pPr>
+      <w:ind w:left="720"/>
+      <w:contextualSpacing/>
+    </w:pPr>
   </w:style>
 </w:styles>
 </file>

--- a/Practice.docx
+++ b/Practice.docx
@@ -330,7 +330,15 @@
         <w:t>.</w:t>
       </w:r>
       <w:r>
-        <w:t xml:space="preserve"> С помощью архитектурных решений, таких как использование микросервисного подхода, использование брокеров сообщений, поддержки разделения хранения данных можно создать систему, имеющую высокий потенциал к масштабированию в зависимости от оказываемой на неё нагрузки.</w:t>
+        <w:t xml:space="preserve"> С помощью архитектурных решений, таких как использование </w:t>
+      </w:r>
+      <w:proofErr w:type="spellStart"/>
+      <w:r>
+        <w:t>микросервисного</w:t>
+      </w:r>
+      <w:proofErr w:type="spellEnd"/>
+      <w:r>
+        <w:t xml:space="preserve"> подхода, использование брокеров сообщений, поддержки разделения хранения данных можно создать систему, имеющую высокий потенциал к масштабированию в зависимости от оказываемой на неё нагрузки.</w:t>
       </w:r>
     </w:p>
     <w:p>
@@ -377,41 +385,55 @@
       <w:r>
         <w:t xml:space="preserve">индекс </w:t>
       </w:r>
+      <w:proofErr w:type="spellStart"/>
       <w:r>
         <w:rPr>
           <w:lang w:val="en-US"/>
         </w:rPr>
         <w:t>GiST</w:t>
       </w:r>
+      <w:proofErr w:type="spellEnd"/>
       <w:r>
         <w:t xml:space="preserve"> </w:t>
       </w:r>
       <w:r>
         <w:t xml:space="preserve">в расширении </w:t>
       </w:r>
+      <w:proofErr w:type="spellStart"/>
       <w:r>
         <w:rPr>
           <w:lang w:val="en-US"/>
         </w:rPr>
         <w:t>PostGIS</w:t>
       </w:r>
+      <w:proofErr w:type="spellEnd"/>
       <w:r>
         <w:t xml:space="preserve"> </w:t>
       </w:r>
       <w:r>
         <w:t xml:space="preserve">для СУБД </w:t>
       </w:r>
+      <w:proofErr w:type="spellStart"/>
       <w:r>
         <w:rPr>
           <w:lang w:val="en-US"/>
         </w:rPr>
         <w:t>Postgresql</w:t>
       </w:r>
+      <w:proofErr w:type="spellEnd"/>
       <w:r>
         <w:t xml:space="preserve">), </w:t>
       </w:r>
       <w:r>
-        <w:t>использование иерархических пространственных деревьев, использование систем геохеширования (</w:t>
+        <w:t xml:space="preserve">использование иерархических пространственных деревьев, использование систем </w:t>
+      </w:r>
+      <w:proofErr w:type="spellStart"/>
+      <w:r>
+        <w:t>геохеширования</w:t>
+      </w:r>
+      <w:proofErr w:type="spellEnd"/>
+      <w:r>
+        <w:t xml:space="preserve"> (</w:t>
       </w:r>
       <w:r>
         <w:rPr>
@@ -480,7 +502,15 @@
         <w:t xml:space="preserve">оптимальным </w:t>
       </w:r>
       <w:r>
-        <w:t xml:space="preserve">представляется подход с использованием геохеширования, поскольку он обладает рядом преимуществ: имеет легко настраиваемую точность работы (уровень детализации), возможность создания индекса в памяти, занимающего даже на миллионах объектов небольшие объемы ОЗУ, </w:t>
+        <w:t xml:space="preserve">представляется подход с использованием </w:t>
+      </w:r>
+      <w:proofErr w:type="spellStart"/>
+      <w:r>
+        <w:t>геохеширования</w:t>
+      </w:r>
+      <w:proofErr w:type="spellEnd"/>
+      <w:r>
+        <w:t xml:space="preserve">, поскольку он обладает рядом преимуществ: имеет легко настраиваемую точность работы (уровень детализации), возможность создания индекса в памяти, занимающего даже на миллионах объектов небольшие объемы ОЗУ, </w:t>
       </w:r>
       <w:r>
         <w:t xml:space="preserve">и является предсказуемым по сложности вычисления вхождения, обходя по этому показателю пространственные деревья, </w:t>
@@ -530,7 +560,15 @@
         <w:t xml:space="preserve">Задача может быть решена с помощью комбинации двух индексов – пространственного и по времени – в тех СУБД, которые поддерживают подобный подход. </w:t>
       </w:r>
       <w:r>
-        <w:t>Наиболее оптимальным является применение геохеширования (</w:t>
+        <w:t xml:space="preserve">Наиболее оптимальным является применение </w:t>
+      </w:r>
+      <w:proofErr w:type="spellStart"/>
+      <w:r>
+        <w:t>геохеширования</w:t>
+      </w:r>
+      <w:proofErr w:type="spellEnd"/>
+      <w:r>
+        <w:t xml:space="preserve"> (</w:t>
       </w:r>
       <w:r>
         <w:t>кодирования) географической</w:t>
@@ -850,13 +888,42 @@
         <w:t>6</w:t>
       </w:r>
       <w:r>
-        <w:t>]. В современной литературе в качестве стандарта для решения подобных задач рассматриваются архитектуры, основанные на микросервисах</w:t>
-      </w:r>
+        <w:t xml:space="preserve">]. В современной литературе в качестве стандарта для решения подобных задач рассматриваются архитектуры, основанные на </w:t>
+      </w:r>
+      <w:proofErr w:type="spellStart"/>
+      <w:r>
+        <w:t>микросервисах</w:t>
+      </w:r>
+      <w:proofErr w:type="spellEnd"/>
       <w:r>
         <w:t xml:space="preserve"> и</w:t>
       </w:r>
       <w:r>
-        <w:t xml:space="preserve"> брокерах сообщений (Apache Kafka, RabbitMQ) и разделении хранилищ на оперативные (базы данных</w:t>
+        <w:t xml:space="preserve"> брокерах сообщений (</w:t>
+      </w:r>
+      <w:proofErr w:type="spellStart"/>
+      <w:r>
+        <w:t>Apache</w:t>
+      </w:r>
+      <w:proofErr w:type="spellEnd"/>
+      <w:r>
+        <w:t xml:space="preserve"> </w:t>
+      </w:r>
+      <w:proofErr w:type="spellStart"/>
+      <w:r>
+        <w:t>Kafka</w:t>
+      </w:r>
+      <w:proofErr w:type="spellEnd"/>
+      <w:r>
+        <w:t xml:space="preserve">, </w:t>
+      </w:r>
+      <w:proofErr w:type="spellStart"/>
+      <w:r>
+        <w:t>RabbitMQ</w:t>
+      </w:r>
+      <w:proofErr w:type="spellEnd"/>
+      <w:r>
+        <w:t>) и разделении хранилищ на оперативные (базы данных</w:t>
       </w:r>
       <w:r>
         <w:t xml:space="preserve"> в ОЗУ</w:t>
@@ -929,7 +996,23 @@
         <w:t>например,</w:t>
       </w:r>
       <w:r>
-        <w:t xml:space="preserve"> GiST в PostGIS). </w:t>
+        <w:t xml:space="preserve"> </w:t>
+      </w:r>
+      <w:proofErr w:type="spellStart"/>
+      <w:r>
+        <w:t>GiST</w:t>
+      </w:r>
+      <w:proofErr w:type="spellEnd"/>
+      <w:r>
+        <w:t xml:space="preserve"> в </w:t>
+      </w:r>
+      <w:proofErr w:type="spellStart"/>
+      <w:r>
+        <w:t>PostGIS</w:t>
+      </w:r>
+      <w:proofErr w:type="spellEnd"/>
+      <w:r>
+        <w:t xml:space="preserve">). </w:t>
       </w:r>
       <w:r>
         <w:t>Такой</w:t>
@@ -995,7 +1078,15 @@
         </w:numPr>
       </w:pPr>
       <w:r>
-        <w:t>Системы геохеширования и сферической дискретизации</w:t>
+        <w:t xml:space="preserve">Системы </w:t>
+      </w:r>
+      <w:proofErr w:type="spellStart"/>
+      <w:r>
+        <w:t>геохеширования</w:t>
+      </w:r>
+      <w:proofErr w:type="spellEnd"/>
+      <w:r>
+        <w:t xml:space="preserve"> и сферической дискретизации</w:t>
       </w:r>
       <w:r>
         <w:t xml:space="preserve">, самыми популярными представителями которых можно назвать </w:t>
@@ -1052,7 +1143,15 @@
         <w:t xml:space="preserve">логарифмическое количество </w:t>
       </w:r>
       <w:r>
-        <w:t>операций бинарного поиска по предварительно рассчитанному интервальному индексу, хранимому в оперативной памяти. В частности, библиотека Google S2 позволяет строить компактные индексы, сохраняющие предсказуемую производительность при любом количестве и форме зон, что критически важно для обработки событий в реальном времени</w:t>
+        <w:t xml:space="preserve">операций бинарного поиска по предварительно рассчитанному интервальному индексу, хранимому в оперативной памяти. В частности, библиотека </w:t>
+      </w:r>
+      <w:proofErr w:type="spellStart"/>
+      <w:r>
+        <w:t>Google</w:t>
+      </w:r>
+      <w:proofErr w:type="spellEnd"/>
+      <w:r>
+        <w:t xml:space="preserve"> S2 позволяет строить компактные индексы, сохраняющие предсказуемую производительность при любом количестве и форме зон, что критически важно для обработки событий в реальном времени</w:t>
       </w:r>
       <w:r>
         <w:t xml:space="preserve"> </w:t>
@@ -1081,8 +1180,13 @@
         <w:t xml:space="preserve"> использование пространственных индексов на основе</w:t>
       </w:r>
       <w:r>
-        <w:t xml:space="preserve"> системы геохеширования</w:t>
-      </w:r>
+        <w:t xml:space="preserve"> системы </w:t>
+      </w:r>
+      <w:proofErr w:type="spellStart"/>
+      <w:r>
+        <w:t>геохеширования</w:t>
+      </w:r>
+      <w:proofErr w:type="spellEnd"/>
       <w:r>
         <w:t xml:space="preserve"> S2, обеспечивающих высокую скорость проверки вхождения ценой предварительного разложения зон на наборы ячеек заданного уровня.</w:t>
       </w:r>
@@ -1104,19 +1208,88 @@
         <w:pStyle w:val="default1"/>
       </w:pPr>
       <w:r>
-        <w:t>Запросы, объединяющие пространственные и временные фильтры, являются типовым инструментом диспетчерского анализа. Классический подход заключается в создании составных индексов в реляционных СУБД (например, B-tree</w:t>
-      </w:r>
+        <w:t>Запросы, объединяющие пространственные и временные фильтры, являются типовым инструментом диспетчерского анализа. Классический подход заключается в создании составных индексов в реляционных СУБД (например, B-</w:t>
+      </w:r>
+      <w:proofErr w:type="spellStart"/>
+      <w:r>
+        <w:t>tree</w:t>
+      </w:r>
+      <w:proofErr w:type="spellEnd"/>
       <w:r>
         <w:t xml:space="preserve"> индекс</w:t>
       </w:r>
       <w:r>
-        <w:t xml:space="preserve"> по столбцам sector_id, timestamp), где идентификатор сектора получают заранее определённой пространственной дискретизацией [1</w:t>
+        <w:t xml:space="preserve"> по столбцам </w:t>
+      </w:r>
+      <w:proofErr w:type="spellStart"/>
+      <w:r>
+        <w:t>sector_id</w:t>
+      </w:r>
+      <w:proofErr w:type="spellEnd"/>
+      <w:r>
+        <w:t xml:space="preserve">, </w:t>
+      </w:r>
+      <w:proofErr w:type="spellStart"/>
+      <w:r>
+        <w:t>timestamp</w:t>
+      </w:r>
+      <w:proofErr w:type="spellEnd"/>
+      <w:r>
+        <w:t>), где идентификатор сектора получают заранее определённой пространственной дискретизацией [1</w:t>
       </w:r>
       <w:r>
         <w:t>1</w:t>
       </w:r>
       <w:r>
-        <w:t>]. Альтернативой выступают специализированные time-series базы данных с поддержкой геопространственных типов (TimescaleDB + PostGIS), которые позволяют эффективно обрабатывать подобные запросы за счёт партиционирования по времени и использования пространственных индексов внутри партиций [</w:t>
+        <w:t xml:space="preserve">]. Альтернативой выступают специализированные </w:t>
+      </w:r>
+      <w:proofErr w:type="spellStart"/>
+      <w:r>
+        <w:t>time-series</w:t>
+      </w:r>
+      <w:proofErr w:type="spellEnd"/>
+      <w:r>
+        <w:t xml:space="preserve"> базы данных с поддержкой </w:t>
+      </w:r>
+      <w:proofErr w:type="spellStart"/>
+      <w:r>
+        <w:t>геопространственных</w:t>
+      </w:r>
+      <w:proofErr w:type="spellEnd"/>
+      <w:r>
+        <w:t xml:space="preserve"> типов (</w:t>
+      </w:r>
+      <w:proofErr w:type="spellStart"/>
+      <w:r>
+        <w:t>TimescaleDB</w:t>
+      </w:r>
+      <w:proofErr w:type="spellEnd"/>
+      <w:r>
+        <w:t xml:space="preserve"> + </w:t>
+      </w:r>
+      <w:proofErr w:type="spellStart"/>
+      <w:r>
+        <w:t>PostGIS</w:t>
+      </w:r>
+      <w:proofErr w:type="spellEnd"/>
+      <w:r>
+        <w:t xml:space="preserve">), которые позволяют эффективно обрабатывать подобные запросы за счёт </w:t>
+      </w:r>
+      <w:proofErr w:type="spellStart"/>
+      <w:r>
+        <w:t>партиционирования</w:t>
+      </w:r>
+      <w:proofErr w:type="spellEnd"/>
+      <w:r>
+        <w:t xml:space="preserve"> по времени и использования пространственных индексов внутри </w:t>
+      </w:r>
+      <w:proofErr w:type="spellStart"/>
+      <w:r>
+        <w:t>партиций</w:t>
+      </w:r>
+      <w:proofErr w:type="spellEnd"/>
+      <w:r>
+        <w:t xml:space="preserve"> [</w:t>
       </w:r>
       <w:r>
         <w:t>9</w:t>
@@ -1149,13 +1322,34 @@
         <w:t xml:space="preserve"> Наиболее производительным и гибким решением представляется составной индекс в СУБД по времени и идентификатору сектора, поскольку мощность такого индекса легко контролировать изменением </w:t>
       </w:r>
       <w:r>
-        <w:t>уровня геохеширования</w:t>
-      </w:r>
+        <w:t xml:space="preserve">уровня </w:t>
+      </w:r>
+      <w:proofErr w:type="spellStart"/>
+      <w:r>
+        <w:t>геохеширования</w:t>
+      </w:r>
+      <w:proofErr w:type="spellEnd"/>
       <w:r>
         <w:t>, не</w:t>
       </w:r>
       <w:r>
-        <w:t xml:space="preserve">т необходимости партиционирования, которое уменьшает эффективность запросов, не задействующих ключ партиционирования, а также не зависит от планировщика запросов так же сильно, как подход с двумя раздельными индексами. </w:t>
+        <w:t xml:space="preserve">т необходимости </w:t>
+      </w:r>
+      <w:proofErr w:type="spellStart"/>
+      <w:r>
+        <w:t>партиционирования</w:t>
+      </w:r>
+      <w:proofErr w:type="spellEnd"/>
+      <w:r>
+        <w:t xml:space="preserve">, которое уменьшает эффективность запросов, не задействующих ключ </w:t>
+      </w:r>
+      <w:proofErr w:type="spellStart"/>
+      <w:r>
+        <w:t>партиционирования</w:t>
+      </w:r>
+      <w:proofErr w:type="spellEnd"/>
+      <w:r>
+        <w:t xml:space="preserve">, а также не зависит от планировщика запросов так же сильно, как подход с двумя раздельными индексами. </w:t>
       </w:r>
     </w:p>
     <w:p>
@@ -1227,7 +1421,23 @@
         <w:pStyle w:val="default1"/>
       </w:pPr>
       <w:r>
-        <w:t xml:space="preserve">Вопросам построения систем мониторинга и управления транспортом посвящён ряд научных работ и отраслевых публикаций. В статье А.Н. Зиарманда и В.И. Хаханова «Модели и методы мониторинга и управления транспортом» </w:t>
+        <w:t xml:space="preserve">Вопросам построения систем мониторинга и управления транспортом посвящён ряд научных работ и отраслевых публикаций. В статье А.Н. </w:t>
+      </w:r>
+      <w:proofErr w:type="spellStart"/>
+      <w:r>
+        <w:t>Зиарманда</w:t>
+      </w:r>
+      <w:proofErr w:type="spellEnd"/>
+      <w:r>
+        <w:t xml:space="preserve"> и В.И. </w:t>
+      </w:r>
+      <w:proofErr w:type="spellStart"/>
+      <w:r>
+        <w:t>Хаханова</w:t>
+      </w:r>
+      <w:proofErr w:type="spellEnd"/>
+      <w:r>
+        <w:t xml:space="preserve"> «Модели и методы мониторинга и управления транспортом» </w:t>
       </w:r>
       <w:r>
         <w:t>[4</w:t>
@@ -1236,7 +1446,15 @@
         <w:t>]</w:t>
       </w:r>
       <w:r>
-        <w:t xml:space="preserve"> рассмотрены основные направления развития киберфизического транспортного</w:t>
+        <w:t xml:space="preserve"> рассмотрены основные направления развития </w:t>
+      </w:r>
+      <w:proofErr w:type="spellStart"/>
+      <w:r>
+        <w:t>киберфизического</w:t>
+      </w:r>
+      <w:proofErr w:type="spellEnd"/>
+      <w:r>
+        <w:t xml:space="preserve"> транспортного</w:t>
       </w:r>
       <w:r>
         <w:t xml:space="preserve"> </w:t>
@@ -1274,7 +1492,23 @@
         <w:t>Т</w:t>
       </w:r>
       <w:r>
-        <w:t xml:space="preserve">ехнологии потоковой обработки данных — Apache Kafka и </w:t>
+        <w:t xml:space="preserve">ехнологии потоковой обработки данных — </w:t>
+      </w:r>
+      <w:proofErr w:type="spellStart"/>
+      <w:r>
+        <w:t>Apache</w:t>
+      </w:r>
+      <w:proofErr w:type="spellEnd"/>
+      <w:r>
+        <w:t xml:space="preserve"> </w:t>
+      </w:r>
+      <w:proofErr w:type="spellStart"/>
+      <w:r>
+        <w:t>Kafka</w:t>
+      </w:r>
+      <w:proofErr w:type="spellEnd"/>
+      <w:r>
+        <w:t xml:space="preserve"> и </w:t>
       </w:r>
       <w:r>
         <w:rPr>
@@ -1297,7 +1531,15 @@
         <w:pStyle w:val="default1"/>
       </w:pPr>
       <w:r>
-        <w:t>Методам геопространственного индексирования, имеющим ключевое значение для задачи зонального отслеживания, посвящена статья</w:t>
+        <w:t xml:space="preserve">Методам </w:t>
+      </w:r>
+      <w:proofErr w:type="spellStart"/>
+      <w:r>
+        <w:t>геопространственного</w:t>
+      </w:r>
+      <w:proofErr w:type="spellEnd"/>
+      <w:r>
+        <w:t xml:space="preserve"> индексирования, имеющим ключевое значение для задачи зонального отслеживания, посвящена статья</w:t>
       </w:r>
       <w:r>
         <w:t xml:space="preserve"> [1</w:t>
@@ -1309,19 +1551,131 @@
         <w:t>]</w:t>
       </w:r>
       <w:r>
-        <w:t xml:space="preserve">. В работе выполнен сравнительный анализ трёх наиболее распространённых в коммерческих приложениях систем геокодирования, рассмотрены алгоритмические особенности каждой из них, включая форму ячейки, число уровней иерархии и вычислительную сложность операций. </w:t>
-      </w:r>
-    </w:p>
-    <w:p>
-      <w:pPr>
-        <w:pStyle w:val="default1"/>
-      </w:pPr>
-      <w:r>
-        <w:t>Задача пространственно-временного поиска телеметрических данных исследована в работах M. Gorawski и A. Dyga. В статье «Indexing of Spatio-</w:t>
+        <w:t xml:space="preserve">. В работе выполнен сравнительный анализ трёх наиболее распространённых в коммерческих приложениях систем </w:t>
+      </w:r>
+      <w:proofErr w:type="spellStart"/>
+      <w:r>
+        <w:t>геокодирования</w:t>
+      </w:r>
+      <w:proofErr w:type="spellEnd"/>
+      <w:r>
+        <w:t xml:space="preserve">, рассмотрены алгоритмические особенности каждой из них, включая форму ячейки, число уровней иерархии и вычислительную сложность операций. </w:t>
+      </w:r>
+    </w:p>
+    <w:p>
+      <w:pPr>
+        <w:pStyle w:val="default1"/>
+      </w:pPr>
+      <w:r>
+        <w:t xml:space="preserve">Задача пространственно-временного поиска телеметрических данных исследована в работах M. </w:t>
+      </w:r>
+      <w:proofErr w:type="spellStart"/>
+      <w:r>
+        <w:t>Gorawski</w:t>
+      </w:r>
+      <w:proofErr w:type="spellEnd"/>
+      <w:r>
+        <w:t xml:space="preserve"> и A. </w:t>
+      </w:r>
+      <w:proofErr w:type="spellStart"/>
+      <w:r>
+        <w:t>Dyga</w:t>
+      </w:r>
+      <w:proofErr w:type="spellEnd"/>
+      <w:r>
+        <w:t>. В статье «</w:t>
+      </w:r>
+      <w:proofErr w:type="spellStart"/>
+      <w:r>
+        <w:t>Indexing</w:t>
+      </w:r>
+      <w:proofErr w:type="spellEnd"/>
+      <w:r>
+        <w:t xml:space="preserve"> </w:t>
+      </w:r>
+      <w:proofErr w:type="spellStart"/>
+      <w:r>
+        <w:t>of</w:t>
+      </w:r>
+      <w:proofErr w:type="spellEnd"/>
+      <w:r>
+        <w:t xml:space="preserve"> </w:t>
+      </w:r>
+      <w:proofErr w:type="spellStart"/>
+      <w:r>
+        <w:t>Spatio-</w:t>
       </w:r>
       <w:r>
         <w:lastRenderedPageBreak/>
-        <w:t xml:space="preserve">Temporal Telemetric Data based on Distributed Mobile Bucket Index» </w:t>
+        <w:t>Temporal</w:t>
+      </w:r>
+      <w:proofErr w:type="spellEnd"/>
+      <w:r>
+        <w:t xml:space="preserve"> </w:t>
+      </w:r>
+      <w:proofErr w:type="spellStart"/>
+      <w:r>
+        <w:t>Telemetric</w:t>
+      </w:r>
+      <w:proofErr w:type="spellEnd"/>
+      <w:r>
+        <w:t xml:space="preserve"> </w:t>
+      </w:r>
+      <w:proofErr w:type="spellStart"/>
+      <w:r>
+        <w:t>Data</w:t>
+      </w:r>
+      <w:proofErr w:type="spellEnd"/>
+      <w:r>
+        <w:t xml:space="preserve"> </w:t>
+      </w:r>
+      <w:proofErr w:type="spellStart"/>
+      <w:r>
+        <w:t>based</w:t>
+      </w:r>
+      <w:proofErr w:type="spellEnd"/>
+      <w:r>
+        <w:t xml:space="preserve"> </w:t>
+      </w:r>
+      <w:proofErr w:type="spellStart"/>
+      <w:r>
+        <w:t>on</w:t>
+      </w:r>
+      <w:proofErr w:type="spellEnd"/>
+      <w:r>
+        <w:t xml:space="preserve"> </w:t>
+      </w:r>
+      <w:proofErr w:type="spellStart"/>
+      <w:r>
+        <w:t>Distributed</w:t>
+      </w:r>
+      <w:proofErr w:type="spellEnd"/>
+      <w:r>
+        <w:t xml:space="preserve"> </w:t>
+      </w:r>
+      <w:proofErr w:type="spellStart"/>
+      <w:r>
+        <w:t>Mobile</w:t>
+      </w:r>
+      <w:proofErr w:type="spellEnd"/>
+      <w:r>
+        <w:t xml:space="preserve"> </w:t>
+      </w:r>
+      <w:proofErr w:type="spellStart"/>
+      <w:r>
+        <w:t>Bucket</w:t>
+      </w:r>
+      <w:proofErr w:type="spellEnd"/>
+      <w:r>
+        <w:t xml:space="preserve"> </w:t>
+      </w:r>
+      <w:proofErr w:type="spellStart"/>
+      <w:r>
+        <w:t>Index</w:t>
+      </w:r>
+      <w:proofErr w:type="spellEnd"/>
+      <w:r>
+        <w:t xml:space="preserve">» </w:t>
       </w:r>
       <w:r>
         <w:t>[1</w:t>
@@ -1341,11 +1695,43 @@
         <w:pStyle w:val="default1"/>
       </w:pPr>
       <w:r>
-        <w:t>Протокол EGTS (Era Glonass Telematics Standard) введён в действие ГОСТ Р 54619-2011</w:t>
-      </w:r>
+        <w:t>Протокол EGTS (</w:t>
+      </w:r>
+      <w:proofErr w:type="spellStart"/>
+      <w:r>
+        <w:t>Era</w:t>
+      </w:r>
+      <w:proofErr w:type="spellEnd"/>
       <w:r>
         <w:t xml:space="preserve"> </w:t>
       </w:r>
+      <w:proofErr w:type="spellStart"/>
+      <w:r>
+        <w:t>Glonass</w:t>
+      </w:r>
+      <w:proofErr w:type="spellEnd"/>
+      <w:r>
+        <w:t xml:space="preserve"> </w:t>
+      </w:r>
+      <w:proofErr w:type="spellStart"/>
+      <w:r>
+        <w:t>Telematics</w:t>
+      </w:r>
+      <w:proofErr w:type="spellEnd"/>
+      <w:r>
+        <w:t xml:space="preserve"> </w:t>
+      </w:r>
+      <w:proofErr w:type="spellStart"/>
+      <w:r>
+        <w:t>Standard</w:t>
+      </w:r>
+      <w:proofErr w:type="spellEnd"/>
+      <w:r>
+        <w:t>) введён в действие ГОСТ Р 54619-2011</w:t>
+      </w:r>
+      <w:r>
+        <w:t xml:space="preserve"> </w:t>
+      </w:r>
       <w:r>
         <w:t>[17]</w:t>
       </w:r>
@@ -1358,7 +1744,15 @@
         <w:pStyle w:val="default1"/>
       </w:pPr>
       <w:r>
-        <w:t xml:space="preserve">Проведённый обзор подтверждает актуальность задачи создания системы позиционного отслеживания транспортных средств с обработкой событий в реальном времени на основе современных подходов: микросервисной архитектуры с </w:t>
+        <w:t xml:space="preserve">Проведённый обзор подтверждает актуальность задачи создания системы позиционного отслеживания транспортных средств с обработкой событий в реальном времени на основе современных подходов: </w:t>
+      </w:r>
+      <w:proofErr w:type="spellStart"/>
+      <w:r>
+        <w:t>микросервисной</w:t>
+      </w:r>
+      <w:proofErr w:type="spellEnd"/>
+      <w:r>
+        <w:t xml:space="preserve"> архитектуры с </w:t>
       </w:r>
       <w:r>
         <w:t>потоковой обработкой данных</w:t>
@@ -1370,7 +1764,15 @@
         <w:t xml:space="preserve"> в памяти</w:t>
       </w:r>
       <w:r>
-        <w:t xml:space="preserve"> на базе Google S2 и дискрет</w:t>
+        <w:t xml:space="preserve"> на базе </w:t>
+      </w:r>
+      <w:proofErr w:type="spellStart"/>
+      <w:r>
+        <w:t>Google</w:t>
+      </w:r>
+      <w:proofErr w:type="spellEnd"/>
+      <w:r>
+        <w:t xml:space="preserve"> S2 и дискрет</w:t>
       </w:r>
       <w:r>
         <w:t>изированных</w:t>
@@ -1411,7 +1813,7 @@
         <w:pStyle w:val="default1"/>
       </w:pPr>
       <w:r>
-        <w:t>Цель разработки – создание высокопроизводительной, масштабируемой и отказоустойчивой программной платформы, обеспечивающей приём, обработку, хранение телеметрической информации, зональное отслеживание транспортных средств в режиме реального времени, пространственно-временной поиск телеметрии, а также ретрансляцию данных во внешние системы (в том числе государственные информационные системы «ЭРА-ГЛОНАСС» и «Платон»).</w:t>
+        <w:t>Цель разработки – создание высокопроизводительной, масштабируемой и отказоустойчивой программной платформы, обеспечивающей приём, обработку, хранение телеметрической информации, зональное отслеживание транспортных средств в режиме реального времени, пространственно-временной поиск телеметрии, а также ретрансляцию данных во внешние системы.</w:t>
       </w:r>
     </w:p>
     <w:p>
@@ -1563,11 +1965,16 @@
         </w:numPr>
       </w:pPr>
       <w:r>
-        <w:t>ведение реестра геозо</w:t>
+        <w:t xml:space="preserve">ведение реестра </w:t>
+      </w:r>
+      <w:proofErr w:type="spellStart"/>
+      <w:r>
+        <w:t>геозо</w:t>
       </w:r>
       <w:r>
         <w:t>н</w:t>
       </w:r>
+      <w:proofErr w:type="spellEnd"/>
       <w:r>
         <w:t>, описываемых многоугольниками</w:t>
       </w:r>
@@ -1623,13 +2030,21 @@
         <w:t xml:space="preserve"> на базе</w:t>
       </w:r>
       <w:r>
-        <w:t xml:space="preserve"> гео</w:t>
+        <w:t xml:space="preserve"> </w:t>
+      </w:r>
+      <w:proofErr w:type="spellStart"/>
+      <w:r>
+        <w:t>гео</w:t>
       </w:r>
       <w:r>
         <w:t>хеш</w:t>
       </w:r>
       <w:r>
-        <w:t xml:space="preserve">ирования </w:t>
+        <w:t>ирования</w:t>
+      </w:r>
+      <w:proofErr w:type="spellEnd"/>
+      <w:r>
+        <w:t xml:space="preserve"> </w:t>
       </w:r>
       <w:r>
         <w:rPr>
@@ -1638,7 +2053,49 @@
         <w:t>Google</w:t>
       </w:r>
       <w:r>
-        <w:t xml:space="preserve"> S2 для обеспечения высокой и предсказуемой производительности при количестве зон порядка 10 000 и более.</w:t>
+        <w:t xml:space="preserve"> S2 для обеспечения </w:t>
+      </w:r>
+      <w:r>
+        <w:t xml:space="preserve">отслеживания в реальном времени </w:t>
+      </w:r>
+      <w:r>
+        <w:t xml:space="preserve">при количестве зон </w:t>
+      </w:r>
+      <w:r>
+        <w:t>5</w:t>
+      </w:r>
+      <w:r>
+        <w:t>0</w:t>
+      </w:r>
+      <w:r>
+        <w:t> </w:t>
+      </w:r>
+      <w:r>
+        <w:t>000</w:t>
+      </w:r>
+      <w:r>
+        <w:t xml:space="preserve"> в одном модуле отслеживания при условии соответствия системы системным </w:t>
+      </w:r>
+      <w:r>
+        <w:lastRenderedPageBreak/>
+        <w:t>требованиям</w:t>
+      </w:r>
+      <w:r>
+        <w:t>.</w:t>
+      </w:r>
+      <w:r>
+        <w:t xml:space="preserve"> Количество хранимых в справочнике </w:t>
+      </w:r>
+      <w:proofErr w:type="spellStart"/>
+      <w:r>
+        <w:t>геозон</w:t>
+      </w:r>
+      <w:proofErr w:type="spellEnd"/>
+      <w:r>
+        <w:t xml:space="preserve"> должно быть ограничено 1 000 000 зонами, которое на практике в большинстве случаев недостижимо.</w:t>
+      </w:r>
+      <w:r>
+        <w:t xml:space="preserve"> Возможность обработки большего числа зон, чем 50 000 в реальном времени должна быть обеспечена возможностью горизонтального масштабирования и наращивания ресурсов системы.</w:t>
       </w:r>
     </w:p>
     <w:p>
@@ -1650,7 +2107,6 @@
         </w:numPr>
       </w:pPr>
       <w:r>
-        <w:lastRenderedPageBreak/>
         <w:t>Пространственно-временной поиск телеметрии:</w:t>
       </w:r>
     </w:p>
@@ -1678,7 +2134,15 @@
         <w:t>использование дискретизированных пространственно-временных индексов (составной индекс по идентификатору ячейки</w:t>
       </w:r>
       <w:r>
-        <w:t xml:space="preserve"> (геохеш)</w:t>
+        <w:t xml:space="preserve"> (</w:t>
+      </w:r>
+      <w:proofErr w:type="spellStart"/>
+      <w:r>
+        <w:t>геохеш</w:t>
+      </w:r>
+      <w:proofErr w:type="spellEnd"/>
+      <w:r>
+        <w:t>)</w:t>
       </w:r>
       <w:r>
         <w:t xml:space="preserve"> и времени) для эффективного выполнения запросов;</w:t>
@@ -1810,7 +2274,19 @@
         </w:numPr>
       </w:pPr>
       <w:r>
-        <w:t>веб-интерфейс для администраторов и диспетчеров, обеспечивающий визуализацию текущего положения транспортных средств на карте, историю треков, конфигурирование геозон, правил ретрансляции и просмотр событий;</w:t>
+        <w:t xml:space="preserve">веб-интерфейс для администраторов и диспетчеров, обеспечивающий визуализацию текущего положения транспортных </w:t>
+      </w:r>
+      <w:r>
+        <w:lastRenderedPageBreak/>
+        <w:t xml:space="preserve">средств на карте, историю треков, конфигурирование </w:t>
+      </w:r>
+      <w:proofErr w:type="spellStart"/>
+      <w:r>
+        <w:t>геозон</w:t>
+      </w:r>
+      <w:proofErr w:type="spellEnd"/>
+      <w:r>
+        <w:t>, правил ретрансляции и просмотр событий;</w:t>
       </w:r>
     </w:p>
     <w:p>
@@ -1842,7 +2318,6 @@
         <w:pStyle w:val="default1"/>
       </w:pPr>
       <w:r>
-        <w:lastRenderedPageBreak/>
         <w:t>Входные данные: телеметрические пакеты, содержащие идентификатор устройства, географические координаты, скорость, направление, высоту, показания датчиков, временную метку; пакеты поступают от бортовых навигационных терминалов.</w:t>
       </w:r>
     </w:p>
@@ -1907,7 +2382,15 @@
         <w:pStyle w:val="default1"/>
       </w:pPr>
       <w:r>
-        <w:t xml:space="preserve">Хранение: долговременное хранение всех необработанных и обработанных телеметрических записей в реляционной СУБД; хранение конфигураций (геозоны, правила) </w:t>
+        <w:t>Хранение: долговременное хранение всех необработанных и обработанных телеметрических записей в реляционной СУБД; хранение конфигураций (</w:t>
+      </w:r>
+      <w:proofErr w:type="spellStart"/>
+      <w:r>
+        <w:t>геозоны</w:t>
+      </w:r>
+      <w:proofErr w:type="spellEnd"/>
+      <w:r>
+        <w:t xml:space="preserve">, правила) </w:t>
       </w:r>
       <w:r>
         <w:t>в реляционной СУБД</w:t>
@@ -1992,12 +2475,14 @@
       <w:r>
         <w:t xml:space="preserve"> (</w:t>
       </w:r>
+      <w:proofErr w:type="gramStart"/>
       <w:r>
         <w:rPr>
           <w:highlight w:val="yellow"/>
         </w:rPr>
         <w:t>Приложение ?</w:t>
       </w:r>
+      <w:proofErr w:type="gramEnd"/>
       <w:r>
         <w:t>)</w:t>
       </w:r>
@@ -2020,7 +2505,15 @@
         <w:t xml:space="preserve"> в приемную службу</w:t>
       </w:r>
       <w:r>
-        <w:t xml:space="preserve"> и генерацией события входа/выхода из зоны не должна превышать 500 мс в 95% случаев</w:t>
+        <w:t xml:space="preserve"> и генерацией события входа/выхода из зоны не должна превышать 500 </w:t>
+      </w:r>
+      <w:proofErr w:type="spellStart"/>
+      <w:r>
+        <w:t>мс</w:t>
+      </w:r>
+      <w:proofErr w:type="spellEnd"/>
+      <w:r>
+        <w:t xml:space="preserve"> в 95% случаев</w:t>
       </w:r>
       <w:r>
         <w:t xml:space="preserve"> при нагрузке 2</w:t>
@@ -2044,6 +2537,7 @@
         </w:numPr>
       </w:pPr>
       <w:r>
+        <w:lastRenderedPageBreak/>
         <w:t>Масштабируемость:</w:t>
       </w:r>
     </w:p>
@@ -2080,15 +2574,19 @@
         </w:numPr>
       </w:pPr>
       <w:r>
-        <w:lastRenderedPageBreak/>
         <w:t>должен быть использован</w:t>
       </w:r>
       <w:r>
-        <w:t xml:space="preserve"> микросервисн</w:t>
+        <w:t xml:space="preserve"> </w:t>
+      </w:r>
+      <w:proofErr w:type="spellStart"/>
+      <w:r>
+        <w:t>микросервисн</w:t>
       </w:r>
       <w:r>
         <w:t>ый</w:t>
       </w:r>
+      <w:proofErr w:type="spellEnd"/>
       <w:r>
         <w:t xml:space="preserve"> подход и</w:t>
       </w:r>
@@ -2108,7 +2606,15 @@
         <w:t>е</w:t>
       </w:r>
       <w:r>
-        <w:t xml:space="preserve"> через брокер сообщений для независимого расширения узких мест.</w:t>
+        <w:t xml:space="preserve"> </w:t>
+      </w:r>
+      <w:proofErr w:type="gramStart"/>
+      <w:r>
+        <w:t>через брокер</w:t>
+      </w:r>
+      <w:proofErr w:type="gramEnd"/>
+      <w:r>
+        <w:t xml:space="preserve"> сообщений для независимого расширения узких мест.</w:t>
       </w:r>
     </w:p>
     <w:p>
@@ -2274,11 +2780,19 @@
       <w:r>
         <w:t xml:space="preserve">ые приложения </w:t>
       </w:r>
+      <w:proofErr w:type="gramStart"/>
       <w:r>
         <w:t>должны</w:t>
       </w:r>
       <w:r>
-        <w:t xml:space="preserve"> быть </w:t>
+        <w:t xml:space="preserve"> </w:t>
+      </w:r>
+      <w:r>
+        <w:t xml:space="preserve"> быть</w:t>
+      </w:r>
+      <w:proofErr w:type="gramEnd"/>
+      <w:r>
+        <w:t xml:space="preserve"> </w:t>
       </w:r>
       <w:r>
         <w:t>реализ</w:t>
@@ -2287,10 +2801,19 @@
         <w:t>ованы</w:t>
       </w:r>
       <w:r>
-        <w:t xml:space="preserve"> с использованием язык</w:t>
+        <w:t xml:space="preserve"> с использованием </w:t>
+      </w:r>
+      <w:r>
+        <w:t xml:space="preserve">одного из следующих </w:t>
+      </w:r>
+      <w:r>
+        <w:t>язык</w:t>
       </w:r>
       <w:r>
         <w:t>ов программирования</w:t>
+      </w:r>
+      <w:r>
+        <w:t>:</w:t>
       </w:r>
       <w:r>
         <w:t xml:space="preserve"> </w:t>
@@ -2334,8 +2857,13 @@
       <w:r>
         <w:t xml:space="preserve">для разработки клиентского веб-интерфейса должен быть использован компонентно-ориентированный </w:t>
       </w:r>
-      <w:r>
-        <w:t>фронтенд-</w:t>
+      <w:proofErr w:type="spellStart"/>
+      <w:r>
+        <w:t>фронтенд</w:t>
+      </w:r>
+      <w:proofErr w:type="spellEnd"/>
+      <w:r>
+        <w:t>-</w:t>
       </w:r>
       <w:r>
         <w:t xml:space="preserve">фреймворк </w:t>
@@ -2380,8 +2908,29 @@
         <w:t>в</w:t>
       </w:r>
       <w:r>
-        <w:t xml:space="preserve"> качестве брокера сообщений и потоковой шины используется Apache Kafka и RabbitMQ</w:t>
-      </w:r>
+        <w:t xml:space="preserve"> качестве брокера сообщений и потоковой шины используется </w:t>
+      </w:r>
+      <w:proofErr w:type="spellStart"/>
+      <w:r>
+        <w:t>Apache</w:t>
+      </w:r>
+      <w:proofErr w:type="spellEnd"/>
+      <w:r>
+        <w:t xml:space="preserve"> </w:t>
+      </w:r>
+      <w:proofErr w:type="spellStart"/>
+      <w:r>
+        <w:t>Kafka</w:t>
+      </w:r>
+      <w:proofErr w:type="spellEnd"/>
+      <w:r>
+        <w:t xml:space="preserve"> и </w:t>
+      </w:r>
+      <w:proofErr w:type="spellStart"/>
+      <w:r>
+        <w:t>RabbitMQ</w:t>
+      </w:r>
+      <w:proofErr w:type="spellEnd"/>
       <w:r>
         <w:t>;</w:t>
       </w:r>
@@ -2398,8 +2947,13 @@
         <w:t>о</w:t>
       </w:r>
       <w:r>
-        <w:t>сновная СУБД – PostgreSQL</w:t>
-      </w:r>
+        <w:t xml:space="preserve">сновная СУБД – </w:t>
+      </w:r>
+      <w:proofErr w:type="spellStart"/>
+      <w:r>
+        <w:t>PostgreSQL</w:t>
+      </w:r>
+      <w:proofErr w:type="spellEnd"/>
       <w:r>
         <w:t>,</w:t>
       </w:r>
@@ -2413,8 +2967,13 @@
         <w:t>я применяется</w:t>
       </w:r>
       <w:r>
-        <w:t xml:space="preserve"> Redis</w:t>
-      </w:r>
+        <w:t xml:space="preserve"> </w:t>
+      </w:r>
+      <w:proofErr w:type="spellStart"/>
+      <w:r>
+        <w:t>Redis</w:t>
+      </w:r>
+      <w:proofErr w:type="spellEnd"/>
       <w:r>
         <w:t>;</w:t>
       </w:r>
@@ -2428,6 +2987,7 @@
         </w:numPr>
       </w:pPr>
       <w:r>
+        <w:lastRenderedPageBreak/>
         <w:t>п</w:t>
       </w:r>
       <w:r>
@@ -2440,10 +3000,23 @@
         <w:t xml:space="preserve"> </w:t>
       </w:r>
       <w:r>
-        <w:t>с помощью геохеширования</w:t>
-      </w:r>
-      <w:r>
-        <w:t xml:space="preserve"> Google S2</w:t>
+        <w:t xml:space="preserve">с помощью </w:t>
+      </w:r>
+      <w:proofErr w:type="spellStart"/>
+      <w:r>
+        <w:t>геохеширования</w:t>
+      </w:r>
+      <w:proofErr w:type="spellEnd"/>
+      <w:r>
+        <w:t xml:space="preserve"> </w:t>
+      </w:r>
+      <w:proofErr w:type="spellStart"/>
+      <w:r>
+        <w:t>Google</w:t>
+      </w:r>
+      <w:proofErr w:type="spellEnd"/>
+      <w:r>
+        <w:t xml:space="preserve"> S2</w:t>
       </w:r>
       <w:r>
         <w:t>;</w:t>
@@ -2458,7 +3031,6 @@
         </w:numPr>
       </w:pPr>
       <w:r>
-        <w:lastRenderedPageBreak/>
         <w:t>р</w:t>
       </w:r>
       <w:r>
@@ -2468,7 +3040,15 @@
         <w:t xml:space="preserve"> выполняется</w:t>
       </w:r>
       <w:r>
-        <w:t xml:space="preserve"> в контейнерах Docker для упрощения эксплуатации и масштабирования.</w:t>
+        <w:t xml:space="preserve"> в контейнерах </w:t>
+      </w:r>
+      <w:proofErr w:type="spellStart"/>
+      <w:r>
+        <w:t>Docker</w:t>
+      </w:r>
+      <w:proofErr w:type="spellEnd"/>
+      <w:r>
+        <w:t xml:space="preserve"> для упрощения эксплуатации и масштабирования.</w:t>
       </w:r>
     </w:p>
     <w:p>
@@ -2519,23 +3099,25 @@
         <w:t>Сравнение с аналогами</w:t>
       </w:r>
     </w:p>
-    <w:p/>
-    <w:p>
-      <w:pPr>
-        <w:pStyle w:val="default1"/>
-      </w:pPr>
-      <w:r>
-        <w:t>Для оценки конкурентоспособности разрабатываемой системы позиционного отслеживания транспортных средств с обработкой событий в реальном времени был проведён сравнительный анализ наиболее распространённых на рынке решений. Основное внимание уделялось функциональным возможностям, производительности геозон, поддержке протокола EGTS и государственных информационных систем, масштабируемости и отказоустойчивости.</w:t>
-      </w:r>
-    </w:p>
-    <w:p>
-      <w:pPr>
-        <w:pStyle w:val="default1"/>
-      </w:pPr>
-    </w:p>
-    <w:p>
-      <w:pPr>
-        <w:pStyle w:val="default1"/>
+    <w:p>
+      <w:pPr>
+        <w:pStyle w:val="default1"/>
+      </w:pPr>
+      <w:r>
+        <w:t xml:space="preserve">Для оценки конкурентоспособности разрабатываемой системы позиционного отслеживания транспортных средств с обработкой событий в реальном времени был проведён сравнительный анализ наиболее распространённых на рынке решений. Основное внимание уделялось функциональным возможностям, производительности </w:t>
+      </w:r>
+      <w:proofErr w:type="spellStart"/>
+      <w:r>
+        <w:t>геозон</w:t>
+      </w:r>
+      <w:proofErr w:type="spellEnd"/>
+      <w:r>
+        <w:t>, поддержке протокола EGTS и государственных информационных систем, масштабируемости и отказоустойчивости.</w:t>
+      </w:r>
+    </w:p>
+    <w:p>
+      <w:pPr>
+        <w:pStyle w:val="3"/>
       </w:pPr>
       <w:r>
         <w:t>1.3.1 Обзор существующих аналогов</w:t>
@@ -2546,123 +3128,261 @@
         <w:pStyle w:val="default1"/>
       </w:pPr>
       <w:r>
+        <w:rPr>
+          <w:lang w:val="en-US"/>
+        </w:rPr>
+        <w:t xml:space="preserve">1. </w:t>
+      </w:r>
+      <w:proofErr w:type="spellStart"/>
+      <w:r>
         <w:t>Traccar</w:t>
       </w:r>
-    </w:p>
-    <w:p>
-      <w:pPr>
-        <w:pStyle w:val="default1"/>
-      </w:pPr>
-      <w:r>
-        <w:t>Открытая платформа спутникового мониторинга (лицензия Apache 2.0), поддерживающая широкий спектр протоколов телематического оборудования. Функциональность включает отображение текущего положения, историю треков, отчёты и базовый геозонинг.</w:t>
-      </w:r>
-    </w:p>
-    <w:p>
-      <w:pPr>
-        <w:pStyle w:val="default1"/>
-      </w:pPr>
-      <w:r>
-        <w:t>Преимущества: бесплатное распространение, большое сообщество, простой REST API.</w:t>
-      </w:r>
-    </w:p>
-    <w:p>
-      <w:pPr>
-        <w:pStyle w:val="default1"/>
-      </w:pPr>
-      <w:r>
-        <w:t xml:space="preserve">Недостатки: геозоны обрабатываются на уровне реляционной базы данных, что приводит к задержкам при большом количестве зон (более 1000); отсутствует нативная поддержка протокола EGTS (требуется доработка); </w:t>
-      </w:r>
+      <w:proofErr w:type="spellEnd"/>
+    </w:p>
+    <w:p>
+      <w:pPr>
+        <w:pStyle w:val="default1"/>
+      </w:pPr>
+      <w:r>
+        <w:t xml:space="preserve">Открытая платформа спутникового мониторинга (лицензия </w:t>
+      </w:r>
+      <w:proofErr w:type="spellStart"/>
+      <w:r>
+        <w:t>Apache</w:t>
+      </w:r>
+      <w:proofErr w:type="spellEnd"/>
+      <w:r>
+        <w:t xml:space="preserve"> 2.0), поддерживающая широкий спектр протоколов телематического оборудования. Функциональность включает отображение текущего положения, историю треков, отчёты и базовый </w:t>
+      </w:r>
+      <w:proofErr w:type="spellStart"/>
+      <w:r>
+        <w:t>геозонинг</w:t>
+      </w:r>
+      <w:proofErr w:type="spellEnd"/>
+      <w:r>
+        <w:t>.</w:t>
+      </w:r>
+    </w:p>
+    <w:p>
+      <w:pPr>
+        <w:pStyle w:val="default1"/>
+      </w:pPr>
+      <w:r>
+        <w:t>Преимущества: бесплатное распространение, большое сообщество, простой REST API</w:t>
+      </w:r>
+      <w:r>
+        <w:t xml:space="preserve">, есть поддержка протокола </w:t>
+      </w:r>
+      <w:r>
+        <w:rPr>
+          <w:lang w:val="en-US"/>
+        </w:rPr>
+        <w:t>EGTS</w:t>
+      </w:r>
+      <w:r>
+        <w:t xml:space="preserve"> и множества других протоколов</w:t>
+      </w:r>
+      <w:r>
+        <w:t>.</w:t>
+      </w:r>
+      <w:r>
+        <w:t xml:space="preserve"> Присутствует широкая поддержка ретрансляции данных: как «сырых», так и предварительно обработанных.</w:t>
+      </w:r>
+    </w:p>
+    <w:p>
+      <w:pPr>
+        <w:pStyle w:val="default1"/>
+      </w:pPr>
       <w:r>
         <w:lastRenderedPageBreak/>
-        <w:t>ограниченные возможности ретрансляции в государственные системы; отказоустойчивость сильно зависит от СУБД и сервера приложений.</w:t>
-      </w:r>
-    </w:p>
-    <w:p>
-      <w:pPr>
-        <w:pStyle w:val="default1"/>
-      </w:pPr>
-    </w:p>
-    <w:p>
-      <w:pPr>
-        <w:pStyle w:val="default1"/>
-      </w:pPr>
+        <w:t>Недостатки:</w:t>
+      </w:r>
+      <w:r>
+        <w:t xml:space="preserve"> </w:t>
+      </w:r>
+      <w:proofErr w:type="spellStart"/>
+      <w:r>
+        <w:t>геозональное</w:t>
+      </w:r>
+      <w:proofErr w:type="spellEnd"/>
+      <w:r>
+        <w:t xml:space="preserve"> отслеживание, хоть и не приводит к одиночным запросам при каждой проверке, используя кеширование, тем не менее, не использует пространственный индекс, ввиду чего при достижении большого количества </w:t>
+      </w:r>
+      <w:proofErr w:type="spellStart"/>
+      <w:r>
+        <w:t>геозон</w:t>
+      </w:r>
+      <w:proofErr w:type="spellEnd"/>
+      <w:r>
+        <w:t xml:space="preserve"> скорость обработки будет сильно падать </w:t>
+      </w:r>
+      <w:r>
+        <w:t>[18]</w:t>
+      </w:r>
+      <w:r>
+        <w:t>.</w:t>
+      </w:r>
+      <w:r>
+        <w:t xml:space="preserve"> Также отсутствует встроенная возможность пространственно-временного поиска телеметрических данных.</w:t>
+      </w:r>
+    </w:p>
+    <w:p>
+      <w:pPr>
+        <w:pStyle w:val="default1"/>
+      </w:pPr>
+      <w:r>
+        <w:t>Пространственно-временной поиск отсутствует.</w:t>
+      </w:r>
+    </w:p>
+    <w:p>
+      <w:pPr>
+        <w:pStyle w:val="default1"/>
+      </w:pPr>
+      <w:r>
+        <w:t xml:space="preserve">2. </w:t>
+      </w:r>
+      <w:proofErr w:type="spellStart"/>
       <w:r>
         <w:t>Wialon</w:t>
       </w:r>
-    </w:p>
-    <w:p>
-      <w:pPr>
-        <w:pStyle w:val="default1"/>
-      </w:pPr>
-      <w:r>
-        <w:t>Проприетарная SaaS/On-premise платформа от Gurtam, один из лидеров рынка. Предоставляет развитый интерфейс, сотни типов отчётов, продвинутый геозонинг и интеграцию с датчиками. Поддерживает ретрансляцию данных по различным протоколам, включая EGTS.</w:t>
-      </w:r>
-    </w:p>
-    <w:p>
-      <w:pPr>
-        <w:pStyle w:val="default1"/>
-      </w:pPr>
-      <w:r>
-        <w:t>Преимущества: высокая надёжность (заявленный аптайм 99,98 %), регулярные обновления, поддержка большинства оборудования, мощная аналитика.</w:t>
-      </w:r>
-    </w:p>
-    <w:p>
-      <w:pPr>
-        <w:pStyle w:val="default1"/>
-      </w:pPr>
-      <w:r>
-        <w:t>Недостатки: высокая стоимость лицензий, особенно для крупных автопарков; алгоритмы геозонинга реализованы преимущественно на дисковых пространственных индексах, что при десятках тысяч зон может вызывать снижение производительности; закрытый исходный код ограничивает возможности кастомизации.</w:t>
-      </w:r>
-    </w:p>
-    <w:p>
-      <w:pPr>
-        <w:pStyle w:val="default1"/>
-      </w:pPr>
-    </w:p>
-    <w:p>
-      <w:pPr>
-        <w:pStyle w:val="default1"/>
-      </w:pPr>
+      <w:proofErr w:type="spellEnd"/>
+    </w:p>
+    <w:p>
+      <w:pPr>
+        <w:pStyle w:val="default1"/>
+      </w:pPr>
+      <w:r>
+        <w:t>Проприетарная платформа, один из лидеров рынка. Предоставляет развитый интерфейс, сотни типов отчётов, продвинут</w:t>
+      </w:r>
+      <w:r>
+        <w:t xml:space="preserve">ое зональное отслеживание </w:t>
+      </w:r>
+      <w:r>
+        <w:t>и интеграцию с датчиками. Поддерживает ретрансляцию данных по различным протоколам, включая EGTS.</w:t>
+      </w:r>
+      <w:r>
+        <w:t xml:space="preserve"> Имеет локальную версию.</w:t>
+      </w:r>
+    </w:p>
+    <w:p>
+      <w:pPr>
+        <w:pStyle w:val="default1"/>
+      </w:pPr>
+      <w:r>
+        <w:t>Преимущества: высокая надёжность (</w:t>
+      </w:r>
+      <w:r>
+        <w:t>заявлено</w:t>
+      </w:r>
+      <w:r>
+        <w:t xml:space="preserve"> время доступности </w:t>
+      </w:r>
+      <w:r>
+        <w:t>99,98 %), регулярные обновления, поддержка большинства оборудования, мощная аналитика.</w:t>
+      </w:r>
+    </w:p>
+    <w:p>
+      <w:pPr>
+        <w:pStyle w:val="default1"/>
+      </w:pPr>
+      <w:r>
+        <w:t>Недостатки: высокая стоимость лицензий, особенно для крупных автопарков; закрытый исходный код ограничивает возможности кастомизации.</w:t>
+      </w:r>
+      <w:r>
+        <w:t xml:space="preserve"> </w:t>
+      </w:r>
+      <w:r>
+        <w:t>С 1 января 2026 года все операции на территории РФ прекращены.</w:t>
+      </w:r>
+    </w:p>
+    <w:p>
+      <w:pPr>
+        <w:pStyle w:val="default1"/>
+      </w:pPr>
+      <w:r>
+        <w:t xml:space="preserve">Количество </w:t>
+      </w:r>
+      <w:proofErr w:type="spellStart"/>
+      <w:r>
+        <w:t>геозон</w:t>
+      </w:r>
+      <w:proofErr w:type="spellEnd"/>
+      <w:r>
+        <w:t xml:space="preserve"> и других элементов контроля ограничено количеством 31744</w:t>
+      </w:r>
+      <w:r>
+        <w:t xml:space="preserve">, чего </w:t>
+      </w:r>
+      <w:r>
+        <w:t xml:space="preserve">может быть </w:t>
+      </w:r>
+      <w:r>
+        <w:t>недостаточно для крупного транспортного предприятия</w:t>
+      </w:r>
+      <w:r>
+        <w:t xml:space="preserve"> </w:t>
+      </w:r>
+      <w:r>
+        <w:t>[19]</w:t>
+      </w:r>
+      <w:r>
+        <w:t>.</w:t>
+      </w:r>
+      <w:r>
+        <w:t xml:space="preserve"> Из-за закрытости платформы и ограничения количества </w:t>
+      </w:r>
+      <w:proofErr w:type="spellStart"/>
+      <w:r>
+        <w:t>геозон</w:t>
+      </w:r>
+      <w:proofErr w:type="spellEnd"/>
+      <w:r>
+        <w:t xml:space="preserve"> невозможно достоверно</w:t>
+      </w:r>
+      <w:r>
+        <w:t xml:space="preserve"> выяснить</w:t>
+      </w:r>
+      <w:r>
+        <w:t xml:space="preserve">, используются ли </w:t>
+      </w:r>
+      <w:r>
+        <w:t>алгоритмы</w:t>
+      </w:r>
+      <w:r>
+        <w:t xml:space="preserve"> </w:t>
+      </w:r>
+      <w:r>
+        <w:t xml:space="preserve">пространственной индексации. При заявленном трафике 944 точек в секунду и ограничения количества </w:t>
+      </w:r>
+      <w:proofErr w:type="spellStart"/>
+      <w:r>
+        <w:t>геозон</w:t>
+      </w:r>
+      <w:proofErr w:type="spellEnd"/>
+      <w:r>
+        <w:t xml:space="preserve"> гарантированная вычислительная сложность может быть значительно превышена с использованием подходов, предлагаемых в данной работе.</w:t>
+      </w:r>
+    </w:p>
+    <w:p>
+      <w:pPr>
+        <w:pStyle w:val="default1"/>
+      </w:pPr>
+      <w:r>
+        <w:t>Пространственно-временной поиск отсутствует.</w:t>
+      </w:r>
+    </w:p>
+    <w:p>
+      <w:pPr>
+        <w:pStyle w:val="default1"/>
+      </w:pPr>
+      <w:r>
+        <w:t xml:space="preserve">3. </w:t>
+      </w:r>
+      <w:proofErr w:type="spellStart"/>
       <w:r>
         <w:t>Navixy</w:t>
       </w:r>
-    </w:p>
-    <w:p>
-      <w:pPr>
-        <w:pStyle w:val="default1"/>
-      </w:pPr>
-      <w:r>
-        <w:t>Коммерческая IoT-платформа, ориентированная на телематику и fleet management. Обладает широкими возможностями white-label, интеграцией с различным оборудованием, ретрансляцией данных.</w:t>
-      </w:r>
-    </w:p>
-    <w:p>
-      <w:pPr>
-        <w:pStyle w:val="default1"/>
-      </w:pPr>
-      <w:r>
-        <w:t>Преимущества: гибкая система отчётов, удобный конструктор дашбордов, поддержка EGTS.</w:t>
-      </w:r>
-    </w:p>
-    <w:p>
-      <w:pPr>
-        <w:pStyle w:val="default1"/>
-      </w:pPr>
-      <w:r>
-        <w:t>Недостатки: для получения конкурентоспособной производительности геозон часто требуется расширение лицензии; ограниченные возможности по самостоятельному горизонтальному масштабированию; зависимость от вендора.</w:t>
-      </w:r>
-    </w:p>
-    <w:p>
-      <w:pPr>
-        <w:pStyle w:val="default1"/>
-      </w:pPr>
-    </w:p>
-    <w:p>
-      <w:pPr>
-        <w:pStyle w:val="default1"/>
-      </w:pPr>
-      <w:r>
-        <w:t>1С:Центр спутникового мониторинга ГЛОНАСС/GPS</w:t>
-      </w:r>
+      <w:proofErr w:type="spellEnd"/>
     </w:p>
     <w:p>
       <w:pPr>
@@ -2670,43 +3390,251 @@
       </w:pPr>
       <w:r>
         <w:lastRenderedPageBreak/>
-        <w:t>Российское решение, интегрированное с платформой 1С:Предприятие. Позволяет организовать мониторинг транспорта в единой информационной среде предприятия, поддерживает работу с оборудованием, передающим данные в систему ЭРА-ГЛОНАСС.</w:t>
-      </w:r>
-    </w:p>
-    <w:p>
-      <w:pPr>
-        <w:pStyle w:val="default1"/>
-      </w:pPr>
-      <w:r>
-        <w:t>Преимущества: тесная интеграция с учётными системами 1С, соответствие требованиям российского законодательства, поддержка ретрансляции в Ространснадзор.</w:t>
-      </w:r>
-    </w:p>
-    <w:p>
-      <w:pPr>
-        <w:pStyle w:val="default1"/>
-      </w:pPr>
-      <w:r>
-        <w:t>Недостатки: ограниченная производительность потоковой обработки – архитектура не рассчитана на тысячи сообщений в секунду в реальном времени; геозоны реализованы через запросы к СУБД, что сказывается на задержках; масштабирование и отказоустойчивость требуют дополнительных настроек.</w:t>
-      </w:r>
-    </w:p>
-    <w:p>
-      <w:pPr>
-        <w:pStyle w:val="default1"/>
-      </w:pPr>
-    </w:p>
-    <w:p>
-      <w:pPr>
-        <w:pStyle w:val="default1"/>
-      </w:pPr>
-      <w:r>
-        <w:t>Fort Monitor</w:t>
-      </w:r>
-    </w:p>
-    <w:p>
-      <w:pPr>
-        <w:pStyle w:val="default1"/>
-      </w:pPr>
-      <w:r>
+        <w:t xml:space="preserve">Коммерческая </w:t>
+      </w:r>
+      <w:proofErr w:type="spellStart"/>
+      <w:r>
+        <w:t>IoT</w:t>
+      </w:r>
+      <w:proofErr w:type="spellEnd"/>
+      <w:r>
+        <w:t xml:space="preserve">-платформа, ориентированная на телематику и </w:t>
+      </w:r>
+      <w:proofErr w:type="spellStart"/>
+      <w:r>
+        <w:t>fleet</w:t>
+      </w:r>
+      <w:proofErr w:type="spellEnd"/>
+      <w:r>
+        <w:t xml:space="preserve"> </w:t>
+      </w:r>
+      <w:proofErr w:type="spellStart"/>
+      <w:r>
+        <w:t>management</w:t>
+      </w:r>
+      <w:proofErr w:type="spellEnd"/>
+      <w:r>
+        <w:t xml:space="preserve">. Обладает широкими возможностями </w:t>
+      </w:r>
+      <w:proofErr w:type="spellStart"/>
+      <w:r>
+        <w:t>white-label</w:t>
+      </w:r>
+      <w:proofErr w:type="spellEnd"/>
+      <w:r>
+        <w:t>, интеграцией с различным оборудованием, ретрансляцией данных.</w:t>
+      </w:r>
+      <w:r>
+        <w:t xml:space="preserve"> Имеет локальную версию.</w:t>
+      </w:r>
+      <w:r>
+        <w:t xml:space="preserve"> В РФ продается в локализованном виде под названием «</w:t>
+      </w:r>
+      <w:r>
+        <w:t>ГМ Телематика</w:t>
+      </w:r>
+      <w:r>
+        <w:t>»</w:t>
+      </w:r>
+      <w:r>
+        <w:t>.</w:t>
+      </w:r>
+    </w:p>
+    <w:p>
+      <w:pPr>
+        <w:pStyle w:val="default1"/>
+      </w:pPr>
+      <w:r>
+        <w:t xml:space="preserve">Преимущества: гибкая система отчётов, удобный конструктор </w:t>
+      </w:r>
+      <w:proofErr w:type="spellStart"/>
+      <w:r>
+        <w:t>дашбордов</w:t>
+      </w:r>
+      <w:proofErr w:type="spellEnd"/>
+      <w:r>
+        <w:t>, поддержка EGTS</w:t>
+      </w:r>
+      <w:r>
+        <w:t>, есть ретрансляция.</w:t>
+      </w:r>
+    </w:p>
+    <w:p>
+      <w:pPr>
+        <w:pStyle w:val="default1"/>
+      </w:pPr>
+      <w:r>
+        <w:t xml:space="preserve">Недостатки: для получения конкурентоспособной производительности </w:t>
+      </w:r>
+      <w:proofErr w:type="spellStart"/>
+      <w:r>
+        <w:t>геозон</w:t>
+      </w:r>
+      <w:proofErr w:type="spellEnd"/>
+      <w:r>
+        <w:t xml:space="preserve"> </w:t>
+      </w:r>
+      <w:r>
+        <w:t>требуется горизонтальное масштабирование, которое в локальной версии ограничено</w:t>
+      </w:r>
+      <w:r>
+        <w:t>; зависимость от вендора.</w:t>
+      </w:r>
+    </w:p>
+    <w:p>
+      <w:pPr>
+        <w:pStyle w:val="default1"/>
+      </w:pPr>
+      <w:r>
+        <w:t>Пространственно-временной поиск отсутствует.</w:t>
+      </w:r>
+    </w:p>
+    <w:p>
+      <w:pPr>
+        <w:pStyle w:val="default1"/>
+      </w:pPr>
+      <w:r>
+        <w:t xml:space="preserve">4. </w:t>
+      </w:r>
+      <w:r>
+        <w:t>1</w:t>
+      </w:r>
+      <w:proofErr w:type="gramStart"/>
+      <w:r>
+        <w:t>С:Центр</w:t>
+      </w:r>
+      <w:proofErr w:type="gramEnd"/>
+      <w:r>
+        <w:t xml:space="preserve"> спутникового мониторинга ГЛОНАСС/GPS</w:t>
+      </w:r>
+    </w:p>
+    <w:p>
+      <w:pPr>
+        <w:pStyle w:val="default1"/>
+      </w:pPr>
+      <w:r>
+        <w:t>Российское решение, интегрированное с платформой 1</w:t>
+      </w:r>
+      <w:proofErr w:type="gramStart"/>
+      <w:r>
+        <w:t>С:Предприятие</w:t>
+      </w:r>
+      <w:proofErr w:type="gramEnd"/>
+      <w:r>
+        <w:t>. Позволяет организовать мониторинг транспорта в единой информационной среде предприятия, поддерживает работу с оборудованием, передающим данные в систему ЭРА-ГЛОНАСС.</w:t>
+      </w:r>
+    </w:p>
+    <w:p>
+      <w:pPr>
+        <w:pStyle w:val="default1"/>
+      </w:pPr>
+      <w:r>
+        <w:t>Преимущества: тесная интеграция с учётными системами 1С, соответствие требованиям российского законодательства, поддержка ретрансляции.</w:t>
+      </w:r>
+      <w:r>
+        <w:t xml:space="preserve"> Есть события отслеживания в реальном времени.</w:t>
+      </w:r>
+    </w:p>
+    <w:p>
+      <w:pPr>
+        <w:pStyle w:val="default1"/>
+      </w:pPr>
+      <w:r>
+        <w:t xml:space="preserve">Недостатки: </w:t>
+      </w:r>
+      <w:r>
+        <w:t>временная сложность обработки зонального отслеживания линейная, пространственная индексация отсутствует.</w:t>
+      </w:r>
+      <w:r>
+        <w:t xml:space="preserve"> Уже на количестве около 200 ТС обработка входов/выходов в </w:t>
+      </w:r>
+      <w:proofErr w:type="spellStart"/>
+      <w:r>
+        <w:t>геозоны</w:t>
+      </w:r>
+      <w:proofErr w:type="spellEnd"/>
+      <w:r>
+        <w:t xml:space="preserve"> может занимать значительное количество времени.</w:t>
+      </w:r>
+      <w:r>
+        <w:t xml:space="preserve"> </w:t>
+      </w:r>
+      <w:r>
+        <w:t>Пространственно-временной поиск отсутствует. Технических ограничений на количество ТС и зон нет, но лицензия приобретается на определенное количество объектов мониторинга, ввиду чего обслуживание крупного автопарка с помощью 1С может стать невыгодным</w:t>
+      </w:r>
+      <w:r>
+        <w:t xml:space="preserve">, </w:t>
+      </w:r>
+      <w:r>
+        <w:t>кроме того,</w:t>
+      </w:r>
+      <w:r>
+        <w:t xml:space="preserve"> на большом количестве объектов</w:t>
+      </w:r>
+      <w:r>
+        <w:t xml:space="preserve"> монитор</w:t>
+      </w:r>
+      <w:r>
+        <w:t>и</w:t>
+      </w:r>
+      <w:r>
+        <w:t>нга</w:t>
+      </w:r>
+      <w:r>
+        <w:t xml:space="preserve"> скорость работы и </w:t>
+      </w:r>
+      <w:r>
+        <w:t xml:space="preserve">количество </w:t>
+      </w:r>
+      <w:r>
+        <w:t>затрат</w:t>
+      </w:r>
+      <w:r>
+        <w:t xml:space="preserve"> на</w:t>
+      </w:r>
+      <w:r>
+        <w:t xml:space="preserve"> вычислительны</w:t>
+      </w:r>
+      <w:r>
+        <w:t>е</w:t>
+      </w:r>
+      <w:r>
+        <w:t xml:space="preserve"> ресурс</w:t>
+      </w:r>
+      <w:r>
+        <w:t>ы</w:t>
+      </w:r>
+      <w:r>
+        <w:t xml:space="preserve"> могут стать неудовлетворительными.</w:t>
+      </w:r>
+    </w:p>
+    <w:p>
+      <w:pPr>
+        <w:pStyle w:val="default1"/>
+      </w:pPr>
+      <w:r>
+        <w:t xml:space="preserve">5. </w:t>
+      </w:r>
+      <w:proofErr w:type="spellStart"/>
+      <w:r>
+        <w:t>Fort</w:t>
+      </w:r>
+      <w:proofErr w:type="spellEnd"/>
+      <w:r>
+        <w:t xml:space="preserve"> </w:t>
+      </w:r>
+      <w:proofErr w:type="spellStart"/>
+      <w:r>
+        <w:t>Monitor</w:t>
+      </w:r>
+      <w:proofErr w:type="spellEnd"/>
+    </w:p>
+    <w:p>
+      <w:pPr>
+        <w:pStyle w:val="default1"/>
+      </w:pPr>
+      <w:r>
+        <w:lastRenderedPageBreak/>
         <w:t>Отечественная система мониторинга транспорта, сертифицированная для использования в государственных структурах. Поддерживает протокол EGTS и ретрансляцию в Ространснадзор.</w:t>
       </w:r>
     </w:p>
@@ -2723,17 +3651,21 @@
         <w:pStyle w:val="default1"/>
       </w:pPr>
       <w:r>
-        <w:t>Недостатки: закрытость архитектуры; пространственное индексирование для геозон основано на классических подходах (R-tree в БД), что не обеспечивает предсказуемой производительности при большом числе зон и высокой частоте поступления данных; стоимость лицензий сопоставима с зарубежными аналогами.</w:t>
-      </w:r>
-    </w:p>
-    <w:p>
-      <w:pPr>
-        <w:pStyle w:val="default1"/>
-      </w:pPr>
-    </w:p>
-    <w:p>
-      <w:pPr>
-        <w:pStyle w:val="default1"/>
+        <w:t>Недостатки: закрытость архитектуры;</w:t>
+      </w:r>
+      <w:r>
+        <w:t xml:space="preserve"> гарантированная скорость работы системы (в среднем 50 сообщений в секунду) с учетом задекларированных системных требований не позволяет сделать вывод о наличии высокоэффективной пространственной обработки.</w:t>
+      </w:r>
+      <w:r>
+        <w:t xml:space="preserve"> Пространственно-временной поиск отсутствует. </w:t>
+      </w:r>
+      <w:r>
+        <w:t>Возможность горизонтального масштабирования не описана.</w:t>
+      </w:r>
+    </w:p>
+    <w:p>
+      <w:pPr>
+        <w:pStyle w:val="3"/>
       </w:pPr>
       <w:r>
         <w:t>1.3.2 Сравнительная таблица характеристик</w:t>
@@ -2745,6 +3677,15 @@
       </w:pPr>
       <w:r>
         <w:t>В таблице ниже приведено сравнение ключевых функциональных и нефункциональных характеристик рассмотренных аналогов с целевыми показателями разрабатываемой системы.</w:t>
+      </w:r>
+    </w:p>
+    <w:p>
+      <w:pPr>
+        <w:pStyle w:val="default1"/>
+        <w:jc w:val="right"/>
+      </w:pPr>
+      <w:r>
+        <w:t>Таблица 1 Сравнение аналогов</w:t>
       </w:r>
     </w:p>
     <w:tbl>
@@ -2760,21 +3701,19 @@
           <w:insideV w:val="single" w:sz="4" w:space="0" w:color="auto"/>
         </w:tblBorders>
         <w:tblCellMar>
-          <w:top w:w="15" w:type="dxa"/>
-          <w:left w:w="15" w:type="dxa"/>
-          <w:bottom w:w="15" w:type="dxa"/>
-          <w:right w:w="15" w:type="dxa"/>
+          <w:left w:w="0" w:type="dxa"/>
+          <w:right w:w="0" w:type="dxa"/>
         </w:tblCellMar>
         <w:tblLook w:val="04A0" w:firstRow="1" w:lastRow="0" w:firstColumn="1" w:lastColumn="0" w:noHBand="0" w:noVBand="1"/>
       </w:tblPr>
       <w:tblGrid>
-        <w:gridCol w:w="1502"/>
         <w:gridCol w:w="1810"/>
-        <w:gridCol w:w="1343"/>
-        <w:gridCol w:w="1402"/>
-        <w:gridCol w:w="1523"/>
-        <w:gridCol w:w="1851"/>
-        <w:gridCol w:w="1195"/>
+        <w:gridCol w:w="1751"/>
+        <w:gridCol w:w="1500"/>
+        <w:gridCol w:w="1367"/>
+        <w:gridCol w:w="1648"/>
+        <w:gridCol w:w="1404"/>
+        <w:gridCol w:w="1146"/>
       </w:tblGrid>
       <w:tr>
         <w:trPr>
@@ -2814,7 +3753,6 @@
                 <w:szCs w:val="23"/>
                 <w:lang w:eastAsia="ru-RU"/>
               </w:rPr>
-              <w:lastRenderedPageBreak/>
               <w:t>Характеристика</w:t>
             </w:r>
           </w:p>
@@ -2835,6 +3773,7 @@
           <w:p>
             <w:pPr>
               <w:spacing w:after="0" w:line="375" w:lineRule="atLeast"/>
+              <w:ind w:left="-198"/>
               <w:rPr>
                 <w:rFonts w:ascii="Times New Roman" w:eastAsia="Times New Roman" w:hAnsi="Times New Roman" w:cs="Times New Roman"/>
                 <w:b/>
@@ -2873,6 +3812,7 @@
           <w:p>
             <w:pPr>
               <w:spacing w:after="0" w:line="375" w:lineRule="atLeast"/>
+              <w:ind w:left="-242" w:right="-229"/>
               <w:rPr>
                 <w:rFonts w:ascii="Times New Roman" w:eastAsia="Times New Roman" w:hAnsi="Times New Roman" w:cs="Times New Roman"/>
                 <w:b/>
@@ -2882,6 +3822,7 @@
                 <w:lang w:eastAsia="ru-RU"/>
               </w:rPr>
             </w:pPr>
+            <w:proofErr w:type="spellStart"/>
             <w:r>
               <w:rPr>
                 <w:rFonts w:ascii="Times New Roman" w:eastAsia="Times New Roman" w:hAnsi="Times New Roman" w:cs="Times New Roman"/>
@@ -2893,6 +3834,7 @@
               </w:rPr>
               <w:t>Traccar</w:t>
             </w:r>
+            <w:proofErr w:type="spellEnd"/>
           </w:p>
         </w:tc>
         <w:tc>
@@ -2911,6 +3853,7 @@
           <w:p>
             <w:pPr>
               <w:spacing w:after="0" w:line="375" w:lineRule="atLeast"/>
+              <w:ind w:left="-205" w:right="-252"/>
               <w:rPr>
                 <w:rFonts w:ascii="Times New Roman" w:eastAsia="Times New Roman" w:hAnsi="Times New Roman" w:cs="Times New Roman"/>
                 <w:b/>
@@ -2920,6 +3863,7 @@
                 <w:lang w:eastAsia="ru-RU"/>
               </w:rPr>
             </w:pPr>
+            <w:proofErr w:type="spellStart"/>
             <w:r>
               <w:rPr>
                 <w:rFonts w:ascii="Times New Roman" w:eastAsia="Times New Roman" w:hAnsi="Times New Roman" w:cs="Times New Roman"/>
@@ -2931,6 +3875,48 @@
               </w:rPr>
               <w:t>Wialon</w:t>
             </w:r>
+            <w:proofErr w:type="spellEnd"/>
+          </w:p>
+        </w:tc>
+        <w:tc>
+          <w:tcPr>
+            <w:tcW w:w="1648" w:type="dxa"/>
+            <w:shd w:val="clear" w:color="auto" w:fill="auto"/>
+            <w:tcMar>
+              <w:top w:w="150" w:type="dxa"/>
+              <w:left w:w="240" w:type="dxa"/>
+              <w:bottom w:w="150" w:type="dxa"/>
+              <w:right w:w="240" w:type="dxa"/>
+            </w:tcMar>
+            <w:vAlign w:val="center"/>
+            <w:hideMark/>
+          </w:tcPr>
+          <w:p>
+            <w:pPr>
+              <w:spacing w:after="0" w:line="375" w:lineRule="atLeast"/>
+              <w:ind w:left="-167" w:right="-181"/>
+              <w:rPr>
+                <w:rFonts w:ascii="Times New Roman" w:eastAsia="Times New Roman" w:hAnsi="Times New Roman" w:cs="Times New Roman"/>
+                <w:b/>
+                <w:bCs/>
+                <w:sz w:val="23"/>
+                <w:szCs w:val="23"/>
+                <w:lang w:eastAsia="ru-RU"/>
+              </w:rPr>
+            </w:pPr>
+            <w:proofErr w:type="spellStart"/>
+            <w:r>
+              <w:rPr>
+                <w:rFonts w:ascii="Times New Roman" w:eastAsia="Times New Roman" w:hAnsi="Times New Roman" w:cs="Times New Roman"/>
+                <w:b/>
+                <w:bCs/>
+                <w:sz w:val="23"/>
+                <w:szCs w:val="23"/>
+                <w:lang w:eastAsia="ru-RU"/>
+              </w:rPr>
+              <w:t>Navixy</w:t>
+            </w:r>
+            <w:proofErr w:type="spellEnd"/>
           </w:p>
         </w:tc>
         <w:tc>
@@ -2949,6 +3935,7 @@
           <w:p>
             <w:pPr>
               <w:spacing w:after="0" w:line="375" w:lineRule="atLeast"/>
+              <w:ind w:left="-157" w:right="-228"/>
               <w:rPr>
                 <w:rFonts w:ascii="Times New Roman" w:eastAsia="Times New Roman" w:hAnsi="Times New Roman" w:cs="Times New Roman"/>
                 <w:b/>
@@ -2967,13 +3954,26 @@
                 <w:szCs w:val="23"/>
                 <w:lang w:eastAsia="ru-RU"/>
               </w:rPr>
-              <w:t>Navixy</w:t>
+              <w:t>1</w:t>
             </w:r>
+            <w:proofErr w:type="gramStart"/>
+            <w:r>
+              <w:rPr>
+                <w:rFonts w:ascii="Times New Roman" w:eastAsia="Times New Roman" w:hAnsi="Times New Roman" w:cs="Times New Roman"/>
+                <w:b/>
+                <w:bCs/>
+                <w:sz w:val="23"/>
+                <w:szCs w:val="23"/>
+                <w:lang w:eastAsia="ru-RU"/>
+              </w:rPr>
+              <w:t>С:ЦСМ</w:t>
+            </w:r>
+            <w:proofErr w:type="gramEnd"/>
           </w:p>
         </w:tc>
         <w:tc>
           <w:tcPr>
-            <w:tcW w:w="0" w:type="auto"/>
+            <w:tcW w:w="1146" w:type="dxa"/>
             <w:shd w:val="clear" w:color="auto" w:fill="auto"/>
             <w:tcMar>
               <w:top w:w="150" w:type="dxa"/>
@@ -2987,6 +3987,7 @@
           <w:p>
             <w:pPr>
               <w:spacing w:after="0" w:line="375" w:lineRule="atLeast"/>
+              <w:ind w:left="-252"/>
               <w:rPr>
                 <w:rFonts w:ascii="Times New Roman" w:eastAsia="Times New Roman" w:hAnsi="Times New Roman" w:cs="Times New Roman"/>
                 <w:b/>
@@ -2996,6 +3997,7 @@
                 <w:lang w:eastAsia="ru-RU"/>
               </w:rPr>
             </w:pPr>
+            <w:proofErr w:type="spellStart"/>
             <w:r>
               <w:rPr>
                 <w:rFonts w:ascii="Times New Roman" w:eastAsia="Times New Roman" w:hAnsi="Times New Roman" w:cs="Times New Roman"/>
@@ -3005,26 +4007,10 @@
                 <w:szCs w:val="23"/>
                 <w:lang w:eastAsia="ru-RU"/>
               </w:rPr>
-              <w:t>1С:ЦСМ</w:t>
+              <w:t>Fort</w:t>
             </w:r>
-          </w:p>
-        </w:tc>
-        <w:tc>
-          <w:tcPr>
-            <w:tcW w:w="1060" w:type="dxa"/>
-            <w:shd w:val="clear" w:color="auto" w:fill="auto"/>
-            <w:tcMar>
-              <w:top w:w="150" w:type="dxa"/>
-              <w:left w:w="240" w:type="dxa"/>
-              <w:bottom w:w="150" w:type="dxa"/>
-              <w:right w:w="240" w:type="dxa"/>
-            </w:tcMar>
-            <w:vAlign w:val="center"/>
-            <w:hideMark/>
-          </w:tcPr>
-          <w:p>
-            <w:pPr>
-              <w:spacing w:after="0" w:line="375" w:lineRule="atLeast"/>
+            <w:proofErr w:type="spellEnd"/>
+            <w:r>
               <w:rPr>
                 <w:rFonts w:ascii="Times New Roman" w:eastAsia="Times New Roman" w:hAnsi="Times New Roman" w:cs="Times New Roman"/>
                 <w:b/>
@@ -3033,7 +4019,9 @@
                 <w:szCs w:val="23"/>
                 <w:lang w:eastAsia="ru-RU"/>
               </w:rPr>
-            </w:pPr>
+              <w:t xml:space="preserve"> </w:t>
+            </w:r>
+            <w:proofErr w:type="spellStart"/>
             <w:r>
               <w:rPr>
                 <w:rFonts w:ascii="Times New Roman" w:eastAsia="Times New Roman" w:hAnsi="Times New Roman" w:cs="Times New Roman"/>
@@ -3043,8 +4031,9 @@
                 <w:szCs w:val="23"/>
                 <w:lang w:eastAsia="ru-RU"/>
               </w:rPr>
-              <w:t>Fort Monitor</w:t>
+              <w:t>Monitor</w:t>
             </w:r>
+            <w:proofErr w:type="spellEnd"/>
           </w:p>
         </w:tc>
       </w:tr>
@@ -3099,6 +4088,7 @@
           <w:p>
             <w:pPr>
               <w:spacing w:after="0" w:line="375" w:lineRule="atLeast"/>
+              <w:ind w:left="-198"/>
               <w:rPr>
                 <w:rFonts w:ascii="Times New Roman" w:eastAsia="Times New Roman" w:hAnsi="Times New Roman" w:cs="Times New Roman"/>
                 <w:sz w:val="23"/>
@@ -3113,7 +4103,7 @@
                 <w:szCs w:val="23"/>
                 <w:lang w:eastAsia="ru-RU"/>
               </w:rPr>
-              <w:t>Нативная (приём, обработка, ретрансляция)</w:t>
+              <w:t>Да</w:t>
             </w:r>
           </w:p>
         </w:tc>
@@ -3133,6 +4123,7 @@
           <w:p>
             <w:pPr>
               <w:spacing w:after="0" w:line="375" w:lineRule="atLeast"/>
+              <w:ind w:left="-242" w:right="-229"/>
               <w:rPr>
                 <w:rFonts w:ascii="Times New Roman" w:eastAsia="Times New Roman" w:hAnsi="Times New Roman" w:cs="Times New Roman"/>
                 <w:sz w:val="23"/>
@@ -3147,7 +4138,7 @@
                 <w:szCs w:val="23"/>
                 <w:lang w:eastAsia="ru-RU"/>
               </w:rPr>
-              <w:t>Нет (требуется допиливание)</w:t>
+              <w:t>Да</w:t>
             </w:r>
           </w:p>
         </w:tc>
@@ -3167,6 +4158,7 @@
           <w:p>
             <w:pPr>
               <w:spacing w:after="0" w:line="375" w:lineRule="atLeast"/>
+              <w:ind w:left="-205" w:right="-252"/>
               <w:rPr>
                 <w:rFonts w:ascii="Times New Roman" w:eastAsia="Times New Roman" w:hAnsi="Times New Roman" w:cs="Times New Roman"/>
                 <w:sz w:val="23"/>
@@ -3181,7 +4173,42 @@
                 <w:szCs w:val="23"/>
                 <w:lang w:eastAsia="ru-RU"/>
               </w:rPr>
-              <w:t>Да (ретрансляция)</w:t>
+              <w:t>Да</w:t>
+            </w:r>
+          </w:p>
+        </w:tc>
+        <w:tc>
+          <w:tcPr>
+            <w:tcW w:w="1648" w:type="dxa"/>
+            <w:shd w:val="clear" w:color="auto" w:fill="auto"/>
+            <w:tcMar>
+              <w:top w:w="150" w:type="dxa"/>
+              <w:left w:w="240" w:type="dxa"/>
+              <w:bottom w:w="150" w:type="dxa"/>
+              <w:right w:w="240" w:type="dxa"/>
+            </w:tcMar>
+            <w:vAlign w:val="center"/>
+            <w:hideMark/>
+          </w:tcPr>
+          <w:p>
+            <w:pPr>
+              <w:spacing w:after="0" w:line="375" w:lineRule="atLeast"/>
+              <w:ind w:left="-167" w:right="-181"/>
+              <w:rPr>
+                <w:rFonts w:ascii="Times New Roman" w:eastAsia="Times New Roman" w:hAnsi="Times New Roman" w:cs="Times New Roman"/>
+                <w:sz w:val="23"/>
+                <w:szCs w:val="23"/>
+                <w:lang w:eastAsia="ru-RU"/>
+              </w:rPr>
+            </w:pPr>
+            <w:r>
+              <w:rPr>
+                <w:rFonts w:ascii="Times New Roman" w:eastAsia="Times New Roman" w:hAnsi="Times New Roman" w:cs="Times New Roman"/>
+                <w:sz w:val="23"/>
+                <w:szCs w:val="23"/>
+                <w:lang w:eastAsia="ru-RU"/>
+              </w:rPr>
+              <w:t>Да</w:t>
             </w:r>
           </w:p>
         </w:tc>
@@ -3201,40 +4228,7 @@
           <w:p>
             <w:pPr>
               <w:spacing w:after="0" w:line="375" w:lineRule="atLeast"/>
-              <w:rPr>
-                <w:rFonts w:ascii="Times New Roman" w:eastAsia="Times New Roman" w:hAnsi="Times New Roman" w:cs="Times New Roman"/>
-                <w:sz w:val="23"/>
-                <w:szCs w:val="23"/>
-                <w:lang w:eastAsia="ru-RU"/>
-              </w:rPr>
-            </w:pPr>
-            <w:r>
-              <w:rPr>
-                <w:rFonts w:ascii="Times New Roman" w:eastAsia="Times New Roman" w:hAnsi="Times New Roman" w:cs="Times New Roman"/>
-                <w:sz w:val="23"/>
-                <w:szCs w:val="23"/>
-                <w:lang w:eastAsia="ru-RU"/>
-              </w:rPr>
-              <w:t>Да (ретрансляция)</w:t>
-            </w:r>
-          </w:p>
-        </w:tc>
-        <w:tc>
-          <w:tcPr>
-            <w:tcW w:w="0" w:type="auto"/>
-            <w:shd w:val="clear" w:color="auto" w:fill="auto"/>
-            <w:tcMar>
-              <w:top w:w="150" w:type="dxa"/>
-              <w:left w:w="240" w:type="dxa"/>
-              <w:bottom w:w="150" w:type="dxa"/>
-              <w:right w:w="240" w:type="dxa"/>
-            </w:tcMar>
-            <w:vAlign w:val="center"/>
-            <w:hideMark/>
-          </w:tcPr>
-          <w:p>
-            <w:pPr>
-              <w:spacing w:after="0" w:line="375" w:lineRule="atLeast"/>
+              <w:ind w:left="-157" w:right="-228"/>
               <w:rPr>
                 <w:rFonts w:ascii="Times New Roman" w:eastAsia="Times New Roman" w:hAnsi="Times New Roman" w:cs="Times New Roman"/>
                 <w:sz w:val="23"/>
@@ -3255,7 +4249,7 @@
         </w:tc>
         <w:tc>
           <w:tcPr>
-            <w:tcW w:w="1060" w:type="dxa"/>
+            <w:tcW w:w="1146" w:type="dxa"/>
             <w:shd w:val="clear" w:color="auto" w:fill="auto"/>
             <w:tcMar>
               <w:top w:w="150" w:type="dxa"/>
@@ -3269,6 +4263,7 @@
           <w:p>
             <w:pPr>
               <w:spacing w:after="0" w:line="375" w:lineRule="atLeast"/>
+              <w:ind w:left="-252"/>
               <w:rPr>
                 <w:rFonts w:ascii="Times New Roman" w:eastAsia="Times New Roman" w:hAnsi="Times New Roman" w:cs="Times New Roman"/>
                 <w:sz w:val="23"/>
@@ -3276,6 +4271,15 @@
                 <w:lang w:eastAsia="ru-RU"/>
               </w:rPr>
             </w:pPr>
+            <w:r>
+              <w:rPr>
+                <w:rFonts w:ascii="Times New Roman" w:eastAsia="Times New Roman" w:hAnsi="Times New Roman" w:cs="Times New Roman"/>
+                <w:sz w:val="23"/>
+                <w:szCs w:val="23"/>
+                <w:lang w:eastAsia="ru-RU"/>
+              </w:rPr>
+              <w:t xml:space="preserve"> </w:t>
+            </w:r>
             <w:r>
               <w:rPr>
                 <w:rFonts w:ascii="Times New Roman" w:eastAsia="Times New Roman" w:hAnsi="Times New Roman" w:cs="Times New Roman"/>
@@ -3319,7 +4323,16 @@
                 <w:szCs w:val="23"/>
                 <w:lang w:eastAsia="ru-RU"/>
               </w:rPr>
-              <w:t>Производительность геозон</w:t>
+              <w:t xml:space="preserve">Производительность </w:t>
+            </w:r>
+            <w:r>
+              <w:rPr>
+                <w:rFonts w:ascii="Times New Roman" w:eastAsia="Times New Roman" w:hAnsi="Times New Roman" w:cs="Times New Roman"/>
+                <w:sz w:val="23"/>
+                <w:szCs w:val="23"/>
+                <w:lang w:eastAsia="ru-RU"/>
+              </w:rPr>
+              <w:t>зонального отслеживания</w:t>
             </w:r>
           </w:p>
         </w:tc>
@@ -3339,6 +4352,7 @@
           <w:p>
             <w:pPr>
               <w:spacing w:after="0" w:line="375" w:lineRule="atLeast"/>
+              <w:ind w:left="-198"/>
               <w:rPr>
                 <w:rFonts w:ascii="Times New Roman" w:eastAsia="Times New Roman" w:hAnsi="Times New Roman" w:cs="Times New Roman"/>
                 <w:sz w:val="23"/>
@@ -3380,34 +4394,7 @@
                 <w:szCs w:val="23"/>
                 <w:lang w:val="en-US" w:eastAsia="ru-RU"/>
               </w:rPr>
-              <w:t xml:space="preserve"> (in-memory S2</w:t>
-            </w:r>
-            <w:r>
-              <w:rPr>
-                <w:rFonts w:ascii="Times New Roman" w:eastAsia="Times New Roman" w:hAnsi="Times New Roman" w:cs="Times New Roman"/>
-                <w:sz w:val="23"/>
-                <w:szCs w:val="23"/>
-                <w:lang w:val="en-US" w:eastAsia="ru-RU"/>
-              </w:rPr>
-              <w:noBreakHyphen/>
-            </w:r>
-            <w:r>
-              <w:rPr>
-                <w:rFonts w:ascii="Times New Roman" w:eastAsia="Times New Roman" w:hAnsi="Times New Roman" w:cs="Times New Roman"/>
-                <w:sz w:val="23"/>
-                <w:szCs w:val="23"/>
-                <w:lang w:eastAsia="ru-RU"/>
-              </w:rPr>
-              <w:t>индекс</w:t>
-            </w:r>
-            <w:r>
-              <w:rPr>
-                <w:rFonts w:ascii="Times New Roman" w:eastAsia="Times New Roman" w:hAnsi="Times New Roman" w:cs="Times New Roman"/>
-                <w:sz w:val="23"/>
-                <w:szCs w:val="23"/>
-                <w:lang w:val="en-US" w:eastAsia="ru-RU"/>
-              </w:rPr>
-              <w:t>, O(log N))</w:t>
+              <w:t xml:space="preserve"> </w:t>
             </w:r>
           </w:p>
         </w:tc>
@@ -3427,6 +4414,7 @@
           <w:p>
             <w:pPr>
               <w:spacing w:after="0" w:line="375" w:lineRule="atLeast"/>
+              <w:ind w:left="-242" w:right="-229"/>
               <w:rPr>
                 <w:rFonts w:ascii="Times New Roman" w:eastAsia="Times New Roman" w:hAnsi="Times New Roman" w:cs="Times New Roman"/>
                 <w:sz w:val="23"/>
@@ -3441,7 +4429,7 @@
                 <w:szCs w:val="23"/>
                 <w:lang w:eastAsia="ru-RU"/>
               </w:rPr>
-              <w:t>Низкая (дисковые индексы БД)</w:t>
+              <w:t>Низкая</w:t>
             </w:r>
           </w:p>
         </w:tc>
@@ -3461,6 +4449,7 @@
           <w:p>
             <w:pPr>
               <w:spacing w:after="0" w:line="375" w:lineRule="atLeast"/>
+              <w:ind w:left="-205" w:right="-252"/>
               <w:rPr>
                 <w:rFonts w:ascii="Times New Roman" w:eastAsia="Times New Roman" w:hAnsi="Times New Roman" w:cs="Times New Roman"/>
                 <w:sz w:val="23"/>
@@ -3475,7 +4464,42 @@
                 <w:szCs w:val="23"/>
                 <w:lang w:eastAsia="ru-RU"/>
               </w:rPr>
-              <w:t>Высокая (коммерческий движок)</w:t>
+              <w:t>Высокая</w:t>
+            </w:r>
+          </w:p>
+        </w:tc>
+        <w:tc>
+          <w:tcPr>
+            <w:tcW w:w="1648" w:type="dxa"/>
+            <w:shd w:val="clear" w:color="auto" w:fill="auto"/>
+            <w:tcMar>
+              <w:top w:w="150" w:type="dxa"/>
+              <w:left w:w="240" w:type="dxa"/>
+              <w:bottom w:w="150" w:type="dxa"/>
+              <w:right w:w="240" w:type="dxa"/>
+            </w:tcMar>
+            <w:vAlign w:val="center"/>
+            <w:hideMark/>
+          </w:tcPr>
+          <w:p>
+            <w:pPr>
+              <w:spacing w:after="0" w:line="375" w:lineRule="atLeast"/>
+              <w:ind w:left="-167" w:right="-181"/>
+              <w:rPr>
+                <w:rFonts w:ascii="Times New Roman" w:eastAsia="Times New Roman" w:hAnsi="Times New Roman" w:cs="Times New Roman"/>
+                <w:sz w:val="23"/>
+                <w:szCs w:val="23"/>
+                <w:lang w:eastAsia="ru-RU"/>
+              </w:rPr>
+            </w:pPr>
+            <w:r>
+              <w:rPr>
+                <w:rFonts w:ascii="Times New Roman" w:eastAsia="Times New Roman" w:hAnsi="Times New Roman" w:cs="Times New Roman"/>
+                <w:sz w:val="23"/>
+                <w:szCs w:val="23"/>
+                <w:lang w:eastAsia="ru-RU"/>
+              </w:rPr>
+              <w:t>Высокая</w:t>
             </w:r>
           </w:p>
         </w:tc>
@@ -3495,6 +4519,7 @@
           <w:p>
             <w:pPr>
               <w:spacing w:after="0" w:line="375" w:lineRule="atLeast"/>
+              <w:ind w:left="-157" w:right="-228"/>
               <w:rPr>
                 <w:rFonts w:ascii="Times New Roman" w:eastAsia="Times New Roman" w:hAnsi="Times New Roman" w:cs="Times New Roman"/>
                 <w:sz w:val="23"/>
@@ -3509,57 +4534,13 @@
                 <w:szCs w:val="23"/>
                 <w:lang w:eastAsia="ru-RU"/>
               </w:rPr>
-              <w:t>Высокая (коммерческий движок)</w:t>
+              <w:t>Низкая</w:t>
             </w:r>
           </w:p>
         </w:tc>
         <w:tc>
           <w:tcPr>
-            <w:tcW w:w="0" w:type="auto"/>
-            <w:shd w:val="clear" w:color="auto" w:fill="auto"/>
-            <w:tcMar>
-              <w:top w:w="150" w:type="dxa"/>
-              <w:left w:w="240" w:type="dxa"/>
-              <w:bottom w:w="150" w:type="dxa"/>
-              <w:right w:w="240" w:type="dxa"/>
-            </w:tcMar>
-            <w:vAlign w:val="center"/>
-            <w:hideMark/>
-          </w:tcPr>
-          <w:p>
-            <w:pPr>
-              <w:spacing w:after="0" w:line="375" w:lineRule="atLeast"/>
-              <w:rPr>
-                <w:rFonts w:ascii="Times New Roman" w:eastAsia="Times New Roman" w:hAnsi="Times New Roman" w:cs="Times New Roman"/>
-                <w:sz w:val="23"/>
-                <w:szCs w:val="23"/>
-                <w:lang w:eastAsia="ru-RU"/>
-              </w:rPr>
-            </w:pPr>
-            <w:r>
-              <w:rPr>
-                <w:rFonts w:ascii="Times New Roman" w:eastAsia="Times New Roman" w:hAnsi="Times New Roman" w:cs="Times New Roman"/>
-                <w:sz w:val="23"/>
-                <w:szCs w:val="23"/>
-                <w:lang w:eastAsia="ru-RU"/>
-              </w:rPr>
-              <w:t>Средняя (БД</w:t>
-            </w:r>
-            <w:r>
-              <w:rPr>
-                <w:rFonts w:ascii="Times New Roman" w:eastAsia="Times New Roman" w:hAnsi="Times New Roman" w:cs="Times New Roman"/>
-                <w:sz w:val="23"/>
-                <w:szCs w:val="23"/>
-                <w:lang w:eastAsia="ru-RU"/>
-              </w:rPr>
-              <w:noBreakHyphen/>
-              <w:t>ориентированная)</w:t>
-            </w:r>
-          </w:p>
-        </w:tc>
-        <w:tc>
-          <w:tcPr>
-            <w:tcW w:w="1060" w:type="dxa"/>
+            <w:tcW w:w="1146" w:type="dxa"/>
             <w:shd w:val="clear" w:color="auto" w:fill="auto"/>
             <w:tcMar>
               <w:top w:w="150" w:type="dxa"/>
@@ -3573,6 +4554,7 @@
           <w:p>
             <w:pPr>
               <w:spacing w:after="0" w:line="375" w:lineRule="atLeast"/>
+              <w:ind w:left="-252"/>
               <w:rPr>
                 <w:rFonts w:ascii="Times New Roman" w:eastAsia="Times New Roman" w:hAnsi="Times New Roman" w:cs="Times New Roman"/>
                 <w:sz w:val="23"/>
@@ -3643,6 +4625,7 @@
           <w:p>
             <w:pPr>
               <w:spacing w:after="0" w:line="375" w:lineRule="atLeast"/>
+              <w:ind w:left="-198"/>
               <w:rPr>
                 <w:rFonts w:ascii="Times New Roman" w:eastAsia="Times New Roman" w:hAnsi="Times New Roman" w:cs="Times New Roman"/>
                 <w:sz w:val="23"/>
@@ -3657,7 +4640,7 @@
                 <w:szCs w:val="23"/>
                 <w:lang w:eastAsia="ru-RU"/>
               </w:rPr>
-              <w:t>Высокая (дискретизированный составной индекс)</w:t>
+              <w:t>Да</w:t>
             </w:r>
           </w:p>
         </w:tc>
@@ -3677,6 +4660,7 @@
           <w:p>
             <w:pPr>
               <w:spacing w:after="0" w:line="375" w:lineRule="atLeast"/>
+              <w:ind w:left="-242" w:right="-229"/>
               <w:rPr>
                 <w:rFonts w:ascii="Times New Roman" w:eastAsia="Times New Roman" w:hAnsi="Times New Roman" w:cs="Times New Roman"/>
                 <w:sz w:val="23"/>
@@ -3691,7 +4675,7 @@
                 <w:szCs w:val="23"/>
                 <w:lang w:eastAsia="ru-RU"/>
               </w:rPr>
-              <w:t>Ограниченная (БД)</w:t>
+              <w:t>Нет</w:t>
             </w:r>
           </w:p>
         </w:tc>
@@ -3711,6 +4695,7 @@
           <w:p>
             <w:pPr>
               <w:spacing w:after="0" w:line="375" w:lineRule="atLeast"/>
+              <w:ind w:left="-205" w:right="-252"/>
               <w:rPr>
                 <w:rFonts w:ascii="Times New Roman" w:eastAsia="Times New Roman" w:hAnsi="Times New Roman" w:cs="Times New Roman"/>
                 <w:sz w:val="23"/>
@@ -3725,7 +4710,42 @@
                 <w:szCs w:val="23"/>
                 <w:lang w:eastAsia="ru-RU"/>
               </w:rPr>
-              <w:t>Есть (встроенный функционал)</w:t>
+              <w:t>Нет</w:t>
+            </w:r>
+          </w:p>
+        </w:tc>
+        <w:tc>
+          <w:tcPr>
+            <w:tcW w:w="1648" w:type="dxa"/>
+            <w:shd w:val="clear" w:color="auto" w:fill="auto"/>
+            <w:tcMar>
+              <w:top w:w="150" w:type="dxa"/>
+              <w:left w:w="240" w:type="dxa"/>
+              <w:bottom w:w="150" w:type="dxa"/>
+              <w:right w:w="240" w:type="dxa"/>
+            </w:tcMar>
+            <w:vAlign w:val="center"/>
+            <w:hideMark/>
+          </w:tcPr>
+          <w:p>
+            <w:pPr>
+              <w:spacing w:after="0" w:line="375" w:lineRule="atLeast"/>
+              <w:ind w:left="-167" w:right="-181"/>
+              <w:rPr>
+                <w:rFonts w:ascii="Times New Roman" w:eastAsia="Times New Roman" w:hAnsi="Times New Roman" w:cs="Times New Roman"/>
+                <w:sz w:val="23"/>
+                <w:szCs w:val="23"/>
+                <w:lang w:eastAsia="ru-RU"/>
+              </w:rPr>
+            </w:pPr>
+            <w:r>
+              <w:rPr>
+                <w:rFonts w:ascii="Times New Roman" w:eastAsia="Times New Roman" w:hAnsi="Times New Roman" w:cs="Times New Roman"/>
+                <w:sz w:val="23"/>
+                <w:szCs w:val="23"/>
+                <w:lang w:eastAsia="ru-RU"/>
+              </w:rPr>
+              <w:t>Нет</w:t>
             </w:r>
           </w:p>
         </w:tc>
@@ -3745,6 +4765,7 @@
           <w:p>
             <w:pPr>
               <w:spacing w:after="0" w:line="375" w:lineRule="atLeast"/>
+              <w:ind w:left="-157" w:right="-228"/>
               <w:rPr>
                 <w:rFonts w:ascii="Times New Roman" w:eastAsia="Times New Roman" w:hAnsi="Times New Roman" w:cs="Times New Roman"/>
                 <w:sz w:val="23"/>
@@ -3759,47 +4780,13 @@
                 <w:szCs w:val="23"/>
                 <w:lang w:eastAsia="ru-RU"/>
               </w:rPr>
-              <w:t>Есть</w:t>
+              <w:t>Нет</w:t>
             </w:r>
           </w:p>
         </w:tc>
         <w:tc>
           <w:tcPr>
-            <w:tcW w:w="0" w:type="auto"/>
-            <w:shd w:val="clear" w:color="auto" w:fill="auto"/>
-            <w:tcMar>
-              <w:top w:w="150" w:type="dxa"/>
-              <w:left w:w="240" w:type="dxa"/>
-              <w:bottom w:w="150" w:type="dxa"/>
-              <w:right w:w="240" w:type="dxa"/>
-            </w:tcMar>
-            <w:vAlign w:val="center"/>
-            <w:hideMark/>
-          </w:tcPr>
-          <w:p>
-            <w:pPr>
-              <w:spacing w:after="0" w:line="375" w:lineRule="atLeast"/>
-              <w:rPr>
-                <w:rFonts w:ascii="Times New Roman" w:eastAsia="Times New Roman" w:hAnsi="Times New Roman" w:cs="Times New Roman"/>
-                <w:sz w:val="23"/>
-                <w:szCs w:val="23"/>
-                <w:lang w:eastAsia="ru-RU"/>
-              </w:rPr>
-            </w:pPr>
-            <w:r>
-              <w:rPr>
-                <w:rFonts w:ascii="Times New Roman" w:eastAsia="Times New Roman" w:hAnsi="Times New Roman" w:cs="Times New Roman"/>
-                <w:sz w:val="23"/>
-                <w:szCs w:val="23"/>
-                <w:lang w:eastAsia="ru-RU"/>
-              </w:rPr>
-              <w:t>Ограниченная</w:t>
-            </w:r>
-          </w:p>
-        </w:tc>
-        <w:tc>
-          <w:tcPr>
-            <w:tcW w:w="1060" w:type="dxa"/>
+            <w:tcW w:w="1146" w:type="dxa"/>
             <w:shd w:val="clear" w:color="auto" w:fill="auto"/>
             <w:tcMar>
               <w:top w:w="150" w:type="dxa"/>
@@ -3813,6 +4800,7 @@
           <w:p>
             <w:pPr>
               <w:spacing w:after="0" w:line="375" w:lineRule="atLeast"/>
+              <w:ind w:left="-252"/>
               <w:rPr>
                 <w:rFonts w:ascii="Times New Roman" w:eastAsia="Times New Roman" w:hAnsi="Times New Roman" w:cs="Times New Roman"/>
                 <w:sz w:val="23"/>
@@ -3827,7 +4815,7 @@
                 <w:szCs w:val="23"/>
                 <w:lang w:eastAsia="ru-RU"/>
               </w:rPr>
-              <w:t>Есть</w:t>
+              <w:t>Нет</w:t>
             </w:r>
           </w:p>
         </w:tc>
@@ -3863,7 +4851,8 @@
                 <w:szCs w:val="23"/>
                 <w:lang w:eastAsia="ru-RU"/>
               </w:rPr>
-              <w:t>Ретрансляция в госсистемы (ЭРА-ГЛОНАСС, Платон)</w:t>
+              <w:lastRenderedPageBreak/>
+              <w:t>Масштабируемость</w:t>
             </w:r>
           </w:p>
         </w:tc>
@@ -3883,6 +4872,7 @@
           <w:p>
             <w:pPr>
               <w:spacing w:after="0" w:line="375" w:lineRule="atLeast"/>
+              <w:ind w:left="-198"/>
               <w:rPr>
                 <w:rFonts w:ascii="Times New Roman" w:eastAsia="Times New Roman" w:hAnsi="Times New Roman" w:cs="Times New Roman"/>
                 <w:sz w:val="23"/>
@@ -3897,7 +4887,16 @@
                 <w:szCs w:val="23"/>
                 <w:lang w:eastAsia="ru-RU"/>
               </w:rPr>
-              <w:t>Встроенная, с гарантированной доставкой</w:t>
+              <w:t>Горизонтальн</w:t>
+            </w:r>
+            <w:r>
+              <w:rPr>
+                <w:rFonts w:ascii="Times New Roman" w:eastAsia="Times New Roman" w:hAnsi="Times New Roman" w:cs="Times New Roman"/>
+                <w:sz w:val="23"/>
+                <w:szCs w:val="23"/>
+                <w:lang w:eastAsia="ru-RU"/>
+              </w:rPr>
+              <w:t>ая</w:t>
             </w:r>
           </w:p>
         </w:tc>
@@ -3917,6 +4916,7 @@
           <w:p>
             <w:pPr>
               <w:spacing w:after="0" w:line="375" w:lineRule="atLeast"/>
+              <w:ind w:left="-242" w:right="-229"/>
               <w:rPr>
                 <w:rFonts w:ascii="Times New Roman" w:eastAsia="Times New Roman" w:hAnsi="Times New Roman" w:cs="Times New Roman"/>
                 <w:sz w:val="23"/>
@@ -3931,7 +4931,16 @@
                 <w:szCs w:val="23"/>
                 <w:lang w:eastAsia="ru-RU"/>
               </w:rPr>
-              <w:t>Отсутствует</w:t>
+              <w:t>Горизонтальн</w:t>
+            </w:r>
+            <w:r>
+              <w:rPr>
+                <w:rFonts w:ascii="Times New Roman" w:eastAsia="Times New Roman" w:hAnsi="Times New Roman" w:cs="Times New Roman"/>
+                <w:sz w:val="23"/>
+                <w:szCs w:val="23"/>
+                <w:lang w:eastAsia="ru-RU"/>
+              </w:rPr>
+              <w:t>ая</w:t>
             </w:r>
           </w:p>
         </w:tc>
@@ -3951,6 +4960,7 @@
           <w:p>
             <w:pPr>
               <w:spacing w:after="0" w:line="375" w:lineRule="atLeast"/>
+              <w:ind w:left="-205" w:right="-252"/>
               <w:rPr>
                 <w:rFonts w:ascii="Times New Roman" w:eastAsia="Times New Roman" w:hAnsi="Times New Roman" w:cs="Times New Roman"/>
                 <w:sz w:val="23"/>
@@ -3965,7 +4975,97 @@
                 <w:szCs w:val="23"/>
                 <w:lang w:eastAsia="ru-RU"/>
               </w:rPr>
-              <w:t>Требует настройки</w:t>
+              <w:t>Вертикальная</w:t>
+            </w:r>
+          </w:p>
+        </w:tc>
+        <w:tc>
+          <w:tcPr>
+            <w:tcW w:w="1648" w:type="dxa"/>
+            <w:shd w:val="clear" w:color="auto" w:fill="auto"/>
+            <w:tcMar>
+              <w:top w:w="150" w:type="dxa"/>
+              <w:left w:w="240" w:type="dxa"/>
+              <w:bottom w:w="150" w:type="dxa"/>
+              <w:right w:w="240" w:type="dxa"/>
+            </w:tcMar>
+            <w:vAlign w:val="center"/>
+            <w:hideMark/>
+          </w:tcPr>
+          <w:p>
+            <w:pPr>
+              <w:spacing w:after="0" w:line="375" w:lineRule="atLeast"/>
+              <w:ind w:left="-167" w:right="-181"/>
+              <w:rPr>
+                <w:rFonts w:ascii="Times New Roman" w:eastAsia="Times New Roman" w:hAnsi="Times New Roman" w:cs="Times New Roman"/>
+                <w:sz w:val="23"/>
+                <w:szCs w:val="23"/>
+                <w:lang w:eastAsia="ru-RU"/>
+              </w:rPr>
+            </w:pPr>
+            <w:r>
+              <w:rPr>
+                <w:rFonts w:ascii="Times New Roman" w:eastAsia="Times New Roman" w:hAnsi="Times New Roman" w:cs="Times New Roman"/>
+                <w:sz w:val="23"/>
+                <w:szCs w:val="23"/>
+                <w:lang w:eastAsia="ru-RU"/>
+              </w:rPr>
+              <w:t>Горизонтальн</w:t>
+            </w:r>
+            <w:r>
+              <w:rPr>
+                <w:rFonts w:ascii="Times New Roman" w:eastAsia="Times New Roman" w:hAnsi="Times New Roman" w:cs="Times New Roman"/>
+                <w:sz w:val="23"/>
+                <w:szCs w:val="23"/>
+                <w:lang w:eastAsia="ru-RU"/>
+              </w:rPr>
+              <w:t>а</w:t>
+            </w:r>
+            <w:r>
+              <w:rPr>
+                <w:rFonts w:ascii="Times New Roman" w:eastAsia="Times New Roman" w:hAnsi="Times New Roman" w:cs="Times New Roman"/>
+                <w:sz w:val="23"/>
+                <w:szCs w:val="23"/>
+                <w:lang w:eastAsia="ru-RU"/>
+              </w:rPr>
+              <w:t>я</w:t>
+            </w:r>
+            <w:r>
+              <w:rPr>
+                <w:rFonts w:ascii="Times New Roman" w:eastAsia="Times New Roman" w:hAnsi="Times New Roman" w:cs="Times New Roman"/>
+                <w:sz w:val="23"/>
+                <w:szCs w:val="23"/>
+                <w:lang w:eastAsia="ru-RU"/>
+              </w:rPr>
+              <w:br/>
+              <w:t>/</w:t>
+            </w:r>
+            <w:r>
+              <w:rPr>
+                <w:rFonts w:ascii="Times New Roman" w:eastAsia="Times New Roman" w:hAnsi="Times New Roman" w:cs="Times New Roman"/>
+                <w:sz w:val="23"/>
+                <w:szCs w:val="23"/>
+                <w:lang w:eastAsia="ru-RU"/>
+              </w:rPr>
+              <w:t>В</w:t>
+            </w:r>
+            <w:r>
+              <w:rPr>
+                <w:rFonts w:ascii="Times New Roman" w:eastAsia="Times New Roman" w:hAnsi="Times New Roman" w:cs="Times New Roman"/>
+                <w:sz w:val="23"/>
+                <w:szCs w:val="23"/>
+                <w:lang w:eastAsia="ru-RU"/>
+              </w:rPr>
+              <w:t>ертикальн</w:t>
+            </w:r>
+            <w:r>
+              <w:rPr>
+                <w:rFonts w:ascii="Times New Roman" w:eastAsia="Times New Roman" w:hAnsi="Times New Roman" w:cs="Times New Roman"/>
+                <w:sz w:val="23"/>
+                <w:szCs w:val="23"/>
+                <w:lang w:eastAsia="ru-RU"/>
+              </w:rPr>
+              <w:t>ая</w:t>
             </w:r>
           </w:p>
         </w:tc>
@@ -3985,6 +5085,7 @@
           <w:p>
             <w:pPr>
               <w:spacing w:after="0" w:line="375" w:lineRule="atLeast"/>
+              <w:ind w:left="-157" w:right="-228"/>
               <w:rPr>
                 <w:rFonts w:ascii="Times New Roman" w:eastAsia="Times New Roman" w:hAnsi="Times New Roman" w:cs="Times New Roman"/>
                 <w:sz w:val="23"/>
@@ -3999,47 +5100,31 @@
                 <w:szCs w:val="23"/>
                 <w:lang w:eastAsia="ru-RU"/>
               </w:rPr>
-              <w:t>Требует настройки</w:t>
+              <w:t>Вертикальн</w:t>
+            </w:r>
+            <w:r>
+              <w:rPr>
+                <w:rFonts w:ascii="Times New Roman" w:eastAsia="Times New Roman" w:hAnsi="Times New Roman" w:cs="Times New Roman"/>
+                <w:sz w:val="23"/>
+                <w:szCs w:val="23"/>
+                <w:lang w:eastAsia="ru-RU"/>
+              </w:rPr>
+              <w:t>а</w:t>
+            </w:r>
+            <w:r>
+              <w:rPr>
+                <w:rFonts w:ascii="Times New Roman" w:eastAsia="Times New Roman" w:hAnsi="Times New Roman" w:cs="Times New Roman"/>
+                <w:sz w:val="23"/>
+                <w:szCs w:val="23"/>
+                <w:lang w:eastAsia="ru-RU"/>
+              </w:rPr>
+              <w:t>я</w:t>
             </w:r>
           </w:p>
         </w:tc>
         <w:tc>
           <w:tcPr>
-            <w:tcW w:w="0" w:type="auto"/>
-            <w:shd w:val="clear" w:color="auto" w:fill="auto"/>
-            <w:tcMar>
-              <w:top w:w="150" w:type="dxa"/>
-              <w:left w:w="240" w:type="dxa"/>
-              <w:bottom w:w="150" w:type="dxa"/>
-              <w:right w:w="240" w:type="dxa"/>
-            </w:tcMar>
-            <w:vAlign w:val="center"/>
-            <w:hideMark/>
-          </w:tcPr>
-          <w:p>
-            <w:pPr>
-              <w:spacing w:after="0" w:line="375" w:lineRule="atLeast"/>
-              <w:rPr>
-                <w:rFonts w:ascii="Times New Roman" w:eastAsia="Times New Roman" w:hAnsi="Times New Roman" w:cs="Times New Roman"/>
-                <w:sz w:val="23"/>
-                <w:szCs w:val="23"/>
-                <w:lang w:eastAsia="ru-RU"/>
-              </w:rPr>
-            </w:pPr>
-            <w:r>
-              <w:rPr>
-                <w:rFonts w:ascii="Times New Roman" w:eastAsia="Times New Roman" w:hAnsi="Times New Roman" w:cs="Times New Roman"/>
-                <w:sz w:val="23"/>
-                <w:szCs w:val="23"/>
-                <w:lang w:eastAsia="ru-RU"/>
-              </w:rPr>
-              <w:t>Частичная</w:t>
-            </w:r>
-          </w:p>
-        </w:tc>
-        <w:tc>
-          <w:tcPr>
-            <w:tcW w:w="1060" w:type="dxa"/>
+            <w:tcW w:w="1146" w:type="dxa"/>
             <w:shd w:val="clear" w:color="auto" w:fill="auto"/>
             <w:tcMar>
               <w:top w:w="150" w:type="dxa"/>
@@ -4053,6 +5138,7 @@
           <w:p>
             <w:pPr>
               <w:spacing w:after="0" w:line="375" w:lineRule="atLeast"/>
+              <w:ind w:left="-252"/>
               <w:rPr>
                 <w:rFonts w:ascii="Times New Roman" w:eastAsia="Times New Roman" w:hAnsi="Times New Roman" w:cs="Times New Roman"/>
                 <w:sz w:val="23"/>
@@ -4067,7 +5153,7 @@
                 <w:szCs w:val="23"/>
                 <w:lang w:eastAsia="ru-RU"/>
               </w:rPr>
-              <w:t>Частичная</w:t>
+              <w:t>Вертикальная</w:t>
             </w:r>
           </w:p>
         </w:tc>
@@ -4103,727 +5189,6 @@
                 <w:szCs w:val="23"/>
                 <w:lang w:eastAsia="ru-RU"/>
               </w:rPr>
-              <w:t>Обработка в реальном времени</w:t>
-            </w:r>
-          </w:p>
-        </w:tc>
-        <w:tc>
-          <w:tcPr>
-            <w:tcW w:w="0" w:type="auto"/>
-            <w:shd w:val="clear" w:color="auto" w:fill="auto"/>
-            <w:tcMar>
-              <w:top w:w="150" w:type="dxa"/>
-              <w:left w:w="240" w:type="dxa"/>
-              <w:bottom w:w="150" w:type="dxa"/>
-              <w:right w:w="240" w:type="dxa"/>
-            </w:tcMar>
-            <w:vAlign w:val="center"/>
-            <w:hideMark/>
-          </w:tcPr>
-          <w:p>
-            <w:pPr>
-              <w:spacing w:after="0" w:line="375" w:lineRule="atLeast"/>
-              <w:rPr>
-                <w:rFonts w:ascii="Times New Roman" w:eastAsia="Times New Roman" w:hAnsi="Times New Roman" w:cs="Times New Roman"/>
-                <w:sz w:val="23"/>
-                <w:szCs w:val="23"/>
-                <w:lang w:eastAsia="ru-RU"/>
-              </w:rPr>
-            </w:pPr>
-            <w:r>
-              <w:rPr>
-                <w:rFonts w:ascii="Times New Roman" w:eastAsia="Times New Roman" w:hAnsi="Times New Roman" w:cs="Times New Roman"/>
-                <w:sz w:val="23"/>
-                <w:szCs w:val="23"/>
-                <w:lang w:eastAsia="ru-RU"/>
-              </w:rPr>
-              <w:t>Высокая (потоковая архитектура, Kafka/RabbitMQ)</w:t>
-            </w:r>
-          </w:p>
-        </w:tc>
-        <w:tc>
-          <w:tcPr>
-            <w:tcW w:w="0" w:type="auto"/>
-            <w:shd w:val="clear" w:color="auto" w:fill="auto"/>
-            <w:tcMar>
-              <w:top w:w="150" w:type="dxa"/>
-              <w:left w:w="240" w:type="dxa"/>
-              <w:bottom w:w="150" w:type="dxa"/>
-              <w:right w:w="240" w:type="dxa"/>
-            </w:tcMar>
-            <w:vAlign w:val="center"/>
-            <w:hideMark/>
-          </w:tcPr>
-          <w:p>
-            <w:pPr>
-              <w:spacing w:after="0" w:line="375" w:lineRule="atLeast"/>
-              <w:rPr>
-                <w:rFonts w:ascii="Times New Roman" w:eastAsia="Times New Roman" w:hAnsi="Times New Roman" w:cs="Times New Roman"/>
-                <w:sz w:val="23"/>
-                <w:szCs w:val="23"/>
-                <w:lang w:eastAsia="ru-RU"/>
-              </w:rPr>
-            </w:pPr>
-            <w:r>
-              <w:rPr>
-                <w:rFonts w:ascii="Times New Roman" w:eastAsia="Times New Roman" w:hAnsi="Times New Roman" w:cs="Times New Roman"/>
-                <w:sz w:val="23"/>
-                <w:szCs w:val="23"/>
-                <w:lang w:eastAsia="ru-RU"/>
-              </w:rPr>
-              <w:t>Средняя</w:t>
-            </w:r>
-          </w:p>
-        </w:tc>
-        <w:tc>
-          <w:tcPr>
-            <w:tcW w:w="0" w:type="auto"/>
-            <w:shd w:val="clear" w:color="auto" w:fill="auto"/>
-            <w:tcMar>
-              <w:top w:w="150" w:type="dxa"/>
-              <w:left w:w="240" w:type="dxa"/>
-              <w:bottom w:w="150" w:type="dxa"/>
-              <w:right w:w="240" w:type="dxa"/>
-            </w:tcMar>
-            <w:vAlign w:val="center"/>
-            <w:hideMark/>
-          </w:tcPr>
-          <w:p>
-            <w:pPr>
-              <w:spacing w:after="0" w:line="375" w:lineRule="atLeast"/>
-              <w:rPr>
-                <w:rFonts w:ascii="Times New Roman" w:eastAsia="Times New Roman" w:hAnsi="Times New Roman" w:cs="Times New Roman"/>
-                <w:sz w:val="23"/>
-                <w:szCs w:val="23"/>
-                <w:lang w:eastAsia="ru-RU"/>
-              </w:rPr>
-            </w:pPr>
-            <w:r>
-              <w:rPr>
-                <w:rFonts w:ascii="Times New Roman" w:eastAsia="Times New Roman" w:hAnsi="Times New Roman" w:cs="Times New Roman"/>
-                <w:sz w:val="23"/>
-                <w:szCs w:val="23"/>
-                <w:lang w:eastAsia="ru-RU"/>
-              </w:rPr>
-              <w:t>Высокая</w:t>
-            </w:r>
-          </w:p>
-        </w:tc>
-        <w:tc>
-          <w:tcPr>
-            <w:tcW w:w="0" w:type="auto"/>
-            <w:shd w:val="clear" w:color="auto" w:fill="auto"/>
-            <w:tcMar>
-              <w:top w:w="150" w:type="dxa"/>
-              <w:left w:w="240" w:type="dxa"/>
-              <w:bottom w:w="150" w:type="dxa"/>
-              <w:right w:w="240" w:type="dxa"/>
-            </w:tcMar>
-            <w:vAlign w:val="center"/>
-            <w:hideMark/>
-          </w:tcPr>
-          <w:p>
-            <w:pPr>
-              <w:spacing w:after="0" w:line="375" w:lineRule="atLeast"/>
-              <w:rPr>
-                <w:rFonts w:ascii="Times New Roman" w:eastAsia="Times New Roman" w:hAnsi="Times New Roman" w:cs="Times New Roman"/>
-                <w:sz w:val="23"/>
-                <w:szCs w:val="23"/>
-                <w:lang w:eastAsia="ru-RU"/>
-              </w:rPr>
-            </w:pPr>
-            <w:r>
-              <w:rPr>
-                <w:rFonts w:ascii="Times New Roman" w:eastAsia="Times New Roman" w:hAnsi="Times New Roman" w:cs="Times New Roman"/>
-                <w:sz w:val="23"/>
-                <w:szCs w:val="23"/>
-                <w:lang w:eastAsia="ru-RU"/>
-              </w:rPr>
-              <w:t>Высокая</w:t>
-            </w:r>
-          </w:p>
-        </w:tc>
-        <w:tc>
-          <w:tcPr>
-            <w:tcW w:w="0" w:type="auto"/>
-            <w:shd w:val="clear" w:color="auto" w:fill="auto"/>
-            <w:tcMar>
-              <w:top w:w="150" w:type="dxa"/>
-              <w:left w:w="240" w:type="dxa"/>
-              <w:bottom w:w="150" w:type="dxa"/>
-              <w:right w:w="240" w:type="dxa"/>
-            </w:tcMar>
-            <w:vAlign w:val="center"/>
-            <w:hideMark/>
-          </w:tcPr>
-          <w:p>
-            <w:pPr>
-              <w:spacing w:after="0" w:line="375" w:lineRule="atLeast"/>
-              <w:rPr>
-                <w:rFonts w:ascii="Times New Roman" w:eastAsia="Times New Roman" w:hAnsi="Times New Roman" w:cs="Times New Roman"/>
-                <w:sz w:val="23"/>
-                <w:szCs w:val="23"/>
-                <w:lang w:eastAsia="ru-RU"/>
-              </w:rPr>
-            </w:pPr>
-            <w:r>
-              <w:rPr>
-                <w:rFonts w:ascii="Times New Roman" w:eastAsia="Times New Roman" w:hAnsi="Times New Roman" w:cs="Times New Roman"/>
-                <w:sz w:val="23"/>
-                <w:szCs w:val="23"/>
-                <w:lang w:eastAsia="ru-RU"/>
-              </w:rPr>
-              <w:t>Средняя</w:t>
-            </w:r>
-          </w:p>
-        </w:tc>
-        <w:tc>
-          <w:tcPr>
-            <w:tcW w:w="1060" w:type="dxa"/>
-            <w:shd w:val="clear" w:color="auto" w:fill="auto"/>
-            <w:tcMar>
-              <w:top w:w="150" w:type="dxa"/>
-              <w:left w:w="240" w:type="dxa"/>
-              <w:bottom w:w="150" w:type="dxa"/>
-              <w:right w:w="0" w:type="dxa"/>
-            </w:tcMar>
-            <w:vAlign w:val="center"/>
-            <w:hideMark/>
-          </w:tcPr>
-          <w:p>
-            <w:pPr>
-              <w:spacing w:after="0" w:line="375" w:lineRule="atLeast"/>
-              <w:rPr>
-                <w:rFonts w:ascii="Times New Roman" w:eastAsia="Times New Roman" w:hAnsi="Times New Roman" w:cs="Times New Roman"/>
-                <w:sz w:val="23"/>
-                <w:szCs w:val="23"/>
-                <w:lang w:eastAsia="ru-RU"/>
-              </w:rPr>
-            </w:pPr>
-            <w:r>
-              <w:rPr>
-                <w:rFonts w:ascii="Times New Roman" w:eastAsia="Times New Roman" w:hAnsi="Times New Roman" w:cs="Times New Roman"/>
-                <w:sz w:val="23"/>
-                <w:szCs w:val="23"/>
-                <w:lang w:eastAsia="ru-RU"/>
-              </w:rPr>
-              <w:t>Средняя</w:t>
-            </w:r>
-          </w:p>
-        </w:tc>
-      </w:tr>
-      <w:tr>
-        <w:tc>
-          <w:tcPr>
-            <w:tcW w:w="0" w:type="auto"/>
-            <w:shd w:val="clear" w:color="auto" w:fill="auto"/>
-            <w:tcMar>
-              <w:top w:w="150" w:type="dxa"/>
-              <w:left w:w="0" w:type="dxa"/>
-              <w:bottom w:w="150" w:type="dxa"/>
-              <w:right w:w="240" w:type="dxa"/>
-            </w:tcMar>
-            <w:vAlign w:val="center"/>
-            <w:hideMark/>
-          </w:tcPr>
-          <w:p>
-            <w:pPr>
-              <w:spacing w:after="0" w:line="375" w:lineRule="atLeast"/>
-              <w:rPr>
-                <w:rFonts w:ascii="Times New Roman" w:eastAsia="Times New Roman" w:hAnsi="Times New Roman" w:cs="Times New Roman"/>
-                <w:sz w:val="23"/>
-                <w:szCs w:val="23"/>
-                <w:lang w:eastAsia="ru-RU"/>
-              </w:rPr>
-            </w:pPr>
-            <w:r>
-              <w:rPr>
-                <w:rFonts w:ascii="Times New Roman" w:eastAsia="Times New Roman" w:hAnsi="Times New Roman" w:cs="Times New Roman"/>
-                <w:sz w:val="23"/>
-                <w:szCs w:val="23"/>
-                <w:lang w:eastAsia="ru-RU"/>
-              </w:rPr>
-              <w:lastRenderedPageBreak/>
-              <w:t>Масштабируемость</w:t>
-            </w:r>
-          </w:p>
-        </w:tc>
-        <w:tc>
-          <w:tcPr>
-            <w:tcW w:w="0" w:type="auto"/>
-            <w:shd w:val="clear" w:color="auto" w:fill="auto"/>
-            <w:tcMar>
-              <w:top w:w="150" w:type="dxa"/>
-              <w:left w:w="240" w:type="dxa"/>
-              <w:bottom w:w="150" w:type="dxa"/>
-              <w:right w:w="240" w:type="dxa"/>
-            </w:tcMar>
-            <w:vAlign w:val="center"/>
-            <w:hideMark/>
-          </w:tcPr>
-          <w:p>
-            <w:pPr>
-              <w:spacing w:after="0" w:line="375" w:lineRule="atLeast"/>
-              <w:rPr>
-                <w:rFonts w:ascii="Times New Roman" w:eastAsia="Times New Roman" w:hAnsi="Times New Roman" w:cs="Times New Roman"/>
-                <w:sz w:val="23"/>
-                <w:szCs w:val="23"/>
-                <w:lang w:eastAsia="ru-RU"/>
-              </w:rPr>
-            </w:pPr>
-            <w:r>
-              <w:rPr>
-                <w:rFonts w:ascii="Times New Roman" w:eastAsia="Times New Roman" w:hAnsi="Times New Roman" w:cs="Times New Roman"/>
-                <w:sz w:val="23"/>
-                <w:szCs w:val="23"/>
-                <w:lang w:eastAsia="ru-RU"/>
-              </w:rPr>
-              <w:t>Горизонтальное масштабирование всех компонентов</w:t>
-            </w:r>
-          </w:p>
-        </w:tc>
-        <w:tc>
-          <w:tcPr>
-            <w:tcW w:w="0" w:type="auto"/>
-            <w:shd w:val="clear" w:color="auto" w:fill="auto"/>
-            <w:tcMar>
-              <w:top w:w="150" w:type="dxa"/>
-              <w:left w:w="240" w:type="dxa"/>
-              <w:bottom w:w="150" w:type="dxa"/>
-              <w:right w:w="240" w:type="dxa"/>
-            </w:tcMar>
-            <w:vAlign w:val="center"/>
-            <w:hideMark/>
-          </w:tcPr>
-          <w:p>
-            <w:pPr>
-              <w:spacing w:after="0" w:line="375" w:lineRule="atLeast"/>
-              <w:rPr>
-                <w:rFonts w:ascii="Times New Roman" w:eastAsia="Times New Roman" w:hAnsi="Times New Roman" w:cs="Times New Roman"/>
-                <w:sz w:val="23"/>
-                <w:szCs w:val="23"/>
-                <w:lang w:eastAsia="ru-RU"/>
-              </w:rPr>
-            </w:pPr>
-            <w:r>
-              <w:rPr>
-                <w:rFonts w:ascii="Times New Roman" w:eastAsia="Times New Roman" w:hAnsi="Times New Roman" w:cs="Times New Roman"/>
-                <w:sz w:val="23"/>
-                <w:szCs w:val="23"/>
-                <w:lang w:eastAsia="ru-RU"/>
-              </w:rPr>
-              <w:t>Ограниченная (монолит)</w:t>
-            </w:r>
-          </w:p>
-        </w:tc>
-        <w:tc>
-          <w:tcPr>
-            <w:tcW w:w="0" w:type="auto"/>
-            <w:shd w:val="clear" w:color="auto" w:fill="auto"/>
-            <w:tcMar>
-              <w:top w:w="150" w:type="dxa"/>
-              <w:left w:w="240" w:type="dxa"/>
-              <w:bottom w:w="150" w:type="dxa"/>
-              <w:right w:w="240" w:type="dxa"/>
-            </w:tcMar>
-            <w:vAlign w:val="center"/>
-            <w:hideMark/>
-          </w:tcPr>
-          <w:p>
-            <w:pPr>
-              <w:spacing w:after="0" w:line="375" w:lineRule="atLeast"/>
-              <w:rPr>
-                <w:rFonts w:ascii="Times New Roman" w:eastAsia="Times New Roman" w:hAnsi="Times New Roman" w:cs="Times New Roman"/>
-                <w:sz w:val="23"/>
-                <w:szCs w:val="23"/>
-                <w:lang w:eastAsia="ru-RU"/>
-              </w:rPr>
-            </w:pPr>
-            <w:r>
-              <w:rPr>
-                <w:rFonts w:ascii="Times New Roman" w:eastAsia="Times New Roman" w:hAnsi="Times New Roman" w:cs="Times New Roman"/>
-                <w:sz w:val="23"/>
-                <w:szCs w:val="23"/>
-                <w:lang w:eastAsia="ru-RU"/>
-              </w:rPr>
-              <w:t>Высокая (облачный сервис)</w:t>
-            </w:r>
-          </w:p>
-        </w:tc>
-        <w:tc>
-          <w:tcPr>
-            <w:tcW w:w="0" w:type="auto"/>
-            <w:shd w:val="clear" w:color="auto" w:fill="auto"/>
-            <w:tcMar>
-              <w:top w:w="150" w:type="dxa"/>
-              <w:left w:w="240" w:type="dxa"/>
-              <w:bottom w:w="150" w:type="dxa"/>
-              <w:right w:w="240" w:type="dxa"/>
-            </w:tcMar>
-            <w:vAlign w:val="center"/>
-            <w:hideMark/>
-          </w:tcPr>
-          <w:p>
-            <w:pPr>
-              <w:spacing w:after="0" w:line="375" w:lineRule="atLeast"/>
-              <w:rPr>
-                <w:rFonts w:ascii="Times New Roman" w:eastAsia="Times New Roman" w:hAnsi="Times New Roman" w:cs="Times New Roman"/>
-                <w:sz w:val="23"/>
-                <w:szCs w:val="23"/>
-                <w:lang w:eastAsia="ru-RU"/>
-              </w:rPr>
-            </w:pPr>
-            <w:r>
-              <w:rPr>
-                <w:rFonts w:ascii="Times New Roman" w:eastAsia="Times New Roman" w:hAnsi="Times New Roman" w:cs="Times New Roman"/>
-                <w:sz w:val="23"/>
-                <w:szCs w:val="23"/>
-                <w:lang w:eastAsia="ru-RU"/>
-              </w:rPr>
-              <w:t>Высокая (облачный сервис)</w:t>
-            </w:r>
-          </w:p>
-        </w:tc>
-        <w:tc>
-          <w:tcPr>
-            <w:tcW w:w="0" w:type="auto"/>
-            <w:shd w:val="clear" w:color="auto" w:fill="auto"/>
-            <w:tcMar>
-              <w:top w:w="150" w:type="dxa"/>
-              <w:left w:w="240" w:type="dxa"/>
-              <w:bottom w:w="150" w:type="dxa"/>
-              <w:right w:w="240" w:type="dxa"/>
-            </w:tcMar>
-            <w:vAlign w:val="center"/>
-            <w:hideMark/>
-          </w:tcPr>
-          <w:p>
-            <w:pPr>
-              <w:spacing w:after="0" w:line="375" w:lineRule="atLeast"/>
-              <w:rPr>
-                <w:rFonts w:ascii="Times New Roman" w:eastAsia="Times New Roman" w:hAnsi="Times New Roman" w:cs="Times New Roman"/>
-                <w:sz w:val="23"/>
-                <w:szCs w:val="23"/>
-                <w:lang w:eastAsia="ru-RU"/>
-              </w:rPr>
-            </w:pPr>
-            <w:r>
-              <w:rPr>
-                <w:rFonts w:ascii="Times New Roman" w:eastAsia="Times New Roman" w:hAnsi="Times New Roman" w:cs="Times New Roman"/>
-                <w:sz w:val="23"/>
-                <w:szCs w:val="23"/>
-                <w:lang w:eastAsia="ru-RU"/>
-              </w:rPr>
-              <w:t>Зависит от конфигурации 1С</w:t>
-            </w:r>
-          </w:p>
-        </w:tc>
-        <w:tc>
-          <w:tcPr>
-            <w:tcW w:w="1060" w:type="dxa"/>
-            <w:shd w:val="clear" w:color="auto" w:fill="auto"/>
-            <w:tcMar>
-              <w:top w:w="150" w:type="dxa"/>
-              <w:left w:w="240" w:type="dxa"/>
-              <w:bottom w:w="150" w:type="dxa"/>
-              <w:right w:w="0" w:type="dxa"/>
-            </w:tcMar>
-            <w:vAlign w:val="center"/>
-            <w:hideMark/>
-          </w:tcPr>
-          <w:p>
-            <w:pPr>
-              <w:spacing w:after="0" w:line="375" w:lineRule="atLeast"/>
-              <w:rPr>
-                <w:rFonts w:ascii="Times New Roman" w:eastAsia="Times New Roman" w:hAnsi="Times New Roman" w:cs="Times New Roman"/>
-                <w:sz w:val="23"/>
-                <w:szCs w:val="23"/>
-                <w:lang w:eastAsia="ru-RU"/>
-              </w:rPr>
-            </w:pPr>
-            <w:r>
-              <w:rPr>
-                <w:rFonts w:ascii="Times New Roman" w:eastAsia="Times New Roman" w:hAnsi="Times New Roman" w:cs="Times New Roman"/>
-                <w:sz w:val="23"/>
-                <w:szCs w:val="23"/>
-                <w:lang w:eastAsia="ru-RU"/>
-              </w:rPr>
-              <w:t>Ограниченная</w:t>
-            </w:r>
-          </w:p>
-        </w:tc>
-      </w:tr>
-      <w:tr>
-        <w:tc>
-          <w:tcPr>
-            <w:tcW w:w="0" w:type="auto"/>
-            <w:shd w:val="clear" w:color="auto" w:fill="auto"/>
-            <w:tcMar>
-              <w:top w:w="150" w:type="dxa"/>
-              <w:left w:w="0" w:type="dxa"/>
-              <w:bottom w:w="150" w:type="dxa"/>
-              <w:right w:w="240" w:type="dxa"/>
-            </w:tcMar>
-            <w:vAlign w:val="center"/>
-            <w:hideMark/>
-          </w:tcPr>
-          <w:p>
-            <w:pPr>
-              <w:spacing w:after="0" w:line="375" w:lineRule="atLeast"/>
-              <w:rPr>
-                <w:rFonts w:ascii="Times New Roman" w:eastAsia="Times New Roman" w:hAnsi="Times New Roman" w:cs="Times New Roman"/>
-                <w:sz w:val="23"/>
-                <w:szCs w:val="23"/>
-                <w:lang w:eastAsia="ru-RU"/>
-              </w:rPr>
-            </w:pPr>
-            <w:r>
-              <w:rPr>
-                <w:rFonts w:ascii="Times New Roman" w:eastAsia="Times New Roman" w:hAnsi="Times New Roman" w:cs="Times New Roman"/>
-                <w:sz w:val="23"/>
-                <w:szCs w:val="23"/>
-                <w:lang w:eastAsia="ru-RU"/>
-              </w:rPr>
-              <w:t>Отказоустойчивость</w:t>
-            </w:r>
-          </w:p>
-        </w:tc>
-        <w:tc>
-          <w:tcPr>
-            <w:tcW w:w="0" w:type="auto"/>
-            <w:shd w:val="clear" w:color="auto" w:fill="auto"/>
-            <w:tcMar>
-              <w:top w:w="150" w:type="dxa"/>
-              <w:left w:w="240" w:type="dxa"/>
-              <w:bottom w:w="150" w:type="dxa"/>
-              <w:right w:w="240" w:type="dxa"/>
-            </w:tcMar>
-            <w:vAlign w:val="center"/>
-            <w:hideMark/>
-          </w:tcPr>
-          <w:p>
-            <w:pPr>
-              <w:spacing w:after="0" w:line="375" w:lineRule="atLeast"/>
-              <w:rPr>
-                <w:rFonts w:ascii="Times New Roman" w:eastAsia="Times New Roman" w:hAnsi="Times New Roman" w:cs="Times New Roman"/>
-                <w:sz w:val="23"/>
-                <w:szCs w:val="23"/>
-                <w:lang w:eastAsia="ru-RU"/>
-              </w:rPr>
-            </w:pPr>
-            <w:r>
-              <w:rPr>
-                <w:rFonts w:ascii="Times New Roman" w:eastAsia="Times New Roman" w:hAnsi="Times New Roman" w:cs="Times New Roman"/>
-                <w:sz w:val="23"/>
-                <w:szCs w:val="23"/>
-                <w:lang w:eastAsia="ru-RU"/>
-              </w:rPr>
-              <w:t>Встроенная (очереди, кластеризация)</w:t>
-            </w:r>
-          </w:p>
-        </w:tc>
-        <w:tc>
-          <w:tcPr>
-            <w:tcW w:w="0" w:type="auto"/>
-            <w:shd w:val="clear" w:color="auto" w:fill="auto"/>
-            <w:tcMar>
-              <w:top w:w="150" w:type="dxa"/>
-              <w:left w:w="240" w:type="dxa"/>
-              <w:bottom w:w="150" w:type="dxa"/>
-              <w:right w:w="240" w:type="dxa"/>
-            </w:tcMar>
-            <w:vAlign w:val="center"/>
-            <w:hideMark/>
-          </w:tcPr>
-          <w:p>
-            <w:pPr>
-              <w:spacing w:after="0" w:line="375" w:lineRule="atLeast"/>
-              <w:rPr>
-                <w:rFonts w:ascii="Times New Roman" w:eastAsia="Times New Roman" w:hAnsi="Times New Roman" w:cs="Times New Roman"/>
-                <w:sz w:val="23"/>
-                <w:szCs w:val="23"/>
-                <w:lang w:eastAsia="ru-RU"/>
-              </w:rPr>
-            </w:pPr>
-            <w:r>
-              <w:rPr>
-                <w:rFonts w:ascii="Times New Roman" w:eastAsia="Times New Roman" w:hAnsi="Times New Roman" w:cs="Times New Roman"/>
-                <w:sz w:val="23"/>
-                <w:szCs w:val="23"/>
-                <w:lang w:eastAsia="ru-RU"/>
-              </w:rPr>
-              <w:t>Низкая (одиночный сервер БД)</w:t>
-            </w:r>
-          </w:p>
-        </w:tc>
-        <w:tc>
-          <w:tcPr>
-            <w:tcW w:w="0" w:type="auto"/>
-            <w:shd w:val="clear" w:color="auto" w:fill="auto"/>
-            <w:tcMar>
-              <w:top w:w="150" w:type="dxa"/>
-              <w:left w:w="240" w:type="dxa"/>
-              <w:bottom w:w="150" w:type="dxa"/>
-              <w:right w:w="240" w:type="dxa"/>
-            </w:tcMar>
-            <w:vAlign w:val="center"/>
-            <w:hideMark/>
-          </w:tcPr>
-          <w:p>
-            <w:pPr>
-              <w:spacing w:after="0" w:line="375" w:lineRule="atLeast"/>
-              <w:rPr>
-                <w:rFonts w:ascii="Times New Roman" w:eastAsia="Times New Roman" w:hAnsi="Times New Roman" w:cs="Times New Roman"/>
-                <w:sz w:val="23"/>
-                <w:szCs w:val="23"/>
-                <w:lang w:eastAsia="ru-RU"/>
-              </w:rPr>
-            </w:pPr>
-            <w:r>
-              <w:rPr>
-                <w:rFonts w:ascii="Times New Roman" w:eastAsia="Times New Roman" w:hAnsi="Times New Roman" w:cs="Times New Roman"/>
-                <w:sz w:val="23"/>
-                <w:szCs w:val="23"/>
-                <w:lang w:eastAsia="ru-RU"/>
-              </w:rPr>
-              <w:t>Высокая (99,98 %)</w:t>
-            </w:r>
-          </w:p>
-        </w:tc>
-        <w:tc>
-          <w:tcPr>
-            <w:tcW w:w="0" w:type="auto"/>
-            <w:shd w:val="clear" w:color="auto" w:fill="auto"/>
-            <w:tcMar>
-              <w:top w:w="150" w:type="dxa"/>
-              <w:left w:w="240" w:type="dxa"/>
-              <w:bottom w:w="150" w:type="dxa"/>
-              <w:right w:w="240" w:type="dxa"/>
-            </w:tcMar>
-            <w:vAlign w:val="center"/>
-            <w:hideMark/>
-          </w:tcPr>
-          <w:p>
-            <w:pPr>
-              <w:spacing w:after="0" w:line="375" w:lineRule="atLeast"/>
-              <w:rPr>
-                <w:rFonts w:ascii="Times New Roman" w:eastAsia="Times New Roman" w:hAnsi="Times New Roman" w:cs="Times New Roman"/>
-                <w:sz w:val="23"/>
-                <w:szCs w:val="23"/>
-                <w:lang w:eastAsia="ru-RU"/>
-              </w:rPr>
-            </w:pPr>
-            <w:r>
-              <w:rPr>
-                <w:rFonts w:ascii="Times New Roman" w:eastAsia="Times New Roman" w:hAnsi="Times New Roman" w:cs="Times New Roman"/>
-                <w:sz w:val="23"/>
-                <w:szCs w:val="23"/>
-                <w:lang w:eastAsia="ru-RU"/>
-              </w:rPr>
-              <w:t>Высокая</w:t>
-            </w:r>
-          </w:p>
-        </w:tc>
-        <w:tc>
-          <w:tcPr>
-            <w:tcW w:w="0" w:type="auto"/>
-            <w:shd w:val="clear" w:color="auto" w:fill="auto"/>
-            <w:tcMar>
-              <w:top w:w="150" w:type="dxa"/>
-              <w:left w:w="240" w:type="dxa"/>
-              <w:bottom w:w="150" w:type="dxa"/>
-              <w:right w:w="240" w:type="dxa"/>
-            </w:tcMar>
-            <w:vAlign w:val="center"/>
-            <w:hideMark/>
-          </w:tcPr>
-          <w:p>
-            <w:pPr>
-              <w:spacing w:after="0" w:line="375" w:lineRule="atLeast"/>
-              <w:rPr>
-                <w:rFonts w:ascii="Times New Roman" w:eastAsia="Times New Roman" w:hAnsi="Times New Roman" w:cs="Times New Roman"/>
-                <w:sz w:val="23"/>
-                <w:szCs w:val="23"/>
-                <w:lang w:eastAsia="ru-RU"/>
-              </w:rPr>
-            </w:pPr>
-            <w:r>
-              <w:rPr>
-                <w:rFonts w:ascii="Times New Roman" w:eastAsia="Times New Roman" w:hAnsi="Times New Roman" w:cs="Times New Roman"/>
-                <w:sz w:val="23"/>
-                <w:szCs w:val="23"/>
-                <w:lang w:eastAsia="ru-RU"/>
-              </w:rPr>
-              <w:t>Требует настройки</w:t>
-            </w:r>
-          </w:p>
-        </w:tc>
-        <w:tc>
-          <w:tcPr>
-            <w:tcW w:w="1060" w:type="dxa"/>
-            <w:shd w:val="clear" w:color="auto" w:fill="auto"/>
-            <w:tcMar>
-              <w:top w:w="150" w:type="dxa"/>
-              <w:left w:w="240" w:type="dxa"/>
-              <w:bottom w:w="150" w:type="dxa"/>
-              <w:right w:w="0" w:type="dxa"/>
-            </w:tcMar>
-            <w:vAlign w:val="center"/>
-            <w:hideMark/>
-          </w:tcPr>
-          <w:p>
-            <w:pPr>
-              <w:spacing w:after="0" w:line="375" w:lineRule="atLeast"/>
-              <w:rPr>
-                <w:rFonts w:ascii="Times New Roman" w:eastAsia="Times New Roman" w:hAnsi="Times New Roman" w:cs="Times New Roman"/>
-                <w:sz w:val="23"/>
-                <w:szCs w:val="23"/>
-                <w:lang w:eastAsia="ru-RU"/>
-              </w:rPr>
-            </w:pPr>
-            <w:r>
-              <w:rPr>
-                <w:rFonts w:ascii="Times New Roman" w:eastAsia="Times New Roman" w:hAnsi="Times New Roman" w:cs="Times New Roman"/>
-                <w:sz w:val="23"/>
-                <w:szCs w:val="23"/>
-                <w:lang w:eastAsia="ru-RU"/>
-              </w:rPr>
-              <w:t>Средняя</w:t>
-            </w:r>
-          </w:p>
-        </w:tc>
-      </w:tr>
-      <w:tr>
-        <w:tc>
-          <w:tcPr>
-            <w:tcW w:w="0" w:type="auto"/>
-            <w:shd w:val="clear" w:color="auto" w:fill="auto"/>
-            <w:tcMar>
-              <w:top w:w="150" w:type="dxa"/>
-              <w:left w:w="0" w:type="dxa"/>
-              <w:bottom w:w="150" w:type="dxa"/>
-              <w:right w:w="240" w:type="dxa"/>
-            </w:tcMar>
-            <w:vAlign w:val="center"/>
-            <w:hideMark/>
-          </w:tcPr>
-          <w:p>
-            <w:pPr>
-              <w:spacing w:after="0" w:line="375" w:lineRule="atLeast"/>
-              <w:rPr>
-                <w:rFonts w:ascii="Times New Roman" w:eastAsia="Times New Roman" w:hAnsi="Times New Roman" w:cs="Times New Roman"/>
-                <w:sz w:val="23"/>
-                <w:szCs w:val="23"/>
-                <w:lang w:eastAsia="ru-RU"/>
-              </w:rPr>
-            </w:pPr>
-            <w:r>
-              <w:rPr>
-                <w:rFonts w:ascii="Times New Roman" w:eastAsia="Times New Roman" w:hAnsi="Times New Roman" w:cs="Times New Roman"/>
-                <w:sz w:val="23"/>
-                <w:szCs w:val="23"/>
-                <w:lang w:eastAsia="ru-RU"/>
-              </w:rPr>
               <w:t>Открытость кода</w:t>
             </w:r>
           </w:p>
@@ -4844,6 +5209,7 @@
           <w:p>
             <w:pPr>
               <w:spacing w:after="0" w:line="375" w:lineRule="atLeast"/>
+              <w:ind w:left="-198"/>
               <w:rPr>
                 <w:rFonts w:ascii="Times New Roman" w:eastAsia="Times New Roman" w:hAnsi="Times New Roman" w:cs="Times New Roman"/>
                 <w:sz w:val="23"/>
@@ -4858,7 +5224,7 @@
                 <w:szCs w:val="23"/>
                 <w:lang w:eastAsia="ru-RU"/>
               </w:rPr>
-              <w:t>Открытая архитектура, возможность доработки</w:t>
+              <w:t>-</w:t>
             </w:r>
           </w:p>
         </w:tc>
@@ -4878,6 +5244,7 @@
           <w:p>
             <w:pPr>
               <w:spacing w:after="0" w:line="375" w:lineRule="atLeast"/>
+              <w:ind w:left="-242" w:right="-229"/>
               <w:rPr>
                 <w:rFonts w:ascii="Times New Roman" w:eastAsia="Times New Roman" w:hAnsi="Times New Roman" w:cs="Times New Roman"/>
                 <w:sz w:val="23"/>
@@ -4892,7 +5259,7 @@
                 <w:szCs w:val="23"/>
                 <w:lang w:eastAsia="ru-RU"/>
               </w:rPr>
-              <w:t>Полностью открытый</w:t>
+              <w:t>Открытый</w:t>
             </w:r>
           </w:p>
         </w:tc>
@@ -4912,6 +5279,42 @@
           <w:p>
             <w:pPr>
               <w:spacing w:after="0" w:line="375" w:lineRule="atLeast"/>
+              <w:ind w:left="-205" w:right="-252"/>
+              <w:rPr>
+                <w:rFonts w:ascii="Times New Roman" w:eastAsia="Times New Roman" w:hAnsi="Times New Roman" w:cs="Times New Roman"/>
+                <w:sz w:val="23"/>
+                <w:szCs w:val="23"/>
+                <w:lang w:eastAsia="ru-RU"/>
+              </w:rPr>
+            </w:pPr>
+            <w:r>
+              <w:rPr>
+                <w:rFonts w:ascii="Times New Roman" w:eastAsia="Times New Roman" w:hAnsi="Times New Roman" w:cs="Times New Roman"/>
+                <w:sz w:val="23"/>
+                <w:szCs w:val="23"/>
+                <w:lang w:eastAsia="ru-RU"/>
+              </w:rPr>
+              <w:t>Закрытый</w:t>
+            </w:r>
+          </w:p>
+        </w:tc>
+        <w:tc>
+          <w:tcPr>
+            <w:tcW w:w="1648" w:type="dxa"/>
+            <w:shd w:val="clear" w:color="auto" w:fill="auto"/>
+            <w:tcMar>
+              <w:top w:w="150" w:type="dxa"/>
+              <w:left w:w="240" w:type="dxa"/>
+              <w:bottom w:w="150" w:type="dxa"/>
+              <w:right w:w="240" w:type="dxa"/>
+            </w:tcMar>
+            <w:vAlign w:val="center"/>
+            <w:hideMark/>
+          </w:tcPr>
+          <w:p>
+            <w:pPr>
+              <w:spacing w:after="0" w:line="375" w:lineRule="atLeast"/>
+              <w:ind w:left="-167" w:right="-181"/>
               <w:rPr>
                 <w:rFonts w:ascii="Times New Roman" w:eastAsia="Times New Roman" w:hAnsi="Times New Roman" w:cs="Times New Roman"/>
                 <w:sz w:val="23"/>
@@ -4946,6 +5349,7 @@
           <w:p>
             <w:pPr>
               <w:spacing w:after="0" w:line="375" w:lineRule="atLeast"/>
+              <w:ind w:left="-157" w:right="-228"/>
               <w:rPr>
                 <w:rFonts w:ascii="Times New Roman" w:eastAsia="Times New Roman" w:hAnsi="Times New Roman" w:cs="Times New Roman"/>
                 <w:sz w:val="23"/>
@@ -4966,41 +5370,7 @@
         </w:tc>
         <w:tc>
           <w:tcPr>
-            <w:tcW w:w="0" w:type="auto"/>
-            <w:shd w:val="clear" w:color="auto" w:fill="auto"/>
-            <w:tcMar>
-              <w:top w:w="150" w:type="dxa"/>
-              <w:left w:w="240" w:type="dxa"/>
-              <w:bottom w:w="150" w:type="dxa"/>
-              <w:right w:w="240" w:type="dxa"/>
-            </w:tcMar>
-            <w:vAlign w:val="center"/>
-            <w:hideMark/>
-          </w:tcPr>
-          <w:p>
-            <w:pPr>
-              <w:spacing w:after="0" w:line="375" w:lineRule="atLeast"/>
-              <w:rPr>
-                <w:rFonts w:ascii="Times New Roman" w:eastAsia="Times New Roman" w:hAnsi="Times New Roman" w:cs="Times New Roman"/>
-                <w:sz w:val="23"/>
-                <w:szCs w:val="23"/>
-                <w:lang w:eastAsia="ru-RU"/>
-              </w:rPr>
-            </w:pPr>
-            <w:r>
-              <w:rPr>
-                <w:rFonts w:ascii="Times New Roman" w:eastAsia="Times New Roman" w:hAnsi="Times New Roman" w:cs="Times New Roman"/>
-                <w:sz w:val="23"/>
-                <w:szCs w:val="23"/>
-                <w:lang w:eastAsia="ru-RU"/>
-              </w:rPr>
-              <w:t>Закрытый</w:t>
-            </w:r>
-          </w:p>
-        </w:tc>
-        <w:tc>
-          <w:tcPr>
-            <w:tcW w:w="1060" w:type="dxa"/>
+            <w:tcW w:w="1146" w:type="dxa"/>
             <w:shd w:val="clear" w:color="auto" w:fill="auto"/>
             <w:tcMar>
               <w:top w:w="150" w:type="dxa"/>
@@ -5014,6 +5384,7 @@
           <w:p>
             <w:pPr>
               <w:spacing w:after="0" w:line="375" w:lineRule="atLeast"/>
+              <w:ind w:left="-252"/>
               <w:rPr>
                 <w:rFonts w:ascii="Times New Roman" w:eastAsia="Times New Roman" w:hAnsi="Times New Roman" w:cs="Times New Roman"/>
                 <w:sz w:val="23"/>
@@ -5084,6 +5455,7 @@
           <w:p>
             <w:pPr>
               <w:spacing w:after="0" w:line="375" w:lineRule="atLeast"/>
+              <w:ind w:left="-198"/>
               <w:rPr>
                 <w:rFonts w:ascii="Times New Roman" w:eastAsia="Times New Roman" w:hAnsi="Times New Roman" w:cs="Times New Roman"/>
                 <w:sz w:val="23"/>
@@ -5098,7 +5470,7 @@
                 <w:szCs w:val="23"/>
                 <w:lang w:eastAsia="ru-RU"/>
               </w:rPr>
-              <w:t>Бесплатно (open source)</w:t>
+              <w:t>-</w:t>
             </w:r>
           </w:p>
         </w:tc>
@@ -5118,6 +5490,7 @@
           <w:p>
             <w:pPr>
               <w:spacing w:after="0" w:line="375" w:lineRule="atLeast"/>
+              <w:ind w:left="-242" w:right="-229"/>
               <w:rPr>
                 <w:rFonts w:ascii="Times New Roman" w:eastAsia="Times New Roman" w:hAnsi="Times New Roman" w:cs="Times New Roman"/>
                 <w:sz w:val="23"/>
@@ -5152,6 +5525,7 @@
           <w:p>
             <w:pPr>
               <w:spacing w:after="0" w:line="375" w:lineRule="atLeast"/>
+              <w:ind w:left="-205" w:right="-252"/>
               <w:rPr>
                 <w:rFonts w:ascii="Times New Roman" w:eastAsia="Times New Roman" w:hAnsi="Times New Roman" w:cs="Times New Roman"/>
                 <w:sz w:val="23"/>
@@ -5168,22 +5542,11 @@
               </w:rPr>
               <w:t>Высокая</w:t>
             </w:r>
-            <w:r>
-              <w:rPr>
-                <w:rFonts w:ascii="Times New Roman" w:eastAsia="Times New Roman" w:hAnsi="Times New Roman" w:cs="Times New Roman"/>
-                <w:sz w:val="23"/>
-                <w:szCs w:val="23"/>
-                <w:lang w:eastAsia="ru-RU"/>
-              </w:rPr>
-              <w:t>, недос</w:t>
-            </w:r>
-            <w:bookmarkStart w:id="0" w:name="_GoBack"/>
-            <w:bookmarkEnd w:id="0"/>
           </w:p>
         </w:tc>
         <w:tc>
           <w:tcPr>
-            <w:tcW w:w="0" w:type="auto"/>
+            <w:tcW w:w="1648" w:type="dxa"/>
             <w:shd w:val="clear" w:color="auto" w:fill="auto"/>
             <w:tcMar>
               <w:top w:w="150" w:type="dxa"/>
@@ -5197,6 +5560,7 @@
           <w:p>
             <w:pPr>
               <w:spacing w:after="0" w:line="375" w:lineRule="atLeast"/>
+              <w:ind w:left="-167" w:right="-181"/>
               <w:rPr>
                 <w:rFonts w:ascii="Times New Roman" w:eastAsia="Times New Roman" w:hAnsi="Times New Roman" w:cs="Times New Roman"/>
                 <w:sz w:val="23"/>
@@ -5231,6 +5595,7 @@
           <w:p>
             <w:pPr>
               <w:spacing w:after="0" w:line="375" w:lineRule="atLeast"/>
+              <w:ind w:left="-157" w:right="-228"/>
               <w:rPr>
                 <w:rFonts w:ascii="Times New Roman" w:eastAsia="Times New Roman" w:hAnsi="Times New Roman" w:cs="Times New Roman"/>
                 <w:sz w:val="23"/>
@@ -5251,7 +5616,7 @@
         </w:tc>
         <w:tc>
           <w:tcPr>
-            <w:tcW w:w="1060" w:type="dxa"/>
+            <w:tcW w:w="1146" w:type="dxa"/>
             <w:shd w:val="clear" w:color="auto" w:fill="auto"/>
             <w:tcMar>
               <w:top w:w="150" w:type="dxa"/>
@@ -5265,6 +5630,7 @@
           <w:p>
             <w:pPr>
               <w:spacing w:after="0" w:line="375" w:lineRule="atLeast"/>
+              <w:ind w:left="-252"/>
               <w:rPr>
                 <w:rFonts w:ascii="Times New Roman" w:eastAsia="Times New Roman" w:hAnsi="Times New Roman" w:cs="Times New Roman"/>
                 <w:sz w:val="23"/>
@@ -5275,1121 +5641,6 @@
             <w:r>
               <w:rPr>
                 <w:rFonts w:ascii="Times New Roman" w:eastAsia="Times New Roman" w:hAnsi="Times New Roman" w:cs="Times New Roman"/>
-                <w:sz w:val="23"/>
-                <w:szCs w:val="23"/>
-                <w:lang w:eastAsia="ru-RU"/>
-              </w:rPr>
-              <w:t>Средняя</w:t>
-            </w:r>
-          </w:p>
-        </w:tc>
-      </w:tr>
-    </w:tbl>
-    <w:p>
-      <w:pPr>
-        <w:pStyle w:val="default1"/>
-      </w:pPr>
-    </w:p>
-    <w:p>
-      <w:pPr>
-        <w:pStyle w:val="default1"/>
-      </w:pPr>
-      <w:r>
-        <w:t>1.3.3 Обоснование целесообразности собственной разработки</w:t>
-      </w:r>
-    </w:p>
-    <w:p>
-      <w:pPr>
-        <w:pStyle w:val="default1"/>
-      </w:pPr>
-      <w:r>
-        <w:t>Анализ показывает, что ни одно из существующих решений не обеспечивает одновременно:</w:t>
-      </w:r>
-    </w:p>
-    <w:p>
-      <w:pPr>
-        <w:pStyle w:val="default1"/>
-      </w:pPr>
-      <w:r>
-        <w:t>высокой производительности геозон в режиме реального времени при количестве зон от 10 000 и более (за счёт in-memory индекса на базе Google S2);</w:t>
-      </w:r>
-    </w:p>
-    <w:p>
-      <w:pPr>
-        <w:pStyle w:val="default1"/>
-      </w:pPr>
-      <w:r>
-        <w:t>полной нативной поддержки протокола EGTS на всех этапах – от приёма до гарантированной ретрансляции в государственные системы;</w:t>
-      </w:r>
-    </w:p>
-    <w:p>
-      <w:pPr>
-        <w:pStyle w:val="default1"/>
-      </w:pPr>
-      <w:r>
-        <w:lastRenderedPageBreak/>
-        <w:t>открытой архитектуры, позволяющей гибко встраивать систему в существующую ИТ-инфраструктуру предприятия и адаптировать под изменяющиеся нормативные требования.</w:t>
-      </w:r>
-    </w:p>
-    <w:p>
-      <w:pPr>
-        <w:pStyle w:val="default1"/>
-      </w:pPr>
-      <w:r>
-        <w:t>Коммерческие продукты (Wialon, Navixy, Fort Monitor) решают многие задачи, но их закрытость, высокая стоимость и использование традиционных дисковых индексов для геозон не позволяют добиться стабильно низких задержек при интенсивных нагрузках. Открытый Traccar, в свою очередь, не предоставляет готовых механизмов взаимодействия с ЭРА-ГЛОНАСС и не рассчитан на потоковую обработку десятков тысяч сообщений в секунду.</w:t>
-      </w:r>
-    </w:p>
-    <w:p>
-      <w:pPr>
-        <w:pStyle w:val="default1"/>
-      </w:pPr>
-      <w:r>
-        <w:t>Таким образом, разработка собственной системы позиционного отслеживания с заявленными характеристиками является обоснованной. Предлагаемое решение позволит транспортным предприятиям выполнять законодательные требования, одновременно повышая эффективность управления парком и сокращая совокупную стоимость владения за счёт открытой архитектуры и современных алгоритмов пространственного индексирования.</w:t>
-      </w:r>
-    </w:p>
-    <w:p/>
-    <w:p>
-      <w:pPr>
-        <w:shd w:val="clear" w:color="auto" w:fill="151517"/>
-        <w:spacing w:before="100" w:beforeAutospacing="1" w:after="240" w:line="240" w:lineRule="auto"/>
-        <w:rPr>
-          <w:rFonts w:ascii="Segoe UI" w:eastAsia="Times New Roman" w:hAnsi="Segoe UI" w:cs="Segoe UI"/>
-          <w:color w:val="F9FAFB"/>
-          <w:sz w:val="24"/>
-          <w:szCs w:val="24"/>
-          <w:lang w:eastAsia="ru-RU"/>
-        </w:rPr>
-      </w:pPr>
-      <w:r>
-        <w:rPr>
-          <w:rFonts w:ascii="Segoe UI" w:eastAsia="Times New Roman" w:hAnsi="Segoe UI" w:cs="Segoe UI"/>
-          <w:color w:val="F9FAFB"/>
-          <w:sz w:val="24"/>
-          <w:szCs w:val="24"/>
-          <w:lang w:eastAsia="ru-RU"/>
-        </w:rPr>
-        <w:t>Проведенный анализ подтверждает, что ваш проект имеет ряд весомых конкурентных преимуществ, особенно в области производительности, использования современных технологий (S2) и ориентации на реальное время. Я подготовил детальный анализ ключевых игроков рынка и сводную таблицу, которая наглядно демонстрирует ваши сильные стороны.</w:t>
-      </w:r>
-    </w:p>
-    <w:p>
-      <w:pPr>
-        <w:shd w:val="clear" w:color="auto" w:fill="151517"/>
-        <w:spacing w:before="480" w:after="240" w:line="450" w:lineRule="atLeast"/>
-        <w:outlineLvl w:val="2"/>
-        <w:rPr>
-          <w:rFonts w:ascii="Segoe UI" w:eastAsia="Times New Roman" w:hAnsi="Segoe UI" w:cs="Segoe UI"/>
-          <w:b/>
-          <w:bCs/>
-          <w:color w:val="F9FAFB"/>
-          <w:sz w:val="30"/>
-          <w:szCs w:val="30"/>
-          <w:lang w:eastAsia="ru-RU"/>
-        </w:rPr>
-      </w:pPr>
-      <w:r>
-        <w:rPr>
-          <w:rFonts w:ascii="Segoe UI" w:eastAsia="Times New Roman" w:hAnsi="Segoe UI" w:cs="Segoe UI"/>
-          <w:b/>
-          <w:bCs/>
-          <w:color w:val="F9FAFB"/>
-          <w:sz w:val="30"/>
-          <w:szCs w:val="30"/>
-          <w:lang w:eastAsia="ru-RU"/>
-        </w:rPr>
-        <w:t>Сводная таблица сравнения систем</w:t>
-      </w:r>
-    </w:p>
-    <w:tbl>
-      <w:tblPr>
-        <w:tblW w:w="0" w:type="auto"/>
-        <w:tblBorders>
-          <w:top w:val="single" w:sz="4" w:space="0" w:color="auto"/>
-          <w:left w:val="single" w:sz="4" w:space="0" w:color="auto"/>
-          <w:bottom w:val="single" w:sz="4" w:space="0" w:color="auto"/>
-          <w:right w:val="single" w:sz="4" w:space="0" w:color="auto"/>
-          <w:insideH w:val="single" w:sz="4" w:space="0" w:color="auto"/>
-          <w:insideV w:val="single" w:sz="4" w:space="0" w:color="auto"/>
-        </w:tblBorders>
-        <w:tblCellMar>
-          <w:top w:w="15" w:type="dxa"/>
-          <w:left w:w="15" w:type="dxa"/>
-          <w:bottom w:w="15" w:type="dxa"/>
-          <w:right w:w="15" w:type="dxa"/>
-        </w:tblCellMar>
-        <w:tblLook w:val="04A0" w:firstRow="1" w:lastRow="0" w:firstColumn="1" w:lastColumn="0" w:noHBand="0" w:noVBand="1"/>
-      </w:tblPr>
-      <w:tblGrid>
-        <w:gridCol w:w="1517"/>
-        <w:gridCol w:w="1266"/>
-        <w:gridCol w:w="1479"/>
-        <w:gridCol w:w="1429"/>
-        <w:gridCol w:w="1429"/>
-        <w:gridCol w:w="1207"/>
-        <w:gridCol w:w="1301"/>
-      </w:tblGrid>
-      <w:tr>
-        <w:trPr>
-          <w:tblHeader/>
-        </w:trPr>
-        <w:tc>
-          <w:tcPr>
-            <w:tcW w:w="0" w:type="auto"/>
-            <w:tcMar>
-              <w:top w:w="150" w:type="dxa"/>
-              <w:left w:w="0" w:type="dxa"/>
-              <w:bottom w:w="150" w:type="dxa"/>
-              <w:right w:w="240" w:type="dxa"/>
-            </w:tcMar>
-            <w:vAlign w:val="center"/>
-            <w:hideMark/>
-          </w:tcPr>
-          <w:p>
-            <w:pPr>
-              <w:spacing w:after="0" w:line="375" w:lineRule="atLeast"/>
-              <w:rPr>
-                <w:rFonts w:ascii="Segoe UI" w:eastAsia="Times New Roman" w:hAnsi="Segoe UI" w:cs="Segoe UI"/>
-                <w:sz w:val="23"/>
-                <w:szCs w:val="23"/>
-                <w:lang w:eastAsia="ru-RU"/>
-              </w:rPr>
-            </w:pPr>
-            <w:r>
-              <w:rPr>
-                <w:rFonts w:ascii="Segoe UI" w:eastAsia="Times New Roman" w:hAnsi="Segoe UI" w:cs="Segoe UI"/>
-                <w:sz w:val="23"/>
-                <w:szCs w:val="23"/>
-                <w:lang w:eastAsia="ru-RU"/>
-              </w:rPr>
-              <w:lastRenderedPageBreak/>
-              <w:t>Характеристика</w:t>
-            </w:r>
-          </w:p>
-        </w:tc>
-        <w:tc>
-          <w:tcPr>
-            <w:tcW w:w="0" w:type="auto"/>
-            <w:tcMar>
-              <w:top w:w="150" w:type="dxa"/>
-              <w:left w:w="240" w:type="dxa"/>
-              <w:bottom w:w="150" w:type="dxa"/>
-              <w:right w:w="240" w:type="dxa"/>
-            </w:tcMar>
-            <w:vAlign w:val="center"/>
-            <w:hideMark/>
-          </w:tcPr>
-          <w:p>
-            <w:pPr>
-              <w:spacing w:after="0" w:line="375" w:lineRule="atLeast"/>
-              <w:rPr>
-                <w:rFonts w:ascii="Segoe UI" w:eastAsia="Times New Roman" w:hAnsi="Segoe UI" w:cs="Segoe UI"/>
-                <w:sz w:val="23"/>
-                <w:szCs w:val="23"/>
-                <w:lang w:eastAsia="ru-RU"/>
-              </w:rPr>
-            </w:pPr>
-            <w:r>
-              <w:rPr>
-                <w:rFonts w:ascii="Segoe UI" w:eastAsia="Times New Roman" w:hAnsi="Segoe UI" w:cs="Segoe UI"/>
-                <w:sz w:val="23"/>
-                <w:szCs w:val="23"/>
-                <w:lang w:eastAsia="ru-RU"/>
-              </w:rPr>
-              <w:t>Ваша система (Целевая архитектура)</w:t>
-            </w:r>
-          </w:p>
-        </w:tc>
-        <w:tc>
-          <w:tcPr>
-            <w:tcW w:w="0" w:type="auto"/>
-            <w:tcMar>
-              <w:top w:w="150" w:type="dxa"/>
-              <w:left w:w="240" w:type="dxa"/>
-              <w:bottom w:w="150" w:type="dxa"/>
-              <w:right w:w="240" w:type="dxa"/>
-            </w:tcMar>
-            <w:vAlign w:val="center"/>
-            <w:hideMark/>
-          </w:tcPr>
-          <w:p>
-            <w:pPr>
-              <w:spacing w:after="0" w:line="375" w:lineRule="atLeast"/>
-              <w:rPr>
-                <w:rFonts w:ascii="Segoe UI" w:eastAsia="Times New Roman" w:hAnsi="Segoe UI" w:cs="Segoe UI"/>
-                <w:sz w:val="23"/>
-                <w:szCs w:val="23"/>
-                <w:lang w:eastAsia="ru-RU"/>
-              </w:rPr>
-            </w:pPr>
-            <w:r>
-              <w:rPr>
-                <w:rFonts w:ascii="Segoe UI" w:eastAsia="Times New Roman" w:hAnsi="Segoe UI" w:cs="Segoe UI"/>
-                <w:sz w:val="23"/>
-                <w:szCs w:val="23"/>
-                <w:lang w:eastAsia="ru-RU"/>
-              </w:rPr>
-              <w:t>Traccar</w:t>
-            </w:r>
-          </w:p>
-        </w:tc>
-        <w:tc>
-          <w:tcPr>
-            <w:tcW w:w="0" w:type="auto"/>
-            <w:tcMar>
-              <w:top w:w="150" w:type="dxa"/>
-              <w:left w:w="240" w:type="dxa"/>
-              <w:bottom w:w="150" w:type="dxa"/>
-              <w:right w:w="240" w:type="dxa"/>
-            </w:tcMar>
-            <w:vAlign w:val="center"/>
-            <w:hideMark/>
-          </w:tcPr>
-          <w:p>
-            <w:pPr>
-              <w:spacing w:after="0" w:line="375" w:lineRule="atLeast"/>
-              <w:rPr>
-                <w:rFonts w:ascii="Segoe UI" w:eastAsia="Times New Roman" w:hAnsi="Segoe UI" w:cs="Segoe UI"/>
-                <w:sz w:val="23"/>
-                <w:szCs w:val="23"/>
-                <w:lang w:eastAsia="ru-RU"/>
-              </w:rPr>
-            </w:pPr>
-            <w:r>
-              <w:rPr>
-                <w:rFonts w:ascii="Segoe UI" w:eastAsia="Times New Roman" w:hAnsi="Segoe UI" w:cs="Segoe UI"/>
-                <w:sz w:val="23"/>
-                <w:szCs w:val="23"/>
-                <w:lang w:eastAsia="ru-RU"/>
-              </w:rPr>
-              <w:t>Wialon</w:t>
-            </w:r>
-          </w:p>
-        </w:tc>
-        <w:tc>
-          <w:tcPr>
-            <w:tcW w:w="0" w:type="auto"/>
-            <w:tcMar>
-              <w:top w:w="150" w:type="dxa"/>
-              <w:left w:w="240" w:type="dxa"/>
-              <w:bottom w:w="150" w:type="dxa"/>
-              <w:right w:w="240" w:type="dxa"/>
-            </w:tcMar>
-            <w:vAlign w:val="center"/>
-            <w:hideMark/>
-          </w:tcPr>
-          <w:p>
-            <w:pPr>
-              <w:spacing w:after="0" w:line="375" w:lineRule="atLeast"/>
-              <w:rPr>
-                <w:rFonts w:ascii="Segoe UI" w:eastAsia="Times New Roman" w:hAnsi="Segoe UI" w:cs="Segoe UI"/>
-                <w:sz w:val="23"/>
-                <w:szCs w:val="23"/>
-                <w:lang w:eastAsia="ru-RU"/>
-              </w:rPr>
-            </w:pPr>
-            <w:r>
-              <w:rPr>
-                <w:rFonts w:ascii="Segoe UI" w:eastAsia="Times New Roman" w:hAnsi="Segoe UI" w:cs="Segoe UI"/>
-                <w:sz w:val="23"/>
-                <w:szCs w:val="23"/>
-                <w:lang w:eastAsia="ru-RU"/>
-              </w:rPr>
-              <w:t>Navixy</w:t>
-            </w:r>
-          </w:p>
-        </w:tc>
-        <w:tc>
-          <w:tcPr>
-            <w:tcW w:w="0" w:type="auto"/>
-            <w:tcMar>
-              <w:top w:w="150" w:type="dxa"/>
-              <w:left w:w="240" w:type="dxa"/>
-              <w:bottom w:w="150" w:type="dxa"/>
-              <w:right w:w="240" w:type="dxa"/>
-            </w:tcMar>
-            <w:vAlign w:val="center"/>
-            <w:hideMark/>
-          </w:tcPr>
-          <w:p>
-            <w:pPr>
-              <w:spacing w:after="0" w:line="375" w:lineRule="atLeast"/>
-              <w:rPr>
-                <w:rFonts w:ascii="Segoe UI" w:eastAsia="Times New Roman" w:hAnsi="Segoe UI" w:cs="Segoe UI"/>
-                <w:sz w:val="23"/>
-                <w:szCs w:val="23"/>
-                <w:lang w:eastAsia="ru-RU"/>
-              </w:rPr>
-            </w:pPr>
-            <w:r>
-              <w:rPr>
-                <w:rFonts w:ascii="Segoe UI" w:eastAsia="Times New Roman" w:hAnsi="Segoe UI" w:cs="Segoe UI"/>
-                <w:sz w:val="23"/>
-                <w:szCs w:val="23"/>
-                <w:lang w:eastAsia="ru-RU"/>
-              </w:rPr>
-              <w:t>OpenGTS</w:t>
-            </w:r>
-          </w:p>
-        </w:tc>
-        <w:tc>
-          <w:tcPr>
-            <w:tcW w:w="0" w:type="auto"/>
-            <w:tcMar>
-              <w:top w:w="150" w:type="dxa"/>
-              <w:left w:w="240" w:type="dxa"/>
-              <w:bottom w:w="150" w:type="dxa"/>
-              <w:right w:w="240" w:type="dxa"/>
-            </w:tcMar>
-            <w:vAlign w:val="center"/>
-            <w:hideMark/>
-          </w:tcPr>
-          <w:p>
-            <w:pPr>
-              <w:spacing w:after="0" w:line="375" w:lineRule="atLeast"/>
-              <w:rPr>
-                <w:rFonts w:ascii="Segoe UI" w:eastAsia="Times New Roman" w:hAnsi="Segoe UI" w:cs="Segoe UI"/>
-                <w:sz w:val="23"/>
-                <w:szCs w:val="23"/>
-                <w:lang w:val="en-US" w:eastAsia="ru-RU"/>
-              </w:rPr>
-            </w:pPr>
-            <w:hyperlink r:id="rId5" w:tgtFrame="_blank" w:history="1">
-              <w:r>
-                <w:rPr>
-                  <w:rFonts w:ascii="Segoe UI" w:eastAsia="Times New Roman" w:hAnsi="Segoe UI" w:cs="Segoe UI"/>
-                  <w:color w:val="679EFE"/>
-                  <w:sz w:val="23"/>
-                  <w:szCs w:val="23"/>
-                  <w:u w:val="single"/>
-                  <w:bdr w:val="single" w:sz="12" w:space="0" w:color="auto" w:frame="1"/>
-                  <w:lang w:eastAsia="ru-RU"/>
-                </w:rPr>
-                <w:t>GPS-server.net</w:t>
-              </w:r>
-            </w:hyperlink>
-          </w:p>
-        </w:tc>
-      </w:tr>
-      <w:tr>
-        <w:tc>
-          <w:tcPr>
-            <w:tcW w:w="0" w:type="auto"/>
-            <w:tcMar>
-              <w:top w:w="150" w:type="dxa"/>
-              <w:left w:w="0" w:type="dxa"/>
-              <w:bottom w:w="150" w:type="dxa"/>
-              <w:right w:w="240" w:type="dxa"/>
-            </w:tcMar>
-            <w:vAlign w:val="center"/>
-            <w:hideMark/>
-          </w:tcPr>
-          <w:p>
-            <w:pPr>
-              <w:spacing w:after="0" w:line="375" w:lineRule="atLeast"/>
-              <w:rPr>
-                <w:rFonts w:ascii="Segoe UI" w:eastAsia="Times New Roman" w:hAnsi="Segoe UI" w:cs="Segoe UI"/>
-                <w:sz w:val="23"/>
-                <w:szCs w:val="23"/>
-                <w:lang w:eastAsia="ru-RU"/>
-              </w:rPr>
-            </w:pPr>
-            <w:r>
-              <w:rPr>
-                <w:rFonts w:ascii="Segoe UI" w:eastAsia="Times New Roman" w:hAnsi="Segoe UI" w:cs="Segoe UI"/>
-                <w:b/>
-                <w:bCs/>
-                <w:sz w:val="23"/>
-                <w:szCs w:val="23"/>
-                <w:lang w:eastAsia="ru-RU"/>
-              </w:rPr>
-              <w:t>Модель распространения</w:t>
-            </w:r>
-          </w:p>
-        </w:tc>
-        <w:tc>
-          <w:tcPr>
-            <w:tcW w:w="0" w:type="auto"/>
-            <w:tcMar>
-              <w:top w:w="150" w:type="dxa"/>
-              <w:left w:w="240" w:type="dxa"/>
-              <w:bottom w:w="150" w:type="dxa"/>
-              <w:right w:w="240" w:type="dxa"/>
-            </w:tcMar>
-            <w:vAlign w:val="center"/>
-            <w:hideMark/>
-          </w:tcPr>
-          <w:p>
-            <w:pPr>
-              <w:spacing w:after="0" w:line="375" w:lineRule="atLeast"/>
-              <w:rPr>
-                <w:rFonts w:ascii="Segoe UI" w:eastAsia="Times New Roman" w:hAnsi="Segoe UI" w:cs="Segoe UI"/>
-                <w:sz w:val="23"/>
-                <w:szCs w:val="23"/>
-                <w:lang w:eastAsia="ru-RU"/>
-              </w:rPr>
-            </w:pPr>
-            <w:r>
-              <w:rPr>
-                <w:rFonts w:ascii="Segoe UI" w:eastAsia="Times New Roman" w:hAnsi="Segoe UI" w:cs="Segoe UI"/>
-                <w:sz w:val="23"/>
-                <w:szCs w:val="23"/>
-                <w:lang w:eastAsia="ru-RU"/>
-              </w:rPr>
-              <w:t>Открытая / Собственная</w:t>
-            </w:r>
-          </w:p>
-        </w:tc>
-        <w:tc>
-          <w:tcPr>
-            <w:tcW w:w="0" w:type="auto"/>
-            <w:tcMar>
-              <w:top w:w="150" w:type="dxa"/>
-              <w:left w:w="240" w:type="dxa"/>
-              <w:bottom w:w="150" w:type="dxa"/>
-              <w:right w:w="240" w:type="dxa"/>
-            </w:tcMar>
-            <w:vAlign w:val="center"/>
-            <w:hideMark/>
-          </w:tcPr>
-          <w:p>
-            <w:pPr>
-              <w:spacing w:after="0" w:line="375" w:lineRule="atLeast"/>
-              <w:rPr>
-                <w:rFonts w:ascii="Segoe UI" w:eastAsia="Times New Roman" w:hAnsi="Segoe UI" w:cs="Segoe UI"/>
-                <w:sz w:val="23"/>
-                <w:szCs w:val="23"/>
-                <w:lang w:eastAsia="ru-RU"/>
-              </w:rPr>
-            </w:pPr>
-            <w:r>
-              <w:rPr>
-                <w:rFonts w:ascii="Segoe UI" w:eastAsia="Times New Roman" w:hAnsi="Segoe UI" w:cs="Segoe UI"/>
-                <w:b/>
-                <w:bCs/>
-                <w:sz w:val="23"/>
-                <w:szCs w:val="23"/>
-                <w:lang w:eastAsia="ru-RU"/>
-              </w:rPr>
-              <w:t>Открытая (Apache 2.0)</w:t>
-            </w:r>
-          </w:p>
-        </w:tc>
-        <w:tc>
-          <w:tcPr>
-            <w:tcW w:w="0" w:type="auto"/>
-            <w:tcMar>
-              <w:top w:w="150" w:type="dxa"/>
-              <w:left w:w="240" w:type="dxa"/>
-              <w:bottom w:w="150" w:type="dxa"/>
-              <w:right w:w="240" w:type="dxa"/>
-            </w:tcMar>
-            <w:vAlign w:val="center"/>
-            <w:hideMark/>
-          </w:tcPr>
-          <w:p>
-            <w:pPr>
-              <w:spacing w:after="0" w:line="375" w:lineRule="atLeast"/>
-              <w:rPr>
-                <w:rFonts w:ascii="Segoe UI" w:eastAsia="Times New Roman" w:hAnsi="Segoe UI" w:cs="Segoe UI"/>
-                <w:sz w:val="23"/>
-                <w:szCs w:val="23"/>
-                <w:lang w:eastAsia="ru-RU"/>
-              </w:rPr>
-            </w:pPr>
-            <w:r>
-              <w:rPr>
-                <w:rFonts w:ascii="Segoe UI" w:eastAsia="Times New Roman" w:hAnsi="Segoe UI" w:cs="Segoe UI"/>
-                <w:b/>
-                <w:bCs/>
-                <w:sz w:val="23"/>
-                <w:szCs w:val="23"/>
-                <w:lang w:eastAsia="ru-RU"/>
-              </w:rPr>
-              <w:t>Проприетарная (SaaS/On-prem)</w:t>
-            </w:r>
-          </w:p>
-        </w:tc>
-        <w:tc>
-          <w:tcPr>
-            <w:tcW w:w="0" w:type="auto"/>
-            <w:tcMar>
-              <w:top w:w="150" w:type="dxa"/>
-              <w:left w:w="240" w:type="dxa"/>
-              <w:bottom w:w="150" w:type="dxa"/>
-              <w:right w:w="240" w:type="dxa"/>
-            </w:tcMar>
-            <w:vAlign w:val="center"/>
-            <w:hideMark/>
-          </w:tcPr>
-          <w:p>
-            <w:pPr>
-              <w:spacing w:after="0" w:line="375" w:lineRule="atLeast"/>
-              <w:rPr>
-                <w:rFonts w:ascii="Segoe UI" w:eastAsia="Times New Roman" w:hAnsi="Segoe UI" w:cs="Segoe UI"/>
-                <w:sz w:val="23"/>
-                <w:szCs w:val="23"/>
-                <w:lang w:eastAsia="ru-RU"/>
-              </w:rPr>
-            </w:pPr>
-            <w:r>
-              <w:rPr>
-                <w:rFonts w:ascii="Segoe UI" w:eastAsia="Times New Roman" w:hAnsi="Segoe UI" w:cs="Segoe UI"/>
-                <w:b/>
-                <w:bCs/>
-                <w:sz w:val="23"/>
-                <w:szCs w:val="23"/>
-                <w:lang w:eastAsia="ru-RU"/>
-              </w:rPr>
-              <w:t>Проприетарная (SaaS/On-prem)</w:t>
-            </w:r>
-          </w:p>
-        </w:tc>
-        <w:tc>
-          <w:tcPr>
-            <w:tcW w:w="0" w:type="auto"/>
-            <w:tcMar>
-              <w:top w:w="150" w:type="dxa"/>
-              <w:left w:w="240" w:type="dxa"/>
-              <w:bottom w:w="150" w:type="dxa"/>
-              <w:right w:w="240" w:type="dxa"/>
-            </w:tcMar>
-            <w:vAlign w:val="center"/>
-            <w:hideMark/>
-          </w:tcPr>
-          <w:p>
-            <w:pPr>
-              <w:spacing w:after="0" w:line="375" w:lineRule="atLeast"/>
-              <w:rPr>
-                <w:rFonts w:ascii="Segoe UI" w:eastAsia="Times New Roman" w:hAnsi="Segoe UI" w:cs="Segoe UI"/>
-                <w:sz w:val="23"/>
-                <w:szCs w:val="23"/>
-                <w:lang w:eastAsia="ru-RU"/>
-              </w:rPr>
-            </w:pPr>
-            <w:r>
-              <w:rPr>
-                <w:rFonts w:ascii="Segoe UI" w:eastAsia="Times New Roman" w:hAnsi="Segoe UI" w:cs="Segoe UI"/>
-                <w:b/>
-                <w:bCs/>
-                <w:sz w:val="23"/>
-                <w:szCs w:val="23"/>
-                <w:lang w:eastAsia="ru-RU"/>
-              </w:rPr>
-              <w:t>Открытая</w:t>
-            </w:r>
-            <w:r>
-              <w:rPr>
-                <w:rFonts w:ascii="Segoe UI" w:eastAsia="Times New Roman" w:hAnsi="Segoe UI" w:cs="Segoe UI"/>
-                <w:sz w:val="23"/>
-                <w:szCs w:val="23"/>
-                <w:lang w:eastAsia="ru-RU"/>
-              </w:rPr>
-              <w:t> </w:t>
-            </w:r>
-          </w:p>
-        </w:tc>
-        <w:tc>
-          <w:tcPr>
-            <w:tcW w:w="0" w:type="auto"/>
-            <w:tcMar>
-              <w:top w:w="150" w:type="dxa"/>
-              <w:left w:w="240" w:type="dxa"/>
-              <w:bottom w:w="150" w:type="dxa"/>
-              <w:right w:w="0" w:type="dxa"/>
-            </w:tcMar>
-            <w:vAlign w:val="center"/>
-            <w:hideMark/>
-          </w:tcPr>
-          <w:p>
-            <w:pPr>
-              <w:spacing w:after="0" w:line="375" w:lineRule="atLeast"/>
-              <w:rPr>
-                <w:rFonts w:ascii="Segoe UI" w:eastAsia="Times New Roman" w:hAnsi="Segoe UI" w:cs="Segoe UI"/>
-                <w:sz w:val="23"/>
-                <w:szCs w:val="23"/>
-                <w:lang w:eastAsia="ru-RU"/>
-              </w:rPr>
-            </w:pPr>
-            <w:r>
-              <w:rPr>
-                <w:rFonts w:ascii="Segoe UI" w:eastAsia="Times New Roman" w:hAnsi="Segoe UI" w:cs="Segoe UI"/>
-                <w:b/>
-                <w:bCs/>
-                <w:sz w:val="23"/>
-                <w:szCs w:val="23"/>
-                <w:lang w:eastAsia="ru-RU"/>
-              </w:rPr>
-              <w:t>Проприетарная (SaaS/On-prem)</w:t>
-            </w:r>
-          </w:p>
-        </w:tc>
-      </w:tr>
-      <w:tr>
-        <w:tc>
-          <w:tcPr>
-            <w:tcW w:w="0" w:type="auto"/>
-            <w:tcMar>
-              <w:top w:w="150" w:type="dxa"/>
-              <w:left w:w="0" w:type="dxa"/>
-              <w:bottom w:w="150" w:type="dxa"/>
-              <w:right w:w="240" w:type="dxa"/>
-            </w:tcMar>
-            <w:vAlign w:val="center"/>
-            <w:hideMark/>
-          </w:tcPr>
-          <w:p>
-            <w:pPr>
-              <w:spacing w:after="0" w:line="375" w:lineRule="atLeast"/>
-              <w:rPr>
-                <w:rFonts w:ascii="Segoe UI" w:eastAsia="Times New Roman" w:hAnsi="Segoe UI" w:cs="Segoe UI"/>
-                <w:sz w:val="23"/>
-                <w:szCs w:val="23"/>
-                <w:lang w:eastAsia="ru-RU"/>
-              </w:rPr>
-            </w:pPr>
-            <w:r>
-              <w:rPr>
-                <w:rFonts w:ascii="Segoe UI" w:eastAsia="Times New Roman" w:hAnsi="Segoe UI" w:cs="Segoe UI"/>
-                <w:b/>
-                <w:bCs/>
-                <w:sz w:val="23"/>
-                <w:szCs w:val="23"/>
-                <w:lang w:eastAsia="ru-RU"/>
-              </w:rPr>
-              <w:t>Протокол EGTS</w:t>
-            </w:r>
-          </w:p>
-        </w:tc>
-        <w:tc>
-          <w:tcPr>
-            <w:tcW w:w="0" w:type="auto"/>
-            <w:tcMar>
-              <w:top w:w="150" w:type="dxa"/>
-              <w:left w:w="240" w:type="dxa"/>
-              <w:bottom w:w="150" w:type="dxa"/>
-              <w:right w:w="240" w:type="dxa"/>
-            </w:tcMar>
-            <w:vAlign w:val="center"/>
-            <w:hideMark/>
-          </w:tcPr>
-          <w:p>
-            <w:pPr>
-              <w:spacing w:after="0" w:line="375" w:lineRule="atLeast"/>
-              <w:rPr>
-                <w:rFonts w:ascii="Segoe UI" w:eastAsia="Times New Roman" w:hAnsi="Segoe UI" w:cs="Segoe UI"/>
-                <w:sz w:val="23"/>
-                <w:szCs w:val="23"/>
-                <w:lang w:eastAsia="ru-RU"/>
-              </w:rPr>
-            </w:pPr>
-            <w:r>
-              <w:rPr>
-                <w:rFonts w:ascii="Segoe UI" w:eastAsia="Times New Roman" w:hAnsi="Segoe UI" w:cs="Segoe UI"/>
-                <w:b/>
-                <w:bCs/>
-                <w:sz w:val="23"/>
-                <w:szCs w:val="23"/>
-                <w:lang w:eastAsia="ru-RU"/>
-              </w:rPr>
-              <w:t>Нативная поддержка</w:t>
-            </w:r>
-          </w:p>
-        </w:tc>
-        <w:tc>
-          <w:tcPr>
-            <w:tcW w:w="0" w:type="auto"/>
-            <w:tcMar>
-              <w:top w:w="150" w:type="dxa"/>
-              <w:left w:w="240" w:type="dxa"/>
-              <w:bottom w:w="150" w:type="dxa"/>
-              <w:right w:w="240" w:type="dxa"/>
-            </w:tcMar>
-            <w:vAlign w:val="center"/>
-            <w:hideMark/>
-          </w:tcPr>
-          <w:p>
-            <w:pPr>
-              <w:spacing w:after="0" w:line="375" w:lineRule="atLeast"/>
-              <w:rPr>
-                <w:rFonts w:ascii="Segoe UI" w:eastAsia="Times New Roman" w:hAnsi="Segoe UI" w:cs="Segoe UI"/>
-                <w:sz w:val="23"/>
-                <w:szCs w:val="23"/>
-                <w:lang w:eastAsia="ru-RU"/>
-              </w:rPr>
-            </w:pPr>
-            <w:r>
-              <w:rPr>
-                <w:rFonts w:ascii="Segoe UI" w:eastAsia="Times New Roman" w:hAnsi="Segoe UI" w:cs="Segoe UI"/>
-                <w:sz w:val="23"/>
-                <w:szCs w:val="23"/>
-                <w:lang w:eastAsia="ru-RU"/>
-              </w:rPr>
-              <w:t>Не заявлена</w:t>
-            </w:r>
-          </w:p>
-        </w:tc>
-        <w:tc>
-          <w:tcPr>
-            <w:tcW w:w="0" w:type="auto"/>
-            <w:tcMar>
-              <w:top w:w="150" w:type="dxa"/>
-              <w:left w:w="240" w:type="dxa"/>
-              <w:bottom w:w="150" w:type="dxa"/>
-              <w:right w:w="240" w:type="dxa"/>
-            </w:tcMar>
-            <w:vAlign w:val="center"/>
-            <w:hideMark/>
-          </w:tcPr>
-          <w:p>
-            <w:pPr>
-              <w:spacing w:after="0" w:line="375" w:lineRule="atLeast"/>
-              <w:rPr>
-                <w:rFonts w:ascii="Segoe UI" w:eastAsia="Times New Roman" w:hAnsi="Segoe UI" w:cs="Segoe UI"/>
-                <w:sz w:val="23"/>
-                <w:szCs w:val="23"/>
-                <w:lang w:eastAsia="ru-RU"/>
-              </w:rPr>
-            </w:pPr>
-            <w:r>
-              <w:rPr>
-                <w:rFonts w:ascii="Segoe UI" w:eastAsia="Times New Roman" w:hAnsi="Segoe UI" w:cs="Segoe UI"/>
-                <w:sz w:val="23"/>
-                <w:szCs w:val="23"/>
-                <w:lang w:eastAsia="ru-RU"/>
-              </w:rPr>
-              <w:t>Есть (через ретрансляцию)</w:t>
-            </w:r>
-          </w:p>
-        </w:tc>
-        <w:tc>
-          <w:tcPr>
-            <w:tcW w:w="0" w:type="auto"/>
-            <w:tcMar>
-              <w:top w:w="150" w:type="dxa"/>
-              <w:left w:w="240" w:type="dxa"/>
-              <w:bottom w:w="150" w:type="dxa"/>
-              <w:right w:w="240" w:type="dxa"/>
-            </w:tcMar>
-            <w:vAlign w:val="center"/>
-            <w:hideMark/>
-          </w:tcPr>
-          <w:p>
-            <w:pPr>
-              <w:spacing w:after="0" w:line="375" w:lineRule="atLeast"/>
-              <w:rPr>
-                <w:rFonts w:ascii="Segoe UI" w:eastAsia="Times New Roman" w:hAnsi="Segoe UI" w:cs="Segoe UI"/>
-                <w:sz w:val="23"/>
-                <w:szCs w:val="23"/>
-                <w:lang w:eastAsia="ru-RU"/>
-              </w:rPr>
-            </w:pPr>
-            <w:r>
-              <w:rPr>
-                <w:rFonts w:ascii="Segoe UI" w:eastAsia="Times New Roman" w:hAnsi="Segoe UI" w:cs="Segoe UI"/>
-                <w:sz w:val="23"/>
-                <w:szCs w:val="23"/>
-                <w:lang w:eastAsia="ru-RU"/>
-              </w:rPr>
-              <w:t>Не заявлена</w:t>
-            </w:r>
-          </w:p>
-        </w:tc>
-        <w:tc>
-          <w:tcPr>
-            <w:tcW w:w="0" w:type="auto"/>
-            <w:tcMar>
-              <w:top w:w="150" w:type="dxa"/>
-              <w:left w:w="240" w:type="dxa"/>
-              <w:bottom w:w="150" w:type="dxa"/>
-              <w:right w:w="240" w:type="dxa"/>
-            </w:tcMar>
-            <w:vAlign w:val="center"/>
-            <w:hideMark/>
-          </w:tcPr>
-          <w:p>
-            <w:pPr>
-              <w:spacing w:after="0" w:line="375" w:lineRule="atLeast"/>
-              <w:rPr>
-                <w:rFonts w:ascii="Segoe UI" w:eastAsia="Times New Roman" w:hAnsi="Segoe UI" w:cs="Segoe UI"/>
-                <w:sz w:val="23"/>
-                <w:szCs w:val="23"/>
-                <w:lang w:eastAsia="ru-RU"/>
-              </w:rPr>
-            </w:pPr>
-            <w:r>
-              <w:rPr>
-                <w:rFonts w:ascii="Segoe UI" w:eastAsia="Times New Roman" w:hAnsi="Segoe UI" w:cs="Segoe UI"/>
-                <w:sz w:val="23"/>
-                <w:szCs w:val="23"/>
-                <w:lang w:eastAsia="ru-RU"/>
-              </w:rPr>
-              <w:t>Не заявлена</w:t>
-            </w:r>
-          </w:p>
-        </w:tc>
-        <w:tc>
-          <w:tcPr>
-            <w:tcW w:w="0" w:type="auto"/>
-            <w:tcMar>
-              <w:top w:w="150" w:type="dxa"/>
-              <w:left w:w="240" w:type="dxa"/>
-              <w:bottom w:w="150" w:type="dxa"/>
-              <w:right w:w="0" w:type="dxa"/>
-            </w:tcMar>
-            <w:vAlign w:val="center"/>
-            <w:hideMark/>
-          </w:tcPr>
-          <w:p>
-            <w:pPr>
-              <w:spacing w:after="0" w:line="375" w:lineRule="atLeast"/>
-              <w:rPr>
-                <w:rFonts w:ascii="Segoe UI" w:eastAsia="Times New Roman" w:hAnsi="Segoe UI" w:cs="Segoe UI"/>
-                <w:sz w:val="23"/>
-                <w:szCs w:val="23"/>
-                <w:lang w:eastAsia="ru-RU"/>
-              </w:rPr>
-            </w:pPr>
-            <w:r>
-              <w:rPr>
-                <w:rFonts w:ascii="Segoe UI" w:eastAsia="Times New Roman" w:hAnsi="Segoe UI" w:cs="Segoe UI"/>
-                <w:sz w:val="23"/>
-                <w:szCs w:val="23"/>
-                <w:lang w:eastAsia="ru-RU"/>
-              </w:rPr>
-              <w:t>Не заявлена</w:t>
-            </w:r>
-          </w:p>
-        </w:tc>
-      </w:tr>
-      <w:tr>
-        <w:tc>
-          <w:tcPr>
-            <w:tcW w:w="0" w:type="auto"/>
-            <w:tcMar>
-              <w:top w:w="150" w:type="dxa"/>
-              <w:left w:w="0" w:type="dxa"/>
-              <w:bottom w:w="150" w:type="dxa"/>
-              <w:right w:w="240" w:type="dxa"/>
-            </w:tcMar>
-            <w:vAlign w:val="center"/>
-            <w:hideMark/>
-          </w:tcPr>
-          <w:p>
-            <w:pPr>
-              <w:spacing w:after="0" w:line="375" w:lineRule="atLeast"/>
-              <w:rPr>
-                <w:rFonts w:ascii="Segoe UI" w:eastAsia="Times New Roman" w:hAnsi="Segoe UI" w:cs="Segoe UI"/>
-                <w:sz w:val="23"/>
-                <w:szCs w:val="23"/>
-                <w:lang w:eastAsia="ru-RU"/>
-              </w:rPr>
-            </w:pPr>
-            <w:r>
-              <w:rPr>
-                <w:rFonts w:ascii="Segoe UI" w:eastAsia="Times New Roman" w:hAnsi="Segoe UI" w:cs="Segoe UI"/>
-                <w:b/>
-                <w:bCs/>
-                <w:sz w:val="23"/>
-                <w:szCs w:val="23"/>
-                <w:lang w:eastAsia="ru-RU"/>
-              </w:rPr>
-              <w:t>Производительность геозон</w:t>
-            </w:r>
-          </w:p>
-        </w:tc>
-        <w:tc>
-          <w:tcPr>
-            <w:tcW w:w="0" w:type="auto"/>
-            <w:tcMar>
-              <w:top w:w="150" w:type="dxa"/>
-              <w:left w:w="240" w:type="dxa"/>
-              <w:bottom w:w="150" w:type="dxa"/>
-              <w:right w:w="240" w:type="dxa"/>
-            </w:tcMar>
-            <w:vAlign w:val="center"/>
-            <w:hideMark/>
-          </w:tcPr>
-          <w:p>
-            <w:pPr>
-              <w:spacing w:after="0" w:line="375" w:lineRule="atLeast"/>
-              <w:rPr>
-                <w:rFonts w:ascii="Segoe UI" w:eastAsia="Times New Roman" w:hAnsi="Segoe UI" w:cs="Segoe UI"/>
-                <w:sz w:val="23"/>
-                <w:szCs w:val="23"/>
-                <w:lang w:eastAsia="ru-RU"/>
-              </w:rPr>
-            </w:pPr>
-            <w:r>
-              <w:rPr>
-                <w:rFonts w:ascii="Segoe UI" w:eastAsia="Times New Roman" w:hAnsi="Segoe UI" w:cs="Segoe UI"/>
-                <w:b/>
-                <w:bCs/>
-                <w:sz w:val="23"/>
-                <w:szCs w:val="23"/>
-                <w:lang w:eastAsia="ru-RU"/>
-              </w:rPr>
-              <w:t>Высокая (S2 в памяти)</w:t>
-            </w:r>
-          </w:p>
-        </w:tc>
-        <w:tc>
-          <w:tcPr>
-            <w:tcW w:w="0" w:type="auto"/>
-            <w:tcMar>
-              <w:top w:w="150" w:type="dxa"/>
-              <w:left w:w="240" w:type="dxa"/>
-              <w:bottom w:w="150" w:type="dxa"/>
-              <w:right w:w="240" w:type="dxa"/>
-            </w:tcMar>
-            <w:vAlign w:val="center"/>
-            <w:hideMark/>
-          </w:tcPr>
-          <w:p>
-            <w:pPr>
-              <w:spacing w:after="0" w:line="375" w:lineRule="atLeast"/>
-              <w:rPr>
-                <w:rFonts w:ascii="Segoe UI" w:eastAsia="Times New Roman" w:hAnsi="Segoe UI" w:cs="Segoe UI"/>
-                <w:sz w:val="23"/>
-                <w:szCs w:val="23"/>
-                <w:lang w:eastAsia="ru-RU"/>
-              </w:rPr>
-            </w:pPr>
-            <w:r>
-              <w:rPr>
-                <w:rFonts w:ascii="Segoe UI" w:eastAsia="Times New Roman" w:hAnsi="Segoe UI" w:cs="Segoe UI"/>
-                <w:b/>
-                <w:bCs/>
-                <w:sz w:val="23"/>
-                <w:szCs w:val="23"/>
-                <w:lang w:eastAsia="ru-RU"/>
-              </w:rPr>
-              <w:t>Низкая/Средняя (БД)</w:t>
-            </w:r>
-          </w:p>
-        </w:tc>
-        <w:tc>
-          <w:tcPr>
-            <w:tcW w:w="0" w:type="auto"/>
-            <w:tcMar>
-              <w:top w:w="150" w:type="dxa"/>
-              <w:left w:w="240" w:type="dxa"/>
-              <w:bottom w:w="150" w:type="dxa"/>
-              <w:right w:w="240" w:type="dxa"/>
-            </w:tcMar>
-            <w:vAlign w:val="center"/>
-            <w:hideMark/>
-          </w:tcPr>
-          <w:p>
-            <w:pPr>
-              <w:spacing w:after="0" w:line="375" w:lineRule="atLeast"/>
-              <w:rPr>
-                <w:rFonts w:ascii="Segoe UI" w:eastAsia="Times New Roman" w:hAnsi="Segoe UI" w:cs="Segoe UI"/>
-                <w:sz w:val="23"/>
-                <w:szCs w:val="23"/>
-                <w:lang w:eastAsia="ru-RU"/>
-              </w:rPr>
-            </w:pPr>
-            <w:r>
-              <w:rPr>
-                <w:rFonts w:ascii="Segoe UI" w:eastAsia="Times New Roman" w:hAnsi="Segoe UI" w:cs="Segoe UI"/>
-                <w:sz w:val="23"/>
-                <w:szCs w:val="23"/>
-                <w:lang w:eastAsia="ru-RU"/>
-              </w:rPr>
-              <w:t>Высокая (коммерческое решение)</w:t>
-            </w:r>
-          </w:p>
-        </w:tc>
-        <w:tc>
-          <w:tcPr>
-            <w:tcW w:w="0" w:type="auto"/>
-            <w:tcMar>
-              <w:top w:w="150" w:type="dxa"/>
-              <w:left w:w="240" w:type="dxa"/>
-              <w:bottom w:w="150" w:type="dxa"/>
-              <w:right w:w="240" w:type="dxa"/>
-            </w:tcMar>
-            <w:vAlign w:val="center"/>
-            <w:hideMark/>
-          </w:tcPr>
-          <w:p>
-            <w:pPr>
-              <w:spacing w:after="0" w:line="375" w:lineRule="atLeast"/>
-              <w:rPr>
-                <w:rFonts w:ascii="Segoe UI" w:eastAsia="Times New Roman" w:hAnsi="Segoe UI" w:cs="Segoe UI"/>
-                <w:sz w:val="23"/>
-                <w:szCs w:val="23"/>
-                <w:lang w:eastAsia="ru-RU"/>
-              </w:rPr>
-            </w:pPr>
-            <w:r>
-              <w:rPr>
-                <w:rFonts w:ascii="Segoe UI" w:eastAsia="Times New Roman" w:hAnsi="Segoe UI" w:cs="Segoe UI"/>
-                <w:sz w:val="23"/>
-                <w:szCs w:val="23"/>
-                <w:lang w:eastAsia="ru-RU"/>
-              </w:rPr>
-              <w:t>Высокая (коммерческое решение)</w:t>
-            </w:r>
-          </w:p>
-        </w:tc>
-        <w:tc>
-          <w:tcPr>
-            <w:tcW w:w="0" w:type="auto"/>
-            <w:tcMar>
-              <w:top w:w="150" w:type="dxa"/>
-              <w:left w:w="240" w:type="dxa"/>
-              <w:bottom w:w="150" w:type="dxa"/>
-              <w:right w:w="240" w:type="dxa"/>
-            </w:tcMar>
-            <w:vAlign w:val="center"/>
-            <w:hideMark/>
-          </w:tcPr>
-          <w:p>
-            <w:pPr>
-              <w:spacing w:after="0" w:line="375" w:lineRule="atLeast"/>
-              <w:rPr>
-                <w:rFonts w:ascii="Segoe UI" w:eastAsia="Times New Roman" w:hAnsi="Segoe UI" w:cs="Segoe UI"/>
-                <w:sz w:val="23"/>
-                <w:szCs w:val="23"/>
-                <w:lang w:eastAsia="ru-RU"/>
-              </w:rPr>
-            </w:pPr>
-            <w:r>
-              <w:rPr>
-                <w:rFonts w:ascii="Segoe UI" w:eastAsia="Times New Roman" w:hAnsi="Segoe UI" w:cs="Segoe UI"/>
-                <w:sz w:val="23"/>
-                <w:szCs w:val="23"/>
-                <w:lang w:eastAsia="ru-RU"/>
-              </w:rPr>
-              <w:t>Низкая (устаревшая)</w:t>
-            </w:r>
-          </w:p>
-        </w:tc>
-        <w:tc>
-          <w:tcPr>
-            <w:tcW w:w="0" w:type="auto"/>
-            <w:tcMar>
-              <w:top w:w="150" w:type="dxa"/>
-              <w:left w:w="240" w:type="dxa"/>
-              <w:bottom w:w="150" w:type="dxa"/>
-              <w:right w:w="0" w:type="dxa"/>
-            </w:tcMar>
-            <w:vAlign w:val="center"/>
-            <w:hideMark/>
-          </w:tcPr>
-          <w:p>
-            <w:pPr>
-              <w:spacing w:after="0" w:line="375" w:lineRule="atLeast"/>
-              <w:rPr>
-                <w:rFonts w:ascii="Segoe UI" w:eastAsia="Times New Roman" w:hAnsi="Segoe UI" w:cs="Segoe UI"/>
-                <w:sz w:val="23"/>
-                <w:szCs w:val="23"/>
-                <w:lang w:eastAsia="ru-RU"/>
-              </w:rPr>
-            </w:pPr>
-            <w:r>
-              <w:rPr>
-                <w:rFonts w:ascii="Segoe UI" w:eastAsia="Times New Roman" w:hAnsi="Segoe UI" w:cs="Segoe UI"/>
                 <w:sz w:val="23"/>
                 <w:szCs w:val="23"/>
                 <w:lang w:eastAsia="ru-RU"/>
@@ -6403,6 +5654,7 @@
         <w:tc>
           <w:tcPr>
             <w:tcW w:w="0" w:type="auto"/>
+            <w:shd w:val="clear" w:color="auto" w:fill="auto"/>
             <w:tcMar>
               <w:top w:w="150" w:type="dxa"/>
               <w:left w:w="0" w:type="dxa"/>
@@ -6410,13 +5662,12 @@
               <w:right w:w="240" w:type="dxa"/>
             </w:tcMar>
             <w:vAlign w:val="center"/>
-            <w:hideMark/>
           </w:tcPr>
           <w:p>
             <w:pPr>
               <w:spacing w:after="0" w:line="375" w:lineRule="atLeast"/>
               <w:rPr>
-                <w:rFonts w:ascii="Segoe UI" w:eastAsia="Times New Roman" w:hAnsi="Segoe UI" w:cs="Segoe UI"/>
+                <w:rFonts w:ascii="Times New Roman" w:eastAsia="Times New Roman" w:hAnsi="Times New Roman" w:cs="Times New Roman"/>
                 <w:sz w:val="23"/>
                 <w:szCs w:val="23"/>
                 <w:lang w:eastAsia="ru-RU"/>
@@ -6424,20 +5675,19 @@
             </w:pPr>
             <w:r>
               <w:rPr>
-                <w:rFonts w:ascii="Segoe UI" w:eastAsia="Times New Roman" w:hAnsi="Segoe UI" w:cs="Segoe UI"/>
-                <w:b/>
-                <w:bCs/>
-                <w:sz w:val="23"/>
-                <w:szCs w:val="23"/>
-                <w:lang w:eastAsia="ru-RU"/>
-              </w:rPr>
-              <w:t>Временно-пространственный поиск</w:t>
+                <w:rFonts w:ascii="Times New Roman" w:eastAsia="Times New Roman" w:hAnsi="Times New Roman" w:cs="Times New Roman"/>
+                <w:sz w:val="23"/>
+                <w:szCs w:val="23"/>
+                <w:lang w:eastAsia="ru-RU"/>
+              </w:rPr>
+              <w:t>Доступность в РФ</w:t>
             </w:r>
           </w:p>
         </w:tc>
         <w:tc>
           <w:tcPr>
             <w:tcW w:w="0" w:type="auto"/>
+            <w:shd w:val="clear" w:color="auto" w:fill="auto"/>
             <w:tcMar>
               <w:top w:w="150" w:type="dxa"/>
               <w:left w:w="240" w:type="dxa"/>
@@ -6445,13 +5695,13 @@
               <w:right w:w="240" w:type="dxa"/>
             </w:tcMar>
             <w:vAlign w:val="center"/>
-            <w:hideMark/>
           </w:tcPr>
           <w:p>
             <w:pPr>
               <w:spacing w:after="0" w:line="375" w:lineRule="atLeast"/>
-              <w:rPr>
-                <w:rFonts w:ascii="Segoe UI" w:eastAsia="Times New Roman" w:hAnsi="Segoe UI" w:cs="Segoe UI"/>
+              <w:ind w:left="-198"/>
+              <w:rPr>
+                <w:rFonts w:ascii="Times New Roman" w:eastAsia="Times New Roman" w:hAnsi="Times New Roman" w:cs="Times New Roman"/>
                 <w:sz w:val="23"/>
                 <w:szCs w:val="23"/>
                 <w:lang w:eastAsia="ru-RU"/>
@@ -6459,20 +5709,19 @@
             </w:pPr>
             <w:r>
               <w:rPr>
-                <w:rFonts w:ascii="Segoe UI" w:eastAsia="Times New Roman" w:hAnsi="Segoe UI" w:cs="Segoe UI"/>
-                <w:b/>
-                <w:bCs/>
-                <w:sz w:val="23"/>
-                <w:szCs w:val="23"/>
-                <w:lang w:eastAsia="ru-RU"/>
-              </w:rPr>
-              <w:t>Высокая (Прямая поддержка)</w:t>
+                <w:rFonts w:ascii="Times New Roman" w:eastAsia="Times New Roman" w:hAnsi="Times New Roman" w:cs="Times New Roman"/>
+                <w:sz w:val="23"/>
+                <w:szCs w:val="23"/>
+                <w:lang w:eastAsia="ru-RU"/>
+              </w:rPr>
+              <w:t>-</w:t>
             </w:r>
           </w:p>
         </w:tc>
         <w:tc>
           <w:tcPr>
             <w:tcW w:w="0" w:type="auto"/>
+            <w:shd w:val="clear" w:color="auto" w:fill="auto"/>
             <w:tcMar>
               <w:top w:w="150" w:type="dxa"/>
               <w:left w:w="240" w:type="dxa"/>
@@ -6480,13 +5729,13 @@
               <w:right w:w="240" w:type="dxa"/>
             </w:tcMar>
             <w:vAlign w:val="center"/>
-            <w:hideMark/>
           </w:tcPr>
           <w:p>
             <w:pPr>
               <w:spacing w:after="0" w:line="375" w:lineRule="atLeast"/>
-              <w:rPr>
-                <w:rFonts w:ascii="Segoe UI" w:eastAsia="Times New Roman" w:hAnsi="Segoe UI" w:cs="Segoe UI"/>
+              <w:ind w:left="-252" w:right="-229"/>
+              <w:rPr>
+                <w:rFonts w:ascii="Times New Roman" w:eastAsia="Times New Roman" w:hAnsi="Times New Roman" w:cs="Times New Roman"/>
                 <w:sz w:val="23"/>
                 <w:szCs w:val="23"/>
                 <w:lang w:eastAsia="ru-RU"/>
@@ -6494,18 +5743,19 @@
             </w:pPr>
             <w:r>
               <w:rPr>
-                <w:rFonts w:ascii="Segoe UI" w:eastAsia="Times New Roman" w:hAnsi="Segoe UI" w:cs="Segoe UI"/>
-                <w:sz w:val="23"/>
-                <w:szCs w:val="23"/>
-                <w:lang w:eastAsia="ru-RU"/>
-              </w:rPr>
-              <w:t>Ограничена (БД)</w:t>
+                <w:rFonts w:ascii="Times New Roman" w:eastAsia="Times New Roman" w:hAnsi="Times New Roman" w:cs="Times New Roman"/>
+                <w:sz w:val="23"/>
+                <w:szCs w:val="23"/>
+                <w:lang w:eastAsia="ru-RU"/>
+              </w:rPr>
+              <w:t>Да</w:t>
             </w:r>
           </w:p>
         </w:tc>
         <w:tc>
           <w:tcPr>
             <w:tcW w:w="0" w:type="auto"/>
+            <w:shd w:val="clear" w:color="auto" w:fill="auto"/>
             <w:tcMar>
               <w:top w:w="150" w:type="dxa"/>
               <w:left w:w="240" w:type="dxa"/>
@@ -6513,13 +5763,13 @@
               <w:right w:w="240" w:type="dxa"/>
             </w:tcMar>
             <w:vAlign w:val="center"/>
-            <w:hideMark/>
           </w:tcPr>
           <w:p>
             <w:pPr>
               <w:spacing w:after="0" w:line="375" w:lineRule="atLeast"/>
-              <w:rPr>
-                <w:rFonts w:ascii="Segoe UI" w:eastAsia="Times New Roman" w:hAnsi="Segoe UI" w:cs="Segoe UI"/>
+              <w:ind w:left="-205" w:right="-252"/>
+              <w:rPr>
+                <w:rFonts w:ascii="Times New Roman" w:eastAsia="Times New Roman" w:hAnsi="Times New Roman" w:cs="Times New Roman"/>
                 <w:sz w:val="23"/>
                 <w:szCs w:val="23"/>
                 <w:lang w:eastAsia="ru-RU"/>
@@ -6527,18 +5777,19 @@
             </w:pPr>
             <w:r>
               <w:rPr>
-                <w:rFonts w:ascii="Segoe UI" w:eastAsia="Times New Roman" w:hAnsi="Segoe UI" w:cs="Segoe UI"/>
-                <w:sz w:val="23"/>
-                <w:szCs w:val="23"/>
-                <w:lang w:eastAsia="ru-RU"/>
-              </w:rPr>
-              <w:t>Есть (как часть функционала)</w:t>
+                <w:rFonts w:ascii="Times New Roman" w:eastAsia="Times New Roman" w:hAnsi="Times New Roman" w:cs="Times New Roman"/>
+                <w:sz w:val="23"/>
+                <w:szCs w:val="23"/>
+                <w:lang w:eastAsia="ru-RU"/>
+              </w:rPr>
+              <w:t>Нет</w:t>
             </w:r>
           </w:p>
         </w:tc>
         <w:tc>
           <w:tcPr>
-            <w:tcW w:w="0" w:type="auto"/>
+            <w:tcW w:w="1648" w:type="dxa"/>
+            <w:shd w:val="clear" w:color="auto" w:fill="auto"/>
             <w:tcMar>
               <w:top w:w="150" w:type="dxa"/>
               <w:left w:w="240" w:type="dxa"/>
@@ -6546,13 +5797,13 @@
               <w:right w:w="240" w:type="dxa"/>
             </w:tcMar>
             <w:vAlign w:val="center"/>
-            <w:hideMark/>
           </w:tcPr>
           <w:p>
             <w:pPr>
               <w:spacing w:after="0" w:line="375" w:lineRule="atLeast"/>
-              <w:rPr>
-                <w:rFonts w:ascii="Segoe UI" w:eastAsia="Times New Roman" w:hAnsi="Segoe UI" w:cs="Segoe UI"/>
+              <w:ind w:left="-167" w:right="-181"/>
+              <w:rPr>
+                <w:rFonts w:ascii="Times New Roman" w:eastAsia="Times New Roman" w:hAnsi="Times New Roman" w:cs="Times New Roman"/>
                 <w:sz w:val="23"/>
                 <w:szCs w:val="23"/>
                 <w:lang w:eastAsia="ru-RU"/>
@@ -6560,18 +5811,19 @@
             </w:pPr>
             <w:r>
               <w:rPr>
-                <w:rFonts w:ascii="Segoe UI" w:eastAsia="Times New Roman" w:hAnsi="Segoe UI" w:cs="Segoe UI"/>
-                <w:sz w:val="23"/>
-                <w:szCs w:val="23"/>
-                <w:lang w:eastAsia="ru-RU"/>
-              </w:rPr>
-              <w:t>Есть</w:t>
+                <w:rFonts w:ascii="Times New Roman" w:eastAsia="Times New Roman" w:hAnsi="Times New Roman" w:cs="Times New Roman"/>
+                <w:sz w:val="23"/>
+                <w:szCs w:val="23"/>
+                <w:lang w:eastAsia="ru-RU"/>
+              </w:rPr>
+              <w:t>Локализация</w:t>
             </w:r>
           </w:p>
         </w:tc>
         <w:tc>
           <w:tcPr>
             <w:tcW w:w="0" w:type="auto"/>
+            <w:shd w:val="clear" w:color="auto" w:fill="auto"/>
             <w:tcMar>
               <w:top w:w="150" w:type="dxa"/>
               <w:left w:w="240" w:type="dxa"/>
@@ -6579,13 +5831,13 @@
               <w:right w:w="240" w:type="dxa"/>
             </w:tcMar>
             <w:vAlign w:val="center"/>
-            <w:hideMark/>
           </w:tcPr>
           <w:p>
             <w:pPr>
               <w:spacing w:after="0" w:line="375" w:lineRule="atLeast"/>
-              <w:rPr>
-                <w:rFonts w:ascii="Segoe UI" w:eastAsia="Times New Roman" w:hAnsi="Segoe UI" w:cs="Segoe UI"/>
+              <w:ind w:left="-157" w:right="-228"/>
+              <w:rPr>
+                <w:rFonts w:ascii="Times New Roman" w:eastAsia="Times New Roman" w:hAnsi="Times New Roman" w:cs="Times New Roman"/>
                 <w:sz w:val="23"/>
                 <w:szCs w:val="23"/>
                 <w:lang w:eastAsia="ru-RU"/>
@@ -6593,18 +5845,19 @@
             </w:pPr>
             <w:r>
               <w:rPr>
-                <w:rFonts w:ascii="Segoe UI" w:eastAsia="Times New Roman" w:hAnsi="Segoe UI" w:cs="Segoe UI"/>
-                <w:sz w:val="23"/>
-                <w:szCs w:val="23"/>
-                <w:lang w:eastAsia="ru-RU"/>
-              </w:rPr>
-              <w:t>Ограничена</w:t>
+                <w:rFonts w:ascii="Times New Roman" w:eastAsia="Times New Roman" w:hAnsi="Times New Roman" w:cs="Times New Roman"/>
+                <w:sz w:val="23"/>
+                <w:szCs w:val="23"/>
+                <w:lang w:eastAsia="ru-RU"/>
+              </w:rPr>
+              <w:t>Да</w:t>
             </w:r>
           </w:p>
         </w:tc>
         <w:tc>
           <w:tcPr>
-            <w:tcW w:w="0" w:type="auto"/>
+            <w:tcW w:w="1146" w:type="dxa"/>
+            <w:shd w:val="clear" w:color="auto" w:fill="auto"/>
             <w:tcMar>
               <w:top w:w="150" w:type="dxa"/>
               <w:left w:w="240" w:type="dxa"/>
@@ -6612,13 +5865,13 @@
               <w:right w:w="0" w:type="dxa"/>
             </w:tcMar>
             <w:vAlign w:val="center"/>
-            <w:hideMark/>
           </w:tcPr>
           <w:p>
             <w:pPr>
               <w:spacing w:after="0" w:line="375" w:lineRule="atLeast"/>
-              <w:rPr>
-                <w:rFonts w:ascii="Segoe UI" w:eastAsia="Times New Roman" w:hAnsi="Segoe UI" w:cs="Segoe UI"/>
+              <w:ind w:left="-252"/>
+              <w:rPr>
+                <w:rFonts w:ascii="Times New Roman" w:eastAsia="Times New Roman" w:hAnsi="Times New Roman" w:cs="Times New Roman"/>
                 <w:sz w:val="23"/>
                 <w:szCs w:val="23"/>
                 <w:lang w:eastAsia="ru-RU"/>
@@ -6626,1498 +5879,136 @@
             </w:pPr>
             <w:r>
               <w:rPr>
-                <w:rFonts w:ascii="Segoe UI" w:eastAsia="Times New Roman" w:hAnsi="Segoe UI" w:cs="Segoe UI"/>
-                <w:sz w:val="23"/>
-                <w:szCs w:val="23"/>
-                <w:lang w:eastAsia="ru-RU"/>
-              </w:rPr>
-              <w:t>Есть</w:t>
-            </w:r>
-          </w:p>
-        </w:tc>
-      </w:tr>
-      <w:tr>
-        <w:tc>
-          <w:tcPr>
-            <w:tcW w:w="0" w:type="auto"/>
-            <w:tcMar>
-              <w:top w:w="150" w:type="dxa"/>
-              <w:left w:w="0" w:type="dxa"/>
-              <w:bottom w:w="150" w:type="dxa"/>
-              <w:right w:w="240" w:type="dxa"/>
-            </w:tcMar>
-            <w:vAlign w:val="center"/>
-            <w:hideMark/>
-          </w:tcPr>
-          <w:p>
-            <w:pPr>
-              <w:spacing w:after="0" w:line="375" w:lineRule="atLeast"/>
-              <w:rPr>
-                <w:rFonts w:ascii="Segoe UI" w:eastAsia="Times New Roman" w:hAnsi="Segoe UI" w:cs="Segoe UI"/>
-                <w:sz w:val="23"/>
-                <w:szCs w:val="23"/>
-                <w:lang w:eastAsia="ru-RU"/>
-              </w:rPr>
-            </w:pPr>
-            <w:r>
-              <w:rPr>
-                <w:rFonts w:ascii="Segoe UI" w:eastAsia="Times New Roman" w:hAnsi="Segoe UI" w:cs="Segoe UI"/>
-                <w:b/>
-                <w:bCs/>
-                <w:sz w:val="23"/>
-                <w:szCs w:val="23"/>
-                <w:lang w:eastAsia="ru-RU"/>
-              </w:rPr>
-              <w:t>Ретрансляция EGTS</w:t>
-            </w:r>
-          </w:p>
-        </w:tc>
-        <w:tc>
-          <w:tcPr>
-            <w:tcW w:w="0" w:type="auto"/>
-            <w:tcMar>
-              <w:top w:w="150" w:type="dxa"/>
-              <w:left w:w="240" w:type="dxa"/>
-              <w:bottom w:w="150" w:type="dxa"/>
-              <w:right w:w="240" w:type="dxa"/>
-            </w:tcMar>
-            <w:vAlign w:val="center"/>
-            <w:hideMark/>
-          </w:tcPr>
-          <w:p>
-            <w:pPr>
-              <w:spacing w:after="0" w:line="375" w:lineRule="atLeast"/>
-              <w:rPr>
-                <w:rFonts w:ascii="Segoe UI" w:eastAsia="Times New Roman" w:hAnsi="Segoe UI" w:cs="Segoe UI"/>
-                <w:sz w:val="23"/>
-                <w:szCs w:val="23"/>
-                <w:lang w:eastAsia="ru-RU"/>
-              </w:rPr>
-            </w:pPr>
-            <w:r>
-              <w:rPr>
-                <w:rFonts w:ascii="Segoe UI" w:eastAsia="Times New Roman" w:hAnsi="Segoe UI" w:cs="Segoe UI"/>
-                <w:b/>
-                <w:bCs/>
-                <w:sz w:val="23"/>
-                <w:szCs w:val="23"/>
-                <w:lang w:eastAsia="ru-RU"/>
-              </w:rPr>
-              <w:t>Нативная поддержка</w:t>
-            </w:r>
-          </w:p>
-        </w:tc>
-        <w:tc>
-          <w:tcPr>
-            <w:tcW w:w="0" w:type="auto"/>
-            <w:tcMar>
-              <w:top w:w="150" w:type="dxa"/>
-              <w:left w:w="240" w:type="dxa"/>
-              <w:bottom w:w="150" w:type="dxa"/>
-              <w:right w:w="240" w:type="dxa"/>
-            </w:tcMar>
-            <w:vAlign w:val="center"/>
-            <w:hideMark/>
-          </w:tcPr>
-          <w:p>
-            <w:pPr>
-              <w:spacing w:after="0" w:line="375" w:lineRule="atLeast"/>
-              <w:rPr>
-                <w:rFonts w:ascii="Segoe UI" w:eastAsia="Times New Roman" w:hAnsi="Segoe UI" w:cs="Segoe UI"/>
-                <w:sz w:val="23"/>
-                <w:szCs w:val="23"/>
-                <w:lang w:eastAsia="ru-RU"/>
-              </w:rPr>
-            </w:pPr>
-            <w:r>
-              <w:rPr>
-                <w:rFonts w:ascii="Segoe UI" w:eastAsia="Times New Roman" w:hAnsi="Segoe UI" w:cs="Segoe UI"/>
-                <w:sz w:val="23"/>
-                <w:szCs w:val="23"/>
-                <w:lang w:eastAsia="ru-RU"/>
-              </w:rPr>
-              <w:t>Ограничена</w:t>
-            </w:r>
-          </w:p>
-        </w:tc>
-        <w:tc>
-          <w:tcPr>
-            <w:tcW w:w="0" w:type="auto"/>
-            <w:tcMar>
-              <w:top w:w="150" w:type="dxa"/>
-              <w:left w:w="240" w:type="dxa"/>
-              <w:bottom w:w="150" w:type="dxa"/>
-              <w:right w:w="240" w:type="dxa"/>
-            </w:tcMar>
-            <w:vAlign w:val="center"/>
-            <w:hideMark/>
-          </w:tcPr>
-          <w:p>
-            <w:pPr>
-              <w:spacing w:after="0" w:line="375" w:lineRule="atLeast"/>
-              <w:rPr>
-                <w:rFonts w:ascii="Segoe UI" w:eastAsia="Times New Roman" w:hAnsi="Segoe UI" w:cs="Segoe UI"/>
-                <w:sz w:val="23"/>
-                <w:szCs w:val="23"/>
-                <w:lang w:eastAsia="ru-RU"/>
-              </w:rPr>
-            </w:pPr>
-            <w:r>
-              <w:rPr>
-                <w:rFonts w:ascii="Segoe UI" w:eastAsia="Times New Roman" w:hAnsi="Segoe UI" w:cs="Segoe UI"/>
-                <w:sz w:val="23"/>
-                <w:szCs w:val="23"/>
-                <w:lang w:eastAsia="ru-RU"/>
-              </w:rPr>
-              <w:t>Есть</w:t>
-            </w:r>
-          </w:p>
-        </w:tc>
-        <w:tc>
-          <w:tcPr>
-            <w:tcW w:w="0" w:type="auto"/>
-            <w:tcMar>
-              <w:top w:w="150" w:type="dxa"/>
-              <w:left w:w="240" w:type="dxa"/>
-              <w:bottom w:w="150" w:type="dxa"/>
-              <w:right w:w="240" w:type="dxa"/>
-            </w:tcMar>
-            <w:vAlign w:val="center"/>
-            <w:hideMark/>
-          </w:tcPr>
-          <w:p>
-            <w:pPr>
-              <w:spacing w:after="0" w:line="375" w:lineRule="atLeast"/>
-              <w:rPr>
-                <w:rFonts w:ascii="Segoe UI" w:eastAsia="Times New Roman" w:hAnsi="Segoe UI" w:cs="Segoe UI"/>
-                <w:sz w:val="23"/>
-                <w:szCs w:val="23"/>
-                <w:lang w:eastAsia="ru-RU"/>
-              </w:rPr>
-            </w:pPr>
-            <w:r>
-              <w:rPr>
-                <w:rFonts w:ascii="Segoe UI" w:eastAsia="Times New Roman" w:hAnsi="Segoe UI" w:cs="Segoe UI"/>
-                <w:sz w:val="23"/>
-                <w:szCs w:val="23"/>
-                <w:lang w:eastAsia="ru-RU"/>
-              </w:rPr>
-              <w:t>Ограничена</w:t>
-            </w:r>
-          </w:p>
-        </w:tc>
-        <w:tc>
-          <w:tcPr>
-            <w:tcW w:w="0" w:type="auto"/>
-            <w:tcMar>
-              <w:top w:w="150" w:type="dxa"/>
-              <w:left w:w="240" w:type="dxa"/>
-              <w:bottom w:w="150" w:type="dxa"/>
-              <w:right w:w="240" w:type="dxa"/>
-            </w:tcMar>
-            <w:vAlign w:val="center"/>
-            <w:hideMark/>
-          </w:tcPr>
-          <w:p>
-            <w:pPr>
-              <w:spacing w:after="0" w:line="375" w:lineRule="atLeast"/>
-              <w:rPr>
-                <w:rFonts w:ascii="Segoe UI" w:eastAsia="Times New Roman" w:hAnsi="Segoe UI" w:cs="Segoe UI"/>
-                <w:sz w:val="23"/>
-                <w:szCs w:val="23"/>
-                <w:lang w:eastAsia="ru-RU"/>
-              </w:rPr>
-            </w:pPr>
-            <w:r>
-              <w:rPr>
-                <w:rFonts w:ascii="Segoe UI" w:eastAsia="Times New Roman" w:hAnsi="Segoe UI" w:cs="Segoe UI"/>
-                <w:sz w:val="23"/>
-                <w:szCs w:val="23"/>
-                <w:lang w:eastAsia="ru-RU"/>
-              </w:rPr>
-              <w:t>Ограничена</w:t>
-            </w:r>
-          </w:p>
-        </w:tc>
-        <w:tc>
-          <w:tcPr>
-            <w:tcW w:w="0" w:type="auto"/>
-            <w:tcMar>
-              <w:top w:w="150" w:type="dxa"/>
-              <w:left w:w="240" w:type="dxa"/>
-              <w:bottom w:w="150" w:type="dxa"/>
-              <w:right w:w="0" w:type="dxa"/>
-            </w:tcMar>
-            <w:vAlign w:val="center"/>
-            <w:hideMark/>
-          </w:tcPr>
-          <w:p>
-            <w:pPr>
-              <w:spacing w:after="0" w:line="375" w:lineRule="atLeast"/>
-              <w:rPr>
-                <w:rFonts w:ascii="Segoe UI" w:eastAsia="Times New Roman" w:hAnsi="Segoe UI" w:cs="Segoe UI"/>
-                <w:sz w:val="23"/>
-                <w:szCs w:val="23"/>
-                <w:lang w:eastAsia="ru-RU"/>
-              </w:rPr>
-            </w:pPr>
-            <w:r>
-              <w:rPr>
-                <w:rFonts w:ascii="Segoe UI" w:eastAsia="Times New Roman" w:hAnsi="Segoe UI" w:cs="Segoe UI"/>
-                <w:sz w:val="23"/>
-                <w:szCs w:val="23"/>
-                <w:lang w:eastAsia="ru-RU"/>
-              </w:rPr>
-              <w:t>Не заявлена</w:t>
-            </w:r>
-          </w:p>
-        </w:tc>
-      </w:tr>
-      <w:tr>
-        <w:tc>
-          <w:tcPr>
-            <w:tcW w:w="0" w:type="auto"/>
-            <w:tcMar>
-              <w:top w:w="150" w:type="dxa"/>
-              <w:left w:w="0" w:type="dxa"/>
-              <w:bottom w:w="150" w:type="dxa"/>
-              <w:right w:w="240" w:type="dxa"/>
-            </w:tcMar>
-            <w:vAlign w:val="center"/>
-            <w:hideMark/>
-          </w:tcPr>
-          <w:p>
-            <w:pPr>
-              <w:spacing w:after="0" w:line="375" w:lineRule="atLeast"/>
-              <w:rPr>
-                <w:rFonts w:ascii="Segoe UI" w:eastAsia="Times New Roman" w:hAnsi="Segoe UI" w:cs="Segoe UI"/>
-                <w:sz w:val="23"/>
-                <w:szCs w:val="23"/>
-                <w:lang w:eastAsia="ru-RU"/>
-              </w:rPr>
-            </w:pPr>
-            <w:r>
-              <w:rPr>
-                <w:rFonts w:ascii="Segoe UI" w:eastAsia="Times New Roman" w:hAnsi="Segoe UI" w:cs="Segoe UI"/>
-                <w:b/>
-                <w:bCs/>
-                <w:sz w:val="23"/>
-                <w:szCs w:val="23"/>
-                <w:lang w:eastAsia="ru-RU"/>
-              </w:rPr>
-              <w:lastRenderedPageBreak/>
-              <w:t>Обработка событий в реальном времени</w:t>
-            </w:r>
-          </w:p>
-        </w:tc>
-        <w:tc>
-          <w:tcPr>
-            <w:tcW w:w="0" w:type="auto"/>
-            <w:tcMar>
-              <w:top w:w="150" w:type="dxa"/>
-              <w:left w:w="240" w:type="dxa"/>
-              <w:bottom w:w="150" w:type="dxa"/>
-              <w:right w:w="240" w:type="dxa"/>
-            </w:tcMar>
-            <w:vAlign w:val="center"/>
-            <w:hideMark/>
-          </w:tcPr>
-          <w:p>
-            <w:pPr>
-              <w:spacing w:after="0" w:line="375" w:lineRule="atLeast"/>
-              <w:rPr>
-                <w:rFonts w:ascii="Segoe UI" w:eastAsia="Times New Roman" w:hAnsi="Segoe UI" w:cs="Segoe UI"/>
-                <w:sz w:val="23"/>
-                <w:szCs w:val="23"/>
-                <w:lang w:eastAsia="ru-RU"/>
-              </w:rPr>
-            </w:pPr>
-            <w:r>
-              <w:rPr>
-                <w:rFonts w:ascii="Segoe UI" w:eastAsia="Times New Roman" w:hAnsi="Segoe UI" w:cs="Segoe UI"/>
-                <w:b/>
-                <w:bCs/>
-                <w:sz w:val="23"/>
-                <w:szCs w:val="23"/>
-                <w:lang w:eastAsia="ru-RU"/>
-              </w:rPr>
-              <w:t>Высокая (Целевая архитектура)</w:t>
-            </w:r>
-          </w:p>
-        </w:tc>
-        <w:tc>
-          <w:tcPr>
-            <w:tcW w:w="0" w:type="auto"/>
-            <w:tcMar>
-              <w:top w:w="150" w:type="dxa"/>
-              <w:left w:w="240" w:type="dxa"/>
-              <w:bottom w:w="150" w:type="dxa"/>
-              <w:right w:w="240" w:type="dxa"/>
-            </w:tcMar>
-            <w:vAlign w:val="center"/>
-            <w:hideMark/>
-          </w:tcPr>
-          <w:p>
-            <w:pPr>
-              <w:spacing w:after="0" w:line="375" w:lineRule="atLeast"/>
-              <w:rPr>
-                <w:rFonts w:ascii="Segoe UI" w:eastAsia="Times New Roman" w:hAnsi="Segoe UI" w:cs="Segoe UI"/>
-                <w:sz w:val="23"/>
-                <w:szCs w:val="23"/>
-                <w:lang w:eastAsia="ru-RU"/>
-              </w:rPr>
-            </w:pPr>
-            <w:r>
-              <w:rPr>
-                <w:rFonts w:ascii="Segoe UI" w:eastAsia="Times New Roman" w:hAnsi="Segoe UI" w:cs="Segoe UI"/>
-                <w:sz w:val="23"/>
-                <w:szCs w:val="23"/>
-                <w:lang w:eastAsia="ru-RU"/>
-              </w:rPr>
-              <w:t>Высокая</w:t>
-            </w:r>
-          </w:p>
-        </w:tc>
-        <w:tc>
-          <w:tcPr>
-            <w:tcW w:w="0" w:type="auto"/>
-            <w:tcMar>
-              <w:top w:w="150" w:type="dxa"/>
-              <w:left w:w="240" w:type="dxa"/>
-              <w:bottom w:w="150" w:type="dxa"/>
-              <w:right w:w="240" w:type="dxa"/>
-            </w:tcMar>
-            <w:vAlign w:val="center"/>
-            <w:hideMark/>
-          </w:tcPr>
-          <w:p>
-            <w:pPr>
-              <w:spacing w:after="0" w:line="375" w:lineRule="atLeast"/>
-              <w:rPr>
-                <w:rFonts w:ascii="Segoe UI" w:eastAsia="Times New Roman" w:hAnsi="Segoe UI" w:cs="Segoe UI"/>
-                <w:sz w:val="23"/>
-                <w:szCs w:val="23"/>
-                <w:lang w:eastAsia="ru-RU"/>
-              </w:rPr>
-            </w:pPr>
-            <w:r>
-              <w:rPr>
-                <w:rFonts w:ascii="Segoe UI" w:eastAsia="Times New Roman" w:hAnsi="Segoe UI" w:cs="Segoe UI"/>
-                <w:sz w:val="23"/>
-                <w:szCs w:val="23"/>
-                <w:lang w:eastAsia="ru-RU"/>
-              </w:rPr>
-              <w:t>Высокая</w:t>
-            </w:r>
-          </w:p>
-        </w:tc>
-        <w:tc>
-          <w:tcPr>
-            <w:tcW w:w="0" w:type="auto"/>
-            <w:tcMar>
-              <w:top w:w="150" w:type="dxa"/>
-              <w:left w:w="240" w:type="dxa"/>
-              <w:bottom w:w="150" w:type="dxa"/>
-              <w:right w:w="240" w:type="dxa"/>
-            </w:tcMar>
-            <w:vAlign w:val="center"/>
-            <w:hideMark/>
-          </w:tcPr>
-          <w:p>
-            <w:pPr>
-              <w:spacing w:after="0" w:line="375" w:lineRule="atLeast"/>
-              <w:rPr>
-                <w:rFonts w:ascii="Segoe UI" w:eastAsia="Times New Roman" w:hAnsi="Segoe UI" w:cs="Segoe UI"/>
-                <w:sz w:val="23"/>
-                <w:szCs w:val="23"/>
-                <w:lang w:eastAsia="ru-RU"/>
-              </w:rPr>
-            </w:pPr>
-            <w:r>
-              <w:rPr>
-                <w:rFonts w:ascii="Segoe UI" w:eastAsia="Times New Roman" w:hAnsi="Segoe UI" w:cs="Segoe UI"/>
-                <w:sz w:val="23"/>
-                <w:szCs w:val="23"/>
-                <w:lang w:eastAsia="ru-RU"/>
-              </w:rPr>
-              <w:t>Высокая</w:t>
-            </w:r>
-          </w:p>
-        </w:tc>
-        <w:tc>
-          <w:tcPr>
-            <w:tcW w:w="0" w:type="auto"/>
-            <w:tcMar>
-              <w:top w:w="150" w:type="dxa"/>
-              <w:left w:w="240" w:type="dxa"/>
-              <w:bottom w:w="150" w:type="dxa"/>
-              <w:right w:w="240" w:type="dxa"/>
-            </w:tcMar>
-            <w:vAlign w:val="center"/>
-            <w:hideMark/>
-          </w:tcPr>
-          <w:p>
-            <w:pPr>
-              <w:spacing w:after="0" w:line="375" w:lineRule="atLeast"/>
-              <w:rPr>
-                <w:rFonts w:ascii="Segoe UI" w:eastAsia="Times New Roman" w:hAnsi="Segoe UI" w:cs="Segoe UI"/>
-                <w:sz w:val="23"/>
-                <w:szCs w:val="23"/>
-                <w:lang w:eastAsia="ru-RU"/>
-              </w:rPr>
-            </w:pPr>
-            <w:r>
-              <w:rPr>
-                <w:rFonts w:ascii="Segoe UI" w:eastAsia="Times New Roman" w:hAnsi="Segoe UI" w:cs="Segoe UI"/>
-                <w:sz w:val="23"/>
-                <w:szCs w:val="23"/>
-                <w:lang w:eastAsia="ru-RU"/>
-              </w:rPr>
-              <w:t>Средняя</w:t>
-            </w:r>
-          </w:p>
-        </w:tc>
-        <w:tc>
-          <w:tcPr>
-            <w:tcW w:w="0" w:type="auto"/>
-            <w:tcMar>
-              <w:top w:w="150" w:type="dxa"/>
-              <w:left w:w="240" w:type="dxa"/>
-              <w:bottom w:w="150" w:type="dxa"/>
-              <w:right w:w="0" w:type="dxa"/>
-            </w:tcMar>
-            <w:vAlign w:val="center"/>
-            <w:hideMark/>
-          </w:tcPr>
-          <w:p>
-            <w:pPr>
-              <w:spacing w:after="0" w:line="375" w:lineRule="atLeast"/>
-              <w:rPr>
-                <w:rFonts w:ascii="Segoe UI" w:eastAsia="Times New Roman" w:hAnsi="Segoe UI" w:cs="Segoe UI"/>
-                <w:sz w:val="23"/>
-                <w:szCs w:val="23"/>
-                <w:lang w:eastAsia="ru-RU"/>
-              </w:rPr>
-            </w:pPr>
-            <w:r>
-              <w:rPr>
-                <w:rFonts w:ascii="Segoe UI" w:eastAsia="Times New Roman" w:hAnsi="Segoe UI" w:cs="Segoe UI"/>
-                <w:sz w:val="23"/>
-                <w:szCs w:val="23"/>
-                <w:lang w:eastAsia="ru-RU"/>
-              </w:rPr>
-              <w:t>Средняя</w:t>
-            </w:r>
-          </w:p>
-        </w:tc>
-      </w:tr>
-      <w:tr>
-        <w:tc>
-          <w:tcPr>
-            <w:tcW w:w="0" w:type="auto"/>
-            <w:tcMar>
-              <w:top w:w="150" w:type="dxa"/>
-              <w:left w:w="0" w:type="dxa"/>
-              <w:bottom w:w="150" w:type="dxa"/>
-              <w:right w:w="240" w:type="dxa"/>
-            </w:tcMar>
-            <w:vAlign w:val="center"/>
-            <w:hideMark/>
-          </w:tcPr>
-          <w:p>
-            <w:pPr>
-              <w:spacing w:after="0" w:line="375" w:lineRule="atLeast"/>
-              <w:rPr>
-                <w:rFonts w:ascii="Segoe UI" w:eastAsia="Times New Roman" w:hAnsi="Segoe UI" w:cs="Segoe UI"/>
-                <w:sz w:val="23"/>
-                <w:szCs w:val="23"/>
-                <w:lang w:eastAsia="ru-RU"/>
-              </w:rPr>
-            </w:pPr>
-            <w:r>
-              <w:rPr>
-                <w:rFonts w:ascii="Segoe UI" w:eastAsia="Times New Roman" w:hAnsi="Segoe UI" w:cs="Segoe UI"/>
-                <w:b/>
-                <w:bCs/>
-                <w:sz w:val="23"/>
-                <w:szCs w:val="23"/>
-                <w:lang w:eastAsia="ru-RU"/>
-              </w:rPr>
-              <w:t>Отказоустойчивость</w:t>
-            </w:r>
-          </w:p>
-        </w:tc>
-        <w:tc>
-          <w:tcPr>
-            <w:tcW w:w="0" w:type="auto"/>
-            <w:tcMar>
-              <w:top w:w="150" w:type="dxa"/>
-              <w:left w:w="240" w:type="dxa"/>
-              <w:bottom w:w="150" w:type="dxa"/>
-              <w:right w:w="240" w:type="dxa"/>
-            </w:tcMar>
-            <w:vAlign w:val="center"/>
-            <w:hideMark/>
-          </w:tcPr>
-          <w:p>
-            <w:pPr>
-              <w:spacing w:after="0" w:line="375" w:lineRule="atLeast"/>
-              <w:rPr>
-                <w:rFonts w:ascii="Segoe UI" w:eastAsia="Times New Roman" w:hAnsi="Segoe UI" w:cs="Segoe UI"/>
-                <w:sz w:val="23"/>
-                <w:szCs w:val="23"/>
-                <w:lang w:eastAsia="ru-RU"/>
-              </w:rPr>
-            </w:pPr>
-            <w:r>
-              <w:rPr>
-                <w:rFonts w:ascii="Segoe UI" w:eastAsia="Times New Roman" w:hAnsi="Segoe UI" w:cs="Segoe UI"/>
-                <w:b/>
-                <w:bCs/>
-                <w:sz w:val="23"/>
-                <w:szCs w:val="23"/>
-                <w:lang w:eastAsia="ru-RU"/>
-              </w:rPr>
-              <w:t>Высокая (Целевая архитектура)</w:t>
-            </w:r>
-          </w:p>
-        </w:tc>
-        <w:tc>
-          <w:tcPr>
-            <w:tcW w:w="0" w:type="auto"/>
-            <w:tcMar>
-              <w:top w:w="150" w:type="dxa"/>
-              <w:left w:w="240" w:type="dxa"/>
-              <w:bottom w:w="150" w:type="dxa"/>
-              <w:right w:w="240" w:type="dxa"/>
-            </w:tcMar>
-            <w:vAlign w:val="center"/>
-            <w:hideMark/>
-          </w:tcPr>
-          <w:p>
-            <w:pPr>
-              <w:spacing w:after="0" w:line="375" w:lineRule="atLeast"/>
-              <w:rPr>
-                <w:rFonts w:ascii="Segoe UI" w:eastAsia="Times New Roman" w:hAnsi="Segoe UI" w:cs="Segoe UI"/>
-                <w:sz w:val="23"/>
-                <w:szCs w:val="23"/>
-                <w:lang w:eastAsia="ru-RU"/>
-              </w:rPr>
-            </w:pPr>
-            <w:r>
-              <w:rPr>
-                <w:rFonts w:ascii="Segoe UI" w:eastAsia="Times New Roman" w:hAnsi="Segoe UI" w:cs="Segoe UI"/>
-                <w:b/>
-                <w:bCs/>
-                <w:sz w:val="23"/>
-                <w:szCs w:val="23"/>
-                <w:lang w:eastAsia="ru-RU"/>
-              </w:rPr>
-              <w:t>Средняя (Зависит от БД)</w:t>
-            </w:r>
-          </w:p>
-        </w:tc>
-        <w:tc>
-          <w:tcPr>
-            <w:tcW w:w="0" w:type="auto"/>
-            <w:tcMar>
-              <w:top w:w="150" w:type="dxa"/>
-              <w:left w:w="240" w:type="dxa"/>
-              <w:bottom w:w="150" w:type="dxa"/>
-              <w:right w:w="240" w:type="dxa"/>
-            </w:tcMar>
-            <w:vAlign w:val="center"/>
-            <w:hideMark/>
-          </w:tcPr>
-          <w:p>
-            <w:pPr>
-              <w:spacing w:after="0" w:line="375" w:lineRule="atLeast"/>
-              <w:rPr>
-                <w:rFonts w:ascii="Segoe UI" w:eastAsia="Times New Roman" w:hAnsi="Segoe UI" w:cs="Segoe UI"/>
-                <w:sz w:val="23"/>
-                <w:szCs w:val="23"/>
-                <w:lang w:eastAsia="ru-RU"/>
-              </w:rPr>
-            </w:pPr>
-            <w:r>
-              <w:rPr>
-                <w:rFonts w:ascii="Segoe UI" w:eastAsia="Times New Roman" w:hAnsi="Segoe UI" w:cs="Segoe UI"/>
-                <w:b/>
-                <w:bCs/>
-                <w:sz w:val="23"/>
-                <w:szCs w:val="23"/>
-                <w:lang w:eastAsia="ru-RU"/>
-              </w:rPr>
-              <w:t>Высокая (99.98%)</w:t>
-            </w:r>
-          </w:p>
-        </w:tc>
-        <w:tc>
-          <w:tcPr>
-            <w:tcW w:w="0" w:type="auto"/>
-            <w:tcMar>
-              <w:top w:w="150" w:type="dxa"/>
-              <w:left w:w="240" w:type="dxa"/>
-              <w:bottom w:w="150" w:type="dxa"/>
-              <w:right w:w="240" w:type="dxa"/>
-            </w:tcMar>
-            <w:vAlign w:val="center"/>
-            <w:hideMark/>
-          </w:tcPr>
-          <w:p>
-            <w:pPr>
-              <w:spacing w:after="0" w:line="375" w:lineRule="atLeast"/>
-              <w:rPr>
-                <w:rFonts w:ascii="Segoe UI" w:eastAsia="Times New Roman" w:hAnsi="Segoe UI" w:cs="Segoe UI"/>
-                <w:sz w:val="23"/>
-                <w:szCs w:val="23"/>
-                <w:lang w:eastAsia="ru-RU"/>
-              </w:rPr>
-            </w:pPr>
-            <w:r>
-              <w:rPr>
-                <w:rFonts w:ascii="Segoe UI" w:eastAsia="Times New Roman" w:hAnsi="Segoe UI" w:cs="Segoe UI"/>
-                <w:sz w:val="23"/>
-                <w:szCs w:val="23"/>
-                <w:lang w:eastAsia="ru-RU"/>
-              </w:rPr>
-              <w:t>Высокая</w:t>
-            </w:r>
-          </w:p>
-        </w:tc>
-        <w:tc>
-          <w:tcPr>
-            <w:tcW w:w="0" w:type="auto"/>
-            <w:tcMar>
-              <w:top w:w="150" w:type="dxa"/>
-              <w:left w:w="240" w:type="dxa"/>
-              <w:bottom w:w="150" w:type="dxa"/>
-              <w:right w:w="240" w:type="dxa"/>
-            </w:tcMar>
-            <w:vAlign w:val="center"/>
-            <w:hideMark/>
-          </w:tcPr>
-          <w:p>
-            <w:pPr>
-              <w:spacing w:after="0" w:line="375" w:lineRule="atLeast"/>
-              <w:rPr>
-                <w:rFonts w:ascii="Segoe UI" w:eastAsia="Times New Roman" w:hAnsi="Segoe UI" w:cs="Segoe UI"/>
-                <w:sz w:val="23"/>
-                <w:szCs w:val="23"/>
-                <w:lang w:eastAsia="ru-RU"/>
-              </w:rPr>
-            </w:pPr>
-            <w:r>
-              <w:rPr>
-                <w:rFonts w:ascii="Segoe UI" w:eastAsia="Times New Roman" w:hAnsi="Segoe UI" w:cs="Segoe UI"/>
-                <w:sz w:val="23"/>
-                <w:szCs w:val="23"/>
-                <w:lang w:eastAsia="ru-RU"/>
-              </w:rPr>
-              <w:t>Низкая</w:t>
-            </w:r>
-          </w:p>
-        </w:tc>
-        <w:tc>
-          <w:tcPr>
-            <w:tcW w:w="0" w:type="auto"/>
-            <w:tcMar>
-              <w:top w:w="150" w:type="dxa"/>
-              <w:left w:w="240" w:type="dxa"/>
-              <w:bottom w:w="150" w:type="dxa"/>
-              <w:right w:w="0" w:type="dxa"/>
-            </w:tcMar>
-            <w:vAlign w:val="center"/>
-            <w:hideMark/>
-          </w:tcPr>
-          <w:p>
-            <w:pPr>
-              <w:spacing w:after="0" w:line="375" w:lineRule="atLeast"/>
-              <w:rPr>
-                <w:rFonts w:ascii="Segoe UI" w:eastAsia="Times New Roman" w:hAnsi="Segoe UI" w:cs="Segoe UI"/>
-                <w:sz w:val="23"/>
-                <w:szCs w:val="23"/>
-                <w:lang w:eastAsia="ru-RU"/>
-              </w:rPr>
-            </w:pPr>
-            <w:r>
-              <w:rPr>
-                <w:rFonts w:ascii="Segoe UI" w:eastAsia="Times New Roman" w:hAnsi="Segoe UI" w:cs="Segoe UI"/>
-                <w:sz w:val="23"/>
-                <w:szCs w:val="23"/>
-                <w:lang w:eastAsia="ru-RU"/>
-              </w:rPr>
-              <w:t>Средняя</w:t>
+                <w:rFonts w:ascii="Times New Roman" w:eastAsia="Times New Roman" w:hAnsi="Times New Roman" w:cs="Times New Roman"/>
+                <w:sz w:val="23"/>
+                <w:szCs w:val="23"/>
+                <w:lang w:eastAsia="ru-RU"/>
+              </w:rPr>
+              <w:t>Да</w:t>
             </w:r>
           </w:p>
         </w:tc>
       </w:tr>
     </w:tbl>
+    <w:p>
+      <w:pPr>
+        <w:pStyle w:val="default1"/>
+      </w:pPr>
+    </w:p>
+    <w:p>
+      <w:pPr>
+        <w:pStyle w:val="3"/>
+      </w:pPr>
+      <w:r>
+        <w:t>1.3.3 Обоснование целесообразности собственной разработки</w:t>
+      </w:r>
+    </w:p>
+    <w:p>
+      <w:pPr>
+        <w:pStyle w:val="default1"/>
+      </w:pPr>
+      <w:r>
+        <w:t>Анализ показывает, что ни одно из существующих решений не обеспечивает одновременно:</w:t>
+      </w:r>
+    </w:p>
+    <w:p>
+      <w:pPr>
+        <w:pStyle w:val="default1"/>
+      </w:pPr>
+      <w:r>
+        <w:t xml:space="preserve">высокой производительности </w:t>
+      </w:r>
+      <w:r>
+        <w:t>зонального отслеживания</w:t>
+      </w:r>
+      <w:r>
+        <w:t xml:space="preserve"> в режиме реального времени;</w:t>
+      </w:r>
+    </w:p>
+    <w:p>
+      <w:pPr>
+        <w:pStyle w:val="default1"/>
+      </w:pPr>
+      <w:r>
+        <w:t>пространственно-временного поиска телеметрических данных</w:t>
+      </w:r>
+      <w:r>
+        <w:t>;</w:t>
+      </w:r>
+    </w:p>
+    <w:p>
+      <w:pPr>
+        <w:pStyle w:val="default1"/>
+      </w:pPr>
+      <w:r>
+        <w:t>возможности горизонтального масштабирования</w:t>
+      </w:r>
+      <w:r>
+        <w:t>.</w:t>
+      </w:r>
+    </w:p>
+    <w:p>
+      <w:pPr>
+        <w:pStyle w:val="default1"/>
+      </w:pPr>
+      <w:r>
+        <w:t>Таким образом, разработка собственной системы позиционного отслеживания с заявленными характеристиками является обоснованной. Предлагаемое решение позволит транспортным предприятиям повы</w:t>
+      </w:r>
+      <w:r>
+        <w:t>сить</w:t>
+      </w:r>
+      <w:r>
+        <w:t xml:space="preserve"> эффективность управления парком</w:t>
+      </w:r>
+      <w:r>
+        <w:t>, сократить расходы на инфраструктуру, получить новые аналитические возможности</w:t>
+      </w:r>
+      <w:r>
+        <w:t>, получить продукт, который может быть использован даже при значительном увеличении количества объектов мониторинга</w:t>
+      </w:r>
+      <w:r>
+        <w:t>.</w:t>
+      </w:r>
+    </w:p>
+    <w:p>
+      <w:pPr>
+        <w:pStyle w:val="1"/>
+      </w:pPr>
+      <w:r>
+        <w:lastRenderedPageBreak/>
+        <w:t>ГЛАВА 2 РАЗРАБОТКА СИСТЕМЫ</w:t>
+      </w:r>
+    </w:p>
+    <w:p>
+      <w:pPr>
+        <w:pStyle w:val="2"/>
+      </w:pPr>
+      <w:r>
+        <w:t>2</w:t>
+      </w:r>
+      <w:r>
+        <w:t>.2 Выбор платформы для реализации</w:t>
+      </w:r>
+    </w:p>
+    <w:p>
+      <w:pPr>
+        <w:pStyle w:val="default1"/>
+      </w:pPr>
+      <w:bookmarkStart w:id="0" w:name="_GoBack"/>
+      <w:bookmarkEnd w:id="0"/>
+    </w:p>
     <w:p/>
     <w:p/>
     <w:p/>
-    <w:tbl>
-      <w:tblPr>
-        <w:tblW w:w="11280" w:type="dxa"/>
-        <w:shd w:val="clear" w:color="auto" w:fill="151517"/>
-        <w:tblCellMar>
-          <w:top w:w="15" w:type="dxa"/>
-          <w:left w:w="15" w:type="dxa"/>
-          <w:bottom w:w="15" w:type="dxa"/>
-          <w:right w:w="15" w:type="dxa"/>
-        </w:tblCellMar>
-        <w:tblLook w:val="04A0" w:firstRow="1" w:lastRow="0" w:firstColumn="1" w:lastColumn="0" w:noHBand="0" w:noVBand="1"/>
-      </w:tblPr>
-      <w:tblGrid>
-        <w:gridCol w:w="2550"/>
-        <w:gridCol w:w="3721"/>
-        <w:gridCol w:w="5009"/>
-      </w:tblGrid>
-      <w:tr>
-        <w:trPr>
-          <w:tblHeader/>
-        </w:trPr>
-        <w:tc>
-          <w:tcPr>
-            <w:tcW w:w="0" w:type="auto"/>
-            <w:tcBorders>
-              <w:top w:val="nil"/>
-            </w:tcBorders>
-            <w:shd w:val="clear" w:color="auto" w:fill="151517"/>
-            <w:tcMar>
-              <w:top w:w="150" w:type="dxa"/>
-              <w:left w:w="0" w:type="dxa"/>
-              <w:bottom w:w="150" w:type="dxa"/>
-              <w:right w:w="240" w:type="dxa"/>
-            </w:tcMar>
-            <w:vAlign w:val="center"/>
-            <w:hideMark/>
-          </w:tcPr>
-          <w:p>
-            <w:pPr>
-              <w:spacing w:after="0" w:line="375" w:lineRule="atLeast"/>
-              <w:rPr>
-                <w:rFonts w:ascii="Segoe UI" w:eastAsia="Times New Roman" w:hAnsi="Segoe UI" w:cs="Segoe UI"/>
-                <w:color w:val="F9FAFB"/>
-                <w:sz w:val="23"/>
-                <w:szCs w:val="23"/>
-                <w:lang w:eastAsia="ru-RU"/>
-              </w:rPr>
-            </w:pPr>
-            <w:r>
-              <w:rPr>
-                <w:rFonts w:ascii="Segoe UI" w:eastAsia="Times New Roman" w:hAnsi="Segoe UI" w:cs="Segoe UI"/>
-                <w:color w:val="F9FAFB"/>
-                <w:sz w:val="23"/>
-                <w:szCs w:val="23"/>
-                <w:lang w:eastAsia="ru-RU"/>
-              </w:rPr>
-              <w:t>Характеристика</w:t>
-            </w:r>
-          </w:p>
-        </w:tc>
-        <w:tc>
-          <w:tcPr>
-            <w:tcW w:w="0" w:type="auto"/>
-            <w:tcBorders>
-              <w:top w:val="nil"/>
-            </w:tcBorders>
-            <w:shd w:val="clear" w:color="auto" w:fill="151517"/>
-            <w:tcMar>
-              <w:top w:w="150" w:type="dxa"/>
-              <w:left w:w="240" w:type="dxa"/>
-              <w:bottom w:w="150" w:type="dxa"/>
-              <w:right w:w="240" w:type="dxa"/>
-            </w:tcMar>
-            <w:vAlign w:val="center"/>
-            <w:hideMark/>
-          </w:tcPr>
-          <w:p>
-            <w:pPr>
-              <w:spacing w:after="0" w:line="375" w:lineRule="atLeast"/>
-              <w:rPr>
-                <w:rFonts w:ascii="Segoe UI" w:eastAsia="Times New Roman" w:hAnsi="Segoe UI" w:cs="Segoe UI"/>
-                <w:color w:val="F9FAFB"/>
-                <w:sz w:val="23"/>
-                <w:szCs w:val="23"/>
-                <w:lang w:eastAsia="ru-RU"/>
-              </w:rPr>
-            </w:pPr>
-            <w:r>
-              <w:rPr>
-                <w:rFonts w:ascii="Segoe UI" w:eastAsia="Times New Roman" w:hAnsi="Segoe UI" w:cs="Segoe UI"/>
-                <w:color w:val="F9FAFB"/>
-                <w:sz w:val="23"/>
-                <w:szCs w:val="23"/>
-                <w:lang w:eastAsia="ru-RU"/>
-              </w:rPr>
-              <w:t>Ваша система (S2-интервалы)</w:t>
-            </w:r>
-          </w:p>
-        </w:tc>
-        <w:tc>
-          <w:tcPr>
-            <w:tcW w:w="0" w:type="auto"/>
-            <w:tcBorders>
-              <w:top w:val="nil"/>
-            </w:tcBorders>
-            <w:shd w:val="clear" w:color="auto" w:fill="151517"/>
-            <w:tcMar>
-              <w:top w:w="150" w:type="dxa"/>
-              <w:left w:w="240" w:type="dxa"/>
-              <w:bottom w:w="150" w:type="dxa"/>
-              <w:right w:w="240" w:type="dxa"/>
-            </w:tcMar>
-            <w:vAlign w:val="center"/>
-            <w:hideMark/>
-          </w:tcPr>
-          <w:p>
-            <w:pPr>
-              <w:spacing w:after="0" w:line="375" w:lineRule="atLeast"/>
-              <w:rPr>
-                <w:rFonts w:ascii="Segoe UI" w:eastAsia="Times New Roman" w:hAnsi="Segoe UI" w:cs="Segoe UI"/>
-                <w:color w:val="F9FAFB"/>
-                <w:sz w:val="23"/>
-                <w:szCs w:val="23"/>
-                <w:lang w:eastAsia="ru-RU"/>
-              </w:rPr>
-            </w:pPr>
-            <w:r>
-              <w:rPr>
-                <w:rFonts w:ascii="Segoe UI" w:eastAsia="Times New Roman" w:hAnsi="Segoe UI" w:cs="Segoe UI"/>
-                <w:color w:val="F9FAFB"/>
-                <w:sz w:val="23"/>
-                <w:szCs w:val="23"/>
-                <w:lang w:eastAsia="ru-RU"/>
-              </w:rPr>
-              <w:t>Wialon / Navixy</w:t>
-            </w:r>
-          </w:p>
-        </w:tc>
-      </w:tr>
-      <w:tr>
-        <w:tc>
-          <w:tcPr>
-            <w:tcW w:w="0" w:type="auto"/>
-            <w:shd w:val="clear" w:color="auto" w:fill="151517"/>
-            <w:tcMar>
-              <w:top w:w="150" w:type="dxa"/>
-              <w:left w:w="0" w:type="dxa"/>
-              <w:bottom w:w="150" w:type="dxa"/>
-              <w:right w:w="240" w:type="dxa"/>
-            </w:tcMar>
-            <w:vAlign w:val="center"/>
-            <w:hideMark/>
-          </w:tcPr>
-          <w:p>
-            <w:pPr>
-              <w:spacing w:after="0" w:line="375" w:lineRule="atLeast"/>
-              <w:rPr>
-                <w:rFonts w:ascii="Segoe UI" w:eastAsia="Times New Roman" w:hAnsi="Segoe UI" w:cs="Segoe UI"/>
-                <w:color w:val="F9FAFB"/>
-                <w:sz w:val="23"/>
-                <w:szCs w:val="23"/>
-                <w:lang w:eastAsia="ru-RU"/>
-              </w:rPr>
-            </w:pPr>
-            <w:r>
-              <w:rPr>
-                <w:rFonts w:ascii="Segoe UI" w:eastAsia="Times New Roman" w:hAnsi="Segoe UI" w:cs="Segoe UI"/>
-                <w:b/>
-                <w:bCs/>
-                <w:color w:val="F9FAFB"/>
-                <w:sz w:val="23"/>
-                <w:szCs w:val="23"/>
-                <w:lang w:eastAsia="ru-RU"/>
-              </w:rPr>
-              <w:t>Алгоритм геозонинга</w:t>
-            </w:r>
-          </w:p>
-        </w:tc>
-        <w:tc>
-          <w:tcPr>
-            <w:tcW w:w="0" w:type="auto"/>
-            <w:shd w:val="clear" w:color="auto" w:fill="151517"/>
-            <w:tcMar>
-              <w:top w:w="150" w:type="dxa"/>
-              <w:left w:w="240" w:type="dxa"/>
-              <w:bottom w:w="150" w:type="dxa"/>
-              <w:right w:w="240" w:type="dxa"/>
-            </w:tcMar>
-            <w:vAlign w:val="center"/>
-            <w:hideMark/>
-          </w:tcPr>
-          <w:p>
-            <w:pPr>
-              <w:spacing w:after="0" w:line="375" w:lineRule="atLeast"/>
-              <w:rPr>
-                <w:rFonts w:ascii="Segoe UI" w:eastAsia="Times New Roman" w:hAnsi="Segoe UI" w:cs="Segoe UI"/>
-                <w:color w:val="F9FAFB"/>
-                <w:sz w:val="23"/>
-                <w:szCs w:val="23"/>
-                <w:lang w:eastAsia="ru-RU"/>
-              </w:rPr>
-            </w:pPr>
-            <w:r>
-              <w:rPr>
-                <w:rFonts w:ascii="Segoe UI" w:eastAsia="Times New Roman" w:hAnsi="Segoe UI" w:cs="Segoe UI"/>
-                <w:color w:val="F9FAFB"/>
-                <w:sz w:val="23"/>
-                <w:szCs w:val="23"/>
-                <w:lang w:eastAsia="ru-RU"/>
-              </w:rPr>
-              <w:t>Проверка по бинарному поиску, </w:t>
-            </w:r>
-            <w:r>
-              <w:rPr>
-                <w:rFonts w:ascii="Consolas" w:eastAsia="Times New Roman" w:hAnsi="Consolas" w:cs="Courier New"/>
-                <w:color w:val="F9FAFB"/>
-                <w:sz w:val="20"/>
-                <w:szCs w:val="20"/>
-                <w:shd w:val="clear" w:color="auto" w:fill="2C2C2E"/>
-                <w:lang w:eastAsia="ru-RU"/>
-              </w:rPr>
-              <w:t>O(log N)</w:t>
-            </w:r>
-            <w:r>
-              <w:rPr>
-                <w:rFonts w:ascii="Segoe UI" w:eastAsia="Times New Roman" w:hAnsi="Segoe UI" w:cs="Segoe UI"/>
-                <w:color w:val="F9FAFB"/>
-                <w:sz w:val="23"/>
-                <w:szCs w:val="23"/>
-                <w:lang w:eastAsia="ru-RU"/>
-              </w:rPr>
-              <w:t>.</w:t>
-            </w:r>
-          </w:p>
-        </w:tc>
-        <w:tc>
-          <w:tcPr>
-            <w:tcW w:w="0" w:type="auto"/>
-            <w:shd w:val="clear" w:color="auto" w:fill="151517"/>
-            <w:tcMar>
-              <w:top w:w="150" w:type="dxa"/>
-              <w:left w:w="240" w:type="dxa"/>
-              <w:bottom w:w="150" w:type="dxa"/>
-              <w:right w:w="0" w:type="dxa"/>
-            </w:tcMar>
-            <w:vAlign w:val="center"/>
-            <w:hideMark/>
-          </w:tcPr>
-          <w:p>
-            <w:pPr>
-              <w:spacing w:after="0" w:line="375" w:lineRule="atLeast"/>
-              <w:rPr>
-                <w:rFonts w:ascii="Segoe UI" w:eastAsia="Times New Roman" w:hAnsi="Segoe UI" w:cs="Segoe UI"/>
-                <w:color w:val="F9FAFB"/>
-                <w:sz w:val="23"/>
-                <w:szCs w:val="23"/>
-                <w:lang w:eastAsia="ru-RU"/>
-              </w:rPr>
-            </w:pPr>
-            <w:r>
-              <w:rPr>
-                <w:rFonts w:ascii="Segoe UI" w:eastAsia="Times New Roman" w:hAnsi="Segoe UI" w:cs="Segoe UI"/>
-                <w:color w:val="F9FAFB"/>
-                <w:sz w:val="23"/>
-                <w:szCs w:val="23"/>
-                <w:lang w:eastAsia="ru-RU"/>
-              </w:rPr>
-              <w:t>Гипотетически: расчет "точка-в-полигоне", </w:t>
-            </w:r>
-            <w:r>
-              <w:rPr>
-                <w:rFonts w:ascii="Consolas" w:eastAsia="Times New Roman" w:hAnsi="Consolas" w:cs="Courier New"/>
-                <w:color w:val="F9FAFB"/>
-                <w:sz w:val="20"/>
-                <w:szCs w:val="20"/>
-                <w:shd w:val="clear" w:color="auto" w:fill="2C2C2E"/>
-                <w:lang w:eastAsia="ru-RU"/>
-              </w:rPr>
-              <w:t>O(N)</w:t>
-            </w:r>
-            <w:r>
-              <w:rPr>
-                <w:rFonts w:ascii="Segoe UI" w:eastAsia="Times New Roman" w:hAnsi="Segoe UI" w:cs="Segoe UI"/>
-                <w:color w:val="F9FAFB"/>
-                <w:sz w:val="23"/>
-                <w:szCs w:val="23"/>
-                <w:lang w:eastAsia="ru-RU"/>
-              </w:rPr>
-              <w:t> для кандидатов.</w:t>
-            </w:r>
-          </w:p>
-        </w:tc>
-      </w:tr>
-      <w:tr>
-        <w:tc>
-          <w:tcPr>
-            <w:tcW w:w="0" w:type="auto"/>
-            <w:shd w:val="clear" w:color="auto" w:fill="151517"/>
-            <w:tcMar>
-              <w:top w:w="150" w:type="dxa"/>
-              <w:left w:w="0" w:type="dxa"/>
-              <w:bottom w:w="150" w:type="dxa"/>
-              <w:right w:w="240" w:type="dxa"/>
-            </w:tcMar>
-            <w:vAlign w:val="center"/>
-            <w:hideMark/>
-          </w:tcPr>
-          <w:p>
-            <w:pPr>
-              <w:spacing w:after="0" w:line="375" w:lineRule="atLeast"/>
-              <w:rPr>
-                <w:rFonts w:ascii="Segoe UI" w:eastAsia="Times New Roman" w:hAnsi="Segoe UI" w:cs="Segoe UI"/>
-                <w:color w:val="F9FAFB"/>
-                <w:sz w:val="23"/>
-                <w:szCs w:val="23"/>
-                <w:lang w:eastAsia="ru-RU"/>
-              </w:rPr>
-            </w:pPr>
-            <w:r>
-              <w:rPr>
-                <w:rFonts w:ascii="Segoe UI" w:eastAsia="Times New Roman" w:hAnsi="Segoe UI" w:cs="Segoe UI"/>
-                <w:b/>
-                <w:bCs/>
-                <w:color w:val="F9FAFB"/>
-                <w:sz w:val="23"/>
-                <w:szCs w:val="23"/>
-                <w:lang w:eastAsia="ru-RU"/>
-              </w:rPr>
-              <w:t>Задержка (при 10k+ зон)</w:t>
-            </w:r>
-          </w:p>
-        </w:tc>
-        <w:tc>
-          <w:tcPr>
-            <w:tcW w:w="0" w:type="auto"/>
-            <w:shd w:val="clear" w:color="auto" w:fill="151517"/>
-            <w:tcMar>
-              <w:top w:w="150" w:type="dxa"/>
-              <w:left w:w="240" w:type="dxa"/>
-              <w:bottom w:w="150" w:type="dxa"/>
-              <w:right w:w="240" w:type="dxa"/>
-            </w:tcMar>
-            <w:vAlign w:val="center"/>
-            <w:hideMark/>
-          </w:tcPr>
-          <w:p>
-            <w:pPr>
-              <w:spacing w:after="0" w:line="375" w:lineRule="atLeast"/>
-              <w:rPr>
-                <w:rFonts w:ascii="Segoe UI" w:eastAsia="Times New Roman" w:hAnsi="Segoe UI" w:cs="Segoe UI"/>
-                <w:color w:val="F9FAFB"/>
-                <w:sz w:val="23"/>
-                <w:szCs w:val="23"/>
-                <w:lang w:eastAsia="ru-RU"/>
-              </w:rPr>
-            </w:pPr>
-            <w:r>
-              <w:rPr>
-                <w:rFonts w:ascii="Segoe UI" w:eastAsia="Times New Roman" w:hAnsi="Segoe UI" w:cs="Segoe UI"/>
-                <w:b/>
-                <w:bCs/>
-                <w:color w:val="F9FAFB"/>
-                <w:sz w:val="23"/>
-                <w:szCs w:val="23"/>
-                <w:lang w:eastAsia="ru-RU"/>
-              </w:rPr>
-              <w:t>Низкая и предсказуемая.</w:t>
-            </w:r>
-          </w:p>
-        </w:tc>
-        <w:tc>
-          <w:tcPr>
-            <w:tcW w:w="0" w:type="auto"/>
-            <w:shd w:val="clear" w:color="auto" w:fill="151517"/>
-            <w:tcMar>
-              <w:top w:w="150" w:type="dxa"/>
-              <w:left w:w="240" w:type="dxa"/>
-              <w:bottom w:w="150" w:type="dxa"/>
-              <w:right w:w="0" w:type="dxa"/>
-            </w:tcMar>
-            <w:vAlign w:val="center"/>
-            <w:hideMark/>
-          </w:tcPr>
-          <w:p>
-            <w:pPr>
-              <w:spacing w:after="0" w:line="375" w:lineRule="atLeast"/>
-              <w:rPr>
-                <w:rFonts w:ascii="Segoe UI" w:eastAsia="Times New Roman" w:hAnsi="Segoe UI" w:cs="Segoe UI"/>
-                <w:color w:val="F9FAFB"/>
-                <w:sz w:val="23"/>
-                <w:szCs w:val="23"/>
-                <w:lang w:eastAsia="ru-RU"/>
-              </w:rPr>
-            </w:pPr>
-            <w:r>
-              <w:rPr>
-                <w:rFonts w:ascii="Segoe UI" w:eastAsia="Times New Roman" w:hAnsi="Segoe UI" w:cs="Segoe UI"/>
-                <w:color w:val="F9FAFB"/>
-                <w:sz w:val="23"/>
-                <w:szCs w:val="23"/>
-                <w:lang w:eastAsia="ru-RU"/>
-              </w:rPr>
-              <w:t>Высокая (из-за геометрических расчетов).</w:t>
-            </w:r>
-          </w:p>
-        </w:tc>
-      </w:tr>
-      <w:tr>
-        <w:tc>
-          <w:tcPr>
-            <w:tcW w:w="0" w:type="auto"/>
-            <w:shd w:val="clear" w:color="auto" w:fill="151517"/>
-            <w:tcMar>
-              <w:top w:w="150" w:type="dxa"/>
-              <w:left w:w="0" w:type="dxa"/>
-              <w:bottom w:w="150" w:type="dxa"/>
-              <w:right w:w="240" w:type="dxa"/>
-            </w:tcMar>
-            <w:vAlign w:val="center"/>
-            <w:hideMark/>
-          </w:tcPr>
-          <w:p>
-            <w:pPr>
-              <w:spacing w:after="0" w:line="375" w:lineRule="atLeast"/>
-              <w:rPr>
-                <w:rFonts w:ascii="Segoe UI" w:eastAsia="Times New Roman" w:hAnsi="Segoe UI" w:cs="Segoe UI"/>
-                <w:color w:val="F9FAFB"/>
-                <w:sz w:val="23"/>
-                <w:szCs w:val="23"/>
-                <w:lang w:eastAsia="ru-RU"/>
-              </w:rPr>
-            </w:pPr>
-            <w:r>
-              <w:rPr>
-                <w:rFonts w:ascii="Segoe UI" w:eastAsia="Times New Roman" w:hAnsi="Segoe UI" w:cs="Segoe UI"/>
-                <w:b/>
-                <w:bCs/>
-                <w:color w:val="F9FAFB"/>
-                <w:sz w:val="23"/>
-                <w:szCs w:val="23"/>
-                <w:lang w:eastAsia="ru-RU"/>
-              </w:rPr>
-              <w:t>Подход к хранению</w:t>
-            </w:r>
-          </w:p>
-        </w:tc>
-        <w:tc>
-          <w:tcPr>
-            <w:tcW w:w="0" w:type="auto"/>
-            <w:shd w:val="clear" w:color="auto" w:fill="151517"/>
-            <w:tcMar>
-              <w:top w:w="150" w:type="dxa"/>
-              <w:left w:w="240" w:type="dxa"/>
-              <w:bottom w:w="150" w:type="dxa"/>
-              <w:right w:w="240" w:type="dxa"/>
-            </w:tcMar>
-            <w:vAlign w:val="center"/>
-            <w:hideMark/>
-          </w:tcPr>
-          <w:p>
-            <w:pPr>
-              <w:spacing w:after="0" w:line="375" w:lineRule="atLeast"/>
-              <w:rPr>
-                <w:rFonts w:ascii="Segoe UI" w:eastAsia="Times New Roman" w:hAnsi="Segoe UI" w:cs="Segoe UI"/>
-                <w:color w:val="F9FAFB"/>
-                <w:sz w:val="23"/>
-                <w:szCs w:val="23"/>
-                <w:lang w:eastAsia="ru-RU"/>
-              </w:rPr>
-            </w:pPr>
-            <w:r>
-              <w:rPr>
-                <w:rFonts w:ascii="Segoe UI" w:eastAsia="Times New Roman" w:hAnsi="Segoe UI" w:cs="Segoe UI"/>
-                <w:color w:val="F9FAFB"/>
-                <w:sz w:val="23"/>
-                <w:szCs w:val="23"/>
-                <w:lang w:eastAsia="ru-RU"/>
-              </w:rPr>
-              <w:t>In-memory интервалы на основе S2.</w:t>
-            </w:r>
-          </w:p>
-        </w:tc>
-        <w:tc>
-          <w:tcPr>
-            <w:tcW w:w="0" w:type="auto"/>
-            <w:shd w:val="clear" w:color="auto" w:fill="151517"/>
-            <w:tcMar>
-              <w:top w:w="150" w:type="dxa"/>
-              <w:left w:w="240" w:type="dxa"/>
-              <w:bottom w:w="150" w:type="dxa"/>
-              <w:right w:w="0" w:type="dxa"/>
-            </w:tcMar>
-            <w:vAlign w:val="center"/>
-            <w:hideMark/>
-          </w:tcPr>
-          <w:p>
-            <w:pPr>
-              <w:spacing w:after="0" w:line="375" w:lineRule="atLeast"/>
-              <w:rPr>
-                <w:rFonts w:ascii="Segoe UI" w:eastAsia="Times New Roman" w:hAnsi="Segoe UI" w:cs="Segoe UI"/>
-                <w:color w:val="F9FAFB"/>
-                <w:sz w:val="23"/>
-                <w:szCs w:val="23"/>
-                <w:lang w:eastAsia="ru-RU"/>
-              </w:rPr>
-            </w:pPr>
-            <w:r>
-              <w:rPr>
-                <w:rFonts w:ascii="Segoe UI" w:eastAsia="Times New Roman" w:hAnsi="Segoe UI" w:cs="Segoe UI"/>
-                <w:color w:val="F9FAFB"/>
-                <w:sz w:val="23"/>
-                <w:szCs w:val="23"/>
-                <w:lang w:eastAsia="ru-RU"/>
-              </w:rPr>
-              <w:t>Дисковые индексы (например, R-Tree).</w:t>
-            </w:r>
-          </w:p>
-        </w:tc>
-      </w:tr>
-      <w:tr>
-        <w:tc>
-          <w:tcPr>
-            <w:tcW w:w="0" w:type="auto"/>
-            <w:shd w:val="clear" w:color="auto" w:fill="151517"/>
-            <w:tcMar>
-              <w:top w:w="150" w:type="dxa"/>
-              <w:left w:w="0" w:type="dxa"/>
-              <w:bottom w:w="150" w:type="dxa"/>
-              <w:right w:w="240" w:type="dxa"/>
-            </w:tcMar>
-            <w:vAlign w:val="center"/>
-            <w:hideMark/>
-          </w:tcPr>
-          <w:p>
-            <w:pPr>
-              <w:spacing w:after="0" w:line="375" w:lineRule="atLeast"/>
-              <w:rPr>
-                <w:rFonts w:ascii="Segoe UI" w:eastAsia="Times New Roman" w:hAnsi="Segoe UI" w:cs="Segoe UI"/>
-                <w:color w:val="F9FAFB"/>
-                <w:sz w:val="23"/>
-                <w:szCs w:val="23"/>
-                <w:lang w:eastAsia="ru-RU"/>
-              </w:rPr>
-            </w:pPr>
-            <w:r>
-              <w:rPr>
-                <w:rFonts w:ascii="Segoe UI" w:eastAsia="Times New Roman" w:hAnsi="Segoe UI" w:cs="Segoe UI"/>
-                <w:b/>
-                <w:bCs/>
-                <w:color w:val="F9FAFB"/>
-                <w:sz w:val="23"/>
-                <w:szCs w:val="23"/>
-                <w:lang w:eastAsia="ru-RU"/>
-              </w:rPr>
-              <w:lastRenderedPageBreak/>
-              <w:t>Общая надежность</w:t>
-            </w:r>
-          </w:p>
-        </w:tc>
-        <w:tc>
-          <w:tcPr>
-            <w:tcW w:w="0" w:type="auto"/>
-            <w:shd w:val="clear" w:color="auto" w:fill="151517"/>
-            <w:tcMar>
-              <w:top w:w="150" w:type="dxa"/>
-              <w:left w:w="240" w:type="dxa"/>
-              <w:bottom w:w="150" w:type="dxa"/>
-              <w:right w:w="240" w:type="dxa"/>
-            </w:tcMar>
-            <w:vAlign w:val="center"/>
-            <w:hideMark/>
-          </w:tcPr>
-          <w:p>
-            <w:pPr>
-              <w:spacing w:after="0" w:line="375" w:lineRule="atLeast"/>
-              <w:rPr>
-                <w:rFonts w:ascii="Segoe UI" w:eastAsia="Times New Roman" w:hAnsi="Segoe UI" w:cs="Segoe UI"/>
-                <w:color w:val="F9FAFB"/>
-                <w:sz w:val="23"/>
-                <w:szCs w:val="23"/>
-                <w:lang w:eastAsia="ru-RU"/>
-              </w:rPr>
-            </w:pPr>
-            <w:r>
-              <w:rPr>
-                <w:rFonts w:ascii="Segoe UI" w:eastAsia="Times New Roman" w:hAnsi="Segoe UI" w:cs="Segoe UI"/>
-                <w:color w:val="F9FAFB"/>
-                <w:sz w:val="23"/>
-                <w:szCs w:val="23"/>
-                <w:lang w:eastAsia="ru-RU"/>
-              </w:rPr>
-              <w:t>Зависит от реализации (архитектура ВКР).</w:t>
-            </w:r>
-          </w:p>
-        </w:tc>
-        <w:tc>
-          <w:tcPr>
-            <w:tcW w:w="0" w:type="auto"/>
-            <w:shd w:val="clear" w:color="auto" w:fill="151517"/>
-            <w:tcMar>
-              <w:top w:w="150" w:type="dxa"/>
-              <w:left w:w="240" w:type="dxa"/>
-              <w:bottom w:w="150" w:type="dxa"/>
-              <w:right w:w="0" w:type="dxa"/>
-            </w:tcMar>
-            <w:vAlign w:val="center"/>
-            <w:hideMark/>
-          </w:tcPr>
-          <w:p>
-            <w:pPr>
-              <w:spacing w:after="0" w:line="375" w:lineRule="atLeast"/>
-              <w:rPr>
-                <w:rFonts w:ascii="Segoe UI" w:eastAsia="Times New Roman" w:hAnsi="Segoe UI" w:cs="Segoe UI"/>
-                <w:color w:val="F9FAFB"/>
-                <w:sz w:val="23"/>
-                <w:szCs w:val="23"/>
-                <w:lang w:eastAsia="ru-RU"/>
-              </w:rPr>
-            </w:pPr>
-            <w:r>
-              <w:rPr>
-                <w:rFonts w:ascii="Segoe UI" w:eastAsia="Times New Roman" w:hAnsi="Segoe UI" w:cs="Segoe UI"/>
-                <w:b/>
-                <w:bCs/>
-                <w:color w:val="F9FAFB"/>
-                <w:sz w:val="23"/>
-                <w:szCs w:val="23"/>
-                <w:lang w:eastAsia="ru-RU"/>
-              </w:rPr>
-              <w:t>Очень высокая</w:t>
-            </w:r>
-            <w:r>
-              <w:rPr>
-                <w:rFonts w:ascii="Segoe UI" w:eastAsia="Times New Roman" w:hAnsi="Segoe UI" w:cs="Segoe UI"/>
-                <w:color w:val="F9FAFB"/>
-                <w:sz w:val="23"/>
-                <w:szCs w:val="23"/>
-                <w:lang w:eastAsia="ru-RU"/>
-              </w:rPr>
-              <w:t> (отраслевой стандарт, ~99.98% аптайма).</w:t>
-            </w:r>
-          </w:p>
-        </w:tc>
-      </w:tr>
-      <w:tr>
-        <w:tc>
-          <w:tcPr>
-            <w:tcW w:w="0" w:type="auto"/>
-            <w:shd w:val="clear" w:color="auto" w:fill="151517"/>
-            <w:tcMar>
-              <w:top w:w="150" w:type="dxa"/>
-              <w:left w:w="0" w:type="dxa"/>
-              <w:bottom w:w="150" w:type="dxa"/>
-              <w:right w:w="240" w:type="dxa"/>
-            </w:tcMar>
-            <w:vAlign w:val="center"/>
-            <w:hideMark/>
-          </w:tcPr>
-          <w:p>
-            <w:pPr>
-              <w:spacing w:after="0" w:line="375" w:lineRule="atLeast"/>
-              <w:rPr>
-                <w:rFonts w:ascii="Segoe UI" w:eastAsia="Times New Roman" w:hAnsi="Segoe UI" w:cs="Segoe UI"/>
-                <w:color w:val="F9FAFB"/>
-                <w:sz w:val="23"/>
-                <w:szCs w:val="23"/>
-                <w:lang w:eastAsia="ru-RU"/>
-              </w:rPr>
-            </w:pPr>
-            <w:r>
-              <w:rPr>
-                <w:rFonts w:ascii="Segoe UI" w:eastAsia="Times New Roman" w:hAnsi="Segoe UI" w:cs="Segoe UI"/>
-                <w:b/>
-                <w:bCs/>
-                <w:color w:val="F9FAFB"/>
-                <w:sz w:val="23"/>
-                <w:szCs w:val="23"/>
-                <w:lang w:eastAsia="ru-RU"/>
-              </w:rPr>
-              <w:t>Зависимости</w:t>
-            </w:r>
-          </w:p>
-        </w:tc>
-        <w:tc>
-          <w:tcPr>
-            <w:tcW w:w="0" w:type="auto"/>
-            <w:shd w:val="clear" w:color="auto" w:fill="151517"/>
-            <w:tcMar>
-              <w:top w:w="150" w:type="dxa"/>
-              <w:left w:w="240" w:type="dxa"/>
-              <w:bottom w:w="150" w:type="dxa"/>
-              <w:right w:w="240" w:type="dxa"/>
-            </w:tcMar>
-            <w:vAlign w:val="center"/>
-            <w:hideMark/>
-          </w:tcPr>
-          <w:p>
-            <w:pPr>
-              <w:spacing w:after="0" w:line="375" w:lineRule="atLeast"/>
-              <w:rPr>
-                <w:rFonts w:ascii="Segoe UI" w:eastAsia="Times New Roman" w:hAnsi="Segoe UI" w:cs="Segoe UI"/>
-                <w:color w:val="F9FAFB"/>
-                <w:sz w:val="23"/>
-                <w:szCs w:val="23"/>
-                <w:lang w:val="en-US" w:eastAsia="ru-RU"/>
-              </w:rPr>
-            </w:pPr>
-            <w:r>
-              <w:rPr>
-                <w:rFonts w:ascii="Segoe UI" w:eastAsia="Times New Roman" w:hAnsi="Segoe UI" w:cs="Segoe UI"/>
-                <w:color w:val="F9FAFB"/>
-                <w:sz w:val="23"/>
-                <w:szCs w:val="23"/>
-                <w:lang w:val="en-US" w:eastAsia="ru-RU"/>
-              </w:rPr>
-              <w:t>S2 Geometry Library (Open Source).</w:t>
-            </w:r>
-          </w:p>
-        </w:tc>
-        <w:tc>
-          <w:tcPr>
-            <w:tcW w:w="0" w:type="auto"/>
-            <w:shd w:val="clear" w:color="auto" w:fill="151517"/>
-            <w:tcMar>
-              <w:top w:w="150" w:type="dxa"/>
-              <w:left w:w="240" w:type="dxa"/>
-              <w:bottom w:w="150" w:type="dxa"/>
-              <w:right w:w="0" w:type="dxa"/>
-            </w:tcMar>
-            <w:vAlign w:val="center"/>
-            <w:hideMark/>
-          </w:tcPr>
-          <w:p>
-            <w:pPr>
-              <w:spacing w:after="0" w:line="375" w:lineRule="atLeast"/>
-              <w:rPr>
-                <w:rFonts w:ascii="Segoe UI" w:eastAsia="Times New Roman" w:hAnsi="Segoe UI" w:cs="Segoe UI"/>
-                <w:color w:val="F9FAFB"/>
-                <w:sz w:val="23"/>
-                <w:szCs w:val="23"/>
-                <w:lang w:eastAsia="ru-RU"/>
-              </w:rPr>
-            </w:pPr>
-            <w:r>
-              <w:rPr>
-                <w:rFonts w:ascii="Segoe UI" w:eastAsia="Times New Roman" w:hAnsi="Segoe UI" w:cs="Segoe UI"/>
-                <w:color w:val="F9FAFB"/>
-                <w:sz w:val="23"/>
-                <w:szCs w:val="23"/>
-                <w:lang w:eastAsia="ru-RU"/>
-              </w:rPr>
-              <w:t>Проприетарные решения.</w:t>
-            </w:r>
-          </w:p>
-        </w:tc>
-      </w:tr>
-    </w:tbl>
     <w:p/>
-    <w:p/>
-    <w:p/>
-    <w:p>
-      <w:r>
+    <w:p>
+      <w:r>
+        <w:br w:type="page"/>
+      </w:r>
+    </w:p>
+    <w:p>
+      <w:r>
+        <w:lastRenderedPageBreak/>
         <w:t>Список литературы</w:t>
       </w:r>
     </w:p>
@@ -8220,6 +6111,7 @@
         </w:rPr>
         <w:t xml:space="preserve">4. </w:t>
       </w:r>
+      <w:proofErr w:type="spellStart"/>
       <w:r>
         <w:rPr>
           <w:color w:val="333333"/>
@@ -8227,18 +6119,19 @@
           <w:szCs w:val="30"/>
           <w:shd w:val="clear" w:color="auto" w:fill="FFFFFF"/>
         </w:rPr>
-        <w:t>Зиарманд Артур Нисарович, Хаханов Владимир Иванович Модели и методы мониторинга и управления транспортом // Радиоэлектроника и информатика. 2016. №3.</w:t>
-      </w:r>
-    </w:p>
-    <w:p>
-      <w:pPr>
+        <w:t>Зиарманд</w:t>
+      </w:r>
+      <w:proofErr w:type="spellEnd"/>
+      <w:r>
         <w:rPr>
           <w:color w:val="333333"/>
           <w:sz w:val="30"/>
           <w:szCs w:val="30"/>
           <w:shd w:val="clear" w:color="auto" w:fill="FFFFFF"/>
         </w:rPr>
-      </w:pPr>
+        <w:t xml:space="preserve"> Артур </w:t>
+      </w:r>
+      <w:proofErr w:type="spellStart"/>
       <w:r>
         <w:rPr>
           <w:color w:val="333333"/>
@@ -8246,8 +6139,9 @@
           <w:szCs w:val="30"/>
           <w:shd w:val="clear" w:color="auto" w:fill="FFFFFF"/>
         </w:rPr>
-        <w:t xml:space="preserve">5. </w:t>
-      </w:r>
+        <w:t>Нисарович</w:t>
+      </w:r>
+      <w:proofErr w:type="spellEnd"/>
       <w:r>
         <w:rPr>
           <w:color w:val="333333"/>
@@ -8255,6 +6149,54 @@
           <w:szCs w:val="30"/>
           <w:shd w:val="clear" w:color="auto" w:fill="FFFFFF"/>
         </w:rPr>
+        <w:t xml:space="preserve">, </w:t>
+      </w:r>
+      <w:proofErr w:type="spellStart"/>
+      <w:r>
+        <w:rPr>
+          <w:color w:val="333333"/>
+          <w:sz w:val="30"/>
+          <w:szCs w:val="30"/>
+          <w:shd w:val="clear" w:color="auto" w:fill="FFFFFF"/>
+        </w:rPr>
+        <w:t>Хаханов</w:t>
+      </w:r>
+      <w:proofErr w:type="spellEnd"/>
+      <w:r>
+        <w:rPr>
+          <w:color w:val="333333"/>
+          <w:sz w:val="30"/>
+          <w:szCs w:val="30"/>
+          <w:shd w:val="clear" w:color="auto" w:fill="FFFFFF"/>
+        </w:rPr>
+        <w:t xml:space="preserve"> Владимир Иванович Модели и методы мониторинга и управления транспортом // Радиоэлектроника и информатика. 2016. №3.</w:t>
+      </w:r>
+    </w:p>
+    <w:p>
+      <w:pPr>
+        <w:rPr>
+          <w:color w:val="333333"/>
+          <w:sz w:val="30"/>
+          <w:szCs w:val="30"/>
+          <w:shd w:val="clear" w:color="auto" w:fill="FFFFFF"/>
+        </w:rPr>
+      </w:pPr>
+      <w:r>
+        <w:rPr>
+          <w:color w:val="333333"/>
+          <w:sz w:val="30"/>
+          <w:szCs w:val="30"/>
+          <w:shd w:val="clear" w:color="auto" w:fill="FFFFFF"/>
+        </w:rPr>
+        <w:t xml:space="preserve">5. </w:t>
+      </w:r>
+      <w:r>
+        <w:rPr>
+          <w:color w:val="333333"/>
+          <w:sz w:val="30"/>
+          <w:szCs w:val="30"/>
+          <w:shd w:val="clear" w:color="auto" w:fill="FFFFFF"/>
+        </w:rPr>
         <w:t xml:space="preserve">Игумнов Артем Олегович АРХИТЕКТУРА ПРОГРАММНОГО ОБЕСПЕЧЕНИЯ РАСПРЕДЕЛЕННОЙ СИСТЕМЫ МОНИТОРИНГА И УПРАВЛЕНИЯ ТРАНСПОРТОМ // Доклады ТУСУР. 2021. №2. </w:t>
       </w:r>
     </w:p>
@@ -8263,7 +6205,31 @@
         <w:t xml:space="preserve">6. </w:t>
       </w:r>
       <w:r>
-        <w:t>Кушнир Надежда Владимировна, Вонарх Юлия Сергеевна, Деев Илья Максимович, Долунц Анастасия Станиславовна, Карпенко Никита Андреевич АНАЛИЗ ДАННЫХ В РЕАЛЬНОМ ВРЕМЕНИ: ПРЕИМУЩЕСТВА И ПРИМЕРЫ ИСПОЛЬЗОВАНИЯ STREAM PROCESSING // Научный журнал КубГАУ. 2025. №207.</w:t>
+        <w:t xml:space="preserve">Кушнир Надежда Владимировна, </w:t>
+      </w:r>
+      <w:proofErr w:type="spellStart"/>
+      <w:r>
+        <w:t>Вонарх</w:t>
+      </w:r>
+      <w:proofErr w:type="spellEnd"/>
+      <w:r>
+        <w:t xml:space="preserve"> Юлия Сергеевна, Деев Илья Максимович, </w:t>
+      </w:r>
+      <w:proofErr w:type="spellStart"/>
+      <w:r>
+        <w:t>Долунц</w:t>
+      </w:r>
+      <w:proofErr w:type="spellEnd"/>
+      <w:r>
+        <w:t xml:space="preserve"> Анастасия Станиславовна, Карпенко Никита Андреевич АНАЛИЗ ДАННЫХ В РЕАЛЬНОМ ВРЕМЕНИ: ПРЕИМУЩЕСТВА И ПРИМЕРЫ ИСПОЛЬЗОВАНИЯ STREAM PROCESSING // Научный журнал </w:t>
+      </w:r>
+      <w:proofErr w:type="spellStart"/>
+      <w:r>
+        <w:t>КубГАУ</w:t>
+      </w:r>
+      <w:proofErr w:type="spellEnd"/>
+      <w:r>
+        <w:t>. 2025. №207.</w:t>
       </w:r>
     </w:p>
     <w:p>
@@ -8271,11 +6237,47 @@
         <w:t xml:space="preserve">7. </w:t>
       </w:r>
       <w:r>
-        <w:t xml:space="preserve">Баженов Артём Эдуардович, Райков Александр Вячеславович, Нехаев Максим Вадимович, Ореховский Никита Викторович Оптимизация взаимодействия микросервисов с использованием </w:t>
-      </w:r>
-      <w:r>
-        <w:lastRenderedPageBreak/>
-        <w:t xml:space="preserve">асинхронных вызовов и брокеров сообщений (Kafka, RabbitMQ) // Программные системы и вычислительные методы. 2025. №4. </w:t>
+        <w:t xml:space="preserve">Баженов Артём Эдуардович, Райков Александр Вячеславович, </w:t>
+      </w:r>
+      <w:proofErr w:type="spellStart"/>
+      <w:r>
+        <w:t>Нехаев</w:t>
+      </w:r>
+      <w:proofErr w:type="spellEnd"/>
+      <w:r>
+        <w:t xml:space="preserve"> Максим Вадимович, </w:t>
+      </w:r>
+      <w:proofErr w:type="spellStart"/>
+      <w:r>
+        <w:t>Ореховский</w:t>
+      </w:r>
+      <w:proofErr w:type="spellEnd"/>
+      <w:r>
+        <w:t xml:space="preserve"> Никита Викторович Оптимизация взаимодействия </w:t>
+      </w:r>
+      <w:proofErr w:type="spellStart"/>
+      <w:r>
+        <w:t>микросервисов</w:t>
+      </w:r>
+      <w:proofErr w:type="spellEnd"/>
+      <w:r>
+        <w:t xml:space="preserve"> с использованием асинхронных вызовов и брокеров сообщений (</w:t>
+      </w:r>
+      <w:proofErr w:type="spellStart"/>
+      <w:r>
+        <w:t>Kafka</w:t>
+      </w:r>
+      <w:proofErr w:type="spellEnd"/>
+      <w:r>
+        <w:t xml:space="preserve">, </w:t>
+      </w:r>
+      <w:proofErr w:type="spellStart"/>
+      <w:r>
+        <w:t>RabbitMQ</w:t>
+      </w:r>
+      <w:proofErr w:type="spellEnd"/>
+      <w:r>
+        <w:t xml:space="preserve">) // Программные системы и вычислительные методы. 2025. №4. </w:t>
       </w:r>
     </w:p>
     <w:p>
@@ -8287,8 +6289,13 @@
       <w:r>
         <w:t xml:space="preserve">8. </w:t>
       </w:r>
-      <w:r>
-        <w:t xml:space="preserve">Тюкачев Николай Аркадиевич Алгоритм определения принадлежности точки многоугольнику общего вида или многограннику с треугольными гранями // Вестник ТГТУ. 2009. №3. </w:t>
+      <w:proofErr w:type="spellStart"/>
+      <w:r>
+        <w:t>Тюкачев</w:t>
+      </w:r>
+      <w:proofErr w:type="spellEnd"/>
+      <w:r>
+        <w:t xml:space="preserve"> Николай Аркадиевич Алгоритм определения принадлежности точки многоугольнику общего вида или многограннику с треугольными гранями // Вестник ТГТУ. 2009. №3. </w:t>
       </w:r>
     </w:p>
     <w:p>
@@ -8342,7 +6349,47 @@
           <w:shd w:val="clear" w:color="auto" w:fill="FFFFFF"/>
           <w:lang w:val="en-US"/>
         </w:rPr>
-        <w:t>Trees or Grids? Indexing Moving Objects in Main Memory (Saulys, D. и др.)</w:t>
+        <w:t>Trees or Grids? Indexing Moving Objects in Main Memory (</w:t>
+      </w:r>
+      <w:proofErr w:type="spellStart"/>
+      <w:r>
+        <w:rPr>
+          <w:rFonts w:ascii="Consolas" w:hAnsi="Consolas"/>
+          <w:color w:val="1B1B1B"/>
+          <w:shd w:val="clear" w:color="auto" w:fill="FFFFFF"/>
+          <w:lang w:val="en-US"/>
+        </w:rPr>
+        <w:t>Saulys</w:t>
+      </w:r>
+      <w:proofErr w:type="spellEnd"/>
+      <w:r>
+        <w:rPr>
+          <w:rFonts w:ascii="Consolas" w:hAnsi="Consolas"/>
+          <w:color w:val="1B1B1B"/>
+          <w:shd w:val="clear" w:color="auto" w:fill="FFFFFF"/>
+          <w:lang w:val="en-US"/>
+        </w:rPr>
+        <w:t xml:space="preserve">, D. и </w:t>
+      </w:r>
+      <w:proofErr w:type="spellStart"/>
+      <w:r>
+        <w:rPr>
+          <w:rFonts w:ascii="Consolas" w:hAnsi="Consolas"/>
+          <w:color w:val="1B1B1B"/>
+          <w:shd w:val="clear" w:color="auto" w:fill="FFFFFF"/>
+          <w:lang w:val="en-US"/>
+        </w:rPr>
+        <w:t>др</w:t>
+      </w:r>
+      <w:proofErr w:type="spellEnd"/>
+      <w:r>
+        <w:rPr>
+          <w:rFonts w:ascii="Consolas" w:hAnsi="Consolas"/>
+          <w:color w:val="1B1B1B"/>
+          <w:shd w:val="clear" w:color="auto" w:fill="FFFFFF"/>
+          <w:lang w:val="en-US"/>
+        </w:rPr>
+        <w:t>.)</w:t>
       </w:r>
     </w:p>
     <w:p>
@@ -8369,7 +6416,7 @@
         </w:rPr>
         <w:t xml:space="preserve">. </w:t>
       </w:r>
-      <w:hyperlink r:id="rId6" w:history="1">
+      <w:hyperlink r:id="rId5" w:history="1">
         <w:r>
           <w:rPr>
             <w:rStyle w:val="a3"/>
@@ -8394,6 +6441,7 @@
           <w:shd w:val="clear" w:color="auto" w:fill="FFFFFF"/>
           <w:lang w:val="en-US"/>
         </w:rPr>
+        <w:lastRenderedPageBreak/>
         <w:t xml:space="preserve">12. </w:t>
       </w:r>
       <w:r>
@@ -8405,7 +6453,79 @@
           <w:shd w:val="clear" w:color="auto" w:fill="FFFFFF"/>
           <w:lang w:val="en-US"/>
         </w:rPr>
-        <w:t>E. Al-Nsour, A. Sleit and M. Alshraideh, "A Pictorial Performance Comparison of Spatial Indexes," </w:t>
+        <w:t>E. Al-</w:t>
+      </w:r>
+      <w:proofErr w:type="spellStart"/>
+      <w:r>
+        <w:rPr>
+          <w:rFonts w:ascii="Arial" w:hAnsi="Arial" w:cs="Arial"/>
+          <w:color w:val="333333"/>
+          <w:sz w:val="20"/>
+          <w:szCs w:val="20"/>
+          <w:shd w:val="clear" w:color="auto" w:fill="FFFFFF"/>
+          <w:lang w:val="en-US"/>
+        </w:rPr>
+        <w:t>Nsour</w:t>
+      </w:r>
+      <w:proofErr w:type="spellEnd"/>
+      <w:r>
+        <w:rPr>
+          <w:rFonts w:ascii="Arial" w:hAnsi="Arial" w:cs="Arial"/>
+          <w:color w:val="333333"/>
+          <w:sz w:val="20"/>
+          <w:szCs w:val="20"/>
+          <w:shd w:val="clear" w:color="auto" w:fill="FFFFFF"/>
+          <w:lang w:val="en-US"/>
+        </w:rPr>
+        <w:t xml:space="preserve">, A. </w:t>
+      </w:r>
+      <w:proofErr w:type="spellStart"/>
+      <w:r>
+        <w:rPr>
+          <w:rFonts w:ascii="Arial" w:hAnsi="Arial" w:cs="Arial"/>
+          <w:color w:val="333333"/>
+          <w:sz w:val="20"/>
+          <w:szCs w:val="20"/>
+          <w:shd w:val="clear" w:color="auto" w:fill="FFFFFF"/>
+          <w:lang w:val="en-US"/>
+        </w:rPr>
+        <w:t>Sleit</w:t>
+      </w:r>
+      <w:proofErr w:type="spellEnd"/>
+      <w:r>
+        <w:rPr>
+          <w:rFonts w:ascii="Arial" w:hAnsi="Arial" w:cs="Arial"/>
+          <w:color w:val="333333"/>
+          <w:sz w:val="20"/>
+          <w:szCs w:val="20"/>
+          <w:shd w:val="clear" w:color="auto" w:fill="FFFFFF"/>
+          <w:lang w:val="en-US"/>
+        </w:rPr>
+        <w:t xml:space="preserve"> and M. </w:t>
+      </w:r>
+      <w:proofErr w:type="spellStart"/>
+      <w:r>
+        <w:rPr>
+          <w:rFonts w:ascii="Arial" w:hAnsi="Arial" w:cs="Arial"/>
+          <w:color w:val="333333"/>
+          <w:sz w:val="20"/>
+          <w:szCs w:val="20"/>
+          <w:shd w:val="clear" w:color="auto" w:fill="FFFFFF"/>
+          <w:lang w:val="en-US"/>
+        </w:rPr>
+        <w:t>Alshraideh</w:t>
+      </w:r>
+      <w:proofErr w:type="spellEnd"/>
+      <w:r>
+        <w:rPr>
+          <w:rFonts w:ascii="Arial" w:hAnsi="Arial" w:cs="Arial"/>
+          <w:color w:val="333333"/>
+          <w:sz w:val="20"/>
+          <w:szCs w:val="20"/>
+          <w:shd w:val="clear" w:color="auto" w:fill="FFFFFF"/>
+          <w:lang w:val="en-US"/>
+        </w:rPr>
+        <w:t>, "A Pictorial Performance Comparison of Spatial Indexes," </w:t>
       </w:r>
       <w:r>
         <w:rPr>
@@ -8448,7 +6568,15 @@
         <w:t>//</w:t>
       </w:r>
       <w:r>
-        <w:t>Москва, Постгрес Профессиональный, 2026</w:t>
+        <w:t xml:space="preserve">Москва, </w:t>
+      </w:r>
+      <w:proofErr w:type="spellStart"/>
+      <w:r>
+        <w:t>Постгрес</w:t>
+      </w:r>
+      <w:proofErr w:type="spellEnd"/>
+      <w:r>
+        <w:t xml:space="preserve"> Профессиональный, 2026</w:t>
       </w:r>
     </w:p>
     <w:p>
@@ -8464,7 +6592,79 @@
           <w:szCs w:val="21"/>
           <w:shd w:val="clear" w:color="auto" w:fill="FFFFFF"/>
         </w:rPr>
-        <w:t>Смирнов, Петр Ильич. Применение систем транспортной телематики для повышения эффективности эксплуатации техники / П. И. Смирнов, М. Ю. Карелина, Б. С. Субботин ; Министерство науки и высшего образования Российской Федерации, Вологодский государственный университет. – Вологда : ВоГУ, 2023Библиогр.: с. 123-124</w:t>
+        <w:t xml:space="preserve">Смирнов, Петр Ильич. Применение систем транспортной телематики для повышения эффективности эксплуатации техники / П. И. Смирнов, М. Ю. Карелина, Б. С. </w:t>
+      </w:r>
+      <w:proofErr w:type="gramStart"/>
+      <w:r>
+        <w:rPr>
+          <w:rFonts w:ascii="Segoe UI" w:hAnsi="Segoe UI" w:cs="Segoe UI"/>
+          <w:i/>
+          <w:iCs/>
+          <w:sz w:val="21"/>
+          <w:szCs w:val="21"/>
+          <w:shd w:val="clear" w:color="auto" w:fill="FFFFFF"/>
+        </w:rPr>
+        <w:t>Субботин ;</w:t>
+      </w:r>
+      <w:proofErr w:type="gramEnd"/>
+      <w:r>
+        <w:rPr>
+          <w:rFonts w:ascii="Segoe UI" w:hAnsi="Segoe UI" w:cs="Segoe UI"/>
+          <w:i/>
+          <w:iCs/>
+          <w:sz w:val="21"/>
+          <w:szCs w:val="21"/>
+          <w:shd w:val="clear" w:color="auto" w:fill="FFFFFF"/>
+        </w:rPr>
+        <w:t xml:space="preserve"> Министерство науки и высшего образования Российской Федерации, Вологодский государственный университет. – </w:t>
+      </w:r>
+      <w:proofErr w:type="gramStart"/>
+      <w:r>
+        <w:rPr>
+          <w:rFonts w:ascii="Segoe UI" w:hAnsi="Segoe UI" w:cs="Segoe UI"/>
+          <w:i/>
+          <w:iCs/>
+          <w:sz w:val="21"/>
+          <w:szCs w:val="21"/>
+          <w:shd w:val="clear" w:color="auto" w:fill="FFFFFF"/>
+        </w:rPr>
+        <w:t>Вологда :</w:t>
+      </w:r>
+      <w:proofErr w:type="gramEnd"/>
+      <w:r>
+        <w:rPr>
+          <w:rFonts w:ascii="Segoe UI" w:hAnsi="Segoe UI" w:cs="Segoe UI"/>
+          <w:i/>
+          <w:iCs/>
+          <w:sz w:val="21"/>
+          <w:szCs w:val="21"/>
+          <w:shd w:val="clear" w:color="auto" w:fill="FFFFFF"/>
+        </w:rPr>
+        <w:t xml:space="preserve"> </w:t>
+      </w:r>
+      <w:proofErr w:type="spellStart"/>
+      <w:r>
+        <w:rPr>
+          <w:rFonts w:ascii="Segoe UI" w:hAnsi="Segoe UI" w:cs="Segoe UI"/>
+          <w:i/>
+          <w:iCs/>
+          <w:sz w:val="21"/>
+          <w:szCs w:val="21"/>
+          <w:shd w:val="clear" w:color="auto" w:fill="FFFFFF"/>
+        </w:rPr>
+        <w:t>ВоГУ</w:t>
+      </w:r>
+      <w:proofErr w:type="spellEnd"/>
+      <w:r>
+        <w:rPr>
+          <w:rFonts w:ascii="Segoe UI" w:hAnsi="Segoe UI" w:cs="Segoe UI"/>
+          <w:i/>
+          <w:iCs/>
+          <w:sz w:val="21"/>
+          <w:szCs w:val="21"/>
+          <w:shd w:val="clear" w:color="auto" w:fill="FFFFFF"/>
+        </w:rPr>
+        <w:t>, 2023Библиогр.: с. 123-124</w:t>
       </w:r>
     </w:p>
     <w:p>
@@ -8496,11 +6696,27 @@
           <w:highlight w:val="yellow"/>
           <w:lang w:val="en-US"/>
         </w:rPr>
-        <w:t xml:space="preserve">JIANG Bohui </w:t>
-      </w:r>
+        <w:t xml:space="preserve">JIANG </w:t>
+      </w:r>
+      <w:proofErr w:type="spellStart"/>
       <w:r>
         <w:rPr>
           <w:highlight w:val="yellow"/>
+          <w:lang w:val="en-US"/>
+        </w:rPr>
+        <w:t>Bohui</w:t>
+      </w:r>
+      <w:proofErr w:type="spellEnd"/>
+      <w:r>
+        <w:rPr>
+          <w:highlight w:val="yellow"/>
+          <w:lang w:val="en-US"/>
+        </w:rPr>
+        <w:t xml:space="preserve"> </w:t>
+      </w:r>
+      <w:r>
+        <w:rPr>
+          <w:highlight w:val="yellow"/>
         </w:rPr>
         <w:t>и</w:t>
       </w:r>
@@ -8509,7 +6725,39 @@
           <w:highlight w:val="yellow"/>
           <w:lang w:val="en-US"/>
         </w:rPr>
-        <w:t xml:space="preserve"> ZHOU Weifeng «Comparative Analysis of GeoHash, Google S2 and Uber H3 as Global Geographic Grid Coding Methods» (2024)</w:t>
+        <w:t xml:space="preserve"> ZHOU </w:t>
+      </w:r>
+      <w:proofErr w:type="spellStart"/>
+      <w:r>
+        <w:rPr>
+          <w:highlight w:val="yellow"/>
+          <w:lang w:val="en-US"/>
+        </w:rPr>
+        <w:t>Weifeng</w:t>
+      </w:r>
+      <w:proofErr w:type="spellEnd"/>
+      <w:r>
+        <w:rPr>
+          <w:highlight w:val="yellow"/>
+          <w:lang w:val="en-US"/>
+        </w:rPr>
+        <w:t xml:space="preserve"> «Comparative Analysis of </w:t>
+      </w:r>
+      <w:proofErr w:type="spellStart"/>
+      <w:r>
+        <w:rPr>
+          <w:highlight w:val="yellow"/>
+          <w:lang w:val="en-US"/>
+        </w:rPr>
+        <w:t>GeoHash</w:t>
+      </w:r>
+      <w:proofErr w:type="spellEnd"/>
+      <w:r>
+        <w:rPr>
+          <w:highlight w:val="yellow"/>
+          <w:lang w:val="en-US"/>
+        </w:rPr>
+        <w:t>, Google S2 and Uber H3 as Global Geographic Grid Coding Methods» (2024)</w:t>
       </w:r>
     </w:p>
     <w:p>
@@ -8540,7 +6788,21 @@
         <w:rPr>
           <w:lang w:val="en-US"/>
         </w:rPr>
-        <w:t xml:space="preserve">M. Gorawski </w:t>
+        <w:t xml:space="preserve">M. </w:t>
+      </w:r>
+      <w:proofErr w:type="spellStart"/>
+      <w:r>
+        <w:rPr>
+          <w:lang w:val="en-US"/>
+        </w:rPr>
+        <w:t>Gorawski</w:t>
+      </w:r>
+      <w:proofErr w:type="spellEnd"/>
+      <w:r>
+        <w:rPr>
+          <w:lang w:val="en-US"/>
+        </w:rPr>
+        <w:t xml:space="preserve"> </w:t>
       </w:r>
       <w:r>
         <w:t>и</w:t>
@@ -8549,10 +6811,51 @@
         <w:rPr>
           <w:lang w:val="en-US"/>
         </w:rPr>
-        <w:t xml:space="preserve"> A. Dyga. </w:t>
-      </w:r>
-      <w:r>
-        <w:t>В</w:t>
+        <w:t xml:space="preserve"> A. </w:t>
+      </w:r>
+      <w:proofErr w:type="spellStart"/>
+      <w:r>
+        <w:rPr>
+          <w:lang w:val="en-US"/>
+        </w:rPr>
+        <w:t>Dyga</w:t>
+      </w:r>
+      <w:proofErr w:type="spellEnd"/>
+      <w:r>
+        <w:rPr>
+          <w:lang w:val="en-US"/>
+        </w:rPr>
+        <w:t xml:space="preserve">. «Indexing of </w:t>
+      </w:r>
+      <w:proofErr w:type="spellStart"/>
+      <w:r>
+        <w:rPr>
+          <w:lang w:val="en-US"/>
+        </w:rPr>
+        <w:t>Spatio</w:t>
+      </w:r>
+      <w:proofErr w:type="spellEnd"/>
+      <w:r>
+        <w:rPr>
+          <w:lang w:val="en-US"/>
+        </w:rPr>
+        <w:t>-Temporal Telemetric Data based on Distributed Mobile Bucket Index» (2006)</w:t>
+      </w:r>
+    </w:p>
+    <w:p>
+      <w:pPr>
+        <w:rPr>
+          <w:lang w:val="en-US"/>
+        </w:rPr>
+      </w:pPr>
+      <w:r>
+        <w:rPr>
+          <w:lang w:val="en-US"/>
+        </w:rPr>
+        <w:t xml:space="preserve">17. </w:t>
+      </w:r>
+      <w:r>
+        <w:t>ГОСТ</w:t>
       </w:r>
       <w:r>
         <w:rPr>
@@ -8561,44 +6864,71 @@
         <w:t xml:space="preserve"> </w:t>
       </w:r>
       <w:r>
-        <w:t>статье</w:t>
-      </w:r>
-      <w:r>
-        <w:rPr>
-          <w:lang w:val="en-US"/>
-        </w:rPr>
-        <w:t xml:space="preserve"> «Indexing of Spatio-Temporal Telemetric Data based on Distributed Mobile Bucket Index» (2006)</w:t>
-      </w:r>
-    </w:p>
-    <w:p>
-      <w:pPr>
-        <w:rPr>
-          <w:lang w:val="en-US"/>
-        </w:rPr>
-      </w:pPr>
-      <w:r>
-        <w:rPr>
-          <w:lang w:val="en-US"/>
-        </w:rPr>
-        <w:t xml:space="preserve">17. </w:t>
-      </w:r>
-      <w:r>
-        <w:t>ГОСТ Р 54619-2011</w:t>
-      </w:r>
-    </w:p>
-    <w:p>
-      <w:pPr>
-        <w:rPr>
-          <w:lang w:val="en-US"/>
-        </w:rPr>
-      </w:pPr>
-    </w:p>
-    <w:p>
-      <w:pPr>
-        <w:rPr>
-          <w:lang w:val="en-US"/>
-        </w:rPr>
-      </w:pPr>
+        <w:t>Р</w:t>
+      </w:r>
+      <w:r>
+        <w:rPr>
+          <w:lang w:val="en-US"/>
+        </w:rPr>
+        <w:t xml:space="preserve"> 54619-2011</w:t>
+      </w:r>
+    </w:p>
+    <w:p>
+      <w:pPr>
+        <w:rPr>
+          <w:lang w:val="en-US"/>
+        </w:rPr>
+      </w:pPr>
+      <w:r>
+        <w:rPr>
+          <w:lang w:val="en-US"/>
+        </w:rPr>
+        <w:t xml:space="preserve">18. </w:t>
+      </w:r>
+      <w:r>
+        <w:rPr>
+          <w:lang w:val="en-US"/>
+        </w:rPr>
+        <w:t>https://www.traccar.org/forums/topic/performance-impact-of-10000-geofences-in-traccar/</w:t>
+      </w:r>
+    </w:p>
+    <w:p>
+      <w:pPr>
+        <w:rPr>
+          <w:lang w:val="en-US"/>
+        </w:rPr>
+      </w:pPr>
+      <w:r>
+        <w:rPr>
+          <w:lang w:val="en-US"/>
+        </w:rPr>
+        <w:t xml:space="preserve">19. </w:t>
+      </w:r>
+      <w:r>
+        <w:rPr>
+          <w:lang w:val="en-US"/>
+        </w:rPr>
+        <w:t>https://help.wialon.com/ru/wialon-local/2304/user-guide/monitoring-system/limitations</w:t>
+      </w:r>
+    </w:p>
+    <w:p>
+      <w:pPr>
+        <w:rPr>
+          <w:lang w:val="en-US"/>
+        </w:rPr>
+      </w:pPr>
+      <w:r>
+        <w:rPr>
+          <w:lang w:val="en-US"/>
+        </w:rPr>
+        <w:t xml:space="preserve">20. </w:t>
+      </w:r>
+      <w:r>
+        <w:rPr>
+          <w:lang w:val="en-US"/>
+        </w:rPr>
+        <w:t>https://support.fort-monitor.ru/article/30936</w:t>
+      </w:r>
     </w:p>
     <w:p>
       <w:pPr>
@@ -8615,6 +6945,7 @@
         </w:rPr>
         <w:t xml:space="preserve">8. </w:t>
       </w:r>
+      <w:proofErr w:type="spellStart"/>
       <w:r>
         <w:rPr>
           <w:rFonts w:ascii="Arial" w:hAnsi="Arial" w:cs="Arial"/>
@@ -8622,7 +6953,77 @@
           <w:shd w:val="clear" w:color="auto" w:fill="EAEAEA"/>
           <w:lang w:val="en-US"/>
         </w:rPr>
-        <w:t>Kmoch, A., Vasilyev, I., Virro, H., &amp; Uuemaa, E. (2022). Area and shape distortions in open-source discrete global grid systems. </w:t>
+        <w:t>Kmoch</w:t>
+      </w:r>
+      <w:proofErr w:type="spellEnd"/>
+      <w:r>
+        <w:rPr>
+          <w:rFonts w:ascii="Arial" w:hAnsi="Arial" w:cs="Arial"/>
+          <w:color w:val="333333"/>
+          <w:shd w:val="clear" w:color="auto" w:fill="EAEAEA"/>
+          <w:lang w:val="en-US"/>
+        </w:rPr>
+        <w:t xml:space="preserve">, A., </w:t>
+      </w:r>
+      <w:proofErr w:type="spellStart"/>
+      <w:r>
+        <w:rPr>
+          <w:rFonts w:ascii="Arial" w:hAnsi="Arial" w:cs="Arial"/>
+          <w:color w:val="333333"/>
+          <w:shd w:val="clear" w:color="auto" w:fill="EAEAEA"/>
+          <w:lang w:val="en-US"/>
+        </w:rPr>
+        <w:t>Vasilyev</w:t>
+      </w:r>
+      <w:proofErr w:type="spellEnd"/>
+      <w:r>
+        <w:rPr>
+          <w:rFonts w:ascii="Arial" w:hAnsi="Arial" w:cs="Arial"/>
+          <w:color w:val="333333"/>
+          <w:shd w:val="clear" w:color="auto" w:fill="EAEAEA"/>
+          <w:lang w:val="en-US"/>
+        </w:rPr>
+        <w:t xml:space="preserve">, I., </w:t>
+      </w:r>
+      <w:proofErr w:type="spellStart"/>
+      <w:r>
+        <w:rPr>
+          <w:rFonts w:ascii="Arial" w:hAnsi="Arial" w:cs="Arial"/>
+          <w:color w:val="333333"/>
+          <w:shd w:val="clear" w:color="auto" w:fill="EAEAEA"/>
+          <w:lang w:val="en-US"/>
+        </w:rPr>
+        <w:t>Virro</w:t>
+      </w:r>
+      <w:proofErr w:type="spellEnd"/>
+      <w:r>
+        <w:rPr>
+          <w:rFonts w:ascii="Arial" w:hAnsi="Arial" w:cs="Arial"/>
+          <w:color w:val="333333"/>
+          <w:shd w:val="clear" w:color="auto" w:fill="EAEAEA"/>
+          <w:lang w:val="en-US"/>
+        </w:rPr>
+        <w:t xml:space="preserve">, H., &amp; </w:t>
+      </w:r>
+      <w:proofErr w:type="spellStart"/>
+      <w:r>
+        <w:rPr>
+          <w:rFonts w:ascii="Arial" w:hAnsi="Arial" w:cs="Arial"/>
+          <w:color w:val="333333"/>
+          <w:shd w:val="clear" w:color="auto" w:fill="EAEAEA"/>
+          <w:lang w:val="en-US"/>
+        </w:rPr>
+        <w:t>Uuemaa</w:t>
+      </w:r>
+      <w:proofErr w:type="spellEnd"/>
+      <w:r>
+        <w:rPr>
+          <w:rFonts w:ascii="Arial" w:hAnsi="Arial" w:cs="Arial"/>
+          <w:color w:val="333333"/>
+          <w:shd w:val="clear" w:color="auto" w:fill="EAEAEA"/>
+          <w:lang w:val="en-US"/>
+        </w:rPr>
+        <w:t>, E. (2022). Area and shape distortions in open-source discrete global grid systems. </w:t>
       </w:r>
       <w:r>
         <w:rPr>
@@ -8682,6 +7083,7 @@
         </w:rPr>
         <w:t xml:space="preserve">9. </w:t>
       </w:r>
+      <w:proofErr w:type="spellStart"/>
       <w:r>
         <w:rPr>
           <w:rFonts w:ascii="Consolas" w:hAnsi="Consolas"/>
@@ -8689,15 +7091,107 @@
           <w:shd w:val="clear" w:color="auto" w:fill="FFFFFF"/>
           <w:lang w:val="en-US"/>
         </w:rPr>
-        <w:t xml:space="preserve">Bousquin J. Discrete Global Grid Systems as scalable geospatial frameworks for characterizing coastal environments. </w:t>
-      </w:r>
+        <w:t>Bousquin</w:t>
+      </w:r>
+      <w:proofErr w:type="spellEnd"/>
       <w:r>
         <w:rPr>
           <w:rFonts w:ascii="Consolas" w:hAnsi="Consolas"/>
           <w:color w:val="1B1B1B"/>
           <w:shd w:val="clear" w:color="auto" w:fill="FFFFFF"/>
-        </w:rPr>
-        <w:t>Environ Model Softw. 2021 Dec 1;146:1-14</w:t>
+          <w:lang w:val="en-US"/>
+        </w:rPr>
+        <w:t xml:space="preserve"> J. Discrete Global Grid Systems as scalable geospatial frameworks for characterizing coastal environments. </w:t>
+      </w:r>
+      <w:proofErr w:type="spellStart"/>
+      <w:r>
+        <w:rPr>
+          <w:rFonts w:ascii="Consolas" w:hAnsi="Consolas"/>
+          <w:color w:val="1B1B1B"/>
+          <w:shd w:val="clear" w:color="auto" w:fill="FFFFFF"/>
+        </w:rPr>
+        <w:t>Environ</w:t>
+      </w:r>
+      <w:proofErr w:type="spellEnd"/>
+      <w:r>
+        <w:rPr>
+          <w:rFonts w:ascii="Consolas" w:hAnsi="Consolas"/>
+          <w:color w:val="1B1B1B"/>
+          <w:shd w:val="clear" w:color="auto" w:fill="FFFFFF"/>
+        </w:rPr>
+        <w:t xml:space="preserve"> </w:t>
+      </w:r>
+      <w:proofErr w:type="spellStart"/>
+      <w:r>
+        <w:rPr>
+          <w:rFonts w:ascii="Consolas" w:hAnsi="Consolas"/>
+          <w:color w:val="1B1B1B"/>
+          <w:shd w:val="clear" w:color="auto" w:fill="FFFFFF"/>
+        </w:rPr>
+        <w:t>Model</w:t>
+      </w:r>
+      <w:proofErr w:type="spellEnd"/>
+      <w:r>
+        <w:rPr>
+          <w:rFonts w:ascii="Consolas" w:hAnsi="Consolas"/>
+          <w:color w:val="1B1B1B"/>
+          <w:shd w:val="clear" w:color="auto" w:fill="FFFFFF"/>
+        </w:rPr>
+        <w:t xml:space="preserve"> </w:t>
+      </w:r>
+      <w:proofErr w:type="spellStart"/>
+      <w:r>
+        <w:rPr>
+          <w:rFonts w:ascii="Consolas" w:hAnsi="Consolas"/>
+          <w:color w:val="1B1B1B"/>
+          <w:shd w:val="clear" w:color="auto" w:fill="FFFFFF"/>
+        </w:rPr>
+        <w:t>Softw</w:t>
+      </w:r>
+      <w:proofErr w:type="spellEnd"/>
+      <w:r>
+        <w:rPr>
+          <w:rFonts w:ascii="Consolas" w:hAnsi="Consolas"/>
+          <w:color w:val="1B1B1B"/>
+          <w:shd w:val="clear" w:color="auto" w:fill="FFFFFF"/>
+        </w:rPr>
+        <w:t xml:space="preserve">. 2021 </w:t>
+      </w:r>
+      <w:proofErr w:type="spellStart"/>
+      <w:r>
+        <w:rPr>
+          <w:rFonts w:ascii="Consolas" w:hAnsi="Consolas"/>
+          <w:color w:val="1B1B1B"/>
+          <w:shd w:val="clear" w:color="auto" w:fill="FFFFFF"/>
+        </w:rPr>
+        <w:t>Dec</w:t>
+      </w:r>
+      <w:proofErr w:type="spellEnd"/>
+      <w:r>
+        <w:rPr>
+          <w:rFonts w:ascii="Consolas" w:hAnsi="Consolas"/>
+          <w:color w:val="1B1B1B"/>
+          <w:shd w:val="clear" w:color="auto" w:fill="FFFFFF"/>
+        </w:rPr>
+        <w:t xml:space="preserve"> </w:t>
+      </w:r>
+      <w:proofErr w:type="gramStart"/>
+      <w:r>
+        <w:rPr>
+          <w:rFonts w:ascii="Consolas" w:hAnsi="Consolas"/>
+          <w:color w:val="1B1B1B"/>
+          <w:shd w:val="clear" w:color="auto" w:fill="FFFFFF"/>
+        </w:rPr>
+        <w:t>1;146:1</w:t>
+      </w:r>
+      <w:proofErr w:type="gramEnd"/>
+      <w:r>
+        <w:rPr>
+          <w:rFonts w:ascii="Consolas" w:hAnsi="Consolas"/>
+          <w:color w:val="1B1B1B"/>
+          <w:shd w:val="clear" w:color="auto" w:fill="FFFFFF"/>
+        </w:rPr>
+        <w:t>-14</w:t>
       </w:r>
     </w:p>
     <w:p>

--- a/Practice.docx
+++ b/Practice.docx
@@ -2801,19 +2801,13 @@
         <w:t>ованы</w:t>
       </w:r>
       <w:r>
-        <w:t xml:space="preserve"> с использованием </w:t>
-      </w:r>
-      <w:r>
-        <w:t xml:space="preserve">одного из следующих </w:t>
-      </w:r>
-      <w:r>
-        <w:t>язык</w:t>
-      </w:r>
-      <w:r>
-        <w:t>ов программирования</w:t>
-      </w:r>
-      <w:r>
-        <w:t>:</w:t>
+        <w:t xml:space="preserve"> с использованием язык</w:t>
+      </w:r>
+      <w:r>
+        <w:t>а</w:t>
+      </w:r>
+      <w:r>
+        <w:t xml:space="preserve"> программирования</w:t>
       </w:r>
       <w:r>
         <w:t xml:space="preserve"> </w:t>
@@ -2823,24 +2817,6 @@
           <w:lang w:val="en-US"/>
         </w:rPr>
         <w:t>Kotlin</w:t>
-      </w:r>
-      <w:r>
-        <w:t xml:space="preserve">, </w:t>
-      </w:r>
-      <w:r>
-        <w:rPr>
-          <w:lang w:val="en-US"/>
-        </w:rPr>
-        <w:t>C</w:t>
-      </w:r>
-      <w:r>
-        <w:t xml:space="preserve">#, </w:t>
-      </w:r>
-      <w:r>
-        <w:rPr>
-          <w:lang w:val="en-US"/>
-        </w:rPr>
-        <w:t>Python</w:t>
       </w:r>
       <w:r>
         <w:t>;</w:t>
@@ -3128,9 +3104,6 @@
         <w:pStyle w:val="default1"/>
       </w:pPr>
       <w:r>
-        <w:rPr>
-          <w:lang w:val="en-US"/>
-        </w:rPr>
         <w:t xml:space="preserve">1. </w:t>
       </w:r>
       <w:proofErr w:type="spellStart"/>
@@ -3390,39 +3363,19 @@
       </w:pPr>
       <w:r>
         <w:lastRenderedPageBreak/>
-        <w:t xml:space="preserve">Коммерческая </w:t>
-      </w:r>
-      <w:proofErr w:type="spellStart"/>
-      <w:r>
-        <w:t>IoT</w:t>
-      </w:r>
-      <w:proofErr w:type="spellEnd"/>
-      <w:r>
-        <w:t xml:space="preserve">-платформа, ориентированная на телематику и </w:t>
-      </w:r>
-      <w:proofErr w:type="spellStart"/>
-      <w:r>
-        <w:t>fleet</w:t>
-      </w:r>
-      <w:proofErr w:type="spellEnd"/>
+        <w:t>Коммерческая платформа. Обладает широкими возможностями</w:t>
+      </w:r>
       <w:r>
         <w:t xml:space="preserve"> </w:t>
       </w:r>
-      <w:proofErr w:type="spellStart"/>
-      <w:r>
-        <w:t>management</w:t>
-      </w:r>
-      <w:proofErr w:type="spellEnd"/>
-      <w:r>
-        <w:t xml:space="preserve">. Обладает широкими возможностями </w:t>
-      </w:r>
-      <w:proofErr w:type="spellStart"/>
-      <w:r>
-        <w:t>white-label</w:t>
-      </w:r>
-      <w:proofErr w:type="spellEnd"/>
-      <w:r>
-        <w:t>, интеграцией с различным оборудованием, ретрансляцией данных.</w:t>
+      <w:r>
+        <w:t>интеграци</w:t>
+      </w:r>
+      <w:r>
+        <w:t>й</w:t>
+      </w:r>
+      <w:r>
+        <w:t xml:space="preserve"> с различным оборудованием, ретрансляцией данных.</w:t>
       </w:r>
       <w:r>
         <w:t xml:space="preserve"> Имеет локальную версию.</w:t>
@@ -5987,15 +5940,1217 @@
         <w:t>2</w:t>
       </w:r>
       <w:r>
-        <w:t>.2 Выбор платформы для реализации</w:t>
-      </w:r>
-    </w:p>
-    <w:p>
-      <w:pPr>
-        <w:pStyle w:val="default1"/>
+        <w:t>.</w:t>
+      </w:r>
+      <w:r>
+        <w:t>1</w:t>
+      </w:r>
+      <w:r>
+        <w:t xml:space="preserve"> Выбор платформы для реализации</w:t>
+      </w:r>
+    </w:p>
+    <w:p>
+      <w:pPr>
+        <w:pStyle w:val="default1"/>
+      </w:pPr>
+      <w:r>
+        <w:t>В</w:t>
+      </w:r>
+      <w:r>
+        <w:t xml:space="preserve">ыбор технологического стека является </w:t>
+      </w:r>
+      <w:r>
+        <w:t>важным</w:t>
+      </w:r>
+      <w:r>
+        <w:t xml:space="preserve"> этапом проектирования системы позиционного отслеживания транспортных средств, поскольку он напрямую определяет достижимость предъявленных к системе нефункциональных требований: производительности, масштабируемости, отказоустойчивости и безопасности</w:t>
+      </w:r>
+      <w:r>
+        <w:t>.</w:t>
+      </w:r>
+    </w:p>
+    <w:p>
+      <w:pPr>
+        <w:pStyle w:val="3"/>
+      </w:pPr>
+      <w:r>
+        <w:t>2.1.1 Операционная система и аппаратное обеспечение</w:t>
+      </w:r>
+    </w:p>
+    <w:p>
+      <w:pPr>
+        <w:pStyle w:val="default1"/>
+      </w:pPr>
+      <w:r>
+        <w:t xml:space="preserve">В качестве целевой операционной системы для серверной части выбрана ОС семейства </w:t>
+      </w:r>
+      <w:proofErr w:type="spellStart"/>
+      <w:r>
+        <w:t>Linux</w:t>
+      </w:r>
+      <w:proofErr w:type="spellEnd"/>
+      <w:r>
+        <w:t xml:space="preserve"> </w:t>
+      </w:r>
+      <w:proofErr w:type="spellStart"/>
+      <w:r>
+        <w:t>Ubuntu</w:t>
+      </w:r>
+      <w:proofErr w:type="spellEnd"/>
+      <w:r>
+        <w:t xml:space="preserve"> 2</w:t>
+      </w:r>
+      <w:r>
+        <w:t>4</w:t>
+      </w:r>
+      <w:r>
+        <w:t>.04 LTS. Этот выбор продиктован следующими факторами:</w:t>
+      </w:r>
+    </w:p>
+    <w:p>
+      <w:pPr>
+        <w:pStyle w:val="default1"/>
+        <w:numPr>
+          <w:ilvl w:val="0"/>
+          <w:numId w:val="24"/>
+        </w:numPr>
+      </w:pPr>
+      <w:r>
+        <w:t xml:space="preserve">наилучшей поддержкой контейнеризации и инструментов </w:t>
+      </w:r>
+      <w:proofErr w:type="spellStart"/>
+      <w:r>
+        <w:t>оркестрации</w:t>
+      </w:r>
+      <w:proofErr w:type="spellEnd"/>
+      <w:r>
+        <w:t xml:space="preserve"> (</w:t>
+      </w:r>
+      <w:proofErr w:type="spellStart"/>
+      <w:r>
+        <w:t>Docker</w:t>
+      </w:r>
+      <w:proofErr w:type="spellEnd"/>
+      <w:r>
+        <w:t xml:space="preserve">, </w:t>
+      </w:r>
+      <w:proofErr w:type="spellStart"/>
+      <w:r>
+        <w:t>Kubernetes</w:t>
+      </w:r>
+      <w:proofErr w:type="spellEnd"/>
+      <w:r>
+        <w:t>);</w:t>
+      </w:r>
+    </w:p>
+    <w:p>
+      <w:pPr>
+        <w:pStyle w:val="default1"/>
+        <w:numPr>
+          <w:ilvl w:val="0"/>
+          <w:numId w:val="24"/>
+        </w:numPr>
+      </w:pPr>
+      <w:r>
+        <w:t xml:space="preserve">популярностью дистрибутивов </w:t>
+      </w:r>
+      <w:r>
+        <w:rPr>
+          <w:lang w:val="en-US"/>
+        </w:rPr>
+        <w:t>Ubuntu</w:t>
+      </w:r>
+      <w:r>
+        <w:t>, развитое сообщество</w:t>
+      </w:r>
+      <w:r>
+        <w:t>;</w:t>
+      </w:r>
+    </w:p>
+    <w:p>
+      <w:pPr>
+        <w:pStyle w:val="default1"/>
+        <w:numPr>
+          <w:ilvl w:val="0"/>
+          <w:numId w:val="24"/>
+        </w:numPr>
+      </w:pPr>
+      <w:r>
+        <w:t xml:space="preserve">преимуществами выпуска </w:t>
+      </w:r>
+      <w:r>
+        <w:rPr>
+          <w:lang w:val="en-US"/>
+        </w:rPr>
+        <w:t>LTS</w:t>
+      </w:r>
+      <w:r>
+        <w:t xml:space="preserve"> </w:t>
+      </w:r>
+      <w:r>
+        <w:t>(длительный период выпуска системных обновлений и патчей безопасности</w:t>
+      </w:r>
+      <w:r>
+        <w:t>;</w:t>
+      </w:r>
+    </w:p>
+    <w:p>
+      <w:pPr>
+        <w:pStyle w:val="default1"/>
+        <w:numPr>
+          <w:ilvl w:val="0"/>
+          <w:numId w:val="24"/>
+        </w:numPr>
+      </w:pPr>
+      <w:r>
+        <w:t>бесплатность операционной системы для любого вида использования</w:t>
+      </w:r>
+      <w:r>
+        <w:t>.</w:t>
+      </w:r>
+    </w:p>
+    <w:p>
+      <w:pPr>
+        <w:pStyle w:val="default1"/>
+      </w:pPr>
+      <w:r>
+        <w:t>Аппаратная конфигурация целевого сервера определяется необходимостью обслуживать входящий поток не менее 2000 телеметрических сообщений в секунду. Исходя из практики развёртывания аналогичных систем, достаточными являются:</w:t>
+      </w:r>
+    </w:p>
+    <w:p>
+      <w:pPr>
+        <w:pStyle w:val="default1"/>
+        <w:numPr>
+          <w:ilvl w:val="0"/>
+          <w:numId w:val="25"/>
+        </w:numPr>
+      </w:pPr>
+      <w:r>
+        <w:rPr>
+          <w:lang w:val="en-US"/>
+        </w:rPr>
+        <w:t>CPU</w:t>
+      </w:r>
+      <w:r>
+        <w:t>: 8 физических ядер с тактовой частотой не ниже 3.0 ГГц;</w:t>
+      </w:r>
+    </w:p>
+    <w:p>
+      <w:pPr>
+        <w:pStyle w:val="default1"/>
+        <w:numPr>
+          <w:ilvl w:val="0"/>
+          <w:numId w:val="25"/>
+        </w:numPr>
+      </w:pPr>
+      <w:r>
+        <w:t xml:space="preserve">оперативная память: </w:t>
+      </w:r>
+      <w:r>
+        <w:t>16</w:t>
+      </w:r>
+      <w:r>
+        <w:t xml:space="preserve"> ГБ (для размещения пространственного индекса, кэша </w:t>
+      </w:r>
+      <w:proofErr w:type="spellStart"/>
+      <w:r>
+        <w:t>Redis</w:t>
+      </w:r>
+      <w:proofErr w:type="spellEnd"/>
+      <w:r>
+        <w:t xml:space="preserve"> и рабочих процессов сервисов);</w:t>
+      </w:r>
+    </w:p>
+    <w:p>
+      <w:pPr>
+        <w:pStyle w:val="default1"/>
+        <w:numPr>
+          <w:ilvl w:val="0"/>
+          <w:numId w:val="25"/>
+        </w:numPr>
+      </w:pPr>
+      <w:r>
+        <w:t xml:space="preserve">дисковая подсистема: SSD-накопитель объёмом не менее 500 ГБ (под оперативное хранение очередей </w:t>
+      </w:r>
+      <w:proofErr w:type="spellStart"/>
+      <w:r>
+        <w:t>Kafka</w:t>
+      </w:r>
+      <w:proofErr w:type="spellEnd"/>
+      <w:r>
+        <w:t xml:space="preserve">), а также </w:t>
+      </w:r>
+      <w:r>
+        <w:t>накопитель</w:t>
+      </w:r>
+      <w:r>
+        <w:t xml:space="preserve"> объёмом от 1 ТБ для непосредственно базы данных </w:t>
+      </w:r>
+      <w:proofErr w:type="spellStart"/>
+      <w:r>
+        <w:t>PostgreSQL</w:t>
+      </w:r>
+      <w:proofErr w:type="spellEnd"/>
+      <w:r>
+        <w:t>.</w:t>
+      </w:r>
+    </w:p>
+    <w:p>
+      <w:pPr>
+        <w:pStyle w:val="default1"/>
+      </w:pPr>
+    </w:p>
+    <w:p>
+      <w:pPr>
+        <w:pStyle w:val="default1"/>
+      </w:pPr>
+      <w:r>
+        <w:t xml:space="preserve">Клиентские рабочие места не предъявляют жёстких требований: </w:t>
+      </w:r>
+      <w:r>
+        <w:t xml:space="preserve">достаточно, чтобы на рабочем ПК работал любой из современных браузеров </w:t>
+      </w:r>
+      <w:r>
+        <w:t>(</w:t>
+      </w:r>
+      <w:r>
+        <w:rPr>
+          <w:lang w:val="en-US"/>
+        </w:rPr>
+        <w:t>Google</w:t>
+      </w:r>
+      <w:r>
+        <w:t xml:space="preserve"> </w:t>
+      </w:r>
+      <w:r>
+        <w:rPr>
+          <w:lang w:val="en-US"/>
+        </w:rPr>
+        <w:t>Chrome</w:t>
+      </w:r>
+      <w:r>
+        <w:t xml:space="preserve">, </w:t>
+      </w:r>
+      <w:r>
+        <w:rPr>
+          <w:lang w:val="en-US"/>
+        </w:rPr>
+        <w:t>Mozilla</w:t>
+      </w:r>
+      <w:r>
+        <w:t xml:space="preserve"> </w:t>
+      </w:r>
+      <w:r>
+        <w:rPr>
+          <w:lang w:val="en-US"/>
+        </w:rPr>
+        <w:t>Firefox</w:t>
+      </w:r>
+      <w:r>
+        <w:t xml:space="preserve">, </w:t>
+      </w:r>
+      <w:r>
+        <w:rPr>
+          <w:lang w:val="en-US"/>
+        </w:rPr>
+        <w:t>Microsoft</w:t>
+      </w:r>
+      <w:r>
+        <w:t xml:space="preserve"> </w:t>
+      </w:r>
+      <w:r>
+        <w:rPr>
+          <w:lang w:val="en-US"/>
+        </w:rPr>
+        <w:t>Edge</w:t>
+      </w:r>
+      <w:r>
+        <w:t xml:space="preserve"> </w:t>
+      </w:r>
+      <w:r>
+        <w:t>и др.) и производительности было достаточно для приемлемой задержки отклика с точки зрения пользователя.</w:t>
+      </w:r>
+    </w:p>
+    <w:p>
+      <w:pPr>
+        <w:pStyle w:val="3"/>
+      </w:pPr>
+      <w:r>
+        <w:t>2.1.2 Язык программирования и серверные фреймворки</w:t>
+      </w:r>
+    </w:p>
+    <w:p>
+      <w:pPr>
+        <w:pStyle w:val="default1"/>
+      </w:pPr>
+      <w:r>
+        <w:t xml:space="preserve">Язык программирования </w:t>
+      </w:r>
+      <w:proofErr w:type="spellStart"/>
+      <w:r>
+        <w:t>Kotlin</w:t>
+      </w:r>
+      <w:proofErr w:type="spellEnd"/>
+      <w:r>
+        <w:t xml:space="preserve"> </w:t>
+      </w:r>
+      <w:r>
+        <w:t xml:space="preserve">должен быть использован для разработки </w:t>
+      </w:r>
+      <w:r>
+        <w:t>серверных модулей</w:t>
+      </w:r>
+      <w:r>
+        <w:t xml:space="preserve">, поскольку одна из активно развиваемых библиотек для работы с </w:t>
+      </w:r>
+      <w:proofErr w:type="spellStart"/>
+      <w:r>
+        <w:t>геохешированием</w:t>
+      </w:r>
+      <w:proofErr w:type="spellEnd"/>
+      <w:r>
+        <w:t xml:space="preserve"> </w:t>
+      </w:r>
+      <w:r>
+        <w:rPr>
+          <w:lang w:val="en-US"/>
+        </w:rPr>
+        <w:t>S</w:t>
+      </w:r>
+      <w:r>
+        <w:t xml:space="preserve">2 </w:t>
+      </w:r>
+      <w:r>
+        <w:t xml:space="preserve">предназначена для работы в </w:t>
+      </w:r>
+      <w:r>
+        <w:rPr>
+          <w:lang w:val="en-US"/>
+        </w:rPr>
+        <w:t>JVM</w:t>
+      </w:r>
+      <w:r>
+        <w:t>.</w:t>
+      </w:r>
+      <w:r>
+        <w:t xml:space="preserve"> </w:t>
+      </w:r>
+      <w:r>
+        <w:t xml:space="preserve">В качестве серверного фреймворка будет использован </w:t>
+      </w:r>
+      <w:r>
+        <w:rPr>
+          <w:lang w:val="en-US"/>
+        </w:rPr>
+        <w:t>Spring</w:t>
+      </w:r>
+      <w:r>
+        <w:t xml:space="preserve"> </w:t>
+      </w:r>
+      <w:r>
+        <w:rPr>
+          <w:lang w:val="en-US"/>
+        </w:rPr>
+        <w:t>Boot</w:t>
+      </w:r>
+      <w:r>
+        <w:t xml:space="preserve"> </w:t>
+      </w:r>
+      <w:r>
+        <w:t xml:space="preserve">версии не ниже 3.5. </w:t>
+      </w:r>
+      <w:r>
+        <w:rPr>
+          <w:lang w:val="en-US"/>
+        </w:rPr>
+        <w:t>Spring</w:t>
+      </w:r>
+      <w:r>
+        <w:t xml:space="preserve"> </w:t>
+      </w:r>
+      <w:r>
+        <w:rPr>
+          <w:lang w:val="en-US"/>
+        </w:rPr>
+        <w:t>Boot</w:t>
+      </w:r>
+      <w:r>
+        <w:t xml:space="preserve"> </w:t>
+      </w:r>
+      <w:r>
+        <w:t xml:space="preserve">является лидером среди фреймворков для построения серверных приложений для </w:t>
+      </w:r>
+      <w:r>
+        <w:rPr>
+          <w:lang w:val="en-US"/>
+        </w:rPr>
+        <w:t>JVM</w:t>
+      </w:r>
+      <w:r>
+        <w:t xml:space="preserve">, </w:t>
+      </w:r>
+      <w:r>
+        <w:t>являясь надежным и удобным решением, развиваясь с участием сообщества разработчиков.</w:t>
+      </w:r>
+      <w:r>
+        <w:t xml:space="preserve"> </w:t>
+      </w:r>
+      <w:r>
+        <w:t xml:space="preserve">Также язык </w:t>
+      </w:r>
+      <w:r>
+        <w:rPr>
+          <w:lang w:val="en-US"/>
+        </w:rPr>
+        <w:t>Kotlin</w:t>
+      </w:r>
+      <w:r>
+        <w:t xml:space="preserve"> </w:t>
+      </w:r>
+      <w:r>
+        <w:t xml:space="preserve">обладает высокой </w:t>
+      </w:r>
+      <w:r>
+        <w:t>производительностью несмотря на то, что</w:t>
+      </w:r>
+      <w:r>
+        <w:t xml:space="preserve"> работает в виртуальной машине, благодаря оптимизациям и </w:t>
+      </w:r>
+      <w:r>
+        <w:rPr>
+          <w:lang w:val="en-US"/>
+        </w:rPr>
+        <w:t>JIT</w:t>
+      </w:r>
+      <w:r>
+        <w:t>-</w:t>
+      </w:r>
+      <w:r>
+        <w:t>компиляци</w:t>
+      </w:r>
+      <w:r>
+        <w:t>и</w:t>
+      </w:r>
+      <w:r>
+        <w:t>.</w:t>
+      </w:r>
+    </w:p>
+    <w:p>
+      <w:pPr>
+        <w:pStyle w:val="3"/>
+      </w:pPr>
+      <w:r>
+        <w:t>2.1.3 Системы управления базами данных и кэширования</w:t>
+      </w:r>
+    </w:p>
+    <w:p>
+      <w:pPr>
+        <w:pStyle w:val="default1"/>
+      </w:pPr>
+      <w:r>
+        <w:t xml:space="preserve">В качестве основной СУБД выбрана </w:t>
+      </w:r>
+      <w:proofErr w:type="spellStart"/>
+      <w:r>
+        <w:t>PostgreSQL</w:t>
+      </w:r>
+      <w:proofErr w:type="spellEnd"/>
+      <w:r>
+        <w:t xml:space="preserve"> 16. Определяющими факторами послужили:</w:t>
+      </w:r>
+    </w:p>
+    <w:p>
+      <w:pPr>
+        <w:pStyle w:val="default1"/>
+        <w:numPr>
+          <w:ilvl w:val="0"/>
+          <w:numId w:val="27"/>
+        </w:numPr>
+      </w:pPr>
+      <w:r>
+        <w:t>популярность СУБД, её активное развитие</w:t>
+      </w:r>
+      <w:r>
+        <w:t xml:space="preserve"> и богатая документация</w:t>
+      </w:r>
+      <w:r>
+        <w:t>;</w:t>
+      </w:r>
+    </w:p>
+    <w:p>
+      <w:pPr>
+        <w:pStyle w:val="default1"/>
+        <w:numPr>
+          <w:ilvl w:val="0"/>
+          <w:numId w:val="27"/>
+        </w:numPr>
+      </w:pPr>
+      <w:r>
+        <w:t>высокий уровень производительности;</w:t>
+      </w:r>
+    </w:p>
+    <w:p>
+      <w:pPr>
+        <w:pStyle w:val="default1"/>
+        <w:numPr>
+          <w:ilvl w:val="0"/>
+          <w:numId w:val="27"/>
+        </w:numPr>
+      </w:pPr>
+      <w:r>
+        <w:t xml:space="preserve">наличие расширений для обработки географических данных </w:t>
+      </w:r>
+      <w:r>
+        <w:t>(</w:t>
+      </w:r>
+      <w:proofErr w:type="spellStart"/>
+      <w:r>
+        <w:rPr>
+          <w:lang w:val="en-US"/>
+        </w:rPr>
+        <w:t>PostGIS</w:t>
+      </w:r>
+      <w:proofErr w:type="spellEnd"/>
+      <w:r>
+        <w:t>)</w:t>
+      </w:r>
+      <w:r>
+        <w:t>.</w:t>
+      </w:r>
+    </w:p>
+    <w:p>
+      <w:pPr>
+        <w:pStyle w:val="default1"/>
+      </w:pPr>
+      <w:r>
+        <w:t xml:space="preserve">Для кэширования часто используемых конфигураций (справочники </w:t>
+      </w:r>
+      <w:proofErr w:type="spellStart"/>
+      <w:r>
+        <w:t>геозон</w:t>
+      </w:r>
+      <w:proofErr w:type="spellEnd"/>
+      <w:r>
+        <w:t>, правила ретрансляции), краткосрочного хранения состояний и организации очередей сообщений выбраны два продукта:</w:t>
+      </w:r>
+    </w:p>
+    <w:p>
+      <w:pPr>
+        <w:pStyle w:val="default1"/>
+        <w:numPr>
+          <w:ilvl w:val="0"/>
+          <w:numId w:val="26"/>
+        </w:numPr>
+      </w:pPr>
+      <w:proofErr w:type="spellStart"/>
+      <w:r>
+        <w:t>Redis</w:t>
+      </w:r>
+      <w:proofErr w:type="spellEnd"/>
+      <w:r>
+        <w:t xml:space="preserve"> как высокопроизводительное хранилище, применяемое для кэширования и межсервисного взаимодействия. Его использование подтверждено успешным опытом в системах корпоративного </w:t>
+      </w:r>
+      <w:r>
+        <w:lastRenderedPageBreak/>
+        <w:t>телевидения [9], где требовалось быстрое обновление данных без обращения к дисковой СУБД.</w:t>
+      </w:r>
+    </w:p>
+    <w:p>
+      <w:pPr>
+        <w:pStyle w:val="default1"/>
+        <w:numPr>
+          <w:ilvl w:val="0"/>
+          <w:numId w:val="26"/>
+        </w:numPr>
+      </w:pPr>
+      <w:proofErr w:type="spellStart"/>
+      <w:r>
+        <w:t>Apache</w:t>
+      </w:r>
+      <w:proofErr w:type="spellEnd"/>
+      <w:r>
+        <w:t xml:space="preserve"> </w:t>
+      </w:r>
+      <w:proofErr w:type="spellStart"/>
+      <w:r>
+        <w:t>Kafka</w:t>
+      </w:r>
+      <w:proofErr w:type="spellEnd"/>
+      <w:r>
+        <w:t xml:space="preserve"> в качестве распределённого брокера сообщений, образующего ядро потоковой шины. </w:t>
+      </w:r>
+      <w:proofErr w:type="spellStart"/>
+      <w:r>
+        <w:t>Kafka</w:t>
+      </w:r>
+      <w:proofErr w:type="spellEnd"/>
+      <w:r>
+        <w:t xml:space="preserve"> является индустриальным стандартом для построения отказоустойчивых конвейеров потоковой обработки, что делает её незаменимой для системы, обязанной выдерживать нагрузку в 2000 сообщений в секунду и гарантировать сохранность телеметрии.</w:t>
+      </w:r>
+    </w:p>
+    <w:p>
+      <w:pPr>
+        <w:pStyle w:val="3"/>
+      </w:pPr>
+      <w:r>
+        <w:t xml:space="preserve">2.1.4 </w:t>
+      </w:r>
+      <w:r>
+        <w:t>Выбор используемых библиотек</w:t>
+      </w:r>
+    </w:p>
+    <w:p>
+      <w:pPr>
+        <w:pStyle w:val="default1"/>
+      </w:pPr>
+      <w:r>
+        <w:t xml:space="preserve">Наиболее подходящим является метод </w:t>
+      </w:r>
+      <w:proofErr w:type="spellStart"/>
+      <w:r>
+        <w:t>геохеширования</w:t>
+      </w:r>
+      <w:proofErr w:type="spellEnd"/>
+      <w:r>
+        <w:t xml:space="preserve"> на основе библиотеки </w:t>
+      </w:r>
+      <w:r>
+        <w:t xml:space="preserve">S2 </w:t>
+      </w:r>
+      <w:proofErr w:type="spellStart"/>
+      <w:r>
+        <w:t>Geometry</w:t>
+      </w:r>
+      <w:proofErr w:type="spellEnd"/>
+      <w:r>
+        <w:t xml:space="preserve"> </w:t>
+      </w:r>
+      <w:proofErr w:type="spellStart"/>
+      <w:r>
+        <w:t>Library</w:t>
+      </w:r>
+      <w:proofErr w:type="spellEnd"/>
+      <w:r>
+        <w:t xml:space="preserve"> </w:t>
+      </w:r>
+      <w:proofErr w:type="spellStart"/>
+      <w:r>
+        <w:t>For</w:t>
+      </w:r>
+      <w:proofErr w:type="spellEnd"/>
+      <w:r>
+        <w:t xml:space="preserve"> </w:t>
+      </w:r>
+      <w:proofErr w:type="spellStart"/>
+      <w:r>
+        <w:t>Java</w:t>
+      </w:r>
+      <w:proofErr w:type="spellEnd"/>
+      <w:r>
+        <w:t>, который обеспечивает:</w:t>
+      </w:r>
+    </w:p>
+    <w:p>
+      <w:pPr>
+        <w:pStyle w:val="default1"/>
+        <w:numPr>
+          <w:ilvl w:val="0"/>
+          <w:numId w:val="28"/>
+        </w:numPr>
+      </w:pPr>
+      <w:r>
+        <w:t>представление географических областей в виде наборов дискретных ячеек</w:t>
+      </w:r>
+      <w:r>
+        <w:t xml:space="preserve"> (</w:t>
+      </w:r>
+      <w:r>
+        <w:t xml:space="preserve">интервалов ячеек) </w:t>
+      </w:r>
+      <w:r>
+        <w:t>что позволяет заменить проверку геометрического вхождения на быстрый бинарный поиск по предварительно рассчитанному интервальному индексу, хранимому в оперативной памяти;</w:t>
+      </w:r>
+    </w:p>
+    <w:p>
+      <w:pPr>
+        <w:pStyle w:val="default1"/>
+        <w:numPr>
+          <w:ilvl w:val="0"/>
+          <w:numId w:val="28"/>
+        </w:numPr>
+      </w:pPr>
+      <w:r>
+        <w:t>логарифмическую сложность проверки, предсказуемое время выполнения даже для сложных многоугольных зон;</w:t>
+      </w:r>
+    </w:p>
+    <w:p>
+      <w:pPr>
+        <w:pStyle w:val="default1"/>
+        <w:numPr>
+          <w:ilvl w:val="0"/>
+          <w:numId w:val="28"/>
+        </w:numPr>
+      </w:pPr>
+      <w:r>
+        <w:t>возможность гибко регулировать точность представления, управляя потреблением памяти.</w:t>
+      </w:r>
+    </w:p>
+    <w:p>
+      <w:pPr>
+        <w:pStyle w:val="default1"/>
+      </w:pPr>
+      <w:r>
+        <w:t xml:space="preserve">Таким образом, </w:t>
+      </w:r>
+      <w:proofErr w:type="spellStart"/>
+      <w:r>
+        <w:t>Google</w:t>
+      </w:r>
+      <w:proofErr w:type="spellEnd"/>
+      <w:r>
+        <w:t xml:space="preserve"> S2 позволяет разместить в RAM компактный индекс для десятков и сотен тысяч </w:t>
+      </w:r>
+      <w:proofErr w:type="spellStart"/>
+      <w:r>
+        <w:t>геозон</w:t>
+      </w:r>
+      <w:proofErr w:type="spellEnd"/>
+      <w:r>
+        <w:t xml:space="preserve"> и гарантировать детерминированную производительность, соответствующую целевым показателям.</w:t>
+      </w:r>
+    </w:p>
+    <w:p>
+      <w:pPr>
+        <w:pStyle w:val="3"/>
       </w:pPr>
       <w:bookmarkStart w:id="0" w:name="_GoBack"/>
-      <w:bookmarkEnd w:id="0"/>
+      <w:r>
+        <w:t>2.1.5 Стек клиентского веб-интерфейса</w:t>
+      </w:r>
+    </w:p>
+    <w:bookmarkEnd w:id="0"/>
+    <w:p>
+      <w:pPr>
+        <w:pStyle w:val="default1"/>
+      </w:pPr>
+      <w:r>
+        <w:t xml:space="preserve">Согласно технологическим требованиям [1.2.2, п.5], клиентская часть должна быть реализована с применением компонентно-ориентированного </w:t>
+      </w:r>
+      <w:proofErr w:type="spellStart"/>
+      <w:r>
+        <w:t>фронтенд</w:t>
+      </w:r>
+      <w:proofErr w:type="spellEnd"/>
+      <w:r>
+        <w:t xml:space="preserve">-фреймворка Vue.js на языке </w:t>
+      </w:r>
+      <w:proofErr w:type="spellStart"/>
+      <w:r>
+        <w:t>TypeScript</w:t>
+      </w:r>
+      <w:proofErr w:type="spellEnd"/>
+      <w:r>
+        <w:t>/</w:t>
+      </w:r>
+      <w:proofErr w:type="spellStart"/>
+      <w:r>
+        <w:t>JavaScript</w:t>
+      </w:r>
+      <w:proofErr w:type="spellEnd"/>
+      <w:r>
+        <w:t>. Основанием для такого выбора является:</w:t>
+      </w:r>
+    </w:p>
+    <w:p>
+      <w:pPr>
+        <w:pStyle w:val="default1"/>
+      </w:pPr>
+    </w:p>
+    <w:p>
+      <w:pPr>
+        <w:pStyle w:val="default1"/>
+      </w:pPr>
+      <w:r>
+        <w:lastRenderedPageBreak/>
+        <w:t>высокая скорость разработки динамических интерфейсов благодаря реактивной модели данных;</w:t>
+      </w:r>
+    </w:p>
+    <w:p>
+      <w:pPr>
+        <w:pStyle w:val="default1"/>
+      </w:pPr>
+    </w:p>
+    <w:p>
+      <w:pPr>
+        <w:pStyle w:val="default1"/>
+      </w:pPr>
+      <w:r>
+        <w:t>наличие богатой экосистемы готовых компонентов для отображения карт (</w:t>
+      </w:r>
+      <w:proofErr w:type="spellStart"/>
+      <w:r>
+        <w:t>Vue</w:t>
+      </w:r>
+      <w:proofErr w:type="spellEnd"/>
+      <w:r>
+        <w:t xml:space="preserve"> </w:t>
+      </w:r>
+      <w:proofErr w:type="spellStart"/>
+      <w:r>
+        <w:t>Leaflet</w:t>
+      </w:r>
+      <w:proofErr w:type="spellEnd"/>
+      <w:r>
+        <w:t xml:space="preserve">, </w:t>
+      </w:r>
+      <w:proofErr w:type="spellStart"/>
+      <w:r>
+        <w:t>Vue</w:t>
+      </w:r>
+      <w:proofErr w:type="spellEnd"/>
+      <w:r>
+        <w:t xml:space="preserve"> </w:t>
+      </w:r>
+      <w:proofErr w:type="spellStart"/>
+      <w:r>
+        <w:t>Yandex</w:t>
+      </w:r>
+      <w:proofErr w:type="spellEnd"/>
+      <w:r>
+        <w:t xml:space="preserve"> </w:t>
+      </w:r>
+      <w:proofErr w:type="spellStart"/>
+      <w:r>
+        <w:t>Maps</w:t>
+      </w:r>
+      <w:proofErr w:type="spellEnd"/>
+      <w:r>
+        <w:t>), построения таблиц и графиков, что особенно ценно для диспетчерских панелей;</w:t>
+      </w:r>
+    </w:p>
+    <w:p>
+      <w:pPr>
+        <w:pStyle w:val="default1"/>
+      </w:pPr>
+    </w:p>
+    <w:p>
+      <w:pPr>
+        <w:pStyle w:val="default1"/>
+      </w:pPr>
+      <w:r>
+        <w:t xml:space="preserve">хорошая интеграция с REST API, автоматически генерируемым фреймворком </w:t>
+      </w:r>
+      <w:proofErr w:type="spellStart"/>
+      <w:r>
+        <w:t>FastAPI</w:t>
+      </w:r>
+      <w:proofErr w:type="spellEnd"/>
+      <w:r>
+        <w:t>;</w:t>
+      </w:r>
+    </w:p>
+    <w:p>
+      <w:pPr>
+        <w:pStyle w:val="default1"/>
+      </w:pPr>
+    </w:p>
+    <w:p>
+      <w:pPr>
+        <w:pStyle w:val="default1"/>
+      </w:pPr>
+      <w:r>
+        <w:t xml:space="preserve">возможность строгой типизации на </w:t>
+      </w:r>
+      <w:proofErr w:type="spellStart"/>
+      <w:r>
+        <w:t>TypeScript</w:t>
+      </w:r>
+      <w:proofErr w:type="spellEnd"/>
+      <w:r>
+        <w:t>, снижающей количество ошибок на этапе разработки.</w:t>
+      </w:r>
+    </w:p>
+    <w:p>
+      <w:pPr>
+        <w:pStyle w:val="default1"/>
+      </w:pPr>
+    </w:p>
+    <w:p>
+      <w:pPr>
+        <w:pStyle w:val="default1"/>
+      </w:pPr>
+      <w:r>
+        <w:t xml:space="preserve">Для визуализации треков и </w:t>
+      </w:r>
+      <w:proofErr w:type="spellStart"/>
+      <w:r>
+        <w:t>геозон</w:t>
+      </w:r>
+      <w:proofErr w:type="spellEnd"/>
+      <w:r>
+        <w:t xml:space="preserve"> на карте предполагается использовать библиотеку </w:t>
+      </w:r>
+      <w:proofErr w:type="spellStart"/>
+      <w:r>
+        <w:t>Leaflet</w:t>
+      </w:r>
+      <w:proofErr w:type="spellEnd"/>
+      <w:r>
+        <w:t>, как лёгкую и хорошо документированную, с поддержкой различных подложек (</w:t>
+      </w:r>
+      <w:proofErr w:type="spellStart"/>
+      <w:r>
+        <w:t>OpenStreetMap</w:t>
+      </w:r>
+      <w:proofErr w:type="spellEnd"/>
+      <w:r>
+        <w:t xml:space="preserve">, </w:t>
+      </w:r>
+      <w:proofErr w:type="spellStart"/>
+      <w:r>
+        <w:t>Яндекс.Карты</w:t>
+      </w:r>
+      <w:proofErr w:type="spellEnd"/>
+      <w:r>
+        <w:t>), что позволяет адаптировать интерфейс под конкретные региональные требования.</w:t>
+      </w:r>
+    </w:p>
+    <w:p>
+      <w:pPr>
+        <w:pStyle w:val="default1"/>
+      </w:pPr>
+    </w:p>
+    <w:p>
+      <w:pPr>
+        <w:pStyle w:val="default1"/>
+      </w:pPr>
+      <w:r>
+        <w:t>2.1.6 Инфраструктурные решения</w:t>
+      </w:r>
+    </w:p>
+    <w:p>
+      <w:pPr>
+        <w:pStyle w:val="default1"/>
+      </w:pPr>
+      <w:r>
+        <w:t xml:space="preserve">Упаковка всех серверных компонентов в </w:t>
+      </w:r>
+      <w:proofErr w:type="spellStart"/>
+      <w:r>
+        <w:t>Docker</w:t>
+      </w:r>
+      <w:proofErr w:type="spellEnd"/>
+      <w:r>
+        <w:t xml:space="preserve">-контейнеры обеспечивает идентичность окружения на этапах разработки, тестирования и промышленной эксплуатации, упрощает развёртывание и горизонтальное масштабирование. Организация CI/CD </w:t>
+      </w:r>
+      <w:proofErr w:type="spellStart"/>
+      <w:r>
+        <w:t>пайплайна</w:t>
+      </w:r>
+      <w:proofErr w:type="spellEnd"/>
+      <w:r>
+        <w:t xml:space="preserve"> с использованием </w:t>
+      </w:r>
+      <w:proofErr w:type="spellStart"/>
+      <w:r>
+        <w:t>GitHub</w:t>
+      </w:r>
+      <w:proofErr w:type="spellEnd"/>
+      <w:r>
+        <w:t xml:space="preserve"> </w:t>
+      </w:r>
+      <w:proofErr w:type="spellStart"/>
+      <w:r>
+        <w:t>Actions</w:t>
+      </w:r>
+      <w:proofErr w:type="spellEnd"/>
+      <w:r>
+        <w:t xml:space="preserve"> или </w:t>
+      </w:r>
+      <w:proofErr w:type="spellStart"/>
+      <w:r>
+        <w:t>GitLab</w:t>
+      </w:r>
+      <w:proofErr w:type="spellEnd"/>
+      <w:r>
+        <w:t xml:space="preserve"> CI, аналогично подходу, описанному в [10], позволит автоматизировать сборку образов и их публикацию в реестр.</w:t>
+      </w:r>
+    </w:p>
+    <w:p>
+      <w:pPr>
+        <w:pStyle w:val="default1"/>
+      </w:pPr>
+    </w:p>
+    <w:p>
+      <w:pPr>
+        <w:pStyle w:val="default1"/>
+      </w:pPr>
+      <w:r>
+        <w:t xml:space="preserve">Для управления растущим количеством контейнеров на начальном этапе допустимо применение </w:t>
+      </w:r>
+      <w:proofErr w:type="spellStart"/>
+      <w:r>
+        <w:t>Docker</w:t>
+      </w:r>
+      <w:proofErr w:type="spellEnd"/>
+      <w:r>
+        <w:t xml:space="preserve"> </w:t>
+      </w:r>
+      <w:proofErr w:type="spellStart"/>
+      <w:r>
+        <w:t>Compose</w:t>
+      </w:r>
+      <w:proofErr w:type="spellEnd"/>
+      <w:r>
+        <w:t xml:space="preserve">, однако архитектура изначально проектируется с расчётом на переход к </w:t>
+      </w:r>
+      <w:proofErr w:type="spellStart"/>
+      <w:r>
+        <w:t>Kubernetes</w:t>
+      </w:r>
+      <w:proofErr w:type="spellEnd"/>
+      <w:r>
+        <w:t xml:space="preserve"> (K8s) при необходимости </w:t>
+      </w:r>
+      <w:r>
+        <w:lastRenderedPageBreak/>
+        <w:t xml:space="preserve">обслуживания крупного парка транспортных средств. Применение K8s даёт возможность автоматического масштабирования подов, балансировки нагрузки и самовосстановления, что является индустриальным стандартом для отказоустойчивых </w:t>
+      </w:r>
+      <w:proofErr w:type="spellStart"/>
+      <w:r>
+        <w:t>микросервисных</w:t>
+      </w:r>
+      <w:proofErr w:type="spellEnd"/>
+      <w:r>
+        <w:t xml:space="preserve"> систем [5].</w:t>
+      </w:r>
+    </w:p>
+    <w:p>
+      <w:pPr>
+        <w:pStyle w:val="default1"/>
+      </w:pPr>
+    </w:p>
+    <w:p>
+      <w:pPr>
+        <w:pStyle w:val="default1"/>
+      </w:pPr>
+      <w:r>
+        <w:t>Таким образом, предложенный стек (рисунок 2.1) полностью удовлетворяет функциональным и нефункциональным требованиям, сформулированным в разделе 1.2, и создаёт необходимый фундамент для реализации высокопроизводительной, горизонтально масштабируемой системы спутникового мониторинга.</w:t>
+      </w:r>
+    </w:p>
+    <w:p>
+      <w:pPr>
+        <w:pStyle w:val="default1"/>
+      </w:pPr>
+    </w:p>
+    <w:p>
+      <w:pPr>
+        <w:pStyle w:val="default1"/>
+      </w:pPr>
+      <w:r>
+        <w:t xml:space="preserve">*(Примечание: в отчёте сюда следует вставить рисунок со схемой технологического стека: </w:t>
+      </w:r>
+      <w:proofErr w:type="spellStart"/>
+      <w:r>
+        <w:t>Linux</w:t>
+      </w:r>
+      <w:proofErr w:type="spellEnd"/>
+      <w:r>
+        <w:t xml:space="preserve">, </w:t>
+      </w:r>
+      <w:proofErr w:type="spellStart"/>
+      <w:r>
+        <w:t>Docker</w:t>
+      </w:r>
+      <w:proofErr w:type="spellEnd"/>
+      <w:r>
+        <w:t xml:space="preserve">, </w:t>
+      </w:r>
+      <w:proofErr w:type="spellStart"/>
+      <w:r>
+        <w:t>Python</w:t>
+      </w:r>
+      <w:proofErr w:type="spellEnd"/>
+      <w:r>
+        <w:t xml:space="preserve"> (</w:t>
+      </w:r>
+      <w:proofErr w:type="spellStart"/>
+      <w:r>
+        <w:t>FastAPI</w:t>
+      </w:r>
+      <w:proofErr w:type="spellEnd"/>
+      <w:r>
+        <w:t xml:space="preserve"> + </w:t>
+      </w:r>
+      <w:proofErr w:type="spellStart"/>
+      <w:r>
+        <w:t>Django</w:t>
+      </w:r>
+      <w:proofErr w:type="spellEnd"/>
+      <w:r>
+        <w:t xml:space="preserve">), </w:t>
+      </w:r>
+      <w:proofErr w:type="spellStart"/>
+      <w:r>
+        <w:t>PostgreSQL</w:t>
+      </w:r>
+      <w:proofErr w:type="spellEnd"/>
+      <w:r>
+        <w:t>/</w:t>
+      </w:r>
+      <w:proofErr w:type="spellStart"/>
+      <w:r>
+        <w:t>PostGIS</w:t>
+      </w:r>
+      <w:proofErr w:type="spellEnd"/>
+      <w:r>
+        <w:t xml:space="preserve">, </w:t>
+      </w:r>
+      <w:proofErr w:type="spellStart"/>
+      <w:r>
+        <w:t>Kafka</w:t>
+      </w:r>
+      <w:proofErr w:type="spellEnd"/>
+      <w:r>
+        <w:t xml:space="preserve">, </w:t>
+      </w:r>
+      <w:proofErr w:type="spellStart"/>
+      <w:r>
+        <w:t>Redis</w:t>
+      </w:r>
+      <w:proofErr w:type="spellEnd"/>
+      <w:r>
+        <w:t xml:space="preserve">, </w:t>
+      </w:r>
+      <w:proofErr w:type="spellStart"/>
+      <w:r>
+        <w:t>Google</w:t>
+      </w:r>
+      <w:proofErr w:type="spellEnd"/>
+      <w:r>
+        <w:t xml:space="preserve"> S2, </w:t>
+      </w:r>
+      <w:proofErr w:type="gramStart"/>
+      <w:r>
+        <w:t>Vue.js)*</w:t>
+      </w:r>
+      <w:proofErr w:type="gramEnd"/>
+      <w:r>
+        <w:t>.</w:t>
+      </w:r>
+    </w:p>
+    <w:p>
+      <w:pPr>
+        <w:pStyle w:val="default1"/>
+      </w:pPr>
+    </w:p>
+    <w:p>
+      <w:pPr>
+        <w:pStyle w:val="default1"/>
+      </w:pPr>
+      <w:r>
+        <w:t>Выбранные решения хорошо согласуются с мировым опытом построения телематических платформ и гарантируют достижение заданных показателей производительности и надёжности.</w:t>
+      </w:r>
     </w:p>
     <w:p/>
     <w:p/>
@@ -6281,11 +7436,6 @@
       </w:r>
     </w:p>
     <w:p>
-      <w:pPr>
-        <w:rPr>
-          <w:lang w:val="en-US"/>
-        </w:rPr>
-      </w:pPr>
       <w:r>
         <w:t xml:space="preserve">8. </w:t>
       </w:r>
@@ -6299,11 +7449,49 @@
       </w:r>
     </w:p>
     <w:p>
+      <w:pPr>
+        <w:rPr>
+          <w:lang w:val="en-US"/>
+        </w:rPr>
+      </w:pPr>
       <w:r>
         <w:t xml:space="preserve">9. </w:t>
       </w:r>
       <w:r>
-        <w:t>Долгий П. С. ПРОГРАММНЫЕ ОСОБЕННОСТИ РАЗРАБОТКИ ГИС-ПРОЕКТА «ГЕОДИНАМИКА И ТЕХНОГЕНЕЗ БЕЛАРУСИ» // Вестник Полоцкого государственного университета. Серия F. Строительство. Прикладные науки. 2023. №1.</w:t>
+        <w:t>Долгий П. С. ПРОГРАММНЫЕ ОСОБЕННОСТИ РАЗРАБОТКИ ГИС-ПРОЕКТА «ГЕОДИНАМИКА И ТЕХНОГЕНЕЗ БЕЛАРУСИ» // Вестник Полоцкого государственного университета. Серия</w:t>
+      </w:r>
+      <w:r>
+        <w:rPr>
+          <w:lang w:val="en-US"/>
+        </w:rPr>
+        <w:t xml:space="preserve"> F. </w:t>
+      </w:r>
+      <w:r>
+        <w:t>Строительство</w:t>
+      </w:r>
+      <w:r>
+        <w:rPr>
+          <w:lang w:val="en-US"/>
+        </w:rPr>
+        <w:t xml:space="preserve">. </w:t>
+      </w:r>
+      <w:r>
+        <w:t>Прикладные</w:t>
+      </w:r>
+      <w:r>
+        <w:rPr>
+          <w:lang w:val="en-US"/>
+        </w:rPr>
+        <w:t xml:space="preserve"> </w:t>
+      </w:r>
+      <w:r>
+        <w:t>науки</w:t>
+      </w:r>
+      <w:r>
+        <w:rPr>
+          <w:lang w:val="en-US"/>
+        </w:rPr>
+        <w:t>. 2023. №1.</w:t>
       </w:r>
     </w:p>
     <w:p>
@@ -6843,91 +8031,314 @@
       </w:r>
     </w:p>
     <w:p>
-      <w:pPr>
-        <w:rPr>
-          <w:lang w:val="en-US"/>
-        </w:rPr>
-      </w:pPr>
-      <w:r>
-        <w:rPr>
-          <w:lang w:val="en-US"/>
-        </w:rPr>
+      <w:r>
         <w:t xml:space="preserve">17. </w:t>
       </w:r>
       <w:r>
         <w:t>ГОСТ</w:t>
       </w:r>
       <w:r>
-        <w:rPr>
-          <w:lang w:val="en-US"/>
-        </w:rPr>
         <w:t xml:space="preserve"> </w:t>
       </w:r>
       <w:r>
         <w:t>Р</w:t>
       </w:r>
       <w:r>
-        <w:rPr>
-          <w:lang w:val="en-US"/>
-        </w:rPr>
         <w:t xml:space="preserve"> 54619-2011</w:t>
       </w:r>
     </w:p>
     <w:p>
-      <w:pPr>
-        <w:rPr>
-          <w:lang w:val="en-US"/>
-        </w:rPr>
-      </w:pPr>
-      <w:r>
-        <w:rPr>
-          <w:lang w:val="en-US"/>
-        </w:rPr>
+      <w:r>
         <w:t xml:space="preserve">18. </w:t>
       </w:r>
       <w:r>
         <w:rPr>
           <w:lang w:val="en-US"/>
         </w:rPr>
-        <w:t>https://www.traccar.org/forums/topic/performance-impact-of-10000-geofences-in-traccar/</w:t>
-      </w:r>
-    </w:p>
-    <w:p>
-      <w:pPr>
-        <w:rPr>
-          <w:lang w:val="en-US"/>
-        </w:rPr>
-      </w:pPr>
-      <w:r>
-        <w:rPr>
-          <w:lang w:val="en-US"/>
-        </w:rPr>
+        <w:t>https</w:t>
+      </w:r>
+      <w:r>
+        <w:t>://</w:t>
+      </w:r>
+      <w:r>
+        <w:rPr>
+          <w:lang w:val="en-US"/>
+        </w:rPr>
+        <w:t>www</w:t>
+      </w:r>
+      <w:r>
+        <w:t>.</w:t>
+      </w:r>
+      <w:proofErr w:type="spellStart"/>
+      <w:r>
+        <w:rPr>
+          <w:lang w:val="en-US"/>
+        </w:rPr>
+        <w:t>traccar</w:t>
+      </w:r>
+      <w:proofErr w:type="spellEnd"/>
+      <w:r>
+        <w:t>.</w:t>
+      </w:r>
+      <w:r>
+        <w:rPr>
+          <w:lang w:val="en-US"/>
+        </w:rPr>
+        <w:t>org</w:t>
+      </w:r>
+      <w:r>
+        <w:t>/</w:t>
+      </w:r>
+      <w:r>
+        <w:rPr>
+          <w:lang w:val="en-US"/>
+        </w:rPr>
+        <w:t>forums</w:t>
+      </w:r>
+      <w:r>
+        <w:t>/</w:t>
+      </w:r>
+      <w:r>
+        <w:rPr>
+          <w:lang w:val="en-US"/>
+        </w:rPr>
+        <w:t>topic</w:t>
+      </w:r>
+      <w:r>
+        <w:t>/</w:t>
+      </w:r>
+      <w:r>
+        <w:rPr>
+          <w:lang w:val="en-US"/>
+        </w:rPr>
+        <w:t>performance</w:t>
+      </w:r>
+      <w:r>
+        <w:t>-</w:t>
+      </w:r>
+      <w:r>
+        <w:rPr>
+          <w:lang w:val="en-US"/>
+        </w:rPr>
+        <w:t>impact</w:t>
+      </w:r>
+      <w:r>
+        <w:t>-</w:t>
+      </w:r>
+      <w:r>
+        <w:rPr>
+          <w:lang w:val="en-US"/>
+        </w:rPr>
+        <w:t>of</w:t>
+      </w:r>
+      <w:r>
+        <w:t>-10000-</w:t>
+      </w:r>
+      <w:r>
+        <w:rPr>
+          <w:lang w:val="en-US"/>
+        </w:rPr>
+        <w:t>geofences</w:t>
+      </w:r>
+      <w:r>
+        <w:t>-</w:t>
+      </w:r>
+      <w:r>
+        <w:rPr>
+          <w:lang w:val="en-US"/>
+        </w:rPr>
+        <w:t>in</w:t>
+      </w:r>
+      <w:r>
+        <w:t>-</w:t>
+      </w:r>
+      <w:proofErr w:type="spellStart"/>
+      <w:r>
+        <w:rPr>
+          <w:lang w:val="en-US"/>
+        </w:rPr>
+        <w:t>traccar</w:t>
+      </w:r>
+      <w:proofErr w:type="spellEnd"/>
+      <w:r>
+        <w:t>/</w:t>
+      </w:r>
+    </w:p>
+    <w:p>
+      <w:r>
         <w:t xml:space="preserve">19. </w:t>
       </w:r>
       <w:r>
         <w:rPr>
           <w:lang w:val="en-US"/>
         </w:rPr>
-        <w:t>https://help.wialon.com/ru/wialon-local/2304/user-guide/monitoring-system/limitations</w:t>
-      </w:r>
-    </w:p>
-    <w:p>
-      <w:pPr>
-        <w:rPr>
-          <w:lang w:val="en-US"/>
-        </w:rPr>
-      </w:pPr>
-      <w:r>
-        <w:rPr>
-          <w:lang w:val="en-US"/>
-        </w:rPr>
+        <w:t>https</w:t>
+      </w:r>
+      <w:r>
+        <w:t>://</w:t>
+      </w:r>
+      <w:r>
+        <w:rPr>
+          <w:lang w:val="en-US"/>
+        </w:rPr>
+        <w:t>help</w:t>
+      </w:r>
+      <w:r>
+        <w:t>.</w:t>
+      </w:r>
+      <w:proofErr w:type="spellStart"/>
+      <w:r>
+        <w:rPr>
+          <w:lang w:val="en-US"/>
+        </w:rPr>
+        <w:t>wialon</w:t>
+      </w:r>
+      <w:proofErr w:type="spellEnd"/>
+      <w:r>
+        <w:t>.</w:t>
+      </w:r>
+      <w:r>
+        <w:rPr>
+          <w:lang w:val="en-US"/>
+        </w:rPr>
+        <w:t>com</w:t>
+      </w:r>
+      <w:r>
+        <w:t>/</w:t>
+      </w:r>
+      <w:proofErr w:type="spellStart"/>
+      <w:r>
+        <w:rPr>
+          <w:lang w:val="en-US"/>
+        </w:rPr>
+        <w:t>ru</w:t>
+      </w:r>
+      <w:proofErr w:type="spellEnd"/>
+      <w:r>
+        <w:t>/</w:t>
+      </w:r>
+      <w:proofErr w:type="spellStart"/>
+      <w:r>
+        <w:rPr>
+          <w:lang w:val="en-US"/>
+        </w:rPr>
+        <w:t>wialon</w:t>
+      </w:r>
+      <w:proofErr w:type="spellEnd"/>
+      <w:r>
+        <w:t>-</w:t>
+      </w:r>
+      <w:r>
+        <w:rPr>
+          <w:lang w:val="en-US"/>
+        </w:rPr>
+        <w:t>local</w:t>
+      </w:r>
+      <w:r>
+        <w:t>/2304/</w:t>
+      </w:r>
+      <w:r>
+        <w:rPr>
+          <w:lang w:val="en-US"/>
+        </w:rPr>
+        <w:t>user</w:t>
+      </w:r>
+      <w:r>
+        <w:t>-</w:t>
+      </w:r>
+      <w:r>
+        <w:rPr>
+          <w:lang w:val="en-US"/>
+        </w:rPr>
+        <w:t>guide</w:t>
+      </w:r>
+      <w:r>
+        <w:t>/</w:t>
+      </w:r>
+      <w:r>
+        <w:rPr>
+          <w:lang w:val="en-US"/>
+        </w:rPr>
+        <w:t>monitoring</w:t>
+      </w:r>
+      <w:r>
+        <w:t>-</w:t>
+      </w:r>
+      <w:r>
+        <w:rPr>
+          <w:lang w:val="en-US"/>
+        </w:rPr>
+        <w:t>system</w:t>
+      </w:r>
+      <w:r>
+        <w:t>/</w:t>
+      </w:r>
+      <w:r>
+        <w:rPr>
+          <w:lang w:val="en-US"/>
+        </w:rPr>
+        <w:t>limitations</w:t>
+      </w:r>
+    </w:p>
+    <w:p>
+      <w:r>
         <w:t xml:space="preserve">20. </w:t>
       </w:r>
       <w:r>
         <w:rPr>
           <w:lang w:val="en-US"/>
         </w:rPr>
-        <w:t>https://support.fort-monitor.ru/article/30936</w:t>
+        <w:t>https</w:t>
+      </w:r>
+      <w:r>
+        <w:t>://</w:t>
+      </w:r>
+      <w:r>
+        <w:rPr>
+          <w:lang w:val="en-US"/>
+        </w:rPr>
+        <w:t>support</w:t>
+      </w:r>
+      <w:r>
+        <w:t>.</w:t>
+      </w:r>
+      <w:r>
+        <w:rPr>
+          <w:lang w:val="en-US"/>
+        </w:rPr>
+        <w:t>fort</w:t>
+      </w:r>
+      <w:r>
+        <w:t>-</w:t>
+      </w:r>
+      <w:r>
+        <w:rPr>
+          <w:lang w:val="en-US"/>
+        </w:rPr>
+        <w:t>monitor</w:t>
+      </w:r>
+      <w:r>
+        <w:t>.</w:t>
+      </w:r>
+      <w:proofErr w:type="spellStart"/>
+      <w:r>
+        <w:rPr>
+          <w:lang w:val="en-US"/>
+        </w:rPr>
+        <w:t>ru</w:t>
+      </w:r>
+      <w:proofErr w:type="spellEnd"/>
+      <w:r>
+        <w:t>/</w:t>
+      </w:r>
+      <w:r>
+        <w:rPr>
+          <w:lang w:val="en-US"/>
+        </w:rPr>
+        <w:t>article</w:t>
+      </w:r>
+      <w:r>
+        <w:t>/30936</w:t>
       </w:r>
     </w:p>
     <w:p>
@@ -7728,6 +9139,119 @@
     </w:lvl>
   </w:abstractNum>
   <w:abstractNum w:abstractNumId="5" w15:restartNumberingAfterBreak="0">
+    <w:nsid w:val="12E8768F"/>
+    <w:multiLevelType w:val="hybridMultilevel"/>
+    <w:tmpl w:val="4C1088FC"/>
+    <w:lvl w:ilvl="0" w:tplc="04190001">
+      <w:start w:val="1"/>
+      <w:numFmt w:val="bullet"/>
+      <w:lvlText w:val=""/>
+      <w:lvlJc w:val="left"/>
+      <w:pPr>
+        <w:ind w:left="1429" w:hanging="360"/>
+      </w:pPr>
+      <w:rPr>
+        <w:rFonts w:ascii="Symbol" w:hAnsi="Symbol" w:hint="default"/>
+      </w:rPr>
+    </w:lvl>
+    <w:lvl w:ilvl="1" w:tplc="04190003" w:tentative="1">
+      <w:start w:val="1"/>
+      <w:numFmt w:val="bullet"/>
+      <w:lvlText w:val="o"/>
+      <w:lvlJc w:val="left"/>
+      <w:pPr>
+        <w:ind w:left="2149" w:hanging="360"/>
+      </w:pPr>
+      <w:rPr>
+        <w:rFonts w:ascii="Courier New" w:hAnsi="Courier New" w:cs="Courier New" w:hint="default"/>
+      </w:rPr>
+    </w:lvl>
+    <w:lvl w:ilvl="2" w:tplc="04190005" w:tentative="1">
+      <w:start w:val="1"/>
+      <w:numFmt w:val="bullet"/>
+      <w:lvlText w:val=""/>
+      <w:lvlJc w:val="left"/>
+      <w:pPr>
+        <w:ind w:left="2869" w:hanging="360"/>
+      </w:pPr>
+      <w:rPr>
+        <w:rFonts w:ascii="Wingdings" w:hAnsi="Wingdings" w:hint="default"/>
+      </w:rPr>
+    </w:lvl>
+    <w:lvl w:ilvl="3" w:tplc="04190001" w:tentative="1">
+      <w:start w:val="1"/>
+      <w:numFmt w:val="bullet"/>
+      <w:lvlText w:val=""/>
+      <w:lvlJc w:val="left"/>
+      <w:pPr>
+        <w:ind w:left="3589" w:hanging="360"/>
+      </w:pPr>
+      <w:rPr>
+        <w:rFonts w:ascii="Symbol" w:hAnsi="Symbol" w:hint="default"/>
+      </w:rPr>
+    </w:lvl>
+    <w:lvl w:ilvl="4" w:tplc="04190003" w:tentative="1">
+      <w:start w:val="1"/>
+      <w:numFmt w:val="bullet"/>
+      <w:lvlText w:val="o"/>
+      <w:lvlJc w:val="left"/>
+      <w:pPr>
+        <w:ind w:left="4309" w:hanging="360"/>
+      </w:pPr>
+      <w:rPr>
+        <w:rFonts w:ascii="Courier New" w:hAnsi="Courier New" w:cs="Courier New" w:hint="default"/>
+      </w:rPr>
+    </w:lvl>
+    <w:lvl w:ilvl="5" w:tplc="04190005" w:tentative="1">
+      <w:start w:val="1"/>
+      <w:numFmt w:val="bullet"/>
+      <w:lvlText w:val=""/>
+      <w:lvlJc w:val="left"/>
+      <w:pPr>
+        <w:ind w:left="5029" w:hanging="360"/>
+      </w:pPr>
+      <w:rPr>
+        <w:rFonts w:ascii="Wingdings" w:hAnsi="Wingdings" w:hint="default"/>
+      </w:rPr>
+    </w:lvl>
+    <w:lvl w:ilvl="6" w:tplc="04190001" w:tentative="1">
+      <w:start w:val="1"/>
+      <w:numFmt w:val="bullet"/>
+      <w:lvlText w:val=""/>
+      <w:lvlJc w:val="left"/>
+      <w:pPr>
+        <w:ind w:left="5749" w:hanging="360"/>
+      </w:pPr>
+      <w:rPr>
+        <w:rFonts w:ascii="Symbol" w:hAnsi="Symbol" w:hint="default"/>
+      </w:rPr>
+    </w:lvl>
+    <w:lvl w:ilvl="7" w:tplc="04190003" w:tentative="1">
+      <w:start w:val="1"/>
+      <w:numFmt w:val="bullet"/>
+      <w:lvlText w:val="o"/>
+      <w:lvlJc w:val="left"/>
+      <w:pPr>
+        <w:ind w:left="6469" w:hanging="360"/>
+      </w:pPr>
+      <w:rPr>
+        <w:rFonts w:ascii="Courier New" w:hAnsi="Courier New" w:cs="Courier New" w:hint="default"/>
+      </w:rPr>
+    </w:lvl>
+    <w:lvl w:ilvl="8" w:tplc="04190005" w:tentative="1">
+      <w:start w:val="1"/>
+      <w:numFmt w:val="bullet"/>
+      <w:lvlText w:val=""/>
+      <w:lvlJc w:val="left"/>
+      <w:pPr>
+        <w:ind w:left="7189" w:hanging="360"/>
+      </w:pPr>
+      <w:rPr>
+        <w:rFonts w:ascii="Wingdings" w:hAnsi="Wingdings" w:hint="default"/>
+      </w:rPr>
+    </w:lvl>
+  </w:abstractNum>
+  <w:abstractNum w:abstractNumId="6" w15:restartNumberingAfterBreak="0">
     <w:nsid w:val="160F6587"/>
     <w:multiLevelType w:val="hybridMultilevel"/>
     <w:tmpl w:val="68E0BFAE"/>
@@ -7840,7 +9364,7 @@
       </w:rPr>
     </w:lvl>
   </w:abstractNum>
-  <w:abstractNum w:abstractNumId="6" w15:restartNumberingAfterBreak="0">
+  <w:abstractNum w:abstractNumId="7" w15:restartNumberingAfterBreak="0">
     <w:nsid w:val="165B5CBD"/>
     <w:multiLevelType w:val="hybridMultilevel"/>
     <w:tmpl w:val="35880DFC"/>
@@ -7953,7 +9477,7 @@
       </w:rPr>
     </w:lvl>
   </w:abstractNum>
-  <w:abstractNum w:abstractNumId="7" w15:restartNumberingAfterBreak="0">
+  <w:abstractNum w:abstractNumId="8" w15:restartNumberingAfterBreak="0">
     <w:nsid w:val="17A53C40"/>
     <w:multiLevelType w:val="hybridMultilevel"/>
     <w:tmpl w:val="39A040A6"/>
@@ -8066,7 +9590,7 @@
       </w:rPr>
     </w:lvl>
   </w:abstractNum>
-  <w:abstractNum w:abstractNumId="8" w15:restartNumberingAfterBreak="0">
+  <w:abstractNum w:abstractNumId="9" w15:restartNumberingAfterBreak="0">
     <w:nsid w:val="192E1F75"/>
     <w:multiLevelType w:val="hybridMultilevel"/>
     <w:tmpl w:val="2390A922"/>
@@ -8179,7 +9703,7 @@
       </w:rPr>
     </w:lvl>
   </w:abstractNum>
-  <w:abstractNum w:abstractNumId="9" w15:restartNumberingAfterBreak="0">
+  <w:abstractNum w:abstractNumId="10" w15:restartNumberingAfterBreak="0">
     <w:nsid w:val="23A76F6C"/>
     <w:multiLevelType w:val="hybridMultilevel"/>
     <w:tmpl w:val="2056CA4C"/>
@@ -8268,7 +9792,7 @@
       </w:pPr>
     </w:lvl>
   </w:abstractNum>
-  <w:abstractNum w:abstractNumId="10" w15:restartNumberingAfterBreak="0">
+  <w:abstractNum w:abstractNumId="11" w15:restartNumberingAfterBreak="0">
     <w:nsid w:val="259C0638"/>
     <w:multiLevelType w:val="hybridMultilevel"/>
     <w:tmpl w:val="7F148FFC"/>
@@ -8381,7 +9905,7 @@
       </w:rPr>
     </w:lvl>
   </w:abstractNum>
-  <w:abstractNum w:abstractNumId="11" w15:restartNumberingAfterBreak="0">
+  <w:abstractNum w:abstractNumId="12" w15:restartNumberingAfterBreak="0">
     <w:nsid w:val="29210B51"/>
     <w:multiLevelType w:val="hybridMultilevel"/>
     <w:tmpl w:val="E25C7456"/>
@@ -8470,7 +9994,233 @@
       </w:pPr>
     </w:lvl>
   </w:abstractNum>
-  <w:abstractNum w:abstractNumId="12" w15:restartNumberingAfterBreak="0">
+  <w:abstractNum w:abstractNumId="13" w15:restartNumberingAfterBreak="0">
+    <w:nsid w:val="33C00F69"/>
+    <w:multiLevelType w:val="hybridMultilevel"/>
+    <w:tmpl w:val="A27841AC"/>
+    <w:lvl w:ilvl="0" w:tplc="04190001">
+      <w:start w:val="1"/>
+      <w:numFmt w:val="bullet"/>
+      <w:lvlText w:val=""/>
+      <w:lvlJc w:val="left"/>
+      <w:pPr>
+        <w:ind w:left="1429" w:hanging="360"/>
+      </w:pPr>
+      <w:rPr>
+        <w:rFonts w:ascii="Symbol" w:hAnsi="Symbol" w:hint="default"/>
+      </w:rPr>
+    </w:lvl>
+    <w:lvl w:ilvl="1" w:tplc="04190003" w:tentative="1">
+      <w:start w:val="1"/>
+      <w:numFmt w:val="bullet"/>
+      <w:lvlText w:val="o"/>
+      <w:lvlJc w:val="left"/>
+      <w:pPr>
+        <w:ind w:left="2149" w:hanging="360"/>
+      </w:pPr>
+      <w:rPr>
+        <w:rFonts w:ascii="Courier New" w:hAnsi="Courier New" w:cs="Courier New" w:hint="default"/>
+      </w:rPr>
+    </w:lvl>
+    <w:lvl w:ilvl="2" w:tplc="04190005" w:tentative="1">
+      <w:start w:val="1"/>
+      <w:numFmt w:val="bullet"/>
+      <w:lvlText w:val=""/>
+      <w:lvlJc w:val="left"/>
+      <w:pPr>
+        <w:ind w:left="2869" w:hanging="360"/>
+      </w:pPr>
+      <w:rPr>
+        <w:rFonts w:ascii="Wingdings" w:hAnsi="Wingdings" w:hint="default"/>
+      </w:rPr>
+    </w:lvl>
+    <w:lvl w:ilvl="3" w:tplc="04190001" w:tentative="1">
+      <w:start w:val="1"/>
+      <w:numFmt w:val="bullet"/>
+      <w:lvlText w:val=""/>
+      <w:lvlJc w:val="left"/>
+      <w:pPr>
+        <w:ind w:left="3589" w:hanging="360"/>
+      </w:pPr>
+      <w:rPr>
+        <w:rFonts w:ascii="Symbol" w:hAnsi="Symbol" w:hint="default"/>
+      </w:rPr>
+    </w:lvl>
+    <w:lvl w:ilvl="4" w:tplc="04190003" w:tentative="1">
+      <w:start w:val="1"/>
+      <w:numFmt w:val="bullet"/>
+      <w:lvlText w:val="o"/>
+      <w:lvlJc w:val="left"/>
+      <w:pPr>
+        <w:ind w:left="4309" w:hanging="360"/>
+      </w:pPr>
+      <w:rPr>
+        <w:rFonts w:ascii="Courier New" w:hAnsi="Courier New" w:cs="Courier New" w:hint="default"/>
+      </w:rPr>
+    </w:lvl>
+    <w:lvl w:ilvl="5" w:tplc="04190005" w:tentative="1">
+      <w:start w:val="1"/>
+      <w:numFmt w:val="bullet"/>
+      <w:lvlText w:val=""/>
+      <w:lvlJc w:val="left"/>
+      <w:pPr>
+        <w:ind w:left="5029" w:hanging="360"/>
+      </w:pPr>
+      <w:rPr>
+        <w:rFonts w:ascii="Wingdings" w:hAnsi="Wingdings" w:hint="default"/>
+      </w:rPr>
+    </w:lvl>
+    <w:lvl w:ilvl="6" w:tplc="04190001" w:tentative="1">
+      <w:start w:val="1"/>
+      <w:numFmt w:val="bullet"/>
+      <w:lvlText w:val=""/>
+      <w:lvlJc w:val="left"/>
+      <w:pPr>
+        <w:ind w:left="5749" w:hanging="360"/>
+      </w:pPr>
+      <w:rPr>
+        <w:rFonts w:ascii="Symbol" w:hAnsi="Symbol" w:hint="default"/>
+      </w:rPr>
+    </w:lvl>
+    <w:lvl w:ilvl="7" w:tplc="04190003" w:tentative="1">
+      <w:start w:val="1"/>
+      <w:numFmt w:val="bullet"/>
+      <w:lvlText w:val="o"/>
+      <w:lvlJc w:val="left"/>
+      <w:pPr>
+        <w:ind w:left="6469" w:hanging="360"/>
+      </w:pPr>
+      <w:rPr>
+        <w:rFonts w:ascii="Courier New" w:hAnsi="Courier New" w:cs="Courier New" w:hint="default"/>
+      </w:rPr>
+    </w:lvl>
+    <w:lvl w:ilvl="8" w:tplc="04190005" w:tentative="1">
+      <w:start w:val="1"/>
+      <w:numFmt w:val="bullet"/>
+      <w:lvlText w:val=""/>
+      <w:lvlJc w:val="left"/>
+      <w:pPr>
+        <w:ind w:left="7189" w:hanging="360"/>
+      </w:pPr>
+      <w:rPr>
+        <w:rFonts w:ascii="Wingdings" w:hAnsi="Wingdings" w:hint="default"/>
+      </w:rPr>
+    </w:lvl>
+  </w:abstractNum>
+  <w:abstractNum w:abstractNumId="14" w15:restartNumberingAfterBreak="0">
+    <w:nsid w:val="544B0F49"/>
+    <w:multiLevelType w:val="hybridMultilevel"/>
+    <w:tmpl w:val="313E88FE"/>
+    <w:lvl w:ilvl="0" w:tplc="04190001">
+      <w:start w:val="1"/>
+      <w:numFmt w:val="bullet"/>
+      <w:lvlText w:val=""/>
+      <w:lvlJc w:val="left"/>
+      <w:pPr>
+        <w:ind w:left="1429" w:hanging="360"/>
+      </w:pPr>
+      <w:rPr>
+        <w:rFonts w:ascii="Symbol" w:hAnsi="Symbol" w:hint="default"/>
+      </w:rPr>
+    </w:lvl>
+    <w:lvl w:ilvl="1" w:tplc="04190003" w:tentative="1">
+      <w:start w:val="1"/>
+      <w:numFmt w:val="bullet"/>
+      <w:lvlText w:val="o"/>
+      <w:lvlJc w:val="left"/>
+      <w:pPr>
+        <w:ind w:left="2149" w:hanging="360"/>
+      </w:pPr>
+      <w:rPr>
+        <w:rFonts w:ascii="Courier New" w:hAnsi="Courier New" w:cs="Courier New" w:hint="default"/>
+      </w:rPr>
+    </w:lvl>
+    <w:lvl w:ilvl="2" w:tplc="04190005" w:tentative="1">
+      <w:start w:val="1"/>
+      <w:numFmt w:val="bullet"/>
+      <w:lvlText w:val=""/>
+      <w:lvlJc w:val="left"/>
+      <w:pPr>
+        <w:ind w:left="2869" w:hanging="360"/>
+      </w:pPr>
+      <w:rPr>
+        <w:rFonts w:ascii="Wingdings" w:hAnsi="Wingdings" w:hint="default"/>
+      </w:rPr>
+    </w:lvl>
+    <w:lvl w:ilvl="3" w:tplc="04190001" w:tentative="1">
+      <w:start w:val="1"/>
+      <w:numFmt w:val="bullet"/>
+      <w:lvlText w:val=""/>
+      <w:lvlJc w:val="left"/>
+      <w:pPr>
+        <w:ind w:left="3589" w:hanging="360"/>
+      </w:pPr>
+      <w:rPr>
+        <w:rFonts w:ascii="Symbol" w:hAnsi="Symbol" w:hint="default"/>
+      </w:rPr>
+    </w:lvl>
+    <w:lvl w:ilvl="4" w:tplc="04190003" w:tentative="1">
+      <w:start w:val="1"/>
+      <w:numFmt w:val="bullet"/>
+      <w:lvlText w:val="o"/>
+      <w:lvlJc w:val="left"/>
+      <w:pPr>
+        <w:ind w:left="4309" w:hanging="360"/>
+      </w:pPr>
+      <w:rPr>
+        <w:rFonts w:ascii="Courier New" w:hAnsi="Courier New" w:cs="Courier New" w:hint="default"/>
+      </w:rPr>
+    </w:lvl>
+    <w:lvl w:ilvl="5" w:tplc="04190005" w:tentative="1">
+      <w:start w:val="1"/>
+      <w:numFmt w:val="bullet"/>
+      <w:lvlText w:val=""/>
+      <w:lvlJc w:val="left"/>
+      <w:pPr>
+        <w:ind w:left="5029" w:hanging="360"/>
+      </w:pPr>
+      <w:rPr>
+        <w:rFonts w:ascii="Wingdings" w:hAnsi="Wingdings" w:hint="default"/>
+      </w:rPr>
+    </w:lvl>
+    <w:lvl w:ilvl="6" w:tplc="04190001" w:tentative="1">
+      <w:start w:val="1"/>
+      <w:numFmt w:val="bullet"/>
+      <w:lvlText w:val=""/>
+      <w:lvlJc w:val="left"/>
+      <w:pPr>
+        <w:ind w:left="5749" w:hanging="360"/>
+      </w:pPr>
+      <w:rPr>
+        <w:rFonts w:ascii="Symbol" w:hAnsi="Symbol" w:hint="default"/>
+      </w:rPr>
+    </w:lvl>
+    <w:lvl w:ilvl="7" w:tplc="04190003" w:tentative="1">
+      <w:start w:val="1"/>
+      <w:numFmt w:val="bullet"/>
+      <w:lvlText w:val="o"/>
+      <w:lvlJc w:val="left"/>
+      <w:pPr>
+        <w:ind w:left="6469" w:hanging="360"/>
+      </w:pPr>
+      <w:rPr>
+        <w:rFonts w:ascii="Courier New" w:hAnsi="Courier New" w:cs="Courier New" w:hint="default"/>
+      </w:rPr>
+    </w:lvl>
+    <w:lvl w:ilvl="8" w:tplc="04190005" w:tentative="1">
+      <w:start w:val="1"/>
+      <w:numFmt w:val="bullet"/>
+      <w:lvlText w:val=""/>
+      <w:lvlJc w:val="left"/>
+      <w:pPr>
+        <w:ind w:left="7189" w:hanging="360"/>
+      </w:pPr>
+      <w:rPr>
+        <w:rFonts w:ascii="Wingdings" w:hAnsi="Wingdings" w:hint="default"/>
+      </w:rPr>
+    </w:lvl>
+  </w:abstractNum>
+  <w:abstractNum w:abstractNumId="15" w15:restartNumberingAfterBreak="0">
     <w:nsid w:val="5C0B61CE"/>
     <w:multiLevelType w:val="multilevel"/>
     <w:tmpl w:val="DC7E4D28"/>
@@ -8583,7 +10333,7 @@
       </w:rPr>
     </w:lvl>
   </w:abstractNum>
-  <w:abstractNum w:abstractNumId="13" w15:restartNumberingAfterBreak="0">
+  <w:abstractNum w:abstractNumId="16" w15:restartNumberingAfterBreak="0">
     <w:nsid w:val="5CAF5D35"/>
     <w:multiLevelType w:val="hybridMultilevel"/>
     <w:tmpl w:val="E508F55C"/>
@@ -8696,7 +10446,7 @@
       </w:rPr>
     </w:lvl>
   </w:abstractNum>
-  <w:abstractNum w:abstractNumId="14" w15:restartNumberingAfterBreak="0">
+  <w:abstractNum w:abstractNumId="17" w15:restartNumberingAfterBreak="0">
     <w:nsid w:val="5EBB76A3"/>
     <w:multiLevelType w:val="multilevel"/>
     <w:tmpl w:val="2F9CC404"/>
@@ -8809,7 +10559,7 @@
       </w:rPr>
     </w:lvl>
   </w:abstractNum>
-  <w:abstractNum w:abstractNumId="15" w15:restartNumberingAfterBreak="0">
+  <w:abstractNum w:abstractNumId="18" w15:restartNumberingAfterBreak="0">
     <w:nsid w:val="5FCE2F7B"/>
     <w:multiLevelType w:val="multilevel"/>
     <w:tmpl w:val="9F5E7722"/>
@@ -8922,7 +10672,7 @@
       </w:rPr>
     </w:lvl>
   </w:abstractNum>
-  <w:abstractNum w:abstractNumId="16" w15:restartNumberingAfterBreak="0">
+  <w:abstractNum w:abstractNumId="19" w15:restartNumberingAfterBreak="0">
     <w:nsid w:val="640559B8"/>
     <w:multiLevelType w:val="hybridMultilevel"/>
     <w:tmpl w:val="883AC300"/>
@@ -9035,7 +10785,120 @@
       </w:rPr>
     </w:lvl>
   </w:abstractNum>
-  <w:abstractNum w:abstractNumId="17" w15:restartNumberingAfterBreak="0">
+  <w:abstractNum w:abstractNumId="20" w15:restartNumberingAfterBreak="0">
+    <w:nsid w:val="641674FB"/>
+    <w:multiLevelType w:val="hybridMultilevel"/>
+    <w:tmpl w:val="419EA242"/>
+    <w:lvl w:ilvl="0" w:tplc="04190001">
+      <w:start w:val="1"/>
+      <w:numFmt w:val="bullet"/>
+      <w:lvlText w:val=""/>
+      <w:lvlJc w:val="left"/>
+      <w:pPr>
+        <w:ind w:left="1429" w:hanging="360"/>
+      </w:pPr>
+      <w:rPr>
+        <w:rFonts w:ascii="Symbol" w:hAnsi="Symbol" w:hint="default"/>
+      </w:rPr>
+    </w:lvl>
+    <w:lvl w:ilvl="1" w:tplc="04190003" w:tentative="1">
+      <w:start w:val="1"/>
+      <w:numFmt w:val="bullet"/>
+      <w:lvlText w:val="o"/>
+      <w:lvlJc w:val="left"/>
+      <w:pPr>
+        <w:ind w:left="2149" w:hanging="360"/>
+      </w:pPr>
+      <w:rPr>
+        <w:rFonts w:ascii="Courier New" w:hAnsi="Courier New" w:cs="Courier New" w:hint="default"/>
+      </w:rPr>
+    </w:lvl>
+    <w:lvl w:ilvl="2" w:tplc="04190005" w:tentative="1">
+      <w:start w:val="1"/>
+      <w:numFmt w:val="bullet"/>
+      <w:lvlText w:val=""/>
+      <w:lvlJc w:val="left"/>
+      <w:pPr>
+        <w:ind w:left="2869" w:hanging="360"/>
+      </w:pPr>
+      <w:rPr>
+        <w:rFonts w:ascii="Wingdings" w:hAnsi="Wingdings" w:hint="default"/>
+      </w:rPr>
+    </w:lvl>
+    <w:lvl w:ilvl="3" w:tplc="04190001" w:tentative="1">
+      <w:start w:val="1"/>
+      <w:numFmt w:val="bullet"/>
+      <w:lvlText w:val=""/>
+      <w:lvlJc w:val="left"/>
+      <w:pPr>
+        <w:ind w:left="3589" w:hanging="360"/>
+      </w:pPr>
+      <w:rPr>
+        <w:rFonts w:ascii="Symbol" w:hAnsi="Symbol" w:hint="default"/>
+      </w:rPr>
+    </w:lvl>
+    <w:lvl w:ilvl="4" w:tplc="04190003" w:tentative="1">
+      <w:start w:val="1"/>
+      <w:numFmt w:val="bullet"/>
+      <w:lvlText w:val="o"/>
+      <w:lvlJc w:val="left"/>
+      <w:pPr>
+        <w:ind w:left="4309" w:hanging="360"/>
+      </w:pPr>
+      <w:rPr>
+        <w:rFonts w:ascii="Courier New" w:hAnsi="Courier New" w:cs="Courier New" w:hint="default"/>
+      </w:rPr>
+    </w:lvl>
+    <w:lvl w:ilvl="5" w:tplc="04190005" w:tentative="1">
+      <w:start w:val="1"/>
+      <w:numFmt w:val="bullet"/>
+      <w:lvlText w:val=""/>
+      <w:lvlJc w:val="left"/>
+      <w:pPr>
+        <w:ind w:left="5029" w:hanging="360"/>
+      </w:pPr>
+      <w:rPr>
+        <w:rFonts w:ascii="Wingdings" w:hAnsi="Wingdings" w:hint="default"/>
+      </w:rPr>
+    </w:lvl>
+    <w:lvl w:ilvl="6" w:tplc="04190001" w:tentative="1">
+      <w:start w:val="1"/>
+      <w:numFmt w:val="bullet"/>
+      <w:lvlText w:val=""/>
+      <w:lvlJc w:val="left"/>
+      <w:pPr>
+        <w:ind w:left="5749" w:hanging="360"/>
+      </w:pPr>
+      <w:rPr>
+        <w:rFonts w:ascii="Symbol" w:hAnsi="Symbol" w:hint="default"/>
+      </w:rPr>
+    </w:lvl>
+    <w:lvl w:ilvl="7" w:tplc="04190003" w:tentative="1">
+      <w:start w:val="1"/>
+      <w:numFmt w:val="bullet"/>
+      <w:lvlText w:val="o"/>
+      <w:lvlJc w:val="left"/>
+      <w:pPr>
+        <w:ind w:left="6469" w:hanging="360"/>
+      </w:pPr>
+      <w:rPr>
+        <w:rFonts w:ascii="Courier New" w:hAnsi="Courier New" w:cs="Courier New" w:hint="default"/>
+      </w:rPr>
+    </w:lvl>
+    <w:lvl w:ilvl="8" w:tplc="04190005" w:tentative="1">
+      <w:start w:val="1"/>
+      <w:numFmt w:val="bullet"/>
+      <w:lvlText w:val=""/>
+      <w:lvlJc w:val="left"/>
+      <w:pPr>
+        <w:ind w:left="7189" w:hanging="360"/>
+      </w:pPr>
+      <w:rPr>
+        <w:rFonts w:ascii="Wingdings" w:hAnsi="Wingdings" w:hint="default"/>
+      </w:rPr>
+    </w:lvl>
+  </w:abstractNum>
+  <w:abstractNum w:abstractNumId="21" w15:restartNumberingAfterBreak="0">
     <w:nsid w:val="67753A75"/>
     <w:multiLevelType w:val="hybridMultilevel"/>
     <w:tmpl w:val="D62E54EC"/>
@@ -9148,7 +11011,7 @@
       </w:rPr>
     </w:lvl>
   </w:abstractNum>
-  <w:abstractNum w:abstractNumId="18" w15:restartNumberingAfterBreak="0">
+  <w:abstractNum w:abstractNumId="22" w15:restartNumberingAfterBreak="0">
     <w:nsid w:val="6F597825"/>
     <w:multiLevelType w:val="hybridMultilevel"/>
     <w:tmpl w:val="C5BAE506"/>
@@ -9261,7 +11124,7 @@
       </w:rPr>
     </w:lvl>
   </w:abstractNum>
-  <w:abstractNum w:abstractNumId="19" w15:restartNumberingAfterBreak="0">
+  <w:abstractNum w:abstractNumId="23" w15:restartNumberingAfterBreak="0">
     <w:nsid w:val="72BB423F"/>
     <w:multiLevelType w:val="hybridMultilevel"/>
     <w:tmpl w:val="5BD44644"/>
@@ -9374,7 +11237,7 @@
       </w:rPr>
     </w:lvl>
   </w:abstractNum>
-  <w:abstractNum w:abstractNumId="20" w15:restartNumberingAfterBreak="0">
+  <w:abstractNum w:abstractNumId="24" w15:restartNumberingAfterBreak="0">
     <w:nsid w:val="76F2015A"/>
     <w:multiLevelType w:val="hybridMultilevel"/>
     <w:tmpl w:val="15C2228C"/>
@@ -9487,7 +11350,7 @@
       </w:rPr>
     </w:lvl>
   </w:abstractNum>
-  <w:abstractNum w:abstractNumId="21" w15:restartNumberingAfterBreak="0">
+  <w:abstractNum w:abstractNumId="25" w15:restartNumberingAfterBreak="0">
     <w:nsid w:val="797667FD"/>
     <w:multiLevelType w:val="hybridMultilevel"/>
     <w:tmpl w:val="505C32EA"/>
@@ -9576,7 +11439,7 @@
       </w:pPr>
     </w:lvl>
   </w:abstractNum>
-  <w:abstractNum w:abstractNumId="22" w15:restartNumberingAfterBreak="0">
+  <w:abstractNum w:abstractNumId="26" w15:restartNumberingAfterBreak="0">
     <w:nsid w:val="79D06786"/>
     <w:multiLevelType w:val="hybridMultilevel"/>
     <w:tmpl w:val="A07671C0"/>
@@ -9689,65 +11552,178 @@
       </w:rPr>
     </w:lvl>
   </w:abstractNum>
+  <w:abstractNum w:abstractNumId="27" w15:restartNumberingAfterBreak="0">
+    <w:nsid w:val="7F4C5B84"/>
+    <w:multiLevelType w:val="hybridMultilevel"/>
+    <w:tmpl w:val="22AEC8A4"/>
+    <w:lvl w:ilvl="0" w:tplc="04190001">
+      <w:start w:val="1"/>
+      <w:numFmt w:val="bullet"/>
+      <w:lvlText w:val=""/>
+      <w:lvlJc w:val="left"/>
+      <w:pPr>
+        <w:ind w:left="1429" w:hanging="360"/>
+      </w:pPr>
+      <w:rPr>
+        <w:rFonts w:ascii="Symbol" w:hAnsi="Symbol" w:hint="default"/>
+      </w:rPr>
+    </w:lvl>
+    <w:lvl w:ilvl="1" w:tplc="04190003" w:tentative="1">
+      <w:start w:val="1"/>
+      <w:numFmt w:val="bullet"/>
+      <w:lvlText w:val="o"/>
+      <w:lvlJc w:val="left"/>
+      <w:pPr>
+        <w:ind w:left="2149" w:hanging="360"/>
+      </w:pPr>
+      <w:rPr>
+        <w:rFonts w:ascii="Courier New" w:hAnsi="Courier New" w:cs="Courier New" w:hint="default"/>
+      </w:rPr>
+    </w:lvl>
+    <w:lvl w:ilvl="2" w:tplc="04190005" w:tentative="1">
+      <w:start w:val="1"/>
+      <w:numFmt w:val="bullet"/>
+      <w:lvlText w:val=""/>
+      <w:lvlJc w:val="left"/>
+      <w:pPr>
+        <w:ind w:left="2869" w:hanging="360"/>
+      </w:pPr>
+      <w:rPr>
+        <w:rFonts w:ascii="Wingdings" w:hAnsi="Wingdings" w:hint="default"/>
+      </w:rPr>
+    </w:lvl>
+    <w:lvl w:ilvl="3" w:tplc="04190001" w:tentative="1">
+      <w:start w:val="1"/>
+      <w:numFmt w:val="bullet"/>
+      <w:lvlText w:val=""/>
+      <w:lvlJc w:val="left"/>
+      <w:pPr>
+        <w:ind w:left="3589" w:hanging="360"/>
+      </w:pPr>
+      <w:rPr>
+        <w:rFonts w:ascii="Symbol" w:hAnsi="Symbol" w:hint="default"/>
+      </w:rPr>
+    </w:lvl>
+    <w:lvl w:ilvl="4" w:tplc="04190003" w:tentative="1">
+      <w:start w:val="1"/>
+      <w:numFmt w:val="bullet"/>
+      <w:lvlText w:val="o"/>
+      <w:lvlJc w:val="left"/>
+      <w:pPr>
+        <w:ind w:left="4309" w:hanging="360"/>
+      </w:pPr>
+      <w:rPr>
+        <w:rFonts w:ascii="Courier New" w:hAnsi="Courier New" w:cs="Courier New" w:hint="default"/>
+      </w:rPr>
+    </w:lvl>
+    <w:lvl w:ilvl="5" w:tplc="04190005" w:tentative="1">
+      <w:start w:val="1"/>
+      <w:numFmt w:val="bullet"/>
+      <w:lvlText w:val=""/>
+      <w:lvlJc w:val="left"/>
+      <w:pPr>
+        <w:ind w:left="5029" w:hanging="360"/>
+      </w:pPr>
+      <w:rPr>
+        <w:rFonts w:ascii="Wingdings" w:hAnsi="Wingdings" w:hint="default"/>
+      </w:rPr>
+    </w:lvl>
+    <w:lvl w:ilvl="6" w:tplc="04190001" w:tentative="1">
+      <w:start w:val="1"/>
+      <w:numFmt w:val="bullet"/>
+      <w:lvlText w:val=""/>
+      <w:lvlJc w:val="left"/>
+      <w:pPr>
+        <w:ind w:left="5749" w:hanging="360"/>
+      </w:pPr>
+      <w:rPr>
+        <w:rFonts w:ascii="Symbol" w:hAnsi="Symbol" w:hint="default"/>
+      </w:rPr>
+    </w:lvl>
+    <w:lvl w:ilvl="7" w:tplc="04190003" w:tentative="1">
+      <w:start w:val="1"/>
+      <w:numFmt w:val="bullet"/>
+      <w:lvlText w:val="o"/>
+      <w:lvlJc w:val="left"/>
+      <w:pPr>
+        <w:ind w:left="6469" w:hanging="360"/>
+      </w:pPr>
+      <w:rPr>
+        <w:rFonts w:ascii="Courier New" w:hAnsi="Courier New" w:cs="Courier New" w:hint="default"/>
+      </w:rPr>
+    </w:lvl>
+    <w:lvl w:ilvl="8" w:tplc="04190005" w:tentative="1">
+      <w:start w:val="1"/>
+      <w:numFmt w:val="bullet"/>
+      <w:lvlText w:val=""/>
+      <w:lvlJc w:val="left"/>
+      <w:pPr>
+        <w:ind w:left="7189" w:hanging="360"/>
+      </w:pPr>
+      <w:rPr>
+        <w:rFonts w:ascii="Wingdings" w:hAnsi="Wingdings" w:hint="default"/>
+      </w:rPr>
+    </w:lvl>
+  </w:abstractNum>
   <w:num w:numId="1">
-    <w:abstractNumId w:val="12"/>
+    <w:abstractNumId w:val="15"/>
   </w:num>
   <w:num w:numId="2">
-    <w:abstractNumId w:val="14"/>
+    <w:abstractNumId w:val="17"/>
   </w:num>
   <w:num w:numId="3">
-    <w:abstractNumId w:val="15"/>
+    <w:abstractNumId w:val="18"/>
   </w:num>
   <w:num w:numId="4">
     <w:abstractNumId w:val="4"/>
   </w:num>
   <w:num w:numId="5">
-    <w:abstractNumId w:val="21"/>
+    <w:abstractNumId w:val="25"/>
   </w:num>
   <w:num w:numId="6">
     <w:abstractNumId w:val="0"/>
   </w:num>
   <w:num w:numId="7">
+    <w:abstractNumId w:val="7"/>
+  </w:num>
+  <w:num w:numId="8">
+    <w:abstractNumId w:val="23"/>
+  </w:num>
+  <w:num w:numId="9">
+    <w:abstractNumId w:val="26"/>
+  </w:num>
+  <w:num w:numId="10">
+    <w:abstractNumId w:val="21"/>
+  </w:num>
+  <w:num w:numId="11">
+    <w:abstractNumId w:val="12"/>
+  </w:num>
+  <w:num w:numId="12">
+    <w:abstractNumId w:val="9"/>
+  </w:num>
+  <w:num w:numId="13">
     <w:abstractNumId w:val="6"/>
   </w:num>
-  <w:num w:numId="8">
+  <w:num w:numId="14">
     <w:abstractNumId w:val="19"/>
   </w:num>
-  <w:num w:numId="9">
+  <w:num w:numId="15">
+    <w:abstractNumId w:val="16"/>
+  </w:num>
+  <w:num w:numId="16">
+    <w:abstractNumId w:val="11"/>
+  </w:num>
+  <w:num w:numId="17">
+    <w:abstractNumId w:val="24"/>
+  </w:num>
+  <w:num w:numId="18">
+    <w:abstractNumId w:val="8"/>
+  </w:num>
+  <w:num w:numId="19">
     <w:abstractNumId w:val="22"/>
   </w:num>
-  <w:num w:numId="10">
-    <w:abstractNumId w:val="17"/>
-  </w:num>
-  <w:num w:numId="11">
-    <w:abstractNumId w:val="11"/>
-  </w:num>
-  <w:num w:numId="12">
-    <w:abstractNumId w:val="8"/>
-  </w:num>
-  <w:num w:numId="13">
-    <w:abstractNumId w:val="5"/>
-  </w:num>
-  <w:num w:numId="14">
-    <w:abstractNumId w:val="16"/>
-  </w:num>
-  <w:num w:numId="15">
-    <w:abstractNumId w:val="13"/>
-  </w:num>
-  <w:num w:numId="16">
+  <w:num w:numId="20">
     <w:abstractNumId w:val="10"/>
-  </w:num>
-  <w:num w:numId="17">
-    <w:abstractNumId w:val="20"/>
-  </w:num>
-  <w:num w:numId="18">
-    <w:abstractNumId w:val="7"/>
-  </w:num>
-  <w:num w:numId="19">
-    <w:abstractNumId w:val="18"/>
-  </w:num>
-  <w:num w:numId="20">
-    <w:abstractNumId w:val="9"/>
   </w:num>
   <w:num w:numId="21">
     <w:abstractNumId w:val="3"/>
@@ -9757,6 +11733,21 @@
   </w:num>
   <w:num w:numId="23">
     <w:abstractNumId w:val="1"/>
+  </w:num>
+  <w:num w:numId="24">
+    <w:abstractNumId w:val="27"/>
+  </w:num>
+  <w:num w:numId="25">
+    <w:abstractNumId w:val="5"/>
+  </w:num>
+  <w:num w:numId="26">
+    <w:abstractNumId w:val="20"/>
+  </w:num>
+  <w:num w:numId="27">
+    <w:abstractNumId w:val="14"/>
+  </w:num>
+  <w:num w:numId="28">
+    <w:abstractNumId w:val="13"/>
   </w:num>
 </w:numbering>
 </file>
